--- a/docs/FINAL MANUSCRIPT/CHAPTER_4_RESULTS_AND_DISCUSSION.docx
+++ b/docs/FINAL MANUSCRIPT/CHAPTER_4_RESULTS_AND_DISCUSSION.docx
@@ -14243,7 +14243,7 @@
           <w:sz w:val="24"/>
           <w:szCs w:val="24"/>
         </w:rPr>
-        <w:t xml:space="preserve">An accessibility scan of the seven public pages (axe-core 4, WCAG 2 levels A and AA) at phone and computer widths found no violations, and no page was wider than a 360-pixel phone screen.</w:t>
+        <w:t xml:space="preserve">An accessibility scan of the seven public pages (axe-core 4, WCAG 2 levels A and AA) at phone and computer widths found no violations, and no page was wider than a 360-pixel phone screen. The same two measurements were taken on the owner's eight screens, signed in on a local copy of the application connected to the live records, at 360, 390, 768 and 1366 pixels: no screen was wider than the window and none had a violation. These were the screens the owner had found hard to use on her phone on 23 September (Section 4.3.2); the fixes of that day are here measured on the real screens with real records for the first time.</w:t>
       </w:r>
     </w:p>
     <w:p>

--- a/docs/FINAL MANUSCRIPT/CHAPTER_4_RESULTS_AND_DISCUSSION.docx
+++ b/docs/FINAL MANUSCRIPT/CHAPTER_4_RESULTS_AND_DISCUSSION.docx
@@ -29423,17 +29423,17 @@
           <w:sz w:val="24"/>
           <w:szCs w:val="24"/>
         </w:rPr>
-        <w:t xml:space="preserve">[DATA PENDING: if the team runs the external security scans in </w:t>
+        <w:t xml:space="preserve">Two passive external scans, which read the public site the way a browser does, were run on 30 September 2026 as supporting evidence. </w:t>
       </w:r>
       <w:r>
         <w:rPr>
-          <w:rFonts w:ascii="Courier New" w:cs="Courier New" w:eastAsia="Courier New" w:hAnsi="Courier New"/>
-          <w:b w:val="false"/>
-          <w:bCs w:val="false"/>
-          <w:sz w:val="22"/>
-          <w:szCs w:val="22"/>
+          <w:rFonts w:ascii="Arial" w:cs="Arial" w:eastAsia="Arial" w:hAnsi="Arial"/>
+          <w:b/>
+          <w:bCs/>
+          <w:sz w:val="24"/>
+          <w:szCs w:val="24"/>
         </w:rPr>
-        <w:t xml:space="preserve">TEAM_TASKS_WE_DO_OURSELVES.md</w:t>
+        <w:t xml:space="preserve">Qualys SSL Labs graded the HTTPS setup A+</w:t>
       </w:r>
       <w:r>
         <w:rPr>
@@ -29443,7 +29443,27 @@
           <w:sz w:val="24"/>
           <w:szCs w:val="24"/>
         </w:rPr>
-        <w:t xml:space="preserve">, report their grades here as supporting evidence, with the date and tool name.]</w:t>
+        <w:t xml:space="preserve"> (TLS 1.2 and 1.3 only, HSTS present; one of the host's two addresses graded A because HSTS was not seen on it during the scan). </w:t>
+      </w:r>
+      <w:r>
+        <w:rPr>
+          <w:rFonts w:ascii="Arial" w:cs="Arial" w:eastAsia="Arial" w:hAnsi="Arial"/>
+          <w:b/>
+          <w:bCs/>
+          <w:sz w:val="24"/>
+          <w:szCs w:val="24"/>
+        </w:rPr>
+        <w:t xml:space="preserve">Mozilla HTTP Observatory graded the security headers B, 75 of 100, with 11 of 12 tests passed.</w:t>
+      </w:r>
+      <w:r>
+        <w:rPr>
+          <w:rFonts w:ascii="Arial" w:cs="Arial" w:eastAsia="Arial" w:hAnsi="Arial"/>
+          <w:b w:val="false"/>
+          <w:bCs w:val="false"/>
+          <w:sz w:val="24"/>
+          <w:szCs w:val="24"/>
+        </w:rPr>
+        <w:t xml:space="preserve"> The one failure is deliberate: the Content Security Policy is declared in report-only mode, which records what it would block without blocking it. Enforcing it as written would also block the map on the public page and has not yet been tried against a payment, so it was left for after the pilot (Chapter 5, recommendation 9). [DATA PENDING: securityheaders.com grade and PageSpeed Insights scores from the team's runs, with dates.]</w:t>
       </w:r>
     </w:p>
     <w:p>

--- a/docs/FINAL MANUSCRIPT/CHAPTER_4_RESULTS_AND_DISCUSSION.docx
+++ b/docs/FINAL MANUSCRIPT/CHAPTER_4_RESULTS_AND_DISCUSSION.docx
@@ -14248,6 +14248,23 @@
     </w:p>
     <w:p>
       <w:pPr>
+        <w:spacing w:after="0" w:before="0" w:line="480" w:lineRule="auto"/>
+        <w:ind w:firstLine="720"/>
+        <w:jc w:val="both"/>
+      </w:pPr>
+      <w:r>
+        <w:rPr>
+          <w:rFonts w:ascii="Arial" w:cs="Arial" w:eastAsia="Arial" w:hAnsi="Arial"/>
+          <w:b w:val="false"/>
+          <w:bCs w:val="false"/>
+          <w:sz w:val="24"/>
+          <w:szCs w:val="24"/>
+        </w:rPr>
+        <w:t xml:space="preserve">Google Lighthouse (version 12.8, run on the same laptop against the live public page, three runs each, median reported) scored accessibility, best practices and search optimization 100 on both a simulated phone and a computer. It also found the page jumping as it loaded: the footer appeared on an empty page and was pushed down when the page's content arrived, a layout shift of 0.50 where 0.1 is the limit for "good", which held the computer performance score at 76. The space the page needs is now held until it loads; after the change the live page measured a layout shift of 0 and a computer performance score of 95. On the simulated slow phone the score stayed about 70, because the page's main text appears only after its code has arrived and run, about five seconds on that connection (Chapter 5, recommendation 11). The real-device timings in Table 11 are the measurement that decides how fast the system is for the owner and tenants.</w:t>
+      </w:r>
+    </w:p>
+    <w:p>
+      <w:pPr>
         <w:spacing w:after="120" w:before="240" w:line="480" w:lineRule="auto"/>
         <w:jc w:val="left"/>
       </w:pPr>
@@ -33112,7 +33129,7 @@
         </w:trPr>
         <w:tc>
           <w:tcPr>
-            <w:tcW w:type="dxa" w:w="1572"/>
+            <w:tcW w:type="dxa" w:w="1545"/>
             <w:tcBorders>
               <w:top w:val="single" w:color="1A202C" w:sz="12"/>
               <w:left w:val="none" w:color="auto" w:sz="0"/>
@@ -33146,7 +33163,7 @@
         </w:tc>
         <w:tc>
           <w:tcPr>
-            <w:tcW w:type="dxa" w:w="2812"/>
+            <w:tcW w:type="dxa" w:w="2893"/>
             <w:tcBorders>
               <w:top w:val="single" w:color="1A202C" w:sz="12"/>
               <w:left w:val="none" w:color="auto" w:sz="0"/>
@@ -33180,7 +33197,7 @@
         </w:tc>
         <w:tc>
           <w:tcPr>
-            <w:tcW w:type="dxa" w:w="2830"/>
+            <w:tcW w:type="dxa" w:w="2792"/>
             <w:tcBorders>
               <w:top w:val="single" w:color="1A202C" w:sz="12"/>
               <w:left w:val="none" w:color="auto" w:sz="0"/>
@@ -33214,7 +33231,7 @@
         </w:tc>
         <w:tc>
           <w:tcPr>
-            <w:tcW w:type="dxa" w:w="1426"/>
+            <w:tcW w:type="dxa" w:w="1410"/>
             <w:tcBorders>
               <w:top w:val="single" w:color="1A202C" w:sz="12"/>
               <w:left w:val="none" w:color="auto" w:sz="0"/>
@@ -33253,7 +33270,7 @@
         </w:trPr>
         <w:tc>
           <w:tcPr>
-            <w:tcW w:type="dxa" w:w="1572"/>
+            <w:tcW w:type="dxa" w:w="1545"/>
             <w:tcBorders>
               <w:top w:val="single" w:color="E2E8F0" w:sz="4"/>
               <w:left w:val="none" w:color="auto" w:sz="0"/>
@@ -33286,7 +33303,7 @@
         </w:tc>
         <w:tc>
           <w:tcPr>
-            <w:tcW w:type="dxa" w:w="2812"/>
+            <w:tcW w:type="dxa" w:w="2893"/>
             <w:tcBorders>
               <w:top w:val="single" w:color="E2E8F0" w:sz="4"/>
               <w:left w:val="none" w:color="auto" w:sz="0"/>
@@ -33319,7 +33336,7 @@
         </w:tc>
         <w:tc>
           <w:tcPr>
-            <w:tcW w:type="dxa" w:w="2830"/>
+            <w:tcW w:type="dxa" w:w="2792"/>
             <w:tcBorders>
               <w:top w:val="single" w:color="E2E8F0" w:sz="4"/>
               <w:left w:val="none" w:color="auto" w:sz="0"/>
@@ -33352,7 +33369,7 @@
         </w:tc>
         <w:tc>
           <w:tcPr>
-            <w:tcW w:type="dxa" w:w="1426"/>
+            <w:tcW w:type="dxa" w:w="1410"/>
             <w:tcBorders>
               <w:top w:val="single" w:color="E2E8F0" w:sz="4"/>
               <w:left w:val="none" w:color="auto" w:sz="0"/>
@@ -33390,7 +33407,7 @@
         </w:trPr>
         <w:tc>
           <w:tcPr>
-            <w:tcW w:type="dxa" w:w="1572"/>
+            <w:tcW w:type="dxa" w:w="1545"/>
             <w:tcBorders>
               <w:top w:val="single" w:color="E2E8F0" w:sz="4"/>
               <w:left w:val="none" w:color="auto" w:sz="0"/>
@@ -33423,7 +33440,7 @@
         </w:tc>
         <w:tc>
           <w:tcPr>
-            <w:tcW w:type="dxa" w:w="2812"/>
+            <w:tcW w:type="dxa" w:w="2893"/>
             <w:tcBorders>
               <w:top w:val="single" w:color="E2E8F0" w:sz="4"/>
               <w:left w:val="none" w:color="auto" w:sz="0"/>
@@ -33456,7 +33473,7 @@
         </w:tc>
         <w:tc>
           <w:tcPr>
-            <w:tcW w:type="dxa" w:w="2830"/>
+            <w:tcW w:type="dxa" w:w="2792"/>
             <w:tcBorders>
               <w:top w:val="single" w:color="E2E8F0" w:sz="4"/>
               <w:left w:val="none" w:color="auto" w:sz="0"/>
@@ -33489,7 +33506,7 @@
         </w:tc>
         <w:tc>
           <w:tcPr>
-            <w:tcW w:type="dxa" w:w="1426"/>
+            <w:tcW w:type="dxa" w:w="1410"/>
             <w:tcBorders>
               <w:top w:val="single" w:color="E2E8F0" w:sz="4"/>
               <w:left w:val="none" w:color="auto" w:sz="0"/>
@@ -33527,7 +33544,7 @@
         </w:trPr>
         <w:tc>
           <w:tcPr>
-            <w:tcW w:type="dxa" w:w="1572"/>
+            <w:tcW w:type="dxa" w:w="1545"/>
             <w:tcBorders>
               <w:top w:val="single" w:color="E2E8F0" w:sz="4"/>
               <w:left w:val="none" w:color="auto" w:sz="0"/>
@@ -33560,7 +33577,7 @@
         </w:tc>
         <w:tc>
           <w:tcPr>
-            <w:tcW w:type="dxa" w:w="2812"/>
+            <w:tcW w:type="dxa" w:w="2893"/>
             <w:tcBorders>
               <w:top w:val="single" w:color="E2E8F0" w:sz="4"/>
               <w:left w:val="none" w:color="auto" w:sz="0"/>
@@ -33593,7 +33610,7 @@
         </w:tc>
         <w:tc>
           <w:tcPr>
-            <w:tcW w:type="dxa" w:w="2830"/>
+            <w:tcW w:type="dxa" w:w="2792"/>
             <w:tcBorders>
               <w:top w:val="single" w:color="E2E8F0" w:sz="4"/>
               <w:left w:val="none" w:color="auto" w:sz="0"/>
@@ -33626,7 +33643,7 @@
         </w:tc>
         <w:tc>
           <w:tcPr>
-            <w:tcW w:type="dxa" w:w="1426"/>
+            <w:tcW w:type="dxa" w:w="1410"/>
             <w:tcBorders>
               <w:top w:val="single" w:color="E2E8F0" w:sz="4"/>
               <w:left w:val="none" w:color="auto" w:sz="0"/>
@@ -33664,7 +33681,7 @@
         </w:trPr>
         <w:tc>
           <w:tcPr>
-            <w:tcW w:type="dxa" w:w="1572"/>
+            <w:tcW w:type="dxa" w:w="1545"/>
             <w:tcBorders>
               <w:top w:val="single" w:color="E2E8F0" w:sz="4"/>
               <w:left w:val="none" w:color="auto" w:sz="0"/>
@@ -33697,7 +33714,7 @@
         </w:tc>
         <w:tc>
           <w:tcPr>
-            <w:tcW w:type="dxa" w:w="2812"/>
+            <w:tcW w:type="dxa" w:w="2893"/>
             <w:tcBorders>
               <w:top w:val="single" w:color="E2E8F0" w:sz="4"/>
               <w:left w:val="none" w:color="auto" w:sz="0"/>
@@ -33730,7 +33747,7 @@
         </w:tc>
         <w:tc>
           <w:tcPr>
-            <w:tcW w:type="dxa" w:w="2830"/>
+            <w:tcW w:type="dxa" w:w="2792"/>
             <w:tcBorders>
               <w:top w:val="single" w:color="E2E8F0" w:sz="4"/>
               <w:left w:val="none" w:color="auto" w:sz="0"/>
@@ -33763,7 +33780,7 @@
         </w:tc>
         <w:tc>
           <w:tcPr>
-            <w:tcW w:type="dxa" w:w="1426"/>
+            <w:tcW w:type="dxa" w:w="1410"/>
             <w:tcBorders>
               <w:top w:val="single" w:color="E2E8F0" w:sz="4"/>
               <w:left w:val="none" w:color="auto" w:sz="0"/>
@@ -33801,7 +33818,7 @@
         </w:trPr>
         <w:tc>
           <w:tcPr>
-            <w:tcW w:type="dxa" w:w="1572"/>
+            <w:tcW w:type="dxa" w:w="1545"/>
             <w:tcBorders>
               <w:top w:val="single" w:color="E2E8F0" w:sz="4"/>
               <w:left w:val="none" w:color="auto" w:sz="0"/>
@@ -33834,7 +33851,7 @@
         </w:tc>
         <w:tc>
           <w:tcPr>
-            <w:tcW w:type="dxa" w:w="2812"/>
+            <w:tcW w:type="dxa" w:w="2893"/>
             <w:tcBorders>
               <w:top w:val="single" w:color="E2E8F0" w:sz="4"/>
               <w:left w:val="none" w:color="auto" w:sz="0"/>
@@ -33867,7 +33884,7 @@
         </w:tc>
         <w:tc>
           <w:tcPr>
-            <w:tcW w:type="dxa" w:w="2830"/>
+            <w:tcW w:type="dxa" w:w="2792"/>
             <w:tcBorders>
               <w:top w:val="single" w:color="E2E8F0" w:sz="4"/>
               <w:left w:val="none" w:color="auto" w:sz="0"/>
@@ -33900,7 +33917,7 @@
         </w:tc>
         <w:tc>
           <w:tcPr>
-            <w:tcW w:type="dxa" w:w="1426"/>
+            <w:tcW w:type="dxa" w:w="1410"/>
             <w:tcBorders>
               <w:top w:val="single" w:color="E2E8F0" w:sz="4"/>
               <w:left w:val="none" w:color="auto" w:sz="0"/>
@@ -33938,7 +33955,7 @@
         </w:trPr>
         <w:tc>
           <w:tcPr>
-            <w:tcW w:type="dxa" w:w="1572"/>
+            <w:tcW w:type="dxa" w:w="1545"/>
             <w:tcBorders>
               <w:top w:val="single" w:color="E2E8F0" w:sz="4"/>
               <w:left w:val="none" w:color="auto" w:sz="0"/>
@@ -33971,7 +33988,7 @@
         </w:tc>
         <w:tc>
           <w:tcPr>
-            <w:tcW w:type="dxa" w:w="2812"/>
+            <w:tcW w:type="dxa" w:w="2893"/>
             <w:tcBorders>
               <w:top w:val="single" w:color="E2E8F0" w:sz="4"/>
               <w:left w:val="none" w:color="auto" w:sz="0"/>
@@ -34004,7 +34021,7 @@
         </w:tc>
         <w:tc>
           <w:tcPr>
-            <w:tcW w:type="dxa" w:w="2830"/>
+            <w:tcW w:type="dxa" w:w="2792"/>
             <w:tcBorders>
               <w:top w:val="single" w:color="E2E8F0" w:sz="4"/>
               <w:left w:val="none" w:color="auto" w:sz="0"/>
@@ -34037,7 +34054,7 @@
         </w:tc>
         <w:tc>
           <w:tcPr>
-            <w:tcW w:type="dxa" w:w="1426"/>
+            <w:tcW w:type="dxa" w:w="1410"/>
             <w:tcBorders>
               <w:top w:val="single" w:color="E2E8F0" w:sz="4"/>
               <w:left w:val="none" w:color="auto" w:sz="0"/>
@@ -34075,7 +34092,7 @@
         </w:trPr>
         <w:tc>
           <w:tcPr>
-            <w:tcW w:type="dxa" w:w="1572"/>
+            <w:tcW w:type="dxa" w:w="1545"/>
             <w:tcBorders>
               <w:top w:val="single" w:color="E2E8F0" w:sz="4"/>
               <w:left w:val="none" w:color="auto" w:sz="0"/>
@@ -34108,7 +34125,7 @@
         </w:tc>
         <w:tc>
           <w:tcPr>
-            <w:tcW w:type="dxa" w:w="2812"/>
+            <w:tcW w:type="dxa" w:w="2893"/>
             <w:tcBorders>
               <w:top w:val="single" w:color="E2E8F0" w:sz="4"/>
               <w:left w:val="none" w:color="auto" w:sz="0"/>
@@ -34141,7 +34158,7 @@
         </w:tc>
         <w:tc>
           <w:tcPr>
-            <w:tcW w:type="dxa" w:w="2830"/>
+            <w:tcW w:type="dxa" w:w="2792"/>
             <w:tcBorders>
               <w:top w:val="single" w:color="E2E8F0" w:sz="4"/>
               <w:left w:val="none" w:color="auto" w:sz="0"/>
@@ -34174,7 +34191,7 @@
         </w:tc>
         <w:tc>
           <w:tcPr>
-            <w:tcW w:type="dxa" w:w="1426"/>
+            <w:tcW w:type="dxa" w:w="1410"/>
             <w:tcBorders>
               <w:top w:val="single" w:color="E2E8F0" w:sz="4"/>
               <w:left w:val="none" w:color="auto" w:sz="0"/>
@@ -34212,7 +34229,7 @@
         </w:trPr>
         <w:tc>
           <w:tcPr>
-            <w:tcW w:type="dxa" w:w="1572"/>
+            <w:tcW w:type="dxa" w:w="1545"/>
             <w:tcBorders>
               <w:top w:val="single" w:color="E2E8F0" w:sz="4"/>
               <w:left w:val="none" w:color="auto" w:sz="0"/>
@@ -34245,7 +34262,7 @@
         </w:tc>
         <w:tc>
           <w:tcPr>
-            <w:tcW w:type="dxa" w:w="2812"/>
+            <w:tcW w:type="dxa" w:w="2893"/>
             <w:tcBorders>
               <w:top w:val="single" w:color="E2E8F0" w:sz="4"/>
               <w:left w:val="none" w:color="auto" w:sz="0"/>
@@ -34278,7 +34295,7 @@
         </w:tc>
         <w:tc>
           <w:tcPr>
-            <w:tcW w:type="dxa" w:w="2830"/>
+            <w:tcW w:type="dxa" w:w="2792"/>
             <w:tcBorders>
               <w:top w:val="single" w:color="E2E8F0" w:sz="4"/>
               <w:left w:val="none" w:color="auto" w:sz="0"/>
@@ -34311,7 +34328,7 @@
         </w:tc>
         <w:tc>
           <w:tcPr>
-            <w:tcW w:type="dxa" w:w="1426"/>
+            <w:tcW w:type="dxa" w:w="1410"/>
             <w:tcBorders>
               <w:top w:val="single" w:color="E2E8F0" w:sz="4"/>
               <w:left w:val="none" w:color="auto" w:sz="0"/>
@@ -34349,7 +34366,7 @@
         </w:trPr>
         <w:tc>
           <w:tcPr>
-            <w:tcW w:type="dxa" w:w="1572"/>
+            <w:tcW w:type="dxa" w:w="1545"/>
             <w:tcBorders>
               <w:top w:val="single" w:color="E2E8F0" w:sz="4"/>
               <w:left w:val="none" w:color="auto" w:sz="0"/>
@@ -34382,7 +34399,7 @@
         </w:tc>
         <w:tc>
           <w:tcPr>
-            <w:tcW w:type="dxa" w:w="2812"/>
+            <w:tcW w:type="dxa" w:w="2893"/>
             <w:tcBorders>
               <w:top w:val="single" w:color="E2E8F0" w:sz="4"/>
               <w:left w:val="none" w:color="auto" w:sz="0"/>
@@ -34415,7 +34432,7 @@
         </w:tc>
         <w:tc>
           <w:tcPr>
-            <w:tcW w:type="dxa" w:w="2830"/>
+            <w:tcW w:type="dxa" w:w="2792"/>
             <w:tcBorders>
               <w:top w:val="single" w:color="E2E8F0" w:sz="4"/>
               <w:left w:val="none" w:color="auto" w:sz="0"/>
@@ -34448,7 +34465,7 @@
         </w:tc>
         <w:tc>
           <w:tcPr>
-            <w:tcW w:type="dxa" w:w="1426"/>
+            <w:tcW w:type="dxa" w:w="1410"/>
             <w:tcBorders>
               <w:top w:val="single" w:color="E2E8F0" w:sz="4"/>
               <w:left w:val="none" w:color="auto" w:sz="0"/>
@@ -34486,7 +34503,7 @@
         </w:trPr>
         <w:tc>
           <w:tcPr>
-            <w:tcW w:type="dxa" w:w="1572"/>
+            <w:tcW w:type="dxa" w:w="1545"/>
             <w:tcBorders>
               <w:top w:val="single" w:color="E2E8F0" w:sz="4"/>
               <w:left w:val="none" w:color="auto" w:sz="0"/>
@@ -34519,7 +34536,7 @@
         </w:tc>
         <w:tc>
           <w:tcPr>
-            <w:tcW w:type="dxa" w:w="2812"/>
+            <w:tcW w:type="dxa" w:w="2893"/>
             <w:tcBorders>
               <w:top w:val="single" w:color="E2E8F0" w:sz="4"/>
               <w:left w:val="none" w:color="auto" w:sz="0"/>
@@ -34552,7 +34569,7 @@
         </w:tc>
         <w:tc>
           <w:tcPr>
-            <w:tcW w:type="dxa" w:w="2830"/>
+            <w:tcW w:type="dxa" w:w="2792"/>
             <w:tcBorders>
               <w:top w:val="single" w:color="E2E8F0" w:sz="4"/>
               <w:left w:val="none" w:color="auto" w:sz="0"/>
@@ -34585,7 +34602,7 @@
         </w:tc>
         <w:tc>
           <w:tcPr>
-            <w:tcW w:type="dxa" w:w="1426"/>
+            <w:tcW w:type="dxa" w:w="1410"/>
             <w:tcBorders>
               <w:top w:val="single" w:color="E2E8F0" w:sz="4"/>
               <w:left w:val="none" w:color="auto" w:sz="0"/>
@@ -34623,7 +34640,7 @@
         </w:trPr>
         <w:tc>
           <w:tcPr>
-            <w:tcW w:type="dxa" w:w="1572"/>
+            <w:tcW w:type="dxa" w:w="1545"/>
             <w:tcBorders>
               <w:top w:val="single" w:color="E2E8F0" w:sz="4"/>
               <w:left w:val="none" w:color="auto" w:sz="0"/>
@@ -34656,7 +34673,7 @@
         </w:tc>
         <w:tc>
           <w:tcPr>
-            <w:tcW w:type="dxa" w:w="2812"/>
+            <w:tcW w:type="dxa" w:w="2893"/>
             <w:tcBorders>
               <w:top w:val="single" w:color="E2E8F0" w:sz="4"/>
               <w:left w:val="none" w:color="auto" w:sz="0"/>
@@ -34689,7 +34706,7 @@
         </w:tc>
         <w:tc>
           <w:tcPr>
-            <w:tcW w:type="dxa" w:w="2830"/>
+            <w:tcW w:type="dxa" w:w="2792"/>
             <w:tcBorders>
               <w:top w:val="single" w:color="E2E8F0" w:sz="4"/>
               <w:left w:val="none" w:color="auto" w:sz="0"/>
@@ -34722,7 +34739,7 @@
         </w:tc>
         <w:tc>
           <w:tcPr>
-            <w:tcW w:type="dxa" w:w="1426"/>
+            <w:tcW w:type="dxa" w:w="1410"/>
             <w:tcBorders>
               <w:top w:val="single" w:color="E2E8F0" w:sz="4"/>
               <w:left w:val="none" w:color="auto" w:sz="0"/>
@@ -34760,7 +34777,7 @@
         </w:trPr>
         <w:tc>
           <w:tcPr>
-            <w:tcW w:type="dxa" w:w="1572"/>
+            <w:tcW w:type="dxa" w:w="1545"/>
             <w:tcBorders>
               <w:top w:val="single" w:color="E2E8F0" w:sz="4"/>
               <w:left w:val="none" w:color="auto" w:sz="0"/>
@@ -34793,7 +34810,7 @@
         </w:tc>
         <w:tc>
           <w:tcPr>
-            <w:tcW w:type="dxa" w:w="2812"/>
+            <w:tcW w:type="dxa" w:w="2893"/>
             <w:tcBorders>
               <w:top w:val="single" w:color="E2E8F0" w:sz="4"/>
               <w:left w:val="none" w:color="auto" w:sz="0"/>
@@ -34826,7 +34843,7 @@
         </w:tc>
         <w:tc>
           <w:tcPr>
-            <w:tcW w:type="dxa" w:w="2830"/>
+            <w:tcW w:type="dxa" w:w="2792"/>
             <w:tcBorders>
               <w:top w:val="single" w:color="E2E8F0" w:sz="4"/>
               <w:left w:val="none" w:color="auto" w:sz="0"/>
@@ -34859,7 +34876,7 @@
         </w:tc>
         <w:tc>
           <w:tcPr>
-            <w:tcW w:type="dxa" w:w="1426"/>
+            <w:tcW w:type="dxa" w:w="1410"/>
             <w:tcBorders>
               <w:top w:val="single" w:color="E2E8F0" w:sz="4"/>
               <w:left w:val="none" w:color="auto" w:sz="0"/>
@@ -34897,7 +34914,7 @@
         </w:trPr>
         <w:tc>
           <w:tcPr>
-            <w:tcW w:type="dxa" w:w="1572"/>
+            <w:tcW w:type="dxa" w:w="1545"/>
             <w:tcBorders>
               <w:top w:val="single" w:color="E2E8F0" w:sz="4"/>
               <w:left w:val="none" w:color="auto" w:sz="0"/>
@@ -34930,7 +34947,7 @@
         </w:tc>
         <w:tc>
           <w:tcPr>
-            <w:tcW w:type="dxa" w:w="2812"/>
+            <w:tcW w:type="dxa" w:w="2893"/>
             <w:tcBorders>
               <w:top w:val="single" w:color="E2E8F0" w:sz="4"/>
               <w:left w:val="none" w:color="auto" w:sz="0"/>
@@ -34963,7 +34980,7 @@
         </w:tc>
         <w:tc>
           <w:tcPr>
-            <w:tcW w:type="dxa" w:w="2830"/>
+            <w:tcW w:type="dxa" w:w="2792"/>
             <w:tcBorders>
               <w:top w:val="single" w:color="E2E8F0" w:sz="4"/>
               <w:left w:val="none" w:color="auto" w:sz="0"/>
@@ -34996,7 +35013,7 @@
         </w:tc>
         <w:tc>
           <w:tcPr>
-            <w:tcW w:type="dxa" w:w="1426"/>
+            <w:tcW w:type="dxa" w:w="1410"/>
             <w:tcBorders>
               <w:top w:val="single" w:color="E2E8F0" w:sz="4"/>
               <w:left w:val="none" w:color="auto" w:sz="0"/>
@@ -35034,7 +35051,7 @@
         </w:trPr>
         <w:tc>
           <w:tcPr>
-            <w:tcW w:type="dxa" w:w="1572"/>
+            <w:tcW w:type="dxa" w:w="1545"/>
             <w:tcBorders>
               <w:top w:val="single" w:color="E2E8F0" w:sz="4"/>
               <w:left w:val="none" w:color="auto" w:sz="0"/>
@@ -35067,7 +35084,7 @@
         </w:tc>
         <w:tc>
           <w:tcPr>
-            <w:tcW w:type="dxa" w:w="2812"/>
+            <w:tcW w:type="dxa" w:w="2893"/>
             <w:tcBorders>
               <w:top w:val="single" w:color="E2E8F0" w:sz="4"/>
               <w:left w:val="none" w:color="auto" w:sz="0"/>
@@ -35100,7 +35117,7 @@
         </w:tc>
         <w:tc>
           <w:tcPr>
-            <w:tcW w:type="dxa" w:w="2830"/>
+            <w:tcW w:type="dxa" w:w="2792"/>
             <w:tcBorders>
               <w:top w:val="single" w:color="E2E8F0" w:sz="4"/>
               <w:left w:val="none" w:color="auto" w:sz="0"/>
@@ -35133,7 +35150,7 @@
         </w:tc>
         <w:tc>
           <w:tcPr>
-            <w:tcW w:type="dxa" w:w="1426"/>
+            <w:tcW w:type="dxa" w:w="1410"/>
             <w:tcBorders>
               <w:top w:val="single" w:color="E2E8F0" w:sz="4"/>
               <w:left w:val="none" w:color="auto" w:sz="0"/>
@@ -35171,7 +35188,7 @@
         </w:trPr>
         <w:tc>
           <w:tcPr>
-            <w:tcW w:type="dxa" w:w="1572"/>
+            <w:tcW w:type="dxa" w:w="1545"/>
             <w:tcBorders>
               <w:top w:val="single" w:color="E2E8F0" w:sz="4"/>
               <w:left w:val="none" w:color="auto" w:sz="0"/>
@@ -35204,7 +35221,7 @@
         </w:tc>
         <w:tc>
           <w:tcPr>
-            <w:tcW w:type="dxa" w:w="2812"/>
+            <w:tcW w:type="dxa" w:w="2893"/>
             <w:tcBorders>
               <w:top w:val="single" w:color="E2E8F0" w:sz="4"/>
               <w:left w:val="none" w:color="auto" w:sz="0"/>
@@ -35237,7 +35254,7 @@
         </w:tc>
         <w:tc>
           <w:tcPr>
-            <w:tcW w:type="dxa" w:w="2830"/>
+            <w:tcW w:type="dxa" w:w="2792"/>
             <w:tcBorders>
               <w:top w:val="single" w:color="E2E8F0" w:sz="4"/>
               <w:left w:val="none" w:color="auto" w:sz="0"/>
@@ -35270,7 +35287,7 @@
         </w:tc>
         <w:tc>
           <w:tcPr>
-            <w:tcW w:type="dxa" w:w="1426"/>
+            <w:tcW w:type="dxa" w:w="1410"/>
             <w:tcBorders>
               <w:top w:val="single" w:color="E2E8F0" w:sz="4"/>
               <w:left w:val="none" w:color="auto" w:sz="0"/>
@@ -35308,7 +35325,7 @@
         </w:trPr>
         <w:tc>
           <w:tcPr>
-            <w:tcW w:type="dxa" w:w="1572"/>
+            <w:tcW w:type="dxa" w:w="1545"/>
             <w:tcBorders>
               <w:top w:val="single" w:color="E2E8F0" w:sz="4"/>
               <w:left w:val="none" w:color="auto" w:sz="0"/>
@@ -35341,7 +35358,7 @@
         </w:tc>
         <w:tc>
           <w:tcPr>
-            <w:tcW w:type="dxa" w:w="2812"/>
+            <w:tcW w:type="dxa" w:w="2893"/>
             <w:tcBorders>
               <w:top w:val="single" w:color="E2E8F0" w:sz="4"/>
               <w:left w:val="none" w:color="auto" w:sz="0"/>
@@ -35374,7 +35391,7 @@
         </w:tc>
         <w:tc>
           <w:tcPr>
-            <w:tcW w:type="dxa" w:w="2830"/>
+            <w:tcW w:type="dxa" w:w="2792"/>
             <w:tcBorders>
               <w:top w:val="single" w:color="E2E8F0" w:sz="4"/>
               <w:left w:val="none" w:color="auto" w:sz="0"/>
@@ -35407,7 +35424,7 @@
         </w:tc>
         <w:tc>
           <w:tcPr>
-            <w:tcW w:type="dxa" w:w="1426"/>
+            <w:tcW w:type="dxa" w:w="1410"/>
             <w:tcBorders>
               <w:top w:val="single" w:color="E2E8F0" w:sz="4"/>
               <w:left w:val="none" w:color="auto" w:sz="0"/>
@@ -35445,7 +35462,7 @@
         </w:trPr>
         <w:tc>
           <w:tcPr>
-            <w:tcW w:type="dxa" w:w="1572"/>
+            <w:tcW w:type="dxa" w:w="1545"/>
             <w:tcBorders>
               <w:top w:val="single" w:color="E2E8F0" w:sz="4"/>
               <w:left w:val="none" w:color="auto" w:sz="0"/>
@@ -35478,7 +35495,7 @@
         </w:tc>
         <w:tc>
           <w:tcPr>
-            <w:tcW w:type="dxa" w:w="2812"/>
+            <w:tcW w:type="dxa" w:w="2893"/>
             <w:tcBorders>
               <w:top w:val="single" w:color="E2E8F0" w:sz="4"/>
               <w:left w:val="none" w:color="auto" w:sz="0"/>
@@ -35511,7 +35528,7 @@
         </w:tc>
         <w:tc>
           <w:tcPr>
-            <w:tcW w:type="dxa" w:w="2830"/>
+            <w:tcW w:type="dxa" w:w="2792"/>
             <w:tcBorders>
               <w:top w:val="single" w:color="E2E8F0" w:sz="4"/>
               <w:left w:val="none" w:color="auto" w:sz="0"/>
@@ -35544,7 +35561,7 @@
         </w:tc>
         <w:tc>
           <w:tcPr>
-            <w:tcW w:type="dxa" w:w="1426"/>
+            <w:tcW w:type="dxa" w:w="1410"/>
             <w:tcBorders>
               <w:top w:val="single" w:color="E2E8F0" w:sz="4"/>
               <w:left w:val="none" w:color="auto" w:sz="0"/>
@@ -35582,7 +35599,7 @@
         </w:trPr>
         <w:tc>
           <w:tcPr>
-            <w:tcW w:type="dxa" w:w="1572"/>
+            <w:tcW w:type="dxa" w:w="1545"/>
             <w:tcBorders>
               <w:top w:val="single" w:color="E2E8F0" w:sz="4"/>
               <w:left w:val="none" w:color="auto" w:sz="0"/>
@@ -35615,7 +35632,7 @@
         </w:tc>
         <w:tc>
           <w:tcPr>
-            <w:tcW w:type="dxa" w:w="2812"/>
+            <w:tcW w:type="dxa" w:w="2893"/>
             <w:tcBorders>
               <w:top w:val="single" w:color="E2E8F0" w:sz="4"/>
               <w:left w:val="none" w:color="auto" w:sz="0"/>
@@ -35648,7 +35665,7 @@
         </w:tc>
         <w:tc>
           <w:tcPr>
-            <w:tcW w:type="dxa" w:w="2830"/>
+            <w:tcW w:type="dxa" w:w="2792"/>
             <w:tcBorders>
               <w:top w:val="single" w:color="E2E8F0" w:sz="4"/>
               <w:left w:val="none" w:color="auto" w:sz="0"/>
@@ -35681,7 +35698,7 @@
         </w:tc>
         <w:tc>
           <w:tcPr>
-            <w:tcW w:type="dxa" w:w="1426"/>
+            <w:tcW w:type="dxa" w:w="1410"/>
             <w:tcBorders>
               <w:top w:val="single" w:color="E2E8F0" w:sz="4"/>
               <w:left w:val="none" w:color="auto" w:sz="0"/>
@@ -35719,7 +35736,7 @@
         </w:trPr>
         <w:tc>
           <w:tcPr>
-            <w:tcW w:type="dxa" w:w="1572"/>
+            <w:tcW w:type="dxa" w:w="1545"/>
             <w:tcBorders>
               <w:top w:val="single" w:color="E2E8F0" w:sz="4"/>
               <w:left w:val="none" w:color="auto" w:sz="0"/>
@@ -35752,7 +35769,7 @@
         </w:tc>
         <w:tc>
           <w:tcPr>
-            <w:tcW w:type="dxa" w:w="2812"/>
+            <w:tcW w:type="dxa" w:w="2893"/>
             <w:tcBorders>
               <w:top w:val="single" w:color="E2E8F0" w:sz="4"/>
               <w:left w:val="none" w:color="auto" w:sz="0"/>
@@ -35785,7 +35802,7 @@
         </w:tc>
         <w:tc>
           <w:tcPr>
-            <w:tcW w:type="dxa" w:w="2830"/>
+            <w:tcW w:type="dxa" w:w="2792"/>
             <w:tcBorders>
               <w:top w:val="single" w:color="E2E8F0" w:sz="4"/>
               <w:left w:val="none" w:color="auto" w:sz="0"/>
@@ -35818,7 +35835,7 @@
         </w:tc>
         <w:tc>
           <w:tcPr>
-            <w:tcW w:type="dxa" w:w="1426"/>
+            <w:tcW w:type="dxa" w:w="1410"/>
             <w:tcBorders>
               <w:top w:val="single" w:color="E2E8F0" w:sz="4"/>
               <w:left w:val="none" w:color="auto" w:sz="0"/>
@@ -35856,7 +35873,7 @@
         </w:trPr>
         <w:tc>
           <w:tcPr>
-            <w:tcW w:type="dxa" w:w="1572"/>
+            <w:tcW w:type="dxa" w:w="1545"/>
             <w:tcBorders>
               <w:top w:val="single" w:color="E2E8F0" w:sz="4"/>
               <w:left w:val="none" w:color="auto" w:sz="0"/>
@@ -35889,7 +35906,7 @@
         </w:tc>
         <w:tc>
           <w:tcPr>
-            <w:tcW w:type="dxa" w:w="2812"/>
+            <w:tcW w:type="dxa" w:w="2893"/>
             <w:tcBorders>
               <w:top w:val="single" w:color="E2E8F0" w:sz="4"/>
               <w:left w:val="none" w:color="auto" w:sz="0"/>
@@ -35922,7 +35939,7 @@
         </w:tc>
         <w:tc>
           <w:tcPr>
-            <w:tcW w:type="dxa" w:w="2830"/>
+            <w:tcW w:type="dxa" w:w="2792"/>
             <w:tcBorders>
               <w:top w:val="single" w:color="E2E8F0" w:sz="4"/>
               <w:left w:val="none" w:color="auto" w:sz="0"/>
@@ -35955,7 +35972,7 @@
         </w:tc>
         <w:tc>
           <w:tcPr>
-            <w:tcW w:type="dxa" w:w="1426"/>
+            <w:tcW w:type="dxa" w:w="1410"/>
             <w:tcBorders>
               <w:top w:val="single" w:color="E2E8F0" w:sz="4"/>
               <w:left w:val="none" w:color="auto" w:sz="0"/>
@@ -35993,7 +36010,7 @@
         </w:trPr>
         <w:tc>
           <w:tcPr>
-            <w:tcW w:type="dxa" w:w="1572"/>
+            <w:tcW w:type="dxa" w:w="1545"/>
             <w:tcBorders>
               <w:top w:val="single" w:color="E2E8F0" w:sz="4"/>
               <w:left w:val="none" w:color="auto" w:sz="0"/>
@@ -36026,7 +36043,7 @@
         </w:tc>
         <w:tc>
           <w:tcPr>
-            <w:tcW w:type="dxa" w:w="2812"/>
+            <w:tcW w:type="dxa" w:w="2893"/>
             <w:tcBorders>
               <w:top w:val="single" w:color="E2E8F0" w:sz="4"/>
               <w:left w:val="none" w:color="auto" w:sz="0"/>
@@ -36059,7 +36076,7 @@
         </w:tc>
         <w:tc>
           <w:tcPr>
-            <w:tcW w:type="dxa" w:w="2830"/>
+            <w:tcW w:type="dxa" w:w="2792"/>
             <w:tcBorders>
               <w:top w:val="single" w:color="E2E8F0" w:sz="4"/>
               <w:left w:val="none" w:color="auto" w:sz="0"/>
@@ -36092,7 +36109,7 @@
         </w:tc>
         <w:tc>
           <w:tcPr>
-            <w:tcW w:type="dxa" w:w="1426"/>
+            <w:tcW w:type="dxa" w:w="1410"/>
             <w:tcBorders>
               <w:top w:val="single" w:color="E2E8F0" w:sz="4"/>
               <w:left w:val="none" w:color="auto" w:sz="0"/>
@@ -36130,7 +36147,7 @@
         </w:trPr>
         <w:tc>
           <w:tcPr>
-            <w:tcW w:type="dxa" w:w="1572"/>
+            <w:tcW w:type="dxa" w:w="1545"/>
             <w:tcBorders>
               <w:top w:val="single" w:color="E2E8F0" w:sz="4"/>
               <w:left w:val="none" w:color="auto" w:sz="0"/>
@@ -36163,7 +36180,7 @@
         </w:tc>
         <w:tc>
           <w:tcPr>
-            <w:tcW w:type="dxa" w:w="2812"/>
+            <w:tcW w:type="dxa" w:w="2893"/>
             <w:tcBorders>
               <w:top w:val="single" w:color="E2E8F0" w:sz="4"/>
               <w:left w:val="none" w:color="auto" w:sz="0"/>
@@ -36196,7 +36213,7 @@
         </w:tc>
         <w:tc>
           <w:tcPr>
-            <w:tcW w:type="dxa" w:w="2830"/>
+            <w:tcW w:type="dxa" w:w="2792"/>
             <w:tcBorders>
               <w:top w:val="single" w:color="E2E8F0" w:sz="4"/>
               <w:left w:val="none" w:color="auto" w:sz="0"/>
@@ -36229,7 +36246,7 @@
         </w:tc>
         <w:tc>
           <w:tcPr>
-            <w:tcW w:type="dxa" w:w="1426"/>
+            <w:tcW w:type="dxa" w:w="1410"/>
             <w:tcBorders>
               <w:top w:val="single" w:color="E2E8F0" w:sz="4"/>
               <w:left w:val="none" w:color="auto" w:sz="0"/>
@@ -36267,7 +36284,7 @@
         </w:trPr>
         <w:tc>
           <w:tcPr>
-            <w:tcW w:type="dxa" w:w="1572"/>
+            <w:tcW w:type="dxa" w:w="1545"/>
             <w:tcBorders>
               <w:top w:val="single" w:color="E2E8F0" w:sz="4"/>
               <w:left w:val="none" w:color="auto" w:sz="0"/>
@@ -36300,7 +36317,7 @@
         </w:tc>
         <w:tc>
           <w:tcPr>
-            <w:tcW w:type="dxa" w:w="2812"/>
+            <w:tcW w:type="dxa" w:w="2893"/>
             <w:tcBorders>
               <w:top w:val="single" w:color="E2E8F0" w:sz="4"/>
               <w:left w:val="none" w:color="auto" w:sz="0"/>
@@ -36333,7 +36350,7 @@
         </w:tc>
         <w:tc>
           <w:tcPr>
-            <w:tcW w:type="dxa" w:w="2830"/>
+            <w:tcW w:type="dxa" w:w="2792"/>
             <w:tcBorders>
               <w:top w:val="single" w:color="E2E8F0" w:sz="4"/>
               <w:left w:val="none" w:color="auto" w:sz="0"/>
@@ -36366,7 +36383,7 @@
         </w:tc>
         <w:tc>
           <w:tcPr>
-            <w:tcW w:type="dxa" w:w="1426"/>
+            <w:tcW w:type="dxa" w:w="1410"/>
             <w:tcBorders>
               <w:top w:val="single" w:color="E2E8F0" w:sz="4"/>
               <w:left w:val="none" w:color="auto" w:sz="0"/>
@@ -36404,133 +36421,133 @@
         </w:trPr>
         <w:tc>
           <w:tcPr>
-            <w:tcW w:type="dxa" w:w="1572"/>
-            <w:tcBorders>
-              <w:top w:val="single" w:color="E2E8F0" w:sz="4"/>
-              <w:left w:val="none" w:color="auto" w:sz="0"/>
-              <w:bottom w:val="single" w:color="E2E8F0" w:sz="4"/>
-              <w:right w:val="none" w:color="auto" w:sz="0"/>
-            </w:tcBorders>
-            <w:tcMar>
-              <w:top w:type="dxa" w:w="120"/>
-              <w:left w:type="dxa" w:w="160"/>
-              <w:bottom w:type="dxa" w:w="120"/>
-              <w:right w:type="dxa" w:w="160"/>
-            </w:tcMar>
-          </w:tcPr>
-          <w:p>
-            <w:pPr>
-              <w:spacing w:line="240" w:lineRule="auto"/>
-              <w:jc w:val="left"/>
-            </w:pPr>
-            <w:r>
-              <w:rPr>
-                <w:rFonts w:ascii="Arial" w:cs="Arial" w:eastAsia="Arial" w:hAnsi="Arial"/>
-                <w:b w:val="false"/>
-                <w:bCs w:val="false"/>
-                <w:sz w:val="20"/>
-                <w:szCs w:val="20"/>
-              </w:rPr>
-              <w:t xml:space="preserve">Pre-testing audit, 29 Sep 2026</w:t>
-            </w:r>
-          </w:p>
-        </w:tc>
-        <w:tc>
-          <w:tcPr>
-            <w:tcW w:type="dxa" w:w="2812"/>
-            <w:tcBorders>
-              <w:top w:val="single" w:color="E2E8F0" w:sz="4"/>
-              <w:left w:val="none" w:color="auto" w:sz="0"/>
-              <w:bottom w:val="single" w:color="E2E8F0" w:sz="4"/>
-              <w:right w:val="none" w:color="auto" w:sz="0"/>
-            </w:tcBorders>
-            <w:tcMar>
-              <w:top w:type="dxa" w:w="120"/>
-              <w:left w:type="dxa" w:w="160"/>
-              <w:bottom w:type="dxa" w:w="120"/>
-              <w:right w:type="dxa" w:w="160"/>
-            </w:tcMar>
-          </w:tcPr>
-          <w:p>
-            <w:pPr>
-              <w:spacing w:line="240" w:lineRule="auto"/>
-              <w:jc w:val="left"/>
-            </w:pPr>
-            <w:r>
-              <w:rPr>
-                <w:rFonts w:ascii="Arial" w:cs="Arial" w:eastAsia="Arial" w:hAnsi="Arial"/>
-                <w:b w:val="false"/>
-                <w:bCs w:val="false"/>
-                <w:sz w:val="20"/>
-                <w:szCs w:val="20"/>
-              </w:rPr>
-              <w:t xml:space="preserve">A tenant who forgot their password had no way back in, and the owner no way to help</w:t>
-            </w:r>
-          </w:p>
-        </w:tc>
-        <w:tc>
-          <w:tcPr>
-            <w:tcW w:type="dxa" w:w="2830"/>
-            <w:tcBorders>
-              <w:top w:val="single" w:color="E2E8F0" w:sz="4"/>
-              <w:left w:val="none" w:color="auto" w:sz="0"/>
-              <w:bottom w:val="single" w:color="E2E8F0" w:sz="4"/>
-              <w:right w:val="none" w:color="auto" w:sz="0"/>
-            </w:tcBorders>
-            <w:tcMar>
-              <w:top w:type="dxa" w:w="120"/>
-              <w:left w:type="dxa" w:w="160"/>
-              <w:bottom w:type="dxa" w:w="120"/>
-              <w:right w:type="dxa" w:w="160"/>
-            </w:tcMar>
-          </w:tcPr>
-          <w:p>
-            <w:pPr>
-              <w:spacing w:line="240" w:lineRule="auto"/>
-              <w:jc w:val="left"/>
-            </w:pPr>
-            <w:r>
-              <w:rPr>
-                <w:rFonts w:ascii="Arial" w:cs="Arial" w:eastAsia="Arial" w:hAnsi="Arial"/>
-                <w:b w:val="false"/>
-                <w:bCs w:val="false"/>
-                <w:sz w:val="20"/>
-                <w:szCs w:val="20"/>
-              </w:rPr>
-              <w:t xml:space="preserve">The owner can reset a tenant's password from the tenant list; the tenant gets a one-time password and chooses their own at next sign-in</w:t>
-            </w:r>
-          </w:p>
-        </w:tc>
-        <w:tc>
-          <w:tcPr>
-            <w:tcW w:type="dxa" w:w="1426"/>
-            <w:tcBorders>
-              <w:top w:val="single" w:color="E2E8F0" w:sz="4"/>
-              <w:left w:val="none" w:color="auto" w:sz="0"/>
-              <w:bottom w:val="single" w:color="E2E8F0" w:sz="4"/>
-              <w:right w:val="none" w:color="auto" w:sz="0"/>
-            </w:tcBorders>
-            <w:tcMar>
-              <w:top w:type="dxa" w:w="120"/>
-              <w:left w:type="dxa" w:w="160"/>
-              <w:bottom w:type="dxa" w:w="120"/>
-              <w:right w:type="dxa" w:w="160"/>
-            </w:tcMar>
-          </w:tcPr>
-          <w:p>
-            <w:pPr>
-              <w:spacing w:line="240" w:lineRule="auto"/>
-              <w:jc w:val="left"/>
-            </w:pPr>
-            <w:r>
-              <w:rPr>
-                <w:rFonts w:ascii="Arial" w:cs="Arial" w:eastAsia="Arial" w:hAnsi="Arial"/>
-                <w:b w:val="false"/>
-                <w:bCs w:val="false"/>
-                <w:sz w:val="20"/>
-                <w:szCs w:val="20"/>
-              </w:rPr>
-              <w:t xml:space="preserve">Usability, Security</w:t>
+            <w:tcW w:type="dxa" w:w="1545"/>
+            <w:tcBorders>
+              <w:top w:val="single" w:color="E2E8F0" w:sz="4"/>
+              <w:left w:val="none" w:color="auto" w:sz="0"/>
+              <w:bottom w:val="single" w:color="E2E8F0" w:sz="4"/>
+              <w:right w:val="none" w:color="auto" w:sz="0"/>
+            </w:tcBorders>
+            <w:tcMar>
+              <w:top w:type="dxa" w:w="120"/>
+              <w:left w:type="dxa" w:w="160"/>
+              <w:bottom w:type="dxa" w:w="120"/>
+              <w:right w:type="dxa" w:w="160"/>
+            </w:tcMar>
+          </w:tcPr>
+          <w:p>
+            <w:pPr>
+              <w:spacing w:line="240" w:lineRule="auto"/>
+              <w:jc w:val="left"/>
+            </w:pPr>
+            <w:r>
+              <w:rPr>
+                <w:rFonts w:ascii="Arial" w:cs="Arial" w:eastAsia="Arial" w:hAnsi="Arial"/>
+                <w:b w:val="false"/>
+                <w:bCs w:val="false"/>
+                <w:sz w:val="20"/>
+                <w:szCs w:val="20"/>
+              </w:rPr>
+              <w:t xml:space="preserve">Lighthouse audit, 30 Sep 2026</w:t>
+            </w:r>
+          </w:p>
+        </w:tc>
+        <w:tc>
+          <w:tcPr>
+            <w:tcW w:type="dxa" w:w="2893"/>
+            <w:tcBorders>
+              <w:top w:val="single" w:color="E2E8F0" w:sz="4"/>
+              <w:left w:val="none" w:color="auto" w:sz="0"/>
+              <w:bottom w:val="single" w:color="E2E8F0" w:sz="4"/>
+              <w:right w:val="none" w:color="auto" w:sz="0"/>
+            </w:tcBorders>
+            <w:tcMar>
+              <w:top w:type="dxa" w:w="120"/>
+              <w:left w:type="dxa" w:w="160"/>
+              <w:bottom w:type="dxa" w:w="120"/>
+              <w:right w:type="dxa" w:w="160"/>
+            </w:tcMar>
+          </w:tcPr>
+          <w:p>
+            <w:pPr>
+              <w:spacing w:line="240" w:lineRule="auto"/>
+              <w:jc w:val="left"/>
+            </w:pPr>
+            <w:r>
+              <w:rPr>
+                <w:rFonts w:ascii="Arial" w:cs="Arial" w:eastAsia="Arial" w:hAnsi="Arial"/>
+                <w:b w:val="false"/>
+                <w:bCs w:val="false"/>
+                <w:sz w:val="20"/>
+                <w:szCs w:val="20"/>
+              </w:rPr>
+              <w:t xml:space="preserve">The public page jumped while it loaded: the footer showed on an empty page and was pushed down when the page arrived (layout shift 0.50; desktop performance score 76)</w:t>
+            </w:r>
+          </w:p>
+        </w:tc>
+        <w:tc>
+          <w:tcPr>
+            <w:tcW w:type="dxa" w:w="2792"/>
+            <w:tcBorders>
+              <w:top w:val="single" w:color="E2E8F0" w:sz="4"/>
+              <w:left w:val="none" w:color="auto" w:sz="0"/>
+              <w:bottom w:val="single" w:color="E2E8F0" w:sz="4"/>
+              <w:right w:val="none" w:color="auto" w:sz="0"/>
+            </w:tcBorders>
+            <w:tcMar>
+              <w:top w:type="dxa" w:w="120"/>
+              <w:left w:type="dxa" w:w="160"/>
+              <w:bottom w:type="dxa" w:w="120"/>
+              <w:right w:type="dxa" w:w="160"/>
+            </w:tcMar>
+          </w:tcPr>
+          <w:p>
+            <w:pPr>
+              <w:spacing w:line="240" w:lineRule="auto"/>
+              <w:jc w:val="left"/>
+            </w:pPr>
+            <w:r>
+              <w:rPr>
+                <w:rFonts w:ascii="Arial" w:cs="Arial" w:eastAsia="Arial" w:hAnsi="Arial"/>
+                <w:b w:val="false"/>
+                <w:bCs w:val="false"/>
+                <w:sz w:val="20"/>
+                <w:szCs w:val="20"/>
+              </w:rPr>
+              <w:t xml:space="preserve">The page's space is held until it loads; layout shift 0, desktop performance score 95, measured on the live site</w:t>
+            </w:r>
+          </w:p>
+        </w:tc>
+        <w:tc>
+          <w:tcPr>
+            <w:tcW w:type="dxa" w:w="1410"/>
+            <w:tcBorders>
+              <w:top w:val="single" w:color="E2E8F0" w:sz="4"/>
+              <w:left w:val="none" w:color="auto" w:sz="0"/>
+              <w:bottom w:val="single" w:color="E2E8F0" w:sz="4"/>
+              <w:right w:val="none" w:color="auto" w:sz="0"/>
+            </w:tcBorders>
+            <w:tcMar>
+              <w:top w:type="dxa" w:w="120"/>
+              <w:left w:type="dxa" w:w="160"/>
+              <w:bottom w:type="dxa" w:w="120"/>
+              <w:right w:type="dxa" w:w="160"/>
+            </w:tcMar>
+          </w:tcPr>
+          <w:p>
+            <w:pPr>
+              <w:spacing w:line="240" w:lineRule="auto"/>
+              <w:jc w:val="left"/>
+            </w:pPr>
+            <w:r>
+              <w:rPr>
+                <w:rFonts w:ascii="Arial" w:cs="Arial" w:eastAsia="Arial" w:hAnsi="Arial"/>
+                <w:b w:val="false"/>
+                <w:bCs w:val="false"/>
+                <w:sz w:val="20"/>
+                <w:szCs w:val="20"/>
+              </w:rPr>
+              <w:t xml:space="preserve">Performance Efficiency, Usability</w:t>
             </w:r>
           </w:p>
         </w:tc>
@@ -36541,7 +36558,7 @@
         </w:trPr>
         <w:tc>
           <w:tcPr>
-            <w:tcW w:type="dxa" w:w="1572"/>
+            <w:tcW w:type="dxa" w:w="1545"/>
             <w:tcBorders>
               <w:top w:val="single" w:color="E2E8F0" w:sz="4"/>
               <w:left w:val="none" w:color="auto" w:sz="0"/>
@@ -36574,100 +36591,100 @@
         </w:tc>
         <w:tc>
           <w:tcPr>
-            <w:tcW w:type="dxa" w:w="2812"/>
-            <w:tcBorders>
-              <w:top w:val="single" w:color="E2E8F0" w:sz="4"/>
-              <w:left w:val="none" w:color="auto" w:sz="0"/>
-              <w:bottom w:val="single" w:color="E2E8F0" w:sz="4"/>
-              <w:right w:val="none" w:color="auto" w:sz="0"/>
-            </w:tcBorders>
-            <w:tcMar>
-              <w:top w:type="dxa" w:w="120"/>
-              <w:left w:type="dxa" w:w="160"/>
-              <w:bottom w:type="dxa" w:w="120"/>
-              <w:right w:type="dxa" w:w="160"/>
-            </w:tcMar>
-          </w:tcPr>
-          <w:p>
-            <w:pPr>
-              <w:spacing w:line="240" w:lineRule="auto"/>
-              <w:jc w:val="left"/>
-            </w:pPr>
-            <w:r>
-              <w:rPr>
-                <w:rFonts w:ascii="Arial" w:cs="Arial" w:eastAsia="Arial" w:hAnsi="Arial"/>
-                <w:b w:val="false"/>
-                <w:bCs w:val="false"/>
-                <w:sz w:val="20"/>
-                <w:szCs w:val="20"/>
-              </w:rPr>
-              <w:t xml:space="preserve">The window that makes a tenant set their own password did not say which password it wanted, and had no way out</w:t>
-            </w:r>
-          </w:p>
-        </w:tc>
-        <w:tc>
-          <w:tcPr>
-            <w:tcW w:type="dxa" w:w="2830"/>
-            <w:tcBorders>
-              <w:top w:val="single" w:color="E2E8F0" w:sz="4"/>
-              <w:left w:val="none" w:color="auto" w:sz="0"/>
-              <w:bottom w:val="single" w:color="E2E8F0" w:sz="4"/>
-              <w:right w:val="none" w:color="auto" w:sz="0"/>
-            </w:tcBorders>
-            <w:tcMar>
-              <w:top w:type="dxa" w:w="120"/>
-              <w:left w:type="dxa" w:w="160"/>
-              <w:bottom w:type="dxa" w:w="120"/>
-              <w:right w:type="dxa" w:w="160"/>
-            </w:tcMar>
-          </w:tcPr>
-          <w:p>
-            <w:pPr>
-              <w:spacing w:line="240" w:lineRule="auto"/>
-              <w:jc w:val="left"/>
-            </w:pPr>
-            <w:r>
-              <w:rPr>
-                <w:rFonts w:ascii="Arial" w:cs="Arial" w:eastAsia="Arial" w:hAnsi="Arial"/>
-                <w:b w:val="false"/>
-                <w:bCs w:val="false"/>
-                <w:sz w:val="20"/>
-                <w:szCs w:val="20"/>
-              </w:rPr>
-              <w:t xml:space="preserve">It asks for the starting password by name and offers Sign out</w:t>
-            </w:r>
-          </w:p>
-        </w:tc>
-        <w:tc>
-          <w:tcPr>
-            <w:tcW w:type="dxa" w:w="1426"/>
-            <w:tcBorders>
-              <w:top w:val="single" w:color="E2E8F0" w:sz="4"/>
-              <w:left w:val="none" w:color="auto" w:sz="0"/>
-              <w:bottom w:val="single" w:color="E2E8F0" w:sz="4"/>
-              <w:right w:val="none" w:color="auto" w:sz="0"/>
-            </w:tcBorders>
-            <w:tcMar>
-              <w:top w:type="dxa" w:w="120"/>
-              <w:left w:type="dxa" w:w="160"/>
-              <w:bottom w:type="dxa" w:w="120"/>
-              <w:right w:type="dxa" w:w="160"/>
-            </w:tcMar>
-          </w:tcPr>
-          <w:p>
-            <w:pPr>
-              <w:spacing w:line="240" w:lineRule="auto"/>
-              <w:jc w:val="left"/>
-            </w:pPr>
-            <w:r>
-              <w:rPr>
-                <w:rFonts w:ascii="Arial" w:cs="Arial" w:eastAsia="Arial" w:hAnsi="Arial"/>
-                <w:b w:val="false"/>
-                <w:bCs w:val="false"/>
-                <w:sz w:val="20"/>
-                <w:szCs w:val="20"/>
-              </w:rPr>
-              <w:t xml:space="preserve">Usability</w:t>
+            <w:tcW w:type="dxa" w:w="2893"/>
+            <w:tcBorders>
+              <w:top w:val="single" w:color="E2E8F0" w:sz="4"/>
+              <w:left w:val="none" w:color="auto" w:sz="0"/>
+              <w:bottom w:val="single" w:color="E2E8F0" w:sz="4"/>
+              <w:right w:val="none" w:color="auto" w:sz="0"/>
+            </w:tcBorders>
+            <w:tcMar>
+              <w:top w:type="dxa" w:w="120"/>
+              <w:left w:type="dxa" w:w="160"/>
+              <w:bottom w:type="dxa" w:w="120"/>
+              <w:right w:type="dxa" w:w="160"/>
+            </w:tcMar>
+          </w:tcPr>
+          <w:p>
+            <w:pPr>
+              <w:spacing w:line="240" w:lineRule="auto"/>
+              <w:jc w:val="left"/>
+            </w:pPr>
+            <w:r>
+              <w:rPr>
+                <w:rFonts w:ascii="Arial" w:cs="Arial" w:eastAsia="Arial" w:hAnsi="Arial"/>
+                <w:b w:val="false"/>
+                <w:bCs w:val="false"/>
+                <w:sz w:val="20"/>
+                <w:szCs w:val="20"/>
+              </w:rPr>
+              <w:t xml:space="preserve">A tenant who forgot their password had no way back in, and the owner no way to help</w:t>
+            </w:r>
+          </w:p>
+        </w:tc>
+        <w:tc>
+          <w:tcPr>
+            <w:tcW w:type="dxa" w:w="2792"/>
+            <w:tcBorders>
+              <w:top w:val="single" w:color="E2E8F0" w:sz="4"/>
+              <w:left w:val="none" w:color="auto" w:sz="0"/>
+              <w:bottom w:val="single" w:color="E2E8F0" w:sz="4"/>
+              <w:right w:val="none" w:color="auto" w:sz="0"/>
+            </w:tcBorders>
+            <w:tcMar>
+              <w:top w:type="dxa" w:w="120"/>
+              <w:left w:type="dxa" w:w="160"/>
+              <w:bottom w:type="dxa" w:w="120"/>
+              <w:right w:type="dxa" w:w="160"/>
+            </w:tcMar>
+          </w:tcPr>
+          <w:p>
+            <w:pPr>
+              <w:spacing w:line="240" w:lineRule="auto"/>
+              <w:jc w:val="left"/>
+            </w:pPr>
+            <w:r>
+              <w:rPr>
+                <w:rFonts w:ascii="Arial" w:cs="Arial" w:eastAsia="Arial" w:hAnsi="Arial"/>
+                <w:b w:val="false"/>
+                <w:bCs w:val="false"/>
+                <w:sz w:val="20"/>
+                <w:szCs w:val="20"/>
+              </w:rPr>
+              <w:t xml:space="preserve">The owner can reset a tenant's password from the tenant list; the tenant gets a one-time password and chooses their own at next sign-in</w:t>
+            </w:r>
+          </w:p>
+        </w:tc>
+        <w:tc>
+          <w:tcPr>
+            <w:tcW w:type="dxa" w:w="1410"/>
+            <w:tcBorders>
+              <w:top w:val="single" w:color="E2E8F0" w:sz="4"/>
+              <w:left w:val="none" w:color="auto" w:sz="0"/>
+              <w:bottom w:val="single" w:color="E2E8F0" w:sz="4"/>
+              <w:right w:val="none" w:color="auto" w:sz="0"/>
+            </w:tcBorders>
+            <w:tcMar>
+              <w:top w:type="dxa" w:w="120"/>
+              <w:left w:type="dxa" w:w="160"/>
+              <w:bottom w:type="dxa" w:w="120"/>
+              <w:right w:type="dxa" w:w="160"/>
+            </w:tcMar>
+          </w:tcPr>
+          <w:p>
+            <w:pPr>
+              <w:spacing w:line="240" w:lineRule="auto"/>
+              <w:jc w:val="left"/>
+            </w:pPr>
+            <w:r>
+              <w:rPr>
+                <w:rFonts w:ascii="Arial" w:cs="Arial" w:eastAsia="Arial" w:hAnsi="Arial"/>
+                <w:b w:val="false"/>
+                <w:bCs w:val="false"/>
+                <w:sz w:val="20"/>
+                <w:szCs w:val="20"/>
+              </w:rPr>
+              <w:t xml:space="preserve">Usability, Security</w:t>
             </w:r>
           </w:p>
         </w:tc>
@@ -36678,7 +36695,7 @@
         </w:trPr>
         <w:tc>
           <w:tcPr>
-            <w:tcW w:type="dxa" w:w="1572"/>
+            <w:tcW w:type="dxa" w:w="1545"/>
             <w:tcBorders>
               <w:top w:val="single" w:color="E2E8F0" w:sz="4"/>
               <w:left w:val="none" w:color="auto" w:sz="0"/>
@@ -36711,100 +36728,100 @@
         </w:tc>
         <w:tc>
           <w:tcPr>
-            <w:tcW w:type="dxa" w:w="2812"/>
-            <w:tcBorders>
-              <w:top w:val="single" w:color="E2E8F0" w:sz="4"/>
-              <w:left w:val="none" w:color="auto" w:sz="0"/>
-              <w:bottom w:val="single" w:color="E2E8F0" w:sz="4"/>
-              <w:right w:val="none" w:color="auto" w:sz="0"/>
-            </w:tcBorders>
-            <w:tcMar>
-              <w:top w:type="dxa" w:w="120"/>
-              <w:left w:type="dxa" w:w="160"/>
-              <w:bottom w:type="dxa" w:w="120"/>
-              <w:right w:type="dxa" w:w="160"/>
-            </w:tcMar>
-          </w:tcPr>
-          <w:p>
-            <w:pPr>
-              <w:spacing w:line="240" w:lineRule="auto"/>
-              <w:jc w:val="left"/>
-            </w:pPr>
-            <w:r>
-              <w:rPr>
-                <w:rFonts w:ascii="Arial" w:cs="Arial" w:eastAsia="Arial" w:hAnsi="Arial"/>
-                <w:b w:val="false"/>
-                <w:bCs w:val="false"/>
-                <w:sz w:val="20"/>
-                <w:szCs w:val="20"/>
-              </w:rPr>
-              <w:t xml:space="preserve">On a weak signal a page or a save could wait for minutes with no message</w:t>
-            </w:r>
-          </w:p>
-        </w:tc>
-        <w:tc>
-          <w:tcPr>
-            <w:tcW w:type="dxa" w:w="2830"/>
-            <w:tcBorders>
-              <w:top w:val="single" w:color="E2E8F0" w:sz="4"/>
-              <w:left w:val="none" w:color="auto" w:sz="0"/>
-              <w:bottom w:val="single" w:color="E2E8F0" w:sz="4"/>
-              <w:right w:val="none" w:color="auto" w:sz="0"/>
-            </w:tcBorders>
-            <w:tcMar>
-              <w:top w:type="dxa" w:w="120"/>
-              <w:left w:type="dxa" w:w="160"/>
-              <w:bottom w:type="dxa" w:w="120"/>
-              <w:right w:type="dxa" w:w="160"/>
-            </w:tcMar>
-          </w:tcPr>
-          <w:p>
-            <w:pPr>
-              <w:spacing w:line="240" w:lineRule="auto"/>
-              <w:jc w:val="left"/>
-            </w:pPr>
-            <w:r>
-              <w:rPr>
-                <w:rFonts w:ascii="Arial" w:cs="Arial" w:eastAsia="Arial" w:hAnsi="Arial"/>
-                <w:b w:val="false"/>
-                <w:bCs w:val="false"/>
-                <w:sz w:val="20"/>
-                <w:szCs w:val="20"/>
-              </w:rPr>
-              <w:t xml:space="preserve">Pages stop after 25 seconds and saves after 45, each with a message; a save that may have arrived asks the reader to check before sending it again</w:t>
-            </w:r>
-          </w:p>
-        </w:tc>
-        <w:tc>
-          <w:tcPr>
-            <w:tcW w:type="dxa" w:w="1426"/>
-            <w:tcBorders>
-              <w:top w:val="single" w:color="E2E8F0" w:sz="4"/>
-              <w:left w:val="none" w:color="auto" w:sz="0"/>
-              <w:bottom w:val="single" w:color="E2E8F0" w:sz="4"/>
-              <w:right w:val="none" w:color="auto" w:sz="0"/>
-            </w:tcBorders>
-            <w:tcMar>
-              <w:top w:type="dxa" w:w="120"/>
-              <w:left w:type="dxa" w:w="160"/>
-              <w:bottom w:type="dxa" w:w="120"/>
-              <w:right w:type="dxa" w:w="160"/>
-            </w:tcMar>
-          </w:tcPr>
-          <w:p>
-            <w:pPr>
-              <w:spacing w:line="240" w:lineRule="auto"/>
-              <w:jc w:val="left"/>
-            </w:pPr>
-            <w:r>
-              <w:rPr>
-                <w:rFonts w:ascii="Arial" w:cs="Arial" w:eastAsia="Arial" w:hAnsi="Arial"/>
-                <w:b w:val="false"/>
-                <w:bCs w:val="false"/>
-                <w:sz w:val="20"/>
-                <w:szCs w:val="20"/>
-              </w:rPr>
-              <w:t xml:space="preserve">Reliability, Usability</w:t>
+            <w:tcW w:type="dxa" w:w="2893"/>
+            <w:tcBorders>
+              <w:top w:val="single" w:color="E2E8F0" w:sz="4"/>
+              <w:left w:val="none" w:color="auto" w:sz="0"/>
+              <w:bottom w:val="single" w:color="E2E8F0" w:sz="4"/>
+              <w:right w:val="none" w:color="auto" w:sz="0"/>
+            </w:tcBorders>
+            <w:tcMar>
+              <w:top w:type="dxa" w:w="120"/>
+              <w:left w:type="dxa" w:w="160"/>
+              <w:bottom w:type="dxa" w:w="120"/>
+              <w:right w:type="dxa" w:w="160"/>
+            </w:tcMar>
+          </w:tcPr>
+          <w:p>
+            <w:pPr>
+              <w:spacing w:line="240" w:lineRule="auto"/>
+              <w:jc w:val="left"/>
+            </w:pPr>
+            <w:r>
+              <w:rPr>
+                <w:rFonts w:ascii="Arial" w:cs="Arial" w:eastAsia="Arial" w:hAnsi="Arial"/>
+                <w:b w:val="false"/>
+                <w:bCs w:val="false"/>
+                <w:sz w:val="20"/>
+                <w:szCs w:val="20"/>
+              </w:rPr>
+              <w:t xml:space="preserve">The window that makes a tenant set their own password did not say which password it wanted, and had no way out</w:t>
+            </w:r>
+          </w:p>
+        </w:tc>
+        <w:tc>
+          <w:tcPr>
+            <w:tcW w:type="dxa" w:w="2792"/>
+            <w:tcBorders>
+              <w:top w:val="single" w:color="E2E8F0" w:sz="4"/>
+              <w:left w:val="none" w:color="auto" w:sz="0"/>
+              <w:bottom w:val="single" w:color="E2E8F0" w:sz="4"/>
+              <w:right w:val="none" w:color="auto" w:sz="0"/>
+            </w:tcBorders>
+            <w:tcMar>
+              <w:top w:type="dxa" w:w="120"/>
+              <w:left w:type="dxa" w:w="160"/>
+              <w:bottom w:type="dxa" w:w="120"/>
+              <w:right w:type="dxa" w:w="160"/>
+            </w:tcMar>
+          </w:tcPr>
+          <w:p>
+            <w:pPr>
+              <w:spacing w:line="240" w:lineRule="auto"/>
+              <w:jc w:val="left"/>
+            </w:pPr>
+            <w:r>
+              <w:rPr>
+                <w:rFonts w:ascii="Arial" w:cs="Arial" w:eastAsia="Arial" w:hAnsi="Arial"/>
+                <w:b w:val="false"/>
+                <w:bCs w:val="false"/>
+                <w:sz w:val="20"/>
+                <w:szCs w:val="20"/>
+              </w:rPr>
+              <w:t xml:space="preserve">It asks for the starting password by name and offers Sign out</w:t>
+            </w:r>
+          </w:p>
+        </w:tc>
+        <w:tc>
+          <w:tcPr>
+            <w:tcW w:type="dxa" w:w="1410"/>
+            <w:tcBorders>
+              <w:top w:val="single" w:color="E2E8F0" w:sz="4"/>
+              <w:left w:val="none" w:color="auto" w:sz="0"/>
+              <w:bottom w:val="single" w:color="E2E8F0" w:sz="4"/>
+              <w:right w:val="none" w:color="auto" w:sz="0"/>
+            </w:tcBorders>
+            <w:tcMar>
+              <w:top w:type="dxa" w:w="120"/>
+              <w:left w:type="dxa" w:w="160"/>
+              <w:bottom w:type="dxa" w:w="120"/>
+              <w:right w:type="dxa" w:w="160"/>
+            </w:tcMar>
+          </w:tcPr>
+          <w:p>
+            <w:pPr>
+              <w:spacing w:line="240" w:lineRule="auto"/>
+              <w:jc w:val="left"/>
+            </w:pPr>
+            <w:r>
+              <w:rPr>
+                <w:rFonts w:ascii="Arial" w:cs="Arial" w:eastAsia="Arial" w:hAnsi="Arial"/>
+                <w:b w:val="false"/>
+                <w:bCs w:val="false"/>
+                <w:sz w:val="20"/>
+                <w:szCs w:val="20"/>
+              </w:rPr>
+              <w:t xml:space="preserve">Usability</w:t>
             </w:r>
           </w:p>
         </w:tc>
@@ -36815,7 +36832,144 @@
         </w:trPr>
         <w:tc>
           <w:tcPr>
-            <w:tcW w:type="dxa" w:w="1572"/>
+            <w:tcW w:type="dxa" w:w="1545"/>
+            <w:tcBorders>
+              <w:top w:val="single" w:color="E2E8F0" w:sz="4"/>
+              <w:left w:val="none" w:color="auto" w:sz="0"/>
+              <w:bottom w:val="single" w:color="E2E8F0" w:sz="4"/>
+              <w:right w:val="none" w:color="auto" w:sz="0"/>
+            </w:tcBorders>
+            <w:tcMar>
+              <w:top w:type="dxa" w:w="120"/>
+              <w:left w:type="dxa" w:w="160"/>
+              <w:bottom w:type="dxa" w:w="120"/>
+              <w:right w:type="dxa" w:w="160"/>
+            </w:tcMar>
+          </w:tcPr>
+          <w:p>
+            <w:pPr>
+              <w:spacing w:line="240" w:lineRule="auto"/>
+              <w:jc w:val="left"/>
+            </w:pPr>
+            <w:r>
+              <w:rPr>
+                <w:rFonts w:ascii="Arial" w:cs="Arial" w:eastAsia="Arial" w:hAnsi="Arial"/>
+                <w:b w:val="false"/>
+                <w:bCs w:val="false"/>
+                <w:sz w:val="20"/>
+                <w:szCs w:val="20"/>
+              </w:rPr>
+              <w:t xml:space="preserve">Pre-testing audit, 29 Sep 2026</w:t>
+            </w:r>
+          </w:p>
+        </w:tc>
+        <w:tc>
+          <w:tcPr>
+            <w:tcW w:type="dxa" w:w="2893"/>
+            <w:tcBorders>
+              <w:top w:val="single" w:color="E2E8F0" w:sz="4"/>
+              <w:left w:val="none" w:color="auto" w:sz="0"/>
+              <w:bottom w:val="single" w:color="E2E8F0" w:sz="4"/>
+              <w:right w:val="none" w:color="auto" w:sz="0"/>
+            </w:tcBorders>
+            <w:tcMar>
+              <w:top w:type="dxa" w:w="120"/>
+              <w:left w:type="dxa" w:w="160"/>
+              <w:bottom w:type="dxa" w:w="120"/>
+              <w:right w:type="dxa" w:w="160"/>
+            </w:tcMar>
+          </w:tcPr>
+          <w:p>
+            <w:pPr>
+              <w:spacing w:line="240" w:lineRule="auto"/>
+              <w:jc w:val="left"/>
+            </w:pPr>
+            <w:r>
+              <w:rPr>
+                <w:rFonts w:ascii="Arial" w:cs="Arial" w:eastAsia="Arial" w:hAnsi="Arial"/>
+                <w:b w:val="false"/>
+                <w:bCs w:val="false"/>
+                <w:sz w:val="20"/>
+                <w:szCs w:val="20"/>
+              </w:rPr>
+              <w:t xml:space="preserve">On a weak signal a page or a save could wait for minutes with no message</w:t>
+            </w:r>
+          </w:p>
+        </w:tc>
+        <w:tc>
+          <w:tcPr>
+            <w:tcW w:type="dxa" w:w="2792"/>
+            <w:tcBorders>
+              <w:top w:val="single" w:color="E2E8F0" w:sz="4"/>
+              <w:left w:val="none" w:color="auto" w:sz="0"/>
+              <w:bottom w:val="single" w:color="E2E8F0" w:sz="4"/>
+              <w:right w:val="none" w:color="auto" w:sz="0"/>
+            </w:tcBorders>
+            <w:tcMar>
+              <w:top w:type="dxa" w:w="120"/>
+              <w:left w:type="dxa" w:w="160"/>
+              <w:bottom w:type="dxa" w:w="120"/>
+              <w:right w:type="dxa" w:w="160"/>
+            </w:tcMar>
+          </w:tcPr>
+          <w:p>
+            <w:pPr>
+              <w:spacing w:line="240" w:lineRule="auto"/>
+              <w:jc w:val="left"/>
+            </w:pPr>
+            <w:r>
+              <w:rPr>
+                <w:rFonts w:ascii="Arial" w:cs="Arial" w:eastAsia="Arial" w:hAnsi="Arial"/>
+                <w:b w:val="false"/>
+                <w:bCs w:val="false"/>
+                <w:sz w:val="20"/>
+                <w:szCs w:val="20"/>
+              </w:rPr>
+              <w:t xml:space="preserve">Pages stop after 25 seconds and saves after 45, each with a message; a save that may have arrived asks the reader to check before sending it again</w:t>
+            </w:r>
+          </w:p>
+        </w:tc>
+        <w:tc>
+          <w:tcPr>
+            <w:tcW w:type="dxa" w:w="1410"/>
+            <w:tcBorders>
+              <w:top w:val="single" w:color="E2E8F0" w:sz="4"/>
+              <w:left w:val="none" w:color="auto" w:sz="0"/>
+              <w:bottom w:val="single" w:color="E2E8F0" w:sz="4"/>
+              <w:right w:val="none" w:color="auto" w:sz="0"/>
+            </w:tcBorders>
+            <w:tcMar>
+              <w:top w:type="dxa" w:w="120"/>
+              <w:left w:type="dxa" w:w="160"/>
+              <w:bottom w:type="dxa" w:w="120"/>
+              <w:right w:type="dxa" w:w="160"/>
+            </w:tcMar>
+          </w:tcPr>
+          <w:p>
+            <w:pPr>
+              <w:spacing w:line="240" w:lineRule="auto"/>
+              <w:jc w:val="left"/>
+            </w:pPr>
+            <w:r>
+              <w:rPr>
+                <w:rFonts w:ascii="Arial" w:cs="Arial" w:eastAsia="Arial" w:hAnsi="Arial"/>
+                <w:b w:val="false"/>
+                <w:bCs w:val="false"/>
+                <w:sz w:val="20"/>
+                <w:szCs w:val="20"/>
+              </w:rPr>
+              <w:t xml:space="preserve">Reliability, Usability</w:t>
+            </w:r>
+          </w:p>
+        </w:tc>
+      </w:tr>
+      <w:tr>
+        <w:trPr>
+          <w:cantSplit/>
+        </w:trPr>
+        <w:tc>
+          <w:tcPr>
+            <w:tcW w:type="dxa" w:w="1545"/>
             <w:tcBorders>
               <w:top w:val="single" w:color="E2E8F0" w:sz="4"/>
               <w:left w:val="none" w:color="auto" w:sz="0"/>
@@ -36848,7 +37002,7 @@
         </w:tc>
         <w:tc>
           <w:tcPr>
-            <w:tcW w:type="dxa" w:w="2812"/>
+            <w:tcW w:type="dxa" w:w="2893"/>
             <w:tcBorders>
               <w:top w:val="single" w:color="E2E8F0" w:sz="4"/>
               <w:left w:val="none" w:color="auto" w:sz="0"/>
@@ -36881,7 +37035,7 @@
         </w:tc>
         <w:tc>
           <w:tcPr>
-            <w:tcW w:type="dxa" w:w="2830"/>
+            <w:tcW w:type="dxa" w:w="2792"/>
             <w:tcBorders>
               <w:top w:val="single" w:color="E2E8F0" w:sz="4"/>
               <w:left w:val="none" w:color="auto" w:sz="0"/>
@@ -36904,7 +37058,7 @@
         </w:tc>
         <w:tc>
           <w:tcPr>
-            <w:tcW w:type="dxa" w:w="1426"/>
+            <w:tcW w:type="dxa" w:w="1410"/>
             <w:tcBorders>
               <w:top w:val="single" w:color="E2E8F0" w:sz="4"/>
               <w:left w:val="none" w:color="auto" w:sz="0"/>

--- a/docs/FINAL MANUSCRIPT/CHAPTER_4_RESULTS_AND_DISCUSSION.docx
+++ b/docs/FINAL MANUSCRIPT/CHAPTER_4_RESULTS_AND_DISCUSSION.docx
@@ -29480,7 +29480,7 @@
           <w:sz w:val="24"/>
           <w:szCs w:val="24"/>
         </w:rPr>
-        <w:t xml:space="preserve"> The one failure is deliberate: the Content Security Policy is declared in report-only mode, which records what it would block without blocking it. Enforcing it as written would also block the map on the public page and has not yet been tried against a payment, so it was left for after the pilot (Chapter 5, recommendation 9). [DATA PENDING: securityheaders.com grade and PageSpeed Insights scores from the team's runs, with dates.]</w:t>
+        <w:t xml:space="preserve"> The one failure is deliberate: the Content Security Policy is declared in report-only mode, which records what it would block without blocking it. Enforcing it has not yet been tried against a payment, so it was left for after the pilot (Chapter 5, recommendation 9). [DATA PENDING: securityheaders.com grade and PageSpeed Insights scores from the team's runs, with dates.]</w:t>
       </w:r>
     </w:p>
     <w:p>

--- a/docs/FINAL MANUSCRIPT/CHAPTER_4_RESULTS_AND_DISCUSSION.docx
+++ b/docs/FINAL MANUSCRIPT/CHAPTER_4_RESULTS_AND_DISCUSSION.docx
@@ -29480,7 +29480,7 @@
           <w:sz w:val="24"/>
           <w:szCs w:val="24"/>
         </w:rPr>
-        <w:t xml:space="preserve"> The one failure is deliberate: the Content Security Policy is declared in report-only mode, which records what it would block without blocking it. Enforcing it has not yet been tried against a payment, so it was left for after the pilot (Chapter 5, recommendation 9). [DATA PENDING: securityheaders.com grade and PageSpeed Insights scores from the team's runs, with dates.]</w:t>
+        <w:t xml:space="preserve"> The one failure is deliberate: the Content Security Policy is declared in report-only mode, which records what it would block without blocking it. Later the same morning a GCash checkout on the live site loaded Adyen with no report from the policy, and the policy was switched to enforcing; the Observatory figure above predates that switch (Chapter 5, recommendation 9). [DATA PENDING: securityheaders.com grade and PageSpeed Insights scores from the team's runs, with dates.]</w:t>
       </w:r>
     </w:p>
     <w:p>

--- a/docs/FINAL MANUSCRIPT/CHAPTER_4_RESULTS_AND_DISCUSSION.docx
+++ b/docs/FINAL MANUSCRIPT/CHAPTER_4_RESULTS_AND_DISCUSSION.docx
@@ -14260,7 +14260,7 @@
           <w:sz w:val="24"/>
           <w:szCs w:val="24"/>
         </w:rPr>
-        <w:t xml:space="preserve">Google Lighthouse (version 12.8, run on the same laptop against the live public page, three runs each, median reported) scored accessibility, best practices and search optimization 100 on both a simulated phone and a computer. It also found the page jumping as it loaded: the footer appeared on an empty page and was pushed down when the page's content arrived, a layout shift of 0.50 where 0.1 is the limit for "good", which held the computer performance score at 76. The space the page needs is now held until it loads; after the change the live page measured a layout shift of 0 and a computer performance score of 95. On the simulated slow phone the score stayed about 70, because the page's main text appears only after its code has arrived and run, about five seconds on that connection (Chapter 5, recommendation 11). The real-device timings in Table 11 are the measurement that decides how fast the system is for the owner and tenants.</w:t>
+        <w:t xml:space="preserve">Google Lighthouse (version 12.8, run on the same laptop against the live public page, three runs each, median reported) scored accessibility, best practices and search optimization 100 on both a simulated phone and a computer. It also found the page jumping as it loaded: the footer appeared on an empty page and was pushed down when the page's content arrived, a layout shift of 0.50 where 0.1 is the limit for "good", which held the computer performance score at 76. The space the page needs is now held until it loads; after the change the live page measured a layout shift of 0 and a computer performance score of 95. On the simulated slow phone the score stayed about 70, because the page's main text appears only after its code has arrived and run, about five seconds on that connection. Later that morning phones were sent only the part of each photograph they show: the middle of the building photograph at full sharpness, half the file, and a smaller copy of the gate, a third of it. Google's PageSpeed Insights, which runs Lighthouse on Google's own servers, then scored the phone page 86 for performance with its largest element drawn at 3.5 seconds, against 76 and 5.3 seconds in its run before the change (Chapter 5, recommendation 11). The real-device timings in Table 11 are the measurement that decides how fast the system is for the owner and tenants.</w:t>
       </w:r>
     </w:p>
     <w:p>

--- a/docs/FINAL MANUSCRIPT/CHAPTER_4_RESULTS_AND_DISCUSSION.docx
+++ b/docs/FINAL MANUSCRIPT/CHAPTER_4_RESULTS_AND_DISCUSSION.docx
@@ -4993,6 +4993,23 @@
           <w:sz w:val="24"/>
           <w:szCs w:val="24"/>
         </w:rPr>
+        <w:t xml:space="preserve">Asked afterwards what had gone wrong, Adyen Technical Support explained that GCash needs a specific acquirer account configuration in the test environment, and that some of its fields had probably been changed during Adyen's automatic setup flow, which broke the default configuration the payment method depends on (Adyen Technical Support, personal communication, September 27, 2026). The test environment runs on predefined configurations and does not carry out every step end to end, so a fault that live onboarding would catch appeared here as an immediate refusal. In the live environment the setup is more controlled: some steps are handled by Adyen Support, and the merchant may be asked for further details. Going live is therefore treated as a separate step (Chapter 5, Recommendation 5).</w:t>
+      </w:r>
+    </w:p>
+    <w:p>
+      <w:pPr>
+        <w:spacing w:after="0" w:before="0" w:line="480" w:lineRule="auto"/>
+        <w:ind w:firstLine="720"/>
+        <w:jc w:val="both"/>
+      </w:pPr>
+      <w:r>
+        <w:rPr>
+          <w:rFonts w:ascii="Arial" w:cs="Arial" w:eastAsia="Arial" w:hAnsi="Arial"/>
+          <w:b w:val="false"/>
+          <w:bCs w:val="false"/>
+          <w:sz w:val="24"/>
+          <w:szCs w:val="24"/>
+        </w:rPr>
         <w:t xml:space="preserve">On 26 September 2026 a test payment passed end to end:</w:t>
       </w:r>
     </w:p>
@@ -16983,7 +17000,7 @@
         </w:trPr>
         <w:tc>
           <w:tcPr>
-            <w:tcW w:type="dxa" w:w="3510"/>
+            <w:tcW w:type="dxa" w:w="3562"/>
             <w:tcBorders>
               <w:top w:val="single" w:color="1A202C" w:sz="12"/>
               <w:left w:val="none" w:color="auto" w:sz="0"/>
@@ -17017,7 +17034,7 @@
         </w:tc>
         <w:tc>
           <w:tcPr>
-            <w:tcW w:type="dxa" w:w="2565"/>
+            <w:tcW w:type="dxa" w:w="2539"/>
             <w:tcBorders>
               <w:top w:val="single" w:color="1A202C" w:sz="12"/>
               <w:left w:val="none" w:color="auto" w:sz="0"/>
@@ -17051,7 +17068,7 @@
         </w:tc>
         <w:tc>
           <w:tcPr>
-            <w:tcW w:type="dxa" w:w="2565"/>
+            <w:tcW w:type="dxa" w:w="2539"/>
             <w:tcBorders>
               <w:top w:val="single" w:color="1A202C" w:sz="12"/>
               <w:left w:val="none" w:color="auto" w:sz="0"/>
@@ -17090,7 +17107,7 @@
         </w:trPr>
         <w:tc>
           <w:tcPr>
-            <w:tcW w:type="dxa" w:w="3510"/>
+            <w:tcW w:type="dxa" w:w="3562"/>
             <w:tcBorders>
               <w:top w:val="single" w:color="E2E8F0" w:sz="4"/>
               <w:left w:val="none" w:color="auto" w:sz="0"/>
@@ -17123,30 +17140,30 @@
         </w:tc>
         <w:tc>
           <w:tcPr>
-            <w:tcW w:type="dxa" w:w="2565"/>
-            <w:tcBorders>
-              <w:top w:val="single" w:color="E2E8F0" w:sz="4"/>
-              <w:left w:val="none" w:color="auto" w:sz="0"/>
-              <w:bottom w:val="single" w:color="E2E8F0" w:sz="4"/>
-              <w:right w:val="none" w:color="auto" w:sz="0"/>
-            </w:tcBorders>
-            <w:tcMar>
-              <w:top w:type="dxa" w:w="120"/>
-              <w:left w:type="dxa" w:w="160"/>
-              <w:bottom w:type="dxa" w:w="120"/>
-              <w:right w:type="dxa" w:w="160"/>
-            </w:tcMar>
-          </w:tcPr>
-          <w:p>
-            <w:pPr>
-              <w:spacing w:line="240" w:lineRule="auto"/>
-              <w:jc w:val="left"/>
-            </w:pPr>
-          </w:p>
-        </w:tc>
-        <w:tc>
-          <w:tcPr>
-            <w:tcW w:type="dxa" w:w="2565"/>
+            <w:tcW w:type="dxa" w:w="2539"/>
+            <w:tcBorders>
+              <w:top w:val="single" w:color="E2E8F0" w:sz="4"/>
+              <w:left w:val="none" w:color="auto" w:sz="0"/>
+              <w:bottom w:val="single" w:color="E2E8F0" w:sz="4"/>
+              <w:right w:val="none" w:color="auto" w:sz="0"/>
+            </w:tcBorders>
+            <w:tcMar>
+              <w:top w:type="dxa" w:w="120"/>
+              <w:left w:type="dxa" w:w="160"/>
+              <w:bottom w:type="dxa" w:w="120"/>
+              <w:right w:type="dxa" w:w="160"/>
+            </w:tcMar>
+          </w:tcPr>
+          <w:p>
+            <w:pPr>
+              <w:spacing w:line="240" w:lineRule="auto"/>
+              <w:jc w:val="left"/>
+            </w:pPr>
+          </w:p>
+        </w:tc>
+        <w:tc>
+          <w:tcPr>
+            <w:tcW w:type="dxa" w:w="2539"/>
             <w:tcBorders>
               <w:top w:val="single" w:color="E2E8F0" w:sz="4"/>
               <w:left w:val="none" w:color="auto" w:sz="0"/>
@@ -17174,7 +17191,7 @@
         </w:trPr>
         <w:tc>
           <w:tcPr>
-            <w:tcW w:type="dxa" w:w="3510"/>
+            <w:tcW w:type="dxa" w:w="3562"/>
             <w:tcBorders>
               <w:top w:val="single" w:color="E2E8F0" w:sz="4"/>
               <w:left w:val="none" w:color="auto" w:sz="0"/>
@@ -17207,30 +17224,30 @@
         </w:tc>
         <w:tc>
           <w:tcPr>
-            <w:tcW w:type="dxa" w:w="2565"/>
-            <w:tcBorders>
-              <w:top w:val="single" w:color="E2E8F0" w:sz="4"/>
-              <w:left w:val="none" w:color="auto" w:sz="0"/>
-              <w:bottom w:val="single" w:color="E2E8F0" w:sz="4"/>
-              <w:right w:val="none" w:color="auto" w:sz="0"/>
-            </w:tcBorders>
-            <w:tcMar>
-              <w:top w:type="dxa" w:w="120"/>
-              <w:left w:type="dxa" w:w="160"/>
-              <w:bottom w:type="dxa" w:w="120"/>
-              <w:right w:type="dxa" w:w="160"/>
-            </w:tcMar>
-          </w:tcPr>
-          <w:p>
-            <w:pPr>
-              <w:spacing w:line="240" w:lineRule="auto"/>
-              <w:jc w:val="left"/>
-            </w:pPr>
-          </w:p>
-        </w:tc>
-        <w:tc>
-          <w:tcPr>
-            <w:tcW w:type="dxa" w:w="2565"/>
+            <w:tcW w:type="dxa" w:w="2539"/>
+            <w:tcBorders>
+              <w:top w:val="single" w:color="E2E8F0" w:sz="4"/>
+              <w:left w:val="none" w:color="auto" w:sz="0"/>
+              <w:bottom w:val="single" w:color="E2E8F0" w:sz="4"/>
+              <w:right w:val="none" w:color="auto" w:sz="0"/>
+            </w:tcBorders>
+            <w:tcMar>
+              <w:top w:type="dxa" w:w="120"/>
+              <w:left w:type="dxa" w:w="160"/>
+              <w:bottom w:type="dxa" w:w="120"/>
+              <w:right w:type="dxa" w:w="160"/>
+            </w:tcMar>
+          </w:tcPr>
+          <w:p>
+            <w:pPr>
+              <w:spacing w:line="240" w:lineRule="auto"/>
+              <w:jc w:val="left"/>
+            </w:pPr>
+          </w:p>
+        </w:tc>
+        <w:tc>
+          <w:tcPr>
+            <w:tcW w:type="dxa" w:w="2539"/>
             <w:tcBorders>
               <w:top w:val="single" w:color="E2E8F0" w:sz="4"/>
               <w:left w:val="none" w:color="auto" w:sz="0"/>
@@ -17258,7 +17275,7 @@
         </w:trPr>
         <w:tc>
           <w:tcPr>
-            <w:tcW w:type="dxa" w:w="3510"/>
+            <w:tcW w:type="dxa" w:w="3562"/>
             <w:tcBorders>
               <w:top w:val="single" w:color="E2E8F0" w:sz="4"/>
               <w:left w:val="none" w:color="auto" w:sz="0"/>
@@ -17291,30 +17308,30 @@
         </w:tc>
         <w:tc>
           <w:tcPr>
-            <w:tcW w:type="dxa" w:w="2565"/>
-            <w:tcBorders>
-              <w:top w:val="single" w:color="E2E8F0" w:sz="4"/>
-              <w:left w:val="none" w:color="auto" w:sz="0"/>
-              <w:bottom w:val="single" w:color="E2E8F0" w:sz="4"/>
-              <w:right w:val="none" w:color="auto" w:sz="0"/>
-            </w:tcBorders>
-            <w:tcMar>
-              <w:top w:type="dxa" w:w="120"/>
-              <w:left w:type="dxa" w:w="160"/>
-              <w:bottom w:type="dxa" w:w="120"/>
-              <w:right w:type="dxa" w:w="160"/>
-            </w:tcMar>
-          </w:tcPr>
-          <w:p>
-            <w:pPr>
-              <w:spacing w:line="240" w:lineRule="auto"/>
-              <w:jc w:val="left"/>
-            </w:pPr>
-          </w:p>
-        </w:tc>
-        <w:tc>
-          <w:tcPr>
-            <w:tcW w:type="dxa" w:w="2565"/>
+            <w:tcW w:type="dxa" w:w="2539"/>
+            <w:tcBorders>
+              <w:top w:val="single" w:color="E2E8F0" w:sz="4"/>
+              <w:left w:val="none" w:color="auto" w:sz="0"/>
+              <w:bottom w:val="single" w:color="E2E8F0" w:sz="4"/>
+              <w:right w:val="none" w:color="auto" w:sz="0"/>
+            </w:tcBorders>
+            <w:tcMar>
+              <w:top w:type="dxa" w:w="120"/>
+              <w:left w:type="dxa" w:w="160"/>
+              <w:bottom w:type="dxa" w:w="120"/>
+              <w:right w:type="dxa" w:w="160"/>
+            </w:tcMar>
+          </w:tcPr>
+          <w:p>
+            <w:pPr>
+              <w:spacing w:line="240" w:lineRule="auto"/>
+              <w:jc w:val="left"/>
+            </w:pPr>
+          </w:p>
+        </w:tc>
+        <w:tc>
+          <w:tcPr>
+            <w:tcW w:type="dxa" w:w="2539"/>
             <w:tcBorders>
               <w:top w:val="single" w:color="E2E8F0" w:sz="4"/>
               <w:left w:val="none" w:color="auto" w:sz="0"/>
@@ -17342,7 +17359,91 @@
         </w:trPr>
         <w:tc>
           <w:tcPr>
-            <w:tcW w:type="dxa" w:w="3510"/>
+            <w:tcW w:type="dxa" w:w="3562"/>
+            <w:tcBorders>
+              <w:top w:val="single" w:color="E2E8F0" w:sz="4"/>
+              <w:left w:val="none" w:color="auto" w:sz="0"/>
+              <w:bottom w:val="single" w:color="E2E8F0" w:sz="4"/>
+              <w:right w:val="none" w:color="auto" w:sz="0"/>
+            </w:tcBorders>
+            <w:tcMar>
+              <w:top w:type="dxa" w:w="120"/>
+              <w:left w:type="dxa" w:w="160"/>
+              <w:bottom w:type="dxa" w:w="120"/>
+              <w:right w:type="dxa" w:w="160"/>
+            </w:tcMar>
+          </w:tcPr>
+          <w:p>
+            <w:pPr>
+              <w:spacing w:line="240" w:lineRule="auto"/>
+              <w:jc w:val="left"/>
+            </w:pPr>
+            <w:r>
+              <w:rPr>
+                <w:rFonts w:ascii="Arial" w:cs="Arial" w:eastAsia="Arial" w:hAnsi="Arial"/>
+                <w:b w:val="false"/>
+                <w:bCs w:val="false"/>
+                <w:sz w:val="20"/>
+                <w:szCs w:val="20"/>
+              </w:rPr>
+              <w:t xml:space="preserve">Prospective tenants</w:t>
+            </w:r>
+          </w:p>
+        </w:tc>
+        <w:tc>
+          <w:tcPr>
+            <w:tcW w:type="dxa" w:w="2539"/>
+            <w:tcBorders>
+              <w:top w:val="single" w:color="E2E8F0" w:sz="4"/>
+              <w:left w:val="none" w:color="auto" w:sz="0"/>
+              <w:bottom w:val="single" w:color="E2E8F0" w:sz="4"/>
+              <w:right w:val="none" w:color="auto" w:sz="0"/>
+            </w:tcBorders>
+            <w:tcMar>
+              <w:top w:type="dxa" w:w="120"/>
+              <w:left w:type="dxa" w:w="160"/>
+              <w:bottom w:type="dxa" w:w="120"/>
+              <w:right w:type="dxa" w:w="160"/>
+            </w:tcMar>
+          </w:tcPr>
+          <w:p>
+            <w:pPr>
+              <w:spacing w:line="240" w:lineRule="auto"/>
+              <w:jc w:val="left"/>
+            </w:pPr>
+          </w:p>
+        </w:tc>
+        <w:tc>
+          <w:tcPr>
+            <w:tcW w:type="dxa" w:w="2539"/>
+            <w:tcBorders>
+              <w:top w:val="single" w:color="E2E8F0" w:sz="4"/>
+              <w:left w:val="none" w:color="auto" w:sz="0"/>
+              <w:bottom w:val="single" w:color="E2E8F0" w:sz="4"/>
+              <w:right w:val="none" w:color="auto" w:sz="0"/>
+            </w:tcBorders>
+            <w:tcMar>
+              <w:top w:type="dxa" w:w="120"/>
+              <w:left w:type="dxa" w:w="160"/>
+              <w:bottom w:type="dxa" w:w="120"/>
+              <w:right w:type="dxa" w:w="160"/>
+            </w:tcMar>
+          </w:tcPr>
+          <w:p>
+            <w:pPr>
+              <w:spacing w:line="240" w:lineRule="auto"/>
+              <w:jc w:val="left"/>
+            </w:pPr>
+          </w:p>
+        </w:tc>
+      </w:tr>
+      <w:tr>
+        <w:trPr>
+          <w:cantSplit/>
+        </w:trPr>
+        <w:tc>
+          <w:tcPr>
+            <w:tcW w:type="dxa" w:w="3562"/>
             <w:tcBorders>
               <w:top w:val="single" w:color="E2E8F0" w:sz="4"/>
               <w:left w:val="none" w:color="auto" w:sz="0"/>
@@ -17376,7 +17477,7 @@
         </w:tc>
         <w:tc>
           <w:tcPr>
-            <w:tcW w:type="dxa" w:w="2565"/>
+            <w:tcW w:type="dxa" w:w="2539"/>
             <w:tcBorders>
               <w:top w:val="single" w:color="E2E8F0" w:sz="4"/>
               <w:left w:val="none" w:color="auto" w:sz="0"/>
@@ -17400,7 +17501,7 @@
         </w:tc>
         <w:tc>
           <w:tcPr>
-            <w:tcW w:type="dxa" w:w="2565"/>
+            <w:tcW w:type="dxa" w:w="2539"/>
             <w:tcBorders>
               <w:top w:val="single" w:color="E2E8F0" w:sz="4"/>
               <w:left w:val="none" w:color="auto" w:sz="0"/>

--- a/docs/FINAL MANUSCRIPT/CHAPTER_4_RESULTS_AND_DISCUSSION.docx
+++ b/docs/FINAL MANUSCRIPT/CHAPTER_4_RESULTS_AND_DISCUSSION.docx
@@ -2804,7 +2804,7 @@
           <w:sz w:val="24"/>
           <w:szCs w:val="24"/>
         </w:rPr>
-        <w:t xml:space="preserve">The public site lists the units with their rates, read live from the database. A visitor sends an enquiry about a specific unit without needing an account. The enquiry appears in the owner's inbox, and when accepted it becomes a tenancy that stays linked to the enquiry it came from. A reserved unit stays visible but accepts no new enquiries. The public site never shows a tenant's name; this is checked on every verification run against all 33 published units. </w:t>
+        <w:t xml:space="preserve">The public site lists the units with their rates, read live from the database. A visitor sends an enquiry about a specific unit without needing an account. The enquiry appears in the owner's inbox, and when accepted it becomes a tenancy that stays linked to the enquiry it came from. The owner answers inside the system, and the visitor reads the answer there too: on sending, they are given a private link and a short reference code, and either one (the code together with the phone number they gave) opens their conversation, where they can write back. No account is created and nothing is sent by text or email; the link's secret is stored only in hashed form, like a password. A reserved unit stays visible but accepts no new enquiries. The public site never shows a tenant's name; this is checked on every verification run against all 33 published units. </w:t>
       </w:r>
       <w:r>
         <w:rPr>

--- a/docs/FINAL MANUSCRIPT/CHAPTER_4_RESULTS_AND_DISCUSSION.docx
+++ b/docs/FINAL MANUSCRIPT/CHAPTER_4_RESULTS_AND_DISCUSSION.docx
@@ -2976,6 +2976,43 @@
           <w:szCs w:val="24"/>
         </w:rPr>
         <w:t xml:space="preserve"> [SCREENSHOT PENDING]</w:t>
+      </w:r>
+    </w:p>
+    <w:p>
+      <w:pPr>
+        <w:spacing w:after="0" w:before="0" w:line="480" w:lineRule="auto"/>
+        <w:ind w:firstLine="720"/>
+        <w:jc w:val="both"/>
+      </w:pPr>
+      <w:r>
+        <w:rPr>
+          <w:rFonts w:ascii="Arial" w:cs="Arial" w:eastAsia="Arial" w:hAnsi="Arial"/>
+          <w:b w:val="false"/>
+          <w:bCs w:val="false"/>
+          <w:sz w:val="24"/>
+          <w:szCs w:val="24"/>
+        </w:rPr>
+        <w:t xml:space="preserve">Tenants follow the same record from their side. The tenant's payments page shows </w:t>
+      </w:r>
+      <w:r>
+        <w:rPr>
+          <w:rFonts w:ascii="Arial" w:cs="Arial" w:eastAsia="Arial" w:hAnsi="Arial"/>
+          <w:b/>
+          <w:bCs/>
+          <w:sz w:val="24"/>
+          <w:szCs w:val="24"/>
+        </w:rPr>
+        <w:t xml:space="preserve">"Your rent, month by month"</w:t>
+      </w:r>
+      <w:r>
+        <w:rPr>
+          <w:rFonts w:ascii="Arial" w:cs="Arial" w:eastAsia="Arial" w:hAnsi="Arial"/>
+          <w:b w:val="false"/>
+          <w:bCs w:val="false"/>
+          <w:sz w:val="24"/>
+          <w:szCs w:val="24"/>
+        </w:rPr>
+        <w:t xml:space="preserve">: one sentence stating how far their payments reach ("Paid up to …") and what is due, a bar for each of the last twelve months marked Paid, Due, Nothing recorded or Not due yet, and the months paid, the amount paid and the amount due now. Only receipts the owner has verified count as paid, the same rule behind the "paid up to" date; a voided receipt never counts, and a GCash payment still awaiting verification is listed separately as waiting. A month before the latest receipt with no receipt of its own is shown as "Nothing recorded", never as owed, because the records do not establish that it is.</w:t>
       </w:r>
     </w:p>
     <w:p>
@@ -29586,6 +29623,45 @@
     </w:p>
     <w:p>
       <w:pPr>
+        <w:spacing w:after="0" w:before="0" w:line="480" w:lineRule="auto"/>
+        <w:ind w:firstLine="720"/>
+        <w:jc w:val="both"/>
+      </w:pPr>
+      <w:r>
+        <w:rPr>
+          <w:rFonts w:ascii="Arial" w:cs="Arial" w:eastAsia="Arial" w:hAnsi="Arial"/>
+          <w:b w:val="false"/>
+          <w:bCs w:val="false"/>
+          <w:sz w:val="24"/>
+          <w:szCs w:val="24"/>
+        </w:rPr>
+        <w:t xml:space="preserve">The conversation a visitor has about an enquiry (Section 4.2.3) is reached without an account, so its link is itself the credential, what the W3C Technical Architecture Group calls a capability URL (</w:t>
+      </w:r>
+      <w:r>
+        <w:rPr>
+          <w:rFonts w:ascii="Arial" w:cs="Arial" w:eastAsia="Arial" w:hAnsi="Arial"/>
+          <w:b w:val="false"/>
+          <w:bCs w:val="false"/>
+          <w:i/>
+          <w:iCs/>
+          <w:sz w:val="24"/>
+          <w:szCs w:val="24"/>
+        </w:rPr>
+        <w:t xml:space="preserve">Good Practices for Capability URLs</w:t>
+      </w:r>
+      <w:r>
+        <w:rPr>
+          <w:rFonts w:ascii="Arial" w:cs="Arial" w:eastAsia="Arial" w:hAnsi="Arial"/>
+          <w:b w:val="false"/>
+          <w:bCs w:val="false"/>
+          <w:sz w:val="24"/>
+          <w:szCs w:val="24"/>
+        </w:rPr>
+        <w:t xml:space="preserve">). Its secret is 256 bits, well above the 64 bits OWASP recommends for session identifiers; only its SHA-256 hash is stored; and it travels in the address's #fragment, which browsers do not send to a server, so it never reaches a server log. The shorter reference code opens the conversation only together with the phone number given in the enquiry. Look-ups are rate-limited (30 per 15 minutes from one address), and each link opens one conversation only.</w:t>
+      </w:r>
+    </w:p>
+    <w:p>
+      <w:pPr>
         <w:spacing w:after="120" w:before="240" w:line="480" w:lineRule="auto"/>
         <w:jc w:val="left"/>
       </w:pPr>

--- a/docs/FINAL MANUSCRIPT/CHAPTER_4_RESULTS_AND_DISCUSSION.docx
+++ b/docs/FINAL MANUSCRIPT/CHAPTER_4_RESULTS_AND_DISCUSSION.docx
@@ -117,7 +117,7 @@
           <w:sz w:val="24"/>
           <w:szCs w:val="24"/>
         </w:rPr>
-        <w:t xml:space="preserve">Before Hivelet, the owner ran the business from a spreadsheet workbook with two sheets, a Monthly Income Report and a Monthly Expenses Report, kept on removable storage, together with a physical official receipt book. Rent was collected in cash on site. Tenant concerns and maintenance requests arrived by messaging application or in person. Table 5 compares each practice with the problem it caused.</w:t>
+        <w:t xml:space="preserve">Before Hivelet, the owner ran the business from a spreadsheet workbook with two sheets, a Monthly Income Report and a Monthly Expenses Report, kept on removable storage, together with a physical invoice book. Rent was collected in cash on site. Tenant concerns and maintenance requests arrived by messaging application or in person. Table 5 compares each practice with the problem it caused.</w:t>
       </w:r>
     </w:p>
     <w:p>
@@ -170,7 +170,7 @@
         </w:trPr>
         <w:tc>
           <w:tcPr>
-            <w:tcW w:type="dxa" w:w="1452"/>
+            <w:tcW w:type="dxa" w:w="1456"/>
             <w:tcBorders>
               <w:top w:val="single" w:color="1A202C" w:sz="12"/>
               <w:left w:val="none" w:color="auto" w:sz="0"/>
@@ -204,7 +204,7 @@
         </w:tc>
         <w:tc>
           <w:tcPr>
-            <w:tcW w:type="dxa" w:w="3448"/>
+            <w:tcW w:type="dxa" w:w="3427"/>
             <w:tcBorders>
               <w:top w:val="single" w:color="1A202C" w:sz="12"/>
               <w:left w:val="none" w:color="auto" w:sz="0"/>
@@ -238,7 +238,7 @@
         </w:tc>
         <w:tc>
           <w:tcPr>
-            <w:tcW w:type="dxa" w:w="3740"/>
+            <w:tcW w:type="dxa" w:w="3757"/>
             <w:tcBorders>
               <w:top w:val="single" w:color="1A202C" w:sz="12"/>
               <w:left w:val="none" w:color="auto" w:sz="0"/>
@@ -277,7 +277,7 @@
         </w:trPr>
         <w:tc>
           <w:tcPr>
-            <w:tcW w:type="dxa" w:w="1452"/>
+            <w:tcW w:type="dxa" w:w="1456"/>
             <w:tcBorders>
               <w:top w:val="single" w:color="E2E8F0" w:sz="4"/>
               <w:left w:val="none" w:color="auto" w:sz="0"/>
@@ -310,7 +310,7 @@
         </w:tc>
         <w:tc>
           <w:tcPr>
-            <w:tcW w:type="dxa" w:w="3448"/>
+            <w:tcW w:type="dxa" w:w="3427"/>
             <w:tcBorders>
               <w:top w:val="single" w:color="E2E8F0" w:sz="4"/>
               <w:left w:val="none" w:color="auto" w:sz="0"/>
@@ -343,7 +343,7 @@
         </w:tc>
         <w:tc>
           <w:tcPr>
-            <w:tcW w:type="dxa" w:w="3740"/>
+            <w:tcW w:type="dxa" w:w="3757"/>
             <w:tcBorders>
               <w:top w:val="single" w:color="E2E8F0" w:sz="4"/>
               <w:left w:val="none" w:color="auto" w:sz="0"/>
@@ -381,7 +381,7 @@
         </w:trPr>
         <w:tc>
           <w:tcPr>
-            <w:tcW w:type="dxa" w:w="1452"/>
+            <w:tcW w:type="dxa" w:w="1456"/>
             <w:tcBorders>
               <w:top w:val="single" w:color="718096" w:sz="6"/>
               <w:left w:val="none" w:color="auto" w:sz="0"/>
@@ -415,7 +415,7 @@
         </w:tc>
         <w:tc>
           <w:tcPr>
-            <w:tcW w:type="dxa" w:w="3448"/>
+            <w:tcW w:type="dxa" w:w="3427"/>
             <w:tcBorders>
               <w:top w:val="single" w:color="718096" w:sz="6"/>
               <w:left w:val="none" w:color="auto" w:sz="0"/>
@@ -443,13 +443,13 @@
                 <w:sz w:val="20"/>
                 <w:szCs w:val="20"/>
               </w:rPr>
-              <w:t xml:space="preserve">Income and expense sheets typed by hand; official receipts written in a paper book</w:t>
-            </w:r>
-          </w:p>
-        </w:tc>
-        <w:tc>
-          <w:tcPr>
-            <w:tcW w:type="dxa" w:w="3740"/>
+              <w:t xml:space="preserve">Income and expense sheets typed by hand; invoices written in a paper book</w:t>
+            </w:r>
+          </w:p>
+        </w:tc>
+        <w:tc>
+          <w:tcPr>
+            <w:tcW w:type="dxa" w:w="3757"/>
             <w:tcBorders>
               <w:top w:val="single" w:color="718096" w:sz="6"/>
               <w:left w:val="none" w:color="auto" w:sz="0"/>
@@ -477,7 +477,7 @@
                 <w:sz w:val="20"/>
                 <w:szCs w:val="20"/>
               </w:rPr>
-              <w:t xml:space="preserve">Totals depend on manual arithmetic; nothing checks a receipt number against the book; one file on removable storage is the only copy</w:t>
+              <w:t xml:space="preserve">Totals depend on manual arithmetic; nothing checks an invoice number against the book; one file on removable storage is the only copy</w:t>
             </w:r>
           </w:p>
         </w:tc>
@@ -488,7 +488,7 @@
         </w:trPr>
         <w:tc>
           <w:tcPr>
-            <w:tcW w:type="dxa" w:w="1452"/>
+            <w:tcW w:type="dxa" w:w="1456"/>
             <w:tcBorders>
               <w:top w:val="single" w:color="E2E8F0" w:sz="4"/>
               <w:left w:val="none" w:color="auto" w:sz="0"/>
@@ -521,7 +521,7 @@
         </w:tc>
         <w:tc>
           <w:tcPr>
-            <w:tcW w:type="dxa" w:w="3448"/>
+            <w:tcW w:type="dxa" w:w="3427"/>
             <w:tcBorders>
               <w:top w:val="single" w:color="E2E8F0" w:sz="4"/>
               <w:left w:val="none" w:color="auto" w:sz="0"/>
@@ -554,7 +554,7 @@
         </w:tc>
         <w:tc>
           <w:tcPr>
-            <w:tcW w:type="dxa" w:w="3740"/>
+            <w:tcW w:type="dxa" w:w="3757"/>
             <w:tcBorders>
               <w:top w:val="single" w:color="E2E8F0" w:sz="4"/>
               <w:left w:val="none" w:color="auto" w:sz="0"/>
@@ -592,7 +592,7 @@
         </w:trPr>
         <w:tc>
           <w:tcPr>
-            <w:tcW w:type="dxa" w:w="1452"/>
+            <w:tcW w:type="dxa" w:w="1456"/>
             <w:tcBorders>
               <w:top w:val="single" w:color="E2E8F0" w:sz="4"/>
               <w:left w:val="none" w:color="auto" w:sz="0"/>
@@ -625,7 +625,7 @@
         </w:tc>
         <w:tc>
           <w:tcPr>
-            <w:tcW w:type="dxa" w:w="3448"/>
+            <w:tcW w:type="dxa" w:w="3427"/>
             <w:tcBorders>
               <w:top w:val="single" w:color="E2E8F0" w:sz="4"/>
               <w:left w:val="none" w:color="auto" w:sz="0"/>
@@ -658,7 +658,7 @@
         </w:tc>
         <w:tc>
           <w:tcPr>
-            <w:tcW w:type="dxa" w:w="3740"/>
+            <w:tcW w:type="dxa" w:w="3757"/>
             <w:tcBorders>
               <w:top w:val="single" w:color="E2E8F0" w:sz="4"/>
               <w:left w:val="none" w:color="auto" w:sz="0"/>
@@ -774,7 +774,7 @@
           <w:sz w:val="24"/>
           <w:szCs w:val="24"/>
         </w:rPr>
-        <w:t xml:space="preserve">Five official receipt numbers</w:t>
+        <w:t xml:space="preserve">Five invoice numbers</w:t>
       </w:r>
       <w:r>
         <w:rPr>
@@ -801,7 +801,7 @@
           <w:sz w:val="24"/>
           <w:szCs w:val="24"/>
         </w:rPr>
-        <w:t xml:space="preserve">single receipt number was used for two different tenants on the same day. Each case is recorded in the system and reported on every verification run. None has been changed: the team decided on 26 September 2026 that historical records stay exactly as the owner wrote them, as the record of what happened. The standard the system is held to is that every record it produces itself is correct.</w:t>
+        <w:t xml:space="preserve">single invoice number was used for two different tenants on the same day. Each case is recorded in the system and reported on every verification run. None has been changed: the team decided on 26 September 2026 that historical records stay exactly as the owner wrote them, as the record of what happened. The standard the system is held to is that every record it produces itself is correct.</w:t>
       </w:r>
     </w:p>
     <w:p>
@@ -981,7 +981,7 @@
         </w:trPr>
         <w:tc>
           <w:tcPr>
-            <w:tcW w:type="dxa" w:w="2437"/>
+            <w:tcW w:type="dxa" w:w="2407"/>
             <w:tcBorders>
               <w:top w:val="single" w:color="1A202C" w:sz="12"/>
               <w:left w:val="none" w:color="auto" w:sz="0"/>
@@ -1015,7 +1015,7 @@
         </w:tc>
         <w:tc>
           <w:tcPr>
-            <w:tcW w:type="dxa" w:w="3641"/>
+            <w:tcW w:type="dxa" w:w="3702"/>
             <w:tcBorders>
               <w:top w:val="single" w:color="1A202C" w:sz="12"/>
               <w:left w:val="none" w:color="auto" w:sz="0"/>
@@ -1049,7 +1049,7 @@
         </w:tc>
         <w:tc>
           <w:tcPr>
-            <w:tcW w:type="dxa" w:w="2562"/>
+            <w:tcW w:type="dxa" w:w="2531"/>
             <w:tcBorders>
               <w:top w:val="single" w:color="1A202C" w:sz="12"/>
               <w:left w:val="none" w:color="auto" w:sz="0"/>
@@ -1088,7 +1088,7 @@
         </w:trPr>
         <w:tc>
           <w:tcPr>
-            <w:tcW w:type="dxa" w:w="2437"/>
+            <w:tcW w:type="dxa" w:w="2407"/>
             <w:tcBorders>
               <w:top w:val="single" w:color="E2E8F0" w:sz="4"/>
               <w:left w:val="none" w:color="auto" w:sz="0"/>
@@ -1121,7 +1121,7 @@
         </w:tc>
         <w:tc>
           <w:tcPr>
-            <w:tcW w:type="dxa" w:w="3641"/>
+            <w:tcW w:type="dxa" w:w="3702"/>
             <w:tcBorders>
               <w:top w:val="single" w:color="E2E8F0" w:sz="4"/>
               <w:left w:val="none" w:color="auto" w:sz="0"/>
@@ -1154,7 +1154,7 @@
         </w:tc>
         <w:tc>
           <w:tcPr>
-            <w:tcW w:type="dxa" w:w="2562"/>
+            <w:tcW w:type="dxa" w:w="2531"/>
             <w:tcBorders>
               <w:top w:val="single" w:color="E2E8F0" w:sz="4"/>
               <w:left w:val="none" w:color="auto" w:sz="0"/>
@@ -1192,7 +1192,7 @@
         </w:trPr>
         <w:tc>
           <w:tcPr>
-            <w:tcW w:type="dxa" w:w="2437"/>
+            <w:tcW w:type="dxa" w:w="2407"/>
             <w:tcBorders>
               <w:top w:val="single" w:color="E2E8F0" w:sz="4"/>
               <w:left w:val="none" w:color="auto" w:sz="0"/>
@@ -1225,7 +1225,7 @@
         </w:tc>
         <w:tc>
           <w:tcPr>
-            <w:tcW w:type="dxa" w:w="3641"/>
+            <w:tcW w:type="dxa" w:w="3702"/>
             <w:tcBorders>
               <w:top w:val="single" w:color="E2E8F0" w:sz="4"/>
               <w:left w:val="none" w:color="auto" w:sz="0"/>
@@ -1258,7 +1258,7 @@
         </w:tc>
         <w:tc>
           <w:tcPr>
-            <w:tcW w:type="dxa" w:w="2562"/>
+            <w:tcW w:type="dxa" w:w="2531"/>
             <w:tcBorders>
               <w:top w:val="single" w:color="E2E8F0" w:sz="4"/>
               <w:left w:val="none" w:color="auto" w:sz="0"/>
@@ -1296,7 +1296,7 @@
         </w:trPr>
         <w:tc>
           <w:tcPr>
-            <w:tcW w:type="dxa" w:w="2437"/>
+            <w:tcW w:type="dxa" w:w="2407"/>
             <w:tcBorders>
               <w:top w:val="single" w:color="E2E8F0" w:sz="4"/>
               <w:left w:val="none" w:color="auto" w:sz="0"/>
@@ -1329,40 +1329,40 @@
         </w:tc>
         <w:tc>
           <w:tcPr>
-            <w:tcW w:type="dxa" w:w="3641"/>
-            <w:tcBorders>
-              <w:top w:val="single" w:color="E2E8F0" w:sz="4"/>
-              <w:left w:val="none" w:color="auto" w:sz="0"/>
-              <w:bottom w:val="single" w:color="E2E8F0" w:sz="4"/>
-              <w:right w:val="none" w:color="auto" w:sz="0"/>
-            </w:tcBorders>
-            <w:tcMar>
-              <w:top w:type="dxa" w:w="120"/>
-              <w:left w:type="dxa" w:w="160"/>
-              <w:bottom w:type="dxa" w:w="120"/>
-              <w:right w:type="dxa" w:w="160"/>
-            </w:tcMar>
-          </w:tcPr>
-          <w:p>
-            <w:pPr>
-              <w:spacing w:line="240" w:lineRule="auto"/>
-              <w:jc w:val="left"/>
-            </w:pPr>
-            <w:r>
-              <w:rPr>
-                <w:rFonts w:ascii="Arial" w:cs="Arial" w:eastAsia="Arial" w:hAnsi="Arial"/>
-                <w:b w:val="false"/>
-                <w:bCs w:val="false"/>
-                <w:sz w:val="20"/>
-                <w:szCs w:val="20"/>
-              </w:rPr>
-              <w:t xml:space="preserve">Compute charges, record payments against real receipt numbers, reproduce the owner's reports</w:t>
-            </w:r>
-          </w:p>
-        </w:tc>
-        <w:tc>
-          <w:tcPr>
-            <w:tcW w:type="dxa" w:w="2562"/>
+            <w:tcW w:type="dxa" w:w="3702"/>
+            <w:tcBorders>
+              <w:top w:val="single" w:color="E2E8F0" w:sz="4"/>
+              <w:left w:val="none" w:color="auto" w:sz="0"/>
+              <w:bottom w:val="single" w:color="E2E8F0" w:sz="4"/>
+              <w:right w:val="none" w:color="auto" w:sz="0"/>
+            </w:tcBorders>
+            <w:tcMar>
+              <w:top w:type="dxa" w:w="120"/>
+              <w:left w:type="dxa" w:w="160"/>
+              <w:bottom w:type="dxa" w:w="120"/>
+              <w:right w:type="dxa" w:w="160"/>
+            </w:tcMar>
+          </w:tcPr>
+          <w:p>
+            <w:pPr>
+              <w:spacing w:line="240" w:lineRule="auto"/>
+              <w:jc w:val="left"/>
+            </w:pPr>
+            <w:r>
+              <w:rPr>
+                <w:rFonts w:ascii="Arial" w:cs="Arial" w:eastAsia="Arial" w:hAnsi="Arial"/>
+                <w:b w:val="false"/>
+                <w:bCs w:val="false"/>
+                <w:sz w:val="20"/>
+                <w:szCs w:val="20"/>
+              </w:rPr>
+              <w:t xml:space="preserve">Compute charges, record payments against the owner's own invoice numbers, reproduce the owner's reports</w:t>
+            </w:r>
+          </w:p>
+        </w:tc>
+        <w:tc>
+          <w:tcPr>
+            <w:tcW w:type="dxa" w:w="2531"/>
             <w:tcBorders>
               <w:top w:val="single" w:color="E2E8F0" w:sz="4"/>
               <w:left w:val="none" w:color="auto" w:sz="0"/>
@@ -1400,7 +1400,7 @@
         </w:trPr>
         <w:tc>
           <w:tcPr>
-            <w:tcW w:type="dxa" w:w="2437"/>
+            <w:tcW w:type="dxa" w:w="2407"/>
             <w:tcBorders>
               <w:top w:val="single" w:color="E2E8F0" w:sz="4"/>
               <w:left w:val="none" w:color="auto" w:sz="0"/>
@@ -1433,7 +1433,7 @@
         </w:tc>
         <w:tc>
           <w:tcPr>
-            <w:tcW w:type="dxa" w:w="3641"/>
+            <w:tcW w:type="dxa" w:w="3702"/>
             <w:tcBorders>
               <w:top w:val="single" w:color="E2E8F0" w:sz="4"/>
               <w:left w:val="none" w:color="auto" w:sz="0"/>
@@ -1466,7 +1466,7 @@
         </w:tc>
         <w:tc>
           <w:tcPr>
-            <w:tcW w:type="dxa" w:w="2562"/>
+            <w:tcW w:type="dxa" w:w="2531"/>
             <w:tcBorders>
               <w:top w:val="single" w:color="E2E8F0" w:sz="4"/>
               <w:left w:val="none" w:color="auto" w:sz="0"/>
@@ -1504,7 +1504,7 @@
         </w:trPr>
         <w:tc>
           <w:tcPr>
-            <w:tcW w:type="dxa" w:w="2437"/>
+            <w:tcW w:type="dxa" w:w="2407"/>
             <w:tcBorders>
               <w:top w:val="single" w:color="E2E8F0" w:sz="4"/>
               <w:left w:val="none" w:color="auto" w:sz="0"/>
@@ -1537,7 +1537,7 @@
         </w:tc>
         <w:tc>
           <w:tcPr>
-            <w:tcW w:type="dxa" w:w="3641"/>
+            <w:tcW w:type="dxa" w:w="3702"/>
             <w:tcBorders>
               <w:top w:val="single" w:color="E2E8F0" w:sz="4"/>
               <w:left w:val="none" w:color="auto" w:sz="0"/>
@@ -1570,7 +1570,7 @@
         </w:tc>
         <w:tc>
           <w:tcPr>
-            <w:tcW w:type="dxa" w:w="2562"/>
+            <w:tcW w:type="dxa" w:w="2531"/>
             <w:tcBorders>
               <w:top w:val="single" w:color="E2E8F0" w:sz="4"/>
               <w:left w:val="none" w:color="auto" w:sz="0"/>
@@ -1608,7 +1608,7 @@
         </w:trPr>
         <w:tc>
           <w:tcPr>
-            <w:tcW w:type="dxa" w:w="2437"/>
+            <w:tcW w:type="dxa" w:w="2407"/>
             <w:tcBorders>
               <w:top w:val="single" w:color="E2E8F0" w:sz="4"/>
               <w:left w:val="none" w:color="auto" w:sz="0"/>
@@ -1641,7 +1641,7 @@
         </w:tc>
         <w:tc>
           <w:tcPr>
-            <w:tcW w:type="dxa" w:w="3641"/>
+            <w:tcW w:type="dxa" w:w="3702"/>
             <w:tcBorders>
               <w:top w:val="single" w:color="E2E8F0" w:sz="4"/>
               <w:left w:val="none" w:color="auto" w:sz="0"/>
@@ -1674,7 +1674,7 @@
         </w:tc>
         <w:tc>
           <w:tcPr>
-            <w:tcW w:type="dxa" w:w="2562"/>
+            <w:tcW w:type="dxa" w:w="2531"/>
             <w:tcBorders>
               <w:top w:val="single" w:color="E2E8F0" w:sz="4"/>
               <w:left w:val="none" w:color="auto" w:sz="0"/>
@@ -1712,7 +1712,7 @@
         </w:trPr>
         <w:tc>
           <w:tcPr>
-            <w:tcW w:type="dxa" w:w="2437"/>
+            <w:tcW w:type="dxa" w:w="2407"/>
             <w:tcBorders>
               <w:top w:val="single" w:color="E2E8F0" w:sz="4"/>
               <w:left w:val="none" w:color="auto" w:sz="0"/>
@@ -1745,7 +1745,7 @@
         </w:tc>
         <w:tc>
           <w:tcPr>
-            <w:tcW w:type="dxa" w:w="3641"/>
+            <w:tcW w:type="dxa" w:w="3702"/>
             <w:tcBorders>
               <w:top w:val="single" w:color="E2E8F0" w:sz="4"/>
               <w:left w:val="none" w:color="auto" w:sz="0"/>
@@ -1778,7 +1778,7 @@
         </w:tc>
         <w:tc>
           <w:tcPr>
-            <w:tcW w:type="dxa" w:w="2562"/>
+            <w:tcW w:type="dxa" w:w="2531"/>
             <w:tcBorders>
               <w:top w:val="single" w:color="E2E8F0" w:sz="4"/>
               <w:left w:val="none" w:color="auto" w:sz="0"/>
@@ -2876,7 +2876,7 @@
           <w:sz w:val="24"/>
           <w:szCs w:val="24"/>
         </w:rPr>
-        <w:t xml:space="preserve">Cash payments are recorded by the owner with the official receipt number from her receipt book. The system never makes up a receipt number. Online payments go through Adyen with GCash: a payment made this way enters a </w:t>
+        <w:t xml:space="preserve">Cash payments are recorded by the owner with the number of the invoice she issued, written INV#, or with none, since not every payment has an invoice. The system never makes up an invoice number. Online payments go through Adyen with GCash: a payment made this way enters a </w:t>
       </w:r>
       <w:r>
         <w:rPr>
@@ -3012,7 +3012,7 @@
           <w:sz w:val="24"/>
           <w:szCs w:val="24"/>
         </w:rPr>
-        <w:t xml:space="preserve">: one sentence stating how far their payments reach ("Paid up to …") and what is due, a bar for each of the last twelve months marked Paid, Due, Nothing recorded or Not due yet, and the months paid, the amount paid and the amount due now. Only receipts the owner has verified count as paid, the same rule behind the "paid up to" date; a voided receipt never counts, and a GCash payment still awaiting verification is listed separately as waiting. A month before the latest receipt with no receipt of its own is shown as "Nothing recorded", never as owed, because the records do not establish that it is.</w:t>
+        <w:t xml:space="preserve">: one sentence stating how far their payments reach ("Paid up to …") and what is due, a bar for each of the last twelve months marked Paid, Due, Not entered or Not due yet, and the months paid, the amount paid and the amount due now. Only receipts the owner has verified count as paid, the same rule behind the "paid up to" date; a voided receipt never counts, and a GCash payment still awaiting verification is listed separately as waiting. A month with no payment entered, whether between two payments or after the last one, is shown as "Not entered", never as owed or overdue, because the records alone cannot tell an unpaid month from one the owner has not entered yet; only a bill actually raised is shown as due.</w:t>
       </w:r>
     </w:p>
     <w:p>
@@ -3315,7 +3315,7 @@
           <w:sz w:val="24"/>
           <w:szCs w:val="24"/>
         </w:rPr>
-        <w:t xml:space="preserve">application edit or delete its entries. The only change ever made to it was deliberate and reviewed: when test accounts were deleted, the name on their entries was removed and every entry kept.</w:t>
+        <w:t xml:space="preserve">application edit or delete its entries. The only change ever made to it was deliberate and reviewed: when test accounts were deleted, the name on their entries was removed and every entry kept. On the capstone adviser's advice the trail is kept in the database for the developers and is not shown in the application: its Activity screen was removed on 1 October 2026.</w:t>
       </w:r>
     </w:p>
     <w:p>
@@ -3402,7 +3402,7 @@
           <w:sz w:val="24"/>
           <w:szCs w:val="24"/>
         </w:rPr>
-        <w:t xml:space="preserve">The client is a Progressive Web Application with a service worker and a web app manifest, so it can be installed on a phone or computer and opens without the browser's address bar. The service worker keeps the application's own files for faster loading, but it does not store tenant or financial data on the device. This matches the delimitation in Section 1.4: viewing and recording data needs an internet connection. Screens adapt to the device: tables on a computer become cards on a phone. </w:t>
+        <w:t xml:space="preserve">The client is a Progressive Web Application with a service worker and a web app manifest, so it can be installed on a phone or computer and opens without the browser's address bar. The service worker keeps the application's own files for faster loading, but it does not store tenant or financial data. A separate, read-only copy was added on 1 and 2 October 2026: the essential figures, names and notifications the signed-in person's screens last loaded are kept in the browser on that person's own device, so the installed application can still show them with no connection under one notice giving the time they were saved. For a tenant these are their rent, balance, payments, repair requests and details; for the owner, the units, tenants, income and expense records, repairs and inquiries. Paying, recording and every other action still need the connection and are not offered without it, and the copy is removed when the person signs out or someone else signs in on the device. This stays within the delimitation in Section 1.4: current data and every change to it need an internet connection. Screens adapt to the device: tables on a computer become cards on a phone. </w:t>
       </w:r>
       <w:r>
         <w:rPr>
@@ -5292,7 +5292,7 @@
         </w:trPr>
         <w:tc>
           <w:tcPr>
-            <w:tcW w:type="dxa" w:w="2384"/>
+            <w:tcW w:type="dxa" w:w="2367"/>
             <w:tcBorders>
               <w:top w:val="single" w:color="1A202C" w:sz="12"/>
               <w:left w:val="none" w:color="auto" w:sz="0"/>
@@ -5326,7 +5326,7 @@
         </w:tc>
         <w:tc>
           <w:tcPr>
-            <w:tcW w:type="dxa" w:w="4091"/>
+            <w:tcW w:type="dxa" w:w="4124"/>
             <w:tcBorders>
               <w:top w:val="single" w:color="1A202C" w:sz="12"/>
               <w:left w:val="none" w:color="auto" w:sz="0"/>
@@ -5360,7 +5360,7 @@
         </w:tc>
         <w:tc>
           <w:tcPr>
-            <w:tcW w:type="dxa" w:w="2165"/>
+            <w:tcW w:type="dxa" w:w="2149"/>
             <w:tcBorders>
               <w:top w:val="single" w:color="1A202C" w:sz="12"/>
               <w:left w:val="none" w:color="auto" w:sz="0"/>
@@ -5399,7 +5399,7 @@
         </w:trPr>
         <w:tc>
           <w:tcPr>
-            <w:tcW w:type="dxa" w:w="2384"/>
+            <w:tcW w:type="dxa" w:w="2367"/>
             <w:tcBorders>
               <w:top w:val="single" w:color="718096" w:sz="6"/>
               <w:left w:val="none" w:color="auto" w:sz="0"/>
@@ -5433,7 +5433,7 @@
         </w:tc>
         <w:tc>
           <w:tcPr>
-            <w:tcW w:type="dxa" w:w="4091"/>
+            <w:tcW w:type="dxa" w:w="4124"/>
             <w:tcBorders>
               <w:top w:val="single" w:color="718096" w:sz="6"/>
               <w:left w:val="none" w:color="auto" w:sz="0"/>
@@ -5467,7 +5467,7 @@
         </w:tc>
         <w:tc>
           <w:tcPr>
-            <w:tcW w:type="dxa" w:w="2165"/>
+            <w:tcW w:type="dxa" w:w="2149"/>
             <w:tcBorders>
               <w:top w:val="single" w:color="718096" w:sz="6"/>
               <w:left w:val="none" w:color="auto" w:sz="0"/>
@@ -5506,7 +5506,7 @@
         </w:trPr>
         <w:tc>
           <w:tcPr>
-            <w:tcW w:type="dxa" w:w="2384"/>
+            <w:tcW w:type="dxa" w:w="2367"/>
             <w:tcBorders>
               <w:top w:val="single" w:color="718096" w:sz="6"/>
               <w:left w:val="none" w:color="auto" w:sz="0"/>
@@ -5540,7 +5540,7 @@
         </w:tc>
         <w:tc>
           <w:tcPr>
-            <w:tcW w:type="dxa" w:w="4091"/>
+            <w:tcW w:type="dxa" w:w="4124"/>
             <w:tcBorders>
               <w:top w:val="single" w:color="718096" w:sz="6"/>
               <w:left w:val="none" w:color="auto" w:sz="0"/>
@@ -5568,13 +5568,13 @@
                 <w:sz w:val="20"/>
                 <w:szCs w:val="20"/>
               </w:rPr>
-              <w:t xml:space="preserve">Totals for rent, water and garbage; collections by cluster</w:t>
-            </w:r>
-          </w:p>
-        </w:tc>
-        <w:tc>
-          <w:tcPr>
-            <w:tcW w:type="dxa" w:w="2165"/>
+              <w:t xml:space="preserve">Totals for rent and water (and a garbage fee, removed on 30 September); collections by cluster</w:t>
+            </w:r>
+          </w:p>
+        </w:tc>
+        <w:tc>
+          <w:tcPr>
+            <w:tcW w:type="dxa" w:w="2149"/>
             <w:tcBorders>
               <w:top w:val="single" w:color="718096" w:sz="6"/>
               <w:left w:val="none" w:color="auto" w:sz="0"/>
@@ -5613,7 +5613,7 @@
         </w:trPr>
         <w:tc>
           <w:tcPr>
-            <w:tcW w:type="dxa" w:w="2384"/>
+            <w:tcW w:type="dxa" w:w="2367"/>
             <w:tcBorders>
               <w:top w:val="single" w:color="718096" w:sz="6"/>
               <w:left w:val="none" w:color="auto" w:sz="0"/>
@@ -5647,7 +5647,7 @@
         </w:tc>
         <w:tc>
           <w:tcPr>
-            <w:tcW w:type="dxa" w:w="4091"/>
+            <w:tcW w:type="dxa" w:w="4124"/>
             <w:tcBorders>
               <w:top w:val="single" w:color="718096" w:sz="6"/>
               <w:left w:val="none" w:color="auto" w:sz="0"/>
@@ -5681,7 +5681,7 @@
         </w:tc>
         <w:tc>
           <w:tcPr>
-            <w:tcW w:type="dxa" w:w="2165"/>
+            <w:tcW w:type="dxa" w:w="2149"/>
             <w:tcBorders>
               <w:top w:val="single" w:color="718096" w:sz="6"/>
               <w:left w:val="none" w:color="auto" w:sz="0"/>
@@ -5720,7 +5720,7 @@
         </w:trPr>
         <w:tc>
           <w:tcPr>
-            <w:tcW w:type="dxa" w:w="2384"/>
+            <w:tcW w:type="dxa" w:w="2367"/>
             <w:tcBorders>
               <w:top w:val="single" w:color="E2E8F0" w:sz="4"/>
               <w:left w:val="none" w:color="auto" w:sz="0"/>
@@ -5753,7 +5753,7 @@
         </w:tc>
         <w:tc>
           <w:tcPr>
-            <w:tcW w:type="dxa" w:w="4091"/>
+            <w:tcW w:type="dxa" w:w="4124"/>
             <w:tcBorders>
               <w:top w:val="single" w:color="E2E8F0" w:sz="4"/>
               <w:left w:val="none" w:color="auto" w:sz="0"/>
@@ -5786,7 +5786,7 @@
         </w:tc>
         <w:tc>
           <w:tcPr>
-            <w:tcW w:type="dxa" w:w="2165"/>
+            <w:tcW w:type="dxa" w:w="2149"/>
             <w:tcBorders>
               <w:top w:val="single" w:color="E2E8F0" w:sz="4"/>
               <w:left w:val="none" w:color="auto" w:sz="0"/>
@@ -5824,7 +5824,7 @@
         </w:trPr>
         <w:tc>
           <w:tcPr>
-            <w:tcW w:type="dxa" w:w="2384"/>
+            <w:tcW w:type="dxa" w:w="2367"/>
             <w:tcBorders>
               <w:top w:val="single" w:color="E2E8F0" w:sz="4"/>
               <w:left w:val="none" w:color="auto" w:sz="0"/>
@@ -5857,7 +5857,7 @@
         </w:tc>
         <w:tc>
           <w:tcPr>
-            <w:tcW w:type="dxa" w:w="4091"/>
+            <w:tcW w:type="dxa" w:w="4124"/>
             <w:tcBorders>
               <w:top w:val="single" w:color="E2E8F0" w:sz="4"/>
               <w:left w:val="none" w:color="auto" w:sz="0"/>
@@ -5890,7 +5890,7 @@
         </w:tc>
         <w:tc>
           <w:tcPr>
-            <w:tcW w:type="dxa" w:w="2165"/>
+            <w:tcW w:type="dxa" w:w="2149"/>
             <w:tcBorders>
               <w:top w:val="single" w:color="E2E8F0" w:sz="4"/>
               <w:left w:val="none" w:color="auto" w:sz="0"/>
@@ -5928,7 +5928,7 @@
         </w:trPr>
         <w:tc>
           <w:tcPr>
-            <w:tcW w:type="dxa" w:w="2384"/>
+            <w:tcW w:type="dxa" w:w="2367"/>
             <w:tcBorders>
               <w:top w:val="single" w:color="E2E8F0" w:sz="4"/>
               <w:left w:val="none" w:color="auto" w:sz="0"/>
@@ -5961,7 +5961,7 @@
         </w:tc>
         <w:tc>
           <w:tcPr>
-            <w:tcW w:type="dxa" w:w="4091"/>
+            <w:tcW w:type="dxa" w:w="4124"/>
             <w:tcBorders>
               <w:top w:val="single" w:color="E2E8F0" w:sz="4"/>
               <w:left w:val="none" w:color="auto" w:sz="0"/>
@@ -5994,7 +5994,7 @@
         </w:tc>
         <w:tc>
           <w:tcPr>
-            <w:tcW w:type="dxa" w:w="2165"/>
+            <w:tcW w:type="dxa" w:w="2149"/>
             <w:tcBorders>
               <w:top w:val="single" w:color="E2E8F0" w:sz="4"/>
               <w:left w:val="none" w:color="auto" w:sz="0"/>
@@ -6032,7 +6032,7 @@
         </w:trPr>
         <w:tc>
           <w:tcPr>
-            <w:tcW w:type="dxa" w:w="2384"/>
+            <w:tcW w:type="dxa" w:w="2367"/>
             <w:tcBorders>
               <w:top w:val="single" w:color="E2E8F0" w:sz="4"/>
               <w:left w:val="none" w:color="auto" w:sz="0"/>
@@ -6065,7 +6065,7 @@
         </w:tc>
         <w:tc>
           <w:tcPr>
-            <w:tcW w:type="dxa" w:w="4091"/>
+            <w:tcW w:type="dxa" w:w="4124"/>
             <w:tcBorders>
               <w:top w:val="single" w:color="E2E8F0" w:sz="4"/>
               <w:left w:val="none" w:color="auto" w:sz="0"/>
@@ -6098,7 +6098,7 @@
         </w:tc>
         <w:tc>
           <w:tcPr>
-            <w:tcW w:type="dxa" w:w="2165"/>
+            <w:tcW w:type="dxa" w:w="2149"/>
             <w:tcBorders>
               <w:top w:val="single" w:color="E2E8F0" w:sz="4"/>
               <w:left w:val="none" w:color="auto" w:sz="0"/>
@@ -6136,7 +6136,7 @@
         </w:trPr>
         <w:tc>
           <w:tcPr>
-            <w:tcW w:type="dxa" w:w="2384"/>
+            <w:tcW w:type="dxa" w:w="2367"/>
             <w:tcBorders>
               <w:top w:val="single" w:color="E2E8F0" w:sz="4"/>
               <w:left w:val="none" w:color="auto" w:sz="0"/>
@@ -6169,7 +6169,7 @@
         </w:tc>
         <w:tc>
           <w:tcPr>
-            <w:tcW w:type="dxa" w:w="4091"/>
+            <w:tcW w:type="dxa" w:w="4124"/>
             <w:tcBorders>
               <w:top w:val="single" w:color="E2E8F0" w:sz="4"/>
               <w:left w:val="none" w:color="auto" w:sz="0"/>
@@ -6202,7 +6202,7 @@
         </w:tc>
         <w:tc>
           <w:tcPr>
-            <w:tcW w:type="dxa" w:w="2165"/>
+            <w:tcW w:type="dxa" w:w="2149"/>
             <w:tcBorders>
               <w:top w:val="single" w:color="E2E8F0" w:sz="4"/>
               <w:left w:val="none" w:color="auto" w:sz="0"/>
@@ -6240,7 +6240,7 @@
         </w:trPr>
         <w:tc>
           <w:tcPr>
-            <w:tcW w:type="dxa" w:w="2384"/>
+            <w:tcW w:type="dxa" w:w="2367"/>
             <w:tcBorders>
               <w:top w:val="single" w:color="E2E8F0" w:sz="4"/>
               <w:left w:val="none" w:color="auto" w:sz="0"/>
@@ -6273,7 +6273,7 @@
         </w:tc>
         <w:tc>
           <w:tcPr>
-            <w:tcW w:type="dxa" w:w="4091"/>
+            <w:tcW w:type="dxa" w:w="4124"/>
             <w:tcBorders>
               <w:top w:val="single" w:color="E2E8F0" w:sz="4"/>
               <w:left w:val="none" w:color="auto" w:sz="0"/>
@@ -6306,7 +6306,7 @@
         </w:tc>
         <w:tc>
           <w:tcPr>
-            <w:tcW w:type="dxa" w:w="2165"/>
+            <w:tcW w:type="dxa" w:w="2149"/>
             <w:tcBorders>
               <w:top w:val="single" w:color="E2E8F0" w:sz="4"/>
               <w:left w:val="none" w:color="auto" w:sz="0"/>
@@ -6786,7 +6786,7 @@
           <w:sz w:val="24"/>
           <w:szCs w:val="24"/>
         </w:rPr>
-        <w:t xml:space="preserve">A 26-step walkthrough exercises every function that writes data exactly once. It runs against the one unoccupied unit so that no real tenancy, receipt or expense is touched. The owner performed it herself on 30 September 2026 on the administrator's laptop in Google Chrome, signed in to her own account, with a team member reading each step and recording the outcome. Where the observer's notes and the system's own activity record disagreed, the activity record was taken as the account of what was done.</w:t>
+        <w:t xml:space="preserve">A 26-step walkthrough (30 rows in Table 10, counting the sub-steps 15b, 19b, 22b and 23b) exercises every function that writes data exactly once. It runs against the one unoccupied unit so that no real tenancy, receipt or expense is touched. The owner performed it herself on 30 September 2026 on the administrator's laptop in Google Chrome, signed in to her own account, with a team member reading each step and recording the outcome. Where the observer's notes and the system's own activity record disagreed, the activity record was taken as the account of what was done.</w:t>
       </w:r>
     </w:p>
     <w:p>
@@ -6909,7 +6909,7 @@
         </w:tc>
         <w:tc>
           <w:tcPr>
-            <w:tcW w:type="dxa" w:w="2376"/>
+            <w:tcW w:type="dxa" w:w="2379"/>
             <w:tcBorders>
               <w:top w:val="single" w:color="1A202C" w:sz="12"/>
               <w:left w:val="none" w:color="auto" w:sz="0"/>
@@ -6943,7 +6943,7 @@
         </w:tc>
         <w:tc>
           <w:tcPr>
-            <w:tcW w:type="dxa" w:w="2888"/>
+            <w:tcW w:type="dxa" w:w="2884"/>
             <w:tcBorders>
               <w:top w:val="single" w:color="1A202C" w:sz="12"/>
               <w:left w:val="none" w:color="auto" w:sz="0"/>
@@ -6977,7 +6977,7 @@
         </w:tc>
         <w:tc>
           <w:tcPr>
-            <w:tcW w:type="dxa" w:w="825"/>
+            <w:tcW w:type="dxa" w:w="826"/>
             <w:tcBorders>
               <w:top w:val="single" w:color="1A202C" w:sz="12"/>
               <w:left w:val="none" w:color="auto" w:sz="0"/>
@@ -7082,7 +7082,7 @@
         </w:tc>
         <w:tc>
           <w:tcPr>
-            <w:tcW w:type="dxa" w:w="2376"/>
+            <w:tcW w:type="dxa" w:w="2379"/>
             <w:tcBorders>
               <w:top w:val="single" w:color="E2E8F0" w:sz="4"/>
               <w:left w:val="none" w:color="auto" w:sz="0"/>
@@ -7115,7 +7115,7 @@
         </w:tc>
         <w:tc>
           <w:tcPr>
-            <w:tcW w:type="dxa" w:w="2888"/>
+            <w:tcW w:type="dxa" w:w="2884"/>
             <w:tcBorders>
               <w:top w:val="single" w:color="E2E8F0" w:sz="4"/>
               <w:left w:val="none" w:color="auto" w:sz="0"/>
@@ -7148,7 +7148,7 @@
         </w:tc>
         <w:tc>
           <w:tcPr>
-            <w:tcW w:type="dxa" w:w="825"/>
+            <w:tcW w:type="dxa" w:w="826"/>
             <w:tcBorders>
               <w:top w:val="single" w:color="E2E8F0" w:sz="4"/>
               <w:left w:val="none" w:color="auto" w:sz="0"/>
@@ -7252,7 +7252,7 @@
         </w:tc>
         <w:tc>
           <w:tcPr>
-            <w:tcW w:type="dxa" w:w="2376"/>
+            <w:tcW w:type="dxa" w:w="2379"/>
             <w:tcBorders>
               <w:top w:val="single" w:color="E2E8F0" w:sz="4"/>
               <w:left w:val="none" w:color="auto" w:sz="0"/>
@@ -7285,7 +7285,7 @@
         </w:tc>
         <w:tc>
           <w:tcPr>
-            <w:tcW w:type="dxa" w:w="2888"/>
+            <w:tcW w:type="dxa" w:w="2884"/>
             <w:tcBorders>
               <w:top w:val="single" w:color="E2E8F0" w:sz="4"/>
               <w:left w:val="none" w:color="auto" w:sz="0"/>
@@ -7318,7 +7318,7 @@
         </w:tc>
         <w:tc>
           <w:tcPr>
-            <w:tcW w:type="dxa" w:w="825"/>
+            <w:tcW w:type="dxa" w:w="826"/>
             <w:tcBorders>
               <w:top w:val="single" w:color="E2E8F0" w:sz="4"/>
               <w:left w:val="none" w:color="auto" w:sz="0"/>
@@ -7422,7 +7422,7 @@
         </w:tc>
         <w:tc>
           <w:tcPr>
-            <w:tcW w:type="dxa" w:w="2376"/>
+            <w:tcW w:type="dxa" w:w="2379"/>
             <w:tcBorders>
               <w:top w:val="single" w:color="E2E8F0" w:sz="4"/>
               <w:left w:val="none" w:color="auto" w:sz="0"/>
@@ -7455,7 +7455,7 @@
         </w:tc>
         <w:tc>
           <w:tcPr>
-            <w:tcW w:type="dxa" w:w="2888"/>
+            <w:tcW w:type="dxa" w:w="2884"/>
             <w:tcBorders>
               <w:top w:val="single" w:color="E2E8F0" w:sz="4"/>
               <w:left w:val="none" w:color="auto" w:sz="0"/>
@@ -7488,7 +7488,7 @@
         </w:tc>
         <w:tc>
           <w:tcPr>
-            <w:tcW w:type="dxa" w:w="825"/>
+            <w:tcW w:type="dxa" w:w="826"/>
             <w:tcBorders>
               <w:top w:val="single" w:color="E2E8F0" w:sz="4"/>
               <w:left w:val="none" w:color="auto" w:sz="0"/>
@@ -7592,7 +7592,7 @@
         </w:tc>
         <w:tc>
           <w:tcPr>
-            <w:tcW w:type="dxa" w:w="2376"/>
+            <w:tcW w:type="dxa" w:w="2379"/>
             <w:tcBorders>
               <w:top w:val="single" w:color="E2E8F0" w:sz="4"/>
               <w:left w:val="none" w:color="auto" w:sz="0"/>
@@ -7625,7 +7625,7 @@
         </w:tc>
         <w:tc>
           <w:tcPr>
-            <w:tcW w:type="dxa" w:w="2888"/>
+            <w:tcW w:type="dxa" w:w="2884"/>
             <w:tcBorders>
               <w:top w:val="single" w:color="E2E8F0" w:sz="4"/>
               <w:left w:val="none" w:color="auto" w:sz="0"/>
@@ -7658,7 +7658,7 @@
         </w:tc>
         <w:tc>
           <w:tcPr>
-            <w:tcW w:type="dxa" w:w="825"/>
+            <w:tcW w:type="dxa" w:w="826"/>
             <w:tcBorders>
               <w:top w:val="single" w:color="E2E8F0" w:sz="4"/>
               <w:left w:val="none" w:color="auto" w:sz="0"/>
@@ -7762,7 +7762,7 @@
         </w:tc>
         <w:tc>
           <w:tcPr>
-            <w:tcW w:type="dxa" w:w="2376"/>
+            <w:tcW w:type="dxa" w:w="2379"/>
             <w:tcBorders>
               <w:top w:val="single" w:color="E2E8F0" w:sz="4"/>
               <w:left w:val="none" w:color="auto" w:sz="0"/>
@@ -7795,7 +7795,7 @@
         </w:tc>
         <w:tc>
           <w:tcPr>
-            <w:tcW w:type="dxa" w:w="2888"/>
+            <w:tcW w:type="dxa" w:w="2884"/>
             <w:tcBorders>
               <w:top w:val="single" w:color="E2E8F0" w:sz="4"/>
               <w:left w:val="none" w:color="auto" w:sz="0"/>
@@ -7828,7 +7828,7 @@
         </w:tc>
         <w:tc>
           <w:tcPr>
-            <w:tcW w:type="dxa" w:w="825"/>
+            <w:tcW w:type="dxa" w:w="826"/>
             <w:tcBorders>
               <w:top w:val="single" w:color="E2E8F0" w:sz="4"/>
               <w:left w:val="none" w:color="auto" w:sz="0"/>
@@ -7932,7 +7932,7 @@
         </w:tc>
         <w:tc>
           <w:tcPr>
-            <w:tcW w:type="dxa" w:w="2376"/>
+            <w:tcW w:type="dxa" w:w="2379"/>
             <w:tcBorders>
               <w:top w:val="single" w:color="E2E8F0" w:sz="4"/>
               <w:left w:val="none" w:color="auto" w:sz="0"/>
@@ -7965,7 +7965,7 @@
         </w:tc>
         <w:tc>
           <w:tcPr>
-            <w:tcW w:type="dxa" w:w="2888"/>
+            <w:tcW w:type="dxa" w:w="2884"/>
             <w:tcBorders>
               <w:top w:val="single" w:color="E2E8F0" w:sz="4"/>
               <w:left w:val="none" w:color="auto" w:sz="0"/>
@@ -7998,7 +7998,7 @@
         </w:tc>
         <w:tc>
           <w:tcPr>
-            <w:tcW w:type="dxa" w:w="825"/>
+            <w:tcW w:type="dxa" w:w="826"/>
             <w:tcBorders>
               <w:top w:val="single" w:color="E2E8F0" w:sz="4"/>
               <w:left w:val="none" w:color="auto" w:sz="0"/>
@@ -8102,7 +8102,7 @@
         </w:tc>
         <w:tc>
           <w:tcPr>
-            <w:tcW w:type="dxa" w:w="2376"/>
+            <w:tcW w:type="dxa" w:w="2379"/>
             <w:tcBorders>
               <w:top w:val="single" w:color="E2E8F0" w:sz="4"/>
               <w:left w:val="none" w:color="auto" w:sz="0"/>
@@ -8135,7 +8135,7 @@
         </w:tc>
         <w:tc>
           <w:tcPr>
-            <w:tcW w:type="dxa" w:w="2888"/>
+            <w:tcW w:type="dxa" w:w="2884"/>
             <w:tcBorders>
               <w:top w:val="single" w:color="E2E8F0" w:sz="4"/>
               <w:left w:val="none" w:color="auto" w:sz="0"/>
@@ -8168,7 +8168,7 @@
         </w:tc>
         <w:tc>
           <w:tcPr>
-            <w:tcW w:type="dxa" w:w="825"/>
+            <w:tcW w:type="dxa" w:w="826"/>
             <w:tcBorders>
               <w:top w:val="single" w:color="E2E8F0" w:sz="4"/>
               <w:left w:val="none" w:color="auto" w:sz="0"/>
@@ -8272,7 +8272,7 @@
         </w:tc>
         <w:tc>
           <w:tcPr>
-            <w:tcW w:type="dxa" w:w="2376"/>
+            <w:tcW w:type="dxa" w:w="2379"/>
             <w:tcBorders>
               <w:top w:val="single" w:color="E2E8F0" w:sz="4"/>
               <w:left w:val="none" w:color="auto" w:sz="0"/>
@@ -8305,7 +8305,7 @@
         </w:tc>
         <w:tc>
           <w:tcPr>
-            <w:tcW w:type="dxa" w:w="2888"/>
+            <w:tcW w:type="dxa" w:w="2884"/>
             <w:tcBorders>
               <w:top w:val="single" w:color="E2E8F0" w:sz="4"/>
               <w:left w:val="none" w:color="auto" w:sz="0"/>
@@ -8338,7 +8338,7 @@
         </w:tc>
         <w:tc>
           <w:tcPr>
-            <w:tcW w:type="dxa" w:w="825"/>
+            <w:tcW w:type="dxa" w:w="826"/>
             <w:tcBorders>
               <w:top w:val="single" w:color="E2E8F0" w:sz="4"/>
               <w:left w:val="none" w:color="auto" w:sz="0"/>
@@ -8442,7 +8442,7 @@
         </w:tc>
         <w:tc>
           <w:tcPr>
-            <w:tcW w:type="dxa" w:w="2376"/>
+            <w:tcW w:type="dxa" w:w="2379"/>
             <w:tcBorders>
               <w:top w:val="single" w:color="E2E8F0" w:sz="4"/>
               <w:left w:val="none" w:color="auto" w:sz="0"/>
@@ -8475,7 +8475,7 @@
         </w:tc>
         <w:tc>
           <w:tcPr>
-            <w:tcW w:type="dxa" w:w="2888"/>
+            <w:tcW w:type="dxa" w:w="2884"/>
             <w:tcBorders>
               <w:top w:val="single" w:color="E2E8F0" w:sz="4"/>
               <w:left w:val="none" w:color="auto" w:sz="0"/>
@@ -8508,7 +8508,7 @@
         </w:tc>
         <w:tc>
           <w:tcPr>
-            <w:tcW w:type="dxa" w:w="825"/>
+            <w:tcW w:type="dxa" w:w="826"/>
             <w:tcBorders>
               <w:top w:val="single" w:color="E2E8F0" w:sz="4"/>
               <w:left w:val="none" w:color="auto" w:sz="0"/>
@@ -8612,7 +8612,7 @@
         </w:tc>
         <w:tc>
           <w:tcPr>
-            <w:tcW w:type="dxa" w:w="2376"/>
+            <w:tcW w:type="dxa" w:w="2379"/>
             <w:tcBorders>
               <w:top w:val="single" w:color="E2E8F0" w:sz="4"/>
               <w:left w:val="none" w:color="auto" w:sz="0"/>
@@ -8645,7 +8645,7 @@
         </w:tc>
         <w:tc>
           <w:tcPr>
-            <w:tcW w:type="dxa" w:w="2888"/>
+            <w:tcW w:type="dxa" w:w="2884"/>
             <w:tcBorders>
               <w:top w:val="single" w:color="E2E8F0" w:sz="4"/>
               <w:left w:val="none" w:color="auto" w:sz="0"/>
@@ -8678,7 +8678,7 @@
         </w:tc>
         <w:tc>
           <w:tcPr>
-            <w:tcW w:type="dxa" w:w="825"/>
+            <w:tcW w:type="dxa" w:w="826"/>
             <w:tcBorders>
               <w:top w:val="single" w:color="E2E8F0" w:sz="4"/>
               <w:left w:val="none" w:color="auto" w:sz="0"/>
@@ -8782,7 +8782,7 @@
         </w:tc>
         <w:tc>
           <w:tcPr>
-            <w:tcW w:type="dxa" w:w="2376"/>
+            <w:tcW w:type="dxa" w:w="2379"/>
             <w:tcBorders>
               <w:top w:val="single" w:color="E2E8F0" w:sz="4"/>
               <w:left w:val="none" w:color="auto" w:sz="0"/>
@@ -8815,7 +8815,7 @@
         </w:tc>
         <w:tc>
           <w:tcPr>
-            <w:tcW w:type="dxa" w:w="2888"/>
+            <w:tcW w:type="dxa" w:w="2884"/>
             <w:tcBorders>
               <w:top w:val="single" w:color="E2E8F0" w:sz="4"/>
               <w:left w:val="none" w:color="auto" w:sz="0"/>
@@ -8848,7 +8848,7 @@
         </w:tc>
         <w:tc>
           <w:tcPr>
-            <w:tcW w:type="dxa" w:w="825"/>
+            <w:tcW w:type="dxa" w:w="826"/>
             <w:tcBorders>
               <w:top w:val="single" w:color="E2E8F0" w:sz="4"/>
               <w:left w:val="none" w:color="auto" w:sz="0"/>
@@ -8952,7 +8952,7 @@
         </w:tc>
         <w:tc>
           <w:tcPr>
-            <w:tcW w:type="dxa" w:w="2376"/>
+            <w:tcW w:type="dxa" w:w="2379"/>
             <w:tcBorders>
               <w:top w:val="single" w:color="E2E8F0" w:sz="4"/>
               <w:left w:val="none" w:color="auto" w:sz="0"/>
@@ -8985,7 +8985,7 @@
         </w:tc>
         <w:tc>
           <w:tcPr>
-            <w:tcW w:type="dxa" w:w="2888"/>
+            <w:tcW w:type="dxa" w:w="2884"/>
             <w:tcBorders>
               <w:top w:val="single" w:color="E2E8F0" w:sz="4"/>
               <w:left w:val="none" w:color="auto" w:sz="0"/>
@@ -9018,7 +9018,7 @@
         </w:tc>
         <w:tc>
           <w:tcPr>
-            <w:tcW w:type="dxa" w:w="825"/>
+            <w:tcW w:type="dxa" w:w="826"/>
             <w:tcBorders>
               <w:top w:val="single" w:color="E2E8F0" w:sz="4"/>
               <w:left w:val="none" w:color="auto" w:sz="0"/>
@@ -9122,7 +9122,7 @@
         </w:tc>
         <w:tc>
           <w:tcPr>
-            <w:tcW w:type="dxa" w:w="2376"/>
+            <w:tcW w:type="dxa" w:w="2379"/>
             <w:tcBorders>
               <w:top w:val="single" w:color="E2E8F0" w:sz="4"/>
               <w:left w:val="none" w:color="auto" w:sz="0"/>
@@ -9155,7 +9155,7 @@
         </w:tc>
         <w:tc>
           <w:tcPr>
-            <w:tcW w:type="dxa" w:w="2888"/>
+            <w:tcW w:type="dxa" w:w="2884"/>
             <w:tcBorders>
               <w:top w:val="single" w:color="E2E8F0" w:sz="4"/>
               <w:left w:val="none" w:color="auto" w:sz="0"/>
@@ -9188,7 +9188,7 @@
         </w:tc>
         <w:tc>
           <w:tcPr>
-            <w:tcW w:type="dxa" w:w="825"/>
+            <w:tcW w:type="dxa" w:w="826"/>
             <w:tcBorders>
               <w:top w:val="single" w:color="E2E8F0" w:sz="4"/>
               <w:left w:val="none" w:color="auto" w:sz="0"/>
@@ -9292,7 +9292,7 @@
         </w:tc>
         <w:tc>
           <w:tcPr>
-            <w:tcW w:type="dxa" w:w="2376"/>
+            <w:tcW w:type="dxa" w:w="2379"/>
             <w:tcBorders>
               <w:top w:val="single" w:color="E2E8F0" w:sz="4"/>
               <w:left w:val="none" w:color="auto" w:sz="0"/>
@@ -9325,7 +9325,7 @@
         </w:tc>
         <w:tc>
           <w:tcPr>
-            <w:tcW w:type="dxa" w:w="2888"/>
+            <w:tcW w:type="dxa" w:w="2884"/>
             <w:tcBorders>
               <w:top w:val="single" w:color="E2E8F0" w:sz="4"/>
               <w:left w:val="none" w:color="auto" w:sz="0"/>
@@ -9358,7 +9358,7 @@
         </w:tc>
         <w:tc>
           <w:tcPr>
-            <w:tcW w:type="dxa" w:w="825"/>
+            <w:tcW w:type="dxa" w:w="826"/>
             <w:tcBorders>
               <w:top w:val="single" w:color="E2E8F0" w:sz="4"/>
               <w:left w:val="none" w:color="auto" w:sz="0"/>
@@ -9462,7 +9462,7 @@
         </w:tc>
         <w:tc>
           <w:tcPr>
-            <w:tcW w:type="dxa" w:w="2376"/>
+            <w:tcW w:type="dxa" w:w="2379"/>
             <w:tcBorders>
               <w:top w:val="single" w:color="E2E8F0" w:sz="4"/>
               <w:left w:val="none" w:color="auto" w:sz="0"/>
@@ -9495,7 +9495,7 @@
         </w:tc>
         <w:tc>
           <w:tcPr>
-            <w:tcW w:type="dxa" w:w="2888"/>
+            <w:tcW w:type="dxa" w:w="2884"/>
             <w:tcBorders>
               <w:top w:val="single" w:color="E2E8F0" w:sz="4"/>
               <w:left w:val="none" w:color="auto" w:sz="0"/>
@@ -9528,7 +9528,7 @@
         </w:tc>
         <w:tc>
           <w:tcPr>
-            <w:tcW w:type="dxa" w:w="825"/>
+            <w:tcW w:type="dxa" w:w="826"/>
             <w:tcBorders>
               <w:top w:val="single" w:color="E2E8F0" w:sz="4"/>
               <w:left w:val="none" w:color="auto" w:sz="0"/>
@@ -9632,7 +9632,7 @@
         </w:tc>
         <w:tc>
           <w:tcPr>
-            <w:tcW w:type="dxa" w:w="2376"/>
+            <w:tcW w:type="dxa" w:w="2379"/>
             <w:tcBorders>
               <w:top w:val="single" w:color="E2E8F0" w:sz="4"/>
               <w:left w:val="none" w:color="auto" w:sz="0"/>
@@ -9665,7 +9665,7 @@
         </w:tc>
         <w:tc>
           <w:tcPr>
-            <w:tcW w:type="dxa" w:w="2888"/>
+            <w:tcW w:type="dxa" w:w="2884"/>
             <w:tcBorders>
               <w:top w:val="single" w:color="E2E8F0" w:sz="4"/>
               <w:left w:val="none" w:color="auto" w:sz="0"/>
@@ -9698,7 +9698,7 @@
         </w:tc>
         <w:tc>
           <w:tcPr>
-            <w:tcW w:type="dxa" w:w="825"/>
+            <w:tcW w:type="dxa" w:w="826"/>
             <w:tcBorders>
               <w:top w:val="single" w:color="E2E8F0" w:sz="4"/>
               <w:left w:val="none" w:color="auto" w:sz="0"/>
@@ -9802,7 +9802,7 @@
         </w:tc>
         <w:tc>
           <w:tcPr>
-            <w:tcW w:type="dxa" w:w="2376"/>
+            <w:tcW w:type="dxa" w:w="2379"/>
             <w:tcBorders>
               <w:top w:val="single" w:color="E2E8F0" w:sz="4"/>
               <w:left w:val="none" w:color="auto" w:sz="0"/>
@@ -9835,7 +9835,7 @@
         </w:tc>
         <w:tc>
           <w:tcPr>
-            <w:tcW w:type="dxa" w:w="2888"/>
+            <w:tcW w:type="dxa" w:w="2884"/>
             <w:tcBorders>
               <w:top w:val="single" w:color="E2E8F0" w:sz="4"/>
               <w:left w:val="none" w:color="auto" w:sz="0"/>
@@ -9868,7 +9868,7 @@
         </w:tc>
         <w:tc>
           <w:tcPr>
-            <w:tcW w:type="dxa" w:w="825"/>
+            <w:tcW w:type="dxa" w:w="826"/>
             <w:tcBorders>
               <w:top w:val="single" w:color="E2E8F0" w:sz="4"/>
               <w:left w:val="none" w:color="auto" w:sz="0"/>
@@ -9972,7 +9972,7 @@
         </w:tc>
         <w:tc>
           <w:tcPr>
-            <w:tcW w:type="dxa" w:w="2376"/>
+            <w:tcW w:type="dxa" w:w="2379"/>
             <w:tcBorders>
               <w:top w:val="single" w:color="E2E8F0" w:sz="4"/>
               <w:left w:val="none" w:color="auto" w:sz="0"/>
@@ -10005,7 +10005,7 @@
         </w:tc>
         <w:tc>
           <w:tcPr>
-            <w:tcW w:type="dxa" w:w="2888"/>
+            <w:tcW w:type="dxa" w:w="2884"/>
             <w:tcBorders>
               <w:top w:val="single" w:color="E2E8F0" w:sz="4"/>
               <w:left w:val="none" w:color="auto" w:sz="0"/>
@@ -10038,7 +10038,7 @@
         </w:tc>
         <w:tc>
           <w:tcPr>
-            <w:tcW w:type="dxa" w:w="825"/>
+            <w:tcW w:type="dxa" w:w="826"/>
             <w:tcBorders>
               <w:top w:val="single" w:color="E2E8F0" w:sz="4"/>
               <w:left w:val="none" w:color="auto" w:sz="0"/>
@@ -10142,40 +10142,40 @@
         </w:tc>
         <w:tc>
           <w:tcPr>
-            <w:tcW w:type="dxa" w:w="2376"/>
-            <w:tcBorders>
-              <w:top w:val="single" w:color="E2E8F0" w:sz="4"/>
-              <w:left w:val="none" w:color="auto" w:sz="0"/>
-              <w:bottom w:val="single" w:color="E2E8F0" w:sz="4"/>
-              <w:right w:val="none" w:color="auto" w:sz="0"/>
-            </w:tcBorders>
-            <w:tcMar>
-              <w:top w:type="dxa" w:w="120"/>
-              <w:left w:type="dxa" w:w="160"/>
-              <w:bottom w:type="dxa" w:w="120"/>
-              <w:right w:type="dxa" w:w="160"/>
-            </w:tcMar>
-          </w:tcPr>
-          <w:p>
-            <w:pPr>
-              <w:spacing w:line="240" w:lineRule="auto"/>
-              <w:jc w:val="left"/>
-            </w:pPr>
-            <w:r>
-              <w:rPr>
-                <w:rFonts w:ascii="Arial" w:cs="Arial" w:eastAsia="Arial" w:hAnsi="Arial"/>
-                <w:b w:val="false"/>
-                <w:bCs w:val="false"/>
-                <w:sz w:val="20"/>
-                <w:szCs w:val="20"/>
-              </w:rPr>
-              <w:t xml:space="preserve">Collection recorded against receipt REHEARSAL-001; bill marked settled</w:t>
-            </w:r>
-          </w:p>
-        </w:tc>
-        <w:tc>
-          <w:tcPr>
-            <w:tcW w:type="dxa" w:w="2888"/>
+            <w:tcW w:type="dxa" w:w="2379"/>
+            <w:tcBorders>
+              <w:top w:val="single" w:color="E2E8F0" w:sz="4"/>
+              <w:left w:val="none" w:color="auto" w:sz="0"/>
+              <w:bottom w:val="single" w:color="E2E8F0" w:sz="4"/>
+              <w:right w:val="none" w:color="auto" w:sz="0"/>
+            </w:tcBorders>
+            <w:tcMar>
+              <w:top w:type="dxa" w:w="120"/>
+              <w:left w:type="dxa" w:w="160"/>
+              <w:bottom w:type="dxa" w:w="120"/>
+              <w:right w:type="dxa" w:w="160"/>
+            </w:tcMar>
+          </w:tcPr>
+          <w:p>
+            <w:pPr>
+              <w:spacing w:line="240" w:lineRule="auto"/>
+              <w:jc w:val="left"/>
+            </w:pPr>
+            <w:r>
+              <w:rPr>
+                <w:rFonts w:ascii="Arial" w:cs="Arial" w:eastAsia="Arial" w:hAnsi="Arial"/>
+                <w:b w:val="false"/>
+                <w:bCs w:val="false"/>
+                <w:sz w:val="20"/>
+                <w:szCs w:val="20"/>
+              </w:rPr>
+              <w:t xml:space="preserve">Collection recorded against invoice REHEARSAL-001; bill marked settled</w:t>
+            </w:r>
+          </w:p>
+        </w:tc>
+        <w:tc>
+          <w:tcPr>
+            <w:tcW w:type="dxa" w:w="2884"/>
             <w:tcBorders>
               <w:top w:val="single" w:color="E2E8F0" w:sz="4"/>
               <w:left w:val="none" w:color="auto" w:sz="0"/>
@@ -10208,7 +10208,7 @@
         </w:tc>
         <w:tc>
           <w:tcPr>
-            <w:tcW w:type="dxa" w:w="825"/>
+            <w:tcW w:type="dxa" w:w="826"/>
             <w:tcBorders>
               <w:top w:val="single" w:color="E2E8F0" w:sz="4"/>
               <w:left w:val="none" w:color="auto" w:sz="0"/>
@@ -10306,46 +10306,46 @@
                 <w:sz w:val="20"/>
                 <w:szCs w:val="20"/>
               </w:rPr>
-              <w:t xml:space="preserve">Duplicate receipt prevention</w:t>
-            </w:r>
-          </w:p>
-        </w:tc>
-        <w:tc>
-          <w:tcPr>
-            <w:tcW w:type="dxa" w:w="2376"/>
-            <w:tcBorders>
-              <w:top w:val="single" w:color="E2E8F0" w:sz="4"/>
-              <w:left w:val="none" w:color="auto" w:sz="0"/>
-              <w:bottom w:val="single" w:color="E2E8F0" w:sz="4"/>
-              <w:right w:val="none" w:color="auto" w:sz="0"/>
-            </w:tcBorders>
-            <w:tcMar>
-              <w:top w:type="dxa" w:w="120"/>
-              <w:left w:type="dxa" w:w="160"/>
-              <w:bottom w:type="dxa" w:w="120"/>
-              <w:right w:type="dxa" w:w="160"/>
-            </w:tcMar>
-          </w:tcPr>
-          <w:p>
-            <w:pPr>
-              <w:spacing w:line="240" w:lineRule="auto"/>
-              <w:jc w:val="left"/>
-            </w:pPr>
-            <w:r>
-              <w:rPr>
-                <w:rFonts w:ascii="Arial" w:cs="Arial" w:eastAsia="Arial" w:hAnsi="Arial"/>
-                <w:b w:val="false"/>
-                <w:bCs w:val="false"/>
-                <w:sz w:val="20"/>
-                <w:szCs w:val="20"/>
-              </w:rPr>
-              <w:t xml:space="preserve">Re-submitting identical receipt number is blocked with explicit alert</w:t>
-            </w:r>
-          </w:p>
-        </w:tc>
-        <w:tc>
-          <w:tcPr>
-            <w:tcW w:type="dxa" w:w="2888"/>
+              <w:t xml:space="preserve">Duplicate invoice prevention</w:t>
+            </w:r>
+          </w:p>
+        </w:tc>
+        <w:tc>
+          <w:tcPr>
+            <w:tcW w:type="dxa" w:w="2379"/>
+            <w:tcBorders>
+              <w:top w:val="single" w:color="E2E8F0" w:sz="4"/>
+              <w:left w:val="none" w:color="auto" w:sz="0"/>
+              <w:bottom w:val="single" w:color="E2E8F0" w:sz="4"/>
+              <w:right w:val="none" w:color="auto" w:sz="0"/>
+            </w:tcBorders>
+            <w:tcMar>
+              <w:top w:type="dxa" w:w="120"/>
+              <w:left w:type="dxa" w:w="160"/>
+              <w:bottom w:type="dxa" w:w="120"/>
+              <w:right w:type="dxa" w:w="160"/>
+            </w:tcMar>
+          </w:tcPr>
+          <w:p>
+            <w:pPr>
+              <w:spacing w:line="240" w:lineRule="auto"/>
+              <w:jc w:val="left"/>
+            </w:pPr>
+            <w:r>
+              <w:rPr>
+                <w:rFonts w:ascii="Arial" w:cs="Arial" w:eastAsia="Arial" w:hAnsi="Arial"/>
+                <w:b w:val="false"/>
+                <w:bCs w:val="false"/>
+                <w:sz w:val="20"/>
+                <w:szCs w:val="20"/>
+              </w:rPr>
+              <w:t xml:space="preserve">Re-submitting an identical invoice number is blocked with an explicit alert</w:t>
+            </w:r>
+          </w:p>
+        </w:tc>
+        <w:tc>
+          <w:tcPr>
+            <w:tcW w:type="dxa" w:w="2884"/>
             <w:tcBorders>
               <w:top w:val="single" w:color="E2E8F0" w:sz="4"/>
               <w:left w:val="none" w:color="auto" w:sz="0"/>
@@ -10378,7 +10378,7 @@
         </w:tc>
         <w:tc>
           <w:tcPr>
-            <w:tcW w:type="dxa" w:w="825"/>
+            <w:tcW w:type="dxa" w:w="826"/>
             <w:tcBorders>
               <w:top w:val="single" w:color="E2E8F0" w:sz="4"/>
               <w:left w:val="none" w:color="auto" w:sz="0"/>
@@ -10482,7 +10482,7 @@
         </w:tc>
         <w:tc>
           <w:tcPr>
-            <w:tcW w:type="dxa" w:w="2376"/>
+            <w:tcW w:type="dxa" w:w="2379"/>
             <w:tcBorders>
               <w:top w:val="single" w:color="E2E8F0" w:sz="4"/>
               <w:left w:val="none" w:color="auto" w:sz="0"/>
@@ -10515,7 +10515,7 @@
         </w:tc>
         <w:tc>
           <w:tcPr>
-            <w:tcW w:type="dxa" w:w="2888"/>
+            <w:tcW w:type="dxa" w:w="2884"/>
             <w:tcBorders>
               <w:top w:val="single" w:color="E2E8F0" w:sz="4"/>
               <w:left w:val="none" w:color="auto" w:sz="0"/>
@@ -10548,7 +10548,7 @@
         </w:tc>
         <w:tc>
           <w:tcPr>
-            <w:tcW w:type="dxa" w:w="825"/>
+            <w:tcW w:type="dxa" w:w="826"/>
             <w:tcBorders>
               <w:top w:val="single" w:color="E2E8F0" w:sz="4"/>
               <w:left w:val="none" w:color="auto" w:sz="0"/>
@@ -10652,7 +10652,7 @@
         </w:tc>
         <w:tc>
           <w:tcPr>
-            <w:tcW w:type="dxa" w:w="2376"/>
+            <w:tcW w:type="dxa" w:w="2379"/>
             <w:tcBorders>
               <w:top w:val="single" w:color="E2E8F0" w:sz="4"/>
               <w:left w:val="none" w:color="auto" w:sz="0"/>
@@ -10685,7 +10685,7 @@
         </w:tc>
         <w:tc>
           <w:tcPr>
-            <w:tcW w:type="dxa" w:w="2888"/>
+            <w:tcW w:type="dxa" w:w="2884"/>
             <w:tcBorders>
               <w:top w:val="single" w:color="E2E8F0" w:sz="4"/>
               <w:left w:val="none" w:color="auto" w:sz="0"/>
@@ -10718,7 +10718,7 @@
         </w:tc>
         <w:tc>
           <w:tcPr>
-            <w:tcW w:type="dxa" w:w="825"/>
+            <w:tcW w:type="dxa" w:w="826"/>
             <w:tcBorders>
               <w:top w:val="single" w:color="E2E8F0" w:sz="4"/>
               <w:left w:val="none" w:color="auto" w:sz="0"/>
@@ -10822,7 +10822,7 @@
         </w:tc>
         <w:tc>
           <w:tcPr>
-            <w:tcW w:type="dxa" w:w="2376"/>
+            <w:tcW w:type="dxa" w:w="2379"/>
             <w:tcBorders>
               <w:top w:val="single" w:color="E2E8F0" w:sz="4"/>
               <w:left w:val="none" w:color="auto" w:sz="0"/>
@@ -10855,7 +10855,7 @@
         </w:tc>
         <w:tc>
           <w:tcPr>
-            <w:tcW w:type="dxa" w:w="2888"/>
+            <w:tcW w:type="dxa" w:w="2884"/>
             <w:tcBorders>
               <w:top w:val="single" w:color="E2E8F0" w:sz="4"/>
               <w:left w:val="none" w:color="auto" w:sz="0"/>
@@ -10888,7 +10888,7 @@
         </w:tc>
         <w:tc>
           <w:tcPr>
-            <w:tcW w:type="dxa" w:w="825"/>
+            <w:tcW w:type="dxa" w:w="826"/>
             <w:tcBorders>
               <w:top w:val="single" w:color="E2E8F0" w:sz="4"/>
               <w:left w:val="none" w:color="auto" w:sz="0"/>
@@ -10992,7 +10992,7 @@
         </w:tc>
         <w:tc>
           <w:tcPr>
-            <w:tcW w:type="dxa" w:w="2376"/>
+            <w:tcW w:type="dxa" w:w="2379"/>
             <w:tcBorders>
               <w:top w:val="single" w:color="E2E8F0" w:sz="4"/>
               <w:left w:val="none" w:color="auto" w:sz="0"/>
@@ -11025,7 +11025,7 @@
         </w:tc>
         <w:tc>
           <w:tcPr>
-            <w:tcW w:type="dxa" w:w="2888"/>
+            <w:tcW w:type="dxa" w:w="2884"/>
             <w:tcBorders>
               <w:top w:val="single" w:color="E2E8F0" w:sz="4"/>
               <w:left w:val="none" w:color="auto" w:sz="0"/>
@@ -11058,7 +11058,7 @@
         </w:tc>
         <w:tc>
           <w:tcPr>
-            <w:tcW w:type="dxa" w:w="825"/>
+            <w:tcW w:type="dxa" w:w="826"/>
             <w:tcBorders>
               <w:top w:val="single" w:color="E2E8F0" w:sz="4"/>
               <w:left w:val="none" w:color="auto" w:sz="0"/>
@@ -11164,7 +11164,7 @@
         </w:tc>
         <w:tc>
           <w:tcPr>
-            <w:tcW w:type="dxa" w:w="2376"/>
+            <w:tcW w:type="dxa" w:w="2379"/>
             <w:tcBorders>
               <w:top w:val="single" w:color="718096" w:sz="6"/>
               <w:left w:val="none" w:color="auto" w:sz="0"/>
@@ -11198,7 +11198,7 @@
         </w:tc>
         <w:tc>
           <w:tcPr>
-            <w:tcW w:type="dxa" w:w="2888"/>
+            <w:tcW w:type="dxa" w:w="2884"/>
             <w:tcBorders>
               <w:top w:val="single" w:color="718096" w:sz="6"/>
               <w:left w:val="none" w:color="auto" w:sz="0"/>
@@ -11232,7 +11232,7 @@
         </w:tc>
         <w:tc>
           <w:tcPr>
-            <w:tcW w:type="dxa" w:w="825"/>
+            <w:tcW w:type="dxa" w:w="826"/>
             <w:tcBorders>
               <w:top w:val="single" w:color="718096" w:sz="6"/>
               <w:left w:val="none" w:color="auto" w:sz="0"/>
@@ -11337,7 +11337,7 @@
         </w:tc>
         <w:tc>
           <w:tcPr>
-            <w:tcW w:type="dxa" w:w="2376"/>
+            <w:tcW w:type="dxa" w:w="2379"/>
             <w:tcBorders>
               <w:top w:val="single" w:color="E2E8F0" w:sz="4"/>
               <w:left w:val="none" w:color="auto" w:sz="0"/>
@@ -11370,7 +11370,7 @@
         </w:tc>
         <w:tc>
           <w:tcPr>
-            <w:tcW w:type="dxa" w:w="2888"/>
+            <w:tcW w:type="dxa" w:w="2884"/>
             <w:tcBorders>
               <w:top w:val="single" w:color="E2E8F0" w:sz="4"/>
               <w:left w:val="none" w:color="auto" w:sz="0"/>
@@ -11403,7 +11403,7 @@
         </w:tc>
         <w:tc>
           <w:tcPr>
-            <w:tcW w:type="dxa" w:w="825"/>
+            <w:tcW w:type="dxa" w:w="826"/>
             <w:tcBorders>
               <w:top w:val="single" w:color="E2E8F0" w:sz="4"/>
               <w:left w:val="none" w:color="auto" w:sz="0"/>
@@ -11507,7 +11507,7 @@
         </w:tc>
         <w:tc>
           <w:tcPr>
-            <w:tcW w:type="dxa" w:w="2376"/>
+            <w:tcW w:type="dxa" w:w="2379"/>
             <w:tcBorders>
               <w:top w:val="single" w:color="E2E8F0" w:sz="4"/>
               <w:left w:val="none" w:color="auto" w:sz="0"/>
@@ -11540,7 +11540,7 @@
         </w:tc>
         <w:tc>
           <w:tcPr>
-            <w:tcW w:type="dxa" w:w="2888"/>
+            <w:tcW w:type="dxa" w:w="2884"/>
             <w:tcBorders>
               <w:top w:val="single" w:color="E2E8F0" w:sz="4"/>
               <w:left w:val="none" w:color="auto" w:sz="0"/>
@@ -11573,7 +11573,7 @@
         </w:tc>
         <w:tc>
           <w:tcPr>
-            <w:tcW w:type="dxa" w:w="825"/>
+            <w:tcW w:type="dxa" w:w="826"/>
             <w:tcBorders>
               <w:top w:val="single" w:color="E2E8F0" w:sz="4"/>
               <w:left w:val="none" w:color="auto" w:sz="0"/>
@@ -11677,7 +11677,7 @@
         </w:tc>
         <w:tc>
           <w:tcPr>
-            <w:tcW w:type="dxa" w:w="2376"/>
+            <w:tcW w:type="dxa" w:w="2379"/>
             <w:tcBorders>
               <w:top w:val="single" w:color="E2E8F0" w:sz="4"/>
               <w:left w:val="none" w:color="auto" w:sz="0"/>
@@ -11710,7 +11710,7 @@
         </w:tc>
         <w:tc>
           <w:tcPr>
-            <w:tcW w:type="dxa" w:w="2888"/>
+            <w:tcW w:type="dxa" w:w="2884"/>
             <w:tcBorders>
               <w:top w:val="single" w:color="E2E8F0" w:sz="4"/>
               <w:left w:val="none" w:color="auto" w:sz="0"/>
@@ -11743,7 +11743,7 @@
         </w:tc>
         <w:tc>
           <w:tcPr>
-            <w:tcW w:type="dxa" w:w="825"/>
+            <w:tcW w:type="dxa" w:w="826"/>
             <w:tcBorders>
               <w:top w:val="single" w:color="E2E8F0" w:sz="4"/>
               <w:left w:val="none" w:color="auto" w:sz="0"/>
@@ -11847,7 +11847,7 @@
         </w:tc>
         <w:tc>
           <w:tcPr>
-            <w:tcW w:type="dxa" w:w="2376"/>
+            <w:tcW w:type="dxa" w:w="2379"/>
             <w:tcBorders>
               <w:top w:val="single" w:color="E2E8F0" w:sz="4"/>
               <w:left w:val="none" w:color="auto" w:sz="0"/>
@@ -11880,40 +11880,40 @@
         </w:tc>
         <w:tc>
           <w:tcPr>
-            <w:tcW w:type="dxa" w:w="2888"/>
-            <w:tcBorders>
-              <w:top w:val="single" w:color="E2E8F0" w:sz="4"/>
-              <w:left w:val="none" w:color="auto" w:sz="0"/>
-              <w:bottom w:val="single" w:color="E2E8F0" w:sz="4"/>
-              <w:right w:val="none" w:color="auto" w:sz="0"/>
-            </w:tcBorders>
-            <w:tcMar>
-              <w:top w:type="dxa" w:w="120"/>
-              <w:left w:type="dxa" w:w="160"/>
-              <w:bottom w:type="dxa" w:w="120"/>
-              <w:right w:type="dxa" w:w="160"/>
-            </w:tcMar>
-          </w:tcPr>
-          <w:p>
-            <w:pPr>
-              <w:spacing w:line="240" w:lineRule="auto"/>
-              <w:jc w:val="left"/>
-            </w:pPr>
-            <w:r>
-              <w:rPr>
-                <w:rFonts w:ascii="Arial" w:cs="Arial" w:eastAsia="Arial" w:hAnsi="Arial"/>
-                <w:b w:val="false"/>
-                <w:bCs w:val="false"/>
-                <w:sz w:val="20"/>
-                <w:szCs w:val="20"/>
-              </w:rPr>
-              <w:t xml:space="preserve">Done by the team after the session rather than on screen: the test tenant's bill, payments, voided receipt and repair were removed; the two test expenses of step 22 are scheduled for removal.</w:t>
-            </w:r>
-          </w:p>
-        </w:tc>
-        <w:tc>
-          <w:tcPr>
-            <w:tcW w:type="dxa" w:w="825"/>
+            <w:tcW w:type="dxa" w:w="2884"/>
+            <w:tcBorders>
+              <w:top w:val="single" w:color="E2E8F0" w:sz="4"/>
+              <w:left w:val="none" w:color="auto" w:sz="0"/>
+              <w:bottom w:val="single" w:color="E2E8F0" w:sz="4"/>
+              <w:right w:val="none" w:color="auto" w:sz="0"/>
+            </w:tcBorders>
+            <w:tcMar>
+              <w:top w:type="dxa" w:w="120"/>
+              <w:left w:type="dxa" w:w="160"/>
+              <w:bottom w:type="dxa" w:w="120"/>
+              <w:right w:type="dxa" w:w="160"/>
+            </w:tcMar>
+          </w:tcPr>
+          <w:p>
+            <w:pPr>
+              <w:spacing w:line="240" w:lineRule="auto"/>
+              <w:jc w:val="left"/>
+            </w:pPr>
+            <w:r>
+              <w:rPr>
+                <w:rFonts w:ascii="Arial" w:cs="Arial" w:eastAsia="Arial" w:hAnsi="Arial"/>
+                <w:b w:val="false"/>
+                <w:bCs w:val="false"/>
+                <w:sz w:val="20"/>
+                <w:szCs w:val="20"/>
+              </w:rPr>
+              <w:t xml:space="preserve">Done by the team after the session rather than on screen: the test tenant's bill, payments, voided receipt and repair were removed; the two test expenses of step 22 were voided on 1 October.</w:t>
+            </w:r>
+          </w:p>
+        </w:tc>
+        <w:tc>
+          <w:tcPr>
+            <w:tcW w:type="dxa" w:w="826"/>
             <w:tcBorders>
               <w:top w:val="single" w:color="E2E8F0" w:sz="4"/>
               <w:left w:val="none" w:color="auto" w:sz="0"/>
@@ -12017,7 +12017,7 @@
         </w:tc>
         <w:tc>
           <w:tcPr>
-            <w:tcW w:type="dxa" w:w="2376"/>
+            <w:tcW w:type="dxa" w:w="2379"/>
             <w:tcBorders>
               <w:top w:val="single" w:color="E2E8F0" w:sz="4"/>
               <w:left w:val="none" w:color="auto" w:sz="0"/>
@@ -12050,7 +12050,7 @@
         </w:tc>
         <w:tc>
           <w:tcPr>
-            <w:tcW w:type="dxa" w:w="2888"/>
+            <w:tcW w:type="dxa" w:w="2884"/>
             <w:tcBorders>
               <w:top w:val="single" w:color="E2E8F0" w:sz="4"/>
               <w:left w:val="none" w:color="auto" w:sz="0"/>
@@ -12083,7 +12083,7 @@
         </w:tc>
         <w:tc>
           <w:tcPr>
-            <w:tcW w:type="dxa" w:w="825"/>
+            <w:tcW w:type="dxa" w:w="826"/>
             <w:tcBorders>
               <w:top w:val="single" w:color="E2E8F0" w:sz="4"/>
               <w:left w:val="none" w:color="auto" w:sz="0"/>
@@ -12135,7 +12135,7 @@
           <w:sz w:val="24"/>
           <w:szCs w:val="24"/>
         </w:rPr>
-        <w:t xml:space="preserve">Of the 30 rows of the walkthrough, 24 passed the first time, 1 failed and 5 were not performed as written. Every function a tenant uses passed, as did the owner's onboarding, the duplicate guards for phone numbers and receipts, voiding, enquiry replies, repair handling, the workbook export and moving a tenant out. In step 18 the collection was recorded and the bill settled; the test also asked for a wrong water amount to be typed first, but since 30 September water is worked out from the number of occupants and cannot be typed, so no wrong amount could be entered. The one failure was step 23b: with the connection cut, the Overview showed ₱0 where the design (Section 4.2.7) requires "—", so that a missing figure is never read as a zero balance. It is recorded as a defect (Table 23). Of the steps not performed, step 7 (a rate change) and step 26 (restoring it) were skipped together, and steps 22 and 22b were carried out as two separate expenses instead of one expense split between two areas, so splitting, editing and deleting an expense were not exercised by the owner. Step 19b passed with an unexpected result: the second window refreshed itself before the repeated void could be attempted, a consequence of the live updating added on 30 September, so the guard against a double void was not reached from the screen.</w:t>
+        <w:t xml:space="preserve">Of the 30 rows of the walkthrough, 24 passed the first time, 1 failed and 5 were not performed as written. Every function a tenant uses passed, as did the owner's onboarding, the duplicate guards for phone numbers and invoice numbers, voiding, enquiry replies, repair handling, the workbook export and moving a tenant out. In step 18 the collection was recorded and the bill settled; the test also asked for a wrong water amount to be typed first, but since 30 September water is worked out from the number of occupants and cannot be typed, so no wrong amount could be entered. The one failure was step 23b: with the connection cut, the Overview showed ₱0 where the design (Section 4.2.7) requires "—", so that a missing figure is never read as a zero balance. It is recorded as a defect (Table 23). Of the steps not performed, step 7 (a rate change) and step 26 (restoring it) were skipped together, and steps 22 and 22b were carried out as two separate expenses instead of one expense split between two areas, so splitting, editing and deleting an expense were not exercised by the owner. Step 19b passed with an unexpected result: the second window refreshed itself before the repeated void could be attempted, a consequence of the live updating added on 30 September, so the guard against a double void was not reached from the screen.</w:t>
       </w:r>
     </w:p>
     <w:p>
@@ -13277,7 +13277,7 @@
         </w:trPr>
         <w:tc>
           <w:tcPr>
-            <w:tcW w:type="dxa" w:w="3776"/>
+            <w:tcW w:type="dxa" w:w="3789"/>
             <w:tcBorders>
               <w:top w:val="single" w:color="1A202C" w:sz="12"/>
               <w:left w:val="none" w:color="auto" w:sz="0"/>
@@ -13311,7 +13311,7 @@
         </w:tc>
         <w:tc>
           <w:tcPr>
-            <w:tcW w:type="dxa" w:w="4864"/>
+            <w:tcW w:type="dxa" w:w="4851"/>
             <w:tcBorders>
               <w:top w:val="single" w:color="1A202C" w:sz="12"/>
               <w:left w:val="none" w:color="auto" w:sz="0"/>
@@ -13350,7 +13350,7 @@
         </w:trPr>
         <w:tc>
           <w:tcPr>
-            <w:tcW w:type="dxa" w:w="3776"/>
+            <w:tcW w:type="dxa" w:w="3789"/>
             <w:tcBorders>
               <w:top w:val="single" w:color="E2E8F0" w:sz="4"/>
               <w:left w:val="none" w:color="auto" w:sz="0"/>
@@ -13383,7 +13383,7 @@
         </w:tc>
         <w:tc>
           <w:tcPr>
-            <w:tcW w:type="dxa" w:w="4864"/>
+            <w:tcW w:type="dxa" w:w="4851"/>
             <w:tcBorders>
               <w:top w:val="single" w:color="E2E8F0" w:sz="4"/>
               <w:left w:val="none" w:color="auto" w:sz="0"/>
@@ -13421,7 +13421,7 @@
         </w:trPr>
         <w:tc>
           <w:tcPr>
-            <w:tcW w:type="dxa" w:w="3776"/>
+            <w:tcW w:type="dxa" w:w="3789"/>
             <w:tcBorders>
               <w:top w:val="single" w:color="E2E8F0" w:sz="4"/>
               <w:left w:val="none" w:color="auto" w:sz="0"/>
@@ -13454,7 +13454,7 @@
         </w:tc>
         <w:tc>
           <w:tcPr>
-            <w:tcW w:type="dxa" w:w="4864"/>
+            <w:tcW w:type="dxa" w:w="4851"/>
             <w:tcBorders>
               <w:top w:val="single" w:color="E2E8F0" w:sz="4"/>
               <w:left w:val="none" w:color="auto" w:sz="0"/>
@@ -13492,7 +13492,7 @@
         </w:trPr>
         <w:tc>
           <w:tcPr>
-            <w:tcW w:type="dxa" w:w="3776"/>
+            <w:tcW w:type="dxa" w:w="3789"/>
             <w:tcBorders>
               <w:top w:val="single" w:color="E2E8F0" w:sz="4"/>
               <w:left w:val="none" w:color="auto" w:sz="0"/>
@@ -13525,34 +13525,34 @@
         </w:tc>
         <w:tc>
           <w:tcPr>
-            <w:tcW w:type="dxa" w:w="4864"/>
-            <w:tcBorders>
-              <w:top w:val="single" w:color="E2E8F0" w:sz="4"/>
-              <w:left w:val="none" w:color="auto" w:sz="0"/>
-              <w:bottom w:val="single" w:color="E2E8F0" w:sz="4"/>
-              <w:right w:val="none" w:color="auto" w:sz="0"/>
-            </w:tcBorders>
-            <w:tcMar>
-              <w:top w:type="dxa" w:w="120"/>
-              <w:left w:type="dxa" w:w="160"/>
-              <w:bottom w:type="dxa" w:w="120"/>
-              <w:right w:type="dxa" w:w="160"/>
-            </w:tcMar>
-          </w:tcPr>
-          <w:p>
-            <w:pPr>
-              <w:spacing w:line="240" w:lineRule="auto"/>
-              <w:jc w:val="left"/>
-            </w:pPr>
-            <w:r>
-              <w:rPr>
-                <w:rFonts w:ascii="Arial" w:cs="Arial" w:eastAsia="Arial" w:hAnsi="Arial"/>
-                <w:b w:val="false"/>
-                <w:bCs w:val="false"/>
-                <w:sz w:val="20"/>
-                <w:szCs w:val="20"/>
-              </w:rPr>
-              <w:t xml:space="preserve">The application opened and asked for sign-in; no personal or financial data is stored on the device</w:t>
+            <w:tcW w:type="dxa" w:w="4851"/>
+            <w:tcBorders>
+              <w:top w:val="single" w:color="E2E8F0" w:sz="4"/>
+              <w:left w:val="none" w:color="auto" w:sz="0"/>
+              <w:bottom w:val="single" w:color="E2E8F0" w:sz="4"/>
+              <w:right w:val="none" w:color="auto" w:sz="0"/>
+            </w:tcBorders>
+            <w:tcMar>
+              <w:top w:type="dxa" w:w="120"/>
+              <w:left w:type="dxa" w:w="160"/>
+              <w:bottom w:type="dxa" w:w="120"/>
+              <w:right w:type="dxa" w:w="160"/>
+            </w:tcMar>
+          </w:tcPr>
+          <w:p>
+            <w:pPr>
+              <w:spacing w:line="240" w:lineRule="auto"/>
+              <w:jc w:val="left"/>
+            </w:pPr>
+            <w:r>
+              <w:rPr>
+                <w:rFonts w:ascii="Arial" w:cs="Arial" w:eastAsia="Arial" w:hAnsi="Arial"/>
+                <w:b w:val="false"/>
+                <w:bCs w:val="false"/>
+                <w:sz w:val="20"/>
+                <w:szCs w:val="20"/>
+              </w:rPr>
+              <w:t xml:space="preserve">The application opened and asked for sign-in; no personal or financial data was shown</w:t>
             </w:r>
           </w:p>
         </w:tc>
@@ -13563,7 +13563,7 @@
         </w:trPr>
         <w:tc>
           <w:tcPr>
-            <w:tcW w:type="dxa" w:w="3776"/>
+            <w:tcW w:type="dxa" w:w="3789"/>
             <w:tcBorders>
               <w:top w:val="single" w:color="E2E8F0" w:sz="4"/>
               <w:left w:val="none" w:color="auto" w:sz="0"/>
@@ -13596,7 +13596,7 @@
         </w:tc>
         <w:tc>
           <w:tcPr>
-            <w:tcW w:type="dxa" w:w="4864"/>
+            <w:tcW w:type="dxa" w:w="4851"/>
             <w:tcBorders>
               <w:top w:val="single" w:color="E2E8F0" w:sz="4"/>
               <w:left w:val="none" w:color="auto" w:sz="0"/>
@@ -13634,7 +13634,7 @@
         </w:trPr>
         <w:tc>
           <w:tcPr>
-            <w:tcW w:type="dxa" w:w="3776"/>
+            <w:tcW w:type="dxa" w:w="3789"/>
             <w:tcBorders>
               <w:top w:val="single" w:color="E2E8F0" w:sz="4"/>
               <w:left w:val="none" w:color="auto" w:sz="0"/>
@@ -13667,7 +13667,7 @@
         </w:tc>
         <w:tc>
           <w:tcPr>
-            <w:tcW w:type="dxa" w:w="4864"/>
+            <w:tcW w:type="dxa" w:w="4851"/>
             <w:tcBorders>
               <w:top w:val="single" w:color="E2E8F0" w:sz="4"/>
               <w:left w:val="none" w:color="auto" w:sz="0"/>
@@ -13705,7 +13705,7 @@
         </w:trPr>
         <w:tc>
           <w:tcPr>
-            <w:tcW w:type="dxa" w:w="3776"/>
+            <w:tcW w:type="dxa" w:w="3789"/>
             <w:tcBorders>
               <w:top w:val="single" w:color="E2E8F0" w:sz="4"/>
               <w:left w:val="none" w:color="auto" w:sz="0"/>
@@ -13738,7 +13738,7 @@
         </w:tc>
         <w:tc>
           <w:tcPr>
-            <w:tcW w:type="dxa" w:w="4864"/>
+            <w:tcW w:type="dxa" w:w="4851"/>
             <w:tcBorders>
               <w:top w:val="single" w:color="E2E8F0" w:sz="4"/>
               <w:left w:val="none" w:color="auto" w:sz="0"/>
@@ -13776,7 +13776,7 @@
         </w:trPr>
         <w:tc>
           <w:tcPr>
-            <w:tcW w:type="dxa" w:w="3776"/>
+            <w:tcW w:type="dxa" w:w="3789"/>
             <w:tcBorders>
               <w:top w:val="single" w:color="E2E8F0" w:sz="4"/>
               <w:left w:val="none" w:color="auto" w:sz="0"/>
@@ -13809,7 +13809,7 @@
         </w:tc>
         <w:tc>
           <w:tcPr>
-            <w:tcW w:type="dxa" w:w="4864"/>
+            <w:tcW w:type="dxa" w:w="4851"/>
             <w:tcBorders>
               <w:top w:val="single" w:color="E2E8F0" w:sz="4"/>
               <w:left w:val="none" w:color="auto" w:sz="0"/>
@@ -13847,7 +13847,7 @@
         </w:trPr>
         <w:tc>
           <w:tcPr>
-            <w:tcW w:type="dxa" w:w="3776"/>
+            <w:tcW w:type="dxa" w:w="3789"/>
             <w:tcBorders>
               <w:top w:val="single" w:color="E2E8F0" w:sz="4"/>
               <w:left w:val="none" w:color="auto" w:sz="0"/>
@@ -13880,7 +13880,7 @@
         </w:tc>
         <w:tc>
           <w:tcPr>
-            <w:tcW w:type="dxa" w:w="4864"/>
+            <w:tcW w:type="dxa" w:w="4851"/>
             <w:tcBorders>
               <w:top w:val="single" w:color="E2E8F0" w:sz="4"/>
               <w:left w:val="none" w:color="auto" w:sz="0"/>
@@ -13918,7 +13918,7 @@
         </w:trPr>
         <w:tc>
           <w:tcPr>
-            <w:tcW w:type="dxa" w:w="3776"/>
+            <w:tcW w:type="dxa" w:w="3789"/>
             <w:tcBorders>
               <w:top w:val="single" w:color="E2E8F0" w:sz="4"/>
               <w:left w:val="none" w:color="auto" w:sz="0"/>
@@ -13951,7 +13951,7 @@
         </w:tc>
         <w:tc>
           <w:tcPr>
-            <w:tcW w:type="dxa" w:w="4864"/>
+            <w:tcW w:type="dxa" w:w="4851"/>
             <w:tcBorders>
               <w:top w:val="single" w:color="E2E8F0" w:sz="4"/>
               <w:left w:val="none" w:color="auto" w:sz="0"/>
@@ -14672,7 +14672,7 @@
           <w:sz w:val="24"/>
           <w:szCs w:val="24"/>
         </w:rPr>
-        <w:t xml:space="preserve">The results show that the application behaves as Section 1.4 and Section 4.2.7 say it should, and no more. It opens without a connection and says plainly what it cannot do, but the owner's and tenants' records need the connection, which is also why no personal data is left on a shared phone. Under loads several times larger than the property's own (a few tenants and one owner), no request failed and nineteen in twenty were answered in under a second.</w:t>
+        <w:t xml:space="preserve">The results show that the application behaves as Section 1.4 and Section 4.2.7 say it should, and no more. It opens without a connection and says plainly what it cannot do, but the owner's and tenants' records need the connection. Since 1 and 2 October the essential figures, names and notifications a person last loaded stay readable offline on that person's device (Section 4.2.7), and they are removed at sign-out, so none are left on a shared phone. Under loads several times larger than the property's own (a few tenants and one owner), no request failed and nineteen in twenty were answered in under a second.</w:t>
       </w:r>
     </w:p>
     <w:p>
@@ -27301,6 +27301,43 @@
     </w:p>
     <w:p>
       <w:pPr>
+        <w:spacing w:after="0" w:before="0" w:line="480" w:lineRule="auto"/>
+        <w:ind w:firstLine="720"/>
+        <w:jc w:val="both"/>
+      </w:pPr>
+      <w:r>
+        <w:rPr>
+          <w:rFonts w:ascii="Arial" w:cs="Arial" w:eastAsia="Arial" w:hAnsi="Arial"/>
+          <w:b w:val="false"/>
+          <w:bCs w:val="false"/>
+          <w:sz w:val="24"/>
+          <w:szCs w:val="24"/>
+        </w:rPr>
+        <w:t xml:space="preserve">An accessibility audit on 2 October 2026 extended the earlier scan (Section 4.3.6) to every kind of screen: 19 screens, eight public, seven of the owner's and four of the tenant's, each in light and dark mode at phone (375 pixels) and computer (1,366 pixels) widths, 76 scans in all with axe-core 4 against WCAG 2.2 levels A and AA. None found a violation, nor did scans of the menus and forms in their open state. By keyboard alone, focus moved into every dialog, stayed inside it, and returned to the button that opened it when the dialog was closed with Escape; every focused control showed a visible outline; and with the device set to reduce motion, only fades remained. The audit used a local copy of the system with invented records, and no screen reader was tried, so these results show that the screens are built correctly for assistive technology, not that a user of one has tried them (</w:t>
+      </w:r>
+      <w:r>
+        <w:rPr>
+          <w:rFonts w:ascii="Courier New" w:cs="Courier New" w:eastAsia="Courier New" w:hAnsi="Courier New"/>
+          <w:b w:val="false"/>
+          <w:bCs w:val="false"/>
+          <w:sz w:val="22"/>
+          <w:szCs w:val="22"/>
+        </w:rPr>
+        <w:t xml:space="preserve">docs/AUDIT_2026-10-02_SECURITY_ACCESSIBILITY.md</w:t>
+      </w:r>
+      <w:r>
+        <w:rPr>
+          <w:rFonts w:ascii="Arial" w:cs="Arial" w:eastAsia="Arial" w:hAnsi="Arial"/>
+          <w:b w:val="false"/>
+          <w:bCs w:val="false"/>
+          <w:sz w:val="24"/>
+          <w:szCs w:val="24"/>
+        </w:rPr>
+        <w:t xml:space="preserve">, Section 2).</w:t>
+      </w:r>
+    </w:p>
+    <w:p>
+      <w:pPr>
         <w:spacing w:after="120" w:before="240" w:line="480" w:lineRule="auto"/>
         <w:jc w:val="left"/>
       </w:pPr>
@@ -30977,6 +31014,23 @@
           <w:sz w:val="24"/>
           <w:szCs w:val="24"/>
         </w:rPr>
+        <w:t xml:space="preserve">A security review of the code on 2 October 2026 read every one of the system's 71 request handlers. Every administrative route requires a signed-in administrator; every tenant route takes the tenant from the sign-in token, never from the request, and answers "not found" for another tenant's record; every request that changes data is checked against a schema before it is used; and every database function is callable by the server only. It found no high-severity problem in the code. Four low-severity improvements were made the same day: return addresses that a browser could read as another site are refused, the sign-in token's algorithm is named, a repair photo may no longer be an SVG document, and the page security policy gained two directives. Row-level security was added to three old backup tables that had been created without it (migration 076). Probed from outside without signing in, the live site refused every protected endpoint with 401, served none of its configuration or source files, and answered a request from a foreign website with a server error; that request is now refused with 403 before any route runs. The technical evaluators' review the next day led to two further input checks: phone numbers and photo formats are now checked by the server as well as the page (Table 23).</w:t>
+      </w:r>
+    </w:p>
+    <w:p>
+      <w:pPr>
+        <w:spacing w:after="0" w:before="0" w:line="480" w:lineRule="auto"/>
+        <w:ind w:firstLine="720"/>
+        <w:jc w:val="both"/>
+      </w:pPr>
+      <w:r>
+        <w:rPr>
+          <w:rFonts w:ascii="Arial" w:cs="Arial" w:eastAsia="Arial" w:hAnsi="Arial"/>
+          <w:b w:val="false"/>
+          <w:bCs w:val="false"/>
+          <w:sz w:val="24"/>
+          <w:szCs w:val="24"/>
+        </w:rPr>
         <w:t xml:space="preserve">The conversation a visitor has about an enquiry (Section 4.2.3) is reached without an account, so its link is itself the credential, what the W3C Technical Architecture Group calls a capability URL (</w:t>
       </w:r>
       <w:r>
@@ -34594,7 +34648,7 @@
           <w:sz w:val="24"/>
           <w:szCs w:val="24"/>
         </w:rPr>
-        <w:t xml:space="preserve">. Table 23 records the changes made in response to feedback and testing. The first rows are changes already made during the pilot; the rows after them will come from the survey results.</w:t>
+        <w:t xml:space="preserve">. Table 23 records the changes made in response to feedback and testing. The first rows are changes made during the pilot, followed by the fourteen comments of the technical evaluators who reviewed the system on 3 October 2026, each addressed by 5 October; the last row will come from the survey results.</w:t>
       </w:r>
     </w:p>
     <w:p>
@@ -34648,7 +34702,7 @@
         </w:trPr>
         <w:tc>
           <w:tcPr>
-            <w:tcW w:type="dxa" w:w="1507"/>
+            <w:tcW w:type="dxa" w:w="1530"/>
             <w:tcBorders>
               <w:top w:val="single" w:color="1A202C" w:sz="12"/>
               <w:left w:val="none" w:color="auto" w:sz="0"/>
@@ -34682,7 +34736,7 @@
         </w:tc>
         <w:tc>
           <w:tcPr>
-            <w:tcW w:type="dxa" w:w="2734"/>
+            <w:tcW w:type="dxa" w:w="2796"/>
             <w:tcBorders>
               <w:top w:val="single" w:color="1A202C" w:sz="12"/>
               <w:left w:val="none" w:color="auto" w:sz="0"/>
@@ -34716,7 +34770,7 @@
         </w:tc>
         <w:tc>
           <w:tcPr>
-            <w:tcW w:type="dxa" w:w="3082"/>
+            <w:tcW w:type="dxa" w:w="3032"/>
             <w:tcBorders>
               <w:top w:val="single" w:color="1A202C" w:sz="12"/>
               <w:left w:val="none" w:color="auto" w:sz="0"/>
@@ -34750,7 +34804,7 @@
         </w:tc>
         <w:tc>
           <w:tcPr>
-            <w:tcW w:type="dxa" w:w="1317"/>
+            <w:tcW w:type="dxa" w:w="1282"/>
             <w:tcBorders>
               <w:top w:val="single" w:color="1A202C" w:sz="12"/>
               <w:left w:val="none" w:color="auto" w:sz="0"/>
@@ -34789,7 +34843,7 @@
         </w:trPr>
         <w:tc>
           <w:tcPr>
-            <w:tcW w:type="dxa" w:w="1507"/>
+            <w:tcW w:type="dxa" w:w="1530"/>
             <w:tcBorders>
               <w:top w:val="single" w:color="E2E8F0" w:sz="4"/>
               <w:left w:val="none" w:color="auto" w:sz="0"/>
@@ -34822,7 +34876,7 @@
         </w:tc>
         <w:tc>
           <w:tcPr>
-            <w:tcW w:type="dxa" w:w="2734"/>
+            <w:tcW w:type="dxa" w:w="2796"/>
             <w:tcBorders>
               <w:top w:val="single" w:color="E2E8F0" w:sz="4"/>
               <w:left w:val="none" w:color="auto" w:sz="0"/>
@@ -34855,7 +34909,7 @@
         </w:tc>
         <w:tc>
           <w:tcPr>
-            <w:tcW w:type="dxa" w:w="3082"/>
+            <w:tcW w:type="dxa" w:w="3032"/>
             <w:tcBorders>
               <w:top w:val="single" w:color="E2E8F0" w:sz="4"/>
               <w:left w:val="none" w:color="auto" w:sz="0"/>
@@ -34888,7 +34942,7 @@
         </w:tc>
         <w:tc>
           <w:tcPr>
-            <w:tcW w:type="dxa" w:w="1317"/>
+            <w:tcW w:type="dxa" w:w="1282"/>
             <w:tcBorders>
               <w:top w:val="single" w:color="E2E8F0" w:sz="4"/>
               <w:left w:val="none" w:color="auto" w:sz="0"/>
@@ -34926,7 +34980,7 @@
         </w:trPr>
         <w:tc>
           <w:tcPr>
-            <w:tcW w:type="dxa" w:w="1507"/>
+            <w:tcW w:type="dxa" w:w="1530"/>
             <w:tcBorders>
               <w:top w:val="single" w:color="E2E8F0" w:sz="4"/>
               <w:left w:val="none" w:color="auto" w:sz="0"/>
@@ -34959,7 +35013,7 @@
         </w:tc>
         <w:tc>
           <w:tcPr>
-            <w:tcW w:type="dxa" w:w="2734"/>
+            <w:tcW w:type="dxa" w:w="2796"/>
             <w:tcBorders>
               <w:top w:val="single" w:color="E2E8F0" w:sz="4"/>
               <w:left w:val="none" w:color="auto" w:sz="0"/>
@@ -34992,7 +35046,7 @@
         </w:tc>
         <w:tc>
           <w:tcPr>
-            <w:tcW w:type="dxa" w:w="3082"/>
+            <w:tcW w:type="dxa" w:w="3032"/>
             <w:tcBorders>
               <w:top w:val="single" w:color="E2E8F0" w:sz="4"/>
               <w:left w:val="none" w:color="auto" w:sz="0"/>
@@ -35025,7 +35079,7 @@
         </w:tc>
         <w:tc>
           <w:tcPr>
-            <w:tcW w:type="dxa" w:w="1317"/>
+            <w:tcW w:type="dxa" w:w="1282"/>
             <w:tcBorders>
               <w:top w:val="single" w:color="E2E8F0" w:sz="4"/>
               <w:left w:val="none" w:color="auto" w:sz="0"/>
@@ -35063,7 +35117,7 @@
         </w:trPr>
         <w:tc>
           <w:tcPr>
-            <w:tcW w:type="dxa" w:w="1507"/>
+            <w:tcW w:type="dxa" w:w="1530"/>
             <w:tcBorders>
               <w:top w:val="single" w:color="E2E8F0" w:sz="4"/>
               <w:left w:val="none" w:color="auto" w:sz="0"/>
@@ -35096,7 +35150,7 @@
         </w:tc>
         <w:tc>
           <w:tcPr>
-            <w:tcW w:type="dxa" w:w="2734"/>
+            <w:tcW w:type="dxa" w:w="2796"/>
             <w:tcBorders>
               <w:top w:val="single" w:color="E2E8F0" w:sz="4"/>
               <w:left w:val="none" w:color="auto" w:sz="0"/>
@@ -35129,7 +35183,7 @@
         </w:tc>
         <w:tc>
           <w:tcPr>
-            <w:tcW w:type="dxa" w:w="3082"/>
+            <w:tcW w:type="dxa" w:w="3032"/>
             <w:tcBorders>
               <w:top w:val="single" w:color="E2E8F0" w:sz="4"/>
               <w:left w:val="none" w:color="auto" w:sz="0"/>
@@ -35162,7 +35216,7 @@
         </w:tc>
         <w:tc>
           <w:tcPr>
-            <w:tcW w:type="dxa" w:w="1317"/>
+            <w:tcW w:type="dxa" w:w="1282"/>
             <w:tcBorders>
               <w:top w:val="single" w:color="E2E8F0" w:sz="4"/>
               <w:left w:val="none" w:color="auto" w:sz="0"/>
@@ -35200,7 +35254,7 @@
         </w:trPr>
         <w:tc>
           <w:tcPr>
-            <w:tcW w:type="dxa" w:w="1507"/>
+            <w:tcW w:type="dxa" w:w="1530"/>
             <w:tcBorders>
               <w:top w:val="single" w:color="E2E8F0" w:sz="4"/>
               <w:left w:val="none" w:color="auto" w:sz="0"/>
@@ -35233,7 +35287,7 @@
         </w:tc>
         <w:tc>
           <w:tcPr>
-            <w:tcW w:type="dxa" w:w="2734"/>
+            <w:tcW w:type="dxa" w:w="2796"/>
             <w:tcBorders>
               <w:top w:val="single" w:color="E2E8F0" w:sz="4"/>
               <w:left w:val="none" w:color="auto" w:sz="0"/>
@@ -35266,7 +35320,7 @@
         </w:tc>
         <w:tc>
           <w:tcPr>
-            <w:tcW w:type="dxa" w:w="3082"/>
+            <w:tcW w:type="dxa" w:w="3032"/>
             <w:tcBorders>
               <w:top w:val="single" w:color="E2E8F0" w:sz="4"/>
               <w:left w:val="none" w:color="auto" w:sz="0"/>
@@ -35299,7 +35353,7 @@
         </w:tc>
         <w:tc>
           <w:tcPr>
-            <w:tcW w:type="dxa" w:w="1317"/>
+            <w:tcW w:type="dxa" w:w="1282"/>
             <w:tcBorders>
               <w:top w:val="single" w:color="E2E8F0" w:sz="4"/>
               <w:left w:val="none" w:color="auto" w:sz="0"/>
@@ -35337,7 +35391,7 @@
         </w:trPr>
         <w:tc>
           <w:tcPr>
-            <w:tcW w:type="dxa" w:w="1507"/>
+            <w:tcW w:type="dxa" w:w="1530"/>
             <w:tcBorders>
               <w:top w:val="single" w:color="E2E8F0" w:sz="4"/>
               <w:left w:val="none" w:color="auto" w:sz="0"/>
@@ -35370,7 +35424,7 @@
         </w:tc>
         <w:tc>
           <w:tcPr>
-            <w:tcW w:type="dxa" w:w="2734"/>
+            <w:tcW w:type="dxa" w:w="2796"/>
             <w:tcBorders>
               <w:top w:val="single" w:color="E2E8F0" w:sz="4"/>
               <w:left w:val="none" w:color="auto" w:sz="0"/>
@@ -35403,7 +35457,7 @@
         </w:tc>
         <w:tc>
           <w:tcPr>
-            <w:tcW w:type="dxa" w:w="3082"/>
+            <w:tcW w:type="dxa" w:w="3032"/>
             <w:tcBorders>
               <w:top w:val="single" w:color="E2E8F0" w:sz="4"/>
               <w:left w:val="none" w:color="auto" w:sz="0"/>
@@ -35436,7 +35490,7 @@
         </w:tc>
         <w:tc>
           <w:tcPr>
-            <w:tcW w:type="dxa" w:w="1317"/>
+            <w:tcW w:type="dxa" w:w="1282"/>
             <w:tcBorders>
               <w:top w:val="single" w:color="E2E8F0" w:sz="4"/>
               <w:left w:val="none" w:color="auto" w:sz="0"/>
@@ -35474,7 +35528,7 @@
         </w:trPr>
         <w:tc>
           <w:tcPr>
-            <w:tcW w:type="dxa" w:w="1507"/>
+            <w:tcW w:type="dxa" w:w="1530"/>
             <w:tcBorders>
               <w:top w:val="single" w:color="E2E8F0" w:sz="4"/>
               <w:left w:val="none" w:color="auto" w:sz="0"/>
@@ -35507,7 +35561,7 @@
         </w:tc>
         <w:tc>
           <w:tcPr>
-            <w:tcW w:type="dxa" w:w="2734"/>
+            <w:tcW w:type="dxa" w:w="2796"/>
             <w:tcBorders>
               <w:top w:val="single" w:color="E2E8F0" w:sz="4"/>
               <w:left w:val="none" w:color="auto" w:sz="0"/>
@@ -35540,7 +35594,7 @@
         </w:tc>
         <w:tc>
           <w:tcPr>
-            <w:tcW w:type="dxa" w:w="3082"/>
+            <w:tcW w:type="dxa" w:w="3032"/>
             <w:tcBorders>
               <w:top w:val="single" w:color="E2E8F0" w:sz="4"/>
               <w:left w:val="none" w:color="auto" w:sz="0"/>
@@ -35573,7 +35627,7 @@
         </w:tc>
         <w:tc>
           <w:tcPr>
-            <w:tcW w:type="dxa" w:w="1317"/>
+            <w:tcW w:type="dxa" w:w="1282"/>
             <w:tcBorders>
               <w:top w:val="single" w:color="E2E8F0" w:sz="4"/>
               <w:left w:val="none" w:color="auto" w:sz="0"/>
@@ -35611,7 +35665,7 @@
         </w:trPr>
         <w:tc>
           <w:tcPr>
-            <w:tcW w:type="dxa" w:w="1507"/>
+            <w:tcW w:type="dxa" w:w="1530"/>
             <w:tcBorders>
               <w:top w:val="single" w:color="E2E8F0" w:sz="4"/>
               <w:left w:val="none" w:color="auto" w:sz="0"/>
@@ -35644,7 +35698,7 @@
         </w:tc>
         <w:tc>
           <w:tcPr>
-            <w:tcW w:type="dxa" w:w="2734"/>
+            <w:tcW w:type="dxa" w:w="2796"/>
             <w:tcBorders>
               <w:top w:val="single" w:color="E2E8F0" w:sz="4"/>
               <w:left w:val="none" w:color="auto" w:sz="0"/>
@@ -35677,7 +35731,7 @@
         </w:tc>
         <w:tc>
           <w:tcPr>
-            <w:tcW w:type="dxa" w:w="3082"/>
+            <w:tcW w:type="dxa" w:w="3032"/>
             <w:tcBorders>
               <w:top w:val="single" w:color="E2E8F0" w:sz="4"/>
               <w:left w:val="none" w:color="auto" w:sz="0"/>
@@ -35710,7 +35764,7 @@
         </w:tc>
         <w:tc>
           <w:tcPr>
-            <w:tcW w:type="dxa" w:w="1317"/>
+            <w:tcW w:type="dxa" w:w="1282"/>
             <w:tcBorders>
               <w:top w:val="single" w:color="E2E8F0" w:sz="4"/>
               <w:left w:val="none" w:color="auto" w:sz="0"/>
@@ -35748,7 +35802,7 @@
         </w:trPr>
         <w:tc>
           <w:tcPr>
-            <w:tcW w:type="dxa" w:w="1507"/>
+            <w:tcW w:type="dxa" w:w="1530"/>
             <w:tcBorders>
               <w:top w:val="single" w:color="E2E8F0" w:sz="4"/>
               <w:left w:val="none" w:color="auto" w:sz="0"/>
@@ -35781,7 +35835,7 @@
         </w:tc>
         <w:tc>
           <w:tcPr>
-            <w:tcW w:type="dxa" w:w="2734"/>
+            <w:tcW w:type="dxa" w:w="2796"/>
             <w:tcBorders>
               <w:top w:val="single" w:color="E2E8F0" w:sz="4"/>
               <w:left w:val="none" w:color="auto" w:sz="0"/>
@@ -35814,7 +35868,7 @@
         </w:tc>
         <w:tc>
           <w:tcPr>
-            <w:tcW w:type="dxa" w:w="3082"/>
+            <w:tcW w:type="dxa" w:w="3032"/>
             <w:tcBorders>
               <w:top w:val="single" w:color="E2E8F0" w:sz="4"/>
               <w:left w:val="none" w:color="auto" w:sz="0"/>
@@ -35847,7 +35901,7 @@
         </w:tc>
         <w:tc>
           <w:tcPr>
-            <w:tcW w:type="dxa" w:w="1317"/>
+            <w:tcW w:type="dxa" w:w="1282"/>
             <w:tcBorders>
               <w:top w:val="single" w:color="E2E8F0" w:sz="4"/>
               <w:left w:val="none" w:color="auto" w:sz="0"/>
@@ -35885,7 +35939,7 @@
         </w:trPr>
         <w:tc>
           <w:tcPr>
-            <w:tcW w:type="dxa" w:w="1507"/>
+            <w:tcW w:type="dxa" w:w="1530"/>
             <w:tcBorders>
               <w:top w:val="single" w:color="E2E8F0" w:sz="4"/>
               <w:left w:val="none" w:color="auto" w:sz="0"/>
@@ -35918,7 +35972,7 @@
         </w:tc>
         <w:tc>
           <w:tcPr>
-            <w:tcW w:type="dxa" w:w="2734"/>
+            <w:tcW w:type="dxa" w:w="2796"/>
             <w:tcBorders>
               <w:top w:val="single" w:color="E2E8F0" w:sz="4"/>
               <w:left w:val="none" w:color="auto" w:sz="0"/>
@@ -35951,7 +36005,7 @@
         </w:tc>
         <w:tc>
           <w:tcPr>
-            <w:tcW w:type="dxa" w:w="3082"/>
+            <w:tcW w:type="dxa" w:w="3032"/>
             <w:tcBorders>
               <w:top w:val="single" w:color="E2E8F0" w:sz="4"/>
               <w:left w:val="none" w:color="auto" w:sz="0"/>
@@ -35984,7 +36038,7 @@
         </w:tc>
         <w:tc>
           <w:tcPr>
-            <w:tcW w:type="dxa" w:w="1317"/>
+            <w:tcW w:type="dxa" w:w="1282"/>
             <w:tcBorders>
               <w:top w:val="single" w:color="E2E8F0" w:sz="4"/>
               <w:left w:val="none" w:color="auto" w:sz="0"/>
@@ -36022,7 +36076,7 @@
         </w:trPr>
         <w:tc>
           <w:tcPr>
-            <w:tcW w:type="dxa" w:w="1507"/>
+            <w:tcW w:type="dxa" w:w="1530"/>
             <w:tcBorders>
               <w:top w:val="single" w:color="E2E8F0" w:sz="4"/>
               <w:left w:val="none" w:color="auto" w:sz="0"/>
@@ -36055,7 +36109,7 @@
         </w:tc>
         <w:tc>
           <w:tcPr>
-            <w:tcW w:type="dxa" w:w="2734"/>
+            <w:tcW w:type="dxa" w:w="2796"/>
             <w:tcBorders>
               <w:top w:val="single" w:color="E2E8F0" w:sz="4"/>
               <w:left w:val="none" w:color="auto" w:sz="0"/>
@@ -36088,7 +36142,7 @@
         </w:tc>
         <w:tc>
           <w:tcPr>
-            <w:tcW w:type="dxa" w:w="3082"/>
+            <w:tcW w:type="dxa" w:w="3032"/>
             <w:tcBorders>
               <w:top w:val="single" w:color="E2E8F0" w:sz="4"/>
               <w:left w:val="none" w:color="auto" w:sz="0"/>
@@ -36121,7 +36175,7 @@
         </w:tc>
         <w:tc>
           <w:tcPr>
-            <w:tcW w:type="dxa" w:w="1317"/>
+            <w:tcW w:type="dxa" w:w="1282"/>
             <w:tcBorders>
               <w:top w:val="single" w:color="E2E8F0" w:sz="4"/>
               <w:left w:val="none" w:color="auto" w:sz="0"/>
@@ -36159,7 +36213,7 @@
         </w:trPr>
         <w:tc>
           <w:tcPr>
-            <w:tcW w:type="dxa" w:w="1507"/>
+            <w:tcW w:type="dxa" w:w="1530"/>
             <w:tcBorders>
               <w:top w:val="single" w:color="E2E8F0" w:sz="4"/>
               <w:left w:val="none" w:color="auto" w:sz="0"/>
@@ -36192,7 +36246,7 @@
         </w:tc>
         <w:tc>
           <w:tcPr>
-            <w:tcW w:type="dxa" w:w="2734"/>
+            <w:tcW w:type="dxa" w:w="2796"/>
             <w:tcBorders>
               <w:top w:val="single" w:color="E2E8F0" w:sz="4"/>
               <w:left w:val="none" w:color="auto" w:sz="0"/>
@@ -36225,7 +36279,7 @@
         </w:tc>
         <w:tc>
           <w:tcPr>
-            <w:tcW w:type="dxa" w:w="3082"/>
+            <w:tcW w:type="dxa" w:w="3032"/>
             <w:tcBorders>
               <w:top w:val="single" w:color="E2E8F0" w:sz="4"/>
               <w:left w:val="none" w:color="auto" w:sz="0"/>
@@ -36258,7 +36312,7 @@
         </w:tc>
         <w:tc>
           <w:tcPr>
-            <w:tcW w:type="dxa" w:w="1317"/>
+            <w:tcW w:type="dxa" w:w="1282"/>
             <w:tcBorders>
               <w:top w:val="single" w:color="E2E8F0" w:sz="4"/>
               <w:left w:val="none" w:color="auto" w:sz="0"/>
@@ -36296,7 +36350,7 @@
         </w:trPr>
         <w:tc>
           <w:tcPr>
-            <w:tcW w:type="dxa" w:w="1507"/>
+            <w:tcW w:type="dxa" w:w="1530"/>
             <w:tcBorders>
               <w:top w:val="single" w:color="E2E8F0" w:sz="4"/>
               <w:left w:val="none" w:color="auto" w:sz="0"/>
@@ -36329,7 +36383,7 @@
         </w:tc>
         <w:tc>
           <w:tcPr>
-            <w:tcW w:type="dxa" w:w="2734"/>
+            <w:tcW w:type="dxa" w:w="2796"/>
             <w:tcBorders>
               <w:top w:val="single" w:color="E2E8F0" w:sz="4"/>
               <w:left w:val="none" w:color="auto" w:sz="0"/>
@@ -36362,7 +36416,7 @@
         </w:tc>
         <w:tc>
           <w:tcPr>
-            <w:tcW w:type="dxa" w:w="3082"/>
+            <w:tcW w:type="dxa" w:w="3032"/>
             <w:tcBorders>
               <w:top w:val="single" w:color="E2E8F0" w:sz="4"/>
               <w:left w:val="none" w:color="auto" w:sz="0"/>
@@ -36395,7 +36449,7 @@
         </w:tc>
         <w:tc>
           <w:tcPr>
-            <w:tcW w:type="dxa" w:w="1317"/>
+            <w:tcW w:type="dxa" w:w="1282"/>
             <w:tcBorders>
               <w:top w:val="single" w:color="E2E8F0" w:sz="4"/>
               <w:left w:val="none" w:color="auto" w:sz="0"/>
@@ -36433,7 +36487,7 @@
         </w:trPr>
         <w:tc>
           <w:tcPr>
-            <w:tcW w:type="dxa" w:w="1507"/>
+            <w:tcW w:type="dxa" w:w="1530"/>
             <w:tcBorders>
               <w:top w:val="single" w:color="E2E8F0" w:sz="4"/>
               <w:left w:val="none" w:color="auto" w:sz="0"/>
@@ -36466,7 +36520,7 @@
         </w:tc>
         <w:tc>
           <w:tcPr>
-            <w:tcW w:type="dxa" w:w="2734"/>
+            <w:tcW w:type="dxa" w:w="2796"/>
             <w:tcBorders>
               <w:top w:val="single" w:color="E2E8F0" w:sz="4"/>
               <w:left w:val="none" w:color="auto" w:sz="0"/>
@@ -36499,7 +36553,7 @@
         </w:tc>
         <w:tc>
           <w:tcPr>
-            <w:tcW w:type="dxa" w:w="3082"/>
+            <w:tcW w:type="dxa" w:w="3032"/>
             <w:tcBorders>
               <w:top w:val="single" w:color="E2E8F0" w:sz="4"/>
               <w:left w:val="none" w:color="auto" w:sz="0"/>
@@ -36532,7 +36586,7 @@
         </w:tc>
         <w:tc>
           <w:tcPr>
-            <w:tcW w:type="dxa" w:w="1317"/>
+            <w:tcW w:type="dxa" w:w="1282"/>
             <w:tcBorders>
               <w:top w:val="single" w:color="E2E8F0" w:sz="4"/>
               <w:left w:val="none" w:color="auto" w:sz="0"/>
@@ -36570,7 +36624,7 @@
         </w:trPr>
         <w:tc>
           <w:tcPr>
-            <w:tcW w:type="dxa" w:w="1507"/>
+            <w:tcW w:type="dxa" w:w="1530"/>
             <w:tcBorders>
               <w:top w:val="single" w:color="E2E8F0" w:sz="4"/>
               <w:left w:val="none" w:color="auto" w:sz="0"/>
@@ -36603,7 +36657,7 @@
         </w:tc>
         <w:tc>
           <w:tcPr>
-            <w:tcW w:type="dxa" w:w="2734"/>
+            <w:tcW w:type="dxa" w:w="2796"/>
             <w:tcBorders>
               <w:top w:val="single" w:color="E2E8F0" w:sz="4"/>
               <w:left w:val="none" w:color="auto" w:sz="0"/>
@@ -36636,7 +36690,7 @@
         </w:tc>
         <w:tc>
           <w:tcPr>
-            <w:tcW w:type="dxa" w:w="3082"/>
+            <w:tcW w:type="dxa" w:w="3032"/>
             <w:tcBorders>
               <w:top w:val="single" w:color="E2E8F0" w:sz="4"/>
               <w:left w:val="none" w:color="auto" w:sz="0"/>
@@ -36669,7 +36723,7 @@
         </w:tc>
         <w:tc>
           <w:tcPr>
-            <w:tcW w:type="dxa" w:w="1317"/>
+            <w:tcW w:type="dxa" w:w="1282"/>
             <w:tcBorders>
               <w:top w:val="single" w:color="E2E8F0" w:sz="4"/>
               <w:left w:val="none" w:color="auto" w:sz="0"/>
@@ -36707,7 +36761,7 @@
         </w:trPr>
         <w:tc>
           <w:tcPr>
-            <w:tcW w:type="dxa" w:w="1507"/>
+            <w:tcW w:type="dxa" w:w="1530"/>
             <w:tcBorders>
               <w:top w:val="single" w:color="E2E8F0" w:sz="4"/>
               <w:left w:val="none" w:color="auto" w:sz="0"/>
@@ -36740,7 +36794,7 @@
         </w:tc>
         <w:tc>
           <w:tcPr>
-            <w:tcW w:type="dxa" w:w="2734"/>
+            <w:tcW w:type="dxa" w:w="2796"/>
             <w:tcBorders>
               <w:top w:val="single" w:color="E2E8F0" w:sz="4"/>
               <w:left w:val="none" w:color="auto" w:sz="0"/>
@@ -36773,7 +36827,7 @@
         </w:tc>
         <w:tc>
           <w:tcPr>
-            <w:tcW w:type="dxa" w:w="3082"/>
+            <w:tcW w:type="dxa" w:w="3032"/>
             <w:tcBorders>
               <w:top w:val="single" w:color="E2E8F0" w:sz="4"/>
               <w:left w:val="none" w:color="auto" w:sz="0"/>
@@ -36806,7 +36860,7 @@
         </w:tc>
         <w:tc>
           <w:tcPr>
-            <w:tcW w:type="dxa" w:w="1317"/>
+            <w:tcW w:type="dxa" w:w="1282"/>
             <w:tcBorders>
               <w:top w:val="single" w:color="E2E8F0" w:sz="4"/>
               <w:left w:val="none" w:color="auto" w:sz="0"/>
@@ -36844,7 +36898,7 @@
         </w:trPr>
         <w:tc>
           <w:tcPr>
-            <w:tcW w:type="dxa" w:w="1507"/>
+            <w:tcW w:type="dxa" w:w="1530"/>
             <w:tcBorders>
               <w:top w:val="single" w:color="E2E8F0" w:sz="4"/>
               <w:left w:val="none" w:color="auto" w:sz="0"/>
@@ -36877,7 +36931,7 @@
         </w:tc>
         <w:tc>
           <w:tcPr>
-            <w:tcW w:type="dxa" w:w="2734"/>
+            <w:tcW w:type="dxa" w:w="2796"/>
             <w:tcBorders>
               <w:top w:val="single" w:color="E2E8F0" w:sz="4"/>
               <w:left w:val="none" w:color="auto" w:sz="0"/>
@@ -36910,7 +36964,7 @@
         </w:tc>
         <w:tc>
           <w:tcPr>
-            <w:tcW w:type="dxa" w:w="3082"/>
+            <w:tcW w:type="dxa" w:w="3032"/>
             <w:tcBorders>
               <w:top w:val="single" w:color="E2E8F0" w:sz="4"/>
               <w:left w:val="none" w:color="auto" w:sz="0"/>
@@ -36943,7 +36997,7 @@
         </w:tc>
         <w:tc>
           <w:tcPr>
-            <w:tcW w:type="dxa" w:w="1317"/>
+            <w:tcW w:type="dxa" w:w="1282"/>
             <w:tcBorders>
               <w:top w:val="single" w:color="E2E8F0" w:sz="4"/>
               <w:left w:val="none" w:color="auto" w:sz="0"/>
@@ -36981,7 +37035,7 @@
         </w:trPr>
         <w:tc>
           <w:tcPr>
-            <w:tcW w:type="dxa" w:w="1507"/>
+            <w:tcW w:type="dxa" w:w="1530"/>
             <w:tcBorders>
               <w:top w:val="single" w:color="E2E8F0" w:sz="4"/>
               <w:left w:val="none" w:color="auto" w:sz="0"/>
@@ -37014,7 +37068,7 @@
         </w:tc>
         <w:tc>
           <w:tcPr>
-            <w:tcW w:type="dxa" w:w="2734"/>
+            <w:tcW w:type="dxa" w:w="2796"/>
             <w:tcBorders>
               <w:top w:val="single" w:color="E2E8F0" w:sz="4"/>
               <w:left w:val="none" w:color="auto" w:sz="0"/>
@@ -37047,7 +37101,7 @@
         </w:tc>
         <w:tc>
           <w:tcPr>
-            <w:tcW w:type="dxa" w:w="3082"/>
+            <w:tcW w:type="dxa" w:w="3032"/>
             <w:tcBorders>
               <w:top w:val="single" w:color="E2E8F0" w:sz="4"/>
               <w:left w:val="none" w:color="auto" w:sz="0"/>
@@ -37080,7 +37134,7 @@
         </w:tc>
         <w:tc>
           <w:tcPr>
-            <w:tcW w:type="dxa" w:w="1317"/>
+            <w:tcW w:type="dxa" w:w="1282"/>
             <w:tcBorders>
               <w:top w:val="single" w:color="E2E8F0" w:sz="4"/>
               <w:left w:val="none" w:color="auto" w:sz="0"/>
@@ -37118,7 +37172,7 @@
         </w:trPr>
         <w:tc>
           <w:tcPr>
-            <w:tcW w:type="dxa" w:w="1507"/>
+            <w:tcW w:type="dxa" w:w="1530"/>
             <w:tcBorders>
               <w:top w:val="single" w:color="E2E8F0" w:sz="4"/>
               <w:left w:val="none" w:color="auto" w:sz="0"/>
@@ -37151,7 +37205,7 @@
         </w:tc>
         <w:tc>
           <w:tcPr>
-            <w:tcW w:type="dxa" w:w="2734"/>
+            <w:tcW w:type="dxa" w:w="2796"/>
             <w:tcBorders>
               <w:top w:val="single" w:color="E2E8F0" w:sz="4"/>
               <w:left w:val="none" w:color="auto" w:sz="0"/>
@@ -37184,7 +37238,7 @@
         </w:tc>
         <w:tc>
           <w:tcPr>
-            <w:tcW w:type="dxa" w:w="3082"/>
+            <w:tcW w:type="dxa" w:w="3032"/>
             <w:tcBorders>
               <w:top w:val="single" w:color="E2E8F0" w:sz="4"/>
               <w:left w:val="none" w:color="auto" w:sz="0"/>
@@ -37217,7 +37271,7 @@
         </w:tc>
         <w:tc>
           <w:tcPr>
-            <w:tcW w:type="dxa" w:w="1317"/>
+            <w:tcW w:type="dxa" w:w="1282"/>
             <w:tcBorders>
               <w:top w:val="single" w:color="E2E8F0" w:sz="4"/>
               <w:left w:val="none" w:color="auto" w:sz="0"/>
@@ -37255,7 +37309,7 @@
         </w:trPr>
         <w:tc>
           <w:tcPr>
-            <w:tcW w:type="dxa" w:w="1507"/>
+            <w:tcW w:type="dxa" w:w="1530"/>
             <w:tcBorders>
               <w:top w:val="single" w:color="E2E8F0" w:sz="4"/>
               <w:left w:val="none" w:color="auto" w:sz="0"/>
@@ -37288,7 +37342,7 @@
         </w:tc>
         <w:tc>
           <w:tcPr>
-            <w:tcW w:type="dxa" w:w="2734"/>
+            <w:tcW w:type="dxa" w:w="2796"/>
             <w:tcBorders>
               <w:top w:val="single" w:color="E2E8F0" w:sz="4"/>
               <w:left w:val="none" w:color="auto" w:sz="0"/>
@@ -37321,7 +37375,7 @@
         </w:tc>
         <w:tc>
           <w:tcPr>
-            <w:tcW w:type="dxa" w:w="3082"/>
+            <w:tcW w:type="dxa" w:w="3032"/>
             <w:tcBorders>
               <w:top w:val="single" w:color="E2E8F0" w:sz="4"/>
               <w:left w:val="none" w:color="auto" w:sz="0"/>
@@ -37354,7 +37408,7 @@
         </w:tc>
         <w:tc>
           <w:tcPr>
-            <w:tcW w:type="dxa" w:w="1317"/>
+            <w:tcW w:type="dxa" w:w="1282"/>
             <w:tcBorders>
               <w:top w:val="single" w:color="E2E8F0" w:sz="4"/>
               <w:left w:val="none" w:color="auto" w:sz="0"/>
@@ -37392,7 +37446,7 @@
         </w:trPr>
         <w:tc>
           <w:tcPr>
-            <w:tcW w:type="dxa" w:w="1507"/>
+            <w:tcW w:type="dxa" w:w="1530"/>
             <w:tcBorders>
               <w:top w:val="single" w:color="E2E8F0" w:sz="4"/>
               <w:left w:val="none" w:color="auto" w:sz="0"/>
@@ -37425,7 +37479,7 @@
         </w:tc>
         <w:tc>
           <w:tcPr>
-            <w:tcW w:type="dxa" w:w="2734"/>
+            <w:tcW w:type="dxa" w:w="2796"/>
             <w:tcBorders>
               <w:top w:val="single" w:color="E2E8F0" w:sz="4"/>
               <w:left w:val="none" w:color="auto" w:sz="0"/>
@@ -37458,7 +37512,7 @@
         </w:tc>
         <w:tc>
           <w:tcPr>
-            <w:tcW w:type="dxa" w:w="3082"/>
+            <w:tcW w:type="dxa" w:w="3032"/>
             <w:tcBorders>
               <w:top w:val="single" w:color="E2E8F0" w:sz="4"/>
               <w:left w:val="none" w:color="auto" w:sz="0"/>
@@ -37491,7 +37545,7 @@
         </w:tc>
         <w:tc>
           <w:tcPr>
-            <w:tcW w:type="dxa" w:w="1317"/>
+            <w:tcW w:type="dxa" w:w="1282"/>
             <w:tcBorders>
               <w:top w:val="single" w:color="E2E8F0" w:sz="4"/>
               <w:left w:val="none" w:color="auto" w:sz="0"/>
@@ -37529,7 +37583,7 @@
         </w:trPr>
         <w:tc>
           <w:tcPr>
-            <w:tcW w:type="dxa" w:w="1507"/>
+            <w:tcW w:type="dxa" w:w="1530"/>
             <w:tcBorders>
               <w:top w:val="single" w:color="E2E8F0" w:sz="4"/>
               <w:left w:val="none" w:color="auto" w:sz="0"/>
@@ -37562,7 +37616,7 @@
         </w:tc>
         <w:tc>
           <w:tcPr>
-            <w:tcW w:type="dxa" w:w="2734"/>
+            <w:tcW w:type="dxa" w:w="2796"/>
             <w:tcBorders>
               <w:top w:val="single" w:color="E2E8F0" w:sz="4"/>
               <w:left w:val="none" w:color="auto" w:sz="0"/>
@@ -37595,7 +37649,7 @@
         </w:tc>
         <w:tc>
           <w:tcPr>
-            <w:tcW w:type="dxa" w:w="3082"/>
+            <w:tcW w:type="dxa" w:w="3032"/>
             <w:tcBorders>
               <w:top w:val="single" w:color="E2E8F0" w:sz="4"/>
               <w:left w:val="none" w:color="auto" w:sz="0"/>
@@ -37628,7 +37682,7 @@
         </w:tc>
         <w:tc>
           <w:tcPr>
-            <w:tcW w:type="dxa" w:w="1317"/>
+            <w:tcW w:type="dxa" w:w="1282"/>
             <w:tcBorders>
               <w:top w:val="single" w:color="E2E8F0" w:sz="4"/>
               <w:left w:val="none" w:color="auto" w:sz="0"/>
@@ -37666,7 +37720,7 @@
         </w:trPr>
         <w:tc>
           <w:tcPr>
-            <w:tcW w:type="dxa" w:w="1507"/>
+            <w:tcW w:type="dxa" w:w="1530"/>
             <w:tcBorders>
               <w:top w:val="single" w:color="E2E8F0" w:sz="4"/>
               <w:left w:val="none" w:color="auto" w:sz="0"/>
@@ -37699,7 +37753,7 @@
         </w:tc>
         <w:tc>
           <w:tcPr>
-            <w:tcW w:type="dxa" w:w="2734"/>
+            <w:tcW w:type="dxa" w:w="2796"/>
             <w:tcBorders>
               <w:top w:val="single" w:color="E2E8F0" w:sz="4"/>
               <w:left w:val="none" w:color="auto" w:sz="0"/>
@@ -37732,7 +37786,7 @@
         </w:tc>
         <w:tc>
           <w:tcPr>
-            <w:tcW w:type="dxa" w:w="3082"/>
+            <w:tcW w:type="dxa" w:w="3032"/>
             <w:tcBorders>
               <w:top w:val="single" w:color="E2E8F0" w:sz="4"/>
               <w:left w:val="none" w:color="auto" w:sz="0"/>
@@ -37765,7 +37819,7 @@
         </w:tc>
         <w:tc>
           <w:tcPr>
-            <w:tcW w:type="dxa" w:w="1317"/>
+            <w:tcW w:type="dxa" w:w="1282"/>
             <w:tcBorders>
               <w:top w:val="single" w:color="E2E8F0" w:sz="4"/>
               <w:left w:val="none" w:color="auto" w:sz="0"/>
@@ -37803,7 +37857,7 @@
         </w:trPr>
         <w:tc>
           <w:tcPr>
-            <w:tcW w:type="dxa" w:w="1507"/>
+            <w:tcW w:type="dxa" w:w="1530"/>
             <w:tcBorders>
               <w:top w:val="single" w:color="E2E8F0" w:sz="4"/>
               <w:left w:val="none" w:color="auto" w:sz="0"/>
@@ -37836,7 +37890,7 @@
         </w:tc>
         <w:tc>
           <w:tcPr>
-            <w:tcW w:type="dxa" w:w="2734"/>
+            <w:tcW w:type="dxa" w:w="2796"/>
             <w:tcBorders>
               <w:top w:val="single" w:color="E2E8F0" w:sz="4"/>
               <w:left w:val="none" w:color="auto" w:sz="0"/>
@@ -37869,7 +37923,7 @@
         </w:tc>
         <w:tc>
           <w:tcPr>
-            <w:tcW w:type="dxa" w:w="3082"/>
+            <w:tcW w:type="dxa" w:w="3032"/>
             <w:tcBorders>
               <w:top w:val="single" w:color="E2E8F0" w:sz="4"/>
               <w:left w:val="none" w:color="auto" w:sz="0"/>
@@ -37902,7 +37956,7 @@
         </w:tc>
         <w:tc>
           <w:tcPr>
-            <w:tcW w:type="dxa" w:w="1317"/>
+            <w:tcW w:type="dxa" w:w="1282"/>
             <w:tcBorders>
               <w:top w:val="single" w:color="E2E8F0" w:sz="4"/>
               <w:left w:val="none" w:color="auto" w:sz="0"/>
@@ -37940,7 +37994,7 @@
         </w:trPr>
         <w:tc>
           <w:tcPr>
-            <w:tcW w:type="dxa" w:w="1507"/>
+            <w:tcW w:type="dxa" w:w="1530"/>
             <w:tcBorders>
               <w:top w:val="single" w:color="E2E8F0" w:sz="4"/>
               <w:left w:val="none" w:color="auto" w:sz="0"/>
@@ -37973,7 +38027,7 @@
         </w:tc>
         <w:tc>
           <w:tcPr>
-            <w:tcW w:type="dxa" w:w="2734"/>
+            <w:tcW w:type="dxa" w:w="2796"/>
             <w:tcBorders>
               <w:top w:val="single" w:color="E2E8F0" w:sz="4"/>
               <w:left w:val="none" w:color="auto" w:sz="0"/>
@@ -38006,7 +38060,7 @@
         </w:tc>
         <w:tc>
           <w:tcPr>
-            <w:tcW w:type="dxa" w:w="3082"/>
+            <w:tcW w:type="dxa" w:w="3032"/>
             <w:tcBorders>
               <w:top w:val="single" w:color="E2E8F0" w:sz="4"/>
               <w:left w:val="none" w:color="auto" w:sz="0"/>
@@ -38039,7 +38093,7 @@
         </w:tc>
         <w:tc>
           <w:tcPr>
-            <w:tcW w:type="dxa" w:w="1317"/>
+            <w:tcW w:type="dxa" w:w="1282"/>
             <w:tcBorders>
               <w:top w:val="single" w:color="E2E8F0" w:sz="4"/>
               <w:left w:val="none" w:color="auto" w:sz="0"/>
@@ -38077,7 +38131,7 @@
         </w:trPr>
         <w:tc>
           <w:tcPr>
-            <w:tcW w:type="dxa" w:w="1507"/>
+            <w:tcW w:type="dxa" w:w="1530"/>
             <w:tcBorders>
               <w:top w:val="single" w:color="E2E8F0" w:sz="4"/>
               <w:left w:val="none" w:color="auto" w:sz="0"/>
@@ -38110,7 +38164,7 @@
         </w:tc>
         <w:tc>
           <w:tcPr>
-            <w:tcW w:type="dxa" w:w="2734"/>
+            <w:tcW w:type="dxa" w:w="2796"/>
             <w:tcBorders>
               <w:top w:val="single" w:color="E2E8F0" w:sz="4"/>
               <w:left w:val="none" w:color="auto" w:sz="0"/>
@@ -38143,7 +38197,7 @@
         </w:tc>
         <w:tc>
           <w:tcPr>
-            <w:tcW w:type="dxa" w:w="3082"/>
+            <w:tcW w:type="dxa" w:w="3032"/>
             <w:tcBorders>
               <w:top w:val="single" w:color="E2E8F0" w:sz="4"/>
               <w:left w:val="none" w:color="auto" w:sz="0"/>
@@ -38176,7 +38230,7 @@
         </w:tc>
         <w:tc>
           <w:tcPr>
-            <w:tcW w:type="dxa" w:w="1317"/>
+            <w:tcW w:type="dxa" w:w="1282"/>
             <w:tcBorders>
               <w:top w:val="single" w:color="E2E8F0" w:sz="4"/>
               <w:left w:val="none" w:color="auto" w:sz="0"/>
@@ -38214,7 +38268,7 @@
         </w:trPr>
         <w:tc>
           <w:tcPr>
-            <w:tcW w:type="dxa" w:w="1507"/>
+            <w:tcW w:type="dxa" w:w="1530"/>
             <w:tcBorders>
               <w:top w:val="single" w:color="E2E8F0" w:sz="4"/>
               <w:left w:val="none" w:color="auto" w:sz="0"/>
@@ -38247,7 +38301,7 @@
         </w:tc>
         <w:tc>
           <w:tcPr>
-            <w:tcW w:type="dxa" w:w="2734"/>
+            <w:tcW w:type="dxa" w:w="2796"/>
             <w:tcBorders>
               <w:top w:val="single" w:color="E2E8F0" w:sz="4"/>
               <w:left w:val="none" w:color="auto" w:sz="0"/>
@@ -38280,7 +38334,7 @@
         </w:tc>
         <w:tc>
           <w:tcPr>
-            <w:tcW w:type="dxa" w:w="3082"/>
+            <w:tcW w:type="dxa" w:w="3032"/>
             <w:tcBorders>
               <w:top w:val="single" w:color="E2E8F0" w:sz="4"/>
               <w:left w:val="none" w:color="auto" w:sz="0"/>
@@ -38313,7 +38367,7 @@
         </w:tc>
         <w:tc>
           <w:tcPr>
-            <w:tcW w:type="dxa" w:w="1317"/>
+            <w:tcW w:type="dxa" w:w="1282"/>
             <w:tcBorders>
               <w:top w:val="single" w:color="E2E8F0" w:sz="4"/>
               <w:left w:val="none" w:color="auto" w:sz="0"/>
@@ -38351,7 +38405,7 @@
         </w:trPr>
         <w:tc>
           <w:tcPr>
-            <w:tcW w:type="dxa" w:w="1507"/>
+            <w:tcW w:type="dxa" w:w="1530"/>
             <w:tcBorders>
               <w:top w:val="single" w:color="E2E8F0" w:sz="4"/>
               <w:left w:val="none" w:color="auto" w:sz="0"/>
@@ -38384,7 +38438,7 @@
         </w:tc>
         <w:tc>
           <w:tcPr>
-            <w:tcW w:type="dxa" w:w="2734"/>
+            <w:tcW w:type="dxa" w:w="2796"/>
             <w:tcBorders>
               <w:top w:val="single" w:color="E2E8F0" w:sz="4"/>
               <w:left w:val="none" w:color="auto" w:sz="0"/>
@@ -38417,7 +38471,7 @@
         </w:tc>
         <w:tc>
           <w:tcPr>
-            <w:tcW w:type="dxa" w:w="3082"/>
+            <w:tcW w:type="dxa" w:w="3032"/>
             <w:tcBorders>
               <w:top w:val="single" w:color="E2E8F0" w:sz="4"/>
               <w:left w:val="none" w:color="auto" w:sz="0"/>
@@ -38450,7 +38504,7 @@
         </w:tc>
         <w:tc>
           <w:tcPr>
-            <w:tcW w:type="dxa" w:w="1317"/>
+            <w:tcW w:type="dxa" w:w="1282"/>
             <w:tcBorders>
               <w:top w:val="single" w:color="E2E8F0" w:sz="4"/>
               <w:left w:val="none" w:color="auto" w:sz="0"/>
@@ -38488,7 +38542,7 @@
         </w:trPr>
         <w:tc>
           <w:tcPr>
-            <w:tcW w:type="dxa" w:w="1507"/>
+            <w:tcW w:type="dxa" w:w="1530"/>
             <w:tcBorders>
               <w:top w:val="single" w:color="E2E8F0" w:sz="4"/>
               <w:left w:val="none" w:color="auto" w:sz="0"/>
@@ -38521,7 +38575,7 @@
         </w:tc>
         <w:tc>
           <w:tcPr>
-            <w:tcW w:type="dxa" w:w="2734"/>
+            <w:tcW w:type="dxa" w:w="2796"/>
             <w:tcBorders>
               <w:top w:val="single" w:color="E2E8F0" w:sz="4"/>
               <w:left w:val="none" w:color="auto" w:sz="0"/>
@@ -38554,7 +38608,7 @@
         </w:tc>
         <w:tc>
           <w:tcPr>
-            <w:tcW w:type="dxa" w:w="3082"/>
+            <w:tcW w:type="dxa" w:w="3032"/>
             <w:tcBorders>
               <w:top w:val="single" w:color="E2E8F0" w:sz="4"/>
               <w:left w:val="none" w:color="auto" w:sz="0"/>
@@ -38587,7 +38641,7 @@
         </w:tc>
         <w:tc>
           <w:tcPr>
-            <w:tcW w:type="dxa" w:w="1317"/>
+            <w:tcW w:type="dxa" w:w="1282"/>
             <w:tcBorders>
               <w:top w:val="single" w:color="E2E8F0" w:sz="4"/>
               <w:left w:val="none" w:color="auto" w:sz="0"/>
@@ -38625,7 +38679,7 @@
         </w:trPr>
         <w:tc>
           <w:tcPr>
-            <w:tcW w:type="dxa" w:w="1507"/>
+            <w:tcW w:type="dxa" w:w="1530"/>
             <w:tcBorders>
               <w:top w:val="single" w:color="E2E8F0" w:sz="4"/>
               <w:left w:val="none" w:color="auto" w:sz="0"/>
@@ -38658,7 +38712,7 @@
         </w:tc>
         <w:tc>
           <w:tcPr>
-            <w:tcW w:type="dxa" w:w="2734"/>
+            <w:tcW w:type="dxa" w:w="2796"/>
             <w:tcBorders>
               <w:top w:val="single" w:color="E2E8F0" w:sz="4"/>
               <w:left w:val="none" w:color="auto" w:sz="0"/>
@@ -38691,7 +38745,7 @@
         </w:tc>
         <w:tc>
           <w:tcPr>
-            <w:tcW w:type="dxa" w:w="3082"/>
+            <w:tcW w:type="dxa" w:w="3032"/>
             <w:tcBorders>
               <w:top w:val="single" w:color="E2E8F0" w:sz="4"/>
               <w:left w:val="none" w:color="auto" w:sz="0"/>
@@ -38724,7 +38778,7 @@
         </w:tc>
         <w:tc>
           <w:tcPr>
-            <w:tcW w:type="dxa" w:w="1317"/>
+            <w:tcW w:type="dxa" w:w="1282"/>
             <w:tcBorders>
               <w:top w:val="single" w:color="E2E8F0" w:sz="4"/>
               <w:left w:val="none" w:color="auto" w:sz="0"/>
@@ -38762,7 +38816,7 @@
         </w:trPr>
         <w:tc>
           <w:tcPr>
-            <w:tcW w:type="dxa" w:w="1507"/>
+            <w:tcW w:type="dxa" w:w="1530"/>
             <w:tcBorders>
               <w:top w:val="single" w:color="E2E8F0" w:sz="4"/>
               <w:left w:val="none" w:color="auto" w:sz="0"/>
@@ -38795,7 +38849,7 @@
         </w:tc>
         <w:tc>
           <w:tcPr>
-            <w:tcW w:type="dxa" w:w="2734"/>
+            <w:tcW w:type="dxa" w:w="2796"/>
             <w:tcBorders>
               <w:top w:val="single" w:color="E2E8F0" w:sz="4"/>
               <w:left w:val="none" w:color="auto" w:sz="0"/>
@@ -38828,7 +38882,7 @@
         </w:tc>
         <w:tc>
           <w:tcPr>
-            <w:tcW w:type="dxa" w:w="3082"/>
+            <w:tcW w:type="dxa" w:w="3032"/>
             <w:tcBorders>
               <w:top w:val="single" w:color="E2E8F0" w:sz="4"/>
               <w:left w:val="none" w:color="auto" w:sz="0"/>
@@ -38861,7 +38915,7 @@
         </w:tc>
         <w:tc>
           <w:tcPr>
-            <w:tcW w:type="dxa" w:w="1317"/>
+            <w:tcW w:type="dxa" w:w="1282"/>
             <w:tcBorders>
               <w:top w:val="single" w:color="E2E8F0" w:sz="4"/>
               <w:left w:val="none" w:color="auto" w:sz="0"/>
@@ -38899,7 +38953,2199 @@
         </w:trPr>
         <w:tc>
           <w:tcPr>
-            <w:tcW w:type="dxa" w:w="1507"/>
+            <w:tcW w:type="dxa" w:w="1530"/>
+            <w:tcBorders>
+              <w:top w:val="single" w:color="E2E8F0" w:sz="4"/>
+              <w:left w:val="none" w:color="auto" w:sz="0"/>
+              <w:bottom w:val="single" w:color="E2E8F0" w:sz="4"/>
+              <w:right w:val="none" w:color="auto" w:sz="0"/>
+            </w:tcBorders>
+            <w:tcMar>
+              <w:top w:type="dxa" w:w="120"/>
+              <w:left w:type="dxa" w:w="160"/>
+              <w:bottom w:type="dxa" w:w="120"/>
+              <w:right w:type="dxa" w:w="160"/>
+            </w:tcMar>
+          </w:tcPr>
+          <w:p>
+            <w:pPr>
+              <w:spacing w:line="240" w:lineRule="auto"/>
+              <w:jc w:val="left"/>
+            </w:pPr>
+            <w:r>
+              <w:rPr>
+                <w:rFonts w:ascii="Arial" w:cs="Arial" w:eastAsia="Arial" w:hAnsi="Arial"/>
+                <w:b w:val="false"/>
+                <w:bCs w:val="false"/>
+                <w:sz w:val="20"/>
+                <w:szCs w:val="20"/>
+              </w:rPr>
+              <w:t xml:space="preserve">Team check of the evaluation account, 2 Oct 2026</w:t>
+            </w:r>
+          </w:p>
+        </w:tc>
+        <w:tc>
+          <w:tcPr>
+            <w:tcW w:type="dxa" w:w="2796"/>
+            <w:tcBorders>
+              <w:top w:val="single" w:color="E2E8F0" w:sz="4"/>
+              <w:left w:val="none" w:color="auto" w:sz="0"/>
+              <w:bottom w:val="single" w:color="E2E8F0" w:sz="4"/>
+              <w:right w:val="none" w:color="auto" w:sz="0"/>
+            </w:tcBorders>
+            <w:tcMar>
+              <w:top w:type="dxa" w:w="120"/>
+              <w:left w:type="dxa" w:w="160"/>
+              <w:bottom w:type="dxa" w:w="120"/>
+              <w:right w:type="dxa" w:w="160"/>
+            </w:tcMar>
+          </w:tcPr>
+          <w:p>
+            <w:pPr>
+              <w:spacing w:line="240" w:lineRule="auto"/>
+              <w:jc w:val="left"/>
+            </w:pPr>
+            <w:r>
+              <w:rPr>
+                <w:rFonts w:ascii="Arial" w:cs="Arial" w:eastAsia="Arial" w:hAnsi="Arial"/>
+                <w:b w:val="false"/>
+                <w:bCs w:val="false"/>
+                <w:sz w:val="20"/>
+                <w:szCs w:val="20"/>
+              </w:rPr>
+              <w:t xml:space="preserve">The tenant account prepared for the evaluators showed ₱30,400 owed, but paying online answered that there was nothing to pay: receipts voided on the testing day had left a payment counted against the bill</w:t>
+            </w:r>
+          </w:p>
+        </w:tc>
+        <w:tc>
+          <w:tcPr>
+            <w:tcW w:type="dxa" w:w="3032"/>
+            <w:tcBorders>
+              <w:top w:val="single" w:color="E2E8F0" w:sz="4"/>
+              <w:left w:val="none" w:color="auto" w:sz="0"/>
+              <w:bottom w:val="single" w:color="E2E8F0" w:sz="4"/>
+              <w:right w:val="none" w:color="auto" w:sz="0"/>
+            </w:tcBorders>
+            <w:tcMar>
+              <w:top w:type="dxa" w:w="120"/>
+              <w:left w:type="dxa" w:w="160"/>
+              <w:bottom w:type="dxa" w:w="120"/>
+              <w:right w:type="dxa" w:w="160"/>
+            </w:tcMar>
+          </w:tcPr>
+          <w:p>
+            <w:pPr>
+              <w:spacing w:line="240" w:lineRule="auto"/>
+              <w:jc w:val="left"/>
+            </w:pPr>
+            <w:r>
+              <w:rPr>
+                <w:rFonts w:ascii="Arial" w:cs="Arial" w:eastAsia="Arial" w:hAnsi="Arial"/>
+                <w:b w:val="false"/>
+                <w:bCs w:val="false"/>
+                <w:sz w:val="20"/>
+                <w:szCs w:val="20"/>
+              </w:rPr>
+              <w:t xml:space="preserve">Online payment now skips a bill that is already covered and says when a receipt is missing; the account's bills were brought into line with its receipts (migration 077), with no other tenant's records changed</w:t>
+            </w:r>
+          </w:p>
+        </w:tc>
+        <w:tc>
+          <w:tcPr>
+            <w:tcW w:type="dxa" w:w="1282"/>
+            <w:tcBorders>
+              <w:top w:val="single" w:color="E2E8F0" w:sz="4"/>
+              <w:left w:val="none" w:color="auto" w:sz="0"/>
+              <w:bottom w:val="single" w:color="E2E8F0" w:sz="4"/>
+              <w:right w:val="none" w:color="auto" w:sz="0"/>
+            </w:tcBorders>
+            <w:tcMar>
+              <w:top w:type="dxa" w:w="120"/>
+              <w:left w:type="dxa" w:w="160"/>
+              <w:bottom w:type="dxa" w:w="120"/>
+              <w:right w:type="dxa" w:w="160"/>
+            </w:tcMar>
+          </w:tcPr>
+          <w:p>
+            <w:pPr>
+              <w:spacing w:line="240" w:lineRule="auto"/>
+              <w:jc w:val="left"/>
+            </w:pPr>
+            <w:r>
+              <w:rPr>
+                <w:rFonts w:ascii="Arial" w:cs="Arial" w:eastAsia="Arial" w:hAnsi="Arial"/>
+                <w:b w:val="false"/>
+                <w:bCs w:val="false"/>
+                <w:sz w:val="20"/>
+                <w:szCs w:val="20"/>
+              </w:rPr>
+              <w:t xml:space="preserve">Functional Suitability, Reliability</w:t>
+            </w:r>
+          </w:p>
+        </w:tc>
+      </w:tr>
+      <w:tr>
+        <w:trPr>
+          <w:cantSplit/>
+        </w:trPr>
+        <w:tc>
+          <w:tcPr>
+            <w:tcW w:type="dxa" w:w="1530"/>
+            <w:tcBorders>
+              <w:top w:val="single" w:color="E2E8F0" w:sz="4"/>
+              <w:left w:val="none" w:color="auto" w:sz="0"/>
+              <w:bottom w:val="single" w:color="E2E8F0" w:sz="4"/>
+              <w:right w:val="none" w:color="auto" w:sz="0"/>
+            </w:tcBorders>
+            <w:tcMar>
+              <w:top w:type="dxa" w:w="120"/>
+              <w:left w:type="dxa" w:w="160"/>
+              <w:bottom w:type="dxa" w:w="120"/>
+              <w:right w:type="dxa" w:w="160"/>
+            </w:tcMar>
+          </w:tcPr>
+          <w:p>
+            <w:pPr>
+              <w:spacing w:line="240" w:lineRule="auto"/>
+              <w:jc w:val="left"/>
+            </w:pPr>
+            <w:r>
+              <w:rPr>
+                <w:rFonts w:ascii="Arial" w:cs="Arial" w:eastAsia="Arial" w:hAnsi="Arial"/>
+                <w:b w:val="false"/>
+                <w:bCs w:val="false"/>
+                <w:sz w:val="20"/>
+                <w:szCs w:val="20"/>
+              </w:rPr>
+              <w:t xml:space="preserve">Security review, 2 Oct 2026</w:t>
+            </w:r>
+          </w:p>
+        </w:tc>
+        <w:tc>
+          <w:tcPr>
+            <w:tcW w:type="dxa" w:w="2796"/>
+            <w:tcBorders>
+              <w:top w:val="single" w:color="E2E8F0" w:sz="4"/>
+              <w:left w:val="none" w:color="auto" w:sz="0"/>
+              <w:bottom w:val="single" w:color="E2E8F0" w:sz="4"/>
+              <w:right w:val="none" w:color="auto" w:sz="0"/>
+            </w:tcBorders>
+            <w:tcMar>
+              <w:top w:type="dxa" w:w="120"/>
+              <w:left w:type="dxa" w:w="160"/>
+              <w:bottom w:type="dxa" w:w="120"/>
+              <w:right w:type="dxa" w:w="160"/>
+            </w:tcMar>
+          </w:tcPr>
+          <w:p>
+            <w:pPr>
+              <w:spacing w:line="240" w:lineRule="auto"/>
+              <w:jc w:val="left"/>
+            </w:pPr>
+            <w:r>
+              <w:rPr>
+                <w:rFonts w:ascii="Arial" w:cs="Arial" w:eastAsia="Arial" w:hAnsi="Arial"/>
+                <w:b w:val="false"/>
+                <w:bCs w:val="false"/>
+                <w:sz w:val="20"/>
+                <w:szCs w:val="20"/>
+              </w:rPr>
+              <w:t xml:space="preserve">A request sent from another website received a server error (500) instead of a refusal</w:t>
+            </w:r>
+          </w:p>
+        </w:tc>
+        <w:tc>
+          <w:tcPr>
+            <w:tcW w:type="dxa" w:w="3032"/>
+            <w:tcBorders>
+              <w:top w:val="single" w:color="E2E8F0" w:sz="4"/>
+              <w:left w:val="none" w:color="auto" w:sz="0"/>
+              <w:bottom w:val="single" w:color="E2E8F0" w:sz="4"/>
+              <w:right w:val="none" w:color="auto" w:sz="0"/>
+            </w:tcBorders>
+            <w:tcMar>
+              <w:top w:type="dxa" w:w="120"/>
+              <w:left w:type="dxa" w:w="160"/>
+              <w:bottom w:type="dxa" w:w="120"/>
+              <w:right w:type="dxa" w:w="160"/>
+            </w:tcMar>
+          </w:tcPr>
+          <w:p>
+            <w:pPr>
+              <w:spacing w:line="240" w:lineRule="auto"/>
+              <w:jc w:val="left"/>
+            </w:pPr>
+            <w:r>
+              <w:rPr>
+                <w:rFonts w:ascii="Arial" w:cs="Arial" w:eastAsia="Arial" w:hAnsi="Arial"/>
+                <w:b w:val="false"/>
+                <w:bCs w:val="false"/>
+                <w:sz w:val="20"/>
+                <w:szCs w:val="20"/>
+              </w:rPr>
+              <w:t xml:space="preserve">Refused with 403 before any route runs</w:t>
+            </w:r>
+          </w:p>
+        </w:tc>
+        <w:tc>
+          <w:tcPr>
+            <w:tcW w:type="dxa" w:w="1282"/>
+            <w:tcBorders>
+              <w:top w:val="single" w:color="E2E8F0" w:sz="4"/>
+              <w:left w:val="none" w:color="auto" w:sz="0"/>
+              <w:bottom w:val="single" w:color="E2E8F0" w:sz="4"/>
+              <w:right w:val="none" w:color="auto" w:sz="0"/>
+            </w:tcBorders>
+            <w:tcMar>
+              <w:top w:type="dxa" w:w="120"/>
+              <w:left w:type="dxa" w:w="160"/>
+              <w:bottom w:type="dxa" w:w="120"/>
+              <w:right w:type="dxa" w:w="160"/>
+            </w:tcMar>
+          </w:tcPr>
+          <w:p>
+            <w:pPr>
+              <w:spacing w:line="240" w:lineRule="auto"/>
+              <w:jc w:val="left"/>
+            </w:pPr>
+            <w:r>
+              <w:rPr>
+                <w:rFonts w:ascii="Arial" w:cs="Arial" w:eastAsia="Arial" w:hAnsi="Arial"/>
+                <w:b w:val="false"/>
+                <w:bCs w:val="false"/>
+                <w:sz w:val="20"/>
+                <w:szCs w:val="20"/>
+              </w:rPr>
+              <w:t xml:space="preserve">Security</w:t>
+            </w:r>
+          </w:p>
+        </w:tc>
+      </w:tr>
+      <w:tr>
+        <w:trPr>
+          <w:cantSplit/>
+        </w:trPr>
+        <w:tc>
+          <w:tcPr>
+            <w:tcW w:type="dxa" w:w="1530"/>
+            <w:tcBorders>
+              <w:top w:val="single" w:color="E2E8F0" w:sz="4"/>
+              <w:left w:val="none" w:color="auto" w:sz="0"/>
+              <w:bottom w:val="single" w:color="E2E8F0" w:sz="4"/>
+              <w:right w:val="none" w:color="auto" w:sz="0"/>
+            </w:tcBorders>
+            <w:tcMar>
+              <w:top w:type="dxa" w:w="120"/>
+              <w:left w:type="dxa" w:w="160"/>
+              <w:bottom w:type="dxa" w:w="120"/>
+              <w:right w:type="dxa" w:w="160"/>
+            </w:tcMar>
+          </w:tcPr>
+          <w:p>
+            <w:pPr>
+              <w:spacing w:line="240" w:lineRule="auto"/>
+              <w:jc w:val="left"/>
+            </w:pPr>
+            <w:r>
+              <w:rPr>
+                <w:rFonts w:ascii="Arial" w:cs="Arial" w:eastAsia="Arial" w:hAnsi="Arial"/>
+                <w:b w:val="false"/>
+                <w:bCs w:val="false"/>
+                <w:sz w:val="20"/>
+                <w:szCs w:val="20"/>
+              </w:rPr>
+              <w:t xml:space="preserve">Technical evaluators, 3 Oct 2026</w:t>
+            </w:r>
+          </w:p>
+        </w:tc>
+        <w:tc>
+          <w:tcPr>
+            <w:tcW w:type="dxa" w:w="2796"/>
+            <w:tcBorders>
+              <w:top w:val="single" w:color="E2E8F0" w:sz="4"/>
+              <w:left w:val="none" w:color="auto" w:sz="0"/>
+              <w:bottom w:val="single" w:color="E2E8F0" w:sz="4"/>
+              <w:right w:val="none" w:color="auto" w:sz="0"/>
+            </w:tcBorders>
+            <w:tcMar>
+              <w:top w:type="dxa" w:w="120"/>
+              <w:left w:type="dxa" w:w="160"/>
+              <w:bottom w:type="dxa" w:w="120"/>
+              <w:right w:type="dxa" w:w="160"/>
+            </w:tcMar>
+          </w:tcPr>
+          <w:p>
+            <w:pPr>
+              <w:spacing w:line="240" w:lineRule="auto"/>
+              <w:jc w:val="left"/>
+            </w:pPr>
+            <w:r>
+              <w:rPr>
+                <w:rFonts w:ascii="Arial" w:cs="Arial" w:eastAsia="Arial" w:hAnsi="Arial"/>
+                <w:b w:val="false"/>
+                <w:bCs w:val="false"/>
+                <w:sz w:val="20"/>
+                <w:szCs w:val="20"/>
+              </w:rPr>
+              <w:t xml:space="preserve">On a phone, the light and dark mode switch sat at the foot of the footer, below every policy link</w:t>
+            </w:r>
+          </w:p>
+        </w:tc>
+        <w:tc>
+          <w:tcPr>
+            <w:tcW w:type="dxa" w:w="3032"/>
+            <w:tcBorders>
+              <w:top w:val="single" w:color="E2E8F0" w:sz="4"/>
+              <w:left w:val="none" w:color="auto" w:sz="0"/>
+              <w:bottom w:val="single" w:color="E2E8F0" w:sz="4"/>
+              <w:right w:val="none" w:color="auto" w:sz="0"/>
+            </w:tcBorders>
+            <w:tcMar>
+              <w:top w:type="dxa" w:w="120"/>
+              <w:left w:type="dxa" w:w="160"/>
+              <w:bottom w:type="dxa" w:w="120"/>
+              <w:right w:type="dxa" w:w="160"/>
+            </w:tcMar>
+          </w:tcPr>
+          <w:p>
+            <w:pPr>
+              <w:spacing w:line="240" w:lineRule="auto"/>
+              <w:jc w:val="left"/>
+            </w:pPr>
+            <w:r>
+              <w:rPr>
+                <w:rFonts w:ascii="Arial" w:cs="Arial" w:eastAsia="Arial" w:hAnsi="Arial"/>
+                <w:b w:val="false"/>
+                <w:bCs w:val="false"/>
+                <w:sz w:val="20"/>
+                <w:szCs w:val="20"/>
+              </w:rPr>
+              <w:t xml:space="preserve">Moved to the top bar of every public page</w:t>
+            </w:r>
+          </w:p>
+        </w:tc>
+        <w:tc>
+          <w:tcPr>
+            <w:tcW w:type="dxa" w:w="1282"/>
+            <w:tcBorders>
+              <w:top w:val="single" w:color="E2E8F0" w:sz="4"/>
+              <w:left w:val="none" w:color="auto" w:sz="0"/>
+              <w:bottom w:val="single" w:color="E2E8F0" w:sz="4"/>
+              <w:right w:val="none" w:color="auto" w:sz="0"/>
+            </w:tcBorders>
+            <w:tcMar>
+              <w:top w:type="dxa" w:w="120"/>
+              <w:left w:type="dxa" w:w="160"/>
+              <w:bottom w:type="dxa" w:w="120"/>
+              <w:right w:type="dxa" w:w="160"/>
+            </w:tcMar>
+          </w:tcPr>
+          <w:p>
+            <w:pPr>
+              <w:spacing w:line="240" w:lineRule="auto"/>
+              <w:jc w:val="left"/>
+            </w:pPr>
+            <w:r>
+              <w:rPr>
+                <w:rFonts w:ascii="Arial" w:cs="Arial" w:eastAsia="Arial" w:hAnsi="Arial"/>
+                <w:b w:val="false"/>
+                <w:bCs w:val="false"/>
+                <w:sz w:val="20"/>
+                <w:szCs w:val="20"/>
+              </w:rPr>
+              <w:t xml:space="preserve">Usability</w:t>
+            </w:r>
+          </w:p>
+        </w:tc>
+      </w:tr>
+      <w:tr>
+        <w:trPr>
+          <w:cantSplit/>
+        </w:trPr>
+        <w:tc>
+          <w:tcPr>
+            <w:tcW w:type="dxa" w:w="1530"/>
+            <w:tcBorders>
+              <w:top w:val="single" w:color="E2E8F0" w:sz="4"/>
+              <w:left w:val="none" w:color="auto" w:sz="0"/>
+              <w:bottom w:val="single" w:color="E2E8F0" w:sz="4"/>
+              <w:right w:val="none" w:color="auto" w:sz="0"/>
+            </w:tcBorders>
+            <w:tcMar>
+              <w:top w:type="dxa" w:w="120"/>
+              <w:left w:type="dxa" w:w="160"/>
+              <w:bottom w:type="dxa" w:w="120"/>
+              <w:right w:type="dxa" w:w="160"/>
+            </w:tcMar>
+          </w:tcPr>
+          <w:p>
+            <w:pPr>
+              <w:spacing w:line="240" w:lineRule="auto"/>
+              <w:jc w:val="left"/>
+            </w:pPr>
+            <w:r>
+              <w:rPr>
+                <w:rFonts w:ascii="Arial" w:cs="Arial" w:eastAsia="Arial" w:hAnsi="Arial"/>
+                <w:b w:val="false"/>
+                <w:bCs w:val="false"/>
+                <w:sz w:val="20"/>
+                <w:szCs w:val="20"/>
+              </w:rPr>
+              <w:t xml:space="preserve">Technical evaluators, 3 Oct 2026</w:t>
+            </w:r>
+          </w:p>
+        </w:tc>
+        <w:tc>
+          <w:tcPr>
+            <w:tcW w:type="dxa" w:w="2796"/>
+            <w:tcBorders>
+              <w:top w:val="single" w:color="E2E8F0" w:sz="4"/>
+              <w:left w:val="none" w:color="auto" w:sz="0"/>
+              <w:bottom w:val="single" w:color="E2E8F0" w:sz="4"/>
+              <w:right w:val="none" w:color="auto" w:sz="0"/>
+            </w:tcBorders>
+            <w:tcMar>
+              <w:top w:type="dxa" w:w="120"/>
+              <w:left w:type="dxa" w:w="160"/>
+              <w:bottom w:type="dxa" w:w="120"/>
+              <w:right w:type="dxa" w:w="160"/>
+            </w:tcMar>
+          </w:tcPr>
+          <w:p>
+            <w:pPr>
+              <w:spacing w:line="240" w:lineRule="auto"/>
+              <w:jc w:val="left"/>
+            </w:pPr>
+            <w:r>
+              <w:rPr>
+                <w:rFonts w:ascii="Arial" w:cs="Arial" w:eastAsia="Arial" w:hAnsi="Arial"/>
+                <w:b w:val="false"/>
+                <w:bCs w:val="false"/>
+                <w:sz w:val="20"/>
+                <w:szCs w:val="20"/>
+              </w:rPr>
+              <w:t xml:space="preserve">An email address was checked only when the form was sent</w:t>
+            </w:r>
+          </w:p>
+        </w:tc>
+        <w:tc>
+          <w:tcPr>
+            <w:tcW w:type="dxa" w:w="3032"/>
+            <w:tcBorders>
+              <w:top w:val="single" w:color="E2E8F0" w:sz="4"/>
+              <w:left w:val="none" w:color="auto" w:sz="0"/>
+              <w:bottom w:val="single" w:color="E2E8F0" w:sz="4"/>
+              <w:right w:val="none" w:color="auto" w:sz="0"/>
+            </w:tcBorders>
+            <w:tcMar>
+              <w:top w:type="dxa" w:w="120"/>
+              <w:left w:type="dxa" w:w="160"/>
+              <w:bottom w:type="dxa" w:w="120"/>
+              <w:right w:type="dxa" w:w="160"/>
+            </w:tcMar>
+          </w:tcPr>
+          <w:p>
+            <w:pPr>
+              <w:spacing w:line="240" w:lineRule="auto"/>
+              <w:jc w:val="left"/>
+            </w:pPr>
+            <w:r>
+              <w:rPr>
+                <w:rFonts w:ascii="Arial" w:cs="Arial" w:eastAsia="Arial" w:hAnsi="Arial"/>
+                <w:b w:val="false"/>
+                <w:bCs w:val="false"/>
+                <w:sz w:val="20"/>
+                <w:szCs w:val="20"/>
+              </w:rPr>
+              <w:t xml:space="preserve">Checked as soon as the visitor leaves the field</w:t>
+            </w:r>
+          </w:p>
+        </w:tc>
+        <w:tc>
+          <w:tcPr>
+            <w:tcW w:type="dxa" w:w="1282"/>
+            <w:tcBorders>
+              <w:top w:val="single" w:color="E2E8F0" w:sz="4"/>
+              <w:left w:val="none" w:color="auto" w:sz="0"/>
+              <w:bottom w:val="single" w:color="E2E8F0" w:sz="4"/>
+              <w:right w:val="none" w:color="auto" w:sz="0"/>
+            </w:tcBorders>
+            <w:tcMar>
+              <w:top w:type="dxa" w:w="120"/>
+              <w:left w:type="dxa" w:w="160"/>
+              <w:bottom w:type="dxa" w:w="120"/>
+              <w:right w:type="dxa" w:w="160"/>
+            </w:tcMar>
+          </w:tcPr>
+          <w:p>
+            <w:pPr>
+              <w:spacing w:line="240" w:lineRule="auto"/>
+              <w:jc w:val="left"/>
+            </w:pPr>
+            <w:r>
+              <w:rPr>
+                <w:rFonts w:ascii="Arial" w:cs="Arial" w:eastAsia="Arial" w:hAnsi="Arial"/>
+                <w:b w:val="false"/>
+                <w:bCs w:val="false"/>
+                <w:sz w:val="20"/>
+                <w:szCs w:val="20"/>
+              </w:rPr>
+              <w:t xml:space="preserve">Usability</w:t>
+            </w:r>
+          </w:p>
+        </w:tc>
+      </w:tr>
+      <w:tr>
+        <w:trPr>
+          <w:cantSplit/>
+        </w:trPr>
+        <w:tc>
+          <w:tcPr>
+            <w:tcW w:type="dxa" w:w="1530"/>
+            <w:tcBorders>
+              <w:top w:val="single" w:color="E2E8F0" w:sz="4"/>
+              <w:left w:val="none" w:color="auto" w:sz="0"/>
+              <w:bottom w:val="single" w:color="E2E8F0" w:sz="4"/>
+              <w:right w:val="none" w:color="auto" w:sz="0"/>
+            </w:tcBorders>
+            <w:tcMar>
+              <w:top w:type="dxa" w:w="120"/>
+              <w:left w:type="dxa" w:w="160"/>
+              <w:bottom w:type="dxa" w:w="120"/>
+              <w:right w:type="dxa" w:w="160"/>
+            </w:tcMar>
+          </w:tcPr>
+          <w:p>
+            <w:pPr>
+              <w:spacing w:line="240" w:lineRule="auto"/>
+              <w:jc w:val="left"/>
+            </w:pPr>
+            <w:r>
+              <w:rPr>
+                <w:rFonts w:ascii="Arial" w:cs="Arial" w:eastAsia="Arial" w:hAnsi="Arial"/>
+                <w:b w:val="false"/>
+                <w:bCs w:val="false"/>
+                <w:sz w:val="20"/>
+                <w:szCs w:val="20"/>
+              </w:rPr>
+              <w:t xml:space="preserve">Technical evaluators, 3 Oct 2026</w:t>
+            </w:r>
+          </w:p>
+        </w:tc>
+        <w:tc>
+          <w:tcPr>
+            <w:tcW w:type="dxa" w:w="2796"/>
+            <w:tcBorders>
+              <w:top w:val="single" w:color="E2E8F0" w:sz="4"/>
+              <w:left w:val="none" w:color="auto" w:sz="0"/>
+              <w:bottom w:val="single" w:color="E2E8F0" w:sz="4"/>
+              <w:right w:val="none" w:color="auto" w:sz="0"/>
+            </w:tcBorders>
+            <w:tcMar>
+              <w:top w:type="dxa" w:w="120"/>
+              <w:left w:type="dxa" w:w="160"/>
+              <w:bottom w:type="dxa" w:w="120"/>
+              <w:right w:type="dxa" w:w="160"/>
+            </w:tcMar>
+          </w:tcPr>
+          <w:p>
+            <w:pPr>
+              <w:spacing w:line="240" w:lineRule="auto"/>
+              <w:jc w:val="left"/>
+            </w:pPr>
+            <w:r>
+              <w:rPr>
+                <w:rFonts w:ascii="Arial" w:cs="Arial" w:eastAsia="Arial" w:hAnsi="Arial"/>
+                <w:b w:val="false"/>
+                <w:bCs w:val="false"/>
+                <w:sz w:val="20"/>
+                <w:szCs w:val="20"/>
+              </w:rPr>
+              <w:t xml:space="preserve">Links were underlined throughout the site</w:t>
+            </w:r>
+          </w:p>
+        </w:tc>
+        <w:tc>
+          <w:tcPr>
+            <w:tcW w:type="dxa" w:w="3032"/>
+            <w:tcBorders>
+              <w:top w:val="single" w:color="E2E8F0" w:sz="4"/>
+              <w:left w:val="none" w:color="auto" w:sz="0"/>
+              <w:bottom w:val="single" w:color="E2E8F0" w:sz="4"/>
+              <w:right w:val="none" w:color="auto" w:sz="0"/>
+            </w:tcBorders>
+            <w:tcMar>
+              <w:top w:type="dxa" w:w="120"/>
+              <w:left w:type="dxa" w:w="160"/>
+              <w:bottom w:type="dxa" w:w="120"/>
+              <w:right w:type="dxa" w:w="160"/>
+            </w:tcMar>
+          </w:tcPr>
+          <w:p>
+            <w:pPr>
+              <w:spacing w:line="240" w:lineRule="auto"/>
+              <w:jc w:val="left"/>
+            </w:pPr>
+            <w:r>
+              <w:rPr>
+                <w:rFonts w:ascii="Arial" w:cs="Arial" w:eastAsia="Arial" w:hAnsi="Arial"/>
+                <w:b w:val="false"/>
+                <w:bCs w:val="false"/>
+                <w:sz w:val="20"/>
+                <w:szCs w:val="20"/>
+              </w:rPr>
+              <w:t xml:space="preserve">Underlines kept only in the footer; other links are shown in bold</w:t>
+            </w:r>
+          </w:p>
+        </w:tc>
+        <w:tc>
+          <w:tcPr>
+            <w:tcW w:type="dxa" w:w="1282"/>
+            <w:tcBorders>
+              <w:top w:val="single" w:color="E2E8F0" w:sz="4"/>
+              <w:left w:val="none" w:color="auto" w:sz="0"/>
+              <w:bottom w:val="single" w:color="E2E8F0" w:sz="4"/>
+              <w:right w:val="none" w:color="auto" w:sz="0"/>
+            </w:tcBorders>
+            <w:tcMar>
+              <w:top w:type="dxa" w:w="120"/>
+              <w:left w:type="dxa" w:w="160"/>
+              <w:bottom w:type="dxa" w:w="120"/>
+              <w:right w:type="dxa" w:w="160"/>
+            </w:tcMar>
+          </w:tcPr>
+          <w:p>
+            <w:pPr>
+              <w:spacing w:line="240" w:lineRule="auto"/>
+              <w:jc w:val="left"/>
+            </w:pPr>
+            <w:r>
+              <w:rPr>
+                <w:rFonts w:ascii="Arial" w:cs="Arial" w:eastAsia="Arial" w:hAnsi="Arial"/>
+                <w:b w:val="false"/>
+                <w:bCs w:val="false"/>
+                <w:sz w:val="20"/>
+                <w:szCs w:val="20"/>
+              </w:rPr>
+              <w:t xml:space="preserve">Usability</w:t>
+            </w:r>
+          </w:p>
+        </w:tc>
+      </w:tr>
+      <w:tr>
+        <w:trPr>
+          <w:cantSplit/>
+        </w:trPr>
+        <w:tc>
+          <w:tcPr>
+            <w:tcW w:type="dxa" w:w="1530"/>
+            <w:tcBorders>
+              <w:top w:val="single" w:color="E2E8F0" w:sz="4"/>
+              <w:left w:val="none" w:color="auto" w:sz="0"/>
+              <w:bottom w:val="single" w:color="E2E8F0" w:sz="4"/>
+              <w:right w:val="none" w:color="auto" w:sz="0"/>
+            </w:tcBorders>
+            <w:tcMar>
+              <w:top w:type="dxa" w:w="120"/>
+              <w:left w:type="dxa" w:w="160"/>
+              <w:bottom w:type="dxa" w:w="120"/>
+              <w:right w:type="dxa" w:w="160"/>
+            </w:tcMar>
+          </w:tcPr>
+          <w:p>
+            <w:pPr>
+              <w:spacing w:line="240" w:lineRule="auto"/>
+              <w:jc w:val="left"/>
+            </w:pPr>
+            <w:r>
+              <w:rPr>
+                <w:rFonts w:ascii="Arial" w:cs="Arial" w:eastAsia="Arial" w:hAnsi="Arial"/>
+                <w:b w:val="false"/>
+                <w:bCs w:val="false"/>
+                <w:sz w:val="20"/>
+                <w:szCs w:val="20"/>
+              </w:rPr>
+              <w:t xml:space="preserve">Technical evaluators, 3 Oct 2026</w:t>
+            </w:r>
+          </w:p>
+        </w:tc>
+        <w:tc>
+          <w:tcPr>
+            <w:tcW w:type="dxa" w:w="2796"/>
+            <w:tcBorders>
+              <w:top w:val="single" w:color="E2E8F0" w:sz="4"/>
+              <w:left w:val="none" w:color="auto" w:sz="0"/>
+              <w:bottom w:val="single" w:color="E2E8F0" w:sz="4"/>
+              <w:right w:val="none" w:color="auto" w:sz="0"/>
+            </w:tcBorders>
+            <w:tcMar>
+              <w:top w:type="dxa" w:w="120"/>
+              <w:left w:type="dxa" w:w="160"/>
+              <w:bottom w:type="dxa" w:w="120"/>
+              <w:right w:type="dxa" w:w="160"/>
+            </w:tcMar>
+          </w:tcPr>
+          <w:p>
+            <w:pPr>
+              <w:spacing w:line="240" w:lineRule="auto"/>
+              <w:jc w:val="left"/>
+            </w:pPr>
+            <w:r>
+              <w:rPr>
+                <w:rFonts w:ascii="Arial" w:cs="Arial" w:eastAsia="Arial" w:hAnsi="Arial"/>
+                <w:b w:val="false"/>
+                <w:bCs w:val="false"/>
+                <w:sz w:val="20"/>
+                <w:szCs w:val="20"/>
+              </w:rPr>
+              <w:t xml:space="preserve">"Send one", the way to start an inquiry from the inquiry lookup page, did not stand out</w:t>
+            </w:r>
+          </w:p>
+        </w:tc>
+        <w:tc>
+          <w:tcPr>
+            <w:tcW w:type="dxa" w:w="3032"/>
+            <w:tcBorders>
+              <w:top w:val="single" w:color="E2E8F0" w:sz="4"/>
+              <w:left w:val="none" w:color="auto" w:sz="0"/>
+              <w:bottom w:val="single" w:color="E2E8F0" w:sz="4"/>
+              <w:right w:val="none" w:color="auto" w:sz="0"/>
+            </w:tcBorders>
+            <w:tcMar>
+              <w:top w:type="dxa" w:w="120"/>
+              <w:left w:type="dxa" w:w="160"/>
+              <w:bottom w:type="dxa" w:w="120"/>
+              <w:right w:type="dxa" w:w="160"/>
+            </w:tcMar>
+          </w:tcPr>
+          <w:p>
+            <w:pPr>
+              <w:spacing w:line="240" w:lineRule="auto"/>
+              <w:jc w:val="left"/>
+            </w:pPr>
+            <w:r>
+              <w:rPr>
+                <w:rFonts w:ascii="Arial" w:cs="Arial" w:eastAsia="Arial" w:hAnsi="Arial"/>
+                <w:b w:val="false"/>
+                <w:bCs w:val="false"/>
+                <w:sz w:val="20"/>
+                <w:szCs w:val="20"/>
+              </w:rPr>
+              <w:t xml:space="preserve">Shown in bold</w:t>
+            </w:r>
+          </w:p>
+        </w:tc>
+        <w:tc>
+          <w:tcPr>
+            <w:tcW w:type="dxa" w:w="1282"/>
+            <w:tcBorders>
+              <w:top w:val="single" w:color="E2E8F0" w:sz="4"/>
+              <w:left w:val="none" w:color="auto" w:sz="0"/>
+              <w:bottom w:val="single" w:color="E2E8F0" w:sz="4"/>
+              <w:right w:val="none" w:color="auto" w:sz="0"/>
+            </w:tcBorders>
+            <w:tcMar>
+              <w:top w:type="dxa" w:w="120"/>
+              <w:left w:type="dxa" w:w="160"/>
+              <w:bottom w:type="dxa" w:w="120"/>
+              <w:right w:type="dxa" w:w="160"/>
+            </w:tcMar>
+          </w:tcPr>
+          <w:p>
+            <w:pPr>
+              <w:spacing w:line="240" w:lineRule="auto"/>
+              <w:jc w:val="left"/>
+            </w:pPr>
+            <w:r>
+              <w:rPr>
+                <w:rFonts w:ascii="Arial" w:cs="Arial" w:eastAsia="Arial" w:hAnsi="Arial"/>
+                <w:b w:val="false"/>
+                <w:bCs w:val="false"/>
+                <w:sz w:val="20"/>
+                <w:szCs w:val="20"/>
+              </w:rPr>
+              <w:t xml:space="preserve">Usability</w:t>
+            </w:r>
+          </w:p>
+        </w:tc>
+      </w:tr>
+      <w:tr>
+        <w:trPr>
+          <w:cantSplit/>
+        </w:trPr>
+        <w:tc>
+          <w:tcPr>
+            <w:tcW w:type="dxa" w:w="1530"/>
+            <w:tcBorders>
+              <w:top w:val="single" w:color="E2E8F0" w:sz="4"/>
+              <w:left w:val="none" w:color="auto" w:sz="0"/>
+              <w:bottom w:val="single" w:color="E2E8F0" w:sz="4"/>
+              <w:right w:val="none" w:color="auto" w:sz="0"/>
+            </w:tcBorders>
+            <w:tcMar>
+              <w:top w:type="dxa" w:w="120"/>
+              <w:left w:type="dxa" w:w="160"/>
+              <w:bottom w:type="dxa" w:w="120"/>
+              <w:right w:type="dxa" w:w="160"/>
+            </w:tcMar>
+          </w:tcPr>
+          <w:p>
+            <w:pPr>
+              <w:spacing w:line="240" w:lineRule="auto"/>
+              <w:jc w:val="left"/>
+            </w:pPr>
+            <w:r>
+              <w:rPr>
+                <w:rFonts w:ascii="Arial" w:cs="Arial" w:eastAsia="Arial" w:hAnsi="Arial"/>
+                <w:b w:val="false"/>
+                <w:bCs w:val="false"/>
+                <w:sz w:val="20"/>
+                <w:szCs w:val="20"/>
+              </w:rPr>
+              <w:t xml:space="preserve">Technical evaluators, 3 Oct 2026</w:t>
+            </w:r>
+          </w:p>
+        </w:tc>
+        <w:tc>
+          <w:tcPr>
+            <w:tcW w:type="dxa" w:w="2796"/>
+            <w:tcBorders>
+              <w:top w:val="single" w:color="E2E8F0" w:sz="4"/>
+              <w:left w:val="none" w:color="auto" w:sz="0"/>
+              <w:bottom w:val="single" w:color="E2E8F0" w:sz="4"/>
+              <w:right w:val="none" w:color="auto" w:sz="0"/>
+            </w:tcBorders>
+            <w:tcMar>
+              <w:top w:type="dxa" w:w="120"/>
+              <w:left w:type="dxa" w:w="160"/>
+              <w:bottom w:type="dxa" w:w="120"/>
+              <w:right w:type="dxa" w:w="160"/>
+            </w:tcMar>
+          </w:tcPr>
+          <w:p>
+            <w:pPr>
+              <w:spacing w:line="240" w:lineRule="auto"/>
+              <w:jc w:val="left"/>
+            </w:pPr>
+            <w:r>
+              <w:rPr>
+                <w:rFonts w:ascii="Arial" w:cs="Arial" w:eastAsia="Arial" w:hAnsi="Arial"/>
+                <w:b w:val="false"/>
+                <w:bCs w:val="false"/>
+                <w:sz w:val="20"/>
+                <w:szCs w:val="20"/>
+              </w:rPr>
+              <w:t xml:space="preserve">Phone numbers were typed as one run of digits, and the inquiry form accepted any seven characters</w:t>
+            </w:r>
+          </w:p>
+        </w:tc>
+        <w:tc>
+          <w:tcPr>
+            <w:tcW w:type="dxa" w:w="3032"/>
+            <w:tcBorders>
+              <w:top w:val="single" w:color="E2E8F0" w:sz="4"/>
+              <w:left w:val="none" w:color="auto" w:sz="0"/>
+              <w:bottom w:val="single" w:color="E2E8F0" w:sz="4"/>
+              <w:right w:val="none" w:color="auto" w:sz="0"/>
+            </w:tcBorders>
+            <w:tcMar>
+              <w:top w:type="dxa" w:w="120"/>
+              <w:left w:type="dxa" w:w="160"/>
+              <w:bottom w:type="dxa" w:w="120"/>
+              <w:right w:type="dxa" w:w="160"/>
+            </w:tcMar>
+          </w:tcPr>
+          <w:p>
+            <w:pPr>
+              <w:spacing w:line="240" w:lineRule="auto"/>
+              <w:jc w:val="left"/>
+            </w:pPr>
+            <w:r>
+              <w:rPr>
+                <w:rFonts w:ascii="Arial" w:cs="Arial" w:eastAsia="Arial" w:hAnsi="Arial"/>
+                <w:b w:val="false"/>
+                <w:bCs w:val="false"/>
+                <w:sz w:val="20"/>
+                <w:szCs w:val="20"/>
+              </w:rPr>
+              <w:t xml:space="preserve">Numbers are spaced as they are typed (0917 123 4567); an inquiry must give a Philippine mobile number, checked on the page and again by the server</w:t>
+            </w:r>
+          </w:p>
+        </w:tc>
+        <w:tc>
+          <w:tcPr>
+            <w:tcW w:type="dxa" w:w="1282"/>
+            <w:tcBorders>
+              <w:top w:val="single" w:color="E2E8F0" w:sz="4"/>
+              <w:left w:val="none" w:color="auto" w:sz="0"/>
+              <w:bottom w:val="single" w:color="E2E8F0" w:sz="4"/>
+              <w:right w:val="none" w:color="auto" w:sz="0"/>
+            </w:tcBorders>
+            <w:tcMar>
+              <w:top w:type="dxa" w:w="120"/>
+              <w:left w:type="dxa" w:w="160"/>
+              <w:bottom w:type="dxa" w:w="120"/>
+              <w:right w:type="dxa" w:w="160"/>
+            </w:tcMar>
+          </w:tcPr>
+          <w:p>
+            <w:pPr>
+              <w:spacing w:line="240" w:lineRule="auto"/>
+              <w:jc w:val="left"/>
+            </w:pPr>
+            <w:r>
+              <w:rPr>
+                <w:rFonts w:ascii="Arial" w:cs="Arial" w:eastAsia="Arial" w:hAnsi="Arial"/>
+                <w:b w:val="false"/>
+                <w:bCs w:val="false"/>
+                <w:sz w:val="20"/>
+                <w:szCs w:val="20"/>
+              </w:rPr>
+              <w:t xml:space="preserve">Usability, Functional Suitability</w:t>
+            </w:r>
+          </w:p>
+        </w:tc>
+      </w:tr>
+      <w:tr>
+        <w:trPr>
+          <w:cantSplit/>
+        </w:trPr>
+        <w:tc>
+          <w:tcPr>
+            <w:tcW w:type="dxa" w:w="1530"/>
+            <w:tcBorders>
+              <w:top w:val="single" w:color="E2E8F0" w:sz="4"/>
+              <w:left w:val="none" w:color="auto" w:sz="0"/>
+              <w:bottom w:val="single" w:color="E2E8F0" w:sz="4"/>
+              <w:right w:val="none" w:color="auto" w:sz="0"/>
+            </w:tcBorders>
+            <w:tcMar>
+              <w:top w:type="dxa" w:w="120"/>
+              <w:left w:type="dxa" w:w="160"/>
+              <w:bottom w:type="dxa" w:w="120"/>
+              <w:right w:type="dxa" w:w="160"/>
+            </w:tcMar>
+          </w:tcPr>
+          <w:p>
+            <w:pPr>
+              <w:spacing w:line="240" w:lineRule="auto"/>
+              <w:jc w:val="left"/>
+            </w:pPr>
+            <w:r>
+              <w:rPr>
+                <w:rFonts w:ascii="Arial" w:cs="Arial" w:eastAsia="Arial" w:hAnsi="Arial"/>
+                <w:b w:val="false"/>
+                <w:bCs w:val="false"/>
+                <w:sz w:val="20"/>
+                <w:szCs w:val="20"/>
+              </w:rPr>
+              <w:t xml:space="preserve">Technical evaluators, 3 Oct 2026</w:t>
+            </w:r>
+          </w:p>
+        </w:tc>
+        <w:tc>
+          <w:tcPr>
+            <w:tcW w:type="dxa" w:w="2796"/>
+            <w:tcBorders>
+              <w:top w:val="single" w:color="E2E8F0" w:sz="4"/>
+              <w:left w:val="none" w:color="auto" w:sz="0"/>
+              <w:bottom w:val="single" w:color="E2E8F0" w:sz="4"/>
+              <w:right w:val="none" w:color="auto" w:sz="0"/>
+            </w:tcBorders>
+            <w:tcMar>
+              <w:top w:type="dxa" w:w="120"/>
+              <w:left w:type="dxa" w:w="160"/>
+              <w:bottom w:type="dxa" w:w="120"/>
+              <w:right w:type="dxa" w:w="160"/>
+            </w:tcMar>
+          </w:tcPr>
+          <w:p>
+            <w:pPr>
+              <w:spacing w:line="240" w:lineRule="auto"/>
+              <w:jc w:val="left"/>
+            </w:pPr>
+            <w:r>
+              <w:rPr>
+                <w:rFonts w:ascii="Arial" w:cs="Arial" w:eastAsia="Arial" w:hAnsi="Arial"/>
+                <w:b w:val="false"/>
+                <w:bCs w:val="false"/>
+                <w:sz w:val="20"/>
+                <w:szCs w:val="20"/>
+              </w:rPr>
+              <w:t xml:space="preserve">Filters opened in a pop-up window and needed an Apply button</w:t>
+            </w:r>
+          </w:p>
+        </w:tc>
+        <w:tc>
+          <w:tcPr>
+            <w:tcW w:type="dxa" w:w="3032"/>
+            <w:tcBorders>
+              <w:top w:val="single" w:color="E2E8F0" w:sz="4"/>
+              <w:left w:val="none" w:color="auto" w:sz="0"/>
+              <w:bottom w:val="single" w:color="E2E8F0" w:sz="4"/>
+              <w:right w:val="none" w:color="auto" w:sz="0"/>
+            </w:tcBorders>
+            <w:tcMar>
+              <w:top w:type="dxa" w:w="120"/>
+              <w:left w:type="dxa" w:w="160"/>
+              <w:bottom w:type="dxa" w:w="120"/>
+              <w:right w:type="dxa" w:w="160"/>
+            </w:tcMar>
+          </w:tcPr>
+          <w:p>
+            <w:pPr>
+              <w:spacing w:line="240" w:lineRule="auto"/>
+              <w:jc w:val="left"/>
+            </w:pPr>
+            <w:r>
+              <w:rPr>
+                <w:rFonts w:ascii="Arial" w:cs="Arial" w:eastAsia="Arial" w:hAnsi="Arial"/>
+                <w:b w:val="false"/>
+                <w:bCs w:val="false"/>
+                <w:sz w:val="20"/>
+                <w:szCs w:val="20"/>
+              </w:rPr>
+              <w:t xml:space="preserve">Each filter is a dropdown on the page that applies the moment it is chosen; on a phone the dropdowns open under the Filters button instead of in a window</w:t>
+            </w:r>
+          </w:p>
+        </w:tc>
+        <w:tc>
+          <w:tcPr>
+            <w:tcW w:type="dxa" w:w="1282"/>
+            <w:tcBorders>
+              <w:top w:val="single" w:color="E2E8F0" w:sz="4"/>
+              <w:left w:val="none" w:color="auto" w:sz="0"/>
+              <w:bottom w:val="single" w:color="E2E8F0" w:sz="4"/>
+              <w:right w:val="none" w:color="auto" w:sz="0"/>
+            </w:tcBorders>
+            <w:tcMar>
+              <w:top w:type="dxa" w:w="120"/>
+              <w:left w:type="dxa" w:w="160"/>
+              <w:bottom w:type="dxa" w:w="120"/>
+              <w:right w:type="dxa" w:w="160"/>
+            </w:tcMar>
+          </w:tcPr>
+          <w:p>
+            <w:pPr>
+              <w:spacing w:line="240" w:lineRule="auto"/>
+              <w:jc w:val="left"/>
+            </w:pPr>
+            <w:r>
+              <w:rPr>
+                <w:rFonts w:ascii="Arial" w:cs="Arial" w:eastAsia="Arial" w:hAnsi="Arial"/>
+                <w:b w:val="false"/>
+                <w:bCs w:val="false"/>
+                <w:sz w:val="20"/>
+                <w:szCs w:val="20"/>
+              </w:rPr>
+              <w:t xml:space="preserve">Usability</w:t>
+            </w:r>
+          </w:p>
+        </w:tc>
+      </w:tr>
+      <w:tr>
+        <w:trPr>
+          <w:cantSplit/>
+        </w:trPr>
+        <w:tc>
+          <w:tcPr>
+            <w:tcW w:type="dxa" w:w="1530"/>
+            <w:tcBorders>
+              <w:top w:val="single" w:color="E2E8F0" w:sz="4"/>
+              <w:left w:val="none" w:color="auto" w:sz="0"/>
+              <w:bottom w:val="single" w:color="E2E8F0" w:sz="4"/>
+              <w:right w:val="none" w:color="auto" w:sz="0"/>
+            </w:tcBorders>
+            <w:tcMar>
+              <w:top w:type="dxa" w:w="120"/>
+              <w:left w:type="dxa" w:w="160"/>
+              <w:bottom w:type="dxa" w:w="120"/>
+              <w:right w:type="dxa" w:w="160"/>
+            </w:tcMar>
+          </w:tcPr>
+          <w:p>
+            <w:pPr>
+              <w:spacing w:line="240" w:lineRule="auto"/>
+              <w:jc w:val="left"/>
+            </w:pPr>
+            <w:r>
+              <w:rPr>
+                <w:rFonts w:ascii="Arial" w:cs="Arial" w:eastAsia="Arial" w:hAnsi="Arial"/>
+                <w:b w:val="false"/>
+                <w:bCs w:val="false"/>
+                <w:sz w:val="20"/>
+                <w:szCs w:val="20"/>
+              </w:rPr>
+              <w:t xml:space="preserve">Technical evaluators, 3 Oct 2026</w:t>
+            </w:r>
+          </w:p>
+        </w:tc>
+        <w:tc>
+          <w:tcPr>
+            <w:tcW w:type="dxa" w:w="2796"/>
+            <w:tcBorders>
+              <w:top w:val="single" w:color="E2E8F0" w:sz="4"/>
+              <w:left w:val="none" w:color="auto" w:sz="0"/>
+              <w:bottom w:val="single" w:color="E2E8F0" w:sz="4"/>
+              <w:right w:val="none" w:color="auto" w:sz="0"/>
+            </w:tcBorders>
+            <w:tcMar>
+              <w:top w:type="dxa" w:w="120"/>
+              <w:left w:type="dxa" w:w="160"/>
+              <w:bottom w:type="dxa" w:w="120"/>
+              <w:right w:type="dxa" w:w="160"/>
+            </w:tcMar>
+          </w:tcPr>
+          <w:p>
+            <w:pPr>
+              <w:spacing w:line="240" w:lineRule="auto"/>
+              <w:jc w:val="left"/>
+            </w:pPr>
+            <w:r>
+              <w:rPr>
+                <w:rFonts w:ascii="Arial" w:cs="Arial" w:eastAsia="Arial" w:hAnsi="Arial"/>
+                <w:b w:val="false"/>
+                <w:bCs w:val="false"/>
+                <w:sz w:val="20"/>
+                <w:szCs w:val="20"/>
+              </w:rPr>
+              <w:t xml:space="preserve">After a session ran out, signing in again did not return to the page that had been open</w:t>
+            </w:r>
+          </w:p>
+        </w:tc>
+        <w:tc>
+          <w:tcPr>
+            <w:tcW w:type="dxa" w:w="3032"/>
+            <w:tcBorders>
+              <w:top w:val="single" w:color="E2E8F0" w:sz="4"/>
+              <w:left w:val="none" w:color="auto" w:sz="0"/>
+              <w:bottom w:val="single" w:color="E2E8F0" w:sz="4"/>
+              <w:right w:val="none" w:color="auto" w:sz="0"/>
+            </w:tcBorders>
+            <w:tcMar>
+              <w:top w:type="dxa" w:w="120"/>
+              <w:left w:type="dxa" w:w="160"/>
+              <w:bottom w:type="dxa" w:w="120"/>
+              <w:right w:type="dxa" w:w="160"/>
+            </w:tcMar>
+          </w:tcPr>
+          <w:p>
+            <w:pPr>
+              <w:spacing w:line="240" w:lineRule="auto"/>
+              <w:jc w:val="left"/>
+            </w:pPr>
+            <w:r>
+              <w:rPr>
+                <w:rFonts w:ascii="Arial" w:cs="Arial" w:eastAsia="Arial" w:hAnsi="Arial"/>
+                <w:b w:val="false"/>
+                <w:bCs w:val="false"/>
+                <w:sz w:val="20"/>
+                <w:szCs w:val="20"/>
+              </w:rPr>
+              <w:t xml:space="preserve">Signing in returns each person to the page they last had open</w:t>
+            </w:r>
+          </w:p>
+        </w:tc>
+        <w:tc>
+          <w:tcPr>
+            <w:tcW w:type="dxa" w:w="1282"/>
+            <w:tcBorders>
+              <w:top w:val="single" w:color="E2E8F0" w:sz="4"/>
+              <w:left w:val="none" w:color="auto" w:sz="0"/>
+              <w:bottom w:val="single" w:color="E2E8F0" w:sz="4"/>
+              <w:right w:val="none" w:color="auto" w:sz="0"/>
+            </w:tcBorders>
+            <w:tcMar>
+              <w:top w:type="dxa" w:w="120"/>
+              <w:left w:type="dxa" w:w="160"/>
+              <w:bottom w:type="dxa" w:w="120"/>
+              <w:right w:type="dxa" w:w="160"/>
+            </w:tcMar>
+          </w:tcPr>
+          <w:p>
+            <w:pPr>
+              <w:spacing w:line="240" w:lineRule="auto"/>
+              <w:jc w:val="left"/>
+            </w:pPr>
+            <w:r>
+              <w:rPr>
+                <w:rFonts w:ascii="Arial" w:cs="Arial" w:eastAsia="Arial" w:hAnsi="Arial"/>
+                <w:b w:val="false"/>
+                <w:bCs w:val="false"/>
+                <w:sz w:val="20"/>
+                <w:szCs w:val="20"/>
+              </w:rPr>
+              <w:t xml:space="preserve">Usability</w:t>
+            </w:r>
+          </w:p>
+        </w:tc>
+      </w:tr>
+      <w:tr>
+        <w:trPr>
+          <w:cantSplit/>
+        </w:trPr>
+        <w:tc>
+          <w:tcPr>
+            <w:tcW w:type="dxa" w:w="1530"/>
+            <w:tcBorders>
+              <w:top w:val="single" w:color="E2E8F0" w:sz="4"/>
+              <w:left w:val="none" w:color="auto" w:sz="0"/>
+              <w:bottom w:val="single" w:color="E2E8F0" w:sz="4"/>
+              <w:right w:val="none" w:color="auto" w:sz="0"/>
+            </w:tcBorders>
+            <w:tcMar>
+              <w:top w:type="dxa" w:w="120"/>
+              <w:left w:type="dxa" w:w="160"/>
+              <w:bottom w:type="dxa" w:w="120"/>
+              <w:right w:type="dxa" w:w="160"/>
+            </w:tcMar>
+          </w:tcPr>
+          <w:p>
+            <w:pPr>
+              <w:spacing w:line="240" w:lineRule="auto"/>
+              <w:jc w:val="left"/>
+            </w:pPr>
+            <w:r>
+              <w:rPr>
+                <w:rFonts w:ascii="Arial" w:cs="Arial" w:eastAsia="Arial" w:hAnsi="Arial"/>
+                <w:b w:val="false"/>
+                <w:bCs w:val="false"/>
+                <w:sz w:val="20"/>
+                <w:szCs w:val="20"/>
+              </w:rPr>
+              <w:t xml:space="preserve">Technical evaluators, 3 Oct 2026</w:t>
+            </w:r>
+          </w:p>
+        </w:tc>
+        <w:tc>
+          <w:tcPr>
+            <w:tcW w:type="dxa" w:w="2796"/>
+            <w:tcBorders>
+              <w:top w:val="single" w:color="E2E8F0" w:sz="4"/>
+              <w:left w:val="none" w:color="auto" w:sz="0"/>
+              <w:bottom w:val="single" w:color="E2E8F0" w:sz="4"/>
+              <w:right w:val="none" w:color="auto" w:sz="0"/>
+            </w:tcBorders>
+            <w:tcMar>
+              <w:top w:type="dxa" w:w="120"/>
+              <w:left w:type="dxa" w:w="160"/>
+              <w:bottom w:type="dxa" w:w="120"/>
+              <w:right w:type="dxa" w:w="160"/>
+            </w:tcMar>
+          </w:tcPr>
+          <w:p>
+            <w:pPr>
+              <w:spacing w:line="240" w:lineRule="auto"/>
+              <w:jc w:val="left"/>
+            </w:pPr>
+            <w:r>
+              <w:rPr>
+                <w:rFonts w:ascii="Arial" w:cs="Arial" w:eastAsia="Arial" w:hAnsi="Arial"/>
+                <w:b w:val="false"/>
+                <w:bCs w:val="false"/>
+                <w:sz w:val="20"/>
+                <w:szCs w:val="20"/>
+              </w:rPr>
+              <w:t xml:space="preserve">Photos of any image format could be attached</w:t>
+            </w:r>
+          </w:p>
+        </w:tc>
+        <w:tc>
+          <w:tcPr>
+            <w:tcW w:type="dxa" w:w="3032"/>
+            <w:tcBorders>
+              <w:top w:val="single" w:color="E2E8F0" w:sz="4"/>
+              <w:left w:val="none" w:color="auto" w:sz="0"/>
+              <w:bottom w:val="single" w:color="E2E8F0" w:sz="4"/>
+              <w:right w:val="none" w:color="auto" w:sz="0"/>
+            </w:tcBorders>
+            <w:tcMar>
+              <w:top w:type="dxa" w:w="120"/>
+              <w:left w:type="dxa" w:w="160"/>
+              <w:bottom w:type="dxa" w:w="120"/>
+              <w:right w:type="dxa" w:w="160"/>
+            </w:tcMar>
+          </w:tcPr>
+          <w:p>
+            <w:pPr>
+              <w:spacing w:line="240" w:lineRule="auto"/>
+              <w:jc w:val="left"/>
+            </w:pPr>
+            <w:r>
+              <w:rPr>
+                <w:rFonts w:ascii="Arial" w:cs="Arial" w:eastAsia="Arial" w:hAnsi="Arial"/>
+                <w:b w:val="false"/>
+                <w:bCs w:val="false"/>
+                <w:sz w:val="20"/>
+                <w:szCs w:val="20"/>
+              </w:rPr>
+              <w:t xml:space="preserve">JPG and PNG only, checked when the file is chosen and again by the server</w:t>
+            </w:r>
+          </w:p>
+        </w:tc>
+        <w:tc>
+          <w:tcPr>
+            <w:tcW w:type="dxa" w:w="1282"/>
+            <w:tcBorders>
+              <w:top w:val="single" w:color="E2E8F0" w:sz="4"/>
+              <w:left w:val="none" w:color="auto" w:sz="0"/>
+              <w:bottom w:val="single" w:color="E2E8F0" w:sz="4"/>
+              <w:right w:val="none" w:color="auto" w:sz="0"/>
+            </w:tcBorders>
+            <w:tcMar>
+              <w:top w:type="dxa" w:w="120"/>
+              <w:left w:type="dxa" w:w="160"/>
+              <w:bottom w:type="dxa" w:w="120"/>
+              <w:right w:type="dxa" w:w="160"/>
+            </w:tcMar>
+          </w:tcPr>
+          <w:p>
+            <w:pPr>
+              <w:spacing w:line="240" w:lineRule="auto"/>
+              <w:jc w:val="left"/>
+            </w:pPr>
+            <w:r>
+              <w:rPr>
+                <w:rFonts w:ascii="Arial" w:cs="Arial" w:eastAsia="Arial" w:hAnsi="Arial"/>
+                <w:b w:val="false"/>
+                <w:bCs w:val="false"/>
+                <w:sz w:val="20"/>
+                <w:szCs w:val="20"/>
+              </w:rPr>
+              <w:t xml:space="preserve">Security, Functional Suitability</w:t>
+            </w:r>
+          </w:p>
+        </w:tc>
+      </w:tr>
+      <w:tr>
+        <w:trPr>
+          <w:cantSplit/>
+        </w:trPr>
+        <w:tc>
+          <w:tcPr>
+            <w:tcW w:type="dxa" w:w="1530"/>
+            <w:tcBorders>
+              <w:top w:val="single" w:color="E2E8F0" w:sz="4"/>
+              <w:left w:val="none" w:color="auto" w:sz="0"/>
+              <w:bottom w:val="single" w:color="E2E8F0" w:sz="4"/>
+              <w:right w:val="none" w:color="auto" w:sz="0"/>
+            </w:tcBorders>
+            <w:tcMar>
+              <w:top w:type="dxa" w:w="120"/>
+              <w:left w:type="dxa" w:w="160"/>
+              <w:bottom w:type="dxa" w:w="120"/>
+              <w:right w:type="dxa" w:w="160"/>
+            </w:tcMar>
+          </w:tcPr>
+          <w:p>
+            <w:pPr>
+              <w:spacing w:line="240" w:lineRule="auto"/>
+              <w:jc w:val="left"/>
+            </w:pPr>
+            <w:r>
+              <w:rPr>
+                <w:rFonts w:ascii="Arial" w:cs="Arial" w:eastAsia="Arial" w:hAnsi="Arial"/>
+                <w:b w:val="false"/>
+                <w:bCs w:val="false"/>
+                <w:sz w:val="20"/>
+                <w:szCs w:val="20"/>
+              </w:rPr>
+              <w:t xml:space="preserve">Technical evaluators, 3 Oct 2026</w:t>
+            </w:r>
+          </w:p>
+        </w:tc>
+        <w:tc>
+          <w:tcPr>
+            <w:tcW w:type="dxa" w:w="2796"/>
+            <w:tcBorders>
+              <w:top w:val="single" w:color="E2E8F0" w:sz="4"/>
+              <w:left w:val="none" w:color="auto" w:sz="0"/>
+              <w:bottom w:val="single" w:color="E2E8F0" w:sz="4"/>
+              <w:right w:val="none" w:color="auto" w:sz="0"/>
+            </w:tcBorders>
+            <w:tcMar>
+              <w:top w:type="dxa" w:w="120"/>
+              <w:left w:type="dxa" w:w="160"/>
+              <w:bottom w:type="dxa" w:w="120"/>
+              <w:right w:type="dxa" w:w="160"/>
+            </w:tcMar>
+          </w:tcPr>
+          <w:p>
+            <w:pPr>
+              <w:spacing w:line="240" w:lineRule="auto"/>
+              <w:jc w:val="left"/>
+            </w:pPr>
+            <w:r>
+              <w:rPr>
+                <w:rFonts w:ascii="Arial" w:cs="Arial" w:eastAsia="Arial" w:hAnsi="Arial"/>
+                <w:b w:val="false"/>
+                <w:bCs w:val="false"/>
+                <w:sz w:val="20"/>
+                <w:szCs w:val="20"/>
+              </w:rPr>
+              <w:t xml:space="preserve">A tenant could not withdraw a repair request</w:t>
+            </w:r>
+          </w:p>
+        </w:tc>
+        <w:tc>
+          <w:tcPr>
+            <w:tcW w:type="dxa" w:w="3032"/>
+            <w:tcBorders>
+              <w:top w:val="single" w:color="E2E8F0" w:sz="4"/>
+              <w:left w:val="none" w:color="auto" w:sz="0"/>
+              <w:bottom w:val="single" w:color="E2E8F0" w:sz="4"/>
+              <w:right w:val="none" w:color="auto" w:sz="0"/>
+            </w:tcBorders>
+            <w:tcMar>
+              <w:top w:type="dxa" w:w="120"/>
+              <w:left w:type="dxa" w:w="160"/>
+              <w:bottom w:type="dxa" w:w="120"/>
+              <w:right w:type="dxa" w:w="160"/>
+            </w:tcMar>
+          </w:tcPr>
+          <w:p>
+            <w:pPr>
+              <w:spacing w:line="240" w:lineRule="auto"/>
+              <w:jc w:val="left"/>
+            </w:pPr>
+            <w:r>
+              <w:rPr>
+                <w:rFonts w:ascii="Arial" w:cs="Arial" w:eastAsia="Arial" w:hAnsi="Arial"/>
+                <w:b w:val="false"/>
+                <w:bCs w:val="false"/>
+                <w:sz w:val="20"/>
+                <w:szCs w:val="20"/>
+              </w:rPr>
+              <w:t xml:space="preserve">A tenant can cancel a request until work on it starts, at most once an hour, with an optional reason; the owner is notified and the request is kept, marked as cancelled</w:t>
+            </w:r>
+          </w:p>
+        </w:tc>
+        <w:tc>
+          <w:tcPr>
+            <w:tcW w:type="dxa" w:w="1282"/>
+            <w:tcBorders>
+              <w:top w:val="single" w:color="E2E8F0" w:sz="4"/>
+              <w:left w:val="none" w:color="auto" w:sz="0"/>
+              <w:bottom w:val="single" w:color="E2E8F0" w:sz="4"/>
+              <w:right w:val="none" w:color="auto" w:sz="0"/>
+            </w:tcBorders>
+            <w:tcMar>
+              <w:top w:type="dxa" w:w="120"/>
+              <w:left w:type="dxa" w:w="160"/>
+              <w:bottom w:type="dxa" w:w="120"/>
+              <w:right w:type="dxa" w:w="160"/>
+            </w:tcMar>
+          </w:tcPr>
+          <w:p>
+            <w:pPr>
+              <w:spacing w:line="240" w:lineRule="auto"/>
+              <w:jc w:val="left"/>
+            </w:pPr>
+            <w:r>
+              <w:rPr>
+                <w:rFonts w:ascii="Arial" w:cs="Arial" w:eastAsia="Arial" w:hAnsi="Arial"/>
+                <w:b w:val="false"/>
+                <w:bCs w:val="false"/>
+                <w:sz w:val="20"/>
+                <w:szCs w:val="20"/>
+              </w:rPr>
+              <w:t xml:space="preserve">Functional Suitability</w:t>
+            </w:r>
+          </w:p>
+        </w:tc>
+      </w:tr>
+      <w:tr>
+        <w:trPr>
+          <w:cantSplit/>
+        </w:trPr>
+        <w:tc>
+          <w:tcPr>
+            <w:tcW w:type="dxa" w:w="1530"/>
+            <w:tcBorders>
+              <w:top w:val="single" w:color="E2E8F0" w:sz="4"/>
+              <w:left w:val="none" w:color="auto" w:sz="0"/>
+              <w:bottom w:val="single" w:color="E2E8F0" w:sz="4"/>
+              <w:right w:val="none" w:color="auto" w:sz="0"/>
+            </w:tcBorders>
+            <w:tcMar>
+              <w:top w:type="dxa" w:w="120"/>
+              <w:left w:type="dxa" w:w="160"/>
+              <w:bottom w:type="dxa" w:w="120"/>
+              <w:right w:type="dxa" w:w="160"/>
+            </w:tcMar>
+          </w:tcPr>
+          <w:p>
+            <w:pPr>
+              <w:spacing w:line="240" w:lineRule="auto"/>
+              <w:jc w:val="left"/>
+            </w:pPr>
+            <w:r>
+              <w:rPr>
+                <w:rFonts w:ascii="Arial" w:cs="Arial" w:eastAsia="Arial" w:hAnsi="Arial"/>
+                <w:b w:val="false"/>
+                <w:bCs w:val="false"/>
+                <w:sz w:val="20"/>
+                <w:szCs w:val="20"/>
+              </w:rPr>
+              <w:t xml:space="preserve">Technical evaluators, 3 Oct 2026</w:t>
+            </w:r>
+          </w:p>
+        </w:tc>
+        <w:tc>
+          <w:tcPr>
+            <w:tcW w:type="dxa" w:w="2796"/>
+            <w:tcBorders>
+              <w:top w:val="single" w:color="E2E8F0" w:sz="4"/>
+              <w:left w:val="none" w:color="auto" w:sz="0"/>
+              <w:bottom w:val="single" w:color="E2E8F0" w:sz="4"/>
+              <w:right w:val="none" w:color="auto" w:sz="0"/>
+            </w:tcBorders>
+            <w:tcMar>
+              <w:top w:type="dxa" w:w="120"/>
+              <w:left w:type="dxa" w:w="160"/>
+              <w:bottom w:type="dxa" w:w="120"/>
+              <w:right w:type="dxa" w:w="160"/>
+            </w:tcMar>
+          </w:tcPr>
+          <w:p>
+            <w:pPr>
+              <w:spacing w:line="240" w:lineRule="auto"/>
+              <w:jc w:val="left"/>
+            </w:pPr>
+            <w:r>
+              <w:rPr>
+                <w:rFonts w:ascii="Arial" w:cs="Arial" w:eastAsia="Arial" w:hAnsi="Arial"/>
+                <w:b w:val="false"/>
+                <w:bCs w:val="false"/>
+                <w:sz w:val="20"/>
+                <w:szCs w:val="20"/>
+              </w:rPr>
+              <w:t xml:space="preserve">Moving a tenant out recorded no reason</w:t>
+            </w:r>
+          </w:p>
+        </w:tc>
+        <w:tc>
+          <w:tcPr>
+            <w:tcW w:type="dxa" w:w="3032"/>
+            <w:tcBorders>
+              <w:top w:val="single" w:color="E2E8F0" w:sz="4"/>
+              <w:left w:val="none" w:color="auto" w:sz="0"/>
+              <w:bottom w:val="single" w:color="E2E8F0" w:sz="4"/>
+              <w:right w:val="none" w:color="auto" w:sz="0"/>
+            </w:tcBorders>
+            <w:tcMar>
+              <w:top w:type="dxa" w:w="120"/>
+              <w:left w:type="dxa" w:w="160"/>
+              <w:bottom w:type="dxa" w:w="120"/>
+              <w:right w:type="dxa" w:w="160"/>
+            </w:tcMar>
+          </w:tcPr>
+          <w:p>
+            <w:pPr>
+              <w:spacing w:line="240" w:lineRule="auto"/>
+              <w:jc w:val="left"/>
+            </w:pPr>
+            <w:r>
+              <w:rPr>
+                <w:rFonts w:ascii="Arial" w:cs="Arial" w:eastAsia="Arial" w:hAnsi="Arial"/>
+                <w:b w:val="false"/>
+                <w:bCs w:val="false"/>
+                <w:sz w:val="20"/>
+                <w:szCs w:val="20"/>
+              </w:rPr>
+              <w:t xml:space="preserve">An optional reason, kept in the activity record with the move-out</w:t>
+            </w:r>
+          </w:p>
+        </w:tc>
+        <w:tc>
+          <w:tcPr>
+            <w:tcW w:type="dxa" w:w="1282"/>
+            <w:tcBorders>
+              <w:top w:val="single" w:color="E2E8F0" w:sz="4"/>
+              <w:left w:val="none" w:color="auto" w:sz="0"/>
+              <w:bottom w:val="single" w:color="E2E8F0" w:sz="4"/>
+              <w:right w:val="none" w:color="auto" w:sz="0"/>
+            </w:tcBorders>
+            <w:tcMar>
+              <w:top w:type="dxa" w:w="120"/>
+              <w:left w:type="dxa" w:w="160"/>
+              <w:bottom w:type="dxa" w:w="120"/>
+              <w:right w:type="dxa" w:w="160"/>
+            </w:tcMar>
+          </w:tcPr>
+          <w:p>
+            <w:pPr>
+              <w:spacing w:line="240" w:lineRule="auto"/>
+              <w:jc w:val="left"/>
+            </w:pPr>
+            <w:r>
+              <w:rPr>
+                <w:rFonts w:ascii="Arial" w:cs="Arial" w:eastAsia="Arial" w:hAnsi="Arial"/>
+                <w:b w:val="false"/>
+                <w:bCs w:val="false"/>
+                <w:sz w:val="20"/>
+                <w:szCs w:val="20"/>
+              </w:rPr>
+              <w:t xml:space="preserve">Functional Suitability</w:t>
+            </w:r>
+          </w:p>
+        </w:tc>
+      </w:tr>
+      <w:tr>
+        <w:trPr>
+          <w:cantSplit/>
+        </w:trPr>
+        <w:tc>
+          <w:tcPr>
+            <w:tcW w:type="dxa" w:w="1530"/>
+            <w:tcBorders>
+              <w:top w:val="single" w:color="E2E8F0" w:sz="4"/>
+              <w:left w:val="none" w:color="auto" w:sz="0"/>
+              <w:bottom w:val="single" w:color="E2E8F0" w:sz="4"/>
+              <w:right w:val="none" w:color="auto" w:sz="0"/>
+            </w:tcBorders>
+            <w:tcMar>
+              <w:top w:type="dxa" w:w="120"/>
+              <w:left w:type="dxa" w:w="160"/>
+              <w:bottom w:type="dxa" w:w="120"/>
+              <w:right w:type="dxa" w:w="160"/>
+            </w:tcMar>
+          </w:tcPr>
+          <w:p>
+            <w:pPr>
+              <w:spacing w:line="240" w:lineRule="auto"/>
+              <w:jc w:val="left"/>
+            </w:pPr>
+            <w:r>
+              <w:rPr>
+                <w:rFonts w:ascii="Arial" w:cs="Arial" w:eastAsia="Arial" w:hAnsi="Arial"/>
+                <w:b w:val="false"/>
+                <w:bCs w:val="false"/>
+                <w:sz w:val="20"/>
+                <w:szCs w:val="20"/>
+              </w:rPr>
+              <w:t xml:space="preserve">Technical evaluators, 3 Oct 2026</w:t>
+            </w:r>
+          </w:p>
+        </w:tc>
+        <w:tc>
+          <w:tcPr>
+            <w:tcW w:type="dxa" w:w="2796"/>
+            <w:tcBorders>
+              <w:top w:val="single" w:color="E2E8F0" w:sz="4"/>
+              <w:left w:val="none" w:color="auto" w:sz="0"/>
+              <w:bottom w:val="single" w:color="E2E8F0" w:sz="4"/>
+              <w:right w:val="none" w:color="auto" w:sz="0"/>
+            </w:tcBorders>
+            <w:tcMar>
+              <w:top w:type="dxa" w:w="120"/>
+              <w:left w:type="dxa" w:w="160"/>
+              <w:bottom w:type="dxa" w:w="120"/>
+              <w:right w:type="dxa" w:w="160"/>
+            </w:tcMar>
+          </w:tcPr>
+          <w:p>
+            <w:pPr>
+              <w:spacing w:line="240" w:lineRule="auto"/>
+              <w:jc w:val="left"/>
+            </w:pPr>
+            <w:r>
+              <w:rPr>
+                <w:rFonts w:ascii="Arial" w:cs="Arial" w:eastAsia="Arial" w:hAnsi="Arial"/>
+                <w:b w:val="false"/>
+                <w:bCs w:val="false"/>
+                <w:sz w:val="20"/>
+                <w:szCs w:val="20"/>
+              </w:rPr>
+              <w:t xml:space="preserve">Rows opened with "Show more" or "Show all" on the owner's lists could not be hidden again</w:t>
+            </w:r>
+          </w:p>
+        </w:tc>
+        <w:tc>
+          <w:tcPr>
+            <w:tcW w:type="dxa" w:w="3032"/>
+            <w:tcBorders>
+              <w:top w:val="single" w:color="E2E8F0" w:sz="4"/>
+              <w:left w:val="none" w:color="auto" w:sz="0"/>
+              <w:bottom w:val="single" w:color="E2E8F0" w:sz="4"/>
+              <w:right w:val="none" w:color="auto" w:sz="0"/>
+            </w:tcBorders>
+            <w:tcMar>
+              <w:top w:type="dxa" w:w="120"/>
+              <w:left w:type="dxa" w:w="160"/>
+              <w:bottom w:type="dxa" w:w="120"/>
+              <w:right w:type="dxa" w:w="160"/>
+            </w:tcMar>
+          </w:tcPr>
+          <w:p>
+            <w:pPr>
+              <w:spacing w:line="240" w:lineRule="auto"/>
+              <w:jc w:val="left"/>
+            </w:pPr>
+            <w:r>
+              <w:rPr>
+                <w:rFonts w:ascii="Arial" w:cs="Arial" w:eastAsia="Arial" w:hAnsi="Arial"/>
+                <w:b w:val="false"/>
+                <w:bCs w:val="false"/>
+                <w:sz w:val="20"/>
+                <w:szCs w:val="20"/>
+              </w:rPr>
+              <w:t xml:space="preserve">"Show fewer" returns the list to its first page</w:t>
+            </w:r>
+          </w:p>
+        </w:tc>
+        <w:tc>
+          <w:tcPr>
+            <w:tcW w:type="dxa" w:w="1282"/>
+            <w:tcBorders>
+              <w:top w:val="single" w:color="E2E8F0" w:sz="4"/>
+              <w:left w:val="none" w:color="auto" w:sz="0"/>
+              <w:bottom w:val="single" w:color="E2E8F0" w:sz="4"/>
+              <w:right w:val="none" w:color="auto" w:sz="0"/>
+            </w:tcBorders>
+            <w:tcMar>
+              <w:top w:type="dxa" w:w="120"/>
+              <w:left w:type="dxa" w:w="160"/>
+              <w:bottom w:type="dxa" w:w="120"/>
+              <w:right w:type="dxa" w:w="160"/>
+            </w:tcMar>
+          </w:tcPr>
+          <w:p>
+            <w:pPr>
+              <w:spacing w:line="240" w:lineRule="auto"/>
+              <w:jc w:val="left"/>
+            </w:pPr>
+            <w:r>
+              <w:rPr>
+                <w:rFonts w:ascii="Arial" w:cs="Arial" w:eastAsia="Arial" w:hAnsi="Arial"/>
+                <w:b w:val="false"/>
+                <w:bCs w:val="false"/>
+                <w:sz w:val="20"/>
+                <w:szCs w:val="20"/>
+              </w:rPr>
+              <w:t xml:space="preserve">Usability</w:t>
+            </w:r>
+          </w:p>
+        </w:tc>
+      </w:tr>
+      <w:tr>
+        <w:trPr>
+          <w:cantSplit/>
+        </w:trPr>
+        <w:tc>
+          <w:tcPr>
+            <w:tcW w:type="dxa" w:w="1530"/>
+            <w:tcBorders>
+              <w:top w:val="single" w:color="E2E8F0" w:sz="4"/>
+              <w:left w:val="none" w:color="auto" w:sz="0"/>
+              <w:bottom w:val="single" w:color="E2E8F0" w:sz="4"/>
+              <w:right w:val="none" w:color="auto" w:sz="0"/>
+            </w:tcBorders>
+            <w:tcMar>
+              <w:top w:type="dxa" w:w="120"/>
+              <w:left w:type="dxa" w:w="160"/>
+              <w:bottom w:type="dxa" w:w="120"/>
+              <w:right w:type="dxa" w:w="160"/>
+            </w:tcMar>
+          </w:tcPr>
+          <w:p>
+            <w:pPr>
+              <w:spacing w:line="240" w:lineRule="auto"/>
+              <w:jc w:val="left"/>
+            </w:pPr>
+            <w:r>
+              <w:rPr>
+                <w:rFonts w:ascii="Arial" w:cs="Arial" w:eastAsia="Arial" w:hAnsi="Arial"/>
+                <w:b w:val="false"/>
+                <w:bCs w:val="false"/>
+                <w:sz w:val="20"/>
+                <w:szCs w:val="20"/>
+              </w:rPr>
+              <w:t xml:space="preserve">Technical evaluators, 3 Oct 2026</w:t>
+            </w:r>
+          </w:p>
+        </w:tc>
+        <w:tc>
+          <w:tcPr>
+            <w:tcW w:type="dxa" w:w="2796"/>
+            <w:tcBorders>
+              <w:top w:val="single" w:color="E2E8F0" w:sz="4"/>
+              <w:left w:val="none" w:color="auto" w:sz="0"/>
+              <w:bottom w:val="single" w:color="E2E8F0" w:sz="4"/>
+              <w:right w:val="none" w:color="auto" w:sz="0"/>
+            </w:tcBorders>
+            <w:tcMar>
+              <w:top w:type="dxa" w:w="120"/>
+              <w:left w:type="dxa" w:w="160"/>
+              <w:bottom w:type="dxa" w:w="120"/>
+              <w:right w:type="dxa" w:w="160"/>
+            </w:tcMar>
+          </w:tcPr>
+          <w:p>
+            <w:pPr>
+              <w:spacing w:line="240" w:lineRule="auto"/>
+              <w:jc w:val="left"/>
+            </w:pPr>
+            <w:r>
+              <w:rPr>
+                <w:rFonts w:ascii="Arial" w:cs="Arial" w:eastAsia="Arial" w:hAnsi="Arial"/>
+                <w:b w:val="false"/>
+                <w:bCs w:val="false"/>
+                <w:sz w:val="20"/>
+                <w:szCs w:val="20"/>
+              </w:rPr>
+              <w:t xml:space="preserve">Error handling on the history screens</w:t>
+            </w:r>
+          </w:p>
+        </w:tc>
+        <w:tc>
+          <w:tcPr>
+            <w:tcW w:type="dxa" w:w="3032"/>
+            <w:tcBorders>
+              <w:top w:val="single" w:color="E2E8F0" w:sz="4"/>
+              <w:left w:val="none" w:color="auto" w:sz="0"/>
+              <w:bottom w:val="single" w:color="E2E8F0" w:sz="4"/>
+              <w:right w:val="none" w:color="auto" w:sz="0"/>
+            </w:tcBorders>
+            <w:tcMar>
+              <w:top w:type="dxa" w:w="120"/>
+              <w:left w:type="dxa" w:w="160"/>
+              <w:bottom w:type="dxa" w:w="120"/>
+              <w:right w:type="dxa" w:w="160"/>
+            </w:tcMar>
+          </w:tcPr>
+          <w:p>
+            <w:pPr>
+              <w:spacing w:line="240" w:lineRule="auto"/>
+              <w:jc w:val="left"/>
+            </w:pPr>
+            <w:r>
+              <w:rPr>
+                <w:rFonts w:ascii="Arial" w:cs="Arial" w:eastAsia="Arial" w:hAnsi="Arial"/>
+                <w:b w:val="false"/>
+                <w:bCs w:val="false"/>
+                <w:sz w:val="20"/>
+                <w:szCs w:val="20"/>
+              </w:rPr>
+              <w:t xml:space="preserve">A refresh that fails for a moment keeps the figures already on screen; only a load the user asked for reports a failure</w:t>
+            </w:r>
+          </w:p>
+        </w:tc>
+        <w:tc>
+          <w:tcPr>
+            <w:tcW w:type="dxa" w:w="1282"/>
+            <w:tcBorders>
+              <w:top w:val="single" w:color="E2E8F0" w:sz="4"/>
+              <w:left w:val="none" w:color="auto" w:sz="0"/>
+              <w:bottom w:val="single" w:color="E2E8F0" w:sz="4"/>
+              <w:right w:val="none" w:color="auto" w:sz="0"/>
+            </w:tcBorders>
+            <w:tcMar>
+              <w:top w:type="dxa" w:w="120"/>
+              <w:left w:type="dxa" w:w="160"/>
+              <w:bottom w:type="dxa" w:w="120"/>
+              <w:right w:type="dxa" w:w="160"/>
+            </w:tcMar>
+          </w:tcPr>
+          <w:p>
+            <w:pPr>
+              <w:spacing w:line="240" w:lineRule="auto"/>
+              <w:jc w:val="left"/>
+            </w:pPr>
+            <w:r>
+              <w:rPr>
+                <w:rFonts w:ascii="Arial" w:cs="Arial" w:eastAsia="Arial" w:hAnsi="Arial"/>
+                <w:b w:val="false"/>
+                <w:bCs w:val="false"/>
+                <w:sz w:val="20"/>
+                <w:szCs w:val="20"/>
+              </w:rPr>
+              <w:t xml:space="preserve">Reliability</w:t>
+            </w:r>
+          </w:p>
+        </w:tc>
+      </w:tr>
+      <w:tr>
+        <w:trPr>
+          <w:cantSplit/>
+        </w:trPr>
+        <w:tc>
+          <w:tcPr>
+            <w:tcW w:type="dxa" w:w="1530"/>
+            <w:tcBorders>
+              <w:top w:val="single" w:color="E2E8F0" w:sz="4"/>
+              <w:left w:val="none" w:color="auto" w:sz="0"/>
+              <w:bottom w:val="single" w:color="E2E8F0" w:sz="4"/>
+              <w:right w:val="none" w:color="auto" w:sz="0"/>
+            </w:tcBorders>
+            <w:tcMar>
+              <w:top w:type="dxa" w:w="120"/>
+              <w:left w:type="dxa" w:w="160"/>
+              <w:bottom w:type="dxa" w:w="120"/>
+              <w:right w:type="dxa" w:w="160"/>
+            </w:tcMar>
+          </w:tcPr>
+          <w:p>
+            <w:pPr>
+              <w:spacing w:line="240" w:lineRule="auto"/>
+              <w:jc w:val="left"/>
+            </w:pPr>
+            <w:r>
+              <w:rPr>
+                <w:rFonts w:ascii="Arial" w:cs="Arial" w:eastAsia="Arial" w:hAnsi="Arial"/>
+                <w:b w:val="false"/>
+                <w:bCs w:val="false"/>
+                <w:sz w:val="20"/>
+                <w:szCs w:val="20"/>
+              </w:rPr>
+              <w:t xml:space="preserve">Technical evaluators, 3 Oct 2026</w:t>
+            </w:r>
+          </w:p>
+        </w:tc>
+        <w:tc>
+          <w:tcPr>
+            <w:tcW w:type="dxa" w:w="2796"/>
+            <w:tcBorders>
+              <w:top w:val="single" w:color="E2E8F0" w:sz="4"/>
+              <w:left w:val="none" w:color="auto" w:sz="0"/>
+              <w:bottom w:val="single" w:color="E2E8F0" w:sz="4"/>
+              <w:right w:val="none" w:color="auto" w:sz="0"/>
+            </w:tcBorders>
+            <w:tcMar>
+              <w:top w:type="dxa" w:w="120"/>
+              <w:left w:type="dxa" w:w="160"/>
+              <w:bottom w:type="dxa" w:w="120"/>
+              <w:right w:type="dxa" w:w="160"/>
+            </w:tcMar>
+          </w:tcPr>
+          <w:p>
+            <w:pPr>
+              <w:spacing w:line="240" w:lineRule="auto"/>
+              <w:jc w:val="left"/>
+            </w:pPr>
+            <w:r>
+              <w:rPr>
+                <w:rFonts w:ascii="Arial" w:cs="Arial" w:eastAsia="Arial" w:hAnsi="Arial"/>
+                <w:b w:val="false"/>
+                <w:bCs w:val="false"/>
+                <w:sz w:val="20"/>
+                <w:szCs w:val="20"/>
+              </w:rPr>
+              <w:t xml:space="preserve">The footer was tall, with too much empty space</w:t>
+            </w:r>
+          </w:p>
+        </w:tc>
+        <w:tc>
+          <w:tcPr>
+            <w:tcW w:type="dxa" w:w="3032"/>
+            <w:tcBorders>
+              <w:top w:val="single" w:color="E2E8F0" w:sz="4"/>
+              <w:left w:val="none" w:color="auto" w:sz="0"/>
+              <w:bottom w:val="single" w:color="E2E8F0" w:sz="4"/>
+              <w:right w:val="none" w:color="auto" w:sz="0"/>
+            </w:tcBorders>
+            <w:tcMar>
+              <w:top w:type="dxa" w:w="120"/>
+              <w:left w:type="dxa" w:w="160"/>
+              <w:bottom w:type="dxa" w:w="120"/>
+              <w:right w:type="dxa" w:w="160"/>
+            </w:tcMar>
+          </w:tcPr>
+          <w:p>
+            <w:pPr>
+              <w:spacing w:line="240" w:lineRule="auto"/>
+              <w:jc w:val="left"/>
+            </w:pPr>
+            <w:r>
+              <w:rPr>
+                <w:rFonts w:ascii="Arial" w:cs="Arial" w:eastAsia="Arial" w:hAnsi="Arial"/>
+                <w:b w:val="false"/>
+                <w:bCs w:val="false"/>
+                <w:sz w:val="20"/>
+                <w:szCs w:val="20"/>
+              </w:rPr>
+              <w:t xml:space="preserve">Spacing reduced and its columns placed side by side on a phone</w:t>
+            </w:r>
+          </w:p>
+        </w:tc>
+        <w:tc>
+          <w:tcPr>
+            <w:tcW w:type="dxa" w:w="1282"/>
+            <w:tcBorders>
+              <w:top w:val="single" w:color="E2E8F0" w:sz="4"/>
+              <w:left w:val="none" w:color="auto" w:sz="0"/>
+              <w:bottom w:val="single" w:color="E2E8F0" w:sz="4"/>
+              <w:right w:val="none" w:color="auto" w:sz="0"/>
+            </w:tcBorders>
+            <w:tcMar>
+              <w:top w:type="dxa" w:w="120"/>
+              <w:left w:type="dxa" w:w="160"/>
+              <w:bottom w:type="dxa" w:w="120"/>
+              <w:right w:type="dxa" w:w="160"/>
+            </w:tcMar>
+          </w:tcPr>
+          <w:p>
+            <w:pPr>
+              <w:spacing w:line="240" w:lineRule="auto"/>
+              <w:jc w:val="left"/>
+            </w:pPr>
+            <w:r>
+              <w:rPr>
+                <w:rFonts w:ascii="Arial" w:cs="Arial" w:eastAsia="Arial" w:hAnsi="Arial"/>
+                <w:b w:val="false"/>
+                <w:bCs w:val="false"/>
+                <w:sz w:val="20"/>
+                <w:szCs w:val="20"/>
+              </w:rPr>
+              <w:t xml:space="preserve">Usability</w:t>
+            </w:r>
+          </w:p>
+        </w:tc>
+      </w:tr>
+      <w:tr>
+        <w:trPr>
+          <w:cantSplit/>
+        </w:trPr>
+        <w:tc>
+          <w:tcPr>
+            <w:tcW w:type="dxa" w:w="1530"/>
+            <w:tcBorders>
+              <w:top w:val="single" w:color="E2E8F0" w:sz="4"/>
+              <w:left w:val="none" w:color="auto" w:sz="0"/>
+              <w:bottom w:val="single" w:color="E2E8F0" w:sz="4"/>
+              <w:right w:val="none" w:color="auto" w:sz="0"/>
+            </w:tcBorders>
+            <w:tcMar>
+              <w:top w:type="dxa" w:w="120"/>
+              <w:left w:type="dxa" w:w="160"/>
+              <w:bottom w:type="dxa" w:w="120"/>
+              <w:right w:type="dxa" w:w="160"/>
+            </w:tcMar>
+          </w:tcPr>
+          <w:p>
+            <w:pPr>
+              <w:spacing w:line="240" w:lineRule="auto"/>
+              <w:jc w:val="left"/>
+            </w:pPr>
+            <w:r>
+              <w:rPr>
+                <w:rFonts w:ascii="Arial" w:cs="Arial" w:eastAsia="Arial" w:hAnsi="Arial"/>
+                <w:b w:val="false"/>
+                <w:bCs w:val="false"/>
+                <w:sz w:val="20"/>
+                <w:szCs w:val="20"/>
+              </w:rPr>
+              <w:t xml:space="preserve">Technical evaluators, 3 Oct 2026</w:t>
+            </w:r>
+          </w:p>
+        </w:tc>
+        <w:tc>
+          <w:tcPr>
+            <w:tcW w:type="dxa" w:w="2796"/>
+            <w:tcBorders>
+              <w:top w:val="single" w:color="E2E8F0" w:sz="4"/>
+              <w:left w:val="none" w:color="auto" w:sz="0"/>
+              <w:bottom w:val="single" w:color="E2E8F0" w:sz="4"/>
+              <w:right w:val="none" w:color="auto" w:sz="0"/>
+            </w:tcBorders>
+            <w:tcMar>
+              <w:top w:type="dxa" w:w="120"/>
+              <w:left w:type="dxa" w:w="160"/>
+              <w:bottom w:type="dxa" w:w="120"/>
+              <w:right w:type="dxa" w:w="160"/>
+            </w:tcMar>
+          </w:tcPr>
+          <w:p>
+            <w:pPr>
+              <w:spacing w:line="240" w:lineRule="auto"/>
+              <w:jc w:val="left"/>
+            </w:pPr>
+            <w:r>
+              <w:rPr>
+                <w:rFonts w:ascii="Arial" w:cs="Arial" w:eastAsia="Arial" w:hAnsi="Arial"/>
+                <w:b w:val="false"/>
+                <w:bCs w:val="false"/>
+                <w:sz w:val="20"/>
+                <w:szCs w:val="20"/>
+              </w:rPr>
+              <w:t xml:space="preserve">The privacy policy's list of contents crowded the page on a phone</w:t>
+            </w:r>
+          </w:p>
+        </w:tc>
+        <w:tc>
+          <w:tcPr>
+            <w:tcW w:type="dxa" w:w="3032"/>
+            <w:tcBorders>
+              <w:top w:val="single" w:color="E2E8F0" w:sz="4"/>
+              <w:left w:val="none" w:color="auto" w:sz="0"/>
+              <w:bottom w:val="single" w:color="E2E8F0" w:sz="4"/>
+              <w:right w:val="none" w:color="auto" w:sz="0"/>
+            </w:tcBorders>
+            <w:tcMar>
+              <w:top w:type="dxa" w:w="120"/>
+              <w:left w:type="dxa" w:w="160"/>
+              <w:bottom w:type="dxa" w:w="120"/>
+              <w:right w:type="dxa" w:w="160"/>
+            </w:tcMar>
+          </w:tcPr>
+          <w:p>
+            <w:pPr>
+              <w:spacing w:line="240" w:lineRule="auto"/>
+              <w:jc w:val="left"/>
+            </w:pPr>
+            <w:r>
+              <w:rPr>
+                <w:rFonts w:ascii="Arial" w:cs="Arial" w:eastAsia="Arial" w:hAnsi="Arial"/>
+                <w:b w:val="false"/>
+                <w:bCs w:val="false"/>
+                <w:sz w:val="20"/>
+                <w:szCs w:val="20"/>
+              </w:rPr>
+              <w:t xml:space="preserve">On a phone the list opens from a side panel; on wider screens it stays beside the text</w:t>
+            </w:r>
+          </w:p>
+        </w:tc>
+        <w:tc>
+          <w:tcPr>
+            <w:tcW w:type="dxa" w:w="1282"/>
+            <w:tcBorders>
+              <w:top w:val="single" w:color="E2E8F0" w:sz="4"/>
+              <w:left w:val="none" w:color="auto" w:sz="0"/>
+              <w:bottom w:val="single" w:color="E2E8F0" w:sz="4"/>
+              <w:right w:val="none" w:color="auto" w:sz="0"/>
+            </w:tcBorders>
+            <w:tcMar>
+              <w:top w:type="dxa" w:w="120"/>
+              <w:left w:type="dxa" w:w="160"/>
+              <w:bottom w:type="dxa" w:w="120"/>
+              <w:right w:type="dxa" w:w="160"/>
+            </w:tcMar>
+          </w:tcPr>
+          <w:p>
+            <w:pPr>
+              <w:spacing w:line="240" w:lineRule="auto"/>
+              <w:jc w:val="left"/>
+            </w:pPr>
+            <w:r>
+              <w:rPr>
+                <w:rFonts w:ascii="Arial" w:cs="Arial" w:eastAsia="Arial" w:hAnsi="Arial"/>
+                <w:b w:val="false"/>
+                <w:bCs w:val="false"/>
+                <w:sz w:val="20"/>
+                <w:szCs w:val="20"/>
+              </w:rPr>
+              <w:t xml:space="preserve">Usability</w:t>
+            </w:r>
+          </w:p>
+        </w:tc>
+      </w:tr>
+      <w:tr>
+        <w:trPr>
+          <w:cantSplit/>
+        </w:trPr>
+        <w:tc>
+          <w:tcPr>
+            <w:tcW w:type="dxa" w:w="1530"/>
             <w:tcBorders>
               <w:top w:val="single" w:color="E2E8F0" w:sz="4"/>
               <w:left w:val="none" w:color="auto" w:sz="0"/>
@@ -38932,7 +41178,7 @@
         </w:tc>
         <w:tc>
           <w:tcPr>
-            <w:tcW w:type="dxa" w:w="2734"/>
+            <w:tcW w:type="dxa" w:w="2796"/>
             <w:tcBorders>
               <w:top w:val="single" w:color="E2E8F0" w:sz="4"/>
               <w:left w:val="none" w:color="auto" w:sz="0"/>
@@ -38965,7 +41211,7 @@
         </w:tc>
         <w:tc>
           <w:tcPr>
-            <w:tcW w:type="dxa" w:w="3082"/>
+            <w:tcW w:type="dxa" w:w="3032"/>
             <w:tcBorders>
               <w:top w:val="single" w:color="E2E8F0" w:sz="4"/>
               <w:left w:val="none" w:color="auto" w:sz="0"/>
@@ -38988,7 +41234,7 @@
         </w:tc>
         <w:tc>
           <w:tcPr>
-            <w:tcW w:type="dxa" w:w="1317"/>
+            <w:tcW w:type="dxa" w:w="1282"/>
             <w:tcBorders>
               <w:top w:val="single" w:color="E2E8F0" w:sz="4"/>
               <w:left w:val="none" w:color="auto" w:sz="0"/>

--- a/docs/FINAL MANUSCRIPT/CHAPTER_4_RESULTS_AND_DISCUSSION.docx
+++ b/docs/FINAL MANUSCRIPT/CHAPTER_4_RESULTS_AND_DISCUSSION.docx
@@ -34702,7 +34702,7 @@
         </w:trPr>
         <w:tc>
           <w:tcPr>
-            <w:tcW w:type="dxa" w:w="1530"/>
+            <w:tcW w:type="dxa" w:w="1526"/>
             <w:tcBorders>
               <w:top w:val="single" w:color="1A202C" w:sz="12"/>
               <w:left w:val="none" w:color="auto" w:sz="0"/>
@@ -34736,7 +34736,7 @@
         </w:tc>
         <w:tc>
           <w:tcPr>
-            <w:tcW w:type="dxa" w:w="2796"/>
+            <w:tcW w:type="dxa" w:w="2789"/>
             <w:tcBorders>
               <w:top w:val="single" w:color="1A202C" w:sz="12"/>
               <w:left w:val="none" w:color="auto" w:sz="0"/>
@@ -34770,7 +34770,7 @@
         </w:tc>
         <w:tc>
           <w:tcPr>
-            <w:tcW w:type="dxa" w:w="3032"/>
+            <w:tcW w:type="dxa" w:w="3042"/>
             <w:tcBorders>
               <w:top w:val="single" w:color="1A202C" w:sz="12"/>
               <w:left w:val="none" w:color="auto" w:sz="0"/>
@@ -34804,7 +34804,7 @@
         </w:tc>
         <w:tc>
           <w:tcPr>
-            <w:tcW w:type="dxa" w:w="1282"/>
+            <w:tcW w:type="dxa" w:w="1283"/>
             <w:tcBorders>
               <w:top w:val="single" w:color="1A202C" w:sz="12"/>
               <w:left w:val="none" w:color="auto" w:sz="0"/>
@@ -34843,7 +34843,7 @@
         </w:trPr>
         <w:tc>
           <w:tcPr>
-            <w:tcW w:type="dxa" w:w="1530"/>
+            <w:tcW w:type="dxa" w:w="1526"/>
             <w:tcBorders>
               <w:top w:val="single" w:color="E2E8F0" w:sz="4"/>
               <w:left w:val="none" w:color="auto" w:sz="0"/>
@@ -34876,7 +34876,7 @@
         </w:tc>
         <w:tc>
           <w:tcPr>
-            <w:tcW w:type="dxa" w:w="2796"/>
+            <w:tcW w:type="dxa" w:w="2789"/>
             <w:tcBorders>
               <w:top w:val="single" w:color="E2E8F0" w:sz="4"/>
               <w:left w:val="none" w:color="auto" w:sz="0"/>
@@ -34909,7 +34909,7 @@
         </w:tc>
         <w:tc>
           <w:tcPr>
-            <w:tcW w:type="dxa" w:w="3032"/>
+            <w:tcW w:type="dxa" w:w="3042"/>
             <w:tcBorders>
               <w:top w:val="single" w:color="E2E8F0" w:sz="4"/>
               <w:left w:val="none" w:color="auto" w:sz="0"/>
@@ -34942,7 +34942,7 @@
         </w:tc>
         <w:tc>
           <w:tcPr>
-            <w:tcW w:type="dxa" w:w="1282"/>
+            <w:tcW w:type="dxa" w:w="1283"/>
             <w:tcBorders>
               <w:top w:val="single" w:color="E2E8F0" w:sz="4"/>
               <w:left w:val="none" w:color="auto" w:sz="0"/>
@@ -34980,7 +34980,7 @@
         </w:trPr>
         <w:tc>
           <w:tcPr>
-            <w:tcW w:type="dxa" w:w="1530"/>
+            <w:tcW w:type="dxa" w:w="1526"/>
             <w:tcBorders>
               <w:top w:val="single" w:color="E2E8F0" w:sz="4"/>
               <w:left w:val="none" w:color="auto" w:sz="0"/>
@@ -35013,7 +35013,7 @@
         </w:tc>
         <w:tc>
           <w:tcPr>
-            <w:tcW w:type="dxa" w:w="2796"/>
+            <w:tcW w:type="dxa" w:w="2789"/>
             <w:tcBorders>
               <w:top w:val="single" w:color="E2E8F0" w:sz="4"/>
               <w:left w:val="none" w:color="auto" w:sz="0"/>
@@ -35046,7 +35046,7 @@
         </w:tc>
         <w:tc>
           <w:tcPr>
-            <w:tcW w:type="dxa" w:w="3032"/>
+            <w:tcW w:type="dxa" w:w="3042"/>
             <w:tcBorders>
               <w:top w:val="single" w:color="E2E8F0" w:sz="4"/>
               <w:left w:val="none" w:color="auto" w:sz="0"/>
@@ -35079,7 +35079,7 @@
         </w:tc>
         <w:tc>
           <w:tcPr>
-            <w:tcW w:type="dxa" w:w="1282"/>
+            <w:tcW w:type="dxa" w:w="1283"/>
             <w:tcBorders>
               <w:top w:val="single" w:color="E2E8F0" w:sz="4"/>
               <w:left w:val="none" w:color="auto" w:sz="0"/>
@@ -35117,7 +35117,7 @@
         </w:trPr>
         <w:tc>
           <w:tcPr>
-            <w:tcW w:type="dxa" w:w="1530"/>
+            <w:tcW w:type="dxa" w:w="1526"/>
             <w:tcBorders>
               <w:top w:val="single" w:color="E2E8F0" w:sz="4"/>
               <w:left w:val="none" w:color="auto" w:sz="0"/>
@@ -35150,7 +35150,7 @@
         </w:tc>
         <w:tc>
           <w:tcPr>
-            <w:tcW w:type="dxa" w:w="2796"/>
+            <w:tcW w:type="dxa" w:w="2789"/>
             <w:tcBorders>
               <w:top w:val="single" w:color="E2E8F0" w:sz="4"/>
               <w:left w:val="none" w:color="auto" w:sz="0"/>
@@ -35183,7 +35183,7 @@
         </w:tc>
         <w:tc>
           <w:tcPr>
-            <w:tcW w:type="dxa" w:w="3032"/>
+            <w:tcW w:type="dxa" w:w="3042"/>
             <w:tcBorders>
               <w:top w:val="single" w:color="E2E8F0" w:sz="4"/>
               <w:left w:val="none" w:color="auto" w:sz="0"/>
@@ -35216,7 +35216,7 @@
         </w:tc>
         <w:tc>
           <w:tcPr>
-            <w:tcW w:type="dxa" w:w="1282"/>
+            <w:tcW w:type="dxa" w:w="1283"/>
             <w:tcBorders>
               <w:top w:val="single" w:color="E2E8F0" w:sz="4"/>
               <w:left w:val="none" w:color="auto" w:sz="0"/>
@@ -35254,7 +35254,7 @@
         </w:trPr>
         <w:tc>
           <w:tcPr>
-            <w:tcW w:type="dxa" w:w="1530"/>
+            <w:tcW w:type="dxa" w:w="1526"/>
             <w:tcBorders>
               <w:top w:val="single" w:color="E2E8F0" w:sz="4"/>
               <w:left w:val="none" w:color="auto" w:sz="0"/>
@@ -35287,7 +35287,7 @@
         </w:tc>
         <w:tc>
           <w:tcPr>
-            <w:tcW w:type="dxa" w:w="2796"/>
+            <w:tcW w:type="dxa" w:w="2789"/>
             <w:tcBorders>
               <w:top w:val="single" w:color="E2E8F0" w:sz="4"/>
               <w:left w:val="none" w:color="auto" w:sz="0"/>
@@ -35320,7 +35320,7 @@
         </w:tc>
         <w:tc>
           <w:tcPr>
-            <w:tcW w:type="dxa" w:w="3032"/>
+            <w:tcW w:type="dxa" w:w="3042"/>
             <w:tcBorders>
               <w:top w:val="single" w:color="E2E8F0" w:sz="4"/>
               <w:left w:val="none" w:color="auto" w:sz="0"/>
@@ -35353,7 +35353,7 @@
         </w:tc>
         <w:tc>
           <w:tcPr>
-            <w:tcW w:type="dxa" w:w="1282"/>
+            <w:tcW w:type="dxa" w:w="1283"/>
             <w:tcBorders>
               <w:top w:val="single" w:color="E2E8F0" w:sz="4"/>
               <w:left w:val="none" w:color="auto" w:sz="0"/>
@@ -35391,7 +35391,7 @@
         </w:trPr>
         <w:tc>
           <w:tcPr>
-            <w:tcW w:type="dxa" w:w="1530"/>
+            <w:tcW w:type="dxa" w:w="1526"/>
             <w:tcBorders>
               <w:top w:val="single" w:color="E2E8F0" w:sz="4"/>
               <w:left w:val="none" w:color="auto" w:sz="0"/>
@@ -35424,7 +35424,7 @@
         </w:tc>
         <w:tc>
           <w:tcPr>
-            <w:tcW w:type="dxa" w:w="2796"/>
+            <w:tcW w:type="dxa" w:w="2789"/>
             <w:tcBorders>
               <w:top w:val="single" w:color="E2E8F0" w:sz="4"/>
               <w:left w:val="none" w:color="auto" w:sz="0"/>
@@ -35457,7 +35457,7 @@
         </w:tc>
         <w:tc>
           <w:tcPr>
-            <w:tcW w:type="dxa" w:w="3032"/>
+            <w:tcW w:type="dxa" w:w="3042"/>
             <w:tcBorders>
               <w:top w:val="single" w:color="E2E8F0" w:sz="4"/>
               <w:left w:val="none" w:color="auto" w:sz="0"/>
@@ -35490,7 +35490,7 @@
         </w:tc>
         <w:tc>
           <w:tcPr>
-            <w:tcW w:type="dxa" w:w="1282"/>
+            <w:tcW w:type="dxa" w:w="1283"/>
             <w:tcBorders>
               <w:top w:val="single" w:color="E2E8F0" w:sz="4"/>
               <w:left w:val="none" w:color="auto" w:sz="0"/>
@@ -35528,7 +35528,7 @@
         </w:trPr>
         <w:tc>
           <w:tcPr>
-            <w:tcW w:type="dxa" w:w="1530"/>
+            <w:tcW w:type="dxa" w:w="1526"/>
             <w:tcBorders>
               <w:top w:val="single" w:color="E2E8F0" w:sz="4"/>
               <w:left w:val="none" w:color="auto" w:sz="0"/>
@@ -35561,7 +35561,7 @@
         </w:tc>
         <w:tc>
           <w:tcPr>
-            <w:tcW w:type="dxa" w:w="2796"/>
+            <w:tcW w:type="dxa" w:w="2789"/>
             <w:tcBorders>
               <w:top w:val="single" w:color="E2E8F0" w:sz="4"/>
               <w:left w:val="none" w:color="auto" w:sz="0"/>
@@ -35594,7 +35594,7 @@
         </w:tc>
         <w:tc>
           <w:tcPr>
-            <w:tcW w:type="dxa" w:w="3032"/>
+            <w:tcW w:type="dxa" w:w="3042"/>
             <w:tcBorders>
               <w:top w:val="single" w:color="E2E8F0" w:sz="4"/>
               <w:left w:val="none" w:color="auto" w:sz="0"/>
@@ -35627,7 +35627,7 @@
         </w:tc>
         <w:tc>
           <w:tcPr>
-            <w:tcW w:type="dxa" w:w="1282"/>
+            <w:tcW w:type="dxa" w:w="1283"/>
             <w:tcBorders>
               <w:top w:val="single" w:color="E2E8F0" w:sz="4"/>
               <w:left w:val="none" w:color="auto" w:sz="0"/>
@@ -35665,7 +35665,7 @@
         </w:trPr>
         <w:tc>
           <w:tcPr>
-            <w:tcW w:type="dxa" w:w="1530"/>
+            <w:tcW w:type="dxa" w:w="1526"/>
             <w:tcBorders>
               <w:top w:val="single" w:color="E2E8F0" w:sz="4"/>
               <w:left w:val="none" w:color="auto" w:sz="0"/>
@@ -35698,7 +35698,7 @@
         </w:tc>
         <w:tc>
           <w:tcPr>
-            <w:tcW w:type="dxa" w:w="2796"/>
+            <w:tcW w:type="dxa" w:w="2789"/>
             <w:tcBorders>
               <w:top w:val="single" w:color="E2E8F0" w:sz="4"/>
               <w:left w:val="none" w:color="auto" w:sz="0"/>
@@ -35731,7 +35731,7 @@
         </w:tc>
         <w:tc>
           <w:tcPr>
-            <w:tcW w:type="dxa" w:w="3032"/>
+            <w:tcW w:type="dxa" w:w="3042"/>
             <w:tcBorders>
               <w:top w:val="single" w:color="E2E8F0" w:sz="4"/>
               <w:left w:val="none" w:color="auto" w:sz="0"/>
@@ -35764,7 +35764,7 @@
         </w:tc>
         <w:tc>
           <w:tcPr>
-            <w:tcW w:type="dxa" w:w="1282"/>
+            <w:tcW w:type="dxa" w:w="1283"/>
             <w:tcBorders>
               <w:top w:val="single" w:color="E2E8F0" w:sz="4"/>
               <w:left w:val="none" w:color="auto" w:sz="0"/>
@@ -35802,7 +35802,7 @@
         </w:trPr>
         <w:tc>
           <w:tcPr>
-            <w:tcW w:type="dxa" w:w="1530"/>
+            <w:tcW w:type="dxa" w:w="1526"/>
             <w:tcBorders>
               <w:top w:val="single" w:color="E2E8F0" w:sz="4"/>
               <w:left w:val="none" w:color="auto" w:sz="0"/>
@@ -35835,7 +35835,7 @@
         </w:tc>
         <w:tc>
           <w:tcPr>
-            <w:tcW w:type="dxa" w:w="2796"/>
+            <w:tcW w:type="dxa" w:w="2789"/>
             <w:tcBorders>
               <w:top w:val="single" w:color="E2E8F0" w:sz="4"/>
               <w:left w:val="none" w:color="auto" w:sz="0"/>
@@ -35868,7 +35868,7 @@
         </w:tc>
         <w:tc>
           <w:tcPr>
-            <w:tcW w:type="dxa" w:w="3032"/>
+            <w:tcW w:type="dxa" w:w="3042"/>
             <w:tcBorders>
               <w:top w:val="single" w:color="E2E8F0" w:sz="4"/>
               <w:left w:val="none" w:color="auto" w:sz="0"/>
@@ -35901,7 +35901,7 @@
         </w:tc>
         <w:tc>
           <w:tcPr>
-            <w:tcW w:type="dxa" w:w="1282"/>
+            <w:tcW w:type="dxa" w:w="1283"/>
             <w:tcBorders>
               <w:top w:val="single" w:color="E2E8F0" w:sz="4"/>
               <w:left w:val="none" w:color="auto" w:sz="0"/>
@@ -35939,7 +35939,7 @@
         </w:trPr>
         <w:tc>
           <w:tcPr>
-            <w:tcW w:type="dxa" w:w="1530"/>
+            <w:tcW w:type="dxa" w:w="1526"/>
             <w:tcBorders>
               <w:top w:val="single" w:color="E2E8F0" w:sz="4"/>
               <w:left w:val="none" w:color="auto" w:sz="0"/>
@@ -35972,7 +35972,7 @@
         </w:tc>
         <w:tc>
           <w:tcPr>
-            <w:tcW w:type="dxa" w:w="2796"/>
+            <w:tcW w:type="dxa" w:w="2789"/>
             <w:tcBorders>
               <w:top w:val="single" w:color="E2E8F0" w:sz="4"/>
               <w:left w:val="none" w:color="auto" w:sz="0"/>
@@ -36005,7 +36005,7 @@
         </w:tc>
         <w:tc>
           <w:tcPr>
-            <w:tcW w:type="dxa" w:w="3032"/>
+            <w:tcW w:type="dxa" w:w="3042"/>
             <w:tcBorders>
               <w:top w:val="single" w:color="E2E8F0" w:sz="4"/>
               <w:left w:val="none" w:color="auto" w:sz="0"/>
@@ -36038,7 +36038,7 @@
         </w:tc>
         <w:tc>
           <w:tcPr>
-            <w:tcW w:type="dxa" w:w="1282"/>
+            <w:tcW w:type="dxa" w:w="1283"/>
             <w:tcBorders>
               <w:top w:val="single" w:color="E2E8F0" w:sz="4"/>
               <w:left w:val="none" w:color="auto" w:sz="0"/>
@@ -36076,7 +36076,7 @@
         </w:trPr>
         <w:tc>
           <w:tcPr>
-            <w:tcW w:type="dxa" w:w="1530"/>
+            <w:tcW w:type="dxa" w:w="1526"/>
             <w:tcBorders>
               <w:top w:val="single" w:color="E2E8F0" w:sz="4"/>
               <w:left w:val="none" w:color="auto" w:sz="0"/>
@@ -36109,7 +36109,7 @@
         </w:tc>
         <w:tc>
           <w:tcPr>
-            <w:tcW w:type="dxa" w:w="2796"/>
+            <w:tcW w:type="dxa" w:w="2789"/>
             <w:tcBorders>
               <w:top w:val="single" w:color="E2E8F0" w:sz="4"/>
               <w:left w:val="none" w:color="auto" w:sz="0"/>
@@ -36142,7 +36142,7 @@
         </w:tc>
         <w:tc>
           <w:tcPr>
-            <w:tcW w:type="dxa" w:w="3032"/>
+            <w:tcW w:type="dxa" w:w="3042"/>
             <w:tcBorders>
               <w:top w:val="single" w:color="E2E8F0" w:sz="4"/>
               <w:left w:val="none" w:color="auto" w:sz="0"/>
@@ -36175,7 +36175,7 @@
         </w:tc>
         <w:tc>
           <w:tcPr>
-            <w:tcW w:type="dxa" w:w="1282"/>
+            <w:tcW w:type="dxa" w:w="1283"/>
             <w:tcBorders>
               <w:top w:val="single" w:color="E2E8F0" w:sz="4"/>
               <w:left w:val="none" w:color="auto" w:sz="0"/>
@@ -36213,7 +36213,7 @@
         </w:trPr>
         <w:tc>
           <w:tcPr>
-            <w:tcW w:type="dxa" w:w="1530"/>
+            <w:tcW w:type="dxa" w:w="1526"/>
             <w:tcBorders>
               <w:top w:val="single" w:color="E2E8F0" w:sz="4"/>
               <w:left w:val="none" w:color="auto" w:sz="0"/>
@@ -36246,7 +36246,7 @@
         </w:tc>
         <w:tc>
           <w:tcPr>
-            <w:tcW w:type="dxa" w:w="2796"/>
+            <w:tcW w:type="dxa" w:w="2789"/>
             <w:tcBorders>
               <w:top w:val="single" w:color="E2E8F0" w:sz="4"/>
               <w:left w:val="none" w:color="auto" w:sz="0"/>
@@ -36279,7 +36279,7 @@
         </w:tc>
         <w:tc>
           <w:tcPr>
-            <w:tcW w:type="dxa" w:w="3032"/>
+            <w:tcW w:type="dxa" w:w="3042"/>
             <w:tcBorders>
               <w:top w:val="single" w:color="E2E8F0" w:sz="4"/>
               <w:left w:val="none" w:color="auto" w:sz="0"/>
@@ -36312,7 +36312,7 @@
         </w:tc>
         <w:tc>
           <w:tcPr>
-            <w:tcW w:type="dxa" w:w="1282"/>
+            <w:tcW w:type="dxa" w:w="1283"/>
             <w:tcBorders>
               <w:top w:val="single" w:color="E2E8F0" w:sz="4"/>
               <w:left w:val="none" w:color="auto" w:sz="0"/>
@@ -36350,7 +36350,7 @@
         </w:trPr>
         <w:tc>
           <w:tcPr>
-            <w:tcW w:type="dxa" w:w="1530"/>
+            <w:tcW w:type="dxa" w:w="1526"/>
             <w:tcBorders>
               <w:top w:val="single" w:color="E2E8F0" w:sz="4"/>
               <w:left w:val="none" w:color="auto" w:sz="0"/>
@@ -36383,7 +36383,7 @@
         </w:tc>
         <w:tc>
           <w:tcPr>
-            <w:tcW w:type="dxa" w:w="2796"/>
+            <w:tcW w:type="dxa" w:w="2789"/>
             <w:tcBorders>
               <w:top w:val="single" w:color="E2E8F0" w:sz="4"/>
               <w:left w:val="none" w:color="auto" w:sz="0"/>
@@ -36416,7 +36416,7 @@
         </w:tc>
         <w:tc>
           <w:tcPr>
-            <w:tcW w:type="dxa" w:w="3032"/>
+            <w:tcW w:type="dxa" w:w="3042"/>
             <w:tcBorders>
               <w:top w:val="single" w:color="E2E8F0" w:sz="4"/>
               <w:left w:val="none" w:color="auto" w:sz="0"/>
@@ -36449,7 +36449,7 @@
         </w:tc>
         <w:tc>
           <w:tcPr>
-            <w:tcW w:type="dxa" w:w="1282"/>
+            <w:tcW w:type="dxa" w:w="1283"/>
             <w:tcBorders>
               <w:top w:val="single" w:color="E2E8F0" w:sz="4"/>
               <w:left w:val="none" w:color="auto" w:sz="0"/>
@@ -36487,7 +36487,7 @@
         </w:trPr>
         <w:tc>
           <w:tcPr>
-            <w:tcW w:type="dxa" w:w="1530"/>
+            <w:tcW w:type="dxa" w:w="1526"/>
             <w:tcBorders>
               <w:top w:val="single" w:color="E2E8F0" w:sz="4"/>
               <w:left w:val="none" w:color="auto" w:sz="0"/>
@@ -36520,7 +36520,7 @@
         </w:tc>
         <w:tc>
           <w:tcPr>
-            <w:tcW w:type="dxa" w:w="2796"/>
+            <w:tcW w:type="dxa" w:w="2789"/>
             <w:tcBorders>
               <w:top w:val="single" w:color="E2E8F0" w:sz="4"/>
               <w:left w:val="none" w:color="auto" w:sz="0"/>
@@ -36553,7 +36553,7 @@
         </w:tc>
         <w:tc>
           <w:tcPr>
-            <w:tcW w:type="dxa" w:w="3032"/>
+            <w:tcW w:type="dxa" w:w="3042"/>
             <w:tcBorders>
               <w:top w:val="single" w:color="E2E8F0" w:sz="4"/>
               <w:left w:val="none" w:color="auto" w:sz="0"/>
@@ -36586,7 +36586,7 @@
         </w:tc>
         <w:tc>
           <w:tcPr>
-            <w:tcW w:type="dxa" w:w="1282"/>
+            <w:tcW w:type="dxa" w:w="1283"/>
             <w:tcBorders>
               <w:top w:val="single" w:color="E2E8F0" w:sz="4"/>
               <w:left w:val="none" w:color="auto" w:sz="0"/>
@@ -36624,7 +36624,7 @@
         </w:trPr>
         <w:tc>
           <w:tcPr>
-            <w:tcW w:type="dxa" w:w="1530"/>
+            <w:tcW w:type="dxa" w:w="1526"/>
             <w:tcBorders>
               <w:top w:val="single" w:color="E2E8F0" w:sz="4"/>
               <w:left w:val="none" w:color="auto" w:sz="0"/>
@@ -36657,7 +36657,7 @@
         </w:tc>
         <w:tc>
           <w:tcPr>
-            <w:tcW w:type="dxa" w:w="2796"/>
+            <w:tcW w:type="dxa" w:w="2789"/>
             <w:tcBorders>
               <w:top w:val="single" w:color="E2E8F0" w:sz="4"/>
               <w:left w:val="none" w:color="auto" w:sz="0"/>
@@ -36690,7 +36690,7 @@
         </w:tc>
         <w:tc>
           <w:tcPr>
-            <w:tcW w:type="dxa" w:w="3032"/>
+            <w:tcW w:type="dxa" w:w="3042"/>
             <w:tcBorders>
               <w:top w:val="single" w:color="E2E8F0" w:sz="4"/>
               <w:left w:val="none" w:color="auto" w:sz="0"/>
@@ -36723,7 +36723,7 @@
         </w:tc>
         <w:tc>
           <w:tcPr>
-            <w:tcW w:type="dxa" w:w="1282"/>
+            <w:tcW w:type="dxa" w:w="1283"/>
             <w:tcBorders>
               <w:top w:val="single" w:color="E2E8F0" w:sz="4"/>
               <w:left w:val="none" w:color="auto" w:sz="0"/>
@@ -36761,7 +36761,7 @@
         </w:trPr>
         <w:tc>
           <w:tcPr>
-            <w:tcW w:type="dxa" w:w="1530"/>
+            <w:tcW w:type="dxa" w:w="1526"/>
             <w:tcBorders>
               <w:top w:val="single" w:color="E2E8F0" w:sz="4"/>
               <w:left w:val="none" w:color="auto" w:sz="0"/>
@@ -36794,7 +36794,7 @@
         </w:tc>
         <w:tc>
           <w:tcPr>
-            <w:tcW w:type="dxa" w:w="2796"/>
+            <w:tcW w:type="dxa" w:w="2789"/>
             <w:tcBorders>
               <w:top w:val="single" w:color="E2E8F0" w:sz="4"/>
               <w:left w:val="none" w:color="auto" w:sz="0"/>
@@ -36827,7 +36827,7 @@
         </w:tc>
         <w:tc>
           <w:tcPr>
-            <w:tcW w:type="dxa" w:w="3032"/>
+            <w:tcW w:type="dxa" w:w="3042"/>
             <w:tcBorders>
               <w:top w:val="single" w:color="E2E8F0" w:sz="4"/>
               <w:left w:val="none" w:color="auto" w:sz="0"/>
@@ -36860,7 +36860,7 @@
         </w:tc>
         <w:tc>
           <w:tcPr>
-            <w:tcW w:type="dxa" w:w="1282"/>
+            <w:tcW w:type="dxa" w:w="1283"/>
             <w:tcBorders>
               <w:top w:val="single" w:color="E2E8F0" w:sz="4"/>
               <w:left w:val="none" w:color="auto" w:sz="0"/>
@@ -36898,7 +36898,7 @@
         </w:trPr>
         <w:tc>
           <w:tcPr>
-            <w:tcW w:type="dxa" w:w="1530"/>
+            <w:tcW w:type="dxa" w:w="1526"/>
             <w:tcBorders>
               <w:top w:val="single" w:color="E2E8F0" w:sz="4"/>
               <w:left w:val="none" w:color="auto" w:sz="0"/>
@@ -36931,7 +36931,7 @@
         </w:tc>
         <w:tc>
           <w:tcPr>
-            <w:tcW w:type="dxa" w:w="2796"/>
+            <w:tcW w:type="dxa" w:w="2789"/>
             <w:tcBorders>
               <w:top w:val="single" w:color="E2E8F0" w:sz="4"/>
               <w:left w:val="none" w:color="auto" w:sz="0"/>
@@ -36964,7 +36964,7 @@
         </w:tc>
         <w:tc>
           <w:tcPr>
-            <w:tcW w:type="dxa" w:w="3032"/>
+            <w:tcW w:type="dxa" w:w="3042"/>
             <w:tcBorders>
               <w:top w:val="single" w:color="E2E8F0" w:sz="4"/>
               <w:left w:val="none" w:color="auto" w:sz="0"/>
@@ -36997,7 +36997,7 @@
         </w:tc>
         <w:tc>
           <w:tcPr>
-            <w:tcW w:type="dxa" w:w="1282"/>
+            <w:tcW w:type="dxa" w:w="1283"/>
             <w:tcBorders>
               <w:top w:val="single" w:color="E2E8F0" w:sz="4"/>
               <w:left w:val="none" w:color="auto" w:sz="0"/>
@@ -37035,7 +37035,7 @@
         </w:trPr>
         <w:tc>
           <w:tcPr>
-            <w:tcW w:type="dxa" w:w="1530"/>
+            <w:tcW w:type="dxa" w:w="1526"/>
             <w:tcBorders>
               <w:top w:val="single" w:color="E2E8F0" w:sz="4"/>
               <w:left w:val="none" w:color="auto" w:sz="0"/>
@@ -37068,7 +37068,7 @@
         </w:tc>
         <w:tc>
           <w:tcPr>
-            <w:tcW w:type="dxa" w:w="2796"/>
+            <w:tcW w:type="dxa" w:w="2789"/>
             <w:tcBorders>
               <w:top w:val="single" w:color="E2E8F0" w:sz="4"/>
               <w:left w:val="none" w:color="auto" w:sz="0"/>
@@ -37101,7 +37101,7 @@
         </w:tc>
         <w:tc>
           <w:tcPr>
-            <w:tcW w:type="dxa" w:w="3032"/>
+            <w:tcW w:type="dxa" w:w="3042"/>
             <w:tcBorders>
               <w:top w:val="single" w:color="E2E8F0" w:sz="4"/>
               <w:left w:val="none" w:color="auto" w:sz="0"/>
@@ -37134,7 +37134,7 @@
         </w:tc>
         <w:tc>
           <w:tcPr>
-            <w:tcW w:type="dxa" w:w="1282"/>
+            <w:tcW w:type="dxa" w:w="1283"/>
             <w:tcBorders>
               <w:top w:val="single" w:color="E2E8F0" w:sz="4"/>
               <w:left w:val="none" w:color="auto" w:sz="0"/>
@@ -37172,7 +37172,7 @@
         </w:trPr>
         <w:tc>
           <w:tcPr>
-            <w:tcW w:type="dxa" w:w="1530"/>
+            <w:tcW w:type="dxa" w:w="1526"/>
             <w:tcBorders>
               <w:top w:val="single" w:color="E2E8F0" w:sz="4"/>
               <w:left w:val="none" w:color="auto" w:sz="0"/>
@@ -37205,7 +37205,7 @@
         </w:tc>
         <w:tc>
           <w:tcPr>
-            <w:tcW w:type="dxa" w:w="2796"/>
+            <w:tcW w:type="dxa" w:w="2789"/>
             <w:tcBorders>
               <w:top w:val="single" w:color="E2E8F0" w:sz="4"/>
               <w:left w:val="none" w:color="auto" w:sz="0"/>
@@ -37238,7 +37238,7 @@
         </w:tc>
         <w:tc>
           <w:tcPr>
-            <w:tcW w:type="dxa" w:w="3032"/>
+            <w:tcW w:type="dxa" w:w="3042"/>
             <w:tcBorders>
               <w:top w:val="single" w:color="E2E8F0" w:sz="4"/>
               <w:left w:val="none" w:color="auto" w:sz="0"/>
@@ -37271,7 +37271,7 @@
         </w:tc>
         <w:tc>
           <w:tcPr>
-            <w:tcW w:type="dxa" w:w="1282"/>
+            <w:tcW w:type="dxa" w:w="1283"/>
             <w:tcBorders>
               <w:top w:val="single" w:color="E2E8F0" w:sz="4"/>
               <w:left w:val="none" w:color="auto" w:sz="0"/>
@@ -37309,7 +37309,7 @@
         </w:trPr>
         <w:tc>
           <w:tcPr>
-            <w:tcW w:type="dxa" w:w="1530"/>
+            <w:tcW w:type="dxa" w:w="1526"/>
             <w:tcBorders>
               <w:top w:val="single" w:color="E2E8F0" w:sz="4"/>
               <w:left w:val="none" w:color="auto" w:sz="0"/>
@@ -37342,7 +37342,7 @@
         </w:tc>
         <w:tc>
           <w:tcPr>
-            <w:tcW w:type="dxa" w:w="2796"/>
+            <w:tcW w:type="dxa" w:w="2789"/>
             <w:tcBorders>
               <w:top w:val="single" w:color="E2E8F0" w:sz="4"/>
               <w:left w:val="none" w:color="auto" w:sz="0"/>
@@ -37375,7 +37375,7 @@
         </w:tc>
         <w:tc>
           <w:tcPr>
-            <w:tcW w:type="dxa" w:w="3032"/>
+            <w:tcW w:type="dxa" w:w="3042"/>
             <w:tcBorders>
               <w:top w:val="single" w:color="E2E8F0" w:sz="4"/>
               <w:left w:val="none" w:color="auto" w:sz="0"/>
@@ -37408,7 +37408,7 @@
         </w:tc>
         <w:tc>
           <w:tcPr>
-            <w:tcW w:type="dxa" w:w="1282"/>
+            <w:tcW w:type="dxa" w:w="1283"/>
             <w:tcBorders>
               <w:top w:val="single" w:color="E2E8F0" w:sz="4"/>
               <w:left w:val="none" w:color="auto" w:sz="0"/>
@@ -37446,7 +37446,7 @@
         </w:trPr>
         <w:tc>
           <w:tcPr>
-            <w:tcW w:type="dxa" w:w="1530"/>
+            <w:tcW w:type="dxa" w:w="1526"/>
             <w:tcBorders>
               <w:top w:val="single" w:color="E2E8F0" w:sz="4"/>
               <w:left w:val="none" w:color="auto" w:sz="0"/>
@@ -37479,7 +37479,7 @@
         </w:tc>
         <w:tc>
           <w:tcPr>
-            <w:tcW w:type="dxa" w:w="2796"/>
+            <w:tcW w:type="dxa" w:w="2789"/>
             <w:tcBorders>
               <w:top w:val="single" w:color="E2E8F0" w:sz="4"/>
               <w:left w:val="none" w:color="auto" w:sz="0"/>
@@ -37512,7 +37512,7 @@
         </w:tc>
         <w:tc>
           <w:tcPr>
-            <w:tcW w:type="dxa" w:w="3032"/>
+            <w:tcW w:type="dxa" w:w="3042"/>
             <w:tcBorders>
               <w:top w:val="single" w:color="E2E8F0" w:sz="4"/>
               <w:left w:val="none" w:color="auto" w:sz="0"/>
@@ -37545,7 +37545,7 @@
         </w:tc>
         <w:tc>
           <w:tcPr>
-            <w:tcW w:type="dxa" w:w="1282"/>
+            <w:tcW w:type="dxa" w:w="1283"/>
             <w:tcBorders>
               <w:top w:val="single" w:color="E2E8F0" w:sz="4"/>
               <w:left w:val="none" w:color="auto" w:sz="0"/>
@@ -37583,7 +37583,7 @@
         </w:trPr>
         <w:tc>
           <w:tcPr>
-            <w:tcW w:type="dxa" w:w="1530"/>
+            <w:tcW w:type="dxa" w:w="1526"/>
             <w:tcBorders>
               <w:top w:val="single" w:color="E2E8F0" w:sz="4"/>
               <w:left w:val="none" w:color="auto" w:sz="0"/>
@@ -37616,7 +37616,7 @@
         </w:tc>
         <w:tc>
           <w:tcPr>
-            <w:tcW w:type="dxa" w:w="2796"/>
+            <w:tcW w:type="dxa" w:w="2789"/>
             <w:tcBorders>
               <w:top w:val="single" w:color="E2E8F0" w:sz="4"/>
               <w:left w:val="none" w:color="auto" w:sz="0"/>
@@ -37649,7 +37649,7 @@
         </w:tc>
         <w:tc>
           <w:tcPr>
-            <w:tcW w:type="dxa" w:w="3032"/>
+            <w:tcW w:type="dxa" w:w="3042"/>
             <w:tcBorders>
               <w:top w:val="single" w:color="E2E8F0" w:sz="4"/>
               <w:left w:val="none" w:color="auto" w:sz="0"/>
@@ -37682,7 +37682,7 @@
         </w:tc>
         <w:tc>
           <w:tcPr>
-            <w:tcW w:type="dxa" w:w="1282"/>
+            <w:tcW w:type="dxa" w:w="1283"/>
             <w:tcBorders>
               <w:top w:val="single" w:color="E2E8F0" w:sz="4"/>
               <w:left w:val="none" w:color="auto" w:sz="0"/>
@@ -37720,7 +37720,7 @@
         </w:trPr>
         <w:tc>
           <w:tcPr>
-            <w:tcW w:type="dxa" w:w="1530"/>
+            <w:tcW w:type="dxa" w:w="1526"/>
             <w:tcBorders>
               <w:top w:val="single" w:color="E2E8F0" w:sz="4"/>
               <w:left w:val="none" w:color="auto" w:sz="0"/>
@@ -37753,7 +37753,7 @@
         </w:tc>
         <w:tc>
           <w:tcPr>
-            <w:tcW w:type="dxa" w:w="2796"/>
+            <w:tcW w:type="dxa" w:w="2789"/>
             <w:tcBorders>
               <w:top w:val="single" w:color="E2E8F0" w:sz="4"/>
               <w:left w:val="none" w:color="auto" w:sz="0"/>
@@ -37786,7 +37786,7 @@
         </w:tc>
         <w:tc>
           <w:tcPr>
-            <w:tcW w:type="dxa" w:w="3032"/>
+            <w:tcW w:type="dxa" w:w="3042"/>
             <w:tcBorders>
               <w:top w:val="single" w:color="E2E8F0" w:sz="4"/>
               <w:left w:val="none" w:color="auto" w:sz="0"/>
@@ -37819,7 +37819,7 @@
         </w:tc>
         <w:tc>
           <w:tcPr>
-            <w:tcW w:type="dxa" w:w="1282"/>
+            <w:tcW w:type="dxa" w:w="1283"/>
             <w:tcBorders>
               <w:top w:val="single" w:color="E2E8F0" w:sz="4"/>
               <w:left w:val="none" w:color="auto" w:sz="0"/>
@@ -37857,7 +37857,7 @@
         </w:trPr>
         <w:tc>
           <w:tcPr>
-            <w:tcW w:type="dxa" w:w="1530"/>
+            <w:tcW w:type="dxa" w:w="1526"/>
             <w:tcBorders>
               <w:top w:val="single" w:color="E2E8F0" w:sz="4"/>
               <w:left w:val="none" w:color="auto" w:sz="0"/>
@@ -37890,7 +37890,7 @@
         </w:tc>
         <w:tc>
           <w:tcPr>
-            <w:tcW w:type="dxa" w:w="2796"/>
+            <w:tcW w:type="dxa" w:w="2789"/>
             <w:tcBorders>
               <w:top w:val="single" w:color="E2E8F0" w:sz="4"/>
               <w:left w:val="none" w:color="auto" w:sz="0"/>
@@ -37923,7 +37923,7 @@
         </w:tc>
         <w:tc>
           <w:tcPr>
-            <w:tcW w:type="dxa" w:w="3032"/>
+            <w:tcW w:type="dxa" w:w="3042"/>
             <w:tcBorders>
               <w:top w:val="single" w:color="E2E8F0" w:sz="4"/>
               <w:left w:val="none" w:color="auto" w:sz="0"/>
@@ -37956,7 +37956,7 @@
         </w:tc>
         <w:tc>
           <w:tcPr>
-            <w:tcW w:type="dxa" w:w="1282"/>
+            <w:tcW w:type="dxa" w:w="1283"/>
             <w:tcBorders>
               <w:top w:val="single" w:color="E2E8F0" w:sz="4"/>
               <w:left w:val="none" w:color="auto" w:sz="0"/>
@@ -37994,7 +37994,7 @@
         </w:trPr>
         <w:tc>
           <w:tcPr>
-            <w:tcW w:type="dxa" w:w="1530"/>
+            <w:tcW w:type="dxa" w:w="1526"/>
             <w:tcBorders>
               <w:top w:val="single" w:color="E2E8F0" w:sz="4"/>
               <w:left w:val="none" w:color="auto" w:sz="0"/>
@@ -38027,7 +38027,7 @@
         </w:tc>
         <w:tc>
           <w:tcPr>
-            <w:tcW w:type="dxa" w:w="2796"/>
+            <w:tcW w:type="dxa" w:w="2789"/>
             <w:tcBorders>
               <w:top w:val="single" w:color="E2E8F0" w:sz="4"/>
               <w:left w:val="none" w:color="auto" w:sz="0"/>
@@ -38060,7 +38060,7 @@
         </w:tc>
         <w:tc>
           <w:tcPr>
-            <w:tcW w:type="dxa" w:w="3032"/>
+            <w:tcW w:type="dxa" w:w="3042"/>
             <w:tcBorders>
               <w:top w:val="single" w:color="E2E8F0" w:sz="4"/>
               <w:left w:val="none" w:color="auto" w:sz="0"/>
@@ -38093,7 +38093,7 @@
         </w:tc>
         <w:tc>
           <w:tcPr>
-            <w:tcW w:type="dxa" w:w="1282"/>
+            <w:tcW w:type="dxa" w:w="1283"/>
             <w:tcBorders>
               <w:top w:val="single" w:color="E2E8F0" w:sz="4"/>
               <w:left w:val="none" w:color="auto" w:sz="0"/>
@@ -38131,7 +38131,7 @@
         </w:trPr>
         <w:tc>
           <w:tcPr>
-            <w:tcW w:type="dxa" w:w="1530"/>
+            <w:tcW w:type="dxa" w:w="1526"/>
             <w:tcBorders>
               <w:top w:val="single" w:color="E2E8F0" w:sz="4"/>
               <w:left w:val="none" w:color="auto" w:sz="0"/>
@@ -38164,7 +38164,7 @@
         </w:tc>
         <w:tc>
           <w:tcPr>
-            <w:tcW w:type="dxa" w:w="2796"/>
+            <w:tcW w:type="dxa" w:w="2789"/>
             <w:tcBorders>
               <w:top w:val="single" w:color="E2E8F0" w:sz="4"/>
               <w:left w:val="none" w:color="auto" w:sz="0"/>
@@ -38197,7 +38197,7 @@
         </w:tc>
         <w:tc>
           <w:tcPr>
-            <w:tcW w:type="dxa" w:w="3032"/>
+            <w:tcW w:type="dxa" w:w="3042"/>
             <w:tcBorders>
               <w:top w:val="single" w:color="E2E8F0" w:sz="4"/>
               <w:left w:val="none" w:color="auto" w:sz="0"/>
@@ -38230,7 +38230,7 @@
         </w:tc>
         <w:tc>
           <w:tcPr>
-            <w:tcW w:type="dxa" w:w="1282"/>
+            <w:tcW w:type="dxa" w:w="1283"/>
             <w:tcBorders>
               <w:top w:val="single" w:color="E2E8F0" w:sz="4"/>
               <w:left w:val="none" w:color="auto" w:sz="0"/>
@@ -38268,7 +38268,7 @@
         </w:trPr>
         <w:tc>
           <w:tcPr>
-            <w:tcW w:type="dxa" w:w="1530"/>
+            <w:tcW w:type="dxa" w:w="1526"/>
             <w:tcBorders>
               <w:top w:val="single" w:color="E2E8F0" w:sz="4"/>
               <w:left w:val="none" w:color="auto" w:sz="0"/>
@@ -38301,7 +38301,7 @@
         </w:tc>
         <w:tc>
           <w:tcPr>
-            <w:tcW w:type="dxa" w:w="2796"/>
+            <w:tcW w:type="dxa" w:w="2789"/>
             <w:tcBorders>
               <w:top w:val="single" w:color="E2E8F0" w:sz="4"/>
               <w:left w:val="none" w:color="auto" w:sz="0"/>
@@ -38334,7 +38334,7 @@
         </w:tc>
         <w:tc>
           <w:tcPr>
-            <w:tcW w:type="dxa" w:w="3032"/>
+            <w:tcW w:type="dxa" w:w="3042"/>
             <w:tcBorders>
               <w:top w:val="single" w:color="E2E8F0" w:sz="4"/>
               <w:left w:val="none" w:color="auto" w:sz="0"/>
@@ -38367,7 +38367,7 @@
         </w:tc>
         <w:tc>
           <w:tcPr>
-            <w:tcW w:type="dxa" w:w="1282"/>
+            <w:tcW w:type="dxa" w:w="1283"/>
             <w:tcBorders>
               <w:top w:val="single" w:color="E2E8F0" w:sz="4"/>
               <w:left w:val="none" w:color="auto" w:sz="0"/>
@@ -38405,7 +38405,7 @@
         </w:trPr>
         <w:tc>
           <w:tcPr>
-            <w:tcW w:type="dxa" w:w="1530"/>
+            <w:tcW w:type="dxa" w:w="1526"/>
             <w:tcBorders>
               <w:top w:val="single" w:color="E2E8F0" w:sz="4"/>
               <w:left w:val="none" w:color="auto" w:sz="0"/>
@@ -38438,7 +38438,7 @@
         </w:tc>
         <w:tc>
           <w:tcPr>
-            <w:tcW w:type="dxa" w:w="2796"/>
+            <w:tcW w:type="dxa" w:w="2789"/>
             <w:tcBorders>
               <w:top w:val="single" w:color="E2E8F0" w:sz="4"/>
               <w:left w:val="none" w:color="auto" w:sz="0"/>
@@ -38471,7 +38471,7 @@
         </w:tc>
         <w:tc>
           <w:tcPr>
-            <w:tcW w:type="dxa" w:w="3032"/>
+            <w:tcW w:type="dxa" w:w="3042"/>
             <w:tcBorders>
               <w:top w:val="single" w:color="E2E8F0" w:sz="4"/>
               <w:left w:val="none" w:color="auto" w:sz="0"/>
@@ -38504,7 +38504,7 @@
         </w:tc>
         <w:tc>
           <w:tcPr>
-            <w:tcW w:type="dxa" w:w="1282"/>
+            <w:tcW w:type="dxa" w:w="1283"/>
             <w:tcBorders>
               <w:top w:val="single" w:color="E2E8F0" w:sz="4"/>
               <w:left w:val="none" w:color="auto" w:sz="0"/>
@@ -38542,7 +38542,7 @@
         </w:trPr>
         <w:tc>
           <w:tcPr>
-            <w:tcW w:type="dxa" w:w="1530"/>
+            <w:tcW w:type="dxa" w:w="1526"/>
             <w:tcBorders>
               <w:top w:val="single" w:color="E2E8F0" w:sz="4"/>
               <w:left w:val="none" w:color="auto" w:sz="0"/>
@@ -38575,7 +38575,7 @@
         </w:tc>
         <w:tc>
           <w:tcPr>
-            <w:tcW w:type="dxa" w:w="2796"/>
+            <w:tcW w:type="dxa" w:w="2789"/>
             <w:tcBorders>
               <w:top w:val="single" w:color="E2E8F0" w:sz="4"/>
               <w:left w:val="none" w:color="auto" w:sz="0"/>
@@ -38608,7 +38608,7 @@
         </w:tc>
         <w:tc>
           <w:tcPr>
-            <w:tcW w:type="dxa" w:w="3032"/>
+            <w:tcW w:type="dxa" w:w="3042"/>
             <w:tcBorders>
               <w:top w:val="single" w:color="E2E8F0" w:sz="4"/>
               <w:left w:val="none" w:color="auto" w:sz="0"/>
@@ -38641,7 +38641,7 @@
         </w:tc>
         <w:tc>
           <w:tcPr>
-            <w:tcW w:type="dxa" w:w="1282"/>
+            <w:tcW w:type="dxa" w:w="1283"/>
             <w:tcBorders>
               <w:top w:val="single" w:color="E2E8F0" w:sz="4"/>
               <w:left w:val="none" w:color="auto" w:sz="0"/>
@@ -38679,7 +38679,7 @@
         </w:trPr>
         <w:tc>
           <w:tcPr>
-            <w:tcW w:type="dxa" w:w="1530"/>
+            <w:tcW w:type="dxa" w:w="1526"/>
             <w:tcBorders>
               <w:top w:val="single" w:color="E2E8F0" w:sz="4"/>
               <w:left w:val="none" w:color="auto" w:sz="0"/>
@@ -38712,7 +38712,7 @@
         </w:tc>
         <w:tc>
           <w:tcPr>
-            <w:tcW w:type="dxa" w:w="2796"/>
+            <w:tcW w:type="dxa" w:w="2789"/>
             <w:tcBorders>
               <w:top w:val="single" w:color="E2E8F0" w:sz="4"/>
               <w:left w:val="none" w:color="auto" w:sz="0"/>
@@ -38745,7 +38745,7 @@
         </w:tc>
         <w:tc>
           <w:tcPr>
-            <w:tcW w:type="dxa" w:w="3032"/>
+            <w:tcW w:type="dxa" w:w="3042"/>
             <w:tcBorders>
               <w:top w:val="single" w:color="E2E8F0" w:sz="4"/>
               <w:left w:val="none" w:color="auto" w:sz="0"/>
@@ -38778,7 +38778,7 @@
         </w:tc>
         <w:tc>
           <w:tcPr>
-            <w:tcW w:type="dxa" w:w="1282"/>
+            <w:tcW w:type="dxa" w:w="1283"/>
             <w:tcBorders>
               <w:top w:val="single" w:color="E2E8F0" w:sz="4"/>
               <w:left w:val="none" w:color="auto" w:sz="0"/>
@@ -38816,7 +38816,7 @@
         </w:trPr>
         <w:tc>
           <w:tcPr>
-            <w:tcW w:type="dxa" w:w="1530"/>
+            <w:tcW w:type="dxa" w:w="1526"/>
             <w:tcBorders>
               <w:top w:val="single" w:color="E2E8F0" w:sz="4"/>
               <w:left w:val="none" w:color="auto" w:sz="0"/>
@@ -38849,7 +38849,7 @@
         </w:tc>
         <w:tc>
           <w:tcPr>
-            <w:tcW w:type="dxa" w:w="2796"/>
+            <w:tcW w:type="dxa" w:w="2789"/>
             <w:tcBorders>
               <w:top w:val="single" w:color="E2E8F0" w:sz="4"/>
               <w:left w:val="none" w:color="auto" w:sz="0"/>
@@ -38882,7 +38882,7 @@
         </w:tc>
         <w:tc>
           <w:tcPr>
-            <w:tcW w:type="dxa" w:w="3032"/>
+            <w:tcW w:type="dxa" w:w="3042"/>
             <w:tcBorders>
               <w:top w:val="single" w:color="E2E8F0" w:sz="4"/>
               <w:left w:val="none" w:color="auto" w:sz="0"/>
@@ -38915,7 +38915,7 @@
         </w:tc>
         <w:tc>
           <w:tcPr>
-            <w:tcW w:type="dxa" w:w="1282"/>
+            <w:tcW w:type="dxa" w:w="1283"/>
             <w:tcBorders>
               <w:top w:val="single" w:color="E2E8F0" w:sz="4"/>
               <w:left w:val="none" w:color="auto" w:sz="0"/>
@@ -38953,7 +38953,7 @@
         </w:trPr>
         <w:tc>
           <w:tcPr>
-            <w:tcW w:type="dxa" w:w="1530"/>
+            <w:tcW w:type="dxa" w:w="1526"/>
             <w:tcBorders>
               <w:top w:val="single" w:color="E2E8F0" w:sz="4"/>
               <w:left w:val="none" w:color="auto" w:sz="0"/>
@@ -38986,7 +38986,7 @@
         </w:tc>
         <w:tc>
           <w:tcPr>
-            <w:tcW w:type="dxa" w:w="2796"/>
+            <w:tcW w:type="dxa" w:w="2789"/>
             <w:tcBorders>
               <w:top w:val="single" w:color="E2E8F0" w:sz="4"/>
               <w:left w:val="none" w:color="auto" w:sz="0"/>
@@ -39019,7 +39019,7 @@
         </w:tc>
         <w:tc>
           <w:tcPr>
-            <w:tcW w:type="dxa" w:w="3032"/>
+            <w:tcW w:type="dxa" w:w="3042"/>
             <w:tcBorders>
               <w:top w:val="single" w:color="E2E8F0" w:sz="4"/>
               <w:left w:val="none" w:color="auto" w:sz="0"/>
@@ -39052,7 +39052,7 @@
         </w:tc>
         <w:tc>
           <w:tcPr>
-            <w:tcW w:type="dxa" w:w="1282"/>
+            <w:tcW w:type="dxa" w:w="1283"/>
             <w:tcBorders>
               <w:top w:val="single" w:color="E2E8F0" w:sz="4"/>
               <w:left w:val="none" w:color="auto" w:sz="0"/>
@@ -39090,7 +39090,7 @@
         </w:trPr>
         <w:tc>
           <w:tcPr>
-            <w:tcW w:type="dxa" w:w="1530"/>
+            <w:tcW w:type="dxa" w:w="1526"/>
             <w:tcBorders>
               <w:top w:val="single" w:color="E2E8F0" w:sz="4"/>
               <w:left w:val="none" w:color="auto" w:sz="0"/>
@@ -39123,7 +39123,7 @@
         </w:tc>
         <w:tc>
           <w:tcPr>
-            <w:tcW w:type="dxa" w:w="2796"/>
+            <w:tcW w:type="dxa" w:w="2789"/>
             <w:tcBorders>
               <w:top w:val="single" w:color="E2E8F0" w:sz="4"/>
               <w:left w:val="none" w:color="auto" w:sz="0"/>
@@ -39156,7 +39156,7 @@
         </w:tc>
         <w:tc>
           <w:tcPr>
-            <w:tcW w:type="dxa" w:w="3032"/>
+            <w:tcW w:type="dxa" w:w="3042"/>
             <w:tcBorders>
               <w:top w:val="single" w:color="E2E8F0" w:sz="4"/>
               <w:left w:val="none" w:color="auto" w:sz="0"/>
@@ -39189,7 +39189,7 @@
         </w:tc>
         <w:tc>
           <w:tcPr>
-            <w:tcW w:type="dxa" w:w="1282"/>
+            <w:tcW w:type="dxa" w:w="1283"/>
             <w:tcBorders>
               <w:top w:val="single" w:color="E2E8F0" w:sz="4"/>
               <w:left w:val="none" w:color="auto" w:sz="0"/>
@@ -39227,7 +39227,7 @@
         </w:trPr>
         <w:tc>
           <w:tcPr>
-            <w:tcW w:type="dxa" w:w="1530"/>
+            <w:tcW w:type="dxa" w:w="1526"/>
             <w:tcBorders>
               <w:top w:val="single" w:color="E2E8F0" w:sz="4"/>
               <w:left w:val="none" w:color="auto" w:sz="0"/>
@@ -39260,7 +39260,7 @@
         </w:tc>
         <w:tc>
           <w:tcPr>
-            <w:tcW w:type="dxa" w:w="2796"/>
+            <w:tcW w:type="dxa" w:w="2789"/>
             <w:tcBorders>
               <w:top w:val="single" w:color="E2E8F0" w:sz="4"/>
               <w:left w:val="none" w:color="auto" w:sz="0"/>
@@ -39293,7 +39293,7 @@
         </w:tc>
         <w:tc>
           <w:tcPr>
-            <w:tcW w:type="dxa" w:w="3032"/>
+            <w:tcW w:type="dxa" w:w="3042"/>
             <w:tcBorders>
               <w:top w:val="single" w:color="E2E8F0" w:sz="4"/>
               <w:left w:val="none" w:color="auto" w:sz="0"/>
@@ -39326,7 +39326,7 @@
         </w:tc>
         <w:tc>
           <w:tcPr>
-            <w:tcW w:type="dxa" w:w="1282"/>
+            <w:tcW w:type="dxa" w:w="1283"/>
             <w:tcBorders>
               <w:top w:val="single" w:color="E2E8F0" w:sz="4"/>
               <w:left w:val="none" w:color="auto" w:sz="0"/>
@@ -39364,7 +39364,7 @@
         </w:trPr>
         <w:tc>
           <w:tcPr>
-            <w:tcW w:type="dxa" w:w="1530"/>
+            <w:tcW w:type="dxa" w:w="1526"/>
             <w:tcBorders>
               <w:top w:val="single" w:color="E2E8F0" w:sz="4"/>
               <w:left w:val="none" w:color="auto" w:sz="0"/>
@@ -39397,7 +39397,7 @@
         </w:tc>
         <w:tc>
           <w:tcPr>
-            <w:tcW w:type="dxa" w:w="2796"/>
+            <w:tcW w:type="dxa" w:w="2789"/>
             <w:tcBorders>
               <w:top w:val="single" w:color="E2E8F0" w:sz="4"/>
               <w:left w:val="none" w:color="auto" w:sz="0"/>
@@ -39430,7 +39430,7 @@
         </w:tc>
         <w:tc>
           <w:tcPr>
-            <w:tcW w:type="dxa" w:w="3032"/>
+            <w:tcW w:type="dxa" w:w="3042"/>
             <w:tcBorders>
               <w:top w:val="single" w:color="E2E8F0" w:sz="4"/>
               <w:left w:val="none" w:color="auto" w:sz="0"/>
@@ -39463,7 +39463,7 @@
         </w:tc>
         <w:tc>
           <w:tcPr>
-            <w:tcW w:type="dxa" w:w="1282"/>
+            <w:tcW w:type="dxa" w:w="1283"/>
             <w:tcBorders>
               <w:top w:val="single" w:color="E2E8F0" w:sz="4"/>
               <w:left w:val="none" w:color="auto" w:sz="0"/>
@@ -39501,7 +39501,7 @@
         </w:trPr>
         <w:tc>
           <w:tcPr>
-            <w:tcW w:type="dxa" w:w="1530"/>
+            <w:tcW w:type="dxa" w:w="1526"/>
             <w:tcBorders>
               <w:top w:val="single" w:color="E2E8F0" w:sz="4"/>
               <w:left w:val="none" w:color="auto" w:sz="0"/>
@@ -39534,7 +39534,7 @@
         </w:tc>
         <w:tc>
           <w:tcPr>
-            <w:tcW w:type="dxa" w:w="2796"/>
+            <w:tcW w:type="dxa" w:w="2789"/>
             <w:tcBorders>
               <w:top w:val="single" w:color="E2E8F0" w:sz="4"/>
               <w:left w:val="none" w:color="auto" w:sz="0"/>
@@ -39567,7 +39567,7 @@
         </w:tc>
         <w:tc>
           <w:tcPr>
-            <w:tcW w:type="dxa" w:w="3032"/>
+            <w:tcW w:type="dxa" w:w="3042"/>
             <w:tcBorders>
               <w:top w:val="single" w:color="E2E8F0" w:sz="4"/>
               <w:left w:val="none" w:color="auto" w:sz="0"/>
@@ -39600,7 +39600,7 @@
         </w:tc>
         <w:tc>
           <w:tcPr>
-            <w:tcW w:type="dxa" w:w="1282"/>
+            <w:tcW w:type="dxa" w:w="1283"/>
             <w:tcBorders>
               <w:top w:val="single" w:color="E2E8F0" w:sz="4"/>
               <w:left w:val="none" w:color="auto" w:sz="0"/>
@@ -39638,7 +39638,7 @@
         </w:trPr>
         <w:tc>
           <w:tcPr>
-            <w:tcW w:type="dxa" w:w="1530"/>
+            <w:tcW w:type="dxa" w:w="1526"/>
             <w:tcBorders>
               <w:top w:val="single" w:color="E2E8F0" w:sz="4"/>
               <w:left w:val="none" w:color="auto" w:sz="0"/>
@@ -39671,7 +39671,7 @@
         </w:tc>
         <w:tc>
           <w:tcPr>
-            <w:tcW w:type="dxa" w:w="2796"/>
+            <w:tcW w:type="dxa" w:w="2789"/>
             <w:tcBorders>
               <w:top w:val="single" w:color="E2E8F0" w:sz="4"/>
               <w:left w:val="none" w:color="auto" w:sz="0"/>
@@ -39704,7 +39704,7 @@
         </w:tc>
         <w:tc>
           <w:tcPr>
-            <w:tcW w:type="dxa" w:w="3032"/>
+            <w:tcW w:type="dxa" w:w="3042"/>
             <w:tcBorders>
               <w:top w:val="single" w:color="E2E8F0" w:sz="4"/>
               <w:left w:val="none" w:color="auto" w:sz="0"/>
@@ -39737,7 +39737,7 @@
         </w:tc>
         <w:tc>
           <w:tcPr>
-            <w:tcW w:type="dxa" w:w="1282"/>
+            <w:tcW w:type="dxa" w:w="1283"/>
             <w:tcBorders>
               <w:top w:val="single" w:color="E2E8F0" w:sz="4"/>
               <w:left w:val="none" w:color="auto" w:sz="0"/>
@@ -39775,7 +39775,7 @@
         </w:trPr>
         <w:tc>
           <w:tcPr>
-            <w:tcW w:type="dxa" w:w="1530"/>
+            <w:tcW w:type="dxa" w:w="1526"/>
             <w:tcBorders>
               <w:top w:val="single" w:color="E2E8F0" w:sz="4"/>
               <w:left w:val="none" w:color="auto" w:sz="0"/>
@@ -39808,7 +39808,7 @@
         </w:tc>
         <w:tc>
           <w:tcPr>
-            <w:tcW w:type="dxa" w:w="2796"/>
+            <w:tcW w:type="dxa" w:w="2789"/>
             <w:tcBorders>
               <w:top w:val="single" w:color="E2E8F0" w:sz="4"/>
               <w:left w:val="none" w:color="auto" w:sz="0"/>
@@ -39841,7 +39841,7 @@
         </w:tc>
         <w:tc>
           <w:tcPr>
-            <w:tcW w:type="dxa" w:w="3032"/>
+            <w:tcW w:type="dxa" w:w="3042"/>
             <w:tcBorders>
               <w:top w:val="single" w:color="E2E8F0" w:sz="4"/>
               <w:left w:val="none" w:color="auto" w:sz="0"/>
@@ -39874,7 +39874,7 @@
         </w:tc>
         <w:tc>
           <w:tcPr>
-            <w:tcW w:type="dxa" w:w="1282"/>
+            <w:tcW w:type="dxa" w:w="1283"/>
             <w:tcBorders>
               <w:top w:val="single" w:color="E2E8F0" w:sz="4"/>
               <w:left w:val="none" w:color="auto" w:sz="0"/>
@@ -39912,7 +39912,7 @@
         </w:trPr>
         <w:tc>
           <w:tcPr>
-            <w:tcW w:type="dxa" w:w="1530"/>
+            <w:tcW w:type="dxa" w:w="1526"/>
             <w:tcBorders>
               <w:top w:val="single" w:color="E2E8F0" w:sz="4"/>
               <w:left w:val="none" w:color="auto" w:sz="0"/>
@@ -39945,7 +39945,7 @@
         </w:tc>
         <w:tc>
           <w:tcPr>
-            <w:tcW w:type="dxa" w:w="2796"/>
+            <w:tcW w:type="dxa" w:w="2789"/>
             <w:tcBorders>
               <w:top w:val="single" w:color="E2E8F0" w:sz="4"/>
               <w:left w:val="none" w:color="auto" w:sz="0"/>
@@ -39978,7 +39978,7 @@
         </w:tc>
         <w:tc>
           <w:tcPr>
-            <w:tcW w:type="dxa" w:w="3032"/>
+            <w:tcW w:type="dxa" w:w="3042"/>
             <w:tcBorders>
               <w:top w:val="single" w:color="E2E8F0" w:sz="4"/>
               <w:left w:val="none" w:color="auto" w:sz="0"/>
@@ -40011,7 +40011,7 @@
         </w:tc>
         <w:tc>
           <w:tcPr>
-            <w:tcW w:type="dxa" w:w="1282"/>
+            <w:tcW w:type="dxa" w:w="1283"/>
             <w:tcBorders>
               <w:top w:val="single" w:color="E2E8F0" w:sz="4"/>
               <w:left w:val="none" w:color="auto" w:sz="0"/>
@@ -40049,7 +40049,7 @@
         </w:trPr>
         <w:tc>
           <w:tcPr>
-            <w:tcW w:type="dxa" w:w="1530"/>
+            <w:tcW w:type="dxa" w:w="1526"/>
             <w:tcBorders>
               <w:top w:val="single" w:color="E2E8F0" w:sz="4"/>
               <w:left w:val="none" w:color="auto" w:sz="0"/>
@@ -40082,7 +40082,7 @@
         </w:tc>
         <w:tc>
           <w:tcPr>
-            <w:tcW w:type="dxa" w:w="2796"/>
+            <w:tcW w:type="dxa" w:w="2789"/>
             <w:tcBorders>
               <w:top w:val="single" w:color="E2E8F0" w:sz="4"/>
               <w:left w:val="none" w:color="auto" w:sz="0"/>
@@ -40115,7 +40115,7 @@
         </w:tc>
         <w:tc>
           <w:tcPr>
-            <w:tcW w:type="dxa" w:w="3032"/>
+            <w:tcW w:type="dxa" w:w="3042"/>
             <w:tcBorders>
               <w:top w:val="single" w:color="E2E8F0" w:sz="4"/>
               <w:left w:val="none" w:color="auto" w:sz="0"/>
@@ -40148,7 +40148,7 @@
         </w:tc>
         <w:tc>
           <w:tcPr>
-            <w:tcW w:type="dxa" w:w="1282"/>
+            <w:tcW w:type="dxa" w:w="1283"/>
             <w:tcBorders>
               <w:top w:val="single" w:color="E2E8F0" w:sz="4"/>
               <w:left w:val="none" w:color="auto" w:sz="0"/>
@@ -40186,7 +40186,7 @@
         </w:trPr>
         <w:tc>
           <w:tcPr>
-            <w:tcW w:type="dxa" w:w="1530"/>
+            <w:tcW w:type="dxa" w:w="1526"/>
             <w:tcBorders>
               <w:top w:val="single" w:color="E2E8F0" w:sz="4"/>
               <w:left w:val="none" w:color="auto" w:sz="0"/>
@@ -40219,7 +40219,7 @@
         </w:tc>
         <w:tc>
           <w:tcPr>
-            <w:tcW w:type="dxa" w:w="2796"/>
+            <w:tcW w:type="dxa" w:w="2789"/>
             <w:tcBorders>
               <w:top w:val="single" w:color="E2E8F0" w:sz="4"/>
               <w:left w:val="none" w:color="auto" w:sz="0"/>
@@ -40252,7 +40252,7 @@
         </w:tc>
         <w:tc>
           <w:tcPr>
-            <w:tcW w:type="dxa" w:w="3032"/>
+            <w:tcW w:type="dxa" w:w="3042"/>
             <w:tcBorders>
               <w:top w:val="single" w:color="E2E8F0" w:sz="4"/>
               <w:left w:val="none" w:color="auto" w:sz="0"/>
@@ -40285,7 +40285,7 @@
         </w:tc>
         <w:tc>
           <w:tcPr>
-            <w:tcW w:type="dxa" w:w="1282"/>
+            <w:tcW w:type="dxa" w:w="1283"/>
             <w:tcBorders>
               <w:top w:val="single" w:color="E2E8F0" w:sz="4"/>
               <w:left w:val="none" w:color="auto" w:sz="0"/>
@@ -40323,7 +40323,7 @@
         </w:trPr>
         <w:tc>
           <w:tcPr>
-            <w:tcW w:type="dxa" w:w="1530"/>
+            <w:tcW w:type="dxa" w:w="1526"/>
             <w:tcBorders>
               <w:top w:val="single" w:color="E2E8F0" w:sz="4"/>
               <w:left w:val="none" w:color="auto" w:sz="0"/>
@@ -40356,7 +40356,7 @@
         </w:tc>
         <w:tc>
           <w:tcPr>
-            <w:tcW w:type="dxa" w:w="2796"/>
+            <w:tcW w:type="dxa" w:w="2789"/>
             <w:tcBorders>
               <w:top w:val="single" w:color="E2E8F0" w:sz="4"/>
               <w:left w:val="none" w:color="auto" w:sz="0"/>
@@ -40389,7 +40389,7 @@
         </w:tc>
         <w:tc>
           <w:tcPr>
-            <w:tcW w:type="dxa" w:w="3032"/>
+            <w:tcW w:type="dxa" w:w="3042"/>
             <w:tcBorders>
               <w:top w:val="single" w:color="E2E8F0" w:sz="4"/>
               <w:left w:val="none" w:color="auto" w:sz="0"/>
@@ -40422,7 +40422,7 @@
         </w:tc>
         <w:tc>
           <w:tcPr>
-            <w:tcW w:type="dxa" w:w="1282"/>
+            <w:tcW w:type="dxa" w:w="1283"/>
             <w:tcBorders>
               <w:top w:val="single" w:color="E2E8F0" w:sz="4"/>
               <w:left w:val="none" w:color="auto" w:sz="0"/>
@@ -40460,7 +40460,7 @@
         </w:trPr>
         <w:tc>
           <w:tcPr>
-            <w:tcW w:type="dxa" w:w="1530"/>
+            <w:tcW w:type="dxa" w:w="1526"/>
             <w:tcBorders>
               <w:top w:val="single" w:color="E2E8F0" w:sz="4"/>
               <w:left w:val="none" w:color="auto" w:sz="0"/>
@@ -40493,7 +40493,7 @@
         </w:tc>
         <w:tc>
           <w:tcPr>
-            <w:tcW w:type="dxa" w:w="2796"/>
+            <w:tcW w:type="dxa" w:w="2789"/>
             <w:tcBorders>
               <w:top w:val="single" w:color="E2E8F0" w:sz="4"/>
               <w:left w:val="none" w:color="auto" w:sz="0"/>
@@ -40526,7 +40526,7 @@
         </w:tc>
         <w:tc>
           <w:tcPr>
-            <w:tcW w:type="dxa" w:w="3032"/>
+            <w:tcW w:type="dxa" w:w="3042"/>
             <w:tcBorders>
               <w:top w:val="single" w:color="E2E8F0" w:sz="4"/>
               <w:left w:val="none" w:color="auto" w:sz="0"/>
@@ -40559,7 +40559,7 @@
         </w:tc>
         <w:tc>
           <w:tcPr>
-            <w:tcW w:type="dxa" w:w="1282"/>
+            <w:tcW w:type="dxa" w:w="1283"/>
             <w:tcBorders>
               <w:top w:val="single" w:color="E2E8F0" w:sz="4"/>
               <w:left w:val="none" w:color="auto" w:sz="0"/>
@@ -40597,7 +40597,7 @@
         </w:trPr>
         <w:tc>
           <w:tcPr>
-            <w:tcW w:type="dxa" w:w="1530"/>
+            <w:tcW w:type="dxa" w:w="1526"/>
             <w:tcBorders>
               <w:top w:val="single" w:color="E2E8F0" w:sz="4"/>
               <w:left w:val="none" w:color="auto" w:sz="0"/>
@@ -40630,7 +40630,7 @@
         </w:tc>
         <w:tc>
           <w:tcPr>
-            <w:tcW w:type="dxa" w:w="2796"/>
+            <w:tcW w:type="dxa" w:w="2789"/>
             <w:tcBorders>
               <w:top w:val="single" w:color="E2E8F0" w:sz="4"/>
               <w:left w:val="none" w:color="auto" w:sz="0"/>
@@ -40663,7 +40663,7 @@
         </w:tc>
         <w:tc>
           <w:tcPr>
-            <w:tcW w:type="dxa" w:w="3032"/>
+            <w:tcW w:type="dxa" w:w="3042"/>
             <w:tcBorders>
               <w:top w:val="single" w:color="E2E8F0" w:sz="4"/>
               <w:left w:val="none" w:color="auto" w:sz="0"/>
@@ -40696,7 +40696,7 @@
         </w:tc>
         <w:tc>
           <w:tcPr>
-            <w:tcW w:type="dxa" w:w="1282"/>
+            <w:tcW w:type="dxa" w:w="1283"/>
             <w:tcBorders>
               <w:top w:val="single" w:color="E2E8F0" w:sz="4"/>
               <w:left w:val="none" w:color="auto" w:sz="0"/>
@@ -40734,7 +40734,7 @@
         </w:trPr>
         <w:tc>
           <w:tcPr>
-            <w:tcW w:type="dxa" w:w="1530"/>
+            <w:tcW w:type="dxa" w:w="1526"/>
             <w:tcBorders>
               <w:top w:val="single" w:color="E2E8F0" w:sz="4"/>
               <w:left w:val="none" w:color="auto" w:sz="0"/>
@@ -40767,100 +40767,100 @@
         </w:tc>
         <w:tc>
           <w:tcPr>
-            <w:tcW w:type="dxa" w:w="2796"/>
-            <w:tcBorders>
-              <w:top w:val="single" w:color="E2E8F0" w:sz="4"/>
-              <w:left w:val="none" w:color="auto" w:sz="0"/>
-              <w:bottom w:val="single" w:color="E2E8F0" w:sz="4"/>
-              <w:right w:val="none" w:color="auto" w:sz="0"/>
-            </w:tcBorders>
-            <w:tcMar>
-              <w:top w:type="dxa" w:w="120"/>
-              <w:left w:type="dxa" w:w="160"/>
-              <w:bottom w:type="dxa" w:w="120"/>
-              <w:right w:type="dxa" w:w="160"/>
-            </w:tcMar>
-          </w:tcPr>
-          <w:p>
-            <w:pPr>
-              <w:spacing w:line="240" w:lineRule="auto"/>
-              <w:jc w:val="left"/>
-            </w:pPr>
-            <w:r>
-              <w:rPr>
-                <w:rFonts w:ascii="Arial" w:cs="Arial" w:eastAsia="Arial" w:hAnsi="Arial"/>
-                <w:b w:val="false"/>
-                <w:bCs w:val="false"/>
-                <w:sz w:val="20"/>
-                <w:szCs w:val="20"/>
-              </w:rPr>
-              <w:t xml:space="preserve">Error handling on the history screens</w:t>
-            </w:r>
-          </w:p>
-        </w:tc>
-        <w:tc>
-          <w:tcPr>
-            <w:tcW w:type="dxa" w:w="3032"/>
-            <w:tcBorders>
-              <w:top w:val="single" w:color="E2E8F0" w:sz="4"/>
-              <w:left w:val="none" w:color="auto" w:sz="0"/>
-              <w:bottom w:val="single" w:color="E2E8F0" w:sz="4"/>
-              <w:right w:val="none" w:color="auto" w:sz="0"/>
-            </w:tcBorders>
-            <w:tcMar>
-              <w:top w:type="dxa" w:w="120"/>
-              <w:left w:type="dxa" w:w="160"/>
-              <w:bottom w:type="dxa" w:w="120"/>
-              <w:right w:type="dxa" w:w="160"/>
-            </w:tcMar>
-          </w:tcPr>
-          <w:p>
-            <w:pPr>
-              <w:spacing w:line="240" w:lineRule="auto"/>
-              <w:jc w:val="left"/>
-            </w:pPr>
-            <w:r>
-              <w:rPr>
-                <w:rFonts w:ascii="Arial" w:cs="Arial" w:eastAsia="Arial" w:hAnsi="Arial"/>
-                <w:b w:val="false"/>
-                <w:bCs w:val="false"/>
-                <w:sz w:val="20"/>
-                <w:szCs w:val="20"/>
-              </w:rPr>
-              <w:t xml:space="preserve">A refresh that fails for a moment keeps the figures already on screen; only a load the user asked for reports a failure</w:t>
-            </w:r>
-          </w:p>
-        </w:tc>
-        <w:tc>
-          <w:tcPr>
-            <w:tcW w:type="dxa" w:w="1282"/>
-            <w:tcBorders>
-              <w:top w:val="single" w:color="E2E8F0" w:sz="4"/>
-              <w:left w:val="none" w:color="auto" w:sz="0"/>
-              <w:bottom w:val="single" w:color="E2E8F0" w:sz="4"/>
-              <w:right w:val="none" w:color="auto" w:sz="0"/>
-            </w:tcBorders>
-            <w:tcMar>
-              <w:top w:type="dxa" w:w="120"/>
-              <w:left w:type="dxa" w:w="160"/>
-              <w:bottom w:type="dxa" w:w="120"/>
-              <w:right w:type="dxa" w:w="160"/>
-            </w:tcMar>
-          </w:tcPr>
-          <w:p>
-            <w:pPr>
-              <w:spacing w:line="240" w:lineRule="auto"/>
-              <w:jc w:val="left"/>
-            </w:pPr>
-            <w:r>
-              <w:rPr>
-                <w:rFonts w:ascii="Arial" w:cs="Arial" w:eastAsia="Arial" w:hAnsi="Arial"/>
-                <w:b w:val="false"/>
-                <w:bCs w:val="false"/>
-                <w:sz w:val="20"/>
-                <w:szCs w:val="20"/>
-              </w:rPr>
-              <w:t xml:space="preserve">Reliability</w:t>
+            <w:tcW w:type="dxa" w:w="2789"/>
+            <w:tcBorders>
+              <w:top w:val="single" w:color="E2E8F0" w:sz="4"/>
+              <w:left w:val="none" w:color="auto" w:sz="0"/>
+              <w:bottom w:val="single" w:color="E2E8F0" w:sz="4"/>
+              <w:right w:val="none" w:color="auto" w:sz="0"/>
+            </w:tcBorders>
+            <w:tcMar>
+              <w:top w:type="dxa" w:w="120"/>
+              <w:left w:type="dxa" w:w="160"/>
+              <w:bottom w:type="dxa" w:w="120"/>
+              <w:right w:type="dxa" w:w="160"/>
+            </w:tcMar>
+          </w:tcPr>
+          <w:p>
+            <w:pPr>
+              <w:spacing w:line="240" w:lineRule="auto"/>
+              <w:jc w:val="left"/>
+            </w:pPr>
+            <w:r>
+              <w:rPr>
+                <w:rFonts w:ascii="Arial" w:cs="Arial" w:eastAsia="Arial" w:hAnsi="Arial"/>
+                <w:b w:val="false"/>
+                <w:bCs w:val="false"/>
+                <w:sz w:val="20"/>
+                <w:szCs w:val="20"/>
+              </w:rPr>
+              <w:t xml:space="preserve">Action history, and its error handling</w:t>
+            </w:r>
+          </w:p>
+        </w:tc>
+        <w:tc>
+          <w:tcPr>
+            <w:tcW w:type="dxa" w:w="3042"/>
+            <w:tcBorders>
+              <w:top w:val="single" w:color="E2E8F0" w:sz="4"/>
+              <w:left w:val="none" w:color="auto" w:sz="0"/>
+              <w:bottom w:val="single" w:color="E2E8F0" w:sz="4"/>
+              <w:right w:val="none" w:color="auto" w:sz="0"/>
+            </w:tcBorders>
+            <w:tcMar>
+              <w:top w:type="dxa" w:w="120"/>
+              <w:left w:type="dxa" w:w="160"/>
+              <w:bottom w:type="dxa" w:w="120"/>
+              <w:right w:type="dxa" w:w="160"/>
+            </w:tcMar>
+          </w:tcPr>
+          <w:p>
+            <w:pPr>
+              <w:spacing w:line="240" w:lineRule="auto"/>
+              <w:jc w:val="left"/>
+            </w:pPr>
+            <w:r>
+              <w:rPr>
+                <w:rFonts w:ascii="Arial" w:cs="Arial" w:eastAsia="Arial" w:hAnsi="Arial"/>
+                <w:b w:val="false"/>
+                <w:bCs w:val="false"/>
+                <w:sz w:val="20"/>
+                <w:szCs w:val="20"/>
+              </w:rPr>
+              <w:t xml:space="preserve">Each person's Overview shows their own last three actions in plain words, each linking to where it happened ("Recorded a payment: 2B, October 2026, ₱8,800."); a refresh that fails for a moment keeps the figures already on screen</w:t>
+            </w:r>
+          </w:p>
+        </w:tc>
+        <w:tc>
+          <w:tcPr>
+            <w:tcW w:type="dxa" w:w="1283"/>
+            <w:tcBorders>
+              <w:top w:val="single" w:color="E2E8F0" w:sz="4"/>
+              <w:left w:val="none" w:color="auto" w:sz="0"/>
+              <w:bottom w:val="single" w:color="E2E8F0" w:sz="4"/>
+              <w:right w:val="none" w:color="auto" w:sz="0"/>
+            </w:tcBorders>
+            <w:tcMar>
+              <w:top w:type="dxa" w:w="120"/>
+              <w:left w:type="dxa" w:w="160"/>
+              <w:bottom w:type="dxa" w:w="120"/>
+              <w:right w:type="dxa" w:w="160"/>
+            </w:tcMar>
+          </w:tcPr>
+          <w:p>
+            <w:pPr>
+              <w:spacing w:line="240" w:lineRule="auto"/>
+              <w:jc w:val="left"/>
+            </w:pPr>
+            <w:r>
+              <w:rPr>
+                <w:rFonts w:ascii="Arial" w:cs="Arial" w:eastAsia="Arial" w:hAnsi="Arial"/>
+                <w:b w:val="false"/>
+                <w:bCs w:val="false"/>
+                <w:sz w:val="20"/>
+                <w:szCs w:val="20"/>
+              </w:rPr>
+              <w:t xml:space="preserve">Usability, Reliability</w:t>
             </w:r>
           </w:p>
         </w:tc>
@@ -40871,7 +40871,7 @@
         </w:trPr>
         <w:tc>
           <w:tcPr>
-            <w:tcW w:type="dxa" w:w="1530"/>
+            <w:tcW w:type="dxa" w:w="1526"/>
             <w:tcBorders>
               <w:top w:val="single" w:color="E2E8F0" w:sz="4"/>
               <w:left w:val="none" w:color="auto" w:sz="0"/>
@@ -40904,7 +40904,7 @@
         </w:tc>
         <w:tc>
           <w:tcPr>
-            <w:tcW w:type="dxa" w:w="2796"/>
+            <w:tcW w:type="dxa" w:w="2789"/>
             <w:tcBorders>
               <w:top w:val="single" w:color="E2E8F0" w:sz="4"/>
               <w:left w:val="none" w:color="auto" w:sz="0"/>
@@ -40937,7 +40937,7 @@
         </w:tc>
         <w:tc>
           <w:tcPr>
-            <w:tcW w:type="dxa" w:w="3032"/>
+            <w:tcW w:type="dxa" w:w="3042"/>
             <w:tcBorders>
               <w:top w:val="single" w:color="E2E8F0" w:sz="4"/>
               <w:left w:val="none" w:color="auto" w:sz="0"/>
@@ -40970,7 +40970,7 @@
         </w:tc>
         <w:tc>
           <w:tcPr>
-            <w:tcW w:type="dxa" w:w="1282"/>
+            <w:tcW w:type="dxa" w:w="1283"/>
             <w:tcBorders>
               <w:top w:val="single" w:color="E2E8F0" w:sz="4"/>
               <w:left w:val="none" w:color="auto" w:sz="0"/>
@@ -41008,7 +41008,7 @@
         </w:trPr>
         <w:tc>
           <w:tcPr>
-            <w:tcW w:type="dxa" w:w="1530"/>
+            <w:tcW w:type="dxa" w:w="1526"/>
             <w:tcBorders>
               <w:top w:val="single" w:color="E2E8F0" w:sz="4"/>
               <w:left w:val="none" w:color="auto" w:sz="0"/>
@@ -41041,7 +41041,7 @@
         </w:tc>
         <w:tc>
           <w:tcPr>
-            <w:tcW w:type="dxa" w:w="2796"/>
+            <w:tcW w:type="dxa" w:w="2789"/>
             <w:tcBorders>
               <w:top w:val="single" w:color="E2E8F0" w:sz="4"/>
               <w:left w:val="none" w:color="auto" w:sz="0"/>
@@ -41074,7 +41074,7 @@
         </w:tc>
         <w:tc>
           <w:tcPr>
-            <w:tcW w:type="dxa" w:w="3032"/>
+            <w:tcW w:type="dxa" w:w="3042"/>
             <w:tcBorders>
               <w:top w:val="single" w:color="E2E8F0" w:sz="4"/>
               <w:left w:val="none" w:color="auto" w:sz="0"/>
@@ -41107,7 +41107,7 @@
         </w:tc>
         <w:tc>
           <w:tcPr>
-            <w:tcW w:type="dxa" w:w="1282"/>
+            <w:tcW w:type="dxa" w:w="1283"/>
             <w:tcBorders>
               <w:top w:val="single" w:color="E2E8F0" w:sz="4"/>
               <w:left w:val="none" w:color="auto" w:sz="0"/>
@@ -41145,7 +41145,7 @@
         </w:trPr>
         <w:tc>
           <w:tcPr>
-            <w:tcW w:type="dxa" w:w="1530"/>
+            <w:tcW w:type="dxa" w:w="1526"/>
             <w:tcBorders>
               <w:top w:val="single" w:color="E2E8F0" w:sz="4"/>
               <w:left w:val="none" w:color="auto" w:sz="0"/>
@@ -41178,7 +41178,7 @@
         </w:tc>
         <w:tc>
           <w:tcPr>
-            <w:tcW w:type="dxa" w:w="2796"/>
+            <w:tcW w:type="dxa" w:w="2789"/>
             <w:tcBorders>
               <w:top w:val="single" w:color="E2E8F0" w:sz="4"/>
               <w:left w:val="none" w:color="auto" w:sz="0"/>
@@ -41211,7 +41211,7 @@
         </w:tc>
         <w:tc>
           <w:tcPr>
-            <w:tcW w:type="dxa" w:w="3032"/>
+            <w:tcW w:type="dxa" w:w="3042"/>
             <w:tcBorders>
               <w:top w:val="single" w:color="E2E8F0" w:sz="4"/>
               <w:left w:val="none" w:color="auto" w:sz="0"/>
@@ -41234,7 +41234,7 @@
         </w:tc>
         <w:tc>
           <w:tcPr>
-            <w:tcW w:type="dxa" w:w="1282"/>
+            <w:tcW w:type="dxa" w:w="1283"/>
             <w:tcBorders>
               <w:top w:val="single" w:color="E2E8F0" w:sz="4"/>
               <w:left w:val="none" w:color="auto" w:sz="0"/>

--- a/docs/FINAL MANUSCRIPT/CHAPTER_4_RESULTS_AND_DISCUSSION.docx
+++ b/docs/FINAL MANUSCRIPT/CHAPTER_4_RESULTS_AND_DISCUSSION.docx
@@ -31014,7 +31014,27 @@
           <w:sz w:val="24"/>
           <w:szCs w:val="24"/>
         </w:rPr>
-        <w:t xml:space="preserve">A security review of the code on 2 October 2026 read every one of the system's 71 request handlers. Every administrative route requires a signed-in administrator; every tenant route takes the tenant from the sign-in token, never from the request, and answers "not found" for another tenant's record; every request that changes data is checked against a schema before it is used; and every database function is callable by the server only. It found no high-severity problem in the code. Four low-severity improvements were made the same day: return addresses that a browser could read as another site are refused, the sign-in token's algorithm is named, a repair photo may no longer be an SVG document, and the page security policy gained two directives. Row-level security was added to three old backup tables that had been created without it (migration 076). Probed from outside without signing in, the live site refused every protected endpoint with 401, served none of its configuration or source files, and answered a request from a foreign website with a server error; that request is now refused with 403 before any route runs. The technical evaluators' review the next day led to two further input checks: phone numbers and photo formats are now checked by the server as well as the page (Table 23).</w:t>
+        <w:t xml:space="preserve">A security review of the code on 2 October 2026 read every one of the system's 71 request handlers. Every administrative route requires a signed-in administrator; every tenant route takes the tenant from the sign-in token, never from the request, and answers "not found" for another tenant's record; every request that changes data is checked against a schema before it is used; and every database function is callable by the server only. It found no high-severity problem in the code. Four low-severity improvements were made the same day: return addresses that a browser could read as another site are refused, the sign-in token's algorithm is named, a repair photo may no longer be an SVG document, and the page security policy gained two directives. Row-level security was added to three old backup tables that had been created without it (migration 076). Probed from outside without signing in, the live site refused every protected endpoint with 401, served none of its configuration or source files, and answered a request from a foreign website with a server error; that request is now refused with 403 before any route runs. The technical evaluators' review the next day led to two further input checks: phone numbers and photo formats are now checked by the server as well as the page (Table 23). On 5 October 2026, Supabase's own security advisor raised no warning on the database. Its only notes were informational, one for each of the 24 tables: row-level security is on and no policy grants access. That is the intended design: the public keys can read and write nothing, and every request goes through the server, which checks the user's role first. The same day, </w:t>
+      </w:r>
+      <w:r>
+        <w:rPr>
+          <w:rFonts w:ascii="Courier New" w:cs="Courier New" w:eastAsia="Courier New" w:hAnsi="Courier New"/>
+          <w:b w:val="false"/>
+          <w:bCs w:val="false"/>
+          <w:sz w:val="22"/>
+          <w:szCs w:val="22"/>
+        </w:rPr>
+        <w:t xml:space="preserve">npm audit</w:t>
+      </w:r>
+      <w:r>
+        <w:rPr>
+          <w:rFonts w:ascii="Arial" w:cs="Arial" w:eastAsia="Arial" w:hAnsi="Arial"/>
+          <w:b w:val="false"/>
+          <w:bCs w:val="false"/>
+          <w:sz w:val="24"/>
+          <w:szCs w:val="24"/>
+        </w:rPr>
+        <w:t xml:space="preserve"> found no known vulnerability in the production dependencies of the frontend, the backend or the project root.</w:t>
       </w:r>
     </w:p>
     <w:p>

--- a/docs/FINAL MANUSCRIPT/CHAPTER_4_RESULTS_AND_DISCUSSION.docx
+++ b/docs/FINAL MANUSCRIPT/CHAPTER_4_RESULTS_AND_DISCUSSION.docx
@@ -1890,6 +1890,23 @@
     </w:p>
     <w:p>
       <w:pPr>
+        <w:spacing w:after="0" w:before="0" w:line="480" w:lineRule="auto"/>
+        <w:ind w:firstLine="720"/>
+        <w:jc w:val="both"/>
+      </w:pPr>
+      <w:r>
+        <w:rPr>
+          <w:rFonts w:ascii="Arial" w:cs="Arial" w:eastAsia="Arial" w:hAnsi="Arial"/>
+          <w:b w:val="false"/>
+          <w:bCs w:val="false"/>
+          <w:sz w:val="24"/>
+          <w:szCs w:val="24"/>
+        </w:rPr>
+        <w:t xml:space="preserve">Figures 4 to 8 show the system as it stood on 5 October 2026. The units, their rates and their status in Figures 4 and 5 are the property's own, as the public site shows them. To protect the tenants' privacy, the names, payments, expenses and repair requests in Figures 4, 6, 7 and 8 are sample records, and no real tenant's name or payment appears in any figure.</w:t>
+      </w:r>
+    </w:p>
+    <w:p>
+      <w:pPr>
         <w:spacing w:after="120" w:before="240" w:line="480" w:lineRule="auto"/>
         <w:jc w:val="left"/>
       </w:pPr>
@@ -2749,8 +2766,61 @@
           <w:sz w:val="24"/>
           <w:szCs w:val="24"/>
         </w:rPr>
-        <w:t xml:space="preserve">Each unit carries its cluster, floor, current rate and status. Each tenancy carries the number of occupants, the move-in date and emergency contacts. The owner's workbook did not record move-in dates, so for the transferred tenancies the screen says the date is not recorded rather than showing a guessed one. When the owner changes a room rate, a database trigger records the old rate, the new rate, the date and who made the change. Because the trigger runs inside the database, a rate cannot be changed through any path without being recorded. </w:t>
+        <w:t xml:space="preserve">Each unit carries its cluster, floor, current rate and status. Each tenancy carries the number of occupants, the move-in date and emergency contacts. The owner's workbook did not record move-in dates, so for the transferred tenancies the screen says the date is not recorded rather than showing a guessed one. When the owner changes a room rate, a database trigger records the old rate, the new rate, the date and who made the change. Because the trigger runs inside the database, a rate cannot be changed through any path without being recorded.</w:t>
       </w:r>
+    </w:p>
+    <w:p>
+      <w:pPr>
+        <w:keepNext/>
+        <w:spacing w:after="120" w:before="240"/>
+        <w:jc w:val="center"/>
+      </w:pPr>
+      <w:r>
+        <w:drawing>
+          <wp:inline distT="0" distB="0" distL="0" distR="0">
+            <wp:extent cx="5486400" cy="3619500"/>
+            <wp:effectExtent t="0" r="0" b="0" l="0"/>
+            <wp:docPr id="1" name="" descr="" title=""/>
+            <wp:cNvGraphicFramePr>
+              <a:graphicFrameLocks xmlns:a="http://schemas.openxmlformats.org/drawingml/2006/main" noChangeAspect="1"/>
+            </wp:cNvGraphicFramePr>
+            <a:graphic xmlns:a="http://schemas.openxmlformats.org/drawingml/2006/main">
+              <a:graphicData uri="http://schemas.openxmlformats.org/drawingml/2006/picture">
+                <pic:pic xmlns:pic="http://schemas.openxmlformats.org/drawingml/2006/picture">
+                  <pic:nvPicPr>
+                    <pic:cNvPr id="0" name="" descr=""/>
+                    <pic:cNvPicPr>
+                      <a:picLocks noChangeAspect="1" noChangeArrowheads="1"/>
+                    </pic:cNvPicPr>
+                  </pic:nvPicPr>
+                  <pic:blipFill>
+                    <a:blip r:embed="rId8" cstate="none"/>
+                    <a:srcRect/>
+                    <a:stretch>
+                      <a:fillRect/>
+                    </a:stretch>
+                  </pic:blipFill>
+                  <pic:spPr bwMode="auto">
+                    <a:xfrm>
+                      <a:off x="0" y="0"/>
+                      <a:ext cx="5486400" cy="3619500"/>
+                    </a:xfrm>
+                    <a:prstGeom prst="rect">
+                      <a:avLst/>
+                    </a:prstGeom>
+                  </pic:spPr>
+                </pic:pic>
+              </a:graphicData>
+            </a:graphic>
+          </wp:inline>
+        </w:drawing>
+      </w:r>
+    </w:p>
+    <w:p>
+      <w:pPr>
+        <w:spacing w:after="240" w:before="240" w:line="480" w:lineRule="auto"/>
+        <w:jc w:val="center"/>
+      </w:pPr>
       <w:r>
         <w:rPr>
           <w:rFonts w:ascii="Arial" w:cs="Arial" w:eastAsia="Arial" w:hAnsi="Arial"/>
@@ -2762,16 +2832,6 @@
           <w:szCs w:val="24"/>
         </w:rPr>
         <w:t xml:space="preserve">Figure 4. Room and Rate Directory.</w:t>
-      </w:r>
-      <w:r>
-        <w:rPr>
-          <w:rFonts w:ascii="Arial" w:cs="Arial" w:eastAsia="Arial" w:hAnsi="Arial"/>
-          <w:b w:val="false"/>
-          <w:bCs w:val="false"/>
-          <w:sz w:val="24"/>
-          <w:szCs w:val="24"/>
-        </w:rPr>
-        <w:t xml:space="preserve"> [SCREENSHOT PENDING]</w:t>
       </w:r>
     </w:p>
     <w:p>
@@ -2804,8 +2864,108 @@
           <w:sz w:val="24"/>
           <w:szCs w:val="24"/>
         </w:rPr>
-        <w:t xml:space="preserve">The public site lists the units with their rates, read live from the database. A visitor sends an enquiry about a specific unit without needing an account. The enquiry appears in the owner's inbox, and when accepted it becomes a tenancy that stays linked to the enquiry it came from. The owner answers inside the system, and the visitor reads the answer there too: on sending, they are given a private link and a short reference code, and either one (the code together with the phone number they gave) opens their conversation, where they can write back. No account is created and nothing is sent by text or email; the link's secret is stored only in hashed form, like a password. A reserved unit stays visible but accepts no new enquiries. The public site never shows a tenant's name; this is checked on every verification run against all 33 published units. </w:t>
+        <w:t xml:space="preserve">The public site lists the units with their rates, read live from the database. A visitor sends an enquiry about a specific unit without needing an account. The enquiry appears in the owner's inbox, and when accepted it becomes a tenancy that stays linked to the enquiry it came from. The owner answers inside the system, and the visitor reads the answer there too: on sending, they are given a private link and a short reference code, and either one (the code together with the phone number they gave) opens their conversation, where they can write back. No account is created and nothing is sent by text or email; the link's secret is stored only in hashed form, like a password. A reserved unit stays visible but accepts no new enquiries. The public site never shows a tenant's name; this is checked on every verification run against all 33 published units.</w:t>
       </w:r>
+    </w:p>
+    <w:p>
+      <w:pPr>
+        <w:keepNext/>
+        <w:spacing w:after="120" w:before="240"/>
+        <w:jc w:val="center"/>
+      </w:pPr>
+      <w:r>
+        <w:drawing>
+          <wp:inline distT="0" distB="0" distL="0" distR="0">
+            <wp:extent cx="5486400" cy="3619500"/>
+            <wp:effectExtent t="0" r="0" b="0" l="0"/>
+            <wp:docPr id="1" name="" descr="" title=""/>
+            <wp:cNvGraphicFramePr>
+              <a:graphicFrameLocks xmlns:a="http://schemas.openxmlformats.org/drawingml/2006/main" noChangeAspect="1"/>
+            </wp:cNvGraphicFramePr>
+            <a:graphic xmlns:a="http://schemas.openxmlformats.org/drawingml/2006/main">
+              <a:graphicData uri="http://schemas.openxmlformats.org/drawingml/2006/picture">
+                <pic:pic xmlns:pic="http://schemas.openxmlformats.org/drawingml/2006/picture">
+                  <pic:nvPicPr>
+                    <pic:cNvPr id="0" name="" descr=""/>
+                    <pic:cNvPicPr>
+                      <a:picLocks noChangeAspect="1" noChangeArrowheads="1"/>
+                    </pic:cNvPicPr>
+                  </pic:nvPicPr>
+                  <pic:blipFill>
+                    <a:blip r:embed="rId9" cstate="none"/>
+                    <a:srcRect/>
+                    <a:stretch>
+                      <a:fillRect/>
+                    </a:stretch>
+                  </pic:blipFill>
+                  <pic:spPr bwMode="auto">
+                    <a:xfrm>
+                      <a:off x="0" y="0"/>
+                      <a:ext cx="5486400" cy="3619500"/>
+                    </a:xfrm>
+                    <a:prstGeom prst="rect">
+                      <a:avLst/>
+                    </a:prstGeom>
+                  </pic:spPr>
+                </pic:pic>
+              </a:graphicData>
+            </a:graphic>
+          </wp:inline>
+        </w:drawing>
+      </w:r>
+    </w:p>
+    <w:p>
+      <w:pPr>
+        <w:keepNext/>
+        <w:spacing w:after="120" w:before="240"/>
+        <w:jc w:val="center"/>
+      </w:pPr>
+      <w:r>
+        <w:drawing>
+          <wp:inline distT="0" distB="0" distL="0" distR="0">
+            <wp:extent cx="5486400" cy="3619500"/>
+            <wp:effectExtent t="0" r="0" b="0" l="0"/>
+            <wp:docPr id="1" name="" descr="" title=""/>
+            <wp:cNvGraphicFramePr>
+              <a:graphicFrameLocks xmlns:a="http://schemas.openxmlformats.org/drawingml/2006/main" noChangeAspect="1"/>
+            </wp:cNvGraphicFramePr>
+            <a:graphic xmlns:a="http://schemas.openxmlformats.org/drawingml/2006/main">
+              <a:graphicData uri="http://schemas.openxmlformats.org/drawingml/2006/picture">
+                <pic:pic xmlns:pic="http://schemas.openxmlformats.org/drawingml/2006/picture">
+                  <pic:nvPicPr>
+                    <pic:cNvPr id="0" name="" descr=""/>
+                    <pic:cNvPicPr>
+                      <a:picLocks noChangeAspect="1" noChangeArrowheads="1"/>
+                    </pic:cNvPicPr>
+                  </pic:nvPicPr>
+                  <pic:blipFill>
+                    <a:blip r:embed="rId10" cstate="none"/>
+                    <a:srcRect/>
+                    <a:stretch>
+                      <a:fillRect/>
+                    </a:stretch>
+                  </pic:blipFill>
+                  <pic:spPr bwMode="auto">
+                    <a:xfrm>
+                      <a:off x="0" y="0"/>
+                      <a:ext cx="5486400" cy="3619500"/>
+                    </a:xfrm>
+                    <a:prstGeom prst="rect">
+                      <a:avLst/>
+                    </a:prstGeom>
+                  </pic:spPr>
+                </pic:pic>
+              </a:graphicData>
+            </a:graphic>
+          </wp:inline>
+        </w:drawing>
+      </w:r>
+    </w:p>
+    <w:p>
+      <w:pPr>
+        <w:spacing w:after="240" w:before="240" w:line="480" w:lineRule="auto"/>
+        <w:jc w:val="center"/>
+      </w:pPr>
       <w:r>
         <w:rPr>
           <w:rFonts w:ascii="Arial" w:cs="Arial" w:eastAsia="Arial" w:hAnsi="Arial"/>
@@ -2816,17 +2976,7 @@
           <w:sz w:val="24"/>
           <w:szCs w:val="24"/>
         </w:rPr>
-        <w:t xml:space="preserve">Figure 5. Public Unit Catalogue and Enquiry Form.</w:t>
-      </w:r>
-      <w:r>
-        <w:rPr>
-          <w:rFonts w:ascii="Arial" w:cs="Arial" w:eastAsia="Arial" w:hAnsi="Arial"/>
-          <w:b w:val="false"/>
-          <w:bCs w:val="false"/>
-          <w:sz w:val="24"/>
-          <w:szCs w:val="24"/>
-        </w:rPr>
-        <w:t xml:space="preserve"> [SCREENSHOT PENDING]</w:t>
+        <w:t xml:space="preserve">Figure 5. Public Unit Catalogue (top) and Enquiry Form (bottom).</w:t>
       </w:r>
     </w:p>
     <w:p>
@@ -2953,8 +3103,61 @@
           <w:sz w:val="24"/>
           <w:szCs w:val="24"/>
         </w:rPr>
-        <w:t xml:space="preserve">, in the same layout as those sheets, and can be exported as Excel files in that layout. Income is filed under the month the rent is for, not the day it was paid, so a late payment still counts toward the right month. </w:t>
+        <w:t xml:space="preserve">, in the same layout as those sheets, and can be exported as Excel files in that layout. Income is filed under the month the rent is for, not the day it was paid, so a late payment still counts toward the right month.</w:t>
       </w:r>
+    </w:p>
+    <w:p>
+      <w:pPr>
+        <w:keepNext/>
+        <w:spacing w:after="120" w:before="240"/>
+        <w:jc w:val="center"/>
+      </w:pPr>
+      <w:r>
+        <w:drawing>
+          <wp:inline distT="0" distB="0" distL="0" distR="0">
+            <wp:extent cx="5486400" cy="3619500"/>
+            <wp:effectExtent t="0" r="0" b="0" l="0"/>
+            <wp:docPr id="1" name="" descr="" title=""/>
+            <wp:cNvGraphicFramePr>
+              <a:graphicFrameLocks xmlns:a="http://schemas.openxmlformats.org/drawingml/2006/main" noChangeAspect="1"/>
+            </wp:cNvGraphicFramePr>
+            <a:graphic xmlns:a="http://schemas.openxmlformats.org/drawingml/2006/main">
+              <a:graphicData uri="http://schemas.openxmlformats.org/drawingml/2006/picture">
+                <pic:pic xmlns:pic="http://schemas.openxmlformats.org/drawingml/2006/picture">
+                  <pic:nvPicPr>
+                    <pic:cNvPr id="0" name="" descr=""/>
+                    <pic:cNvPicPr>
+                      <a:picLocks noChangeAspect="1" noChangeArrowheads="1"/>
+                    </pic:cNvPicPr>
+                  </pic:nvPicPr>
+                  <pic:blipFill>
+                    <a:blip r:embed="rId11" cstate="none"/>
+                    <a:srcRect/>
+                    <a:stretch>
+                      <a:fillRect/>
+                    </a:stretch>
+                  </pic:blipFill>
+                  <pic:spPr bwMode="auto">
+                    <a:xfrm>
+                      <a:off x="0" y="0"/>
+                      <a:ext cx="5486400" cy="3619500"/>
+                    </a:xfrm>
+                    <a:prstGeom prst="rect">
+                      <a:avLst/>
+                    </a:prstGeom>
+                  </pic:spPr>
+                </pic:pic>
+              </a:graphicData>
+            </a:graphic>
+          </wp:inline>
+        </w:drawing>
+      </w:r>
+    </w:p>
+    <w:p>
+      <w:pPr>
+        <w:spacing w:after="240" w:before="240" w:line="480" w:lineRule="auto"/>
+        <w:jc w:val="center"/>
+      </w:pPr>
       <w:r>
         <w:rPr>
           <w:rFonts w:ascii="Arial" w:cs="Arial" w:eastAsia="Arial" w:hAnsi="Arial"/>
@@ -2966,16 +3169,6 @@
           <w:szCs w:val="24"/>
         </w:rPr>
         <w:t xml:space="preserve">Figure 6. The Monthly Income Ledger.</w:t>
-      </w:r>
-      <w:r>
-        <w:rPr>
-          <w:rFonts w:ascii="Arial" w:cs="Arial" w:eastAsia="Arial" w:hAnsi="Arial"/>
-          <w:b w:val="false"/>
-          <w:bCs w:val="false"/>
-          <w:sz w:val="24"/>
-          <w:szCs w:val="24"/>
-        </w:rPr>
-        <w:t xml:space="preserve"> [SCREENSHOT PENDING]</w:t>
       </w:r>
     </w:p>
     <w:p>
@@ -3062,8 +3255,61 @@
           <w:sz w:val="24"/>
           <w:szCs w:val="24"/>
         </w:rPr>
-        <w:t xml:space="preserve">A tenant submits a request with a title, description and priority, and follows its status through to completion. The owner can also log a repair herself when she is told about it in person, including a repair to an empty unit, which has no tenant to report it. Only the owner can close a request, and when she marks a tenant's repair as done the tenant is notified. The system also sends in-app notifications to the tenant when a payment is verified or declined, and to the owner when a payment, enquiry or request comment arrives. Opening a notification opens the record it is about, for example the payment waiting to be verified, rather than only the page it is on. </w:t>
+        <w:t xml:space="preserve">A tenant submits a request with a title, description and priority, and follows its status through to completion. The owner can also log a repair herself when she is told about it in person, including a repair to an empty unit, which has no tenant to report it. Only the owner can close a request, and when she marks a tenant's repair as done the tenant is notified. The system also sends in-app notifications to the tenant when a payment is verified or declined, and to the owner when a payment, enquiry or request comment arrives. Opening a notification opens the record it is about, for example the payment waiting to be verified, rather than only the page it is on.</w:t>
       </w:r>
+    </w:p>
+    <w:p>
+      <w:pPr>
+        <w:keepNext/>
+        <w:spacing w:after="120" w:before="240"/>
+        <w:jc w:val="center"/>
+      </w:pPr>
+      <w:r>
+        <w:drawing>
+          <wp:inline distT="0" distB="0" distL="0" distR="0">
+            <wp:extent cx="5486400" cy="3619500"/>
+            <wp:effectExtent t="0" r="0" b="0" l="0"/>
+            <wp:docPr id="1" name="" descr="" title=""/>
+            <wp:cNvGraphicFramePr>
+              <a:graphicFrameLocks xmlns:a="http://schemas.openxmlformats.org/drawingml/2006/main" noChangeAspect="1"/>
+            </wp:cNvGraphicFramePr>
+            <a:graphic xmlns:a="http://schemas.openxmlformats.org/drawingml/2006/main">
+              <a:graphicData uri="http://schemas.openxmlformats.org/drawingml/2006/picture">
+                <pic:pic xmlns:pic="http://schemas.openxmlformats.org/drawingml/2006/picture">
+                  <pic:nvPicPr>
+                    <pic:cNvPr id="0" name="" descr=""/>
+                    <pic:cNvPicPr>
+                      <a:picLocks noChangeAspect="1" noChangeArrowheads="1"/>
+                    </pic:cNvPicPr>
+                  </pic:nvPicPr>
+                  <pic:blipFill>
+                    <a:blip r:embed="rId12" cstate="none"/>
+                    <a:srcRect/>
+                    <a:stretch>
+                      <a:fillRect/>
+                    </a:stretch>
+                  </pic:blipFill>
+                  <pic:spPr bwMode="auto">
+                    <a:xfrm>
+                      <a:off x="0" y="0"/>
+                      <a:ext cx="5486400" cy="3619500"/>
+                    </a:xfrm>
+                    <a:prstGeom prst="rect">
+                      <a:avLst/>
+                    </a:prstGeom>
+                  </pic:spPr>
+                </pic:pic>
+              </a:graphicData>
+            </a:graphic>
+          </wp:inline>
+        </w:drawing>
+      </w:r>
+    </w:p>
+    <w:p>
+      <w:pPr>
+        <w:spacing w:after="240" w:before="240" w:line="480" w:lineRule="auto"/>
+        <w:jc w:val="center"/>
+      </w:pPr>
       <w:r>
         <w:rPr>
           <w:rFonts w:ascii="Arial" w:cs="Arial" w:eastAsia="Arial" w:hAnsi="Arial"/>
@@ -3075,16 +3321,6 @@
           <w:szCs w:val="24"/>
         </w:rPr>
         <w:t xml:space="preserve">Figure 7. Maintenance Requests Board.</w:t>
-      </w:r>
-      <w:r>
-        <w:rPr>
-          <w:rFonts w:ascii="Arial" w:cs="Arial" w:eastAsia="Arial" w:hAnsi="Arial"/>
-          <w:b w:val="false"/>
-          <w:bCs w:val="false"/>
-          <w:sz w:val="24"/>
-          <w:szCs w:val="24"/>
-        </w:rPr>
-        <w:t xml:space="preserve"> [SCREENSHOT PENDING]</w:t>
       </w:r>
     </w:p>
     <w:p>
@@ -3402,8 +3638,61 @@
           <w:sz w:val="24"/>
           <w:szCs w:val="24"/>
         </w:rPr>
-        <w:t xml:space="preserve">The client is a Progressive Web Application with a service worker and a web app manifest, so it can be installed on a phone or computer and opens without the browser's address bar. The service worker keeps the application's own files for faster loading, but it does not store tenant or financial data. A separate, read-only copy was added on 1 and 2 October 2026: the essential figures, names and notifications the signed-in person's screens last loaded are kept in the browser on that person's own device, so the installed application can still show them with no connection under one notice giving the time they were saved. For a tenant these are their rent, balance, payments, repair requests and details; for the owner, the units, tenants, income and expense records, repairs and inquiries. Paying, recording and every other action still need the connection and are not offered without it, and the copy is removed when the person signs out or someone else signs in on the device. This stays within the delimitation in Section 1.4: current data and every change to it need an internet connection. Screens adapt to the device: tables on a computer become cards on a phone. </w:t>
+        <w:t xml:space="preserve">The client is a Progressive Web Application with a service worker and a web app manifest, so it can be installed on a phone or computer and opens without the browser's address bar. The service worker keeps the application's own files for faster loading, but it does not store tenant or financial data. A separate, read-only copy was added on 1 and 2 October 2026: the essential figures, names and notifications the signed-in person's screens last loaded are kept in the browser on that person's own device, so the installed application can still show them with no connection under one notice giving the time they were saved. For a tenant these are their rent, balance, payments, repair requests and details; for the owner, the units, tenants, income and expense records, repairs and inquiries. Paying, recording and every other action still need the connection and are not offered without it, and the copy is removed when the person signs out or someone else signs in on the device. This stays within the delimitation in Section 1.4: current data and every change to it need an internet connection. Screens adapt to the device: tables on a computer become cards on a phone.</w:t>
       </w:r>
+    </w:p>
+    <w:p>
+      <w:pPr>
+        <w:keepNext/>
+        <w:spacing w:after="120" w:before="240"/>
+        <w:jc w:val="center"/>
+      </w:pPr>
+      <w:r>
+        <w:drawing>
+          <wp:inline distT="0" distB="0" distL="0" distR="0">
+            <wp:extent cx="4171950" cy="5943600"/>
+            <wp:effectExtent t="0" r="0" b="0" l="0"/>
+            <wp:docPr id="1" name="" descr="" title=""/>
+            <wp:cNvGraphicFramePr>
+              <a:graphicFrameLocks xmlns:a="http://schemas.openxmlformats.org/drawingml/2006/main" noChangeAspect="1"/>
+            </wp:cNvGraphicFramePr>
+            <a:graphic xmlns:a="http://schemas.openxmlformats.org/drawingml/2006/main">
+              <a:graphicData uri="http://schemas.openxmlformats.org/drawingml/2006/picture">
+                <pic:pic xmlns:pic="http://schemas.openxmlformats.org/drawingml/2006/picture">
+                  <pic:nvPicPr>
+                    <pic:cNvPr id="0" name="" descr=""/>
+                    <pic:cNvPicPr>
+                      <a:picLocks noChangeAspect="1" noChangeArrowheads="1"/>
+                    </pic:cNvPicPr>
+                  </pic:nvPicPr>
+                  <pic:blipFill>
+                    <a:blip r:embed="rId13" cstate="none"/>
+                    <a:srcRect/>
+                    <a:stretch>
+                      <a:fillRect/>
+                    </a:stretch>
+                  </pic:blipFill>
+                  <pic:spPr bwMode="auto">
+                    <a:xfrm>
+                      <a:off x="0" y="0"/>
+                      <a:ext cx="4171950" cy="5943600"/>
+                    </a:xfrm>
+                    <a:prstGeom prst="rect">
+                      <a:avLst/>
+                    </a:prstGeom>
+                  </pic:spPr>
+                </pic:pic>
+              </a:graphicData>
+            </a:graphic>
+          </wp:inline>
+        </w:drawing>
+      </w:r>
+    </w:p>
+    <w:p>
+      <w:pPr>
+        <w:spacing w:after="240" w:before="240" w:line="480" w:lineRule="auto"/>
+        <w:jc w:val="center"/>
+      </w:pPr>
       <w:r>
         <w:rPr>
           <w:rFonts w:ascii="Arial" w:cs="Arial" w:eastAsia="Arial" w:hAnsi="Arial"/>
@@ -3415,16 +3704,6 @@
           <w:szCs w:val="24"/>
         </w:rPr>
         <w:t xml:space="preserve">Figure 8. The Tenant Portal on a Mobile Phone.</w:t>
-      </w:r>
-      <w:r>
-        <w:rPr>
-          <w:rFonts w:ascii="Arial" w:cs="Arial" w:eastAsia="Arial" w:hAnsi="Arial"/>
-          <w:b w:val="false"/>
-          <w:bCs w:val="false"/>
-          <w:sz w:val="24"/>
-          <w:szCs w:val="24"/>
-        </w:rPr>
-        <w:t xml:space="preserve"> [SCREENSHOT PENDING]</w:t>
       </w:r>
     </w:p>
     <w:p>

--- a/docs/FINAL MANUSCRIPT/CHAPTER_4_RESULTS_AND_DISCUSSION.docx
+++ b/docs/FINAL MANUSCRIPT/CHAPTER_4_RESULTS_AND_DISCUSSION.docx
@@ -3227,6 +3227,1016 @@
     </w:p>
     <w:p>
       <w:pPr>
+        <w:spacing w:after="0" w:before="0" w:line="480" w:lineRule="auto"/>
+        <w:ind w:firstLine="720"/>
+        <w:jc w:val="both"/>
+      </w:pPr>
+      <w:r>
+        <w:rPr>
+          <w:rFonts w:ascii="Arial" w:cs="Arial" w:eastAsia="Arial" w:hAnsi="Arial"/>
+          <w:b w:val="false"/>
+          <w:bCs w:val="false"/>
+          <w:sz w:val="24"/>
+          <w:szCs w:val="24"/>
+        </w:rPr>
+        <w:t xml:space="preserve">Every figure the owner reads is worked out by the system from the rules in Table 7A rather than typed, so the same inputs always give the same amount.</w:t>
+      </w:r>
+    </w:p>
+    <w:p>
+      <w:pPr>
+        <w:spacing w:after="0" w:before="0" w:line="480" w:lineRule="auto"/>
+        <w:ind w:firstLine="720"/>
+        <w:jc w:val="both"/>
+      </w:pPr>
+      <w:r>
+        <w:rPr>
+          <w:rFonts w:ascii="Arial" w:cs="Arial" w:eastAsia="Arial" w:hAnsi="Arial"/>
+          <w:b/>
+          <w:bCs/>
+          <w:sz w:val="24"/>
+          <w:szCs w:val="24"/>
+        </w:rPr>
+        <w:t xml:space="preserve">Table 7A.</w:t>
+      </w:r>
+      <w:r>
+        <w:rPr>
+          <w:rFonts w:ascii="Arial" w:cs="Arial" w:eastAsia="Arial" w:hAnsi="Arial"/>
+          <w:b w:val="false"/>
+          <w:bCs w:val="false"/>
+          <w:sz w:val="24"/>
+          <w:szCs w:val="24"/>
+        </w:rPr>
+        <w:t xml:space="preserve"> Business Rules for Computed Figures, with a Worked Example</w:t>
+      </w:r>
+    </w:p>
+    <w:tbl>
+      <w:tblPr>
+        <w:tblW w:type="dxa" w:w="8640"/>
+        <w:tblBorders>
+          <w:top w:val="single" w:color="auto" w:sz="4"/>
+          <w:left w:val="single" w:color="auto" w:sz="4"/>
+          <w:bottom w:val="single" w:color="auto" w:sz="4"/>
+          <w:right w:val="single" w:color="auto" w:sz="4"/>
+          <w:insideH w:val="single" w:color="auto" w:sz="4"/>
+          <w:insideV w:val="single" w:color="auto" w:sz="4"/>
+        </w:tblBorders>
+      </w:tblPr>
+      <w:tblGrid>
+        <w:gridCol w:w="100"/>
+        <w:gridCol w:w="100"/>
+        <w:gridCol w:w="100"/>
+      </w:tblGrid>
+      <w:tr>
+        <w:trPr>
+          <w:cantSplit/>
+          <w:tblHeader/>
+        </w:trPr>
+        <w:tc>
+          <w:tcPr>
+            <w:tcW w:type="dxa" w:w="2059"/>
+            <w:tcBorders>
+              <w:top w:val="single" w:color="1A202C" w:sz="12"/>
+              <w:left w:val="none" w:color="auto" w:sz="0"/>
+              <w:bottom w:val="single" w:color="1A202C" w:sz="12"/>
+              <w:right w:val="none" w:color="auto" w:sz="0"/>
+            </w:tcBorders>
+            <w:shd w:fill="F8FAFC"/>
+            <w:tcMar>
+              <w:top w:type="dxa" w:w="140"/>
+              <w:left w:type="dxa" w:w="160"/>
+              <w:bottom w:type="dxa" w:w="140"/>
+              <w:right w:type="dxa" w:w="160"/>
+            </w:tcMar>
+          </w:tcPr>
+          <w:p>
+            <w:pPr>
+              <w:spacing w:line="240" w:lineRule="auto"/>
+              <w:jc w:val="left"/>
+            </w:pPr>
+            <w:r>
+              <w:rPr>
+                <w:rFonts w:ascii="Arial" w:cs="Arial" w:eastAsia="Arial" w:hAnsi="Arial"/>
+                <w:b/>
+                <w:bCs/>
+                <w:sz w:val="20"/>
+                <w:szCs w:val="20"/>
+              </w:rPr>
+              <w:t xml:space="preserve">Rule</w:t>
+            </w:r>
+          </w:p>
+        </w:tc>
+        <w:tc>
+          <w:tcPr>
+            <w:tcW w:type="dxa" w:w="3650"/>
+            <w:tcBorders>
+              <w:top w:val="single" w:color="1A202C" w:sz="12"/>
+              <w:left w:val="none" w:color="auto" w:sz="0"/>
+              <w:bottom w:val="single" w:color="1A202C" w:sz="12"/>
+              <w:right w:val="none" w:color="auto" w:sz="0"/>
+            </w:tcBorders>
+            <w:shd w:fill="F8FAFC"/>
+            <w:tcMar>
+              <w:top w:type="dxa" w:w="140"/>
+              <w:left w:type="dxa" w:w="160"/>
+              <w:bottom w:type="dxa" w:w="140"/>
+              <w:right w:type="dxa" w:w="160"/>
+            </w:tcMar>
+          </w:tcPr>
+          <w:p>
+            <w:pPr>
+              <w:spacing w:line="240" w:lineRule="auto"/>
+              <w:jc w:val="center"/>
+            </w:pPr>
+            <w:r>
+              <w:rPr>
+                <w:rFonts w:ascii="Arial" w:cs="Arial" w:eastAsia="Arial" w:hAnsi="Arial"/>
+                <w:b/>
+                <w:bCs/>
+                <w:sz w:val="20"/>
+                <w:szCs w:val="20"/>
+              </w:rPr>
+              <w:t xml:space="preserve">What the system computes</w:t>
+            </w:r>
+          </w:p>
+        </w:tc>
+        <w:tc>
+          <w:tcPr>
+            <w:tcW w:type="dxa" w:w="2931"/>
+            <w:tcBorders>
+              <w:top w:val="single" w:color="1A202C" w:sz="12"/>
+              <w:left w:val="none" w:color="auto" w:sz="0"/>
+              <w:bottom w:val="single" w:color="1A202C" w:sz="12"/>
+              <w:right w:val="none" w:color="auto" w:sz="0"/>
+            </w:tcBorders>
+            <w:shd w:fill="F8FAFC"/>
+            <w:tcMar>
+              <w:top w:type="dxa" w:w="140"/>
+              <w:left w:type="dxa" w:w="160"/>
+              <w:bottom w:type="dxa" w:w="140"/>
+              <w:right w:type="dxa" w:w="160"/>
+            </w:tcMar>
+          </w:tcPr>
+          <w:p>
+            <w:pPr>
+              <w:spacing w:line="240" w:lineRule="auto"/>
+              <w:jc w:val="center"/>
+            </w:pPr>
+            <w:r>
+              <w:rPr>
+                <w:rFonts w:ascii="Arial" w:cs="Arial" w:eastAsia="Arial" w:hAnsi="Arial"/>
+                <w:b/>
+                <w:bCs/>
+                <w:sz w:val="20"/>
+                <w:szCs w:val="20"/>
+              </w:rPr>
+              <w:t xml:space="preserve">Worked example</w:t>
+            </w:r>
+          </w:p>
+        </w:tc>
+      </w:tr>
+      <w:tr>
+        <w:trPr>
+          <w:cantSplit/>
+        </w:trPr>
+        <w:tc>
+          <w:tcPr>
+            <w:tcW w:type="dxa" w:w="2059"/>
+            <w:tcBorders>
+              <w:top w:val="single" w:color="E2E8F0" w:sz="4"/>
+              <w:left w:val="none" w:color="auto" w:sz="0"/>
+              <w:bottom w:val="single" w:color="E2E8F0" w:sz="4"/>
+              <w:right w:val="none" w:color="auto" w:sz="0"/>
+            </w:tcBorders>
+            <w:tcMar>
+              <w:top w:type="dxa" w:w="120"/>
+              <w:left w:type="dxa" w:w="160"/>
+              <w:bottom w:type="dxa" w:w="120"/>
+              <w:right w:type="dxa" w:w="160"/>
+            </w:tcMar>
+          </w:tcPr>
+          <w:p>
+            <w:pPr>
+              <w:spacing w:line="240" w:lineRule="auto"/>
+              <w:jc w:val="left"/>
+            </w:pPr>
+            <w:r>
+              <w:rPr>
+                <w:rFonts w:ascii="Arial" w:cs="Arial" w:eastAsia="Arial" w:hAnsi="Arial"/>
+                <w:b w:val="false"/>
+                <w:bCs w:val="false"/>
+                <w:sz w:val="20"/>
+                <w:szCs w:val="20"/>
+              </w:rPr>
+              <w:t xml:space="preserve">BR-014 Water fee</w:t>
+            </w:r>
+          </w:p>
+        </w:tc>
+        <w:tc>
+          <w:tcPr>
+            <w:tcW w:type="dxa" w:w="3650"/>
+            <w:tcBorders>
+              <w:top w:val="single" w:color="E2E8F0" w:sz="4"/>
+              <w:left w:val="none" w:color="auto" w:sz="0"/>
+              <w:bottom w:val="single" w:color="E2E8F0" w:sz="4"/>
+              <w:right w:val="none" w:color="auto" w:sz="0"/>
+            </w:tcBorders>
+            <w:tcMar>
+              <w:top w:type="dxa" w:w="120"/>
+              <w:left w:type="dxa" w:w="160"/>
+              <w:bottom w:type="dxa" w:w="120"/>
+              <w:right w:type="dxa" w:w="160"/>
+            </w:tcMar>
+          </w:tcPr>
+          <w:p>
+            <w:pPr>
+              <w:spacing w:line="240" w:lineRule="auto"/>
+              <w:jc w:val="left"/>
+            </w:pPr>
+            <w:r>
+              <w:rPr>
+                <w:rFonts w:ascii="Arial" w:cs="Arial" w:eastAsia="Arial" w:hAnsi="Arial"/>
+                <w:b w:val="false"/>
+                <w:bCs w:val="false"/>
+                <w:sz w:val="20"/>
+                <w:szCs w:val="20"/>
+              </w:rPr>
+              <w:t xml:space="preserve">Water = number of occupants × ₱200</w:t>
+            </w:r>
+          </w:p>
+        </w:tc>
+        <w:tc>
+          <w:tcPr>
+            <w:tcW w:type="dxa" w:w="2931"/>
+            <w:tcBorders>
+              <w:top w:val="single" w:color="E2E8F0" w:sz="4"/>
+              <w:left w:val="none" w:color="auto" w:sz="0"/>
+              <w:bottom w:val="single" w:color="E2E8F0" w:sz="4"/>
+              <w:right w:val="none" w:color="auto" w:sz="0"/>
+            </w:tcBorders>
+            <w:tcMar>
+              <w:top w:type="dxa" w:w="120"/>
+              <w:left w:type="dxa" w:w="160"/>
+              <w:bottom w:type="dxa" w:w="120"/>
+              <w:right w:type="dxa" w:w="160"/>
+            </w:tcMar>
+          </w:tcPr>
+          <w:p>
+            <w:pPr>
+              <w:spacing w:line="240" w:lineRule="auto"/>
+              <w:jc w:val="left"/>
+            </w:pPr>
+            <w:r>
+              <w:rPr>
+                <w:rFonts w:ascii="Arial" w:cs="Arial" w:eastAsia="Arial" w:hAnsi="Arial"/>
+                <w:b w:val="false"/>
+                <w:bCs w:val="false"/>
+                <w:sz w:val="20"/>
+                <w:szCs w:val="20"/>
+              </w:rPr>
+              <w:t xml:space="preserve">Unit 2C with two occupants: 2 × ₱200 = ₱400</w:t>
+            </w:r>
+          </w:p>
+        </w:tc>
+      </w:tr>
+      <w:tr>
+        <w:trPr>
+          <w:cantSplit/>
+        </w:trPr>
+        <w:tc>
+          <w:tcPr>
+            <w:tcW w:type="dxa" w:w="2059"/>
+            <w:tcBorders>
+              <w:top w:val="single" w:color="E2E8F0" w:sz="4"/>
+              <w:left w:val="none" w:color="auto" w:sz="0"/>
+              <w:bottom w:val="single" w:color="E2E8F0" w:sz="4"/>
+              <w:right w:val="none" w:color="auto" w:sz="0"/>
+            </w:tcBorders>
+            <w:tcMar>
+              <w:top w:type="dxa" w:w="120"/>
+              <w:left w:type="dxa" w:w="160"/>
+              <w:bottom w:type="dxa" w:w="120"/>
+              <w:right w:type="dxa" w:w="160"/>
+            </w:tcMar>
+          </w:tcPr>
+          <w:p>
+            <w:pPr>
+              <w:spacing w:line="240" w:lineRule="auto"/>
+              <w:jc w:val="left"/>
+            </w:pPr>
+            <w:r>
+              <w:rPr>
+                <w:rFonts w:ascii="Arial" w:cs="Arial" w:eastAsia="Arial" w:hAnsi="Arial"/>
+                <w:b w:val="false"/>
+                <w:bCs w:val="false"/>
+                <w:sz w:val="20"/>
+                <w:szCs w:val="20"/>
+              </w:rPr>
+              <w:t xml:space="preserve">BR-038 Remitted amount</w:t>
+            </w:r>
+          </w:p>
+        </w:tc>
+        <w:tc>
+          <w:tcPr>
+            <w:tcW w:type="dxa" w:w="3650"/>
+            <w:tcBorders>
+              <w:top w:val="single" w:color="E2E8F0" w:sz="4"/>
+              <w:left w:val="none" w:color="auto" w:sz="0"/>
+              <w:bottom w:val="single" w:color="E2E8F0" w:sz="4"/>
+              <w:right w:val="none" w:color="auto" w:sz="0"/>
+            </w:tcBorders>
+            <w:tcMar>
+              <w:top w:type="dxa" w:w="120"/>
+              <w:left w:type="dxa" w:w="160"/>
+              <w:bottom w:type="dxa" w:w="120"/>
+              <w:right w:type="dxa" w:w="160"/>
+            </w:tcMar>
+          </w:tcPr>
+          <w:p>
+            <w:pPr>
+              <w:spacing w:line="240" w:lineRule="auto"/>
+              <w:jc w:val="left"/>
+            </w:pPr>
+            <w:r>
+              <w:rPr>
+                <w:rFonts w:ascii="Arial" w:cs="Arial" w:eastAsia="Arial" w:hAnsi="Arial"/>
+                <w:b w:val="false"/>
+                <w:bCs w:val="false"/>
+                <w:sz w:val="20"/>
+                <w:szCs w:val="20"/>
+              </w:rPr>
+              <w:t xml:space="preserve">Remitted = Rent Amount + Water Payment</w:t>
+            </w:r>
+          </w:p>
+        </w:tc>
+        <w:tc>
+          <w:tcPr>
+            <w:tcW w:type="dxa" w:w="2931"/>
+            <w:tcBorders>
+              <w:top w:val="single" w:color="E2E8F0" w:sz="4"/>
+              <w:left w:val="none" w:color="auto" w:sz="0"/>
+              <w:bottom w:val="single" w:color="E2E8F0" w:sz="4"/>
+              <w:right w:val="none" w:color="auto" w:sz="0"/>
+            </w:tcBorders>
+            <w:tcMar>
+              <w:top w:type="dxa" w:w="120"/>
+              <w:left w:type="dxa" w:w="160"/>
+              <w:bottom w:type="dxa" w:w="120"/>
+              <w:right w:type="dxa" w:w="160"/>
+            </w:tcMar>
+          </w:tcPr>
+          <w:p>
+            <w:pPr>
+              <w:spacing w:line="240" w:lineRule="auto"/>
+              <w:jc w:val="left"/>
+            </w:pPr>
+            <w:r>
+              <w:rPr>
+                <w:rFonts w:ascii="Arial" w:cs="Arial" w:eastAsia="Arial" w:hAnsi="Arial"/>
+                <w:b w:val="false"/>
+                <w:bCs w:val="false"/>
+                <w:sz w:val="20"/>
+                <w:szCs w:val="20"/>
+              </w:rPr>
+              <w:t xml:space="preserve">₱8,500 + ₱400 = ₱8,900</w:t>
+            </w:r>
+          </w:p>
+        </w:tc>
+      </w:tr>
+      <w:tr>
+        <w:trPr>
+          <w:cantSplit/>
+        </w:trPr>
+        <w:tc>
+          <w:tcPr>
+            <w:tcW w:type="dxa" w:w="2059"/>
+            <w:tcBorders>
+              <w:top w:val="single" w:color="E2E8F0" w:sz="4"/>
+              <w:left w:val="none" w:color="auto" w:sz="0"/>
+              <w:bottom w:val="single" w:color="E2E8F0" w:sz="4"/>
+              <w:right w:val="none" w:color="auto" w:sz="0"/>
+            </w:tcBorders>
+            <w:tcMar>
+              <w:top w:type="dxa" w:w="120"/>
+              <w:left w:type="dxa" w:w="160"/>
+              <w:bottom w:type="dxa" w:w="120"/>
+              <w:right w:type="dxa" w:w="160"/>
+            </w:tcMar>
+          </w:tcPr>
+          <w:p>
+            <w:pPr>
+              <w:spacing w:line="240" w:lineRule="auto"/>
+              <w:jc w:val="left"/>
+            </w:pPr>
+            <w:r>
+              <w:rPr>
+                <w:rFonts w:ascii="Arial" w:cs="Arial" w:eastAsia="Arial" w:hAnsi="Arial"/>
+                <w:b w:val="false"/>
+                <w:bCs w:val="false"/>
+                <w:sz w:val="20"/>
+                <w:szCs w:val="20"/>
+              </w:rPr>
+              <w:t xml:space="preserve">BR-035 50% Share</w:t>
+            </w:r>
+          </w:p>
+        </w:tc>
+        <w:tc>
+          <w:tcPr>
+            <w:tcW w:type="dxa" w:w="3650"/>
+            <w:tcBorders>
+              <w:top w:val="single" w:color="E2E8F0" w:sz="4"/>
+              <w:left w:val="none" w:color="auto" w:sz="0"/>
+              <w:bottom w:val="single" w:color="E2E8F0" w:sz="4"/>
+              <w:right w:val="none" w:color="auto" w:sz="0"/>
+            </w:tcBorders>
+            <w:tcMar>
+              <w:top w:type="dxa" w:w="120"/>
+              <w:left w:type="dxa" w:w="160"/>
+              <w:bottom w:type="dxa" w:w="120"/>
+              <w:right w:type="dxa" w:w="160"/>
+            </w:tcMar>
+          </w:tcPr>
+          <w:p>
+            <w:pPr>
+              <w:spacing w:line="240" w:lineRule="auto"/>
+              <w:jc w:val="left"/>
+            </w:pPr>
+            <w:r>
+              <w:rPr>
+                <w:rFonts w:ascii="Arial" w:cs="Arial" w:eastAsia="Arial" w:hAnsi="Arial"/>
+                <w:b w:val="false"/>
+                <w:bCs w:val="false"/>
+                <w:sz w:val="20"/>
+                <w:szCs w:val="20"/>
+              </w:rPr>
+              <w:t xml:space="preserve">A system-computed figure equal to half that row's Rent Amount, kept for ledger parity with the owner's historical spreadsheet</w:t>
+            </w:r>
+          </w:p>
+        </w:tc>
+        <w:tc>
+          <w:tcPr>
+            <w:tcW w:type="dxa" w:w="2931"/>
+            <w:tcBorders>
+              <w:top w:val="single" w:color="E2E8F0" w:sz="4"/>
+              <w:left w:val="none" w:color="auto" w:sz="0"/>
+              <w:bottom w:val="single" w:color="E2E8F0" w:sz="4"/>
+              <w:right w:val="none" w:color="auto" w:sz="0"/>
+            </w:tcBorders>
+            <w:tcMar>
+              <w:top w:type="dxa" w:w="120"/>
+              <w:left w:type="dxa" w:w="160"/>
+              <w:bottom w:type="dxa" w:w="120"/>
+              <w:right w:type="dxa" w:w="160"/>
+            </w:tcMar>
+          </w:tcPr>
+          <w:p>
+            <w:pPr>
+              <w:spacing w:line="240" w:lineRule="auto"/>
+              <w:jc w:val="left"/>
+            </w:pPr>
+            <w:r>
+              <w:rPr>
+                <w:rFonts w:ascii="Arial" w:cs="Arial" w:eastAsia="Arial" w:hAnsi="Arial"/>
+                <w:b w:val="false"/>
+                <w:bCs w:val="false"/>
+                <w:sz w:val="20"/>
+                <w:szCs w:val="20"/>
+              </w:rPr>
+              <w:t xml:space="preserve">₱8,500 ÷ 2 = ₱4,250</w:t>
+            </w:r>
+          </w:p>
+        </w:tc>
+      </w:tr>
+      <w:tr>
+        <w:trPr>
+          <w:cantSplit/>
+        </w:trPr>
+        <w:tc>
+          <w:tcPr>
+            <w:tcW w:type="dxa" w:w="2059"/>
+            <w:tcBorders>
+              <w:top w:val="single" w:color="E2E8F0" w:sz="4"/>
+              <w:left w:val="none" w:color="auto" w:sz="0"/>
+              <w:bottom w:val="single" w:color="E2E8F0" w:sz="4"/>
+              <w:right w:val="none" w:color="auto" w:sz="0"/>
+            </w:tcBorders>
+            <w:tcMar>
+              <w:top w:type="dxa" w:w="120"/>
+              <w:left w:type="dxa" w:w="160"/>
+              <w:bottom w:type="dxa" w:w="120"/>
+              <w:right w:type="dxa" w:w="160"/>
+            </w:tcMar>
+          </w:tcPr>
+          <w:p>
+            <w:pPr>
+              <w:spacing w:line="240" w:lineRule="auto"/>
+              <w:jc w:val="left"/>
+            </w:pPr>
+            <w:r>
+              <w:rPr>
+                <w:rFonts w:ascii="Arial" w:cs="Arial" w:eastAsia="Arial" w:hAnsi="Arial"/>
+                <w:b w:val="false"/>
+                <w:bCs w:val="false"/>
+                <w:sz w:val="20"/>
+                <w:szCs w:val="20"/>
+              </w:rPr>
+              <w:t xml:space="preserve">BR-033 Rent period</w:t>
+            </w:r>
+          </w:p>
+        </w:tc>
+        <w:tc>
+          <w:tcPr>
+            <w:tcW w:type="dxa" w:w="3650"/>
+            <w:tcBorders>
+              <w:top w:val="single" w:color="E2E8F0" w:sz="4"/>
+              <w:left w:val="none" w:color="auto" w:sz="0"/>
+              <w:bottom w:val="single" w:color="E2E8F0" w:sz="4"/>
+              <w:right w:val="none" w:color="auto" w:sz="0"/>
+            </w:tcBorders>
+            <w:tcMar>
+              <w:top w:type="dxa" w:w="120"/>
+              <w:left w:type="dxa" w:w="160"/>
+              <w:bottom w:type="dxa" w:w="120"/>
+              <w:right w:type="dxa" w:w="160"/>
+            </w:tcMar>
+          </w:tcPr>
+          <w:p>
+            <w:pPr>
+              <w:spacing w:line="240" w:lineRule="auto"/>
+              <w:jc w:val="left"/>
+            </w:pPr>
+            <w:r>
+              <w:rPr>
+                <w:rFonts w:ascii="Arial" w:cs="Arial" w:eastAsia="Arial" w:hAnsi="Arial"/>
+                <w:b w:val="false"/>
+                <w:bCs w:val="false"/>
+                <w:sz w:val="20"/>
+                <w:szCs w:val="20"/>
+              </w:rPr>
+              <w:t xml:space="preserve">The period a payment covers, from the tenancy's anniversary date</w:t>
+            </w:r>
+          </w:p>
+        </w:tc>
+        <w:tc>
+          <w:tcPr>
+            <w:tcW w:type="dxa" w:w="2931"/>
+            <w:tcBorders>
+              <w:top w:val="single" w:color="E2E8F0" w:sz="4"/>
+              <w:left w:val="none" w:color="auto" w:sz="0"/>
+              <w:bottom w:val="single" w:color="E2E8F0" w:sz="4"/>
+              <w:right w:val="none" w:color="auto" w:sz="0"/>
+            </w:tcBorders>
+            <w:tcMar>
+              <w:top w:type="dxa" w:w="120"/>
+              <w:left w:type="dxa" w:w="160"/>
+              <w:bottom w:type="dxa" w:w="120"/>
+              <w:right w:type="dxa" w:w="160"/>
+            </w:tcMar>
+          </w:tcPr>
+          <w:p>
+            <w:pPr>
+              <w:spacing w:line="240" w:lineRule="auto"/>
+              <w:jc w:val="left"/>
+            </w:pPr>
+            <w:r>
+              <w:rPr>
+                <w:rFonts w:ascii="Arial" w:cs="Arial" w:eastAsia="Arial" w:hAnsi="Arial"/>
+                <w:b w:val="false"/>
+                <w:bCs w:val="false"/>
+                <w:sz w:val="20"/>
+                <w:szCs w:val="20"/>
+              </w:rPr>
+              <w:t xml:space="preserve">Anniversary on the 13th: rent for 13 August to 12 September</w:t>
+            </w:r>
+          </w:p>
+        </w:tc>
+      </w:tr>
+      <w:tr>
+        <w:trPr>
+          <w:cantSplit/>
+        </w:trPr>
+        <w:tc>
+          <w:tcPr>
+            <w:tcW w:type="dxa" w:w="2059"/>
+            <w:tcBorders>
+              <w:top w:val="single" w:color="E2E8F0" w:sz="4"/>
+              <w:left w:val="none" w:color="auto" w:sz="0"/>
+              <w:bottom w:val="single" w:color="E2E8F0" w:sz="4"/>
+              <w:right w:val="none" w:color="auto" w:sz="0"/>
+            </w:tcBorders>
+            <w:tcMar>
+              <w:top w:type="dxa" w:w="120"/>
+              <w:left w:type="dxa" w:w="160"/>
+              <w:bottom w:type="dxa" w:w="120"/>
+              <w:right w:type="dxa" w:w="160"/>
+            </w:tcMar>
+          </w:tcPr>
+          <w:p>
+            <w:pPr>
+              <w:spacing w:line="240" w:lineRule="auto"/>
+              <w:jc w:val="left"/>
+            </w:pPr>
+            <w:r>
+              <w:rPr>
+                <w:rFonts w:ascii="Arial" w:cs="Arial" w:eastAsia="Arial" w:hAnsi="Arial"/>
+                <w:b w:val="false"/>
+                <w:bCs w:val="false"/>
+                <w:sz w:val="20"/>
+                <w:szCs w:val="20"/>
+              </w:rPr>
+              <w:t xml:space="preserve">BR-010, BR-011, BR-012 Due date and overdue</w:t>
+            </w:r>
+          </w:p>
+        </w:tc>
+        <w:tc>
+          <w:tcPr>
+            <w:tcW w:type="dxa" w:w="3650"/>
+            <w:tcBorders>
+              <w:top w:val="single" w:color="E2E8F0" w:sz="4"/>
+              <w:left w:val="none" w:color="auto" w:sz="0"/>
+              <w:bottom w:val="single" w:color="E2E8F0" w:sz="4"/>
+              <w:right w:val="none" w:color="auto" w:sz="0"/>
+            </w:tcBorders>
+            <w:tcMar>
+              <w:top w:type="dxa" w:w="120"/>
+              <w:left w:type="dxa" w:w="160"/>
+              <w:bottom w:type="dxa" w:w="120"/>
+              <w:right w:type="dxa" w:w="160"/>
+            </w:tcMar>
+          </w:tcPr>
+          <w:p>
+            <w:pPr>
+              <w:spacing w:line="240" w:lineRule="auto"/>
+              <w:jc w:val="left"/>
+            </w:pPr>
+            <w:r>
+              <w:rPr>
+                <w:rFonts w:ascii="Arial" w:cs="Arial" w:eastAsia="Arial" w:hAnsi="Arial"/>
+                <w:b w:val="false"/>
+                <w:bCs w:val="false"/>
+                <w:sz w:val="20"/>
+                <w:szCs w:val="20"/>
+              </w:rPr>
+              <w:t xml:space="preserve">Due on the date the billing cycle sets; overdue from the next day, with no grace period</w:t>
+            </w:r>
+          </w:p>
+        </w:tc>
+        <w:tc>
+          <w:tcPr>
+            <w:tcW w:type="dxa" w:w="2931"/>
+            <w:tcBorders>
+              <w:top w:val="single" w:color="E2E8F0" w:sz="4"/>
+              <w:left w:val="none" w:color="auto" w:sz="0"/>
+              <w:bottom w:val="single" w:color="E2E8F0" w:sz="4"/>
+              <w:right w:val="none" w:color="auto" w:sz="0"/>
+            </w:tcBorders>
+            <w:tcMar>
+              <w:top w:type="dxa" w:w="120"/>
+              <w:left w:type="dxa" w:w="160"/>
+              <w:bottom w:type="dxa" w:w="120"/>
+              <w:right w:type="dxa" w:w="160"/>
+            </w:tcMar>
+          </w:tcPr>
+          <w:p>
+            <w:pPr>
+              <w:spacing w:line="240" w:lineRule="auto"/>
+              <w:jc w:val="left"/>
+            </w:pPr>
+            <w:r>
+              <w:rPr>
+                <w:rFonts w:ascii="Arial" w:cs="Arial" w:eastAsia="Arial" w:hAnsi="Arial"/>
+                <w:b w:val="false"/>
+                <w:bCs w:val="false"/>
+                <w:sz w:val="20"/>
+                <w:szCs w:val="20"/>
+              </w:rPr>
+              <w:t xml:space="preserve">Due 13 September: overdue from 14 September</w:t>
+            </w:r>
+          </w:p>
+        </w:tc>
+      </w:tr>
+      <w:tr>
+        <w:trPr>
+          <w:cantSplit/>
+        </w:trPr>
+        <w:tc>
+          <w:tcPr>
+            <w:tcW w:type="dxa" w:w="2059"/>
+            <w:tcBorders>
+              <w:top w:val="single" w:color="E2E8F0" w:sz="4"/>
+              <w:left w:val="none" w:color="auto" w:sz="0"/>
+              <w:bottom w:val="single" w:color="E2E8F0" w:sz="4"/>
+              <w:right w:val="none" w:color="auto" w:sz="0"/>
+            </w:tcBorders>
+            <w:tcMar>
+              <w:top w:type="dxa" w:w="120"/>
+              <w:left w:type="dxa" w:w="160"/>
+              <w:bottom w:type="dxa" w:w="120"/>
+              <w:right w:type="dxa" w:w="160"/>
+            </w:tcMar>
+          </w:tcPr>
+          <w:p>
+            <w:pPr>
+              <w:spacing w:line="240" w:lineRule="auto"/>
+              <w:jc w:val="left"/>
+            </w:pPr>
+            <w:r>
+              <w:rPr>
+                <w:rFonts w:ascii="Arial" w:cs="Arial" w:eastAsia="Arial" w:hAnsi="Arial"/>
+                <w:b w:val="false"/>
+                <w:bCs w:val="false"/>
+                <w:sz w:val="20"/>
+                <w:szCs w:val="20"/>
+              </w:rPr>
+              <w:t xml:space="preserve">BR-039 Deposit</w:t>
+            </w:r>
+          </w:p>
+        </w:tc>
+        <w:tc>
+          <w:tcPr>
+            <w:tcW w:type="dxa" w:w="3650"/>
+            <w:tcBorders>
+              <w:top w:val="single" w:color="E2E8F0" w:sz="4"/>
+              <w:left w:val="none" w:color="auto" w:sz="0"/>
+              <w:bottom w:val="single" w:color="E2E8F0" w:sz="4"/>
+              <w:right w:val="none" w:color="auto" w:sz="0"/>
+            </w:tcBorders>
+            <w:tcMar>
+              <w:top w:type="dxa" w:w="120"/>
+              <w:left w:type="dxa" w:w="160"/>
+              <w:bottom w:type="dxa" w:w="120"/>
+              <w:right w:type="dxa" w:w="160"/>
+            </w:tcMar>
+          </w:tcPr>
+          <w:p>
+            <w:pPr>
+              <w:spacing w:line="240" w:lineRule="auto"/>
+              <w:jc w:val="left"/>
+            </w:pPr>
+            <w:r>
+              <w:rPr>
+                <w:rFonts w:ascii="Arial" w:cs="Arial" w:eastAsia="Arial" w:hAnsi="Arial"/>
+                <w:b w:val="false"/>
+                <w:bCs w:val="false"/>
+                <w:sz w:val="20"/>
+                <w:szCs w:val="20"/>
+              </w:rPr>
+              <w:t xml:space="preserve">Equal to the rent in effect at move-in, set once</w:t>
+            </w:r>
+          </w:p>
+        </w:tc>
+        <w:tc>
+          <w:tcPr>
+            <w:tcW w:type="dxa" w:w="2931"/>
+            <w:tcBorders>
+              <w:top w:val="single" w:color="E2E8F0" w:sz="4"/>
+              <w:left w:val="none" w:color="auto" w:sz="0"/>
+              <w:bottom w:val="single" w:color="E2E8F0" w:sz="4"/>
+              <w:right w:val="none" w:color="auto" w:sz="0"/>
+            </w:tcBorders>
+            <w:tcMar>
+              <w:top w:type="dxa" w:w="120"/>
+              <w:left w:type="dxa" w:w="160"/>
+              <w:bottom w:type="dxa" w:w="120"/>
+              <w:right w:type="dxa" w:w="160"/>
+            </w:tcMar>
+          </w:tcPr>
+          <w:p>
+            <w:pPr>
+              <w:spacing w:line="240" w:lineRule="auto"/>
+              <w:jc w:val="left"/>
+            </w:pPr>
+            <w:r>
+              <w:rPr>
+                <w:rFonts w:ascii="Arial" w:cs="Arial" w:eastAsia="Arial" w:hAnsi="Arial"/>
+                <w:b w:val="false"/>
+                <w:bCs w:val="false"/>
+                <w:sz w:val="20"/>
+                <w:szCs w:val="20"/>
+              </w:rPr>
+              <w:t xml:space="preserve">Moved in at ₱8,500: deposit ₱8,500</w:t>
+            </w:r>
+          </w:p>
+        </w:tc>
+      </w:tr>
+      <w:tr>
+        <w:trPr>
+          <w:cantSplit/>
+        </w:trPr>
+        <w:tc>
+          <w:tcPr>
+            <w:tcW w:type="dxa" w:w="2059"/>
+            <w:tcBorders>
+              <w:top w:val="single" w:color="E2E8F0" w:sz="4"/>
+              <w:left w:val="none" w:color="auto" w:sz="0"/>
+              <w:bottom w:val="single" w:color="E2E8F0" w:sz="4"/>
+              <w:right w:val="none" w:color="auto" w:sz="0"/>
+            </w:tcBorders>
+            <w:tcMar>
+              <w:top w:type="dxa" w:w="120"/>
+              <w:left w:type="dxa" w:w="160"/>
+              <w:bottom w:type="dxa" w:w="120"/>
+              <w:right w:type="dxa" w:w="160"/>
+            </w:tcMar>
+          </w:tcPr>
+          <w:p>
+            <w:pPr>
+              <w:spacing w:line="240" w:lineRule="auto"/>
+              <w:jc w:val="left"/>
+            </w:pPr>
+            <w:r>
+              <w:rPr>
+                <w:rFonts w:ascii="Arial" w:cs="Arial" w:eastAsia="Arial" w:hAnsi="Arial"/>
+                <w:b w:val="false"/>
+                <w:bCs w:val="false"/>
+                <w:sz w:val="20"/>
+                <w:szCs w:val="20"/>
+              </w:rPr>
+              <w:t xml:space="preserve">BR-040 Linda's units</w:t>
+            </w:r>
+          </w:p>
+        </w:tc>
+        <w:tc>
+          <w:tcPr>
+            <w:tcW w:type="dxa" w:w="3650"/>
+            <w:tcBorders>
+              <w:top w:val="single" w:color="E2E8F0" w:sz="4"/>
+              <w:left w:val="none" w:color="auto" w:sz="0"/>
+              <w:bottom w:val="single" w:color="E2E8F0" w:sz="4"/>
+              <w:right w:val="none" w:color="auto" w:sz="0"/>
+            </w:tcBorders>
+            <w:tcMar>
+              <w:top w:type="dxa" w:w="120"/>
+              <w:left w:type="dxa" w:w="160"/>
+              <w:bottom w:type="dxa" w:w="120"/>
+              <w:right w:type="dxa" w:w="160"/>
+            </w:tcMar>
+          </w:tcPr>
+          <w:p>
+            <w:pPr>
+              <w:spacing w:line="240" w:lineRule="auto"/>
+              <w:jc w:val="left"/>
+            </w:pPr>
+            <w:r>
+              <w:rPr>
+                <w:rFonts w:ascii="Arial" w:cs="Arial" w:eastAsia="Arial" w:hAnsi="Arial"/>
+                <w:b w:val="false"/>
+                <w:bCs w:val="false"/>
+                <w:sz w:val="20"/>
+                <w:szCs w:val="20"/>
+              </w:rPr>
+              <w:t xml:space="preserve">Water at the same ₱200 per occupant, recorded separately and kept out of the remitted amount</w:t>
+            </w:r>
+          </w:p>
+        </w:tc>
+        <w:tc>
+          <w:tcPr>
+            <w:tcW w:type="dxa" w:w="2931"/>
+            <w:tcBorders>
+              <w:top w:val="single" w:color="E2E8F0" w:sz="4"/>
+              <w:left w:val="none" w:color="auto" w:sz="0"/>
+              <w:bottom w:val="single" w:color="E2E8F0" w:sz="4"/>
+              <w:right w:val="none" w:color="auto" w:sz="0"/>
+            </w:tcBorders>
+            <w:tcMar>
+              <w:top w:type="dxa" w:w="120"/>
+              <w:left w:type="dxa" w:w="160"/>
+              <w:bottom w:type="dxa" w:w="120"/>
+              <w:right w:type="dxa" w:w="160"/>
+            </w:tcMar>
+          </w:tcPr>
+          <w:p>
+            <w:pPr>
+              <w:spacing w:line="240" w:lineRule="auto"/>
+              <w:jc w:val="left"/>
+            </w:pPr>
+            <w:r>
+              <w:rPr>
+                <w:rFonts w:ascii="Arial" w:cs="Arial" w:eastAsia="Arial" w:hAnsi="Arial"/>
+                <w:b w:val="false"/>
+                <w:bCs w:val="false"/>
+                <w:sz w:val="20"/>
+                <w:szCs w:val="20"/>
+              </w:rPr>
+              <w:t xml:space="preserve">Unit LF with two occupants: ₱400 recorded as Linda's water; remitted = rent only</w:t>
+            </w:r>
+          </w:p>
+        </w:tc>
+      </w:tr>
+      <w:tr>
+        <w:trPr>
+          <w:cantSplit/>
+        </w:trPr>
+        <w:tc>
+          <w:tcPr>
+            <w:tcW w:type="dxa" w:w="2059"/>
+            <w:tcBorders>
+              <w:top w:val="single" w:color="E2E8F0" w:sz="4"/>
+              <w:left w:val="none" w:color="auto" w:sz="0"/>
+              <w:bottom w:val="single" w:color="1A202C" w:sz="12"/>
+              <w:right w:val="none" w:color="auto" w:sz="0"/>
+            </w:tcBorders>
+            <w:shd w:fill="F8FAFC"/>
+            <w:tcMar>
+              <w:top w:type="dxa" w:w="120"/>
+              <w:left w:type="dxa" w:w="160"/>
+              <w:bottom w:type="dxa" w:w="120"/>
+              <w:right w:type="dxa" w:w="160"/>
+            </w:tcMar>
+          </w:tcPr>
+          <w:p>
+            <w:pPr>
+              <w:spacing w:line="240" w:lineRule="auto"/>
+              <w:jc w:val="left"/>
+            </w:pPr>
+            <w:r>
+              <w:rPr>
+                <w:rFonts w:ascii="Arial" w:cs="Arial" w:eastAsia="Arial" w:hAnsi="Arial"/>
+                <w:b/>
+                <w:bCs/>
+                <w:sz w:val="20"/>
+                <w:szCs w:val="20"/>
+              </w:rPr>
+              <w:t xml:space="preserve">BR-045 Expense total</w:t>
+            </w:r>
+          </w:p>
+        </w:tc>
+        <w:tc>
+          <w:tcPr>
+            <w:tcW w:type="dxa" w:w="3650"/>
+            <w:tcBorders>
+              <w:top w:val="single" w:color="E2E8F0" w:sz="4"/>
+              <w:left w:val="none" w:color="auto" w:sz="0"/>
+              <w:bottom w:val="single" w:color="1A202C" w:sz="12"/>
+              <w:right w:val="none" w:color="auto" w:sz="0"/>
+            </w:tcBorders>
+            <w:shd w:fill="F8FAFC"/>
+            <w:tcMar>
+              <w:top w:type="dxa" w:w="120"/>
+              <w:left w:type="dxa" w:w="160"/>
+              <w:bottom w:type="dxa" w:w="120"/>
+              <w:right w:type="dxa" w:w="160"/>
+            </w:tcMar>
+          </w:tcPr>
+          <w:p>
+            <w:pPr>
+              <w:spacing w:line="240" w:lineRule="auto"/>
+              <w:jc w:val="left"/>
+            </w:pPr>
+            <w:r>
+              <w:rPr>
+                <w:rFonts w:ascii="Arial" w:cs="Arial" w:eastAsia="Arial" w:hAnsi="Arial"/>
+                <w:b/>
+                <w:bCs/>
+                <w:sz w:val="20"/>
+                <w:szCs w:val="20"/>
+              </w:rPr>
+              <w:t xml:space="preserve">An expense entry's total = the sum of its allocations to property areas</w:t>
+            </w:r>
+          </w:p>
+        </w:tc>
+        <w:tc>
+          <w:tcPr>
+            <w:tcW w:type="dxa" w:w="2931"/>
+            <w:tcBorders>
+              <w:top w:val="single" w:color="E2E8F0" w:sz="4"/>
+              <w:left w:val="none" w:color="auto" w:sz="0"/>
+              <w:bottom w:val="single" w:color="1A202C" w:sz="12"/>
+              <w:right w:val="none" w:color="auto" w:sz="0"/>
+            </w:tcBorders>
+            <w:shd w:fill="F8FAFC"/>
+            <w:tcMar>
+              <w:top w:type="dxa" w:w="120"/>
+              <w:left w:type="dxa" w:w="160"/>
+              <w:bottom w:type="dxa" w:w="120"/>
+              <w:right w:type="dxa" w:w="160"/>
+            </w:tcMar>
+          </w:tcPr>
+          <w:p>
+            <w:pPr>
+              <w:spacing w:line="240" w:lineRule="auto"/>
+              <w:jc w:val="left"/>
+            </w:pPr>
+            <w:r>
+              <w:rPr>
+                <w:rFonts w:ascii="Arial" w:cs="Arial" w:eastAsia="Arial" w:hAnsi="Arial"/>
+                <w:b/>
+                <w:bCs/>
+                <w:sz w:val="20"/>
+                <w:szCs w:val="20"/>
+              </w:rPr>
+              <w:t xml:space="preserve">₱6,000 to the Boarding House + ₱2,000 to the Main House = ₱8,000</w:t>
+            </w:r>
+          </w:p>
+        </w:tc>
+      </w:tr>
+    </w:tbl>
+    <w:p>
+      <w:pPr>
+        <w:spacing w:after="240" w:before="120" w:line="480" w:lineRule="auto"/>
+      </w:pPr>
+    </w:p>
+    <w:p>
+      <w:pPr>
         <w:spacing w:after="120" w:before="240" w:line="480" w:lineRule="auto"/>
         <w:jc w:val="left"/>
       </w:pPr>
@@ -3610,6 +4620,1877 @@
     </w:p>
     <w:p>
       <w:pPr>
+        <w:spacing w:after="0" w:before="0" w:line="480" w:lineRule="auto"/>
+        <w:ind w:firstLine="720"/>
+        <w:jc w:val="both"/>
+      </w:pPr>
+      <w:r>
+        <w:rPr>
+          <w:rFonts w:ascii="Arial" w:cs="Arial" w:eastAsia="Arial" w:hAnsi="Arial"/>
+          <w:b w:val="false"/>
+          <w:bCs w:val="false"/>
+          <w:sz w:val="24"/>
+          <w:szCs w:val="24"/>
+        </w:rPr>
+        <w:t xml:space="preserve">Table 7B sets out which role may use which function. It is read from the permission table in the server's code, which every request is checked against before it reaches the data.</w:t>
+      </w:r>
+    </w:p>
+    <w:p>
+      <w:pPr>
+        <w:spacing w:after="0" w:before="0" w:line="480" w:lineRule="auto"/>
+        <w:ind w:firstLine="720"/>
+        <w:jc w:val="both"/>
+      </w:pPr>
+      <w:r>
+        <w:rPr>
+          <w:rFonts w:ascii="Arial" w:cs="Arial" w:eastAsia="Arial" w:hAnsi="Arial"/>
+          <w:b/>
+          <w:bCs/>
+          <w:sz w:val="24"/>
+          <w:szCs w:val="24"/>
+        </w:rPr>
+        <w:t xml:space="preserve">Table 7B.</w:t>
+      </w:r>
+      <w:r>
+        <w:rPr>
+          <w:rFonts w:ascii="Arial" w:cs="Arial" w:eastAsia="Arial" w:hAnsi="Arial"/>
+          <w:b w:val="false"/>
+          <w:bCs w:val="false"/>
+          <w:sz w:val="24"/>
+          <w:szCs w:val="24"/>
+        </w:rPr>
+        <w:t xml:space="preserve"> Role and Privilege Matrix</w:t>
+      </w:r>
+    </w:p>
+    <w:tbl>
+      <w:tblPr>
+        <w:tblW w:type="dxa" w:w="8640"/>
+        <w:tblBorders>
+          <w:top w:val="single" w:color="auto" w:sz="4"/>
+          <w:left w:val="single" w:color="auto" w:sz="4"/>
+          <w:bottom w:val="single" w:color="auto" w:sz="4"/>
+          <w:right w:val="single" w:color="auto" w:sz="4"/>
+          <w:insideH w:val="single" w:color="auto" w:sz="4"/>
+          <w:insideV w:val="single" w:color="auto" w:sz="4"/>
+        </w:tblBorders>
+      </w:tblPr>
+      <w:tblGrid>
+        <w:gridCol w:w="100"/>
+        <w:gridCol w:w="100"/>
+        <w:gridCol w:w="100"/>
+        <w:gridCol w:w="100"/>
+      </w:tblGrid>
+      <w:tr>
+        <w:trPr>
+          <w:cantSplit/>
+          <w:tblHeader/>
+        </w:trPr>
+        <w:tc>
+          <w:tcPr>
+            <w:tcW w:type="dxa" w:w="3729"/>
+            <w:tcBorders>
+              <w:top w:val="single" w:color="1A202C" w:sz="12"/>
+              <w:left w:val="none" w:color="auto" w:sz="0"/>
+              <w:bottom w:val="single" w:color="1A202C" w:sz="12"/>
+              <w:right w:val="none" w:color="auto" w:sz="0"/>
+            </w:tcBorders>
+            <w:shd w:fill="F8FAFC"/>
+            <w:tcMar>
+              <w:top w:type="dxa" w:w="140"/>
+              <w:left w:type="dxa" w:w="160"/>
+              <w:bottom w:type="dxa" w:w="140"/>
+              <w:right w:type="dxa" w:w="160"/>
+            </w:tcMar>
+          </w:tcPr>
+          <w:p>
+            <w:pPr>
+              <w:spacing w:line="240" w:lineRule="auto"/>
+              <w:jc w:val="left"/>
+            </w:pPr>
+            <w:r>
+              <w:rPr>
+                <w:rFonts w:ascii="Arial" w:cs="Arial" w:eastAsia="Arial" w:hAnsi="Arial"/>
+                <w:b/>
+                <w:bCs/>
+                <w:sz w:val="20"/>
+                <w:szCs w:val="20"/>
+              </w:rPr>
+              <w:t xml:space="preserve">Function</w:t>
+            </w:r>
+          </w:p>
+        </w:tc>
+        <w:tc>
+          <w:tcPr>
+            <w:tcW w:type="dxa" w:w="1532"/>
+            <w:tcBorders>
+              <w:top w:val="single" w:color="1A202C" w:sz="12"/>
+              <w:left w:val="none" w:color="auto" w:sz="0"/>
+              <w:bottom w:val="single" w:color="1A202C" w:sz="12"/>
+              <w:right w:val="none" w:color="auto" w:sz="0"/>
+            </w:tcBorders>
+            <w:shd w:fill="F8FAFC"/>
+            <w:tcMar>
+              <w:top w:type="dxa" w:w="140"/>
+              <w:left w:type="dxa" w:w="160"/>
+              <w:bottom w:type="dxa" w:w="140"/>
+              <w:right w:type="dxa" w:w="160"/>
+            </w:tcMar>
+          </w:tcPr>
+          <w:p>
+            <w:pPr>
+              <w:spacing w:line="240" w:lineRule="auto"/>
+              <w:jc w:val="center"/>
+            </w:pPr>
+            <w:r>
+              <w:rPr>
+                <w:rFonts w:ascii="Arial" w:cs="Arial" w:eastAsia="Arial" w:hAnsi="Arial"/>
+                <w:b/>
+                <w:bCs/>
+                <w:sz w:val="20"/>
+                <w:szCs w:val="20"/>
+              </w:rPr>
+              <w:t xml:space="preserve">Visitor</w:t>
+            </w:r>
+          </w:p>
+        </w:tc>
+        <w:tc>
+          <w:tcPr>
+            <w:tcW w:type="dxa" w:w="1532"/>
+            <w:tcBorders>
+              <w:top w:val="single" w:color="1A202C" w:sz="12"/>
+              <w:left w:val="none" w:color="auto" w:sz="0"/>
+              <w:bottom w:val="single" w:color="1A202C" w:sz="12"/>
+              <w:right w:val="none" w:color="auto" w:sz="0"/>
+            </w:tcBorders>
+            <w:shd w:fill="F8FAFC"/>
+            <w:tcMar>
+              <w:top w:type="dxa" w:w="140"/>
+              <w:left w:type="dxa" w:w="160"/>
+              <w:bottom w:type="dxa" w:w="140"/>
+              <w:right w:type="dxa" w:w="160"/>
+            </w:tcMar>
+          </w:tcPr>
+          <w:p>
+            <w:pPr>
+              <w:spacing w:line="240" w:lineRule="auto"/>
+              <w:jc w:val="center"/>
+            </w:pPr>
+            <w:r>
+              <w:rPr>
+                <w:rFonts w:ascii="Arial" w:cs="Arial" w:eastAsia="Arial" w:hAnsi="Arial"/>
+                <w:b/>
+                <w:bCs/>
+                <w:sz w:val="20"/>
+                <w:szCs w:val="20"/>
+              </w:rPr>
+              <w:t xml:space="preserve">Tenant</w:t>
+            </w:r>
+          </w:p>
+        </w:tc>
+        <w:tc>
+          <w:tcPr>
+            <w:tcW w:type="dxa" w:w="1847"/>
+            <w:tcBorders>
+              <w:top w:val="single" w:color="1A202C" w:sz="12"/>
+              <w:left w:val="none" w:color="auto" w:sz="0"/>
+              <w:bottom w:val="single" w:color="1A202C" w:sz="12"/>
+              <w:right w:val="none" w:color="auto" w:sz="0"/>
+            </w:tcBorders>
+            <w:shd w:fill="F8FAFC"/>
+            <w:tcMar>
+              <w:top w:type="dxa" w:w="140"/>
+              <w:left w:type="dxa" w:w="160"/>
+              <w:bottom w:type="dxa" w:w="140"/>
+              <w:right w:type="dxa" w:w="160"/>
+            </w:tcMar>
+          </w:tcPr>
+          <w:p>
+            <w:pPr>
+              <w:spacing w:line="240" w:lineRule="auto"/>
+              <w:jc w:val="center"/>
+            </w:pPr>
+            <w:r>
+              <w:rPr>
+                <w:rFonts w:ascii="Arial" w:cs="Arial" w:eastAsia="Arial" w:hAnsi="Arial"/>
+                <w:b/>
+                <w:bCs/>
+                <w:sz w:val="20"/>
+                <w:szCs w:val="20"/>
+              </w:rPr>
+              <w:t xml:space="preserve">Administrator</w:t>
+            </w:r>
+          </w:p>
+        </w:tc>
+      </w:tr>
+      <w:tr>
+        <w:trPr>
+          <w:cantSplit/>
+        </w:trPr>
+        <w:tc>
+          <w:tcPr>
+            <w:tcW w:type="dxa" w:w="3729"/>
+            <w:tcBorders>
+              <w:top w:val="single" w:color="E2E8F0" w:sz="4"/>
+              <w:left w:val="none" w:color="auto" w:sz="0"/>
+              <w:bottom w:val="single" w:color="E2E8F0" w:sz="4"/>
+              <w:right w:val="none" w:color="auto" w:sz="0"/>
+            </w:tcBorders>
+            <w:tcMar>
+              <w:top w:type="dxa" w:w="120"/>
+              <w:left w:type="dxa" w:w="160"/>
+              <w:bottom w:type="dxa" w:w="120"/>
+              <w:right w:type="dxa" w:w="160"/>
+            </w:tcMar>
+          </w:tcPr>
+          <w:p>
+            <w:pPr>
+              <w:spacing w:line="240" w:lineRule="auto"/>
+              <w:jc w:val="left"/>
+            </w:pPr>
+            <w:r>
+              <w:rPr>
+                <w:rFonts w:ascii="Arial" w:cs="Arial" w:eastAsia="Arial" w:hAnsi="Arial"/>
+                <w:b w:val="false"/>
+                <w:bCs w:val="false"/>
+                <w:sz w:val="20"/>
+                <w:szCs w:val="20"/>
+              </w:rPr>
+              <w:t xml:space="preserve">View the public site, units and rates</w:t>
+            </w:r>
+          </w:p>
+        </w:tc>
+        <w:tc>
+          <w:tcPr>
+            <w:tcW w:type="dxa" w:w="1532"/>
+            <w:tcBorders>
+              <w:top w:val="single" w:color="E2E8F0" w:sz="4"/>
+              <w:left w:val="none" w:color="auto" w:sz="0"/>
+              <w:bottom w:val="single" w:color="E2E8F0" w:sz="4"/>
+              <w:right w:val="none" w:color="auto" w:sz="0"/>
+            </w:tcBorders>
+            <w:tcMar>
+              <w:top w:type="dxa" w:w="120"/>
+              <w:left w:type="dxa" w:w="160"/>
+              <w:bottom w:type="dxa" w:w="120"/>
+              <w:right w:type="dxa" w:w="160"/>
+            </w:tcMar>
+          </w:tcPr>
+          <w:p>
+            <w:pPr>
+              <w:spacing w:line="240" w:lineRule="auto"/>
+              <w:jc w:val="left"/>
+            </w:pPr>
+            <w:r>
+              <w:rPr>
+                <w:rFonts w:ascii="Arial" w:cs="Arial" w:eastAsia="Arial" w:hAnsi="Arial"/>
+                <w:b w:val="false"/>
+                <w:bCs w:val="false"/>
+                <w:sz w:val="20"/>
+                <w:szCs w:val="20"/>
+              </w:rPr>
+              <w:t xml:space="preserve">Yes</w:t>
+            </w:r>
+          </w:p>
+        </w:tc>
+        <w:tc>
+          <w:tcPr>
+            <w:tcW w:type="dxa" w:w="1532"/>
+            <w:tcBorders>
+              <w:top w:val="single" w:color="E2E8F0" w:sz="4"/>
+              <w:left w:val="none" w:color="auto" w:sz="0"/>
+              <w:bottom w:val="single" w:color="E2E8F0" w:sz="4"/>
+              <w:right w:val="none" w:color="auto" w:sz="0"/>
+            </w:tcBorders>
+            <w:tcMar>
+              <w:top w:type="dxa" w:w="120"/>
+              <w:left w:type="dxa" w:w="160"/>
+              <w:bottom w:type="dxa" w:w="120"/>
+              <w:right w:type="dxa" w:w="160"/>
+            </w:tcMar>
+          </w:tcPr>
+          <w:p>
+            <w:pPr>
+              <w:spacing w:line="240" w:lineRule="auto"/>
+              <w:jc w:val="left"/>
+            </w:pPr>
+            <w:r>
+              <w:rPr>
+                <w:rFonts w:ascii="Arial" w:cs="Arial" w:eastAsia="Arial" w:hAnsi="Arial"/>
+                <w:b w:val="false"/>
+                <w:bCs w:val="false"/>
+                <w:sz w:val="20"/>
+                <w:szCs w:val="20"/>
+              </w:rPr>
+              <w:t xml:space="preserve">Yes</w:t>
+            </w:r>
+          </w:p>
+        </w:tc>
+        <w:tc>
+          <w:tcPr>
+            <w:tcW w:type="dxa" w:w="1847"/>
+            <w:tcBorders>
+              <w:top w:val="single" w:color="E2E8F0" w:sz="4"/>
+              <w:left w:val="none" w:color="auto" w:sz="0"/>
+              <w:bottom w:val="single" w:color="E2E8F0" w:sz="4"/>
+              <w:right w:val="none" w:color="auto" w:sz="0"/>
+            </w:tcBorders>
+            <w:tcMar>
+              <w:top w:type="dxa" w:w="120"/>
+              <w:left w:type="dxa" w:w="160"/>
+              <w:bottom w:type="dxa" w:w="120"/>
+              <w:right w:type="dxa" w:w="160"/>
+            </w:tcMar>
+          </w:tcPr>
+          <w:p>
+            <w:pPr>
+              <w:spacing w:line="240" w:lineRule="auto"/>
+              <w:jc w:val="left"/>
+            </w:pPr>
+            <w:r>
+              <w:rPr>
+                <w:rFonts w:ascii="Arial" w:cs="Arial" w:eastAsia="Arial" w:hAnsi="Arial"/>
+                <w:b w:val="false"/>
+                <w:bCs w:val="false"/>
+                <w:sz w:val="20"/>
+                <w:szCs w:val="20"/>
+              </w:rPr>
+              <w:t xml:space="preserve">Yes</w:t>
+            </w:r>
+          </w:p>
+        </w:tc>
+      </w:tr>
+      <w:tr>
+        <w:trPr>
+          <w:cantSplit/>
+        </w:trPr>
+        <w:tc>
+          <w:tcPr>
+            <w:tcW w:type="dxa" w:w="3729"/>
+            <w:tcBorders>
+              <w:top w:val="single" w:color="E2E8F0" w:sz="4"/>
+              <w:left w:val="none" w:color="auto" w:sz="0"/>
+              <w:bottom w:val="single" w:color="E2E8F0" w:sz="4"/>
+              <w:right w:val="none" w:color="auto" w:sz="0"/>
+            </w:tcBorders>
+            <w:tcMar>
+              <w:top w:type="dxa" w:w="120"/>
+              <w:left w:type="dxa" w:w="160"/>
+              <w:bottom w:type="dxa" w:w="120"/>
+              <w:right w:type="dxa" w:w="160"/>
+            </w:tcMar>
+          </w:tcPr>
+          <w:p>
+            <w:pPr>
+              <w:spacing w:line="240" w:lineRule="auto"/>
+              <w:jc w:val="left"/>
+            </w:pPr>
+            <w:r>
+              <w:rPr>
+                <w:rFonts w:ascii="Arial" w:cs="Arial" w:eastAsia="Arial" w:hAnsi="Arial"/>
+                <w:b w:val="false"/>
+                <w:bCs w:val="false"/>
+                <w:sz w:val="20"/>
+                <w:szCs w:val="20"/>
+              </w:rPr>
+              <w:t xml:space="preserve">Send an inquiry and read the reply (private link or reference code)</w:t>
+            </w:r>
+          </w:p>
+        </w:tc>
+        <w:tc>
+          <w:tcPr>
+            <w:tcW w:type="dxa" w:w="1532"/>
+            <w:tcBorders>
+              <w:top w:val="single" w:color="E2E8F0" w:sz="4"/>
+              <w:left w:val="none" w:color="auto" w:sz="0"/>
+              <w:bottom w:val="single" w:color="E2E8F0" w:sz="4"/>
+              <w:right w:val="none" w:color="auto" w:sz="0"/>
+            </w:tcBorders>
+            <w:tcMar>
+              <w:top w:type="dxa" w:w="120"/>
+              <w:left w:type="dxa" w:w="160"/>
+              <w:bottom w:type="dxa" w:w="120"/>
+              <w:right w:type="dxa" w:w="160"/>
+            </w:tcMar>
+          </w:tcPr>
+          <w:p>
+            <w:pPr>
+              <w:spacing w:line="240" w:lineRule="auto"/>
+              <w:jc w:val="left"/>
+            </w:pPr>
+            <w:r>
+              <w:rPr>
+                <w:rFonts w:ascii="Arial" w:cs="Arial" w:eastAsia="Arial" w:hAnsi="Arial"/>
+                <w:b w:val="false"/>
+                <w:bCs w:val="false"/>
+                <w:sz w:val="20"/>
+                <w:szCs w:val="20"/>
+              </w:rPr>
+              <w:t xml:space="preserve">Yes</w:t>
+            </w:r>
+          </w:p>
+        </w:tc>
+        <w:tc>
+          <w:tcPr>
+            <w:tcW w:type="dxa" w:w="1532"/>
+            <w:tcBorders>
+              <w:top w:val="single" w:color="E2E8F0" w:sz="4"/>
+              <w:left w:val="none" w:color="auto" w:sz="0"/>
+              <w:bottom w:val="single" w:color="E2E8F0" w:sz="4"/>
+              <w:right w:val="none" w:color="auto" w:sz="0"/>
+            </w:tcBorders>
+            <w:tcMar>
+              <w:top w:type="dxa" w:w="120"/>
+              <w:left w:type="dxa" w:w="160"/>
+              <w:bottom w:type="dxa" w:w="120"/>
+              <w:right w:type="dxa" w:w="160"/>
+            </w:tcMar>
+          </w:tcPr>
+          <w:p>
+            <w:pPr>
+              <w:spacing w:line="240" w:lineRule="auto"/>
+              <w:jc w:val="left"/>
+            </w:pPr>
+            <w:r>
+              <w:rPr>
+                <w:rFonts w:ascii="Arial" w:cs="Arial" w:eastAsia="Arial" w:hAnsi="Arial"/>
+                <w:b w:val="false"/>
+                <w:bCs w:val="false"/>
+                <w:sz w:val="20"/>
+                <w:szCs w:val="20"/>
+              </w:rPr>
+              <w:t xml:space="preserve">Yes</w:t>
+            </w:r>
+          </w:p>
+        </w:tc>
+        <w:tc>
+          <w:tcPr>
+            <w:tcW w:type="dxa" w:w="1847"/>
+            <w:tcBorders>
+              <w:top w:val="single" w:color="E2E8F0" w:sz="4"/>
+              <w:left w:val="none" w:color="auto" w:sz="0"/>
+              <w:bottom w:val="single" w:color="E2E8F0" w:sz="4"/>
+              <w:right w:val="none" w:color="auto" w:sz="0"/>
+            </w:tcBorders>
+            <w:tcMar>
+              <w:top w:type="dxa" w:w="120"/>
+              <w:left w:type="dxa" w:w="160"/>
+              <w:bottom w:type="dxa" w:w="120"/>
+              <w:right w:type="dxa" w:w="160"/>
+            </w:tcMar>
+          </w:tcPr>
+          <w:p>
+            <w:pPr>
+              <w:spacing w:line="240" w:lineRule="auto"/>
+              <w:jc w:val="left"/>
+            </w:pPr>
+            <w:r>
+              <w:rPr>
+                <w:rFonts w:ascii="Arial" w:cs="Arial" w:eastAsia="Arial" w:hAnsi="Arial"/>
+                <w:b w:val="false"/>
+                <w:bCs w:val="false"/>
+                <w:sz w:val="20"/>
+                <w:szCs w:val="20"/>
+              </w:rPr>
+              <w:t xml:space="preserve">Yes</w:t>
+            </w:r>
+          </w:p>
+        </w:tc>
+      </w:tr>
+      <w:tr>
+        <w:trPr>
+          <w:cantSplit/>
+        </w:trPr>
+        <w:tc>
+          <w:tcPr>
+            <w:tcW w:type="dxa" w:w="3729"/>
+            <w:tcBorders>
+              <w:top w:val="single" w:color="E2E8F0" w:sz="4"/>
+              <w:left w:val="none" w:color="auto" w:sz="0"/>
+              <w:bottom w:val="single" w:color="E2E8F0" w:sz="4"/>
+              <w:right w:val="none" w:color="auto" w:sz="0"/>
+            </w:tcBorders>
+            <w:tcMar>
+              <w:top w:type="dxa" w:w="120"/>
+              <w:left w:type="dxa" w:w="160"/>
+              <w:bottom w:type="dxa" w:w="120"/>
+              <w:right w:type="dxa" w:w="160"/>
+            </w:tcMar>
+          </w:tcPr>
+          <w:p>
+            <w:pPr>
+              <w:spacing w:line="240" w:lineRule="auto"/>
+              <w:jc w:val="left"/>
+            </w:pPr>
+            <w:r>
+              <w:rPr>
+                <w:rFonts w:ascii="Arial" w:cs="Arial" w:eastAsia="Arial" w:hAnsi="Arial"/>
+                <w:b w:val="false"/>
+                <w:bCs w:val="false"/>
+                <w:sz w:val="20"/>
+                <w:szCs w:val="20"/>
+              </w:rPr>
+              <w:t xml:space="preserve">View and update their own details and password</w:t>
+            </w:r>
+          </w:p>
+        </w:tc>
+        <w:tc>
+          <w:tcPr>
+            <w:tcW w:type="dxa" w:w="1532"/>
+            <w:tcBorders>
+              <w:top w:val="single" w:color="E2E8F0" w:sz="4"/>
+              <w:left w:val="none" w:color="auto" w:sz="0"/>
+              <w:bottom w:val="single" w:color="E2E8F0" w:sz="4"/>
+              <w:right w:val="none" w:color="auto" w:sz="0"/>
+            </w:tcBorders>
+            <w:tcMar>
+              <w:top w:type="dxa" w:w="120"/>
+              <w:left w:type="dxa" w:w="160"/>
+              <w:bottom w:type="dxa" w:w="120"/>
+              <w:right w:type="dxa" w:w="160"/>
+            </w:tcMar>
+          </w:tcPr>
+          <w:p>
+            <w:pPr>
+              <w:spacing w:line="240" w:lineRule="auto"/>
+              <w:jc w:val="left"/>
+            </w:pPr>
+            <w:r>
+              <w:rPr>
+                <w:rFonts w:ascii="Arial" w:cs="Arial" w:eastAsia="Arial" w:hAnsi="Arial"/>
+                <w:b w:val="false"/>
+                <w:bCs w:val="false"/>
+                <w:sz w:val="20"/>
+                <w:szCs w:val="20"/>
+              </w:rPr>
+              <w:t xml:space="preserve">No</w:t>
+            </w:r>
+          </w:p>
+        </w:tc>
+        <w:tc>
+          <w:tcPr>
+            <w:tcW w:type="dxa" w:w="1532"/>
+            <w:tcBorders>
+              <w:top w:val="single" w:color="E2E8F0" w:sz="4"/>
+              <w:left w:val="none" w:color="auto" w:sz="0"/>
+              <w:bottom w:val="single" w:color="E2E8F0" w:sz="4"/>
+              <w:right w:val="none" w:color="auto" w:sz="0"/>
+            </w:tcBorders>
+            <w:tcMar>
+              <w:top w:type="dxa" w:w="120"/>
+              <w:left w:type="dxa" w:w="160"/>
+              <w:bottom w:type="dxa" w:w="120"/>
+              <w:right w:type="dxa" w:w="160"/>
+            </w:tcMar>
+          </w:tcPr>
+          <w:p>
+            <w:pPr>
+              <w:spacing w:line="240" w:lineRule="auto"/>
+              <w:jc w:val="left"/>
+            </w:pPr>
+            <w:r>
+              <w:rPr>
+                <w:rFonts w:ascii="Arial" w:cs="Arial" w:eastAsia="Arial" w:hAnsi="Arial"/>
+                <w:b w:val="false"/>
+                <w:bCs w:val="false"/>
+                <w:sz w:val="20"/>
+                <w:szCs w:val="20"/>
+              </w:rPr>
+              <w:t xml:space="preserve">Own</w:t>
+            </w:r>
+          </w:p>
+        </w:tc>
+        <w:tc>
+          <w:tcPr>
+            <w:tcW w:type="dxa" w:w="1847"/>
+            <w:tcBorders>
+              <w:top w:val="single" w:color="E2E8F0" w:sz="4"/>
+              <w:left w:val="none" w:color="auto" w:sz="0"/>
+              <w:bottom w:val="single" w:color="E2E8F0" w:sz="4"/>
+              <w:right w:val="none" w:color="auto" w:sz="0"/>
+            </w:tcBorders>
+            <w:tcMar>
+              <w:top w:type="dxa" w:w="120"/>
+              <w:left w:type="dxa" w:w="160"/>
+              <w:bottom w:type="dxa" w:w="120"/>
+              <w:right w:type="dxa" w:w="160"/>
+            </w:tcMar>
+          </w:tcPr>
+          <w:p>
+            <w:pPr>
+              <w:spacing w:line="240" w:lineRule="auto"/>
+              <w:jc w:val="left"/>
+            </w:pPr>
+            <w:r>
+              <w:rPr>
+                <w:rFonts w:ascii="Arial" w:cs="Arial" w:eastAsia="Arial" w:hAnsi="Arial"/>
+                <w:b w:val="false"/>
+                <w:bCs w:val="false"/>
+                <w:sz w:val="20"/>
+                <w:szCs w:val="20"/>
+              </w:rPr>
+              <w:t xml:space="preserve">Own</w:t>
+            </w:r>
+          </w:p>
+        </w:tc>
+      </w:tr>
+      <w:tr>
+        <w:trPr>
+          <w:cantSplit/>
+        </w:trPr>
+        <w:tc>
+          <w:tcPr>
+            <w:tcW w:type="dxa" w:w="3729"/>
+            <w:tcBorders>
+              <w:top w:val="single" w:color="E2E8F0" w:sz="4"/>
+              <w:left w:val="none" w:color="auto" w:sz="0"/>
+              <w:bottom w:val="single" w:color="E2E8F0" w:sz="4"/>
+              <w:right w:val="none" w:color="auto" w:sz="0"/>
+            </w:tcBorders>
+            <w:tcMar>
+              <w:top w:type="dxa" w:w="120"/>
+              <w:left w:type="dxa" w:w="160"/>
+              <w:bottom w:type="dxa" w:w="120"/>
+              <w:right w:type="dxa" w:w="160"/>
+            </w:tcMar>
+          </w:tcPr>
+          <w:p>
+            <w:pPr>
+              <w:spacing w:line="240" w:lineRule="auto"/>
+              <w:jc w:val="left"/>
+            </w:pPr>
+            <w:r>
+              <w:rPr>
+                <w:rFonts w:ascii="Arial" w:cs="Arial" w:eastAsia="Arial" w:hAnsi="Arial"/>
+                <w:b w:val="false"/>
+                <w:bCs w:val="false"/>
+                <w:sz w:val="20"/>
+                <w:szCs w:val="20"/>
+              </w:rPr>
+              <w:t xml:space="preserve">View a unit, its bills, payments and receipts</w:t>
+            </w:r>
+          </w:p>
+        </w:tc>
+        <w:tc>
+          <w:tcPr>
+            <w:tcW w:type="dxa" w:w="1532"/>
+            <w:tcBorders>
+              <w:top w:val="single" w:color="E2E8F0" w:sz="4"/>
+              <w:left w:val="none" w:color="auto" w:sz="0"/>
+              <w:bottom w:val="single" w:color="E2E8F0" w:sz="4"/>
+              <w:right w:val="none" w:color="auto" w:sz="0"/>
+            </w:tcBorders>
+            <w:tcMar>
+              <w:top w:type="dxa" w:w="120"/>
+              <w:left w:type="dxa" w:w="160"/>
+              <w:bottom w:type="dxa" w:w="120"/>
+              <w:right w:type="dxa" w:w="160"/>
+            </w:tcMar>
+          </w:tcPr>
+          <w:p>
+            <w:pPr>
+              <w:spacing w:line="240" w:lineRule="auto"/>
+              <w:jc w:val="left"/>
+            </w:pPr>
+            <w:r>
+              <w:rPr>
+                <w:rFonts w:ascii="Arial" w:cs="Arial" w:eastAsia="Arial" w:hAnsi="Arial"/>
+                <w:b w:val="false"/>
+                <w:bCs w:val="false"/>
+                <w:sz w:val="20"/>
+                <w:szCs w:val="20"/>
+              </w:rPr>
+              <w:t xml:space="preserve">No</w:t>
+            </w:r>
+          </w:p>
+        </w:tc>
+        <w:tc>
+          <w:tcPr>
+            <w:tcW w:type="dxa" w:w="1532"/>
+            <w:tcBorders>
+              <w:top w:val="single" w:color="E2E8F0" w:sz="4"/>
+              <w:left w:val="none" w:color="auto" w:sz="0"/>
+              <w:bottom w:val="single" w:color="E2E8F0" w:sz="4"/>
+              <w:right w:val="none" w:color="auto" w:sz="0"/>
+            </w:tcBorders>
+            <w:tcMar>
+              <w:top w:type="dxa" w:w="120"/>
+              <w:left w:type="dxa" w:w="160"/>
+              <w:bottom w:type="dxa" w:w="120"/>
+              <w:right w:type="dxa" w:w="160"/>
+            </w:tcMar>
+          </w:tcPr>
+          <w:p>
+            <w:pPr>
+              <w:spacing w:line="240" w:lineRule="auto"/>
+              <w:jc w:val="left"/>
+            </w:pPr>
+            <w:r>
+              <w:rPr>
+                <w:rFonts w:ascii="Arial" w:cs="Arial" w:eastAsia="Arial" w:hAnsi="Arial"/>
+                <w:b w:val="false"/>
+                <w:bCs w:val="false"/>
+                <w:sz w:val="20"/>
+                <w:szCs w:val="20"/>
+              </w:rPr>
+              <w:t xml:space="preserve">Own</w:t>
+            </w:r>
+          </w:p>
+        </w:tc>
+        <w:tc>
+          <w:tcPr>
+            <w:tcW w:type="dxa" w:w="1847"/>
+            <w:tcBorders>
+              <w:top w:val="single" w:color="E2E8F0" w:sz="4"/>
+              <w:left w:val="none" w:color="auto" w:sz="0"/>
+              <w:bottom w:val="single" w:color="E2E8F0" w:sz="4"/>
+              <w:right w:val="none" w:color="auto" w:sz="0"/>
+            </w:tcBorders>
+            <w:tcMar>
+              <w:top w:type="dxa" w:w="120"/>
+              <w:left w:type="dxa" w:w="160"/>
+              <w:bottom w:type="dxa" w:w="120"/>
+              <w:right w:type="dxa" w:w="160"/>
+            </w:tcMar>
+          </w:tcPr>
+          <w:p>
+            <w:pPr>
+              <w:spacing w:line="240" w:lineRule="auto"/>
+              <w:jc w:val="left"/>
+            </w:pPr>
+            <w:r>
+              <w:rPr>
+                <w:rFonts w:ascii="Arial" w:cs="Arial" w:eastAsia="Arial" w:hAnsi="Arial"/>
+                <w:b w:val="false"/>
+                <w:bCs w:val="false"/>
+                <w:sz w:val="20"/>
+                <w:szCs w:val="20"/>
+              </w:rPr>
+              <w:t xml:space="preserve">All</w:t>
+            </w:r>
+          </w:p>
+        </w:tc>
+      </w:tr>
+      <w:tr>
+        <w:trPr>
+          <w:cantSplit/>
+        </w:trPr>
+        <w:tc>
+          <w:tcPr>
+            <w:tcW w:type="dxa" w:w="3729"/>
+            <w:tcBorders>
+              <w:top w:val="single" w:color="E2E8F0" w:sz="4"/>
+              <w:left w:val="none" w:color="auto" w:sz="0"/>
+              <w:bottom w:val="single" w:color="E2E8F0" w:sz="4"/>
+              <w:right w:val="none" w:color="auto" w:sz="0"/>
+            </w:tcBorders>
+            <w:tcMar>
+              <w:top w:type="dxa" w:w="120"/>
+              <w:left w:type="dxa" w:w="160"/>
+              <w:bottom w:type="dxa" w:w="120"/>
+              <w:right w:type="dxa" w:w="160"/>
+            </w:tcMar>
+          </w:tcPr>
+          <w:p>
+            <w:pPr>
+              <w:spacing w:line="240" w:lineRule="auto"/>
+              <w:jc w:val="left"/>
+            </w:pPr>
+            <w:r>
+              <w:rPr>
+                <w:rFonts w:ascii="Arial" w:cs="Arial" w:eastAsia="Arial" w:hAnsi="Arial"/>
+                <w:b w:val="false"/>
+                <w:bCs w:val="false"/>
+                <w:sz w:val="20"/>
+                <w:szCs w:val="20"/>
+              </w:rPr>
+              <w:t xml:space="preserve">Pay a bill online with GCash</w:t>
+            </w:r>
+          </w:p>
+        </w:tc>
+        <w:tc>
+          <w:tcPr>
+            <w:tcW w:type="dxa" w:w="1532"/>
+            <w:tcBorders>
+              <w:top w:val="single" w:color="E2E8F0" w:sz="4"/>
+              <w:left w:val="none" w:color="auto" w:sz="0"/>
+              <w:bottom w:val="single" w:color="E2E8F0" w:sz="4"/>
+              <w:right w:val="none" w:color="auto" w:sz="0"/>
+            </w:tcBorders>
+            <w:tcMar>
+              <w:top w:type="dxa" w:w="120"/>
+              <w:left w:type="dxa" w:w="160"/>
+              <w:bottom w:type="dxa" w:w="120"/>
+              <w:right w:type="dxa" w:w="160"/>
+            </w:tcMar>
+          </w:tcPr>
+          <w:p>
+            <w:pPr>
+              <w:spacing w:line="240" w:lineRule="auto"/>
+              <w:jc w:val="left"/>
+            </w:pPr>
+            <w:r>
+              <w:rPr>
+                <w:rFonts w:ascii="Arial" w:cs="Arial" w:eastAsia="Arial" w:hAnsi="Arial"/>
+                <w:b w:val="false"/>
+                <w:bCs w:val="false"/>
+                <w:sz w:val="20"/>
+                <w:szCs w:val="20"/>
+              </w:rPr>
+              <w:t xml:space="preserve">No</w:t>
+            </w:r>
+          </w:p>
+        </w:tc>
+        <w:tc>
+          <w:tcPr>
+            <w:tcW w:type="dxa" w:w="1532"/>
+            <w:tcBorders>
+              <w:top w:val="single" w:color="E2E8F0" w:sz="4"/>
+              <w:left w:val="none" w:color="auto" w:sz="0"/>
+              <w:bottom w:val="single" w:color="E2E8F0" w:sz="4"/>
+              <w:right w:val="none" w:color="auto" w:sz="0"/>
+            </w:tcBorders>
+            <w:tcMar>
+              <w:top w:type="dxa" w:w="120"/>
+              <w:left w:type="dxa" w:w="160"/>
+              <w:bottom w:type="dxa" w:w="120"/>
+              <w:right w:type="dxa" w:w="160"/>
+            </w:tcMar>
+          </w:tcPr>
+          <w:p>
+            <w:pPr>
+              <w:spacing w:line="240" w:lineRule="auto"/>
+              <w:jc w:val="left"/>
+            </w:pPr>
+            <w:r>
+              <w:rPr>
+                <w:rFonts w:ascii="Arial" w:cs="Arial" w:eastAsia="Arial" w:hAnsi="Arial"/>
+                <w:b w:val="false"/>
+                <w:bCs w:val="false"/>
+                <w:sz w:val="20"/>
+                <w:szCs w:val="20"/>
+              </w:rPr>
+              <w:t xml:space="preserve">Own</w:t>
+            </w:r>
+          </w:p>
+        </w:tc>
+        <w:tc>
+          <w:tcPr>
+            <w:tcW w:type="dxa" w:w="1847"/>
+            <w:tcBorders>
+              <w:top w:val="single" w:color="E2E8F0" w:sz="4"/>
+              <w:left w:val="none" w:color="auto" w:sz="0"/>
+              <w:bottom w:val="single" w:color="E2E8F0" w:sz="4"/>
+              <w:right w:val="none" w:color="auto" w:sz="0"/>
+            </w:tcBorders>
+            <w:tcMar>
+              <w:top w:type="dxa" w:w="120"/>
+              <w:left w:type="dxa" w:w="160"/>
+              <w:bottom w:type="dxa" w:w="120"/>
+              <w:right w:type="dxa" w:w="160"/>
+            </w:tcMar>
+          </w:tcPr>
+          <w:p>
+            <w:pPr>
+              <w:spacing w:line="240" w:lineRule="auto"/>
+              <w:jc w:val="left"/>
+            </w:pPr>
+            <w:r>
+              <w:rPr>
+                <w:rFonts w:ascii="Arial" w:cs="Arial" w:eastAsia="Arial" w:hAnsi="Arial"/>
+                <w:b w:val="false"/>
+                <w:bCs w:val="false"/>
+                <w:sz w:val="20"/>
+                <w:szCs w:val="20"/>
+              </w:rPr>
+              <w:t xml:space="preserve">No</w:t>
+            </w:r>
+          </w:p>
+        </w:tc>
+      </w:tr>
+      <w:tr>
+        <w:trPr>
+          <w:cantSplit/>
+        </w:trPr>
+        <w:tc>
+          <w:tcPr>
+            <w:tcW w:type="dxa" w:w="3729"/>
+            <w:tcBorders>
+              <w:top w:val="single" w:color="E2E8F0" w:sz="4"/>
+              <w:left w:val="none" w:color="auto" w:sz="0"/>
+              <w:bottom w:val="single" w:color="E2E8F0" w:sz="4"/>
+              <w:right w:val="none" w:color="auto" w:sz="0"/>
+            </w:tcBorders>
+            <w:tcMar>
+              <w:top w:type="dxa" w:w="120"/>
+              <w:left w:type="dxa" w:w="160"/>
+              <w:bottom w:type="dxa" w:w="120"/>
+              <w:right w:type="dxa" w:w="160"/>
+            </w:tcMar>
+          </w:tcPr>
+          <w:p>
+            <w:pPr>
+              <w:spacing w:line="240" w:lineRule="auto"/>
+              <w:jc w:val="left"/>
+            </w:pPr>
+            <w:r>
+              <w:rPr>
+                <w:rFonts w:ascii="Arial" w:cs="Arial" w:eastAsia="Arial" w:hAnsi="Arial"/>
+                <w:b w:val="false"/>
+                <w:bCs w:val="false"/>
+                <w:sz w:val="20"/>
+                <w:szCs w:val="20"/>
+              </w:rPr>
+              <w:t xml:space="preserve">Send, follow and cancel a repair request</w:t>
+            </w:r>
+          </w:p>
+        </w:tc>
+        <w:tc>
+          <w:tcPr>
+            <w:tcW w:type="dxa" w:w="1532"/>
+            <w:tcBorders>
+              <w:top w:val="single" w:color="E2E8F0" w:sz="4"/>
+              <w:left w:val="none" w:color="auto" w:sz="0"/>
+              <w:bottom w:val="single" w:color="E2E8F0" w:sz="4"/>
+              <w:right w:val="none" w:color="auto" w:sz="0"/>
+            </w:tcBorders>
+            <w:tcMar>
+              <w:top w:type="dxa" w:w="120"/>
+              <w:left w:type="dxa" w:w="160"/>
+              <w:bottom w:type="dxa" w:w="120"/>
+              <w:right w:type="dxa" w:w="160"/>
+            </w:tcMar>
+          </w:tcPr>
+          <w:p>
+            <w:pPr>
+              <w:spacing w:line="240" w:lineRule="auto"/>
+              <w:jc w:val="left"/>
+            </w:pPr>
+            <w:r>
+              <w:rPr>
+                <w:rFonts w:ascii="Arial" w:cs="Arial" w:eastAsia="Arial" w:hAnsi="Arial"/>
+                <w:b w:val="false"/>
+                <w:bCs w:val="false"/>
+                <w:sz w:val="20"/>
+                <w:szCs w:val="20"/>
+              </w:rPr>
+              <w:t xml:space="preserve">No</w:t>
+            </w:r>
+          </w:p>
+        </w:tc>
+        <w:tc>
+          <w:tcPr>
+            <w:tcW w:type="dxa" w:w="1532"/>
+            <w:tcBorders>
+              <w:top w:val="single" w:color="E2E8F0" w:sz="4"/>
+              <w:left w:val="none" w:color="auto" w:sz="0"/>
+              <w:bottom w:val="single" w:color="E2E8F0" w:sz="4"/>
+              <w:right w:val="none" w:color="auto" w:sz="0"/>
+            </w:tcBorders>
+            <w:tcMar>
+              <w:top w:type="dxa" w:w="120"/>
+              <w:left w:type="dxa" w:w="160"/>
+              <w:bottom w:type="dxa" w:w="120"/>
+              <w:right w:type="dxa" w:w="160"/>
+            </w:tcMar>
+          </w:tcPr>
+          <w:p>
+            <w:pPr>
+              <w:spacing w:line="240" w:lineRule="auto"/>
+              <w:jc w:val="left"/>
+            </w:pPr>
+            <w:r>
+              <w:rPr>
+                <w:rFonts w:ascii="Arial" w:cs="Arial" w:eastAsia="Arial" w:hAnsi="Arial"/>
+                <w:b w:val="false"/>
+                <w:bCs w:val="false"/>
+                <w:sz w:val="20"/>
+                <w:szCs w:val="20"/>
+              </w:rPr>
+              <w:t xml:space="preserve">Own</w:t>
+            </w:r>
+          </w:p>
+        </w:tc>
+        <w:tc>
+          <w:tcPr>
+            <w:tcW w:type="dxa" w:w="1847"/>
+            <w:tcBorders>
+              <w:top w:val="single" w:color="E2E8F0" w:sz="4"/>
+              <w:left w:val="none" w:color="auto" w:sz="0"/>
+              <w:bottom w:val="single" w:color="E2E8F0" w:sz="4"/>
+              <w:right w:val="none" w:color="auto" w:sz="0"/>
+            </w:tcBorders>
+            <w:tcMar>
+              <w:top w:type="dxa" w:w="120"/>
+              <w:left w:type="dxa" w:w="160"/>
+              <w:bottom w:type="dxa" w:w="120"/>
+              <w:right w:type="dxa" w:w="160"/>
+            </w:tcMar>
+          </w:tcPr>
+          <w:p>
+            <w:pPr>
+              <w:spacing w:line="240" w:lineRule="auto"/>
+              <w:jc w:val="left"/>
+            </w:pPr>
+            <w:r>
+              <w:rPr>
+                <w:rFonts w:ascii="Arial" w:cs="Arial" w:eastAsia="Arial" w:hAnsi="Arial"/>
+                <w:b w:val="false"/>
+                <w:bCs w:val="false"/>
+                <w:sz w:val="20"/>
+                <w:szCs w:val="20"/>
+              </w:rPr>
+              <w:t xml:space="preserve">All, and dispatch or close</w:t>
+            </w:r>
+          </w:p>
+        </w:tc>
+      </w:tr>
+      <w:tr>
+        <w:trPr>
+          <w:cantSplit/>
+        </w:trPr>
+        <w:tc>
+          <w:tcPr>
+            <w:tcW w:type="dxa" w:w="3729"/>
+            <w:tcBorders>
+              <w:top w:val="single" w:color="E2E8F0" w:sz="4"/>
+              <w:left w:val="none" w:color="auto" w:sz="0"/>
+              <w:bottom w:val="single" w:color="E2E8F0" w:sz="4"/>
+              <w:right w:val="none" w:color="auto" w:sz="0"/>
+            </w:tcBorders>
+            <w:tcMar>
+              <w:top w:type="dxa" w:w="120"/>
+              <w:left w:type="dxa" w:w="160"/>
+              <w:bottom w:type="dxa" w:w="120"/>
+              <w:right w:type="dxa" w:w="160"/>
+            </w:tcMar>
+          </w:tcPr>
+          <w:p>
+            <w:pPr>
+              <w:spacing w:line="240" w:lineRule="auto"/>
+              <w:jc w:val="left"/>
+            </w:pPr>
+            <w:r>
+              <w:rPr>
+                <w:rFonts w:ascii="Arial" w:cs="Arial" w:eastAsia="Arial" w:hAnsi="Arial"/>
+                <w:b w:val="false"/>
+                <w:bCs w:val="false"/>
+                <w:sz w:val="20"/>
+                <w:szCs w:val="20"/>
+              </w:rPr>
+              <w:t xml:space="preserve">Receive notifications</w:t>
+            </w:r>
+          </w:p>
+        </w:tc>
+        <w:tc>
+          <w:tcPr>
+            <w:tcW w:type="dxa" w:w="1532"/>
+            <w:tcBorders>
+              <w:top w:val="single" w:color="E2E8F0" w:sz="4"/>
+              <w:left w:val="none" w:color="auto" w:sz="0"/>
+              <w:bottom w:val="single" w:color="E2E8F0" w:sz="4"/>
+              <w:right w:val="none" w:color="auto" w:sz="0"/>
+            </w:tcBorders>
+            <w:tcMar>
+              <w:top w:type="dxa" w:w="120"/>
+              <w:left w:type="dxa" w:w="160"/>
+              <w:bottom w:type="dxa" w:w="120"/>
+              <w:right w:type="dxa" w:w="160"/>
+            </w:tcMar>
+          </w:tcPr>
+          <w:p>
+            <w:pPr>
+              <w:spacing w:line="240" w:lineRule="auto"/>
+              <w:jc w:val="left"/>
+            </w:pPr>
+            <w:r>
+              <w:rPr>
+                <w:rFonts w:ascii="Arial" w:cs="Arial" w:eastAsia="Arial" w:hAnsi="Arial"/>
+                <w:b w:val="false"/>
+                <w:bCs w:val="false"/>
+                <w:sz w:val="20"/>
+                <w:szCs w:val="20"/>
+              </w:rPr>
+              <w:t xml:space="preserve">No</w:t>
+            </w:r>
+          </w:p>
+        </w:tc>
+        <w:tc>
+          <w:tcPr>
+            <w:tcW w:type="dxa" w:w="1532"/>
+            <w:tcBorders>
+              <w:top w:val="single" w:color="E2E8F0" w:sz="4"/>
+              <w:left w:val="none" w:color="auto" w:sz="0"/>
+              <w:bottom w:val="single" w:color="E2E8F0" w:sz="4"/>
+              <w:right w:val="none" w:color="auto" w:sz="0"/>
+            </w:tcBorders>
+            <w:tcMar>
+              <w:top w:type="dxa" w:w="120"/>
+              <w:left w:type="dxa" w:w="160"/>
+              <w:bottom w:type="dxa" w:w="120"/>
+              <w:right w:type="dxa" w:w="160"/>
+            </w:tcMar>
+          </w:tcPr>
+          <w:p>
+            <w:pPr>
+              <w:spacing w:line="240" w:lineRule="auto"/>
+              <w:jc w:val="left"/>
+            </w:pPr>
+            <w:r>
+              <w:rPr>
+                <w:rFonts w:ascii="Arial" w:cs="Arial" w:eastAsia="Arial" w:hAnsi="Arial"/>
+                <w:b w:val="false"/>
+                <w:bCs w:val="false"/>
+                <w:sz w:val="20"/>
+                <w:szCs w:val="20"/>
+              </w:rPr>
+              <w:t xml:space="preserve">Own</w:t>
+            </w:r>
+          </w:p>
+        </w:tc>
+        <w:tc>
+          <w:tcPr>
+            <w:tcW w:type="dxa" w:w="1847"/>
+            <w:tcBorders>
+              <w:top w:val="single" w:color="E2E8F0" w:sz="4"/>
+              <w:left w:val="none" w:color="auto" w:sz="0"/>
+              <w:bottom w:val="single" w:color="E2E8F0" w:sz="4"/>
+              <w:right w:val="none" w:color="auto" w:sz="0"/>
+            </w:tcBorders>
+            <w:tcMar>
+              <w:top w:type="dxa" w:w="120"/>
+              <w:left w:type="dxa" w:w="160"/>
+              <w:bottom w:type="dxa" w:w="120"/>
+              <w:right w:type="dxa" w:w="160"/>
+            </w:tcMar>
+          </w:tcPr>
+          <w:p>
+            <w:pPr>
+              <w:spacing w:line="240" w:lineRule="auto"/>
+              <w:jc w:val="left"/>
+            </w:pPr>
+            <w:r>
+              <w:rPr>
+                <w:rFonts w:ascii="Arial" w:cs="Arial" w:eastAsia="Arial" w:hAnsi="Arial"/>
+                <w:b w:val="false"/>
+                <w:bCs w:val="false"/>
+                <w:sz w:val="20"/>
+                <w:szCs w:val="20"/>
+              </w:rPr>
+              <w:t xml:space="preserve">Own</w:t>
+            </w:r>
+          </w:p>
+        </w:tc>
+      </w:tr>
+      <w:tr>
+        <w:trPr>
+          <w:cantSplit/>
+        </w:trPr>
+        <w:tc>
+          <w:tcPr>
+            <w:tcW w:type="dxa" w:w="3729"/>
+            <w:tcBorders>
+              <w:top w:val="single" w:color="E2E8F0" w:sz="4"/>
+              <w:left w:val="none" w:color="auto" w:sz="0"/>
+              <w:bottom w:val="single" w:color="E2E8F0" w:sz="4"/>
+              <w:right w:val="none" w:color="auto" w:sz="0"/>
+            </w:tcBorders>
+            <w:tcMar>
+              <w:top w:type="dxa" w:w="120"/>
+              <w:left w:type="dxa" w:w="160"/>
+              <w:bottom w:type="dxa" w:w="120"/>
+              <w:right w:type="dxa" w:w="160"/>
+            </w:tcMar>
+          </w:tcPr>
+          <w:p>
+            <w:pPr>
+              <w:spacing w:line="240" w:lineRule="auto"/>
+              <w:jc w:val="left"/>
+            </w:pPr>
+            <w:r>
+              <w:rPr>
+                <w:rFonts w:ascii="Arial" w:cs="Arial" w:eastAsia="Arial" w:hAnsi="Arial"/>
+                <w:b w:val="false"/>
+                <w:bCs w:val="false"/>
+                <w:sz w:val="20"/>
+                <w:szCs w:val="20"/>
+              </w:rPr>
+              <w:t xml:space="preserve">Manage units and rates</w:t>
+            </w:r>
+          </w:p>
+        </w:tc>
+        <w:tc>
+          <w:tcPr>
+            <w:tcW w:type="dxa" w:w="1532"/>
+            <w:tcBorders>
+              <w:top w:val="single" w:color="E2E8F0" w:sz="4"/>
+              <w:left w:val="none" w:color="auto" w:sz="0"/>
+              <w:bottom w:val="single" w:color="E2E8F0" w:sz="4"/>
+              <w:right w:val="none" w:color="auto" w:sz="0"/>
+            </w:tcBorders>
+            <w:tcMar>
+              <w:top w:type="dxa" w:w="120"/>
+              <w:left w:type="dxa" w:w="160"/>
+              <w:bottom w:type="dxa" w:w="120"/>
+              <w:right w:type="dxa" w:w="160"/>
+            </w:tcMar>
+          </w:tcPr>
+          <w:p>
+            <w:pPr>
+              <w:spacing w:line="240" w:lineRule="auto"/>
+              <w:jc w:val="left"/>
+            </w:pPr>
+            <w:r>
+              <w:rPr>
+                <w:rFonts w:ascii="Arial" w:cs="Arial" w:eastAsia="Arial" w:hAnsi="Arial"/>
+                <w:b w:val="false"/>
+                <w:bCs w:val="false"/>
+                <w:sz w:val="20"/>
+                <w:szCs w:val="20"/>
+              </w:rPr>
+              <w:t xml:space="preserve">No</w:t>
+            </w:r>
+          </w:p>
+        </w:tc>
+        <w:tc>
+          <w:tcPr>
+            <w:tcW w:type="dxa" w:w="1532"/>
+            <w:tcBorders>
+              <w:top w:val="single" w:color="E2E8F0" w:sz="4"/>
+              <w:left w:val="none" w:color="auto" w:sz="0"/>
+              <w:bottom w:val="single" w:color="E2E8F0" w:sz="4"/>
+              <w:right w:val="none" w:color="auto" w:sz="0"/>
+            </w:tcBorders>
+            <w:tcMar>
+              <w:top w:type="dxa" w:w="120"/>
+              <w:left w:type="dxa" w:w="160"/>
+              <w:bottom w:type="dxa" w:w="120"/>
+              <w:right w:type="dxa" w:w="160"/>
+            </w:tcMar>
+          </w:tcPr>
+          <w:p>
+            <w:pPr>
+              <w:spacing w:line="240" w:lineRule="auto"/>
+              <w:jc w:val="left"/>
+            </w:pPr>
+            <w:r>
+              <w:rPr>
+                <w:rFonts w:ascii="Arial" w:cs="Arial" w:eastAsia="Arial" w:hAnsi="Arial"/>
+                <w:b w:val="false"/>
+                <w:bCs w:val="false"/>
+                <w:sz w:val="20"/>
+                <w:szCs w:val="20"/>
+              </w:rPr>
+              <w:t xml:space="preserve">No</w:t>
+            </w:r>
+          </w:p>
+        </w:tc>
+        <w:tc>
+          <w:tcPr>
+            <w:tcW w:type="dxa" w:w="1847"/>
+            <w:tcBorders>
+              <w:top w:val="single" w:color="E2E8F0" w:sz="4"/>
+              <w:left w:val="none" w:color="auto" w:sz="0"/>
+              <w:bottom w:val="single" w:color="E2E8F0" w:sz="4"/>
+              <w:right w:val="none" w:color="auto" w:sz="0"/>
+            </w:tcBorders>
+            <w:tcMar>
+              <w:top w:type="dxa" w:w="120"/>
+              <w:left w:type="dxa" w:w="160"/>
+              <w:bottom w:type="dxa" w:w="120"/>
+              <w:right w:type="dxa" w:w="160"/>
+            </w:tcMar>
+          </w:tcPr>
+          <w:p>
+            <w:pPr>
+              <w:spacing w:line="240" w:lineRule="auto"/>
+              <w:jc w:val="left"/>
+            </w:pPr>
+            <w:r>
+              <w:rPr>
+                <w:rFonts w:ascii="Arial" w:cs="Arial" w:eastAsia="Arial" w:hAnsi="Arial"/>
+                <w:b w:val="false"/>
+                <w:bCs w:val="false"/>
+                <w:sz w:val="20"/>
+                <w:szCs w:val="20"/>
+              </w:rPr>
+              <w:t xml:space="preserve">Yes</w:t>
+            </w:r>
+          </w:p>
+        </w:tc>
+      </w:tr>
+      <w:tr>
+        <w:trPr>
+          <w:cantSplit/>
+        </w:trPr>
+        <w:tc>
+          <w:tcPr>
+            <w:tcW w:type="dxa" w:w="3729"/>
+            <w:tcBorders>
+              <w:top w:val="single" w:color="E2E8F0" w:sz="4"/>
+              <w:left w:val="none" w:color="auto" w:sz="0"/>
+              <w:bottom w:val="single" w:color="E2E8F0" w:sz="4"/>
+              <w:right w:val="none" w:color="auto" w:sz="0"/>
+            </w:tcBorders>
+            <w:tcMar>
+              <w:top w:type="dxa" w:w="120"/>
+              <w:left w:type="dxa" w:w="160"/>
+              <w:bottom w:type="dxa" w:w="120"/>
+              <w:right w:type="dxa" w:w="160"/>
+            </w:tcMar>
+          </w:tcPr>
+          <w:p>
+            <w:pPr>
+              <w:spacing w:line="240" w:lineRule="auto"/>
+              <w:jc w:val="left"/>
+            </w:pPr>
+            <w:r>
+              <w:rPr>
+                <w:rFonts w:ascii="Arial" w:cs="Arial" w:eastAsia="Arial" w:hAnsi="Arial"/>
+                <w:b w:val="false"/>
+                <w:bCs w:val="false"/>
+                <w:sz w:val="20"/>
+                <w:szCs w:val="20"/>
+              </w:rPr>
+              <w:t xml:space="preserve">Manage tenants: move in, move out, reset a password</w:t>
+            </w:r>
+          </w:p>
+        </w:tc>
+        <w:tc>
+          <w:tcPr>
+            <w:tcW w:type="dxa" w:w="1532"/>
+            <w:tcBorders>
+              <w:top w:val="single" w:color="E2E8F0" w:sz="4"/>
+              <w:left w:val="none" w:color="auto" w:sz="0"/>
+              <w:bottom w:val="single" w:color="E2E8F0" w:sz="4"/>
+              <w:right w:val="none" w:color="auto" w:sz="0"/>
+            </w:tcBorders>
+            <w:tcMar>
+              <w:top w:type="dxa" w:w="120"/>
+              <w:left w:type="dxa" w:w="160"/>
+              <w:bottom w:type="dxa" w:w="120"/>
+              <w:right w:type="dxa" w:w="160"/>
+            </w:tcMar>
+          </w:tcPr>
+          <w:p>
+            <w:pPr>
+              <w:spacing w:line="240" w:lineRule="auto"/>
+              <w:jc w:val="left"/>
+            </w:pPr>
+            <w:r>
+              <w:rPr>
+                <w:rFonts w:ascii="Arial" w:cs="Arial" w:eastAsia="Arial" w:hAnsi="Arial"/>
+                <w:b w:val="false"/>
+                <w:bCs w:val="false"/>
+                <w:sz w:val="20"/>
+                <w:szCs w:val="20"/>
+              </w:rPr>
+              <w:t xml:space="preserve">No</w:t>
+            </w:r>
+          </w:p>
+        </w:tc>
+        <w:tc>
+          <w:tcPr>
+            <w:tcW w:type="dxa" w:w="1532"/>
+            <w:tcBorders>
+              <w:top w:val="single" w:color="E2E8F0" w:sz="4"/>
+              <w:left w:val="none" w:color="auto" w:sz="0"/>
+              <w:bottom w:val="single" w:color="E2E8F0" w:sz="4"/>
+              <w:right w:val="none" w:color="auto" w:sz="0"/>
+            </w:tcBorders>
+            <w:tcMar>
+              <w:top w:type="dxa" w:w="120"/>
+              <w:left w:type="dxa" w:w="160"/>
+              <w:bottom w:type="dxa" w:w="120"/>
+              <w:right w:type="dxa" w:w="160"/>
+            </w:tcMar>
+          </w:tcPr>
+          <w:p>
+            <w:pPr>
+              <w:spacing w:line="240" w:lineRule="auto"/>
+              <w:jc w:val="left"/>
+            </w:pPr>
+            <w:r>
+              <w:rPr>
+                <w:rFonts w:ascii="Arial" w:cs="Arial" w:eastAsia="Arial" w:hAnsi="Arial"/>
+                <w:b w:val="false"/>
+                <w:bCs w:val="false"/>
+                <w:sz w:val="20"/>
+                <w:szCs w:val="20"/>
+              </w:rPr>
+              <w:t xml:space="preserve">No</w:t>
+            </w:r>
+          </w:p>
+        </w:tc>
+        <w:tc>
+          <w:tcPr>
+            <w:tcW w:type="dxa" w:w="1847"/>
+            <w:tcBorders>
+              <w:top w:val="single" w:color="E2E8F0" w:sz="4"/>
+              <w:left w:val="none" w:color="auto" w:sz="0"/>
+              <w:bottom w:val="single" w:color="E2E8F0" w:sz="4"/>
+              <w:right w:val="none" w:color="auto" w:sz="0"/>
+            </w:tcBorders>
+            <w:tcMar>
+              <w:top w:type="dxa" w:w="120"/>
+              <w:left w:type="dxa" w:w="160"/>
+              <w:bottom w:type="dxa" w:w="120"/>
+              <w:right w:type="dxa" w:w="160"/>
+            </w:tcMar>
+          </w:tcPr>
+          <w:p>
+            <w:pPr>
+              <w:spacing w:line="240" w:lineRule="auto"/>
+              <w:jc w:val="left"/>
+            </w:pPr>
+            <w:r>
+              <w:rPr>
+                <w:rFonts w:ascii="Arial" w:cs="Arial" w:eastAsia="Arial" w:hAnsi="Arial"/>
+                <w:b w:val="false"/>
+                <w:bCs w:val="false"/>
+                <w:sz w:val="20"/>
+                <w:szCs w:val="20"/>
+              </w:rPr>
+              <w:t xml:space="preserve">Yes</w:t>
+            </w:r>
+          </w:p>
+        </w:tc>
+      </w:tr>
+      <w:tr>
+        <w:trPr>
+          <w:cantSplit/>
+        </w:trPr>
+        <w:tc>
+          <w:tcPr>
+            <w:tcW w:type="dxa" w:w="3729"/>
+            <w:tcBorders>
+              <w:top w:val="single" w:color="E2E8F0" w:sz="4"/>
+              <w:left w:val="none" w:color="auto" w:sz="0"/>
+              <w:bottom w:val="single" w:color="E2E8F0" w:sz="4"/>
+              <w:right w:val="none" w:color="auto" w:sz="0"/>
+            </w:tcBorders>
+            <w:tcMar>
+              <w:top w:type="dxa" w:w="120"/>
+              <w:left w:type="dxa" w:w="160"/>
+              <w:bottom w:type="dxa" w:w="120"/>
+              <w:right w:type="dxa" w:w="160"/>
+            </w:tcMar>
+          </w:tcPr>
+          <w:p>
+            <w:pPr>
+              <w:spacing w:line="240" w:lineRule="auto"/>
+              <w:jc w:val="left"/>
+            </w:pPr>
+            <w:r>
+              <w:rPr>
+                <w:rFonts w:ascii="Arial" w:cs="Arial" w:eastAsia="Arial" w:hAnsi="Arial"/>
+                <w:b w:val="false"/>
+                <w:bCs w:val="false"/>
+                <w:sz w:val="20"/>
+                <w:szCs w:val="20"/>
+              </w:rPr>
+              <w:t xml:space="preserve">Record, verify, correct and void payments</w:t>
+            </w:r>
+          </w:p>
+        </w:tc>
+        <w:tc>
+          <w:tcPr>
+            <w:tcW w:type="dxa" w:w="1532"/>
+            <w:tcBorders>
+              <w:top w:val="single" w:color="E2E8F0" w:sz="4"/>
+              <w:left w:val="none" w:color="auto" w:sz="0"/>
+              <w:bottom w:val="single" w:color="E2E8F0" w:sz="4"/>
+              <w:right w:val="none" w:color="auto" w:sz="0"/>
+            </w:tcBorders>
+            <w:tcMar>
+              <w:top w:type="dxa" w:w="120"/>
+              <w:left w:type="dxa" w:w="160"/>
+              <w:bottom w:type="dxa" w:w="120"/>
+              <w:right w:type="dxa" w:w="160"/>
+            </w:tcMar>
+          </w:tcPr>
+          <w:p>
+            <w:pPr>
+              <w:spacing w:line="240" w:lineRule="auto"/>
+              <w:jc w:val="left"/>
+            </w:pPr>
+            <w:r>
+              <w:rPr>
+                <w:rFonts w:ascii="Arial" w:cs="Arial" w:eastAsia="Arial" w:hAnsi="Arial"/>
+                <w:b w:val="false"/>
+                <w:bCs w:val="false"/>
+                <w:sz w:val="20"/>
+                <w:szCs w:val="20"/>
+              </w:rPr>
+              <w:t xml:space="preserve">No</w:t>
+            </w:r>
+          </w:p>
+        </w:tc>
+        <w:tc>
+          <w:tcPr>
+            <w:tcW w:type="dxa" w:w="1532"/>
+            <w:tcBorders>
+              <w:top w:val="single" w:color="E2E8F0" w:sz="4"/>
+              <w:left w:val="none" w:color="auto" w:sz="0"/>
+              <w:bottom w:val="single" w:color="E2E8F0" w:sz="4"/>
+              <w:right w:val="none" w:color="auto" w:sz="0"/>
+            </w:tcBorders>
+            <w:tcMar>
+              <w:top w:type="dxa" w:w="120"/>
+              <w:left w:type="dxa" w:w="160"/>
+              <w:bottom w:type="dxa" w:w="120"/>
+              <w:right w:type="dxa" w:w="160"/>
+            </w:tcMar>
+          </w:tcPr>
+          <w:p>
+            <w:pPr>
+              <w:spacing w:line="240" w:lineRule="auto"/>
+              <w:jc w:val="left"/>
+            </w:pPr>
+            <w:r>
+              <w:rPr>
+                <w:rFonts w:ascii="Arial" w:cs="Arial" w:eastAsia="Arial" w:hAnsi="Arial"/>
+                <w:b w:val="false"/>
+                <w:bCs w:val="false"/>
+                <w:sz w:val="20"/>
+                <w:szCs w:val="20"/>
+              </w:rPr>
+              <w:t xml:space="preserve">No</w:t>
+            </w:r>
+          </w:p>
+        </w:tc>
+        <w:tc>
+          <w:tcPr>
+            <w:tcW w:type="dxa" w:w="1847"/>
+            <w:tcBorders>
+              <w:top w:val="single" w:color="E2E8F0" w:sz="4"/>
+              <w:left w:val="none" w:color="auto" w:sz="0"/>
+              <w:bottom w:val="single" w:color="E2E8F0" w:sz="4"/>
+              <w:right w:val="none" w:color="auto" w:sz="0"/>
+            </w:tcBorders>
+            <w:tcMar>
+              <w:top w:type="dxa" w:w="120"/>
+              <w:left w:type="dxa" w:w="160"/>
+              <w:bottom w:type="dxa" w:w="120"/>
+              <w:right w:type="dxa" w:w="160"/>
+            </w:tcMar>
+          </w:tcPr>
+          <w:p>
+            <w:pPr>
+              <w:spacing w:line="240" w:lineRule="auto"/>
+              <w:jc w:val="left"/>
+            </w:pPr>
+            <w:r>
+              <w:rPr>
+                <w:rFonts w:ascii="Arial" w:cs="Arial" w:eastAsia="Arial" w:hAnsi="Arial"/>
+                <w:b w:val="false"/>
+                <w:bCs w:val="false"/>
+                <w:sz w:val="20"/>
+                <w:szCs w:val="20"/>
+              </w:rPr>
+              <w:t xml:space="preserve">Yes</w:t>
+            </w:r>
+          </w:p>
+        </w:tc>
+      </w:tr>
+      <w:tr>
+        <w:trPr>
+          <w:cantSplit/>
+        </w:trPr>
+        <w:tc>
+          <w:tcPr>
+            <w:tcW w:type="dxa" w:w="3729"/>
+            <w:tcBorders>
+              <w:top w:val="single" w:color="E2E8F0" w:sz="4"/>
+              <w:left w:val="none" w:color="auto" w:sz="0"/>
+              <w:bottom w:val="single" w:color="E2E8F0" w:sz="4"/>
+              <w:right w:val="none" w:color="auto" w:sz="0"/>
+            </w:tcBorders>
+            <w:tcMar>
+              <w:top w:type="dxa" w:w="120"/>
+              <w:left w:type="dxa" w:w="160"/>
+              <w:bottom w:type="dxa" w:w="120"/>
+              <w:right w:type="dxa" w:w="160"/>
+            </w:tcMar>
+          </w:tcPr>
+          <w:p>
+            <w:pPr>
+              <w:spacing w:line="240" w:lineRule="auto"/>
+              <w:jc w:val="left"/>
+            </w:pPr>
+            <w:r>
+              <w:rPr>
+                <w:rFonts w:ascii="Arial" w:cs="Arial" w:eastAsia="Arial" w:hAnsi="Arial"/>
+                <w:b w:val="false"/>
+                <w:bCs w:val="false"/>
+                <w:sz w:val="20"/>
+                <w:szCs w:val="20"/>
+              </w:rPr>
+              <w:t xml:space="preserve">Income and expense ledgers, overview figures and workbook downloads</w:t>
+            </w:r>
+          </w:p>
+        </w:tc>
+        <w:tc>
+          <w:tcPr>
+            <w:tcW w:type="dxa" w:w="1532"/>
+            <w:tcBorders>
+              <w:top w:val="single" w:color="E2E8F0" w:sz="4"/>
+              <w:left w:val="none" w:color="auto" w:sz="0"/>
+              <w:bottom w:val="single" w:color="E2E8F0" w:sz="4"/>
+              <w:right w:val="none" w:color="auto" w:sz="0"/>
+            </w:tcBorders>
+            <w:tcMar>
+              <w:top w:type="dxa" w:w="120"/>
+              <w:left w:type="dxa" w:w="160"/>
+              <w:bottom w:type="dxa" w:w="120"/>
+              <w:right w:type="dxa" w:w="160"/>
+            </w:tcMar>
+          </w:tcPr>
+          <w:p>
+            <w:pPr>
+              <w:spacing w:line="240" w:lineRule="auto"/>
+              <w:jc w:val="left"/>
+            </w:pPr>
+            <w:r>
+              <w:rPr>
+                <w:rFonts w:ascii="Arial" w:cs="Arial" w:eastAsia="Arial" w:hAnsi="Arial"/>
+                <w:b w:val="false"/>
+                <w:bCs w:val="false"/>
+                <w:sz w:val="20"/>
+                <w:szCs w:val="20"/>
+              </w:rPr>
+              <w:t xml:space="preserve">No</w:t>
+            </w:r>
+          </w:p>
+        </w:tc>
+        <w:tc>
+          <w:tcPr>
+            <w:tcW w:type="dxa" w:w="1532"/>
+            <w:tcBorders>
+              <w:top w:val="single" w:color="E2E8F0" w:sz="4"/>
+              <w:left w:val="none" w:color="auto" w:sz="0"/>
+              <w:bottom w:val="single" w:color="E2E8F0" w:sz="4"/>
+              <w:right w:val="none" w:color="auto" w:sz="0"/>
+            </w:tcBorders>
+            <w:tcMar>
+              <w:top w:type="dxa" w:w="120"/>
+              <w:left w:type="dxa" w:w="160"/>
+              <w:bottom w:type="dxa" w:w="120"/>
+              <w:right w:type="dxa" w:w="160"/>
+            </w:tcMar>
+          </w:tcPr>
+          <w:p>
+            <w:pPr>
+              <w:spacing w:line="240" w:lineRule="auto"/>
+              <w:jc w:val="left"/>
+            </w:pPr>
+            <w:r>
+              <w:rPr>
+                <w:rFonts w:ascii="Arial" w:cs="Arial" w:eastAsia="Arial" w:hAnsi="Arial"/>
+                <w:b w:val="false"/>
+                <w:bCs w:val="false"/>
+                <w:sz w:val="20"/>
+                <w:szCs w:val="20"/>
+              </w:rPr>
+              <w:t xml:space="preserve">No</w:t>
+            </w:r>
+          </w:p>
+        </w:tc>
+        <w:tc>
+          <w:tcPr>
+            <w:tcW w:type="dxa" w:w="1847"/>
+            <w:tcBorders>
+              <w:top w:val="single" w:color="E2E8F0" w:sz="4"/>
+              <w:left w:val="none" w:color="auto" w:sz="0"/>
+              <w:bottom w:val="single" w:color="E2E8F0" w:sz="4"/>
+              <w:right w:val="none" w:color="auto" w:sz="0"/>
+            </w:tcBorders>
+            <w:tcMar>
+              <w:top w:type="dxa" w:w="120"/>
+              <w:left w:type="dxa" w:w="160"/>
+              <w:bottom w:type="dxa" w:w="120"/>
+              <w:right w:type="dxa" w:w="160"/>
+            </w:tcMar>
+          </w:tcPr>
+          <w:p>
+            <w:pPr>
+              <w:spacing w:line="240" w:lineRule="auto"/>
+              <w:jc w:val="left"/>
+            </w:pPr>
+            <w:r>
+              <w:rPr>
+                <w:rFonts w:ascii="Arial" w:cs="Arial" w:eastAsia="Arial" w:hAnsi="Arial"/>
+                <w:b w:val="false"/>
+                <w:bCs w:val="false"/>
+                <w:sz w:val="20"/>
+                <w:szCs w:val="20"/>
+              </w:rPr>
+              <w:t xml:space="preserve">Yes</w:t>
+            </w:r>
+          </w:p>
+        </w:tc>
+      </w:tr>
+      <w:tr>
+        <w:trPr>
+          <w:cantSplit/>
+        </w:trPr>
+        <w:tc>
+          <w:tcPr>
+            <w:tcW w:type="dxa" w:w="3729"/>
+            <w:tcBorders>
+              <w:top w:val="single" w:color="E2E8F0" w:sz="4"/>
+              <w:left w:val="none" w:color="auto" w:sz="0"/>
+              <w:bottom w:val="single" w:color="1A202C" w:sz="12"/>
+              <w:right w:val="none" w:color="auto" w:sz="0"/>
+            </w:tcBorders>
+            <w:tcMar>
+              <w:top w:type="dxa" w:w="120"/>
+              <w:left w:type="dxa" w:w="160"/>
+              <w:bottom w:type="dxa" w:w="120"/>
+              <w:right w:type="dxa" w:w="160"/>
+            </w:tcMar>
+          </w:tcPr>
+          <w:p>
+            <w:pPr>
+              <w:spacing w:line="240" w:lineRule="auto"/>
+              <w:jc w:val="left"/>
+            </w:pPr>
+            <w:r>
+              <w:rPr>
+                <w:rFonts w:ascii="Arial" w:cs="Arial" w:eastAsia="Arial" w:hAnsi="Arial"/>
+                <w:b w:val="false"/>
+                <w:bCs w:val="false"/>
+                <w:sz w:val="20"/>
+                <w:szCs w:val="20"/>
+              </w:rPr>
+              <w:t xml:space="preserve">Answer, close and delete inquiries</w:t>
+            </w:r>
+          </w:p>
+        </w:tc>
+        <w:tc>
+          <w:tcPr>
+            <w:tcW w:type="dxa" w:w="1532"/>
+            <w:tcBorders>
+              <w:top w:val="single" w:color="E2E8F0" w:sz="4"/>
+              <w:left w:val="none" w:color="auto" w:sz="0"/>
+              <w:bottom w:val="single" w:color="1A202C" w:sz="12"/>
+              <w:right w:val="none" w:color="auto" w:sz="0"/>
+            </w:tcBorders>
+            <w:tcMar>
+              <w:top w:type="dxa" w:w="120"/>
+              <w:left w:type="dxa" w:w="160"/>
+              <w:bottom w:type="dxa" w:w="120"/>
+              <w:right w:type="dxa" w:w="160"/>
+            </w:tcMar>
+          </w:tcPr>
+          <w:p>
+            <w:pPr>
+              <w:spacing w:line="240" w:lineRule="auto"/>
+              <w:jc w:val="left"/>
+            </w:pPr>
+            <w:r>
+              <w:rPr>
+                <w:rFonts w:ascii="Arial" w:cs="Arial" w:eastAsia="Arial" w:hAnsi="Arial"/>
+                <w:b w:val="false"/>
+                <w:bCs w:val="false"/>
+                <w:sz w:val="20"/>
+                <w:szCs w:val="20"/>
+              </w:rPr>
+              <w:t xml:space="preserve">No</w:t>
+            </w:r>
+          </w:p>
+        </w:tc>
+        <w:tc>
+          <w:tcPr>
+            <w:tcW w:type="dxa" w:w="1532"/>
+            <w:tcBorders>
+              <w:top w:val="single" w:color="E2E8F0" w:sz="4"/>
+              <w:left w:val="none" w:color="auto" w:sz="0"/>
+              <w:bottom w:val="single" w:color="1A202C" w:sz="12"/>
+              <w:right w:val="none" w:color="auto" w:sz="0"/>
+            </w:tcBorders>
+            <w:tcMar>
+              <w:top w:type="dxa" w:w="120"/>
+              <w:left w:type="dxa" w:w="160"/>
+              <w:bottom w:type="dxa" w:w="120"/>
+              <w:right w:type="dxa" w:w="160"/>
+            </w:tcMar>
+          </w:tcPr>
+          <w:p>
+            <w:pPr>
+              <w:spacing w:line="240" w:lineRule="auto"/>
+              <w:jc w:val="left"/>
+            </w:pPr>
+            <w:r>
+              <w:rPr>
+                <w:rFonts w:ascii="Arial" w:cs="Arial" w:eastAsia="Arial" w:hAnsi="Arial"/>
+                <w:b w:val="false"/>
+                <w:bCs w:val="false"/>
+                <w:sz w:val="20"/>
+                <w:szCs w:val="20"/>
+              </w:rPr>
+              <w:t xml:space="preserve">No</w:t>
+            </w:r>
+          </w:p>
+        </w:tc>
+        <w:tc>
+          <w:tcPr>
+            <w:tcW w:type="dxa" w:w="1847"/>
+            <w:tcBorders>
+              <w:top w:val="single" w:color="E2E8F0" w:sz="4"/>
+              <w:left w:val="none" w:color="auto" w:sz="0"/>
+              <w:bottom w:val="single" w:color="1A202C" w:sz="12"/>
+              <w:right w:val="none" w:color="auto" w:sz="0"/>
+            </w:tcBorders>
+            <w:tcMar>
+              <w:top w:type="dxa" w:w="120"/>
+              <w:left w:type="dxa" w:w="160"/>
+              <w:bottom w:type="dxa" w:w="120"/>
+              <w:right w:type="dxa" w:w="160"/>
+            </w:tcMar>
+          </w:tcPr>
+          <w:p>
+            <w:pPr>
+              <w:spacing w:line="240" w:lineRule="auto"/>
+              <w:jc w:val="left"/>
+            </w:pPr>
+            <w:r>
+              <w:rPr>
+                <w:rFonts w:ascii="Arial" w:cs="Arial" w:eastAsia="Arial" w:hAnsi="Arial"/>
+                <w:b w:val="false"/>
+                <w:bCs w:val="false"/>
+                <w:sz w:val="20"/>
+                <w:szCs w:val="20"/>
+              </w:rPr>
+              <w:t xml:space="preserve">Yes</w:t>
+            </w:r>
+          </w:p>
+        </w:tc>
+      </w:tr>
+    </w:tbl>
+    <w:p>
+      <w:pPr>
+        <w:spacing w:after="240" w:before="120" w:line="480" w:lineRule="auto"/>
+      </w:pPr>
+    </w:p>
+    <w:p>
+      <w:pPr>
+        <w:spacing w:after="0" w:before="0" w:line="480" w:lineRule="auto"/>
+        <w:ind w:firstLine="720"/>
+        <w:jc w:val="both"/>
+      </w:pPr>
+      <w:r>
+        <w:rPr>
+          <w:rFonts w:ascii="Arial" w:cs="Arial" w:eastAsia="Arial" w:hAnsi="Arial"/>
+          <w:b w:val="false"/>
+          <w:bCs w:val="false"/>
+          <w:sz w:val="24"/>
+          <w:szCs w:val="24"/>
+        </w:rPr>
+        <w:t xml:space="preserve">A prospect, someone recorded from an inquiry who has not moved in, holds a visitor's permissions. "Own" means the server reads the person from their sign-in token and returns only their own records; anyone else's answers "not found".</w:t>
+      </w:r>
+    </w:p>
+    <w:p>
+      <w:pPr>
         <w:spacing w:after="120" w:before="240" w:line="480" w:lineRule="auto"/>
         <w:jc w:val="left"/>
       </w:pPr>
@@ -4938,7 +7819,7 @@
           <w:sz w:val="24"/>
           <w:szCs w:val="24"/>
         </w:rPr>
-        <w:t xml:space="preserve">First, the checks found problems that no one had written a check for. The five receipt anomalies in Section 4.1.1 came from the owner's historical records, not from the system. They are reported on every run instead of being quietly corrected, because only the owner's receipt book can say what each entry should read.</w:t>
+        <w:t xml:space="preserve">First, the checks found problems that no one had written a check for. The five receipt anomalies in Section 4.1.1 came from the owner's historical records, not from the system. They are reported on every run instead of being quietly corrected, because only the owner's invoice book can say what each entry should read.</w:t>
       </w:r>
     </w:p>
     <w:p>
@@ -6995,7 +9876,7 @@
           <w:sz w:val="24"/>
           <w:szCs w:val="24"/>
         </w:rPr>
-        <w:t xml:space="preserve">The tenant screens showed one thing that is not a defect of the system but matters to anyone using it. On 29 September 2026 the latest receipt in the ledger was dated 8 August 2026, so the portal told every one of the 32 tenants that they were behind by one or two periods. The screens were right about the records; the records were behind the owner's receipt book. A system that tenants can see makes the owner's entry of receipts part of what they experience, and the testing day was prepared accordingly (the owner enters the receipts she holds first, or tenants are told).</w:t>
+        <w:t xml:space="preserve">The tenant screens showed one thing that is not a defect of the system but matters to anyone using it. On 29 September 2026 the latest receipt in the ledger was dated 8 August 2026, so the portal told every one of the 32 tenants that they were behind by one or two periods. The screens were right about the records; the records were behind the owner's invoice book. A system that tenants can see makes the owner's entry of receipts part of what they experience, and the testing day was prepared accordingly (the owner enters the receipts she holds first, or tenants are told).</w:t>
       </w:r>
     </w:p>
     <w:p>
@@ -18481,6 +21362,1508 @@
           <w:szCs w:val="24"/>
         </w:rPr>
         <w:t xml:space="preserve">The simultaneous session ran with two tenants, not all three, and the owner; the tests that depend on several tenants posting at once (C-03, C-04, C-06) were therefore not performed. Table 11B covers simultaneous reading only, so simultaneous saving by several real users remains untested. On the two phones the offline behaviour matched Table 11A: both installed the application from the browser (Chrome offered "Add to Home screen" rather than an installation prompt), opened it without a connection with the notice shown, kept typed text when a send failed, and showed no personal data after signing out; sending the kept text once the connection returned is confirmed by the activity record on one of the two phones. One result differed. On a connection that stops answering, the iPhone showed the "cannot tell whether it was saved" message within the 45 seconds the design sets, but the Android phone showed it only after 60 to 80 seconds. The message is correct but late on that phone, and it is recorded as a defect (Table 23).</w:t>
+      </w:r>
+    </w:p>
+    <w:p>
+      <w:pPr>
+        <w:spacing w:after="0" w:before="0" w:line="480" w:lineRule="auto"/>
+        <w:ind w:firstLine="720"/>
+        <w:jc w:val="both"/>
+      </w:pPr>
+      <w:r>
+        <w:rPr>
+          <w:rFonts w:ascii="Arial" w:cs="Arial" w:eastAsia="Arial" w:hAnsi="Arial"/>
+          <w:b w:val="false"/>
+          <w:bCs w:val="false"/>
+          <w:sz w:val="24"/>
+          <w:szCs w:val="24"/>
+        </w:rPr>
+        <w:t xml:space="preserve">Table 11E brings the testing of Section 4.3 together by level.</w:t>
+      </w:r>
+    </w:p>
+    <w:p>
+      <w:pPr>
+        <w:spacing w:after="0" w:before="0" w:line="480" w:lineRule="auto"/>
+        <w:ind w:firstLine="720"/>
+        <w:jc w:val="both"/>
+      </w:pPr>
+      <w:r>
+        <w:rPr>
+          <w:rFonts w:ascii="Arial" w:cs="Arial" w:eastAsia="Arial" w:hAnsi="Arial"/>
+          <w:b/>
+          <w:bCs/>
+          <w:sz w:val="24"/>
+          <w:szCs w:val="24"/>
+        </w:rPr>
+        <w:t xml:space="preserve">Table 11E.</w:t>
+      </w:r>
+      <w:r>
+        <w:rPr>
+          <w:rFonts w:ascii="Arial" w:cs="Arial" w:eastAsia="Arial" w:hAnsi="Arial"/>
+          <w:b w:val="false"/>
+          <w:bCs w:val="false"/>
+          <w:sz w:val="24"/>
+          <w:szCs w:val="24"/>
+        </w:rPr>
+        <w:t xml:space="preserve"> Summary of Test Execution by Level</w:t>
+      </w:r>
+    </w:p>
+    <w:tbl>
+      <w:tblPr>
+        <w:tblW w:type="dxa" w:w="8640"/>
+        <w:tblBorders>
+          <w:top w:val="single" w:color="auto" w:sz="4"/>
+          <w:left w:val="single" w:color="auto" w:sz="4"/>
+          <w:bottom w:val="single" w:color="auto" w:sz="4"/>
+          <w:right w:val="single" w:color="auto" w:sz="4"/>
+          <w:insideH w:val="single" w:color="auto" w:sz="4"/>
+          <w:insideV w:val="single" w:color="auto" w:sz="4"/>
+        </w:tblBorders>
+      </w:tblPr>
+      <w:tblGrid>
+        <w:gridCol w:w="100"/>
+        <w:gridCol w:w="100"/>
+        <w:gridCol w:w="100"/>
+        <w:gridCol w:w="100"/>
+        <w:gridCol w:w="100"/>
+        <w:gridCol w:w="100"/>
+        <w:gridCol w:w="100"/>
+      </w:tblGrid>
+      <w:tr>
+        <w:trPr>
+          <w:cantSplit/>
+          <w:tblHeader/>
+        </w:trPr>
+        <w:tc>
+          <w:tcPr>
+            <w:tcW w:type="dxa" w:w="1210"/>
+            <w:tcBorders>
+              <w:top w:val="single" w:color="1A202C" w:sz="12"/>
+              <w:left w:val="none" w:color="auto" w:sz="0"/>
+              <w:bottom w:val="single" w:color="1A202C" w:sz="12"/>
+              <w:right w:val="none" w:color="auto" w:sz="0"/>
+            </w:tcBorders>
+            <w:shd w:fill="F8FAFC"/>
+            <w:tcMar>
+              <w:top w:type="dxa" w:w="140"/>
+              <w:left w:type="dxa" w:w="160"/>
+              <w:bottom w:type="dxa" w:w="140"/>
+              <w:right w:type="dxa" w:w="160"/>
+            </w:tcMar>
+          </w:tcPr>
+          <w:p>
+            <w:pPr>
+              <w:spacing w:line="240" w:lineRule="auto"/>
+              <w:jc w:val="left"/>
+            </w:pPr>
+            <w:r>
+              <w:rPr>
+                <w:rFonts w:ascii="Arial" w:cs="Arial" w:eastAsia="Arial" w:hAnsi="Arial"/>
+                <w:b/>
+                <w:bCs/>
+                <w:sz w:val="20"/>
+                <w:szCs w:val="20"/>
+              </w:rPr>
+              <w:t xml:space="preserve">Level</w:t>
+            </w:r>
+          </w:p>
+        </w:tc>
+        <w:tc>
+          <w:tcPr>
+            <w:tcW w:type="dxa" w:w="2233"/>
+            <w:tcBorders>
+              <w:top w:val="single" w:color="1A202C" w:sz="12"/>
+              <w:left w:val="none" w:color="auto" w:sz="0"/>
+              <w:bottom w:val="single" w:color="1A202C" w:sz="12"/>
+              <w:right w:val="none" w:color="auto" w:sz="0"/>
+            </w:tcBorders>
+            <w:shd w:fill="F8FAFC"/>
+            <w:tcMar>
+              <w:top w:type="dxa" w:w="140"/>
+              <w:left w:type="dxa" w:w="160"/>
+              <w:bottom w:type="dxa" w:w="140"/>
+              <w:right w:type="dxa" w:w="160"/>
+            </w:tcMar>
+          </w:tcPr>
+          <w:p>
+            <w:pPr>
+              <w:spacing w:line="240" w:lineRule="auto"/>
+              <w:jc w:val="center"/>
+            </w:pPr>
+            <w:r>
+              <w:rPr>
+                <w:rFonts w:ascii="Arial" w:cs="Arial" w:eastAsia="Arial" w:hAnsi="Arial"/>
+                <w:b/>
+                <w:bCs/>
+                <w:sz w:val="20"/>
+                <w:szCs w:val="20"/>
+              </w:rPr>
+              <w:t xml:space="preserve">Activity (source)</w:t>
+            </w:r>
+          </w:p>
+        </w:tc>
+        <w:tc>
+          <w:tcPr>
+            <w:tcW w:type="dxa" w:w="929"/>
+            <w:tcBorders>
+              <w:top w:val="single" w:color="1A202C" w:sz="12"/>
+              <w:left w:val="none" w:color="auto" w:sz="0"/>
+              <w:bottom w:val="single" w:color="1A202C" w:sz="12"/>
+              <w:right w:val="none" w:color="auto" w:sz="0"/>
+            </w:tcBorders>
+            <w:shd w:fill="F8FAFC"/>
+            <w:tcMar>
+              <w:top w:type="dxa" w:w="140"/>
+              <w:left w:type="dxa" w:w="160"/>
+              <w:bottom w:type="dxa" w:w="140"/>
+              <w:right w:type="dxa" w:w="160"/>
+            </w:tcMar>
+          </w:tcPr>
+          <w:p>
+            <w:pPr>
+              <w:spacing w:line="240" w:lineRule="auto"/>
+              <w:jc w:val="center"/>
+            </w:pPr>
+            <w:r>
+              <w:rPr>
+                <w:rFonts w:ascii="Arial" w:cs="Arial" w:eastAsia="Arial" w:hAnsi="Arial"/>
+                <w:b/>
+                <w:bCs/>
+                <w:sz w:val="20"/>
+                <w:szCs w:val="20"/>
+              </w:rPr>
+              <w:t xml:space="preserve">Executed</w:t>
+            </w:r>
+          </w:p>
+        </w:tc>
+        <w:tc>
+          <w:tcPr>
+            <w:tcW w:type="dxa" w:w="929"/>
+            <w:tcBorders>
+              <w:top w:val="single" w:color="1A202C" w:sz="12"/>
+              <w:left w:val="none" w:color="auto" w:sz="0"/>
+              <w:bottom w:val="single" w:color="1A202C" w:sz="12"/>
+              <w:right w:val="none" w:color="auto" w:sz="0"/>
+            </w:tcBorders>
+            <w:shd w:fill="F8FAFC"/>
+            <w:tcMar>
+              <w:top w:type="dxa" w:w="140"/>
+              <w:left w:type="dxa" w:w="160"/>
+              <w:bottom w:type="dxa" w:w="140"/>
+              <w:right w:type="dxa" w:w="160"/>
+            </w:tcMar>
+          </w:tcPr>
+          <w:p>
+            <w:pPr>
+              <w:spacing w:line="240" w:lineRule="auto"/>
+              <w:jc w:val="center"/>
+            </w:pPr>
+            <w:r>
+              <w:rPr>
+                <w:rFonts w:ascii="Arial" w:cs="Arial" w:eastAsia="Arial" w:hAnsi="Arial"/>
+                <w:b/>
+                <w:bCs/>
+                <w:sz w:val="20"/>
+                <w:szCs w:val="20"/>
+              </w:rPr>
+              <w:t xml:space="preserve">Passed</w:t>
+            </w:r>
+          </w:p>
+        </w:tc>
+        <w:tc>
+          <w:tcPr>
+            <w:tcW w:type="dxa" w:w="929"/>
+            <w:tcBorders>
+              <w:top w:val="single" w:color="1A202C" w:sz="12"/>
+              <w:left w:val="none" w:color="auto" w:sz="0"/>
+              <w:bottom w:val="single" w:color="1A202C" w:sz="12"/>
+              <w:right w:val="none" w:color="auto" w:sz="0"/>
+            </w:tcBorders>
+            <w:shd w:fill="F8FAFC"/>
+            <w:tcMar>
+              <w:top w:type="dxa" w:w="140"/>
+              <w:left w:type="dxa" w:w="160"/>
+              <w:bottom w:type="dxa" w:w="140"/>
+              <w:right w:type="dxa" w:w="160"/>
+            </w:tcMar>
+          </w:tcPr>
+          <w:p>
+            <w:pPr>
+              <w:spacing w:line="240" w:lineRule="auto"/>
+              <w:jc w:val="center"/>
+            </w:pPr>
+            <w:r>
+              <w:rPr>
+                <w:rFonts w:ascii="Arial" w:cs="Arial" w:eastAsia="Arial" w:hAnsi="Arial"/>
+                <w:b/>
+                <w:bCs/>
+                <w:sz w:val="20"/>
+                <w:szCs w:val="20"/>
+              </w:rPr>
+              <w:t xml:space="preserve">Failed</w:t>
+            </w:r>
+          </w:p>
+        </w:tc>
+        <w:tc>
+          <w:tcPr>
+            <w:tcW w:type="dxa" w:w="1227"/>
+            <w:tcBorders>
+              <w:top w:val="single" w:color="1A202C" w:sz="12"/>
+              <w:left w:val="none" w:color="auto" w:sz="0"/>
+              <w:bottom w:val="single" w:color="1A202C" w:sz="12"/>
+              <w:right w:val="none" w:color="auto" w:sz="0"/>
+            </w:tcBorders>
+            <w:shd w:fill="F8FAFC"/>
+            <w:tcMar>
+              <w:top w:type="dxa" w:w="140"/>
+              <w:left w:type="dxa" w:w="160"/>
+              <w:bottom w:type="dxa" w:w="140"/>
+              <w:right w:type="dxa" w:w="160"/>
+            </w:tcMar>
+          </w:tcPr>
+          <w:p>
+            <w:pPr>
+              <w:spacing w:line="240" w:lineRule="auto"/>
+              <w:jc w:val="center"/>
+            </w:pPr>
+            <w:r>
+              <w:rPr>
+                <w:rFonts w:ascii="Arial" w:cs="Arial" w:eastAsia="Arial" w:hAnsi="Arial"/>
+                <w:b/>
+                <w:bCs/>
+                <w:sz w:val="20"/>
+                <w:szCs w:val="20"/>
+              </w:rPr>
+              <w:t xml:space="preserve">Not performed or not applicable</w:t>
+            </w:r>
+          </w:p>
+        </w:tc>
+        <w:tc>
+          <w:tcPr>
+            <w:tcW w:type="dxa" w:w="1183"/>
+            <w:tcBorders>
+              <w:top w:val="single" w:color="1A202C" w:sz="12"/>
+              <w:left w:val="none" w:color="auto" w:sz="0"/>
+              <w:bottom w:val="single" w:color="1A202C" w:sz="12"/>
+              <w:right w:val="none" w:color="auto" w:sz="0"/>
+            </w:tcBorders>
+            <w:shd w:fill="F8FAFC"/>
+            <w:tcMar>
+              <w:top w:type="dxa" w:w="140"/>
+              <w:left w:type="dxa" w:w="160"/>
+              <w:bottom w:type="dxa" w:w="140"/>
+              <w:right w:type="dxa" w:w="160"/>
+            </w:tcMar>
+          </w:tcPr>
+          <w:p>
+            <w:pPr>
+              <w:spacing w:line="240" w:lineRule="auto"/>
+              <w:jc w:val="center"/>
+            </w:pPr>
+            <w:r>
+              <w:rPr>
+                <w:rFonts w:ascii="Arial" w:cs="Arial" w:eastAsia="Arial" w:hAnsi="Arial"/>
+                <w:b/>
+                <w:bCs/>
+                <w:sz w:val="20"/>
+                <w:szCs w:val="20"/>
+              </w:rPr>
+              <w:t xml:space="preserve">Pass rate</w:t>
+            </w:r>
+          </w:p>
+        </w:tc>
+      </w:tr>
+      <w:tr>
+        <w:trPr>
+          <w:cantSplit/>
+        </w:trPr>
+        <w:tc>
+          <w:tcPr>
+            <w:tcW w:type="dxa" w:w="1210"/>
+            <w:tcBorders>
+              <w:top w:val="single" w:color="E2E8F0" w:sz="4"/>
+              <w:left w:val="none" w:color="auto" w:sz="0"/>
+              <w:bottom w:val="single" w:color="E2E8F0" w:sz="4"/>
+              <w:right w:val="none" w:color="auto" w:sz="0"/>
+            </w:tcBorders>
+            <w:tcMar>
+              <w:top w:type="dxa" w:w="120"/>
+              <w:left w:type="dxa" w:w="160"/>
+              <w:bottom w:type="dxa" w:w="120"/>
+              <w:right w:type="dxa" w:w="160"/>
+            </w:tcMar>
+          </w:tcPr>
+          <w:p>
+            <w:pPr>
+              <w:spacing w:line="240" w:lineRule="auto"/>
+              <w:jc w:val="left"/>
+            </w:pPr>
+            <w:r>
+              <w:rPr>
+                <w:rFonts w:ascii="Arial" w:cs="Arial" w:eastAsia="Arial" w:hAnsi="Arial"/>
+                <w:b w:val="false"/>
+                <w:bCs w:val="false"/>
+                <w:sz w:val="20"/>
+                <w:szCs w:val="20"/>
+              </w:rPr>
+              <w:t xml:space="preserve">Unit and integration</w:t>
+            </w:r>
+          </w:p>
+        </w:tc>
+        <w:tc>
+          <w:tcPr>
+            <w:tcW w:type="dxa" w:w="2233"/>
+            <w:tcBorders>
+              <w:top w:val="single" w:color="E2E8F0" w:sz="4"/>
+              <w:left w:val="none" w:color="auto" w:sz="0"/>
+              <w:bottom w:val="single" w:color="E2E8F0" w:sz="4"/>
+              <w:right w:val="none" w:color="auto" w:sz="0"/>
+            </w:tcBorders>
+            <w:tcMar>
+              <w:top w:type="dxa" w:w="120"/>
+              <w:left w:type="dxa" w:w="160"/>
+              <w:bottom w:type="dxa" w:w="120"/>
+              <w:right w:type="dxa" w:w="160"/>
+            </w:tcMar>
+          </w:tcPr>
+          <w:p>
+            <w:pPr>
+              <w:spacing w:line="240" w:lineRule="auto"/>
+              <w:jc w:val="left"/>
+            </w:pPr>
+            <w:r>
+              <w:rPr>
+                <w:rFonts w:ascii="Arial" w:cs="Arial" w:eastAsia="Arial" w:hAnsi="Arial"/>
+                <w:b w:val="false"/>
+                <w:bCs w:val="false"/>
+                <w:sz w:val="20"/>
+                <w:szCs w:val="20"/>
+              </w:rPr>
+              <w:t xml:space="preserve">Automated check suites, 29 September 2026 (Table 8)</w:t>
+            </w:r>
+          </w:p>
+        </w:tc>
+        <w:tc>
+          <w:tcPr>
+            <w:tcW w:type="dxa" w:w="929"/>
+            <w:tcBorders>
+              <w:top w:val="single" w:color="E2E8F0" w:sz="4"/>
+              <w:left w:val="none" w:color="auto" w:sz="0"/>
+              <w:bottom w:val="single" w:color="E2E8F0" w:sz="4"/>
+              <w:right w:val="none" w:color="auto" w:sz="0"/>
+            </w:tcBorders>
+            <w:tcMar>
+              <w:top w:type="dxa" w:w="120"/>
+              <w:left w:type="dxa" w:w="160"/>
+              <w:bottom w:type="dxa" w:w="120"/>
+              <w:right w:type="dxa" w:w="160"/>
+            </w:tcMar>
+          </w:tcPr>
+          <w:p>
+            <w:pPr>
+              <w:spacing w:line="240" w:lineRule="auto"/>
+              <w:jc w:val="center"/>
+            </w:pPr>
+            <w:r>
+              <w:rPr>
+                <w:rFonts w:ascii="Arial" w:cs="Arial" w:eastAsia="Arial" w:hAnsi="Arial"/>
+                <w:b w:val="false"/>
+                <w:bCs w:val="false"/>
+                <w:sz w:val="20"/>
+                <w:szCs w:val="20"/>
+              </w:rPr>
+              <w:t xml:space="preserve">20</w:t>
+            </w:r>
+          </w:p>
+        </w:tc>
+        <w:tc>
+          <w:tcPr>
+            <w:tcW w:type="dxa" w:w="929"/>
+            <w:tcBorders>
+              <w:top w:val="single" w:color="E2E8F0" w:sz="4"/>
+              <w:left w:val="none" w:color="auto" w:sz="0"/>
+              <w:bottom w:val="single" w:color="E2E8F0" w:sz="4"/>
+              <w:right w:val="none" w:color="auto" w:sz="0"/>
+            </w:tcBorders>
+            <w:tcMar>
+              <w:top w:type="dxa" w:w="120"/>
+              <w:left w:type="dxa" w:w="160"/>
+              <w:bottom w:type="dxa" w:w="120"/>
+              <w:right w:type="dxa" w:w="160"/>
+            </w:tcMar>
+          </w:tcPr>
+          <w:p>
+            <w:pPr>
+              <w:spacing w:line="240" w:lineRule="auto"/>
+              <w:jc w:val="center"/>
+            </w:pPr>
+            <w:r>
+              <w:rPr>
+                <w:rFonts w:ascii="Arial" w:cs="Arial" w:eastAsia="Arial" w:hAnsi="Arial"/>
+                <w:b w:val="false"/>
+                <w:bCs w:val="false"/>
+                <w:sz w:val="20"/>
+                <w:szCs w:val="20"/>
+              </w:rPr>
+              <w:t xml:space="preserve">20</w:t>
+            </w:r>
+          </w:p>
+        </w:tc>
+        <w:tc>
+          <w:tcPr>
+            <w:tcW w:type="dxa" w:w="929"/>
+            <w:tcBorders>
+              <w:top w:val="single" w:color="E2E8F0" w:sz="4"/>
+              <w:left w:val="none" w:color="auto" w:sz="0"/>
+              <w:bottom w:val="single" w:color="E2E8F0" w:sz="4"/>
+              <w:right w:val="none" w:color="auto" w:sz="0"/>
+            </w:tcBorders>
+            <w:tcMar>
+              <w:top w:type="dxa" w:w="120"/>
+              <w:left w:type="dxa" w:w="160"/>
+              <w:bottom w:type="dxa" w:w="120"/>
+              <w:right w:type="dxa" w:w="160"/>
+            </w:tcMar>
+          </w:tcPr>
+          <w:p>
+            <w:pPr>
+              <w:spacing w:line="240" w:lineRule="auto"/>
+              <w:jc w:val="center"/>
+            </w:pPr>
+            <w:r>
+              <w:rPr>
+                <w:rFonts w:ascii="Arial" w:cs="Arial" w:eastAsia="Arial" w:hAnsi="Arial"/>
+                <w:b w:val="false"/>
+                <w:bCs w:val="false"/>
+                <w:sz w:val="20"/>
+                <w:szCs w:val="20"/>
+              </w:rPr>
+              <w:t xml:space="preserve">0</w:t>
+            </w:r>
+          </w:p>
+        </w:tc>
+        <w:tc>
+          <w:tcPr>
+            <w:tcW w:type="dxa" w:w="1227"/>
+            <w:tcBorders>
+              <w:top w:val="single" w:color="E2E8F0" w:sz="4"/>
+              <w:left w:val="none" w:color="auto" w:sz="0"/>
+              <w:bottom w:val="single" w:color="E2E8F0" w:sz="4"/>
+              <w:right w:val="none" w:color="auto" w:sz="0"/>
+            </w:tcBorders>
+            <w:tcMar>
+              <w:top w:type="dxa" w:w="120"/>
+              <w:left w:type="dxa" w:w="160"/>
+              <w:bottom w:type="dxa" w:w="120"/>
+              <w:right w:type="dxa" w:w="160"/>
+            </w:tcMar>
+          </w:tcPr>
+          <w:p>
+            <w:pPr>
+              <w:spacing w:line="240" w:lineRule="auto"/>
+              <w:jc w:val="center"/>
+            </w:pPr>
+            <w:r>
+              <w:rPr>
+                <w:rFonts w:ascii="Arial" w:cs="Arial" w:eastAsia="Arial" w:hAnsi="Arial"/>
+                <w:b w:val="false"/>
+                <w:bCs w:val="false"/>
+                <w:sz w:val="20"/>
+                <w:szCs w:val="20"/>
+              </w:rPr>
+              <w:t xml:space="preserve">0</w:t>
+            </w:r>
+          </w:p>
+        </w:tc>
+        <w:tc>
+          <w:tcPr>
+            <w:tcW w:type="dxa" w:w="1183"/>
+            <w:tcBorders>
+              <w:top w:val="single" w:color="E2E8F0" w:sz="4"/>
+              <w:left w:val="none" w:color="auto" w:sz="0"/>
+              <w:bottom w:val="single" w:color="E2E8F0" w:sz="4"/>
+              <w:right w:val="none" w:color="auto" w:sz="0"/>
+            </w:tcBorders>
+            <w:tcMar>
+              <w:top w:type="dxa" w:w="120"/>
+              <w:left w:type="dxa" w:w="160"/>
+              <w:bottom w:type="dxa" w:w="120"/>
+              <w:right w:type="dxa" w:w="160"/>
+            </w:tcMar>
+          </w:tcPr>
+          <w:p>
+            <w:pPr>
+              <w:spacing w:line="240" w:lineRule="auto"/>
+              <w:jc w:val="center"/>
+            </w:pPr>
+            <w:r>
+              <w:rPr>
+                <w:rFonts w:ascii="Arial" w:cs="Arial" w:eastAsia="Arial" w:hAnsi="Arial"/>
+                <w:b w:val="false"/>
+                <w:bCs w:val="false"/>
+                <w:sz w:val="20"/>
+                <w:szCs w:val="20"/>
+              </w:rPr>
+              <w:t xml:space="preserve">100%</w:t>
+            </w:r>
+          </w:p>
+        </w:tc>
+      </w:tr>
+      <w:tr>
+        <w:trPr>
+          <w:cantSplit/>
+        </w:trPr>
+        <w:tc>
+          <w:tcPr>
+            <w:tcW w:type="dxa" w:w="1210"/>
+            <w:tcBorders>
+              <w:top w:val="single" w:color="E2E8F0" w:sz="4"/>
+              <w:left w:val="none" w:color="auto" w:sz="0"/>
+              <w:bottom w:val="single" w:color="E2E8F0" w:sz="4"/>
+              <w:right w:val="none" w:color="auto" w:sz="0"/>
+            </w:tcBorders>
+            <w:tcMar>
+              <w:top w:type="dxa" w:w="120"/>
+              <w:left w:type="dxa" w:w="160"/>
+              <w:bottom w:type="dxa" w:w="120"/>
+              <w:right w:type="dxa" w:w="160"/>
+            </w:tcMar>
+          </w:tcPr>
+          <w:p>
+            <w:pPr>
+              <w:spacing w:line="240" w:lineRule="auto"/>
+              <w:jc w:val="left"/>
+            </w:pPr>
+            <w:r>
+              <w:rPr>
+                <w:rFonts w:ascii="Arial" w:cs="Arial" w:eastAsia="Arial" w:hAnsi="Arial"/>
+                <w:b w:val="false"/>
+                <w:bCs w:val="false"/>
+                <w:sz w:val="20"/>
+                <w:szCs w:val="20"/>
+              </w:rPr>
+              <w:t xml:space="preserve">System</w:t>
+            </w:r>
+          </w:p>
+        </w:tc>
+        <w:tc>
+          <w:tcPr>
+            <w:tcW w:type="dxa" w:w="2233"/>
+            <w:tcBorders>
+              <w:top w:val="single" w:color="E2E8F0" w:sz="4"/>
+              <w:left w:val="none" w:color="auto" w:sz="0"/>
+              <w:bottom w:val="single" w:color="E2E8F0" w:sz="4"/>
+              <w:right w:val="none" w:color="auto" w:sz="0"/>
+            </w:tcBorders>
+            <w:tcMar>
+              <w:top w:type="dxa" w:w="120"/>
+              <w:left w:type="dxa" w:w="160"/>
+              <w:bottom w:type="dxa" w:w="120"/>
+              <w:right w:type="dxa" w:w="160"/>
+            </w:tcMar>
+          </w:tcPr>
+          <w:p>
+            <w:pPr>
+              <w:spacing w:line="240" w:lineRule="auto"/>
+              <w:jc w:val="left"/>
+            </w:pPr>
+            <w:r>
+              <w:rPr>
+                <w:rFonts w:ascii="Arial" w:cs="Arial" w:eastAsia="Arial" w:hAnsi="Arial"/>
+                <w:b w:val="false"/>
+                <w:bCs w:val="false"/>
+                <w:sz w:val="20"/>
+                <w:szCs w:val="20"/>
+              </w:rPr>
+              <w:t xml:space="preserve">Functional walkthrough by the owner, 30 September 2026 (Table 10)</w:t>
+            </w:r>
+          </w:p>
+        </w:tc>
+        <w:tc>
+          <w:tcPr>
+            <w:tcW w:type="dxa" w:w="929"/>
+            <w:tcBorders>
+              <w:top w:val="single" w:color="E2E8F0" w:sz="4"/>
+              <w:left w:val="none" w:color="auto" w:sz="0"/>
+              <w:bottom w:val="single" w:color="E2E8F0" w:sz="4"/>
+              <w:right w:val="none" w:color="auto" w:sz="0"/>
+            </w:tcBorders>
+            <w:tcMar>
+              <w:top w:type="dxa" w:w="120"/>
+              <w:left w:type="dxa" w:w="160"/>
+              <w:bottom w:type="dxa" w:w="120"/>
+              <w:right w:type="dxa" w:w="160"/>
+            </w:tcMar>
+          </w:tcPr>
+          <w:p>
+            <w:pPr>
+              <w:spacing w:line="240" w:lineRule="auto"/>
+              <w:jc w:val="center"/>
+            </w:pPr>
+            <w:r>
+              <w:rPr>
+                <w:rFonts w:ascii="Arial" w:cs="Arial" w:eastAsia="Arial" w:hAnsi="Arial"/>
+                <w:b w:val="false"/>
+                <w:bCs w:val="false"/>
+                <w:sz w:val="20"/>
+                <w:szCs w:val="20"/>
+              </w:rPr>
+              <w:t xml:space="preserve">25</w:t>
+            </w:r>
+          </w:p>
+        </w:tc>
+        <w:tc>
+          <w:tcPr>
+            <w:tcW w:type="dxa" w:w="929"/>
+            <w:tcBorders>
+              <w:top w:val="single" w:color="E2E8F0" w:sz="4"/>
+              <w:left w:val="none" w:color="auto" w:sz="0"/>
+              <w:bottom w:val="single" w:color="E2E8F0" w:sz="4"/>
+              <w:right w:val="none" w:color="auto" w:sz="0"/>
+            </w:tcBorders>
+            <w:tcMar>
+              <w:top w:type="dxa" w:w="120"/>
+              <w:left w:type="dxa" w:w="160"/>
+              <w:bottom w:type="dxa" w:w="120"/>
+              <w:right w:type="dxa" w:w="160"/>
+            </w:tcMar>
+          </w:tcPr>
+          <w:p>
+            <w:pPr>
+              <w:spacing w:line="240" w:lineRule="auto"/>
+              <w:jc w:val="center"/>
+            </w:pPr>
+            <w:r>
+              <w:rPr>
+                <w:rFonts w:ascii="Arial" w:cs="Arial" w:eastAsia="Arial" w:hAnsi="Arial"/>
+                <w:b w:val="false"/>
+                <w:bCs w:val="false"/>
+                <w:sz w:val="20"/>
+                <w:szCs w:val="20"/>
+              </w:rPr>
+              <w:t xml:space="preserve">24</w:t>
+            </w:r>
+          </w:p>
+        </w:tc>
+        <w:tc>
+          <w:tcPr>
+            <w:tcW w:type="dxa" w:w="929"/>
+            <w:tcBorders>
+              <w:top w:val="single" w:color="E2E8F0" w:sz="4"/>
+              <w:left w:val="none" w:color="auto" w:sz="0"/>
+              <w:bottom w:val="single" w:color="E2E8F0" w:sz="4"/>
+              <w:right w:val="none" w:color="auto" w:sz="0"/>
+            </w:tcBorders>
+            <w:tcMar>
+              <w:top w:type="dxa" w:w="120"/>
+              <w:left w:type="dxa" w:w="160"/>
+              <w:bottom w:type="dxa" w:w="120"/>
+              <w:right w:type="dxa" w:w="160"/>
+            </w:tcMar>
+          </w:tcPr>
+          <w:p>
+            <w:pPr>
+              <w:spacing w:line="240" w:lineRule="auto"/>
+              <w:jc w:val="center"/>
+            </w:pPr>
+            <w:r>
+              <w:rPr>
+                <w:rFonts w:ascii="Arial" w:cs="Arial" w:eastAsia="Arial" w:hAnsi="Arial"/>
+                <w:b w:val="false"/>
+                <w:bCs w:val="false"/>
+                <w:sz w:val="20"/>
+                <w:szCs w:val="20"/>
+              </w:rPr>
+              <w:t xml:space="preserve">1</w:t>
+            </w:r>
+          </w:p>
+        </w:tc>
+        <w:tc>
+          <w:tcPr>
+            <w:tcW w:type="dxa" w:w="1227"/>
+            <w:tcBorders>
+              <w:top w:val="single" w:color="E2E8F0" w:sz="4"/>
+              <w:left w:val="none" w:color="auto" w:sz="0"/>
+              <w:bottom w:val="single" w:color="E2E8F0" w:sz="4"/>
+              <w:right w:val="none" w:color="auto" w:sz="0"/>
+            </w:tcBorders>
+            <w:tcMar>
+              <w:top w:type="dxa" w:w="120"/>
+              <w:left w:type="dxa" w:w="160"/>
+              <w:bottom w:type="dxa" w:w="120"/>
+              <w:right w:type="dxa" w:w="160"/>
+            </w:tcMar>
+          </w:tcPr>
+          <w:p>
+            <w:pPr>
+              <w:spacing w:line="240" w:lineRule="auto"/>
+              <w:jc w:val="center"/>
+            </w:pPr>
+            <w:r>
+              <w:rPr>
+                <w:rFonts w:ascii="Arial" w:cs="Arial" w:eastAsia="Arial" w:hAnsi="Arial"/>
+                <w:b w:val="false"/>
+                <w:bCs w:val="false"/>
+                <w:sz w:val="20"/>
+                <w:szCs w:val="20"/>
+              </w:rPr>
+              <w:t xml:space="preserve">5</w:t>
+            </w:r>
+          </w:p>
+        </w:tc>
+        <w:tc>
+          <w:tcPr>
+            <w:tcW w:type="dxa" w:w="1183"/>
+            <w:tcBorders>
+              <w:top w:val="single" w:color="E2E8F0" w:sz="4"/>
+              <w:left w:val="none" w:color="auto" w:sz="0"/>
+              <w:bottom w:val="single" w:color="E2E8F0" w:sz="4"/>
+              <w:right w:val="none" w:color="auto" w:sz="0"/>
+            </w:tcBorders>
+            <w:tcMar>
+              <w:top w:type="dxa" w:w="120"/>
+              <w:left w:type="dxa" w:w="160"/>
+              <w:bottom w:type="dxa" w:w="120"/>
+              <w:right w:type="dxa" w:w="160"/>
+            </w:tcMar>
+          </w:tcPr>
+          <w:p>
+            <w:pPr>
+              <w:spacing w:line="240" w:lineRule="auto"/>
+              <w:jc w:val="center"/>
+            </w:pPr>
+            <w:r>
+              <w:rPr>
+                <w:rFonts w:ascii="Arial" w:cs="Arial" w:eastAsia="Arial" w:hAnsi="Arial"/>
+                <w:b w:val="false"/>
+                <w:bCs w:val="false"/>
+                <w:sz w:val="20"/>
+                <w:szCs w:val="20"/>
+              </w:rPr>
+              <w:t xml:space="preserve">96%</w:t>
+            </w:r>
+          </w:p>
+        </w:tc>
+      </w:tr>
+      <w:tr>
+        <w:trPr>
+          <w:cantSplit/>
+        </w:trPr>
+        <w:tc>
+          <w:tcPr>
+            <w:tcW w:type="dxa" w:w="1210"/>
+            <w:tcBorders>
+              <w:top w:val="single" w:color="E2E8F0" w:sz="4"/>
+              <w:left w:val="none" w:color="auto" w:sz="0"/>
+              <w:bottom w:val="single" w:color="E2E8F0" w:sz="4"/>
+              <w:right w:val="none" w:color="auto" w:sz="0"/>
+            </w:tcBorders>
+            <w:tcMar>
+              <w:top w:type="dxa" w:w="120"/>
+              <w:left w:type="dxa" w:w="160"/>
+              <w:bottom w:type="dxa" w:w="120"/>
+              <w:right w:type="dxa" w:w="160"/>
+            </w:tcMar>
+          </w:tcPr>
+          <w:p>
+            <w:pPr>
+              <w:spacing w:line="240" w:lineRule="auto"/>
+              <w:jc w:val="left"/>
+            </w:pPr>
+            <w:r>
+              <w:rPr>
+                <w:rFonts w:ascii="Arial" w:cs="Arial" w:eastAsia="Arial" w:hAnsi="Arial"/>
+                <w:b w:val="false"/>
+                <w:bCs w:val="false"/>
+                <w:sz w:val="20"/>
+                <w:szCs w:val="20"/>
+              </w:rPr>
+              <w:t xml:space="preserve">Acceptance</w:t>
+            </w:r>
+          </w:p>
+        </w:tc>
+        <w:tc>
+          <w:tcPr>
+            <w:tcW w:type="dxa" w:w="2233"/>
+            <w:tcBorders>
+              <w:top w:val="single" w:color="E2E8F0" w:sz="4"/>
+              <w:left w:val="none" w:color="auto" w:sz="0"/>
+              <w:bottom w:val="single" w:color="E2E8F0" w:sz="4"/>
+              <w:right w:val="none" w:color="auto" w:sz="0"/>
+            </w:tcBorders>
+            <w:tcMar>
+              <w:top w:type="dxa" w:w="120"/>
+              <w:left w:type="dxa" w:w="160"/>
+              <w:bottom w:type="dxa" w:w="120"/>
+              <w:right w:type="dxa" w:w="160"/>
+            </w:tcMar>
+          </w:tcPr>
+          <w:p>
+            <w:pPr>
+              <w:spacing w:line="240" w:lineRule="auto"/>
+              <w:jc w:val="left"/>
+            </w:pPr>
+            <w:r>
+              <w:rPr>
+                <w:rFonts w:ascii="Arial" w:cs="Arial" w:eastAsia="Arial" w:hAnsi="Arial"/>
+                <w:b w:val="false"/>
+                <w:bCs w:val="false"/>
+                <w:sz w:val="20"/>
+                <w:szCs w:val="20"/>
+              </w:rPr>
+              <w:t xml:space="preserve">Tenant tasks, 30 September 2026 (Table 11C)</w:t>
+            </w:r>
+          </w:p>
+        </w:tc>
+        <w:tc>
+          <w:tcPr>
+            <w:tcW w:type="dxa" w:w="929"/>
+            <w:tcBorders>
+              <w:top w:val="single" w:color="E2E8F0" w:sz="4"/>
+              <w:left w:val="none" w:color="auto" w:sz="0"/>
+              <w:bottom w:val="single" w:color="E2E8F0" w:sz="4"/>
+              <w:right w:val="none" w:color="auto" w:sz="0"/>
+            </w:tcBorders>
+            <w:tcMar>
+              <w:top w:type="dxa" w:w="120"/>
+              <w:left w:type="dxa" w:w="160"/>
+              <w:bottom w:type="dxa" w:w="120"/>
+              <w:right w:type="dxa" w:w="160"/>
+            </w:tcMar>
+          </w:tcPr>
+          <w:p>
+            <w:pPr>
+              <w:spacing w:line="240" w:lineRule="auto"/>
+              <w:jc w:val="center"/>
+            </w:pPr>
+            <w:r>
+              <w:rPr>
+                <w:rFonts w:ascii="Arial" w:cs="Arial" w:eastAsia="Arial" w:hAnsi="Arial"/>
+                <w:b w:val="false"/>
+                <w:bCs w:val="false"/>
+                <w:sz w:val="20"/>
+                <w:szCs w:val="20"/>
+              </w:rPr>
+              <w:t xml:space="preserve">34</w:t>
+            </w:r>
+          </w:p>
+        </w:tc>
+        <w:tc>
+          <w:tcPr>
+            <w:tcW w:type="dxa" w:w="929"/>
+            <w:tcBorders>
+              <w:top w:val="single" w:color="E2E8F0" w:sz="4"/>
+              <w:left w:val="none" w:color="auto" w:sz="0"/>
+              <w:bottom w:val="single" w:color="E2E8F0" w:sz="4"/>
+              <w:right w:val="none" w:color="auto" w:sz="0"/>
+            </w:tcBorders>
+            <w:tcMar>
+              <w:top w:type="dxa" w:w="120"/>
+              <w:left w:type="dxa" w:w="160"/>
+              <w:bottom w:type="dxa" w:w="120"/>
+              <w:right w:type="dxa" w:w="160"/>
+            </w:tcMar>
+          </w:tcPr>
+          <w:p>
+            <w:pPr>
+              <w:spacing w:line="240" w:lineRule="auto"/>
+              <w:jc w:val="center"/>
+            </w:pPr>
+            <w:r>
+              <w:rPr>
+                <w:rFonts w:ascii="Arial" w:cs="Arial" w:eastAsia="Arial" w:hAnsi="Arial"/>
+                <w:b w:val="false"/>
+                <w:bCs w:val="false"/>
+                <w:sz w:val="20"/>
+                <w:szCs w:val="20"/>
+              </w:rPr>
+              <w:t xml:space="preserve">34</w:t>
+            </w:r>
+          </w:p>
+        </w:tc>
+        <w:tc>
+          <w:tcPr>
+            <w:tcW w:type="dxa" w:w="929"/>
+            <w:tcBorders>
+              <w:top w:val="single" w:color="E2E8F0" w:sz="4"/>
+              <w:left w:val="none" w:color="auto" w:sz="0"/>
+              <w:bottom w:val="single" w:color="E2E8F0" w:sz="4"/>
+              <w:right w:val="none" w:color="auto" w:sz="0"/>
+            </w:tcBorders>
+            <w:tcMar>
+              <w:top w:type="dxa" w:w="120"/>
+              <w:left w:type="dxa" w:w="160"/>
+              <w:bottom w:type="dxa" w:w="120"/>
+              <w:right w:type="dxa" w:w="160"/>
+            </w:tcMar>
+          </w:tcPr>
+          <w:p>
+            <w:pPr>
+              <w:spacing w:line="240" w:lineRule="auto"/>
+              <w:jc w:val="center"/>
+            </w:pPr>
+            <w:r>
+              <w:rPr>
+                <w:rFonts w:ascii="Arial" w:cs="Arial" w:eastAsia="Arial" w:hAnsi="Arial"/>
+                <w:b w:val="false"/>
+                <w:bCs w:val="false"/>
+                <w:sz w:val="20"/>
+                <w:szCs w:val="20"/>
+              </w:rPr>
+              <w:t xml:space="preserve">0</w:t>
+            </w:r>
+          </w:p>
+        </w:tc>
+        <w:tc>
+          <w:tcPr>
+            <w:tcW w:type="dxa" w:w="1227"/>
+            <w:tcBorders>
+              <w:top w:val="single" w:color="E2E8F0" w:sz="4"/>
+              <w:left w:val="none" w:color="auto" w:sz="0"/>
+              <w:bottom w:val="single" w:color="E2E8F0" w:sz="4"/>
+              <w:right w:val="none" w:color="auto" w:sz="0"/>
+            </w:tcBorders>
+            <w:tcMar>
+              <w:top w:type="dxa" w:w="120"/>
+              <w:left w:type="dxa" w:w="160"/>
+              <w:bottom w:type="dxa" w:w="120"/>
+              <w:right w:type="dxa" w:w="160"/>
+            </w:tcMar>
+          </w:tcPr>
+          <w:p>
+            <w:pPr>
+              <w:spacing w:line="240" w:lineRule="auto"/>
+              <w:jc w:val="center"/>
+            </w:pPr>
+            <w:r>
+              <w:rPr>
+                <w:rFonts w:ascii="Arial" w:cs="Arial" w:eastAsia="Arial" w:hAnsi="Arial"/>
+                <w:b w:val="false"/>
+                <w:bCs w:val="false"/>
+                <w:sz w:val="20"/>
+                <w:szCs w:val="20"/>
+              </w:rPr>
+              <w:t xml:space="preserve">0</w:t>
+            </w:r>
+          </w:p>
+        </w:tc>
+        <w:tc>
+          <w:tcPr>
+            <w:tcW w:type="dxa" w:w="1183"/>
+            <w:tcBorders>
+              <w:top w:val="single" w:color="E2E8F0" w:sz="4"/>
+              <w:left w:val="none" w:color="auto" w:sz="0"/>
+              <w:bottom w:val="single" w:color="E2E8F0" w:sz="4"/>
+              <w:right w:val="none" w:color="auto" w:sz="0"/>
+            </w:tcBorders>
+            <w:tcMar>
+              <w:top w:type="dxa" w:w="120"/>
+              <w:left w:type="dxa" w:w="160"/>
+              <w:bottom w:type="dxa" w:w="120"/>
+              <w:right w:type="dxa" w:w="160"/>
+            </w:tcMar>
+          </w:tcPr>
+          <w:p>
+            <w:pPr>
+              <w:spacing w:line="240" w:lineRule="auto"/>
+              <w:jc w:val="left"/>
+            </w:pPr>
+            <w:r>
+              <w:rPr>
+                <w:rFonts w:ascii="Arial" w:cs="Arial" w:eastAsia="Arial" w:hAnsi="Arial"/>
+                <w:b w:val="false"/>
+                <w:bCs w:val="false"/>
+                <w:sz w:val="20"/>
+                <w:szCs w:val="20"/>
+              </w:rPr>
+              <w:t xml:space="preserve">100% (91% without help)</w:t>
+            </w:r>
+          </w:p>
+        </w:tc>
+      </w:tr>
+      <w:tr>
+        <w:trPr>
+          <w:cantSplit/>
+        </w:trPr>
+        <w:tc>
+          <w:tcPr>
+            <w:tcW w:type="dxa" w:w="1210"/>
+            <w:tcBorders>
+              <w:top w:val="single" w:color="E2E8F0" w:sz="4"/>
+              <w:left w:val="none" w:color="auto" w:sz="0"/>
+              <w:bottom w:val="single" w:color="E2E8F0" w:sz="4"/>
+              <w:right w:val="none" w:color="auto" w:sz="0"/>
+            </w:tcBorders>
+            <w:tcMar>
+              <w:top w:type="dxa" w:w="120"/>
+              <w:left w:type="dxa" w:w="160"/>
+              <w:bottom w:type="dxa" w:w="120"/>
+              <w:right w:type="dxa" w:w="160"/>
+            </w:tcMar>
+          </w:tcPr>
+          <w:p>
+            <w:pPr>
+              <w:spacing w:line="240" w:lineRule="auto"/>
+              <w:jc w:val="left"/>
+            </w:pPr>
+            <w:r>
+              <w:rPr>
+                <w:rFonts w:ascii="Arial" w:cs="Arial" w:eastAsia="Arial" w:hAnsi="Arial"/>
+                <w:b w:val="false"/>
+                <w:bCs w:val="false"/>
+                <w:sz w:val="20"/>
+                <w:szCs w:val="20"/>
+              </w:rPr>
+              <w:t xml:space="preserve">Acceptance</w:t>
+            </w:r>
+          </w:p>
+        </w:tc>
+        <w:tc>
+          <w:tcPr>
+            <w:tcW w:type="dxa" w:w="2233"/>
+            <w:tcBorders>
+              <w:top w:val="single" w:color="E2E8F0" w:sz="4"/>
+              <w:left w:val="none" w:color="auto" w:sz="0"/>
+              <w:bottom w:val="single" w:color="E2E8F0" w:sz="4"/>
+              <w:right w:val="none" w:color="auto" w:sz="0"/>
+            </w:tcBorders>
+            <w:tcMar>
+              <w:top w:type="dxa" w:w="120"/>
+              <w:left w:type="dxa" w:w="160"/>
+              <w:bottom w:type="dxa" w:w="120"/>
+              <w:right w:type="dxa" w:w="160"/>
+            </w:tcMar>
+          </w:tcPr>
+          <w:p>
+            <w:pPr>
+              <w:spacing w:line="240" w:lineRule="auto"/>
+              <w:jc w:val="left"/>
+            </w:pPr>
+            <w:r>
+              <w:rPr>
+                <w:rFonts w:ascii="Arial" w:cs="Arial" w:eastAsia="Arial" w:hAnsi="Arial"/>
+                <w:b w:val="false"/>
+                <w:bCs w:val="false"/>
+                <w:sz w:val="20"/>
+                <w:szCs w:val="20"/>
+              </w:rPr>
+              <w:t xml:space="preserve">Simultaneous use by the owner and tenants (Table 11D)</w:t>
+            </w:r>
+          </w:p>
+        </w:tc>
+        <w:tc>
+          <w:tcPr>
+            <w:tcW w:type="dxa" w:w="929"/>
+            <w:tcBorders>
+              <w:top w:val="single" w:color="E2E8F0" w:sz="4"/>
+              <w:left w:val="none" w:color="auto" w:sz="0"/>
+              <w:bottom w:val="single" w:color="E2E8F0" w:sz="4"/>
+              <w:right w:val="none" w:color="auto" w:sz="0"/>
+            </w:tcBorders>
+            <w:tcMar>
+              <w:top w:type="dxa" w:w="120"/>
+              <w:left w:type="dxa" w:w="160"/>
+              <w:bottom w:type="dxa" w:w="120"/>
+              <w:right w:type="dxa" w:w="160"/>
+            </w:tcMar>
+          </w:tcPr>
+          <w:p>
+            <w:pPr>
+              <w:spacing w:line="240" w:lineRule="auto"/>
+              <w:jc w:val="center"/>
+            </w:pPr>
+            <w:r>
+              <w:rPr>
+                <w:rFonts w:ascii="Arial" w:cs="Arial" w:eastAsia="Arial" w:hAnsi="Arial"/>
+                <w:b w:val="false"/>
+                <w:bCs w:val="false"/>
+                <w:sz w:val="20"/>
+                <w:szCs w:val="20"/>
+              </w:rPr>
+              <w:t xml:space="preserve">4</w:t>
+            </w:r>
+          </w:p>
+        </w:tc>
+        <w:tc>
+          <w:tcPr>
+            <w:tcW w:type="dxa" w:w="929"/>
+            <w:tcBorders>
+              <w:top w:val="single" w:color="E2E8F0" w:sz="4"/>
+              <w:left w:val="none" w:color="auto" w:sz="0"/>
+              <w:bottom w:val="single" w:color="E2E8F0" w:sz="4"/>
+              <w:right w:val="none" w:color="auto" w:sz="0"/>
+            </w:tcBorders>
+            <w:tcMar>
+              <w:top w:type="dxa" w:w="120"/>
+              <w:left w:type="dxa" w:w="160"/>
+              <w:bottom w:type="dxa" w:w="120"/>
+              <w:right w:type="dxa" w:w="160"/>
+            </w:tcMar>
+          </w:tcPr>
+          <w:p>
+            <w:pPr>
+              <w:spacing w:line="240" w:lineRule="auto"/>
+              <w:jc w:val="center"/>
+            </w:pPr>
+            <w:r>
+              <w:rPr>
+                <w:rFonts w:ascii="Arial" w:cs="Arial" w:eastAsia="Arial" w:hAnsi="Arial"/>
+                <w:b w:val="false"/>
+                <w:bCs w:val="false"/>
+                <w:sz w:val="20"/>
+                <w:szCs w:val="20"/>
+              </w:rPr>
+              <w:t xml:space="preserve">4</w:t>
+            </w:r>
+          </w:p>
+        </w:tc>
+        <w:tc>
+          <w:tcPr>
+            <w:tcW w:type="dxa" w:w="929"/>
+            <w:tcBorders>
+              <w:top w:val="single" w:color="E2E8F0" w:sz="4"/>
+              <w:left w:val="none" w:color="auto" w:sz="0"/>
+              <w:bottom w:val="single" w:color="E2E8F0" w:sz="4"/>
+              <w:right w:val="none" w:color="auto" w:sz="0"/>
+            </w:tcBorders>
+            <w:tcMar>
+              <w:top w:type="dxa" w:w="120"/>
+              <w:left w:type="dxa" w:w="160"/>
+              <w:bottom w:type="dxa" w:w="120"/>
+              <w:right w:type="dxa" w:w="160"/>
+            </w:tcMar>
+          </w:tcPr>
+          <w:p>
+            <w:pPr>
+              <w:spacing w:line="240" w:lineRule="auto"/>
+              <w:jc w:val="center"/>
+            </w:pPr>
+            <w:r>
+              <w:rPr>
+                <w:rFonts w:ascii="Arial" w:cs="Arial" w:eastAsia="Arial" w:hAnsi="Arial"/>
+                <w:b w:val="false"/>
+                <w:bCs w:val="false"/>
+                <w:sz w:val="20"/>
+                <w:szCs w:val="20"/>
+              </w:rPr>
+              <w:t xml:space="preserve">0</w:t>
+            </w:r>
+          </w:p>
+        </w:tc>
+        <w:tc>
+          <w:tcPr>
+            <w:tcW w:type="dxa" w:w="1227"/>
+            <w:tcBorders>
+              <w:top w:val="single" w:color="E2E8F0" w:sz="4"/>
+              <w:left w:val="none" w:color="auto" w:sz="0"/>
+              <w:bottom w:val="single" w:color="E2E8F0" w:sz="4"/>
+              <w:right w:val="none" w:color="auto" w:sz="0"/>
+            </w:tcBorders>
+            <w:tcMar>
+              <w:top w:type="dxa" w:w="120"/>
+              <w:left w:type="dxa" w:w="160"/>
+              <w:bottom w:type="dxa" w:w="120"/>
+              <w:right w:type="dxa" w:w="160"/>
+            </w:tcMar>
+          </w:tcPr>
+          <w:p>
+            <w:pPr>
+              <w:spacing w:line="240" w:lineRule="auto"/>
+              <w:jc w:val="center"/>
+            </w:pPr>
+            <w:r>
+              <w:rPr>
+                <w:rFonts w:ascii="Arial" w:cs="Arial" w:eastAsia="Arial" w:hAnsi="Arial"/>
+                <w:b w:val="false"/>
+                <w:bCs w:val="false"/>
+                <w:sz w:val="20"/>
+                <w:szCs w:val="20"/>
+              </w:rPr>
+              <w:t xml:space="preserve">3</w:t>
+            </w:r>
+          </w:p>
+        </w:tc>
+        <w:tc>
+          <w:tcPr>
+            <w:tcW w:type="dxa" w:w="1183"/>
+            <w:tcBorders>
+              <w:top w:val="single" w:color="E2E8F0" w:sz="4"/>
+              <w:left w:val="none" w:color="auto" w:sz="0"/>
+              <w:bottom w:val="single" w:color="E2E8F0" w:sz="4"/>
+              <w:right w:val="none" w:color="auto" w:sz="0"/>
+            </w:tcBorders>
+            <w:tcMar>
+              <w:top w:type="dxa" w:w="120"/>
+              <w:left w:type="dxa" w:w="160"/>
+              <w:bottom w:type="dxa" w:w="120"/>
+              <w:right w:type="dxa" w:w="160"/>
+            </w:tcMar>
+          </w:tcPr>
+          <w:p>
+            <w:pPr>
+              <w:spacing w:line="240" w:lineRule="auto"/>
+              <w:jc w:val="center"/>
+            </w:pPr>
+            <w:r>
+              <w:rPr>
+                <w:rFonts w:ascii="Arial" w:cs="Arial" w:eastAsia="Arial" w:hAnsi="Arial"/>
+                <w:b w:val="false"/>
+                <w:bCs w:val="false"/>
+                <w:sz w:val="20"/>
+                <w:szCs w:val="20"/>
+              </w:rPr>
+              <w:t xml:space="preserve">100%</w:t>
+            </w:r>
+          </w:p>
+        </w:tc>
+      </w:tr>
+      <w:tr>
+        <w:trPr>
+          <w:cantSplit/>
+        </w:trPr>
+        <w:tc>
+          <w:tcPr>
+            <w:tcW w:type="dxa" w:w="1210"/>
+            <w:tcBorders>
+              <w:top w:val="single" w:color="E2E8F0" w:sz="4"/>
+              <w:left w:val="none" w:color="auto" w:sz="0"/>
+              <w:bottom w:val="single" w:color="1A202C" w:sz="12"/>
+              <w:right w:val="none" w:color="auto" w:sz="0"/>
+            </w:tcBorders>
+            <w:tcMar>
+              <w:top w:type="dxa" w:w="120"/>
+              <w:left w:type="dxa" w:w="160"/>
+              <w:bottom w:type="dxa" w:w="120"/>
+              <w:right w:type="dxa" w:w="160"/>
+            </w:tcMar>
+          </w:tcPr>
+          <w:p>
+            <w:pPr>
+              <w:spacing w:line="240" w:lineRule="auto"/>
+              <w:jc w:val="left"/>
+            </w:pPr>
+            <w:r>
+              <w:rPr>
+                <w:rFonts w:ascii="Arial" w:cs="Arial" w:eastAsia="Arial" w:hAnsi="Arial"/>
+                <w:b/>
+                <w:bCs/>
+                <w:sz w:val="20"/>
+                <w:szCs w:val="20"/>
+              </w:rPr>
+              <w:t xml:space="preserve">All levels</w:t>
+            </w:r>
+          </w:p>
+        </w:tc>
+        <w:tc>
+          <w:tcPr>
+            <w:tcW w:type="dxa" w:w="2233"/>
+            <w:tcBorders>
+              <w:top w:val="single" w:color="E2E8F0" w:sz="4"/>
+              <w:left w:val="none" w:color="auto" w:sz="0"/>
+              <w:bottom w:val="single" w:color="1A202C" w:sz="12"/>
+              <w:right w:val="none" w:color="auto" w:sz="0"/>
+            </w:tcBorders>
+            <w:tcMar>
+              <w:top w:type="dxa" w:w="120"/>
+              <w:left w:type="dxa" w:w="160"/>
+              <w:bottom w:type="dxa" w:w="120"/>
+              <w:right w:type="dxa" w:w="160"/>
+            </w:tcMar>
+          </w:tcPr>
+          <w:p>
+            <w:pPr>
+              <w:spacing w:line="240" w:lineRule="auto"/>
+              <w:jc w:val="left"/>
+            </w:pPr>
+          </w:p>
+        </w:tc>
+        <w:tc>
+          <w:tcPr>
+            <w:tcW w:type="dxa" w:w="929"/>
+            <w:tcBorders>
+              <w:top w:val="single" w:color="E2E8F0" w:sz="4"/>
+              <w:left w:val="none" w:color="auto" w:sz="0"/>
+              <w:bottom w:val="single" w:color="1A202C" w:sz="12"/>
+              <w:right w:val="none" w:color="auto" w:sz="0"/>
+            </w:tcBorders>
+            <w:tcMar>
+              <w:top w:type="dxa" w:w="120"/>
+              <w:left w:type="dxa" w:w="160"/>
+              <w:bottom w:type="dxa" w:w="120"/>
+              <w:right w:type="dxa" w:w="160"/>
+            </w:tcMar>
+          </w:tcPr>
+          <w:p>
+            <w:pPr>
+              <w:spacing w:line="240" w:lineRule="auto"/>
+              <w:jc w:val="left"/>
+            </w:pPr>
+            <w:r>
+              <w:rPr>
+                <w:rFonts w:ascii="Arial" w:cs="Arial" w:eastAsia="Arial" w:hAnsi="Arial"/>
+                <w:b/>
+                <w:bCs/>
+                <w:sz w:val="20"/>
+                <w:szCs w:val="20"/>
+              </w:rPr>
+              <w:t xml:space="preserve">83</w:t>
+            </w:r>
+          </w:p>
+        </w:tc>
+        <w:tc>
+          <w:tcPr>
+            <w:tcW w:type="dxa" w:w="929"/>
+            <w:tcBorders>
+              <w:top w:val="single" w:color="E2E8F0" w:sz="4"/>
+              <w:left w:val="none" w:color="auto" w:sz="0"/>
+              <w:bottom w:val="single" w:color="1A202C" w:sz="12"/>
+              <w:right w:val="none" w:color="auto" w:sz="0"/>
+            </w:tcBorders>
+            <w:tcMar>
+              <w:top w:type="dxa" w:w="120"/>
+              <w:left w:type="dxa" w:w="160"/>
+              <w:bottom w:type="dxa" w:w="120"/>
+              <w:right w:type="dxa" w:w="160"/>
+            </w:tcMar>
+          </w:tcPr>
+          <w:p>
+            <w:pPr>
+              <w:spacing w:line="240" w:lineRule="auto"/>
+              <w:jc w:val="left"/>
+            </w:pPr>
+            <w:r>
+              <w:rPr>
+                <w:rFonts w:ascii="Arial" w:cs="Arial" w:eastAsia="Arial" w:hAnsi="Arial"/>
+                <w:b/>
+                <w:bCs/>
+                <w:sz w:val="20"/>
+                <w:szCs w:val="20"/>
+              </w:rPr>
+              <w:t xml:space="preserve">82</w:t>
+            </w:r>
+          </w:p>
+        </w:tc>
+        <w:tc>
+          <w:tcPr>
+            <w:tcW w:type="dxa" w:w="929"/>
+            <w:tcBorders>
+              <w:top w:val="single" w:color="E2E8F0" w:sz="4"/>
+              <w:left w:val="none" w:color="auto" w:sz="0"/>
+              <w:bottom w:val="single" w:color="1A202C" w:sz="12"/>
+              <w:right w:val="none" w:color="auto" w:sz="0"/>
+            </w:tcBorders>
+            <w:tcMar>
+              <w:top w:type="dxa" w:w="120"/>
+              <w:left w:type="dxa" w:w="160"/>
+              <w:bottom w:type="dxa" w:w="120"/>
+              <w:right w:type="dxa" w:w="160"/>
+            </w:tcMar>
+          </w:tcPr>
+          <w:p>
+            <w:pPr>
+              <w:spacing w:line="240" w:lineRule="auto"/>
+              <w:jc w:val="left"/>
+            </w:pPr>
+            <w:r>
+              <w:rPr>
+                <w:rFonts w:ascii="Arial" w:cs="Arial" w:eastAsia="Arial" w:hAnsi="Arial"/>
+                <w:b/>
+                <w:bCs/>
+                <w:sz w:val="20"/>
+                <w:szCs w:val="20"/>
+              </w:rPr>
+              <w:t xml:space="preserve">1</w:t>
+            </w:r>
+          </w:p>
+        </w:tc>
+        <w:tc>
+          <w:tcPr>
+            <w:tcW w:type="dxa" w:w="1227"/>
+            <w:tcBorders>
+              <w:top w:val="single" w:color="E2E8F0" w:sz="4"/>
+              <w:left w:val="none" w:color="auto" w:sz="0"/>
+              <w:bottom w:val="single" w:color="1A202C" w:sz="12"/>
+              <w:right w:val="none" w:color="auto" w:sz="0"/>
+            </w:tcBorders>
+            <w:tcMar>
+              <w:top w:type="dxa" w:w="120"/>
+              <w:left w:type="dxa" w:w="160"/>
+              <w:bottom w:type="dxa" w:w="120"/>
+              <w:right w:type="dxa" w:w="160"/>
+            </w:tcMar>
+          </w:tcPr>
+          <w:p>
+            <w:pPr>
+              <w:spacing w:line="240" w:lineRule="auto"/>
+              <w:jc w:val="left"/>
+            </w:pPr>
+            <w:r>
+              <w:rPr>
+                <w:rFonts w:ascii="Arial" w:cs="Arial" w:eastAsia="Arial" w:hAnsi="Arial"/>
+                <w:b/>
+                <w:bCs/>
+                <w:sz w:val="20"/>
+                <w:szCs w:val="20"/>
+              </w:rPr>
+              <w:t xml:space="preserve">8</w:t>
+            </w:r>
+          </w:p>
+        </w:tc>
+        <w:tc>
+          <w:tcPr>
+            <w:tcW w:type="dxa" w:w="1183"/>
+            <w:tcBorders>
+              <w:top w:val="single" w:color="E2E8F0" w:sz="4"/>
+              <w:left w:val="none" w:color="auto" w:sz="0"/>
+              <w:bottom w:val="single" w:color="1A202C" w:sz="12"/>
+              <w:right w:val="none" w:color="auto" w:sz="0"/>
+            </w:tcBorders>
+            <w:tcMar>
+              <w:top w:type="dxa" w:w="120"/>
+              <w:left w:type="dxa" w:w="160"/>
+              <w:bottom w:type="dxa" w:w="120"/>
+              <w:right w:type="dxa" w:w="160"/>
+            </w:tcMar>
+          </w:tcPr>
+          <w:p>
+            <w:pPr>
+              <w:spacing w:line="240" w:lineRule="auto"/>
+              <w:jc w:val="left"/>
+            </w:pPr>
+            <w:r>
+              <w:rPr>
+                <w:rFonts w:ascii="Arial" w:cs="Arial" w:eastAsia="Arial" w:hAnsi="Arial"/>
+                <w:b/>
+                <w:bCs/>
+                <w:sz w:val="20"/>
+                <w:szCs w:val="20"/>
+              </w:rPr>
+              <w:t xml:space="preserve">98.8%</w:t>
+            </w:r>
+          </w:p>
+        </w:tc>
+      </w:tr>
+    </w:tbl>
+    <w:p>
+      <w:pPr>
+        <w:spacing w:after="240" w:before="120" w:line="480" w:lineRule="auto"/>
+      </w:pPr>
+    </w:p>
+    <w:p>
+      <w:pPr>
+        <w:spacing w:after="0" w:before="0" w:line="480" w:lineRule="auto"/>
+        <w:ind w:firstLine="720"/>
+        <w:jc w:val="both"/>
+      </w:pPr>
+      <w:r>
+        <w:rPr>
+          <w:rFonts w:ascii="Arial" w:cs="Arial" w:eastAsia="Arial" w:hAnsi="Arial"/>
+          <w:b w:val="false"/>
+          <w:bCs w:val="false"/>
+          <w:sz w:val="24"/>
+          <w:szCs w:val="24"/>
+        </w:rPr>
+        <w:t xml:space="preserve">Every level passed at least 96 per cent of the tests executed. The one failure, at the system level, is classified in Table 23A; it was not critical, and no critical defect was found in any activity.</w:t>
       </w:r>
     </w:p>
     <w:p>
@@ -41560,6 +45943,1528 @@
       <w:pPr>
         <w:spacing w:after="240" w:before="120" w:line="480" w:lineRule="auto"/>
       </w:pPr>
+    </w:p>
+    <w:p>
+      <w:pPr>
+        <w:spacing w:after="0" w:before="0" w:line="480" w:lineRule="auto"/>
+        <w:ind w:firstLine="720"/>
+        <w:jc w:val="both"/>
+      </w:pPr>
+      <w:r>
+        <w:rPr>
+          <w:rFonts w:ascii="Arial" w:cs="Arial" w:eastAsia="Arial" w:hAnsi="Arial"/>
+          <w:b w:val="false"/>
+          <w:bCs w:val="false"/>
+          <w:sz w:val="24"/>
+          <w:szCs w:val="24"/>
+        </w:rPr>
+        <w:t xml:space="preserve">Table 23A counts the defects found by each test activity in Sections 4.3 and 4.4, by their highest severity and what became of them. Severity follows four levels: </w:t>
+      </w:r>
+      <w:r>
+        <w:rPr>
+          <w:rFonts w:ascii="Arial" w:cs="Arial" w:eastAsia="Arial" w:hAnsi="Arial"/>
+          <w:b/>
+          <w:bCs/>
+          <w:sz w:val="24"/>
+          <w:szCs w:val="24"/>
+        </w:rPr>
+        <w:t xml:space="preserve">critical</w:t>
+      </w:r>
+      <w:r>
+        <w:rPr>
+          <w:rFonts w:ascii="Arial" w:cs="Arial" w:eastAsia="Arial" w:hAnsi="Arial"/>
+          <w:b w:val="false"/>
+          <w:bCs w:val="false"/>
+          <w:sz w:val="24"/>
+          <w:szCs w:val="24"/>
+        </w:rPr>
+        <w:t xml:space="preserve">, a wrong amount in the records or lost data; </w:t>
+      </w:r>
+      <w:r>
+        <w:rPr>
+          <w:rFonts w:ascii="Arial" w:cs="Arial" w:eastAsia="Arial" w:hAnsi="Arial"/>
+          <w:b/>
+          <w:bCs/>
+          <w:sz w:val="24"/>
+          <w:szCs w:val="24"/>
+        </w:rPr>
+        <w:t xml:space="preserve">high</w:t>
+      </w:r>
+      <w:r>
+        <w:rPr>
+          <w:rFonts w:ascii="Arial" w:cs="Arial" w:eastAsia="Arial" w:hAnsi="Arial"/>
+          <w:b w:val="false"/>
+          <w:bCs w:val="false"/>
+          <w:sz w:val="24"/>
+          <w:szCs w:val="24"/>
+        </w:rPr>
+        <w:t xml:space="preserve">, a wrong amount shown, a core task blocked, or a weakness that could be exploited; </w:t>
+      </w:r>
+      <w:r>
+        <w:rPr>
+          <w:rFonts w:ascii="Arial" w:cs="Arial" w:eastAsia="Arial" w:hAnsi="Arial"/>
+          <w:b/>
+          <w:bCs/>
+          <w:sz w:val="24"/>
+          <w:szCs w:val="24"/>
+        </w:rPr>
+        <w:t xml:space="preserve">medium</w:t>
+      </w:r>
+      <w:r>
+        <w:rPr>
+          <w:rFonts w:ascii="Arial" w:cs="Arial" w:eastAsia="Arial" w:hAnsi="Arial"/>
+          <w:b w:val="false"/>
+          <w:bCs w:val="false"/>
+          <w:sz w:val="24"/>
+          <w:szCs w:val="24"/>
+        </w:rPr>
+        <w:t xml:space="preserve">, a misleading display or a weakness with a workaround; </w:t>
+      </w:r>
+      <w:r>
+        <w:rPr>
+          <w:rFonts w:ascii="Arial" w:cs="Arial" w:eastAsia="Arial" w:hAnsi="Arial"/>
+          <w:b/>
+          <w:bCs/>
+          <w:sz w:val="24"/>
+          <w:szCs w:val="24"/>
+        </w:rPr>
+        <w:t xml:space="preserve">low</w:t>
+      </w:r>
+      <w:r>
+        <w:rPr>
+          <w:rFonts w:ascii="Arial" w:cs="Arial" w:eastAsia="Arial" w:hAnsi="Arial"/>
+          <w:b w:val="false"/>
+          <w:bCs w:val="false"/>
+          <w:sz w:val="24"/>
+          <w:szCs w:val="24"/>
+        </w:rPr>
+        <w:t xml:space="preserve">, usability, appearance or hardening.</w:t>
+      </w:r>
+    </w:p>
+    <w:p>
+      <w:pPr>
+        <w:spacing w:after="0" w:before="0" w:line="480" w:lineRule="auto"/>
+        <w:ind w:firstLine="720"/>
+        <w:jc w:val="both"/>
+      </w:pPr>
+      <w:r>
+        <w:rPr>
+          <w:rFonts w:ascii="Arial" w:cs="Arial" w:eastAsia="Arial" w:hAnsi="Arial"/>
+          <w:b/>
+          <w:bCs/>
+          <w:sz w:val="24"/>
+          <w:szCs w:val="24"/>
+        </w:rPr>
+        <w:t xml:space="preserve">Table 23A.</w:t>
+      </w:r>
+      <w:r>
+        <w:rPr>
+          <w:rFonts w:ascii="Arial" w:cs="Arial" w:eastAsia="Arial" w:hAnsi="Arial"/>
+          <w:b w:val="false"/>
+          <w:bCs w:val="false"/>
+          <w:sz w:val="24"/>
+          <w:szCs w:val="24"/>
+        </w:rPr>
+        <w:t xml:space="preserve"> Defects Found, by Activity, Severity and Disposition</w:t>
+      </w:r>
+    </w:p>
+    <w:tbl>
+      <w:tblPr>
+        <w:tblW w:type="dxa" w:w="8640"/>
+        <w:tblBorders>
+          <w:top w:val="single" w:color="auto" w:sz="4"/>
+          <w:left w:val="single" w:color="auto" w:sz="4"/>
+          <w:bottom w:val="single" w:color="auto" w:sz="4"/>
+          <w:right w:val="single" w:color="auto" w:sz="4"/>
+          <w:insideH w:val="single" w:color="auto" w:sz="4"/>
+          <w:insideV w:val="single" w:color="auto" w:sz="4"/>
+        </w:tblBorders>
+      </w:tblPr>
+      <w:tblGrid>
+        <w:gridCol w:w="100"/>
+        <w:gridCol w:w="100"/>
+        <w:gridCol w:w="100"/>
+        <w:gridCol w:w="100"/>
+        <w:gridCol w:w="100"/>
+      </w:tblGrid>
+      <w:tr>
+        <w:trPr>
+          <w:cantSplit/>
+          <w:tblHeader/>
+        </w:trPr>
+        <w:tc>
+          <w:tcPr>
+            <w:tcW w:type="dxa" w:w="1998"/>
+            <w:tcBorders>
+              <w:top w:val="single" w:color="1A202C" w:sz="12"/>
+              <w:left w:val="none" w:color="auto" w:sz="0"/>
+              <w:bottom w:val="single" w:color="1A202C" w:sz="12"/>
+              <w:right w:val="none" w:color="auto" w:sz="0"/>
+            </w:tcBorders>
+            <w:shd w:fill="F8FAFC"/>
+            <w:tcMar>
+              <w:top w:type="dxa" w:w="140"/>
+              <w:left w:type="dxa" w:w="160"/>
+              <w:bottom w:type="dxa" w:w="140"/>
+              <w:right w:type="dxa" w:w="160"/>
+            </w:tcMar>
+          </w:tcPr>
+          <w:p>
+            <w:pPr>
+              <w:spacing w:line="240" w:lineRule="auto"/>
+              <w:jc w:val="left"/>
+            </w:pPr>
+            <w:r>
+              <w:rPr>
+                <w:rFonts w:ascii="Arial" w:cs="Arial" w:eastAsia="Arial" w:hAnsi="Arial"/>
+                <w:b/>
+                <w:bCs/>
+                <w:sz w:val="20"/>
+                <w:szCs w:val="20"/>
+              </w:rPr>
+              <w:t xml:space="preserve">Activity</w:t>
+            </w:r>
+          </w:p>
+        </w:tc>
+        <w:tc>
+          <w:tcPr>
+            <w:tcW w:type="dxa" w:w="866"/>
+            <w:tcBorders>
+              <w:top w:val="single" w:color="1A202C" w:sz="12"/>
+              <w:left w:val="none" w:color="auto" w:sz="0"/>
+              <w:bottom w:val="single" w:color="1A202C" w:sz="12"/>
+              <w:right w:val="none" w:color="auto" w:sz="0"/>
+            </w:tcBorders>
+            <w:shd w:fill="F8FAFC"/>
+            <w:tcMar>
+              <w:top w:type="dxa" w:w="140"/>
+              <w:left w:type="dxa" w:w="160"/>
+              <w:bottom w:type="dxa" w:w="140"/>
+              <w:right w:type="dxa" w:w="160"/>
+            </w:tcMar>
+          </w:tcPr>
+          <w:p>
+            <w:pPr>
+              <w:spacing w:line="240" w:lineRule="auto"/>
+              <w:jc w:val="center"/>
+            </w:pPr>
+            <w:r>
+              <w:rPr>
+                <w:rFonts w:ascii="Arial" w:cs="Arial" w:eastAsia="Arial" w:hAnsi="Arial"/>
+                <w:b/>
+                <w:bCs/>
+                <w:sz w:val="20"/>
+                <w:szCs w:val="20"/>
+              </w:rPr>
+              <w:t xml:space="preserve">Found</w:t>
+            </w:r>
+          </w:p>
+        </w:tc>
+        <w:tc>
+          <w:tcPr>
+            <w:tcW w:type="dxa" w:w="2400"/>
+            <w:tcBorders>
+              <w:top w:val="single" w:color="1A202C" w:sz="12"/>
+              <w:left w:val="none" w:color="auto" w:sz="0"/>
+              <w:bottom w:val="single" w:color="1A202C" w:sz="12"/>
+              <w:right w:val="none" w:color="auto" w:sz="0"/>
+            </w:tcBorders>
+            <w:shd w:fill="F8FAFC"/>
+            <w:tcMar>
+              <w:top w:type="dxa" w:w="140"/>
+              <w:left w:type="dxa" w:w="160"/>
+              <w:bottom w:type="dxa" w:w="140"/>
+              <w:right w:type="dxa" w:w="160"/>
+            </w:tcMar>
+          </w:tcPr>
+          <w:p>
+            <w:pPr>
+              <w:spacing w:line="240" w:lineRule="auto"/>
+              <w:jc w:val="center"/>
+            </w:pPr>
+            <w:r>
+              <w:rPr>
+                <w:rFonts w:ascii="Arial" w:cs="Arial" w:eastAsia="Arial" w:hAnsi="Arial"/>
+                <w:b/>
+                <w:bCs/>
+                <w:sz w:val="20"/>
+                <w:szCs w:val="20"/>
+              </w:rPr>
+              <w:t xml:space="preserve">Highest severity</w:t>
+            </w:r>
+          </w:p>
+        </w:tc>
+        <w:tc>
+          <w:tcPr>
+            <w:tcW w:type="dxa" w:w="866"/>
+            <w:tcBorders>
+              <w:top w:val="single" w:color="1A202C" w:sz="12"/>
+              <w:left w:val="none" w:color="auto" w:sz="0"/>
+              <w:bottom w:val="single" w:color="1A202C" w:sz="12"/>
+              <w:right w:val="none" w:color="auto" w:sz="0"/>
+            </w:tcBorders>
+            <w:shd w:fill="F8FAFC"/>
+            <w:tcMar>
+              <w:top w:type="dxa" w:w="140"/>
+              <w:left w:type="dxa" w:w="160"/>
+              <w:bottom w:type="dxa" w:w="140"/>
+              <w:right w:type="dxa" w:w="160"/>
+            </w:tcMar>
+          </w:tcPr>
+          <w:p>
+            <w:pPr>
+              <w:spacing w:line="240" w:lineRule="auto"/>
+              <w:jc w:val="center"/>
+            </w:pPr>
+            <w:r>
+              <w:rPr>
+                <w:rFonts w:ascii="Arial" w:cs="Arial" w:eastAsia="Arial" w:hAnsi="Arial"/>
+                <w:b/>
+                <w:bCs/>
+                <w:sz w:val="20"/>
+                <w:szCs w:val="20"/>
+              </w:rPr>
+              <w:t xml:space="preserve">Resolved</w:t>
+            </w:r>
+          </w:p>
+        </w:tc>
+        <w:tc>
+          <w:tcPr>
+            <w:tcW w:type="dxa" w:w="2510"/>
+            <w:tcBorders>
+              <w:top w:val="single" w:color="1A202C" w:sz="12"/>
+              <w:left w:val="none" w:color="auto" w:sz="0"/>
+              <w:bottom w:val="single" w:color="1A202C" w:sz="12"/>
+              <w:right w:val="none" w:color="auto" w:sz="0"/>
+            </w:tcBorders>
+            <w:shd w:fill="F8FAFC"/>
+            <w:tcMar>
+              <w:top w:type="dxa" w:w="140"/>
+              <w:left w:type="dxa" w:w="160"/>
+              <w:bottom w:type="dxa" w:w="140"/>
+              <w:right w:type="dxa" w:w="160"/>
+            </w:tcMar>
+          </w:tcPr>
+          <w:p>
+            <w:pPr>
+              <w:spacing w:line="240" w:lineRule="auto"/>
+              <w:jc w:val="center"/>
+            </w:pPr>
+            <w:r>
+              <w:rPr>
+                <w:rFonts w:ascii="Arial" w:cs="Arial" w:eastAsia="Arial" w:hAnsi="Arial"/>
+                <w:b/>
+                <w:bCs/>
+                <w:sz w:val="20"/>
+                <w:szCs w:val="20"/>
+              </w:rPr>
+              <w:t xml:space="preserve">Open or accepted</w:t>
+            </w:r>
+          </w:p>
+        </w:tc>
+      </w:tr>
+      <w:tr>
+        <w:trPr>
+          <w:cantSplit/>
+        </w:trPr>
+        <w:tc>
+          <w:tcPr>
+            <w:tcW w:type="dxa" w:w="1998"/>
+            <w:tcBorders>
+              <w:top w:val="single" w:color="E2E8F0" w:sz="4"/>
+              <w:left w:val="none" w:color="auto" w:sz="0"/>
+              <w:bottom w:val="single" w:color="E2E8F0" w:sz="4"/>
+              <w:right w:val="none" w:color="auto" w:sz="0"/>
+            </w:tcBorders>
+            <w:tcMar>
+              <w:top w:type="dxa" w:w="120"/>
+              <w:left w:type="dxa" w:w="160"/>
+              <w:bottom w:type="dxa" w:w="120"/>
+              <w:right w:type="dxa" w:w="160"/>
+            </w:tcMar>
+          </w:tcPr>
+          <w:p>
+            <w:pPr>
+              <w:spacing w:line="240" w:lineRule="auto"/>
+              <w:jc w:val="left"/>
+            </w:pPr>
+            <w:r>
+              <w:rPr>
+                <w:rFonts w:ascii="Arial" w:cs="Arial" w:eastAsia="Arial" w:hAnsi="Arial"/>
+                <w:b w:val="false"/>
+                <w:bCs w:val="false"/>
+                <w:sz w:val="20"/>
+                <w:szCs w:val="20"/>
+              </w:rPr>
+              <w:t xml:space="preserve">Screen-versus-database audit, 26 and 29 September (Table 9)</w:t>
+            </w:r>
+          </w:p>
+        </w:tc>
+        <w:tc>
+          <w:tcPr>
+            <w:tcW w:type="dxa" w:w="866"/>
+            <w:tcBorders>
+              <w:top w:val="single" w:color="E2E8F0" w:sz="4"/>
+              <w:left w:val="none" w:color="auto" w:sz="0"/>
+              <w:bottom w:val="single" w:color="E2E8F0" w:sz="4"/>
+              <w:right w:val="none" w:color="auto" w:sz="0"/>
+            </w:tcBorders>
+            <w:tcMar>
+              <w:top w:type="dxa" w:w="120"/>
+              <w:left w:type="dxa" w:w="160"/>
+              <w:bottom w:type="dxa" w:w="120"/>
+              <w:right w:type="dxa" w:w="160"/>
+            </w:tcMar>
+          </w:tcPr>
+          <w:p>
+            <w:pPr>
+              <w:spacing w:line="240" w:lineRule="auto"/>
+              <w:jc w:val="center"/>
+            </w:pPr>
+            <w:r>
+              <w:rPr>
+                <w:rFonts w:ascii="Arial" w:cs="Arial" w:eastAsia="Arial" w:hAnsi="Arial"/>
+                <w:b w:val="false"/>
+                <w:bCs w:val="false"/>
+                <w:sz w:val="20"/>
+                <w:szCs w:val="20"/>
+              </w:rPr>
+              <w:t xml:space="preserve">6</w:t>
+            </w:r>
+          </w:p>
+        </w:tc>
+        <w:tc>
+          <w:tcPr>
+            <w:tcW w:type="dxa" w:w="2400"/>
+            <w:tcBorders>
+              <w:top w:val="single" w:color="E2E8F0" w:sz="4"/>
+              <w:left w:val="none" w:color="auto" w:sz="0"/>
+              <w:bottom w:val="single" w:color="E2E8F0" w:sz="4"/>
+              <w:right w:val="none" w:color="auto" w:sz="0"/>
+            </w:tcBorders>
+            <w:tcMar>
+              <w:top w:type="dxa" w:w="120"/>
+              <w:left w:type="dxa" w:w="160"/>
+              <w:bottom w:type="dxa" w:w="120"/>
+              <w:right w:type="dxa" w:w="160"/>
+            </w:tcMar>
+          </w:tcPr>
+          <w:p>
+            <w:pPr>
+              <w:spacing w:line="240" w:lineRule="auto"/>
+              <w:jc w:val="left"/>
+            </w:pPr>
+            <w:r>
+              <w:rPr>
+                <w:rFonts w:ascii="Arial" w:cs="Arial" w:eastAsia="Arial" w:hAnsi="Arial"/>
+                <w:b w:val="false"/>
+                <w:bCs w:val="false"/>
+                <w:sz w:val="20"/>
+                <w:szCs w:val="20"/>
+              </w:rPr>
+              <w:t xml:space="preserve">High: a tenant's payments not shown; a voided receipt shown as paid</w:t>
+            </w:r>
+          </w:p>
+        </w:tc>
+        <w:tc>
+          <w:tcPr>
+            <w:tcW w:type="dxa" w:w="866"/>
+            <w:tcBorders>
+              <w:top w:val="single" w:color="E2E8F0" w:sz="4"/>
+              <w:left w:val="none" w:color="auto" w:sz="0"/>
+              <w:bottom w:val="single" w:color="E2E8F0" w:sz="4"/>
+              <w:right w:val="none" w:color="auto" w:sz="0"/>
+            </w:tcBorders>
+            <w:tcMar>
+              <w:top w:type="dxa" w:w="120"/>
+              <w:left w:type="dxa" w:w="160"/>
+              <w:bottom w:type="dxa" w:w="120"/>
+              <w:right w:type="dxa" w:w="160"/>
+            </w:tcMar>
+          </w:tcPr>
+          <w:p>
+            <w:pPr>
+              <w:spacing w:line="240" w:lineRule="auto"/>
+              <w:jc w:val="center"/>
+            </w:pPr>
+            <w:r>
+              <w:rPr>
+                <w:rFonts w:ascii="Arial" w:cs="Arial" w:eastAsia="Arial" w:hAnsi="Arial"/>
+                <w:b w:val="false"/>
+                <w:bCs w:val="false"/>
+                <w:sz w:val="20"/>
+                <w:szCs w:val="20"/>
+              </w:rPr>
+              <w:t xml:space="preserve">6</w:t>
+            </w:r>
+          </w:p>
+        </w:tc>
+        <w:tc>
+          <w:tcPr>
+            <w:tcW w:type="dxa" w:w="2510"/>
+            <w:tcBorders>
+              <w:top w:val="single" w:color="E2E8F0" w:sz="4"/>
+              <w:left w:val="none" w:color="auto" w:sz="0"/>
+              <w:bottom w:val="single" w:color="E2E8F0" w:sz="4"/>
+              <w:right w:val="none" w:color="auto" w:sz="0"/>
+            </w:tcBorders>
+            <w:tcMar>
+              <w:top w:type="dxa" w:w="120"/>
+              <w:left w:type="dxa" w:w="160"/>
+              <w:bottom w:type="dxa" w:w="120"/>
+              <w:right w:type="dxa" w:w="160"/>
+            </w:tcMar>
+          </w:tcPr>
+          <w:p>
+            <w:pPr>
+              <w:spacing w:line="240" w:lineRule="auto"/>
+              <w:jc w:val="left"/>
+            </w:pPr>
+            <w:r>
+              <w:rPr>
+                <w:rFonts w:ascii="Arial" w:cs="Arial" w:eastAsia="Arial" w:hAnsi="Arial"/>
+                <w:b w:val="false"/>
+                <w:bCs w:val="false"/>
+                <w:sz w:val="20"/>
+                <w:szCs w:val="20"/>
+              </w:rPr>
+              <w:t xml:space="preserve">None</w:t>
+            </w:r>
+          </w:p>
+        </w:tc>
+      </w:tr>
+      <w:tr>
+        <w:trPr>
+          <w:cantSplit/>
+        </w:trPr>
+        <w:tc>
+          <w:tcPr>
+            <w:tcW w:type="dxa" w:w="1998"/>
+            <w:tcBorders>
+              <w:top w:val="single" w:color="E2E8F0" w:sz="4"/>
+              <w:left w:val="none" w:color="auto" w:sz="0"/>
+              <w:bottom w:val="single" w:color="E2E8F0" w:sz="4"/>
+              <w:right w:val="none" w:color="auto" w:sz="0"/>
+            </w:tcBorders>
+            <w:tcMar>
+              <w:top w:type="dxa" w:w="120"/>
+              <w:left w:type="dxa" w:w="160"/>
+              <w:bottom w:type="dxa" w:w="120"/>
+              <w:right w:type="dxa" w:w="160"/>
+            </w:tcMar>
+          </w:tcPr>
+          <w:p>
+            <w:pPr>
+              <w:spacing w:line="240" w:lineRule="auto"/>
+              <w:jc w:val="left"/>
+            </w:pPr>
+            <w:r>
+              <w:rPr>
+                <w:rFonts w:ascii="Arial" w:cs="Arial" w:eastAsia="Arial" w:hAnsi="Arial"/>
+                <w:b w:val="false"/>
+                <w:bCs w:val="false"/>
+                <w:sz w:val="20"/>
+                <w:szCs w:val="20"/>
+              </w:rPr>
+              <w:t xml:space="preserve">Functional walkthrough, 30 September (Table 10)</w:t>
+            </w:r>
+          </w:p>
+        </w:tc>
+        <w:tc>
+          <w:tcPr>
+            <w:tcW w:type="dxa" w:w="866"/>
+            <w:tcBorders>
+              <w:top w:val="single" w:color="E2E8F0" w:sz="4"/>
+              <w:left w:val="none" w:color="auto" w:sz="0"/>
+              <w:bottom w:val="single" w:color="E2E8F0" w:sz="4"/>
+              <w:right w:val="none" w:color="auto" w:sz="0"/>
+            </w:tcBorders>
+            <w:tcMar>
+              <w:top w:type="dxa" w:w="120"/>
+              <w:left w:type="dxa" w:w="160"/>
+              <w:bottom w:type="dxa" w:w="120"/>
+              <w:right w:type="dxa" w:w="160"/>
+            </w:tcMar>
+          </w:tcPr>
+          <w:p>
+            <w:pPr>
+              <w:spacing w:line="240" w:lineRule="auto"/>
+              <w:jc w:val="center"/>
+            </w:pPr>
+            <w:r>
+              <w:rPr>
+                <w:rFonts w:ascii="Arial" w:cs="Arial" w:eastAsia="Arial" w:hAnsi="Arial"/>
+                <w:b w:val="false"/>
+                <w:bCs w:val="false"/>
+                <w:sz w:val="20"/>
+                <w:szCs w:val="20"/>
+              </w:rPr>
+              <w:t xml:space="preserve">1</w:t>
+            </w:r>
+          </w:p>
+        </w:tc>
+        <w:tc>
+          <w:tcPr>
+            <w:tcW w:type="dxa" w:w="2400"/>
+            <w:tcBorders>
+              <w:top w:val="single" w:color="E2E8F0" w:sz="4"/>
+              <w:left w:val="none" w:color="auto" w:sz="0"/>
+              <w:bottom w:val="single" w:color="E2E8F0" w:sz="4"/>
+              <w:right w:val="none" w:color="auto" w:sz="0"/>
+            </w:tcBorders>
+            <w:tcMar>
+              <w:top w:type="dxa" w:w="120"/>
+              <w:left w:type="dxa" w:w="160"/>
+              <w:bottom w:type="dxa" w:w="120"/>
+              <w:right w:type="dxa" w:w="160"/>
+            </w:tcMar>
+          </w:tcPr>
+          <w:p>
+            <w:pPr>
+              <w:spacing w:line="240" w:lineRule="auto"/>
+              <w:jc w:val="left"/>
+            </w:pPr>
+            <w:r>
+              <w:rPr>
+                <w:rFonts w:ascii="Arial" w:cs="Arial" w:eastAsia="Arial" w:hAnsi="Arial"/>
+                <w:b w:val="false"/>
+                <w:bCs w:val="false"/>
+                <w:sz w:val="20"/>
+                <w:szCs w:val="20"/>
+              </w:rPr>
+              <w:t xml:space="preserve">Medium: ₱0 instead of "—" with the connection cut</w:t>
+            </w:r>
+          </w:p>
+        </w:tc>
+        <w:tc>
+          <w:tcPr>
+            <w:tcW w:type="dxa" w:w="866"/>
+            <w:tcBorders>
+              <w:top w:val="single" w:color="E2E8F0" w:sz="4"/>
+              <w:left w:val="none" w:color="auto" w:sz="0"/>
+              <w:bottom w:val="single" w:color="E2E8F0" w:sz="4"/>
+              <w:right w:val="none" w:color="auto" w:sz="0"/>
+            </w:tcBorders>
+            <w:tcMar>
+              <w:top w:type="dxa" w:w="120"/>
+              <w:left w:type="dxa" w:w="160"/>
+              <w:bottom w:type="dxa" w:w="120"/>
+              <w:right w:type="dxa" w:w="160"/>
+            </w:tcMar>
+          </w:tcPr>
+          <w:p>
+            <w:pPr>
+              <w:spacing w:line="240" w:lineRule="auto"/>
+              <w:jc w:val="center"/>
+            </w:pPr>
+            <w:r>
+              <w:rPr>
+                <w:rFonts w:ascii="Arial" w:cs="Arial" w:eastAsia="Arial" w:hAnsi="Arial"/>
+                <w:b w:val="false"/>
+                <w:bCs w:val="false"/>
+                <w:sz w:val="20"/>
+                <w:szCs w:val="20"/>
+              </w:rPr>
+              <w:t xml:space="preserve">0</w:t>
+            </w:r>
+          </w:p>
+        </w:tc>
+        <w:tc>
+          <w:tcPr>
+            <w:tcW w:type="dxa" w:w="2510"/>
+            <w:tcBorders>
+              <w:top w:val="single" w:color="E2E8F0" w:sz="4"/>
+              <w:left w:val="none" w:color="auto" w:sz="0"/>
+              <w:bottom w:val="single" w:color="E2E8F0" w:sz="4"/>
+              <w:right w:val="none" w:color="auto" w:sz="0"/>
+            </w:tcBorders>
+            <w:tcMar>
+              <w:top w:type="dxa" w:w="120"/>
+              <w:left w:type="dxa" w:w="160"/>
+              <w:bottom w:type="dxa" w:w="120"/>
+              <w:right w:type="dxa" w:w="160"/>
+            </w:tcMar>
+          </w:tcPr>
+          <w:p>
+            <w:pPr>
+              <w:spacing w:line="240" w:lineRule="auto"/>
+              <w:jc w:val="left"/>
+            </w:pPr>
+            <w:r>
+              <w:rPr>
+                <w:rFonts w:ascii="Arial" w:cs="Arial" w:eastAsia="Arial" w:hAnsi="Arial"/>
+                <w:b w:val="false"/>
+                <w:bCs w:val="false"/>
+                <w:sz w:val="20"/>
+                <w:szCs w:val="20"/>
+              </w:rPr>
+              <w:t xml:space="preserve">1 open: not reproduced on 1 October; to be tested again on the owner's laptop</w:t>
+            </w:r>
+          </w:p>
+        </w:tc>
+      </w:tr>
+      <w:tr>
+        <w:trPr>
+          <w:cantSplit/>
+        </w:trPr>
+        <w:tc>
+          <w:tcPr>
+            <w:tcW w:type="dxa" w:w="1998"/>
+            <w:tcBorders>
+              <w:top w:val="single" w:color="E2E8F0" w:sz="4"/>
+              <w:left w:val="none" w:color="auto" w:sz="0"/>
+              <w:bottom w:val="single" w:color="E2E8F0" w:sz="4"/>
+              <w:right w:val="none" w:color="auto" w:sz="0"/>
+            </w:tcBorders>
+            <w:tcMar>
+              <w:top w:type="dxa" w:w="120"/>
+              <w:left w:type="dxa" w:w="160"/>
+              <w:bottom w:type="dxa" w:w="120"/>
+              <w:right w:type="dxa" w:w="160"/>
+            </w:tcMar>
+          </w:tcPr>
+          <w:p>
+            <w:pPr>
+              <w:spacing w:line="240" w:lineRule="auto"/>
+              <w:jc w:val="left"/>
+            </w:pPr>
+            <w:r>
+              <w:rPr>
+                <w:rFonts w:ascii="Arial" w:cs="Arial" w:eastAsia="Arial" w:hAnsi="Arial"/>
+                <w:b w:val="false"/>
+                <w:bCs w:val="false"/>
+                <w:sz w:val="20"/>
+                <w:szCs w:val="20"/>
+              </w:rPr>
+              <w:t xml:space="preserve">Testing day on phones, 30 September</w:t>
+            </w:r>
+          </w:p>
+        </w:tc>
+        <w:tc>
+          <w:tcPr>
+            <w:tcW w:type="dxa" w:w="866"/>
+            <w:tcBorders>
+              <w:top w:val="single" w:color="E2E8F0" w:sz="4"/>
+              <w:left w:val="none" w:color="auto" w:sz="0"/>
+              <w:bottom w:val="single" w:color="E2E8F0" w:sz="4"/>
+              <w:right w:val="none" w:color="auto" w:sz="0"/>
+            </w:tcBorders>
+            <w:tcMar>
+              <w:top w:type="dxa" w:w="120"/>
+              <w:left w:type="dxa" w:w="160"/>
+              <w:bottom w:type="dxa" w:w="120"/>
+              <w:right w:type="dxa" w:w="160"/>
+            </w:tcMar>
+          </w:tcPr>
+          <w:p>
+            <w:pPr>
+              <w:spacing w:line="240" w:lineRule="auto"/>
+              <w:jc w:val="center"/>
+            </w:pPr>
+            <w:r>
+              <w:rPr>
+                <w:rFonts w:ascii="Arial" w:cs="Arial" w:eastAsia="Arial" w:hAnsi="Arial"/>
+                <w:b w:val="false"/>
+                <w:bCs w:val="false"/>
+                <w:sz w:val="20"/>
+                <w:szCs w:val="20"/>
+              </w:rPr>
+              <w:t xml:space="preserve">1</w:t>
+            </w:r>
+          </w:p>
+        </w:tc>
+        <w:tc>
+          <w:tcPr>
+            <w:tcW w:type="dxa" w:w="2400"/>
+            <w:tcBorders>
+              <w:top w:val="single" w:color="E2E8F0" w:sz="4"/>
+              <w:left w:val="none" w:color="auto" w:sz="0"/>
+              <w:bottom w:val="single" w:color="E2E8F0" w:sz="4"/>
+              <w:right w:val="none" w:color="auto" w:sz="0"/>
+            </w:tcBorders>
+            <w:tcMar>
+              <w:top w:type="dxa" w:w="120"/>
+              <w:left w:type="dxa" w:w="160"/>
+              <w:bottom w:type="dxa" w:w="120"/>
+              <w:right w:type="dxa" w:w="160"/>
+            </w:tcMar>
+          </w:tcPr>
+          <w:p>
+            <w:pPr>
+              <w:spacing w:line="240" w:lineRule="auto"/>
+              <w:jc w:val="left"/>
+            </w:pPr>
+            <w:r>
+              <w:rPr>
+                <w:rFonts w:ascii="Arial" w:cs="Arial" w:eastAsia="Arial" w:hAnsi="Arial"/>
+                <w:b w:val="false"/>
+                <w:bCs w:val="false"/>
+                <w:sz w:val="20"/>
+                <w:szCs w:val="20"/>
+              </w:rPr>
+              <w:t xml:space="preserve">Medium: the "cannot tell whether it was saved" message late on Android</w:t>
+            </w:r>
+          </w:p>
+        </w:tc>
+        <w:tc>
+          <w:tcPr>
+            <w:tcW w:type="dxa" w:w="866"/>
+            <w:tcBorders>
+              <w:top w:val="single" w:color="E2E8F0" w:sz="4"/>
+              <w:left w:val="none" w:color="auto" w:sz="0"/>
+              <w:bottom w:val="single" w:color="E2E8F0" w:sz="4"/>
+              <w:right w:val="none" w:color="auto" w:sz="0"/>
+            </w:tcBorders>
+            <w:tcMar>
+              <w:top w:type="dxa" w:w="120"/>
+              <w:left w:type="dxa" w:w="160"/>
+              <w:bottom w:type="dxa" w:w="120"/>
+              <w:right w:type="dxa" w:w="160"/>
+            </w:tcMar>
+          </w:tcPr>
+          <w:p>
+            <w:pPr>
+              <w:spacing w:line="240" w:lineRule="auto"/>
+              <w:jc w:val="center"/>
+            </w:pPr>
+            <w:r>
+              <w:rPr>
+                <w:rFonts w:ascii="Arial" w:cs="Arial" w:eastAsia="Arial" w:hAnsi="Arial"/>
+                <w:b w:val="false"/>
+                <w:bCs w:val="false"/>
+                <w:sz w:val="20"/>
+                <w:szCs w:val="20"/>
+              </w:rPr>
+              <w:t xml:space="preserve">1</w:t>
+            </w:r>
+          </w:p>
+        </w:tc>
+        <w:tc>
+          <w:tcPr>
+            <w:tcW w:type="dxa" w:w="2510"/>
+            <w:tcBorders>
+              <w:top w:val="single" w:color="E2E8F0" w:sz="4"/>
+              <w:left w:val="none" w:color="auto" w:sz="0"/>
+              <w:bottom w:val="single" w:color="E2E8F0" w:sz="4"/>
+              <w:right w:val="none" w:color="auto" w:sz="0"/>
+            </w:tcBorders>
+            <w:tcMar>
+              <w:top w:type="dxa" w:w="120"/>
+              <w:left w:type="dxa" w:w="160"/>
+              <w:bottom w:type="dxa" w:w="120"/>
+              <w:right w:type="dxa" w:w="160"/>
+            </w:tcMar>
+          </w:tcPr>
+          <w:p>
+            <w:pPr>
+              <w:spacing w:line="240" w:lineRule="auto"/>
+              <w:jc w:val="left"/>
+            </w:pPr>
+            <w:r>
+              <w:rPr>
+                <w:rFonts w:ascii="Arial" w:cs="Arial" w:eastAsia="Arial" w:hAnsi="Arial"/>
+                <w:b w:val="false"/>
+                <w:bCs w:val="false"/>
+                <w:sz w:val="20"/>
+                <w:szCs w:val="20"/>
+              </w:rPr>
+              <w:t xml:space="preserve">Mitigated; to be tested again on the same phone</w:t>
+            </w:r>
+          </w:p>
+        </w:tc>
+      </w:tr>
+      <w:tr>
+        <w:trPr>
+          <w:cantSplit/>
+        </w:trPr>
+        <w:tc>
+          <w:tcPr>
+            <w:tcW w:type="dxa" w:w="1998"/>
+            <w:tcBorders>
+              <w:top w:val="single" w:color="E2E8F0" w:sz="4"/>
+              <w:left w:val="none" w:color="auto" w:sz="0"/>
+              <w:bottom w:val="single" w:color="E2E8F0" w:sz="4"/>
+              <w:right w:val="none" w:color="auto" w:sz="0"/>
+            </w:tcBorders>
+            <w:tcMar>
+              <w:top w:type="dxa" w:w="120"/>
+              <w:left w:type="dxa" w:w="160"/>
+              <w:bottom w:type="dxa" w:w="120"/>
+              <w:right w:type="dxa" w:w="160"/>
+            </w:tcMar>
+          </w:tcPr>
+          <w:p>
+            <w:pPr>
+              <w:spacing w:line="240" w:lineRule="auto"/>
+              <w:jc w:val="left"/>
+            </w:pPr>
+            <w:r>
+              <w:rPr>
+                <w:rFonts w:ascii="Arial" w:cs="Arial" w:eastAsia="Arial" w:hAnsi="Arial"/>
+                <w:b w:val="false"/>
+                <w:bCs w:val="false"/>
+                <w:sz w:val="20"/>
+                <w:szCs w:val="20"/>
+              </w:rPr>
+              <w:t xml:space="preserve">Check of the evaluation account, 2 October</w:t>
+            </w:r>
+          </w:p>
+        </w:tc>
+        <w:tc>
+          <w:tcPr>
+            <w:tcW w:type="dxa" w:w="866"/>
+            <w:tcBorders>
+              <w:top w:val="single" w:color="E2E8F0" w:sz="4"/>
+              <w:left w:val="none" w:color="auto" w:sz="0"/>
+              <w:bottom w:val="single" w:color="E2E8F0" w:sz="4"/>
+              <w:right w:val="none" w:color="auto" w:sz="0"/>
+            </w:tcBorders>
+            <w:tcMar>
+              <w:top w:type="dxa" w:w="120"/>
+              <w:left w:type="dxa" w:w="160"/>
+              <w:bottom w:type="dxa" w:w="120"/>
+              <w:right w:type="dxa" w:w="160"/>
+            </w:tcMar>
+          </w:tcPr>
+          <w:p>
+            <w:pPr>
+              <w:spacing w:line="240" w:lineRule="auto"/>
+              <w:jc w:val="center"/>
+            </w:pPr>
+            <w:r>
+              <w:rPr>
+                <w:rFonts w:ascii="Arial" w:cs="Arial" w:eastAsia="Arial" w:hAnsi="Arial"/>
+                <w:b w:val="false"/>
+                <w:bCs w:val="false"/>
+                <w:sz w:val="20"/>
+                <w:szCs w:val="20"/>
+              </w:rPr>
+              <w:t xml:space="preserve">1</w:t>
+            </w:r>
+          </w:p>
+        </w:tc>
+        <w:tc>
+          <w:tcPr>
+            <w:tcW w:type="dxa" w:w="2400"/>
+            <w:tcBorders>
+              <w:top w:val="single" w:color="E2E8F0" w:sz="4"/>
+              <w:left w:val="none" w:color="auto" w:sz="0"/>
+              <w:bottom w:val="single" w:color="E2E8F0" w:sz="4"/>
+              <w:right w:val="none" w:color="auto" w:sz="0"/>
+            </w:tcBorders>
+            <w:tcMar>
+              <w:top w:type="dxa" w:w="120"/>
+              <w:left w:type="dxa" w:w="160"/>
+              <w:bottom w:type="dxa" w:w="120"/>
+              <w:right w:type="dxa" w:w="160"/>
+            </w:tcMar>
+          </w:tcPr>
+          <w:p>
+            <w:pPr>
+              <w:spacing w:line="240" w:lineRule="auto"/>
+              <w:jc w:val="left"/>
+            </w:pPr>
+            <w:r>
+              <w:rPr>
+                <w:rFonts w:ascii="Arial" w:cs="Arial" w:eastAsia="Arial" w:hAnsi="Arial"/>
+                <w:b w:val="false"/>
+                <w:bCs w:val="false"/>
+                <w:sz w:val="20"/>
+                <w:szCs w:val="20"/>
+              </w:rPr>
+              <w:t xml:space="preserve">High: online payment refused for an amount owed</w:t>
+            </w:r>
+          </w:p>
+        </w:tc>
+        <w:tc>
+          <w:tcPr>
+            <w:tcW w:type="dxa" w:w="866"/>
+            <w:tcBorders>
+              <w:top w:val="single" w:color="E2E8F0" w:sz="4"/>
+              <w:left w:val="none" w:color="auto" w:sz="0"/>
+              <w:bottom w:val="single" w:color="E2E8F0" w:sz="4"/>
+              <w:right w:val="none" w:color="auto" w:sz="0"/>
+            </w:tcBorders>
+            <w:tcMar>
+              <w:top w:type="dxa" w:w="120"/>
+              <w:left w:type="dxa" w:w="160"/>
+              <w:bottom w:type="dxa" w:w="120"/>
+              <w:right w:type="dxa" w:w="160"/>
+            </w:tcMar>
+          </w:tcPr>
+          <w:p>
+            <w:pPr>
+              <w:spacing w:line="240" w:lineRule="auto"/>
+              <w:jc w:val="center"/>
+            </w:pPr>
+            <w:r>
+              <w:rPr>
+                <w:rFonts w:ascii="Arial" w:cs="Arial" w:eastAsia="Arial" w:hAnsi="Arial"/>
+                <w:b w:val="false"/>
+                <w:bCs w:val="false"/>
+                <w:sz w:val="20"/>
+                <w:szCs w:val="20"/>
+              </w:rPr>
+              <w:t xml:space="preserve">1</w:t>
+            </w:r>
+          </w:p>
+        </w:tc>
+        <w:tc>
+          <w:tcPr>
+            <w:tcW w:type="dxa" w:w="2510"/>
+            <w:tcBorders>
+              <w:top w:val="single" w:color="E2E8F0" w:sz="4"/>
+              <w:left w:val="none" w:color="auto" w:sz="0"/>
+              <w:bottom w:val="single" w:color="E2E8F0" w:sz="4"/>
+              <w:right w:val="none" w:color="auto" w:sz="0"/>
+            </w:tcBorders>
+            <w:tcMar>
+              <w:top w:type="dxa" w:w="120"/>
+              <w:left w:type="dxa" w:w="160"/>
+              <w:bottom w:type="dxa" w:w="120"/>
+              <w:right w:type="dxa" w:w="160"/>
+            </w:tcMar>
+          </w:tcPr>
+          <w:p>
+            <w:pPr>
+              <w:spacing w:line="240" w:lineRule="auto"/>
+              <w:jc w:val="left"/>
+            </w:pPr>
+            <w:r>
+              <w:rPr>
+                <w:rFonts w:ascii="Arial" w:cs="Arial" w:eastAsia="Arial" w:hAnsi="Arial"/>
+                <w:b w:val="false"/>
+                <w:bCs w:val="false"/>
+                <w:sz w:val="20"/>
+                <w:szCs w:val="20"/>
+              </w:rPr>
+              <w:t xml:space="preserve">None</w:t>
+            </w:r>
+          </w:p>
+        </w:tc>
+      </w:tr>
+      <w:tr>
+        <w:trPr>
+          <w:cantSplit/>
+        </w:trPr>
+        <w:tc>
+          <w:tcPr>
+            <w:tcW w:type="dxa" w:w="1998"/>
+            <w:tcBorders>
+              <w:top w:val="single" w:color="E2E8F0" w:sz="4"/>
+              <w:left w:val="none" w:color="auto" w:sz="0"/>
+              <w:bottom w:val="single" w:color="E2E8F0" w:sz="4"/>
+              <w:right w:val="none" w:color="auto" w:sz="0"/>
+            </w:tcBorders>
+            <w:tcMar>
+              <w:top w:type="dxa" w:w="120"/>
+              <w:left w:type="dxa" w:w="160"/>
+              <w:bottom w:type="dxa" w:w="120"/>
+              <w:right w:type="dxa" w:w="160"/>
+            </w:tcMar>
+          </w:tcPr>
+          <w:p>
+            <w:pPr>
+              <w:spacing w:line="240" w:lineRule="auto"/>
+              <w:jc w:val="left"/>
+            </w:pPr>
+            <w:r>
+              <w:rPr>
+                <w:rFonts w:ascii="Arial" w:cs="Arial" w:eastAsia="Arial" w:hAnsi="Arial"/>
+                <w:b w:val="false"/>
+                <w:bCs w:val="false"/>
+                <w:sz w:val="20"/>
+                <w:szCs w:val="20"/>
+              </w:rPr>
+              <w:t xml:space="preserve">Security review and outside probe, 2 October</w:t>
+            </w:r>
+          </w:p>
+        </w:tc>
+        <w:tc>
+          <w:tcPr>
+            <w:tcW w:type="dxa" w:w="866"/>
+            <w:tcBorders>
+              <w:top w:val="single" w:color="E2E8F0" w:sz="4"/>
+              <w:left w:val="none" w:color="auto" w:sz="0"/>
+              <w:bottom w:val="single" w:color="E2E8F0" w:sz="4"/>
+              <w:right w:val="none" w:color="auto" w:sz="0"/>
+            </w:tcBorders>
+            <w:tcMar>
+              <w:top w:type="dxa" w:w="120"/>
+              <w:left w:type="dxa" w:w="160"/>
+              <w:bottom w:type="dxa" w:w="120"/>
+              <w:right w:type="dxa" w:w="160"/>
+            </w:tcMar>
+          </w:tcPr>
+          <w:p>
+            <w:pPr>
+              <w:spacing w:line="240" w:lineRule="auto"/>
+              <w:jc w:val="center"/>
+            </w:pPr>
+            <w:r>
+              <w:rPr>
+                <w:rFonts w:ascii="Arial" w:cs="Arial" w:eastAsia="Arial" w:hAnsi="Arial"/>
+                <w:b w:val="false"/>
+                <w:bCs w:val="false"/>
+                <w:sz w:val="20"/>
+                <w:szCs w:val="20"/>
+              </w:rPr>
+              <w:t xml:space="preserve">12</w:t>
+            </w:r>
+          </w:p>
+        </w:tc>
+        <w:tc>
+          <w:tcPr>
+            <w:tcW w:type="dxa" w:w="2400"/>
+            <w:tcBorders>
+              <w:top w:val="single" w:color="E2E8F0" w:sz="4"/>
+              <w:left w:val="none" w:color="auto" w:sz="0"/>
+              <w:bottom w:val="single" w:color="E2E8F0" w:sz="4"/>
+              <w:right w:val="none" w:color="auto" w:sz="0"/>
+            </w:tcBorders>
+            <w:tcMar>
+              <w:top w:type="dxa" w:w="120"/>
+              <w:left w:type="dxa" w:w="160"/>
+              <w:bottom w:type="dxa" w:w="120"/>
+              <w:right w:type="dxa" w:w="160"/>
+            </w:tcMar>
+          </w:tcPr>
+          <w:p>
+            <w:pPr>
+              <w:spacing w:line="240" w:lineRule="auto"/>
+              <w:jc w:val="left"/>
+            </w:pPr>
+            <w:r>
+              <w:rPr>
+                <w:rFonts w:ascii="Arial" w:cs="Arial" w:eastAsia="Arial" w:hAnsi="Arial"/>
+                <w:b w:val="false"/>
+                <w:bCs w:val="false"/>
+                <w:sz w:val="20"/>
+                <w:szCs w:val="20"/>
+              </w:rPr>
+              <w:t xml:space="preserve">High, operational: the hosting provider's visitor challenge could block payment notifications</w:t>
+            </w:r>
+          </w:p>
+        </w:tc>
+        <w:tc>
+          <w:tcPr>
+            <w:tcW w:type="dxa" w:w="866"/>
+            <w:tcBorders>
+              <w:top w:val="single" w:color="E2E8F0" w:sz="4"/>
+              <w:left w:val="none" w:color="auto" w:sz="0"/>
+              <w:bottom w:val="single" w:color="E2E8F0" w:sz="4"/>
+              <w:right w:val="none" w:color="auto" w:sz="0"/>
+            </w:tcBorders>
+            <w:tcMar>
+              <w:top w:type="dxa" w:w="120"/>
+              <w:left w:type="dxa" w:w="160"/>
+              <w:bottom w:type="dxa" w:w="120"/>
+              <w:right w:type="dxa" w:w="160"/>
+            </w:tcMar>
+          </w:tcPr>
+          <w:p>
+            <w:pPr>
+              <w:spacing w:line="240" w:lineRule="auto"/>
+              <w:jc w:val="center"/>
+            </w:pPr>
+            <w:r>
+              <w:rPr>
+                <w:rFonts w:ascii="Arial" w:cs="Arial" w:eastAsia="Arial" w:hAnsi="Arial"/>
+                <w:b w:val="false"/>
+                <w:bCs w:val="false"/>
+                <w:sz w:val="20"/>
+                <w:szCs w:val="20"/>
+              </w:rPr>
+              <w:t xml:space="preserve">9</w:t>
+            </w:r>
+          </w:p>
+        </w:tc>
+        <w:tc>
+          <w:tcPr>
+            <w:tcW w:type="dxa" w:w="2510"/>
+            <w:tcBorders>
+              <w:top w:val="single" w:color="E2E8F0" w:sz="4"/>
+              <w:left w:val="none" w:color="auto" w:sz="0"/>
+              <w:bottom w:val="single" w:color="E2E8F0" w:sz="4"/>
+              <w:right w:val="none" w:color="auto" w:sz="0"/>
+            </w:tcBorders>
+            <w:tcMar>
+              <w:top w:type="dxa" w:w="120"/>
+              <w:left w:type="dxa" w:w="160"/>
+              <w:bottom w:type="dxa" w:w="120"/>
+              <w:right w:type="dxa" w:w="160"/>
+            </w:tcMar>
+          </w:tcPr>
+          <w:p>
+            <w:pPr>
+              <w:spacing w:line="240" w:lineRule="auto"/>
+              <w:jc w:val="left"/>
+            </w:pPr>
+            <w:r>
+              <w:rPr>
+                <w:rFonts w:ascii="Arial" w:cs="Arial" w:eastAsia="Arial" w:hAnsi="Arial"/>
+                <w:b w:val="false"/>
+                <w:bCs w:val="false"/>
+                <w:sz w:val="20"/>
+                <w:szCs w:val="20"/>
+              </w:rPr>
+              <w:t xml:space="preserve">3 accepted as low risk: sign-in attempt limits counted per server instance, signing out not revoking a token, a wide connection policy</w:t>
+            </w:r>
+          </w:p>
+        </w:tc>
+      </w:tr>
+      <w:tr>
+        <w:trPr>
+          <w:cantSplit/>
+        </w:trPr>
+        <w:tc>
+          <w:tcPr>
+            <w:tcW w:type="dxa" w:w="1998"/>
+            <w:tcBorders>
+              <w:top w:val="single" w:color="E2E8F0" w:sz="4"/>
+              <w:left w:val="none" w:color="auto" w:sz="0"/>
+              <w:bottom w:val="single" w:color="E2E8F0" w:sz="4"/>
+              <w:right w:val="none" w:color="auto" w:sz="0"/>
+            </w:tcBorders>
+            <w:tcMar>
+              <w:top w:type="dxa" w:w="120"/>
+              <w:left w:type="dxa" w:w="160"/>
+              <w:bottom w:type="dxa" w:w="120"/>
+              <w:right w:type="dxa" w:w="160"/>
+            </w:tcMar>
+          </w:tcPr>
+          <w:p>
+            <w:pPr>
+              <w:spacing w:line="240" w:lineRule="auto"/>
+              <w:jc w:val="left"/>
+            </w:pPr>
+            <w:r>
+              <w:rPr>
+                <w:rFonts w:ascii="Arial" w:cs="Arial" w:eastAsia="Arial" w:hAnsi="Arial"/>
+                <w:b w:val="false"/>
+                <w:bCs w:val="false"/>
+                <w:sz w:val="20"/>
+                <w:szCs w:val="20"/>
+              </w:rPr>
+              <w:t xml:space="preserve">Technical evaluators, 3 October</w:t>
+            </w:r>
+          </w:p>
+        </w:tc>
+        <w:tc>
+          <w:tcPr>
+            <w:tcW w:type="dxa" w:w="866"/>
+            <w:tcBorders>
+              <w:top w:val="single" w:color="E2E8F0" w:sz="4"/>
+              <w:left w:val="none" w:color="auto" w:sz="0"/>
+              <w:bottom w:val="single" w:color="E2E8F0" w:sz="4"/>
+              <w:right w:val="none" w:color="auto" w:sz="0"/>
+            </w:tcBorders>
+            <w:tcMar>
+              <w:top w:type="dxa" w:w="120"/>
+              <w:left w:type="dxa" w:w="160"/>
+              <w:bottom w:type="dxa" w:w="120"/>
+              <w:right w:type="dxa" w:w="160"/>
+            </w:tcMar>
+          </w:tcPr>
+          <w:p>
+            <w:pPr>
+              <w:spacing w:line="240" w:lineRule="auto"/>
+              <w:jc w:val="center"/>
+            </w:pPr>
+            <w:r>
+              <w:rPr>
+                <w:rFonts w:ascii="Arial" w:cs="Arial" w:eastAsia="Arial" w:hAnsi="Arial"/>
+                <w:b w:val="false"/>
+                <w:bCs w:val="false"/>
+                <w:sz w:val="20"/>
+                <w:szCs w:val="20"/>
+              </w:rPr>
+              <w:t xml:space="preserve">14</w:t>
+            </w:r>
+          </w:p>
+        </w:tc>
+        <w:tc>
+          <w:tcPr>
+            <w:tcW w:type="dxa" w:w="2400"/>
+            <w:tcBorders>
+              <w:top w:val="single" w:color="E2E8F0" w:sz="4"/>
+              <w:left w:val="none" w:color="auto" w:sz="0"/>
+              <w:bottom w:val="single" w:color="E2E8F0" w:sz="4"/>
+              <w:right w:val="none" w:color="auto" w:sz="0"/>
+            </w:tcBorders>
+            <w:tcMar>
+              <w:top w:type="dxa" w:w="120"/>
+              <w:left w:type="dxa" w:w="160"/>
+              <w:bottom w:type="dxa" w:w="120"/>
+              <w:right w:type="dxa" w:w="160"/>
+            </w:tcMar>
+          </w:tcPr>
+          <w:p>
+            <w:pPr>
+              <w:spacing w:line="240" w:lineRule="auto"/>
+              <w:jc w:val="left"/>
+            </w:pPr>
+            <w:r>
+              <w:rPr>
+                <w:rFonts w:ascii="Arial" w:cs="Arial" w:eastAsia="Arial" w:hAnsi="Arial"/>
+                <w:b w:val="false"/>
+                <w:bCs w:val="false"/>
+                <w:sz w:val="20"/>
+                <w:szCs w:val="20"/>
+              </w:rPr>
+              <w:t xml:space="preserve">Medium: phone, email and photo validation</w:t>
+            </w:r>
+          </w:p>
+        </w:tc>
+        <w:tc>
+          <w:tcPr>
+            <w:tcW w:type="dxa" w:w="866"/>
+            <w:tcBorders>
+              <w:top w:val="single" w:color="E2E8F0" w:sz="4"/>
+              <w:left w:val="none" w:color="auto" w:sz="0"/>
+              <w:bottom w:val="single" w:color="E2E8F0" w:sz="4"/>
+              <w:right w:val="none" w:color="auto" w:sz="0"/>
+            </w:tcBorders>
+            <w:tcMar>
+              <w:top w:type="dxa" w:w="120"/>
+              <w:left w:type="dxa" w:w="160"/>
+              <w:bottom w:type="dxa" w:w="120"/>
+              <w:right w:type="dxa" w:w="160"/>
+            </w:tcMar>
+          </w:tcPr>
+          <w:p>
+            <w:pPr>
+              <w:spacing w:line="240" w:lineRule="auto"/>
+              <w:jc w:val="center"/>
+            </w:pPr>
+            <w:r>
+              <w:rPr>
+                <w:rFonts w:ascii="Arial" w:cs="Arial" w:eastAsia="Arial" w:hAnsi="Arial"/>
+                <w:b w:val="false"/>
+                <w:bCs w:val="false"/>
+                <w:sz w:val="20"/>
+                <w:szCs w:val="20"/>
+              </w:rPr>
+              <w:t xml:space="preserve">14</w:t>
+            </w:r>
+          </w:p>
+        </w:tc>
+        <w:tc>
+          <w:tcPr>
+            <w:tcW w:type="dxa" w:w="2510"/>
+            <w:tcBorders>
+              <w:top w:val="single" w:color="E2E8F0" w:sz="4"/>
+              <w:left w:val="none" w:color="auto" w:sz="0"/>
+              <w:bottom w:val="single" w:color="E2E8F0" w:sz="4"/>
+              <w:right w:val="none" w:color="auto" w:sz="0"/>
+            </w:tcBorders>
+            <w:tcMar>
+              <w:top w:type="dxa" w:w="120"/>
+              <w:left w:type="dxa" w:w="160"/>
+              <w:bottom w:type="dxa" w:w="120"/>
+              <w:right w:type="dxa" w:w="160"/>
+            </w:tcMar>
+          </w:tcPr>
+          <w:p>
+            <w:pPr>
+              <w:spacing w:line="240" w:lineRule="auto"/>
+              <w:jc w:val="left"/>
+            </w:pPr>
+            <w:r>
+              <w:rPr>
+                <w:rFonts w:ascii="Arial" w:cs="Arial" w:eastAsia="Arial" w:hAnsi="Arial"/>
+                <w:b w:val="false"/>
+                <w:bCs w:val="false"/>
+                <w:sz w:val="20"/>
+                <w:szCs w:val="20"/>
+              </w:rPr>
+              <w:t xml:space="preserve">None</w:t>
+            </w:r>
+          </w:p>
+        </w:tc>
+      </w:tr>
+      <w:tr>
+        <w:trPr>
+          <w:cantSplit/>
+        </w:trPr>
+        <w:tc>
+          <w:tcPr>
+            <w:tcW w:type="dxa" w:w="1998"/>
+            <w:tcBorders>
+              <w:top w:val="single" w:color="E2E8F0" w:sz="4"/>
+              <w:left w:val="none" w:color="auto" w:sz="0"/>
+              <w:bottom w:val="single" w:color="1A202C" w:sz="12"/>
+              <w:right w:val="none" w:color="auto" w:sz="0"/>
+            </w:tcBorders>
+            <w:tcMar>
+              <w:top w:type="dxa" w:w="120"/>
+              <w:left w:type="dxa" w:w="160"/>
+              <w:bottom w:type="dxa" w:w="120"/>
+              <w:right w:type="dxa" w:w="160"/>
+            </w:tcMar>
+          </w:tcPr>
+          <w:p>
+            <w:pPr>
+              <w:spacing w:line="240" w:lineRule="auto"/>
+              <w:jc w:val="left"/>
+            </w:pPr>
+            <w:r>
+              <w:rPr>
+                <w:rFonts w:ascii="Arial" w:cs="Arial" w:eastAsia="Arial" w:hAnsi="Arial"/>
+                <w:b/>
+                <w:bCs/>
+                <w:sz w:val="20"/>
+                <w:szCs w:val="20"/>
+              </w:rPr>
+              <w:t xml:space="preserve">All activities</w:t>
+            </w:r>
+          </w:p>
+        </w:tc>
+        <w:tc>
+          <w:tcPr>
+            <w:tcW w:type="dxa" w:w="866"/>
+            <w:tcBorders>
+              <w:top w:val="single" w:color="E2E8F0" w:sz="4"/>
+              <w:left w:val="none" w:color="auto" w:sz="0"/>
+              <w:bottom w:val="single" w:color="1A202C" w:sz="12"/>
+              <w:right w:val="none" w:color="auto" w:sz="0"/>
+            </w:tcBorders>
+            <w:tcMar>
+              <w:top w:type="dxa" w:w="120"/>
+              <w:left w:type="dxa" w:w="160"/>
+              <w:bottom w:type="dxa" w:w="120"/>
+              <w:right w:type="dxa" w:w="160"/>
+            </w:tcMar>
+          </w:tcPr>
+          <w:p>
+            <w:pPr>
+              <w:spacing w:line="240" w:lineRule="auto"/>
+              <w:jc w:val="left"/>
+            </w:pPr>
+            <w:r>
+              <w:rPr>
+                <w:rFonts w:ascii="Arial" w:cs="Arial" w:eastAsia="Arial" w:hAnsi="Arial"/>
+                <w:b/>
+                <w:bCs/>
+                <w:sz w:val="20"/>
+                <w:szCs w:val="20"/>
+              </w:rPr>
+              <w:t xml:space="preserve">35</w:t>
+            </w:r>
+          </w:p>
+        </w:tc>
+        <w:tc>
+          <w:tcPr>
+            <w:tcW w:type="dxa" w:w="2400"/>
+            <w:tcBorders>
+              <w:top w:val="single" w:color="E2E8F0" w:sz="4"/>
+              <w:left w:val="none" w:color="auto" w:sz="0"/>
+              <w:bottom w:val="single" w:color="1A202C" w:sz="12"/>
+              <w:right w:val="none" w:color="auto" w:sz="0"/>
+            </w:tcBorders>
+            <w:tcMar>
+              <w:top w:type="dxa" w:w="120"/>
+              <w:left w:type="dxa" w:w="160"/>
+              <w:bottom w:type="dxa" w:w="120"/>
+              <w:right w:type="dxa" w:w="160"/>
+            </w:tcMar>
+          </w:tcPr>
+          <w:p>
+            <w:pPr>
+              <w:spacing w:line="240" w:lineRule="auto"/>
+              <w:jc w:val="left"/>
+            </w:pPr>
+          </w:p>
+        </w:tc>
+        <w:tc>
+          <w:tcPr>
+            <w:tcW w:type="dxa" w:w="866"/>
+            <w:tcBorders>
+              <w:top w:val="single" w:color="E2E8F0" w:sz="4"/>
+              <w:left w:val="none" w:color="auto" w:sz="0"/>
+              <w:bottom w:val="single" w:color="1A202C" w:sz="12"/>
+              <w:right w:val="none" w:color="auto" w:sz="0"/>
+            </w:tcBorders>
+            <w:tcMar>
+              <w:top w:type="dxa" w:w="120"/>
+              <w:left w:type="dxa" w:w="160"/>
+              <w:bottom w:type="dxa" w:w="120"/>
+              <w:right w:type="dxa" w:w="160"/>
+            </w:tcMar>
+          </w:tcPr>
+          <w:p>
+            <w:pPr>
+              <w:spacing w:line="240" w:lineRule="auto"/>
+              <w:jc w:val="left"/>
+            </w:pPr>
+            <w:r>
+              <w:rPr>
+                <w:rFonts w:ascii="Arial" w:cs="Arial" w:eastAsia="Arial" w:hAnsi="Arial"/>
+                <w:b/>
+                <w:bCs/>
+                <w:sz w:val="20"/>
+                <w:szCs w:val="20"/>
+              </w:rPr>
+              <w:t xml:space="preserve">31</w:t>
+            </w:r>
+          </w:p>
+        </w:tc>
+        <w:tc>
+          <w:tcPr>
+            <w:tcW w:type="dxa" w:w="2510"/>
+            <w:tcBorders>
+              <w:top w:val="single" w:color="E2E8F0" w:sz="4"/>
+              <w:left w:val="none" w:color="auto" w:sz="0"/>
+              <w:bottom w:val="single" w:color="1A202C" w:sz="12"/>
+              <w:right w:val="none" w:color="auto" w:sz="0"/>
+            </w:tcBorders>
+            <w:tcMar>
+              <w:top w:type="dxa" w:w="120"/>
+              <w:left w:type="dxa" w:w="160"/>
+              <w:bottom w:type="dxa" w:w="120"/>
+              <w:right w:type="dxa" w:w="160"/>
+            </w:tcMar>
+          </w:tcPr>
+          <w:p>
+            <w:pPr>
+              <w:spacing w:line="240" w:lineRule="auto"/>
+              <w:jc w:val="left"/>
+            </w:pPr>
+            <w:r>
+              <w:rPr>
+                <w:rFonts w:ascii="Arial" w:cs="Arial" w:eastAsia="Arial" w:hAnsi="Arial"/>
+                <w:b/>
+                <w:bCs/>
+                <w:sz w:val="20"/>
+                <w:szCs w:val="20"/>
+              </w:rPr>
+              <w:t xml:space="preserve">1 open, 3 accepted</w:t>
+            </w:r>
+          </w:p>
+        </w:tc>
+      </w:tr>
+    </w:tbl>
+    <w:p>
+      <w:pPr>
+        <w:spacing w:after="240" w:before="120" w:line="480" w:lineRule="auto"/>
+      </w:pPr>
+    </w:p>
+    <w:p>
+      <w:pPr>
+        <w:spacing w:after="0" w:before="0" w:line="480" w:lineRule="auto"/>
+        <w:ind w:firstLine="720"/>
+        <w:jc w:val="both"/>
+      </w:pPr>
+      <w:r>
+        <w:rPr>
+          <w:rFonts w:ascii="Arial" w:cs="Arial" w:eastAsia="Arial" w:hAnsi="Arial"/>
+          <w:b w:val="false"/>
+          <w:bCs w:val="false"/>
+          <w:sz w:val="24"/>
+          <w:szCs w:val="24"/>
+        </w:rPr>
+        <w:t xml:space="preserve">No defect found in these activities was critical. The three accepted items are recorded in the security audit with the reason each was accepted.</w:t>
+      </w:r>
     </w:p>
     <w:p>
       <w:pPr>

--- a/docs/FINAL MANUSCRIPT/CHAPTER_4_RESULTS_AND_DISCUSSION.docx
+++ b/docs/FINAL MANUSCRIPT/CHAPTER_4_RESULTS_AND_DISCUSSION.docx
@@ -695,6 +695,88 @@
       <w:pPr>
         <w:spacing w:after="240" w:before="120" w:line="480" w:lineRule="auto"/>
       </w:pPr>
+    </w:p>
+    <w:p>
+      <w:pPr>
+        <w:spacing w:after="0" w:before="0" w:line="480" w:lineRule="auto"/>
+        <w:ind w:firstLine="720"/>
+        <w:jc w:val="both"/>
+      </w:pPr>
+      <w:r>
+        <w:rPr>
+          <w:rFonts w:ascii="Arial" w:cs="Arial" w:eastAsia="Arial" w:hAnsi="Arial"/>
+          <w:b w:val="false"/>
+          <w:bCs w:val="false"/>
+          <w:sz w:val="24"/>
+          <w:szCs w:val="24"/>
+        </w:rPr>
+        <w:t xml:space="preserve">Figure 4 follows each of the four areas through the hands that touched it. Every path ends in a record kept apart from the others, or in no record at all, which is where each problem in Table 5 begins.</w:t>
+      </w:r>
+    </w:p>
+    <w:p>
+      <w:pPr>
+        <w:keepNext/>
+        <w:spacing w:after="120" w:before="240"/>
+        <w:jc w:val="center"/>
+      </w:pPr>
+      <w:r>
+        <w:drawing>
+          <wp:inline distT="0" distB="0" distL="0" distR="0">
+            <wp:extent cx="5486400" cy="4629150"/>
+            <wp:effectExtent t="0" r="0" b="0" l="0"/>
+            <wp:docPr id="1" name="" descr="" title=""/>
+            <wp:cNvGraphicFramePr>
+              <a:graphicFrameLocks xmlns:a="http://schemas.openxmlformats.org/drawingml/2006/main" noChangeAspect="1"/>
+            </wp:cNvGraphicFramePr>
+            <a:graphic xmlns:a="http://schemas.openxmlformats.org/drawingml/2006/main">
+              <a:graphicData uri="http://schemas.openxmlformats.org/drawingml/2006/picture">
+                <pic:pic xmlns:pic="http://schemas.openxmlformats.org/drawingml/2006/picture">
+                  <pic:nvPicPr>
+                    <pic:cNvPr id="0" name="" descr=""/>
+                    <pic:cNvPicPr>
+                      <a:picLocks noChangeAspect="1" noChangeArrowheads="1"/>
+                    </pic:cNvPicPr>
+                  </pic:nvPicPr>
+                  <pic:blipFill>
+                    <a:blip r:embed="rId8" cstate="none"/>
+                    <a:srcRect/>
+                    <a:stretch>
+                      <a:fillRect/>
+                    </a:stretch>
+                  </pic:blipFill>
+                  <pic:spPr bwMode="auto">
+                    <a:xfrm>
+                      <a:off x="0" y="0"/>
+                      <a:ext cx="5486400" cy="4629150"/>
+                    </a:xfrm>
+                    <a:prstGeom prst="rect">
+                      <a:avLst/>
+                    </a:prstGeom>
+                  </pic:spPr>
+                </pic:pic>
+              </a:graphicData>
+            </a:graphic>
+          </wp:inline>
+        </w:drawing>
+      </w:r>
+    </w:p>
+    <w:p>
+      <w:pPr>
+        <w:spacing w:after="240" w:before="240" w:line="480" w:lineRule="auto"/>
+        <w:jc w:val="center"/>
+      </w:pPr>
+      <w:r>
+        <w:rPr>
+          <w:rFonts w:ascii="Arial" w:cs="Arial" w:eastAsia="Arial" w:hAnsi="Arial"/>
+          <w:b w:val="false"/>
+          <w:bCs w:val="false"/>
+          <w:i/>
+          <w:iCs/>
+          <w:sz w:val="24"/>
+          <w:szCs w:val="24"/>
+        </w:rPr>
+        <w:t xml:space="preserve">Figure 4. The Owner's Process Before the System.</w:t>
+      </w:r>
     </w:p>
     <w:p>
       <w:pPr>
@@ -1902,7 +1984,7 @@
           <w:sz w:val="24"/>
           <w:szCs w:val="24"/>
         </w:rPr>
-        <w:t xml:space="preserve">Figures 4 to 8 show the system as it stood on 5 October 2026. The units, their rates and their status in Figures 4 and 5 are the property's own, as the public site shows them. To protect the tenants' privacy, the names, payments, expenses and repair requests in Figures 4, 6, 7 and 8 are sample records, and no real tenant's name or payment appears in any figure.</w:t>
+        <w:t xml:space="preserve">Figures 4 to 9 model the system as built, and Figures 10 to 14 show its screens as they stood on 5 October 2026. The units, their rates and their status in Figures 10 and 11 are the property's own, as the public site shows them. To protect the tenants' privacy, the names, payments, expenses and repair requests in Figures 10, 12, 13 and 14 are sample records, and no real tenant's name or payment appears in any figure.</w:t>
       </w:r>
     </w:p>
     <w:p>
@@ -2733,8 +2815,3926 @@
           <w:sz w:val="24"/>
           <w:szCs w:val="24"/>
         </w:rPr>
-        <w:t xml:space="preserve">Every change to the database structure or to stored records is written as a numbered migration file (more than fifty so far), so the history of the data can be reviewed and repeated.</w:t>
+        <w:t xml:space="preserve">Every change to the database structure or to stored records is written as a numbered migration file (more than seventy by 5 October 2026), so the history of the data can be reviewed and repeated.</w:t>
       </w:r>
+    </w:p>
+    <w:p>
+      <w:pPr>
+        <w:spacing w:after="0" w:before="0" w:line="480" w:lineRule="auto"/>
+        <w:ind w:firstLine="720"/>
+        <w:jc w:val="both"/>
+      </w:pPr>
+      <w:r>
+        <w:rPr>
+          <w:rFonts w:ascii="Arial" w:cs="Arial" w:eastAsia="Arial" w:hAnsi="Arial"/>
+          <w:b/>
+          <w:bCs/>
+          <w:sz w:val="24"/>
+          <w:szCs w:val="24"/>
+        </w:rPr>
+        <w:t xml:space="preserve">Architecture.</w:t>
+      </w:r>
+      <w:r>
+        <w:rPr>
+          <w:rFonts w:ascii="Arial" w:cs="Arial" w:eastAsia="Arial" w:hAnsi="Arial"/>
+          <w:b w:val="false"/>
+          <w:bCs w:val="false"/>
+          <w:sz w:val="24"/>
+          <w:szCs w:val="24"/>
+        </w:rPr>
+        <w:t xml:space="preserve"> Figure 5 shows where each part of the system runs. The application is delivered to the browser as a Progressive Web Application and talks to one server program, an Express API that runs on Vercel as a serverless function. Only that API reads or writes the database: row-level security is switched on for every table and no rule opens a table to a browser, so a request that does not pass through the API's sign-in and role checks reaches no data. Payment details are typed into Adyen's own form and go from it to Adyen directly. The API only creates the payment session, and records a payment once Adyen confirms it (Section 4.2.4).</w:t>
+      </w:r>
+    </w:p>
+    <w:p>
+      <w:pPr>
+        <w:keepNext/>
+        <w:spacing w:after="120" w:before="240"/>
+        <w:jc w:val="center"/>
+      </w:pPr>
+      <w:r>
+        <w:drawing>
+          <wp:inline distT="0" distB="0" distL="0" distR="0">
+            <wp:extent cx="5486400" cy="4019550"/>
+            <wp:effectExtent t="0" r="0" b="0" l="0"/>
+            <wp:docPr id="1" name="" descr="" title=""/>
+            <wp:cNvGraphicFramePr>
+              <a:graphicFrameLocks xmlns:a="http://schemas.openxmlformats.org/drawingml/2006/main" noChangeAspect="1"/>
+            </wp:cNvGraphicFramePr>
+            <a:graphic xmlns:a="http://schemas.openxmlformats.org/drawingml/2006/main">
+              <a:graphicData uri="http://schemas.openxmlformats.org/drawingml/2006/picture">
+                <pic:pic xmlns:pic="http://schemas.openxmlformats.org/drawingml/2006/picture">
+                  <pic:nvPicPr>
+                    <pic:cNvPr id="0" name="" descr=""/>
+                    <pic:cNvPicPr>
+                      <a:picLocks noChangeAspect="1" noChangeArrowheads="1"/>
+                    </pic:cNvPicPr>
+                  </pic:nvPicPr>
+                  <pic:blipFill>
+                    <a:blip r:embed="rId9" cstate="none"/>
+                    <a:srcRect/>
+                    <a:stretch>
+                      <a:fillRect/>
+                    </a:stretch>
+                  </pic:blipFill>
+                  <pic:spPr bwMode="auto">
+                    <a:xfrm>
+                      <a:off x="0" y="0"/>
+                      <a:ext cx="5486400" cy="4019550"/>
+                    </a:xfrm>
+                    <a:prstGeom prst="rect">
+                      <a:avLst/>
+                    </a:prstGeom>
+                  </pic:spPr>
+                </pic:pic>
+              </a:graphicData>
+            </a:graphic>
+          </wp:inline>
+        </w:drawing>
+      </w:r>
+    </w:p>
+    <w:p>
+      <w:pPr>
+        <w:spacing w:after="240" w:before="240" w:line="480" w:lineRule="auto"/>
+        <w:jc w:val="center"/>
+      </w:pPr>
+      <w:r>
+        <w:rPr>
+          <w:rFonts w:ascii="Arial" w:cs="Arial" w:eastAsia="Arial" w:hAnsi="Arial"/>
+          <w:b w:val="false"/>
+          <w:bCs w:val="false"/>
+          <w:i/>
+          <w:iCs/>
+          <w:sz w:val="24"/>
+          <w:szCs w:val="24"/>
+        </w:rPr>
+        <w:t xml:space="preserve">Figure 5. System Architecture.</w:t>
+      </w:r>
+    </w:p>
+    <w:p>
+      <w:pPr>
+        <w:spacing w:after="0" w:before="0" w:line="480" w:lineRule="auto"/>
+        <w:ind w:firstLine="720"/>
+        <w:jc w:val="both"/>
+      </w:pPr>
+      <w:r>
+        <w:rPr>
+          <w:rFonts w:ascii="Arial" w:cs="Arial" w:eastAsia="Arial" w:hAnsi="Arial"/>
+          <w:b/>
+          <w:bCs/>
+          <w:sz w:val="24"/>
+          <w:szCs w:val="24"/>
+        </w:rPr>
+        <w:t xml:space="preserve">Process model.</w:t>
+      </w:r>
+      <w:r>
+        <w:rPr>
+          <w:rFonts w:ascii="Arial" w:cs="Arial" w:eastAsia="Arial" w:hAnsi="Arial"/>
+          <w:b w:val="false"/>
+          <w:bCs w:val="false"/>
+          <w:sz w:val="24"/>
+          <w:szCs w:val="24"/>
+        </w:rPr>
+        <w:t xml:space="preserve"> Figure 6 is the context diagram: the system as one process, with the four parties outside it and the data that passes between them. Figure 7 opens that process into its eight processes and the stores each reads and writes. Two stores are written by nearly every process and are left out of Figure 7 for readability: the notifications, and the audit record of every change (Section 4.4.8). The tenants, tenancies and store D2 is drawn twice, marked by a second bar, to avoid crossing lines.</w:t>
+      </w:r>
+    </w:p>
+    <w:p>
+      <w:pPr>
+        <w:keepNext/>
+        <w:spacing w:after="120" w:before="240"/>
+        <w:jc w:val="center"/>
+      </w:pPr>
+      <w:r>
+        <w:drawing>
+          <wp:inline distT="0" distB="0" distL="0" distR="0">
+            <wp:extent cx="5486400" cy="4752975"/>
+            <wp:effectExtent t="0" r="0" b="0" l="0"/>
+            <wp:docPr id="1" name="" descr="" title=""/>
+            <wp:cNvGraphicFramePr>
+              <a:graphicFrameLocks xmlns:a="http://schemas.openxmlformats.org/drawingml/2006/main" noChangeAspect="1"/>
+            </wp:cNvGraphicFramePr>
+            <a:graphic xmlns:a="http://schemas.openxmlformats.org/drawingml/2006/main">
+              <a:graphicData uri="http://schemas.openxmlformats.org/drawingml/2006/picture">
+                <pic:pic xmlns:pic="http://schemas.openxmlformats.org/drawingml/2006/picture">
+                  <pic:nvPicPr>
+                    <pic:cNvPr id="0" name="" descr=""/>
+                    <pic:cNvPicPr>
+                      <a:picLocks noChangeAspect="1" noChangeArrowheads="1"/>
+                    </pic:cNvPicPr>
+                  </pic:nvPicPr>
+                  <pic:blipFill>
+                    <a:blip r:embed="rId10" cstate="none"/>
+                    <a:srcRect/>
+                    <a:stretch>
+                      <a:fillRect/>
+                    </a:stretch>
+                  </pic:blipFill>
+                  <pic:spPr bwMode="auto">
+                    <a:xfrm>
+                      <a:off x="0" y="0"/>
+                      <a:ext cx="5486400" cy="4752975"/>
+                    </a:xfrm>
+                    <a:prstGeom prst="rect">
+                      <a:avLst/>
+                    </a:prstGeom>
+                  </pic:spPr>
+                </pic:pic>
+              </a:graphicData>
+            </a:graphic>
+          </wp:inline>
+        </w:drawing>
+      </w:r>
+    </w:p>
+    <w:p>
+      <w:pPr>
+        <w:spacing w:after="240" w:before="240" w:line="480" w:lineRule="auto"/>
+        <w:jc w:val="center"/>
+      </w:pPr>
+      <w:r>
+        <w:rPr>
+          <w:rFonts w:ascii="Arial" w:cs="Arial" w:eastAsia="Arial" w:hAnsi="Arial"/>
+          <w:b w:val="false"/>
+          <w:bCs w:val="false"/>
+          <w:i/>
+          <w:iCs/>
+          <w:sz w:val="24"/>
+          <w:szCs w:val="24"/>
+        </w:rPr>
+        <w:t xml:space="preserve">Figure 6. Context Diagram.</w:t>
+      </w:r>
+    </w:p>
+    <w:p>
+      <w:pPr>
+        <w:keepNext/>
+        <w:spacing w:after="120" w:before="240"/>
+        <w:jc w:val="center"/>
+      </w:pPr>
+      <w:r>
+        <w:drawing>
+          <wp:inline distT="0" distB="0" distL="0" distR="0">
+            <wp:extent cx="5486400" cy="5848350"/>
+            <wp:effectExtent t="0" r="0" b="0" l="0"/>
+            <wp:docPr id="1" name="" descr="" title=""/>
+            <wp:cNvGraphicFramePr>
+              <a:graphicFrameLocks xmlns:a="http://schemas.openxmlformats.org/drawingml/2006/main" noChangeAspect="1"/>
+            </wp:cNvGraphicFramePr>
+            <a:graphic xmlns:a="http://schemas.openxmlformats.org/drawingml/2006/main">
+              <a:graphicData uri="http://schemas.openxmlformats.org/drawingml/2006/picture">
+                <pic:pic xmlns:pic="http://schemas.openxmlformats.org/drawingml/2006/picture">
+                  <pic:nvPicPr>
+                    <pic:cNvPr id="0" name="" descr=""/>
+                    <pic:cNvPicPr>
+                      <a:picLocks noChangeAspect="1" noChangeArrowheads="1"/>
+                    </pic:cNvPicPr>
+                  </pic:nvPicPr>
+                  <pic:blipFill>
+                    <a:blip r:embed="rId11" cstate="none"/>
+                    <a:srcRect/>
+                    <a:stretch>
+                      <a:fillRect/>
+                    </a:stretch>
+                  </pic:blipFill>
+                  <pic:spPr bwMode="auto">
+                    <a:xfrm>
+                      <a:off x="0" y="0"/>
+                      <a:ext cx="5486400" cy="5848350"/>
+                    </a:xfrm>
+                    <a:prstGeom prst="rect">
+                      <a:avLst/>
+                    </a:prstGeom>
+                  </pic:spPr>
+                </pic:pic>
+              </a:graphicData>
+            </a:graphic>
+          </wp:inline>
+        </w:drawing>
+      </w:r>
+    </w:p>
+    <w:p>
+      <w:pPr>
+        <w:spacing w:after="240" w:before="240" w:line="480" w:lineRule="auto"/>
+        <w:jc w:val="center"/>
+      </w:pPr>
+      <w:r>
+        <w:rPr>
+          <w:rFonts w:ascii="Arial" w:cs="Arial" w:eastAsia="Arial" w:hAnsi="Arial"/>
+          <w:b w:val="false"/>
+          <w:bCs w:val="false"/>
+          <w:i/>
+          <w:iCs/>
+          <w:sz w:val="24"/>
+          <w:szCs w:val="24"/>
+        </w:rPr>
+        <w:t xml:space="preserve">Figure 7. Level 1 Data Flow Diagram.</w:t>
+      </w:r>
+    </w:p>
+    <w:p>
+      <w:pPr>
+        <w:spacing w:after="0" w:before="0" w:line="480" w:lineRule="auto"/>
+        <w:ind w:firstLine="720"/>
+        <w:jc w:val="both"/>
+      </w:pPr>
+      <w:r>
+        <w:rPr>
+          <w:rFonts w:ascii="Arial" w:cs="Arial" w:eastAsia="Arial" w:hAnsi="Arial"/>
+          <w:b w:val="false"/>
+          <w:bCs w:val="false"/>
+          <w:sz w:val="24"/>
+          <w:szCs w:val="24"/>
+        </w:rPr>
+        <w:t xml:space="preserve">Figure 8 shows the same functions from the side of the people who use them. Each use case is a function the server grants to that role and refuses to every other (Table 7C); Sign in, own details, notifications and recent actions are shared by tenants and the owner, each seeing only their own.</w:t>
+      </w:r>
+    </w:p>
+    <w:p>
+      <w:pPr>
+        <w:keepNext/>
+        <w:spacing w:after="120" w:before="240"/>
+        <w:jc w:val="center"/>
+      </w:pPr>
+      <w:r>
+        <w:drawing>
+          <wp:inline distT="0" distB="0" distL="0" distR="0">
+            <wp:extent cx="5486400" cy="5791200"/>
+            <wp:effectExtent t="0" r="0" b="0" l="0"/>
+            <wp:docPr id="1" name="" descr="" title=""/>
+            <wp:cNvGraphicFramePr>
+              <a:graphicFrameLocks xmlns:a="http://schemas.openxmlformats.org/drawingml/2006/main" noChangeAspect="1"/>
+            </wp:cNvGraphicFramePr>
+            <a:graphic xmlns:a="http://schemas.openxmlformats.org/drawingml/2006/main">
+              <a:graphicData uri="http://schemas.openxmlformats.org/drawingml/2006/picture">
+                <pic:pic xmlns:pic="http://schemas.openxmlformats.org/drawingml/2006/picture">
+                  <pic:nvPicPr>
+                    <pic:cNvPr id="0" name="" descr=""/>
+                    <pic:cNvPicPr>
+                      <a:picLocks noChangeAspect="1" noChangeArrowheads="1"/>
+                    </pic:cNvPicPr>
+                  </pic:nvPicPr>
+                  <pic:blipFill>
+                    <a:blip r:embed="rId12" cstate="none"/>
+                    <a:srcRect/>
+                    <a:stretch>
+                      <a:fillRect/>
+                    </a:stretch>
+                  </pic:blipFill>
+                  <pic:spPr bwMode="auto">
+                    <a:xfrm>
+                      <a:off x="0" y="0"/>
+                      <a:ext cx="5486400" cy="5791200"/>
+                    </a:xfrm>
+                    <a:prstGeom prst="rect">
+                      <a:avLst/>
+                    </a:prstGeom>
+                  </pic:spPr>
+                </pic:pic>
+              </a:graphicData>
+            </a:graphic>
+          </wp:inline>
+        </w:drawing>
+      </w:r>
+    </w:p>
+    <w:p>
+      <w:pPr>
+        <w:spacing w:after="240" w:before="240" w:line="480" w:lineRule="auto"/>
+        <w:jc w:val="center"/>
+      </w:pPr>
+      <w:r>
+        <w:rPr>
+          <w:rFonts w:ascii="Arial" w:cs="Arial" w:eastAsia="Arial" w:hAnsi="Arial"/>
+          <w:b w:val="false"/>
+          <w:bCs w:val="false"/>
+          <w:i/>
+          <w:iCs/>
+          <w:sz w:val="24"/>
+          <w:szCs w:val="24"/>
+        </w:rPr>
+        <w:t xml:space="preserve">Figure 8. Use Case Diagram.</w:t>
+      </w:r>
+    </w:p>
+    <w:p>
+      <w:pPr>
+        <w:spacing w:after="0" w:before="0" w:line="480" w:lineRule="auto"/>
+        <w:ind w:firstLine="720"/>
+        <w:jc w:val="both"/>
+      </w:pPr>
+      <w:r>
+        <w:rPr>
+          <w:rFonts w:ascii="Arial" w:cs="Arial" w:eastAsia="Arial" w:hAnsi="Arial"/>
+          <w:b/>
+          <w:bCs/>
+          <w:sz w:val="24"/>
+          <w:szCs w:val="24"/>
+        </w:rPr>
+        <w:t xml:space="preserve">Data model.</w:t>
+      </w:r>
+      <w:r>
+        <w:rPr>
+          <w:rFonts w:ascii="Arial" w:cs="Arial" w:eastAsia="Arial" w:hAnsi="Arial"/>
+          <w:b w:val="false"/>
+          <w:bCs w:val="false"/>
+          <w:sz w:val="24"/>
+          <w:szCs w:val="24"/>
+        </w:rPr>
+        <w:t xml:space="preserve"> Figure 9 is the entity-relationship diagram of the database as it stood on 5 October 2026. It was drawn from the database's own catalogue of tables, keys and constraints, not from a design document, so it shows what the database enforces: 21 tables, each with a primary key, and 37 foreign keys. Rooms and profiles are the two centres of the design. Every bill, payment, receipt, tenancy, repair request and inquiry belongs to one unit, and every tenancy, bill and payment to one person. The owner's two ledgers are kept as she kept them, a Monthly Income table of receipts and a Monthly Expenses table whose entries are split across property areas.</w:t>
+      </w:r>
+    </w:p>
+    <w:p>
+      <w:pPr>
+        <w:keepNext/>
+        <w:spacing w:after="120" w:before="240"/>
+        <w:jc w:val="center"/>
+      </w:pPr>
+      <w:r>
+        <w:drawing>
+          <wp:inline distT="0" distB="0" distL="0" distR="0">
+            <wp:extent cx="5486400" cy="6477000"/>
+            <wp:effectExtent t="0" r="0" b="0" l="0"/>
+            <wp:docPr id="1" name="" descr="" title=""/>
+            <wp:cNvGraphicFramePr>
+              <a:graphicFrameLocks xmlns:a="http://schemas.openxmlformats.org/drawingml/2006/main" noChangeAspect="1"/>
+            </wp:cNvGraphicFramePr>
+            <a:graphic xmlns:a="http://schemas.openxmlformats.org/drawingml/2006/main">
+              <a:graphicData uri="http://schemas.openxmlformats.org/drawingml/2006/picture">
+                <pic:pic xmlns:pic="http://schemas.openxmlformats.org/drawingml/2006/picture">
+                  <pic:nvPicPr>
+                    <pic:cNvPr id="0" name="" descr=""/>
+                    <pic:cNvPicPr>
+                      <a:picLocks noChangeAspect="1" noChangeArrowheads="1"/>
+                    </pic:cNvPicPr>
+                  </pic:nvPicPr>
+                  <pic:blipFill>
+                    <a:blip r:embed="rId13" cstate="none"/>
+                    <a:srcRect/>
+                    <a:stretch>
+                      <a:fillRect/>
+                    </a:stretch>
+                  </pic:blipFill>
+                  <pic:spPr bwMode="auto">
+                    <a:xfrm>
+                      <a:off x="0" y="0"/>
+                      <a:ext cx="5486400" cy="6477000"/>
+                    </a:xfrm>
+                    <a:prstGeom prst="rect">
+                      <a:avLst/>
+                    </a:prstGeom>
+                  </pic:spPr>
+                </pic:pic>
+              </a:graphicData>
+            </a:graphic>
+          </wp:inline>
+        </w:drawing>
+      </w:r>
+    </w:p>
+    <w:p>
+      <w:pPr>
+        <w:spacing w:after="240" w:before="240" w:line="480" w:lineRule="auto"/>
+        <w:jc w:val="center"/>
+      </w:pPr>
+      <w:r>
+        <w:rPr>
+          <w:rFonts w:ascii="Arial" w:cs="Arial" w:eastAsia="Arial" w:hAnsi="Arial"/>
+          <w:b w:val="false"/>
+          <w:bCs w:val="false"/>
+          <w:i/>
+          <w:iCs/>
+          <w:sz w:val="24"/>
+          <w:szCs w:val="24"/>
+        </w:rPr>
+        <w:t xml:space="preserve">Figure 9. Entity-Relationship Diagram.</w:t>
+      </w:r>
+    </w:p>
+    <w:p>
+      <w:pPr>
+        <w:spacing w:after="0" w:before="0" w:line="480" w:lineRule="auto"/>
+        <w:ind w:firstLine="720"/>
+        <w:jc w:val="both"/>
+      </w:pPr>
+      <w:r>
+        <w:rPr>
+          <w:rFonts w:ascii="Arial" w:cs="Arial" w:eastAsia="Arial" w:hAnsi="Arial"/>
+          <w:b w:val="false"/>
+          <w:bCs w:val="false"/>
+          <w:sz w:val="24"/>
+          <w:szCs w:val="24"/>
+        </w:rPr>
+        <w:t xml:space="preserve">Several of the rules in Section 4.2.4 live in the database itself rather than in the program, so no screen or script can bypass them. One unit cannot have two active tenancies; one invoice number cannot be used twice for the same unit and month on receipts that stand; an online payment's gateway reference cannot be recorded twice; and the 50% Share and the remitted amount are computed columns, so they cannot disagree with the rent and water beside them. Table 7A describes the Monthly Income table, the one the owner reads most, as an extract of the data dictionary.</w:t>
+      </w:r>
+    </w:p>
+    <w:p>
+      <w:pPr>
+        <w:spacing w:after="0" w:before="0" w:line="480" w:lineRule="auto"/>
+        <w:ind w:firstLine="720"/>
+        <w:jc w:val="both"/>
+      </w:pPr>
+      <w:r>
+        <w:rPr>
+          <w:rFonts w:ascii="Arial" w:cs="Arial" w:eastAsia="Arial" w:hAnsi="Arial"/>
+          <w:b/>
+          <w:bCs/>
+          <w:sz w:val="24"/>
+          <w:szCs w:val="24"/>
+        </w:rPr>
+        <w:t xml:space="preserve">Table 7A.</w:t>
+      </w:r>
+      <w:r>
+        <w:rPr>
+          <w:rFonts w:ascii="Arial" w:cs="Arial" w:eastAsia="Arial" w:hAnsi="Arial"/>
+          <w:b w:val="false"/>
+          <w:bCs w:val="false"/>
+          <w:sz w:val="24"/>
+          <w:szCs w:val="24"/>
+        </w:rPr>
+        <w:t xml:space="preserve"> Data Dictionary Extract: Monthly Income Records</w:t>
+      </w:r>
+    </w:p>
+    <w:tbl>
+      <w:tblPr>
+        <w:tblW w:type="dxa" w:w="8640"/>
+        <w:tblBorders>
+          <w:top w:val="single" w:color="auto" w:sz="4"/>
+          <w:left w:val="single" w:color="auto" w:sz="4"/>
+          <w:bottom w:val="single" w:color="auto" w:sz="4"/>
+          <w:right w:val="single" w:color="auto" w:sz="4"/>
+          <w:insideH w:val="single" w:color="auto" w:sz="4"/>
+          <w:insideV w:val="single" w:color="auto" w:sz="4"/>
+        </w:tblBorders>
+      </w:tblPr>
+      <w:tblGrid>
+        <w:gridCol w:w="100"/>
+        <w:gridCol w:w="100"/>
+        <w:gridCol w:w="100"/>
+        <w:gridCol w:w="100"/>
+        <w:gridCol w:w="100"/>
+      </w:tblGrid>
+      <w:tr>
+        <w:trPr>
+          <w:cantSplit/>
+          <w:tblHeader/>
+        </w:trPr>
+        <w:tc>
+          <w:tcPr>
+            <w:tcW w:type="dxa" w:w="2039"/>
+            <w:tcBorders>
+              <w:top w:val="single" w:color="1A202C" w:sz="12"/>
+              <w:left w:val="none" w:color="auto" w:sz="0"/>
+              <w:bottom w:val="single" w:color="1A202C" w:sz="12"/>
+              <w:right w:val="none" w:color="auto" w:sz="0"/>
+            </w:tcBorders>
+            <w:shd w:fill="F8FAFC"/>
+            <w:tcMar>
+              <w:top w:type="dxa" w:w="140"/>
+              <w:left w:type="dxa" w:w="160"/>
+              <w:bottom w:type="dxa" w:w="140"/>
+              <w:right w:type="dxa" w:w="160"/>
+            </w:tcMar>
+          </w:tcPr>
+          <w:p>
+            <w:pPr>
+              <w:spacing w:line="240" w:lineRule="auto"/>
+              <w:jc w:val="left"/>
+            </w:pPr>
+            <w:r>
+              <w:rPr>
+                <w:rFonts w:ascii="Arial" w:cs="Arial" w:eastAsia="Arial" w:hAnsi="Arial"/>
+                <w:b/>
+                <w:bCs/>
+                <w:sz w:val="20"/>
+                <w:szCs w:val="20"/>
+              </w:rPr>
+              <w:t xml:space="preserve">Column</w:t>
+            </w:r>
+          </w:p>
+        </w:tc>
+        <w:tc>
+          <w:tcPr>
+            <w:tcW w:type="dxa" w:w="1347"/>
+            <w:tcBorders>
+              <w:top w:val="single" w:color="1A202C" w:sz="12"/>
+              <w:left w:val="none" w:color="auto" w:sz="0"/>
+              <w:bottom w:val="single" w:color="1A202C" w:sz="12"/>
+              <w:right w:val="none" w:color="auto" w:sz="0"/>
+            </w:tcBorders>
+            <w:shd w:fill="F8FAFC"/>
+            <w:tcMar>
+              <w:top w:type="dxa" w:w="140"/>
+              <w:left w:type="dxa" w:w="160"/>
+              <w:bottom w:type="dxa" w:w="140"/>
+              <w:right w:type="dxa" w:w="160"/>
+            </w:tcMar>
+          </w:tcPr>
+          <w:p>
+            <w:pPr>
+              <w:spacing w:line="240" w:lineRule="auto"/>
+              <w:jc w:val="center"/>
+            </w:pPr>
+            <w:r>
+              <w:rPr>
+                <w:rFonts w:ascii="Arial" w:cs="Arial" w:eastAsia="Arial" w:hAnsi="Arial"/>
+                <w:b/>
+                <w:bCs/>
+                <w:sz w:val="20"/>
+                <w:szCs w:val="20"/>
+              </w:rPr>
+              <w:t xml:space="preserve">Type</w:t>
+            </w:r>
+          </w:p>
+        </w:tc>
+        <w:tc>
+          <w:tcPr>
+            <w:tcW w:type="dxa" w:w="1041"/>
+            <w:tcBorders>
+              <w:top w:val="single" w:color="1A202C" w:sz="12"/>
+              <w:left w:val="none" w:color="auto" w:sz="0"/>
+              <w:bottom w:val="single" w:color="1A202C" w:sz="12"/>
+              <w:right w:val="none" w:color="auto" w:sz="0"/>
+            </w:tcBorders>
+            <w:shd w:fill="F8FAFC"/>
+            <w:tcMar>
+              <w:top w:type="dxa" w:w="140"/>
+              <w:left w:type="dxa" w:w="160"/>
+              <w:bottom w:type="dxa" w:w="140"/>
+              <w:right w:type="dxa" w:w="160"/>
+            </w:tcMar>
+          </w:tcPr>
+          <w:p>
+            <w:pPr>
+              <w:spacing w:line="240" w:lineRule="auto"/>
+              <w:jc w:val="center"/>
+            </w:pPr>
+            <w:r>
+              <w:rPr>
+                <w:rFonts w:ascii="Arial" w:cs="Arial" w:eastAsia="Arial" w:hAnsi="Arial"/>
+                <w:b/>
+                <w:bCs/>
+                <w:sz w:val="20"/>
+                <w:szCs w:val="20"/>
+              </w:rPr>
+              <w:t xml:space="preserve">Null</w:t>
+            </w:r>
+          </w:p>
+        </w:tc>
+        <w:tc>
+          <w:tcPr>
+            <w:tcW w:type="dxa" w:w="1041"/>
+            <w:tcBorders>
+              <w:top w:val="single" w:color="1A202C" w:sz="12"/>
+              <w:left w:val="none" w:color="auto" w:sz="0"/>
+              <w:bottom w:val="single" w:color="1A202C" w:sz="12"/>
+              <w:right w:val="none" w:color="auto" w:sz="0"/>
+            </w:tcBorders>
+            <w:shd w:fill="F8FAFC"/>
+            <w:tcMar>
+              <w:top w:type="dxa" w:w="140"/>
+              <w:left w:type="dxa" w:w="160"/>
+              <w:bottom w:type="dxa" w:w="140"/>
+              <w:right w:type="dxa" w:w="160"/>
+            </w:tcMar>
+          </w:tcPr>
+          <w:p>
+            <w:pPr>
+              <w:spacing w:line="240" w:lineRule="auto"/>
+              <w:jc w:val="center"/>
+            </w:pPr>
+            <w:r>
+              <w:rPr>
+                <w:rFonts w:ascii="Arial" w:cs="Arial" w:eastAsia="Arial" w:hAnsi="Arial"/>
+                <w:b/>
+                <w:bCs/>
+                <w:sz w:val="20"/>
+                <w:szCs w:val="20"/>
+              </w:rPr>
+              <w:t xml:space="preserve">Key</w:t>
+            </w:r>
+          </w:p>
+        </w:tc>
+        <w:tc>
+          <w:tcPr>
+            <w:tcW w:type="dxa" w:w="3172"/>
+            <w:tcBorders>
+              <w:top w:val="single" w:color="1A202C" w:sz="12"/>
+              <w:left w:val="none" w:color="auto" w:sz="0"/>
+              <w:bottom w:val="single" w:color="1A202C" w:sz="12"/>
+              <w:right w:val="none" w:color="auto" w:sz="0"/>
+            </w:tcBorders>
+            <w:shd w:fill="F8FAFC"/>
+            <w:tcMar>
+              <w:top w:type="dxa" w:w="140"/>
+              <w:left w:type="dxa" w:w="160"/>
+              <w:bottom w:type="dxa" w:w="140"/>
+              <w:right w:type="dxa" w:w="160"/>
+            </w:tcMar>
+          </w:tcPr>
+          <w:p>
+            <w:pPr>
+              <w:spacing w:line="240" w:lineRule="auto"/>
+              <w:jc w:val="center"/>
+            </w:pPr>
+            <w:r>
+              <w:rPr>
+                <w:rFonts w:ascii="Arial" w:cs="Arial" w:eastAsia="Arial" w:hAnsi="Arial"/>
+                <w:b/>
+                <w:bCs/>
+                <w:sz w:val="20"/>
+                <w:szCs w:val="20"/>
+              </w:rPr>
+              <w:t xml:space="preserve">Description</w:t>
+            </w:r>
+          </w:p>
+        </w:tc>
+      </w:tr>
+      <w:tr>
+        <w:trPr>
+          <w:cantSplit/>
+        </w:trPr>
+        <w:tc>
+          <w:tcPr>
+            <w:tcW w:type="dxa" w:w="2039"/>
+            <w:tcBorders>
+              <w:top w:val="single" w:color="E2E8F0" w:sz="4"/>
+              <w:left w:val="none" w:color="auto" w:sz="0"/>
+              <w:bottom w:val="single" w:color="E2E8F0" w:sz="4"/>
+              <w:right w:val="none" w:color="auto" w:sz="0"/>
+            </w:tcBorders>
+            <w:tcMar>
+              <w:top w:type="dxa" w:w="120"/>
+              <w:left w:type="dxa" w:w="160"/>
+              <w:bottom w:type="dxa" w:w="120"/>
+              <w:right w:type="dxa" w:w="160"/>
+            </w:tcMar>
+          </w:tcPr>
+          <w:p>
+            <w:pPr>
+              <w:spacing w:line="240" w:lineRule="auto"/>
+              <w:jc w:val="left"/>
+            </w:pPr>
+            <w:r>
+              <w:rPr>
+                <w:rFonts w:ascii="Arial" w:cs="Arial" w:eastAsia="Arial" w:hAnsi="Arial"/>
+                <w:b w:val="false"/>
+                <w:bCs w:val="false"/>
+                <w:sz w:val="20"/>
+                <w:szCs w:val="20"/>
+              </w:rPr>
+              <w:t xml:space="preserve">id</w:t>
+            </w:r>
+          </w:p>
+        </w:tc>
+        <w:tc>
+          <w:tcPr>
+            <w:tcW w:type="dxa" w:w="1347"/>
+            <w:tcBorders>
+              <w:top w:val="single" w:color="E2E8F0" w:sz="4"/>
+              <w:left w:val="none" w:color="auto" w:sz="0"/>
+              <w:bottom w:val="single" w:color="E2E8F0" w:sz="4"/>
+              <w:right w:val="none" w:color="auto" w:sz="0"/>
+            </w:tcBorders>
+            <w:tcMar>
+              <w:top w:type="dxa" w:w="120"/>
+              <w:left w:type="dxa" w:w="160"/>
+              <w:bottom w:type="dxa" w:w="120"/>
+              <w:right w:type="dxa" w:w="160"/>
+            </w:tcMar>
+          </w:tcPr>
+          <w:p>
+            <w:pPr>
+              <w:spacing w:line="240" w:lineRule="auto"/>
+              <w:jc w:val="left"/>
+            </w:pPr>
+            <w:r>
+              <w:rPr>
+                <w:rFonts w:ascii="Arial" w:cs="Arial" w:eastAsia="Arial" w:hAnsi="Arial"/>
+                <w:b w:val="false"/>
+                <w:bCs w:val="false"/>
+                <w:sz w:val="20"/>
+                <w:szCs w:val="20"/>
+              </w:rPr>
+              <w:t xml:space="preserve">uuid</w:t>
+            </w:r>
+          </w:p>
+        </w:tc>
+        <w:tc>
+          <w:tcPr>
+            <w:tcW w:type="dxa" w:w="1041"/>
+            <w:tcBorders>
+              <w:top w:val="single" w:color="E2E8F0" w:sz="4"/>
+              <w:left w:val="none" w:color="auto" w:sz="0"/>
+              <w:bottom w:val="single" w:color="E2E8F0" w:sz="4"/>
+              <w:right w:val="none" w:color="auto" w:sz="0"/>
+            </w:tcBorders>
+            <w:tcMar>
+              <w:top w:type="dxa" w:w="120"/>
+              <w:left w:type="dxa" w:w="160"/>
+              <w:bottom w:type="dxa" w:w="120"/>
+              <w:right w:type="dxa" w:w="160"/>
+            </w:tcMar>
+          </w:tcPr>
+          <w:p>
+            <w:pPr>
+              <w:spacing w:line="240" w:lineRule="auto"/>
+              <w:jc w:val="left"/>
+            </w:pPr>
+            <w:r>
+              <w:rPr>
+                <w:rFonts w:ascii="Arial" w:cs="Arial" w:eastAsia="Arial" w:hAnsi="Arial"/>
+                <w:b w:val="false"/>
+                <w:bCs w:val="false"/>
+                <w:sz w:val="20"/>
+                <w:szCs w:val="20"/>
+              </w:rPr>
+              <w:t xml:space="preserve">No</w:t>
+            </w:r>
+          </w:p>
+        </w:tc>
+        <w:tc>
+          <w:tcPr>
+            <w:tcW w:type="dxa" w:w="1041"/>
+            <w:tcBorders>
+              <w:top w:val="single" w:color="E2E8F0" w:sz="4"/>
+              <w:left w:val="none" w:color="auto" w:sz="0"/>
+              <w:bottom w:val="single" w:color="E2E8F0" w:sz="4"/>
+              <w:right w:val="none" w:color="auto" w:sz="0"/>
+            </w:tcBorders>
+            <w:tcMar>
+              <w:top w:type="dxa" w:w="120"/>
+              <w:left w:type="dxa" w:w="160"/>
+              <w:bottom w:type="dxa" w:w="120"/>
+              <w:right w:type="dxa" w:w="160"/>
+            </w:tcMar>
+          </w:tcPr>
+          <w:p>
+            <w:pPr>
+              <w:spacing w:line="240" w:lineRule="auto"/>
+              <w:jc w:val="left"/>
+            </w:pPr>
+            <w:r>
+              <w:rPr>
+                <w:rFonts w:ascii="Arial" w:cs="Arial" w:eastAsia="Arial" w:hAnsi="Arial"/>
+                <w:b w:val="false"/>
+                <w:bCs w:val="false"/>
+                <w:sz w:val="20"/>
+                <w:szCs w:val="20"/>
+              </w:rPr>
+              <w:t xml:space="preserve">PK</w:t>
+            </w:r>
+          </w:p>
+        </w:tc>
+        <w:tc>
+          <w:tcPr>
+            <w:tcW w:type="dxa" w:w="3172"/>
+            <w:tcBorders>
+              <w:top w:val="single" w:color="E2E8F0" w:sz="4"/>
+              <w:left w:val="none" w:color="auto" w:sz="0"/>
+              <w:bottom w:val="single" w:color="E2E8F0" w:sz="4"/>
+              <w:right w:val="none" w:color="auto" w:sz="0"/>
+            </w:tcBorders>
+            <w:tcMar>
+              <w:top w:type="dxa" w:w="120"/>
+              <w:left w:type="dxa" w:w="160"/>
+              <w:bottom w:type="dxa" w:w="120"/>
+              <w:right w:type="dxa" w:w="160"/>
+            </w:tcMar>
+          </w:tcPr>
+          <w:p>
+            <w:pPr>
+              <w:spacing w:line="240" w:lineRule="auto"/>
+              <w:jc w:val="left"/>
+            </w:pPr>
+            <w:r>
+              <w:rPr>
+                <w:rFonts w:ascii="Arial" w:cs="Arial" w:eastAsia="Arial" w:hAnsi="Arial"/>
+                <w:b w:val="false"/>
+                <w:bCs w:val="false"/>
+                <w:sz w:val="20"/>
+                <w:szCs w:val="20"/>
+              </w:rPr>
+              <w:t xml:space="preserve">Identifies the receipt</w:t>
+            </w:r>
+          </w:p>
+        </w:tc>
+      </w:tr>
+      <w:tr>
+        <w:trPr>
+          <w:cantSplit/>
+        </w:trPr>
+        <w:tc>
+          <w:tcPr>
+            <w:tcW w:type="dxa" w:w="2039"/>
+            <w:tcBorders>
+              <w:top w:val="single" w:color="E2E8F0" w:sz="4"/>
+              <w:left w:val="none" w:color="auto" w:sz="0"/>
+              <w:bottom w:val="single" w:color="E2E8F0" w:sz="4"/>
+              <w:right w:val="none" w:color="auto" w:sz="0"/>
+            </w:tcBorders>
+            <w:tcMar>
+              <w:top w:type="dxa" w:w="120"/>
+              <w:left w:type="dxa" w:w="160"/>
+              <w:bottom w:type="dxa" w:w="120"/>
+              <w:right w:type="dxa" w:w="160"/>
+            </w:tcMar>
+          </w:tcPr>
+          <w:p>
+            <w:pPr>
+              <w:spacing w:line="240" w:lineRule="auto"/>
+              <w:jc w:val="left"/>
+            </w:pPr>
+            <w:r>
+              <w:rPr>
+                <w:rFonts w:ascii="Arial" w:cs="Arial" w:eastAsia="Arial" w:hAnsi="Arial"/>
+                <w:b w:val="false"/>
+                <w:bCs w:val="false"/>
+                <w:sz w:val="20"/>
+                <w:szCs w:val="20"/>
+              </w:rPr>
+              <w:t xml:space="preserve">room_id</w:t>
+            </w:r>
+          </w:p>
+        </w:tc>
+        <w:tc>
+          <w:tcPr>
+            <w:tcW w:type="dxa" w:w="1347"/>
+            <w:tcBorders>
+              <w:top w:val="single" w:color="E2E8F0" w:sz="4"/>
+              <w:left w:val="none" w:color="auto" w:sz="0"/>
+              <w:bottom w:val="single" w:color="E2E8F0" w:sz="4"/>
+              <w:right w:val="none" w:color="auto" w:sz="0"/>
+            </w:tcBorders>
+            <w:tcMar>
+              <w:top w:type="dxa" w:w="120"/>
+              <w:left w:type="dxa" w:w="160"/>
+              <w:bottom w:type="dxa" w:w="120"/>
+              <w:right w:type="dxa" w:w="160"/>
+            </w:tcMar>
+          </w:tcPr>
+          <w:p>
+            <w:pPr>
+              <w:spacing w:line="240" w:lineRule="auto"/>
+              <w:jc w:val="left"/>
+            </w:pPr>
+            <w:r>
+              <w:rPr>
+                <w:rFonts w:ascii="Arial" w:cs="Arial" w:eastAsia="Arial" w:hAnsi="Arial"/>
+                <w:b w:val="false"/>
+                <w:bCs w:val="false"/>
+                <w:sz w:val="20"/>
+                <w:szCs w:val="20"/>
+              </w:rPr>
+              <w:t xml:space="preserve">uuid</w:t>
+            </w:r>
+          </w:p>
+        </w:tc>
+        <w:tc>
+          <w:tcPr>
+            <w:tcW w:type="dxa" w:w="1041"/>
+            <w:tcBorders>
+              <w:top w:val="single" w:color="E2E8F0" w:sz="4"/>
+              <w:left w:val="none" w:color="auto" w:sz="0"/>
+              <w:bottom w:val="single" w:color="E2E8F0" w:sz="4"/>
+              <w:right w:val="none" w:color="auto" w:sz="0"/>
+            </w:tcBorders>
+            <w:tcMar>
+              <w:top w:type="dxa" w:w="120"/>
+              <w:left w:type="dxa" w:w="160"/>
+              <w:bottom w:type="dxa" w:w="120"/>
+              <w:right w:type="dxa" w:w="160"/>
+            </w:tcMar>
+          </w:tcPr>
+          <w:p>
+            <w:pPr>
+              <w:spacing w:line="240" w:lineRule="auto"/>
+              <w:jc w:val="left"/>
+            </w:pPr>
+            <w:r>
+              <w:rPr>
+                <w:rFonts w:ascii="Arial" w:cs="Arial" w:eastAsia="Arial" w:hAnsi="Arial"/>
+                <w:b w:val="false"/>
+                <w:bCs w:val="false"/>
+                <w:sz w:val="20"/>
+                <w:szCs w:val="20"/>
+              </w:rPr>
+              <w:t xml:space="preserve">No</w:t>
+            </w:r>
+          </w:p>
+        </w:tc>
+        <w:tc>
+          <w:tcPr>
+            <w:tcW w:type="dxa" w:w="1041"/>
+            <w:tcBorders>
+              <w:top w:val="single" w:color="E2E8F0" w:sz="4"/>
+              <w:left w:val="none" w:color="auto" w:sz="0"/>
+              <w:bottom w:val="single" w:color="E2E8F0" w:sz="4"/>
+              <w:right w:val="none" w:color="auto" w:sz="0"/>
+            </w:tcBorders>
+            <w:tcMar>
+              <w:top w:type="dxa" w:w="120"/>
+              <w:left w:type="dxa" w:w="160"/>
+              <w:bottom w:type="dxa" w:w="120"/>
+              <w:right w:type="dxa" w:w="160"/>
+            </w:tcMar>
+          </w:tcPr>
+          <w:p>
+            <w:pPr>
+              <w:spacing w:line="240" w:lineRule="auto"/>
+              <w:jc w:val="left"/>
+            </w:pPr>
+            <w:r>
+              <w:rPr>
+                <w:rFonts w:ascii="Arial" w:cs="Arial" w:eastAsia="Arial" w:hAnsi="Arial"/>
+                <w:b w:val="false"/>
+                <w:bCs w:val="false"/>
+                <w:sz w:val="20"/>
+                <w:szCs w:val="20"/>
+              </w:rPr>
+              <w:t xml:space="preserve">FK</w:t>
+            </w:r>
+          </w:p>
+        </w:tc>
+        <w:tc>
+          <w:tcPr>
+            <w:tcW w:type="dxa" w:w="3172"/>
+            <w:tcBorders>
+              <w:top w:val="single" w:color="E2E8F0" w:sz="4"/>
+              <w:left w:val="none" w:color="auto" w:sz="0"/>
+              <w:bottom w:val="single" w:color="E2E8F0" w:sz="4"/>
+              <w:right w:val="none" w:color="auto" w:sz="0"/>
+            </w:tcBorders>
+            <w:tcMar>
+              <w:top w:type="dxa" w:w="120"/>
+              <w:left w:type="dxa" w:w="160"/>
+              <w:bottom w:type="dxa" w:w="120"/>
+              <w:right w:type="dxa" w:w="160"/>
+            </w:tcMar>
+          </w:tcPr>
+          <w:p>
+            <w:pPr>
+              <w:spacing w:line="240" w:lineRule="auto"/>
+              <w:jc w:val="left"/>
+            </w:pPr>
+            <w:r>
+              <w:rPr>
+                <w:rFonts w:ascii="Arial" w:cs="Arial" w:eastAsia="Arial" w:hAnsi="Arial"/>
+                <w:b w:val="false"/>
+                <w:bCs w:val="false"/>
+                <w:sz w:val="20"/>
+                <w:szCs w:val="20"/>
+              </w:rPr>
+              <w:t xml:space="preserve">The unit the payment is for (rooms)</w:t>
+            </w:r>
+          </w:p>
+        </w:tc>
+      </w:tr>
+      <w:tr>
+        <w:trPr>
+          <w:cantSplit/>
+        </w:trPr>
+        <w:tc>
+          <w:tcPr>
+            <w:tcW w:type="dxa" w:w="2039"/>
+            <w:tcBorders>
+              <w:top w:val="single" w:color="E2E8F0" w:sz="4"/>
+              <w:left w:val="none" w:color="auto" w:sz="0"/>
+              <w:bottom w:val="single" w:color="E2E8F0" w:sz="4"/>
+              <w:right w:val="none" w:color="auto" w:sz="0"/>
+            </w:tcBorders>
+            <w:tcMar>
+              <w:top w:type="dxa" w:w="120"/>
+              <w:left w:type="dxa" w:w="160"/>
+              <w:bottom w:type="dxa" w:w="120"/>
+              <w:right w:type="dxa" w:w="160"/>
+            </w:tcMar>
+          </w:tcPr>
+          <w:p>
+            <w:pPr>
+              <w:spacing w:line="240" w:lineRule="auto"/>
+              <w:jc w:val="left"/>
+            </w:pPr>
+            <w:r>
+              <w:rPr>
+                <w:rFonts w:ascii="Arial" w:cs="Arial" w:eastAsia="Arial" w:hAnsi="Arial"/>
+                <w:b w:val="false"/>
+                <w:bCs w:val="false"/>
+                <w:sz w:val="20"/>
+                <w:szCs w:val="20"/>
+              </w:rPr>
+              <w:t xml:space="preserve">tenant_profile_id</w:t>
+            </w:r>
+          </w:p>
+        </w:tc>
+        <w:tc>
+          <w:tcPr>
+            <w:tcW w:type="dxa" w:w="1347"/>
+            <w:tcBorders>
+              <w:top w:val="single" w:color="E2E8F0" w:sz="4"/>
+              <w:left w:val="none" w:color="auto" w:sz="0"/>
+              <w:bottom w:val="single" w:color="E2E8F0" w:sz="4"/>
+              <w:right w:val="none" w:color="auto" w:sz="0"/>
+            </w:tcBorders>
+            <w:tcMar>
+              <w:top w:type="dxa" w:w="120"/>
+              <w:left w:type="dxa" w:w="160"/>
+              <w:bottom w:type="dxa" w:w="120"/>
+              <w:right w:type="dxa" w:w="160"/>
+            </w:tcMar>
+          </w:tcPr>
+          <w:p>
+            <w:pPr>
+              <w:spacing w:line="240" w:lineRule="auto"/>
+              <w:jc w:val="left"/>
+            </w:pPr>
+            <w:r>
+              <w:rPr>
+                <w:rFonts w:ascii="Arial" w:cs="Arial" w:eastAsia="Arial" w:hAnsi="Arial"/>
+                <w:b w:val="false"/>
+                <w:bCs w:val="false"/>
+                <w:sz w:val="20"/>
+                <w:szCs w:val="20"/>
+              </w:rPr>
+              <w:t xml:space="preserve">uuid</w:t>
+            </w:r>
+          </w:p>
+        </w:tc>
+        <w:tc>
+          <w:tcPr>
+            <w:tcW w:type="dxa" w:w="1041"/>
+            <w:tcBorders>
+              <w:top w:val="single" w:color="E2E8F0" w:sz="4"/>
+              <w:left w:val="none" w:color="auto" w:sz="0"/>
+              <w:bottom w:val="single" w:color="E2E8F0" w:sz="4"/>
+              <w:right w:val="none" w:color="auto" w:sz="0"/>
+            </w:tcBorders>
+            <w:tcMar>
+              <w:top w:type="dxa" w:w="120"/>
+              <w:left w:type="dxa" w:w="160"/>
+              <w:bottom w:type="dxa" w:w="120"/>
+              <w:right w:type="dxa" w:w="160"/>
+            </w:tcMar>
+          </w:tcPr>
+          <w:p>
+            <w:pPr>
+              <w:spacing w:line="240" w:lineRule="auto"/>
+              <w:jc w:val="left"/>
+            </w:pPr>
+            <w:r>
+              <w:rPr>
+                <w:rFonts w:ascii="Arial" w:cs="Arial" w:eastAsia="Arial" w:hAnsi="Arial"/>
+                <w:b w:val="false"/>
+                <w:bCs w:val="false"/>
+                <w:sz w:val="20"/>
+                <w:szCs w:val="20"/>
+              </w:rPr>
+              <w:t xml:space="preserve">Yes</w:t>
+            </w:r>
+          </w:p>
+        </w:tc>
+        <w:tc>
+          <w:tcPr>
+            <w:tcW w:type="dxa" w:w="1041"/>
+            <w:tcBorders>
+              <w:top w:val="single" w:color="E2E8F0" w:sz="4"/>
+              <w:left w:val="none" w:color="auto" w:sz="0"/>
+              <w:bottom w:val="single" w:color="E2E8F0" w:sz="4"/>
+              <w:right w:val="none" w:color="auto" w:sz="0"/>
+            </w:tcBorders>
+            <w:tcMar>
+              <w:top w:type="dxa" w:w="120"/>
+              <w:left w:type="dxa" w:w="160"/>
+              <w:bottom w:type="dxa" w:w="120"/>
+              <w:right w:type="dxa" w:w="160"/>
+            </w:tcMar>
+          </w:tcPr>
+          <w:p>
+            <w:pPr>
+              <w:spacing w:line="240" w:lineRule="auto"/>
+              <w:jc w:val="left"/>
+            </w:pPr>
+            <w:r>
+              <w:rPr>
+                <w:rFonts w:ascii="Arial" w:cs="Arial" w:eastAsia="Arial" w:hAnsi="Arial"/>
+                <w:b w:val="false"/>
+                <w:bCs w:val="false"/>
+                <w:sz w:val="20"/>
+                <w:szCs w:val="20"/>
+              </w:rPr>
+              <w:t xml:space="preserve">FK</w:t>
+            </w:r>
+          </w:p>
+        </w:tc>
+        <w:tc>
+          <w:tcPr>
+            <w:tcW w:type="dxa" w:w="3172"/>
+            <w:tcBorders>
+              <w:top w:val="single" w:color="E2E8F0" w:sz="4"/>
+              <w:left w:val="none" w:color="auto" w:sz="0"/>
+              <w:bottom w:val="single" w:color="E2E8F0" w:sz="4"/>
+              <w:right w:val="none" w:color="auto" w:sz="0"/>
+            </w:tcBorders>
+            <w:tcMar>
+              <w:top w:type="dxa" w:w="120"/>
+              <w:left w:type="dxa" w:w="160"/>
+              <w:bottom w:type="dxa" w:w="120"/>
+              <w:right w:type="dxa" w:w="160"/>
+            </w:tcMar>
+          </w:tcPr>
+          <w:p>
+            <w:pPr>
+              <w:spacing w:line="240" w:lineRule="auto"/>
+              <w:jc w:val="left"/>
+            </w:pPr>
+            <w:r>
+              <w:rPr>
+                <w:rFonts w:ascii="Arial" w:cs="Arial" w:eastAsia="Arial" w:hAnsi="Arial"/>
+                <w:b w:val="false"/>
+                <w:bCs w:val="false"/>
+                <w:sz w:val="20"/>
+                <w:szCs w:val="20"/>
+              </w:rPr>
+              <w:t xml:space="preserve">The tenant who paid, where one is recorded (profiles)</w:t>
+            </w:r>
+          </w:p>
+        </w:tc>
+      </w:tr>
+      <w:tr>
+        <w:trPr>
+          <w:cantSplit/>
+        </w:trPr>
+        <w:tc>
+          <w:tcPr>
+            <w:tcW w:type="dxa" w:w="2039"/>
+            <w:tcBorders>
+              <w:top w:val="single" w:color="E2E8F0" w:sz="4"/>
+              <w:left w:val="none" w:color="auto" w:sz="0"/>
+              <w:bottom w:val="single" w:color="E2E8F0" w:sz="4"/>
+              <w:right w:val="none" w:color="auto" w:sz="0"/>
+            </w:tcBorders>
+            <w:tcMar>
+              <w:top w:type="dxa" w:w="120"/>
+              <w:left w:type="dxa" w:w="160"/>
+              <w:bottom w:type="dxa" w:w="120"/>
+              <w:right w:type="dxa" w:w="160"/>
+            </w:tcMar>
+          </w:tcPr>
+          <w:p>
+            <w:pPr>
+              <w:spacing w:line="240" w:lineRule="auto"/>
+              <w:jc w:val="left"/>
+            </w:pPr>
+            <w:r>
+              <w:rPr>
+                <w:rFonts w:ascii="Arial" w:cs="Arial" w:eastAsia="Arial" w:hAnsi="Arial"/>
+                <w:b w:val="false"/>
+                <w:bCs w:val="false"/>
+                <w:sz w:val="20"/>
+                <w:szCs w:val="20"/>
+              </w:rPr>
+              <w:t xml:space="preserve">assignment_id</w:t>
+            </w:r>
+          </w:p>
+        </w:tc>
+        <w:tc>
+          <w:tcPr>
+            <w:tcW w:type="dxa" w:w="1347"/>
+            <w:tcBorders>
+              <w:top w:val="single" w:color="E2E8F0" w:sz="4"/>
+              <w:left w:val="none" w:color="auto" w:sz="0"/>
+              <w:bottom w:val="single" w:color="E2E8F0" w:sz="4"/>
+              <w:right w:val="none" w:color="auto" w:sz="0"/>
+            </w:tcBorders>
+            <w:tcMar>
+              <w:top w:type="dxa" w:w="120"/>
+              <w:left w:type="dxa" w:w="160"/>
+              <w:bottom w:type="dxa" w:w="120"/>
+              <w:right w:type="dxa" w:w="160"/>
+            </w:tcMar>
+          </w:tcPr>
+          <w:p>
+            <w:pPr>
+              <w:spacing w:line="240" w:lineRule="auto"/>
+              <w:jc w:val="left"/>
+            </w:pPr>
+            <w:r>
+              <w:rPr>
+                <w:rFonts w:ascii="Arial" w:cs="Arial" w:eastAsia="Arial" w:hAnsi="Arial"/>
+                <w:b w:val="false"/>
+                <w:bCs w:val="false"/>
+                <w:sz w:val="20"/>
+                <w:szCs w:val="20"/>
+              </w:rPr>
+              <w:t xml:space="preserve">uuid</w:t>
+            </w:r>
+          </w:p>
+        </w:tc>
+        <w:tc>
+          <w:tcPr>
+            <w:tcW w:type="dxa" w:w="1041"/>
+            <w:tcBorders>
+              <w:top w:val="single" w:color="E2E8F0" w:sz="4"/>
+              <w:left w:val="none" w:color="auto" w:sz="0"/>
+              <w:bottom w:val="single" w:color="E2E8F0" w:sz="4"/>
+              <w:right w:val="none" w:color="auto" w:sz="0"/>
+            </w:tcBorders>
+            <w:tcMar>
+              <w:top w:type="dxa" w:w="120"/>
+              <w:left w:type="dxa" w:w="160"/>
+              <w:bottom w:type="dxa" w:w="120"/>
+              <w:right w:type="dxa" w:w="160"/>
+            </w:tcMar>
+          </w:tcPr>
+          <w:p>
+            <w:pPr>
+              <w:spacing w:line="240" w:lineRule="auto"/>
+              <w:jc w:val="left"/>
+            </w:pPr>
+            <w:r>
+              <w:rPr>
+                <w:rFonts w:ascii="Arial" w:cs="Arial" w:eastAsia="Arial" w:hAnsi="Arial"/>
+                <w:b w:val="false"/>
+                <w:bCs w:val="false"/>
+                <w:sz w:val="20"/>
+                <w:szCs w:val="20"/>
+              </w:rPr>
+              <w:t xml:space="preserve">Yes</w:t>
+            </w:r>
+          </w:p>
+        </w:tc>
+        <w:tc>
+          <w:tcPr>
+            <w:tcW w:type="dxa" w:w="1041"/>
+            <w:tcBorders>
+              <w:top w:val="single" w:color="E2E8F0" w:sz="4"/>
+              <w:left w:val="none" w:color="auto" w:sz="0"/>
+              <w:bottom w:val="single" w:color="E2E8F0" w:sz="4"/>
+              <w:right w:val="none" w:color="auto" w:sz="0"/>
+            </w:tcBorders>
+            <w:tcMar>
+              <w:top w:type="dxa" w:w="120"/>
+              <w:left w:type="dxa" w:w="160"/>
+              <w:bottom w:type="dxa" w:w="120"/>
+              <w:right w:type="dxa" w:w="160"/>
+            </w:tcMar>
+          </w:tcPr>
+          <w:p>
+            <w:pPr>
+              <w:spacing w:line="240" w:lineRule="auto"/>
+              <w:jc w:val="left"/>
+            </w:pPr>
+            <w:r>
+              <w:rPr>
+                <w:rFonts w:ascii="Arial" w:cs="Arial" w:eastAsia="Arial" w:hAnsi="Arial"/>
+                <w:b w:val="false"/>
+                <w:bCs w:val="false"/>
+                <w:sz w:val="20"/>
+                <w:szCs w:val="20"/>
+              </w:rPr>
+              <w:t xml:space="preserve">FK</w:t>
+            </w:r>
+          </w:p>
+        </w:tc>
+        <w:tc>
+          <w:tcPr>
+            <w:tcW w:type="dxa" w:w="3172"/>
+            <w:tcBorders>
+              <w:top w:val="single" w:color="E2E8F0" w:sz="4"/>
+              <w:left w:val="none" w:color="auto" w:sz="0"/>
+              <w:bottom w:val="single" w:color="E2E8F0" w:sz="4"/>
+              <w:right w:val="none" w:color="auto" w:sz="0"/>
+            </w:tcBorders>
+            <w:tcMar>
+              <w:top w:type="dxa" w:w="120"/>
+              <w:left w:type="dxa" w:w="160"/>
+              <w:bottom w:type="dxa" w:w="120"/>
+              <w:right w:type="dxa" w:w="160"/>
+            </w:tcMar>
+          </w:tcPr>
+          <w:p>
+            <w:pPr>
+              <w:spacing w:line="240" w:lineRule="auto"/>
+              <w:jc w:val="left"/>
+            </w:pPr>
+            <w:r>
+              <w:rPr>
+                <w:rFonts w:ascii="Arial" w:cs="Arial" w:eastAsia="Arial" w:hAnsi="Arial"/>
+                <w:b w:val="false"/>
+                <w:bCs w:val="false"/>
+                <w:sz w:val="20"/>
+                <w:szCs w:val="20"/>
+              </w:rPr>
+              <w:t xml:space="preserve">The tenancy the payment belongs to, where known (room_assignments)</w:t>
+            </w:r>
+          </w:p>
+        </w:tc>
+      </w:tr>
+      <w:tr>
+        <w:trPr>
+          <w:cantSplit/>
+        </w:trPr>
+        <w:tc>
+          <w:tcPr>
+            <w:tcW w:type="dxa" w:w="2039"/>
+            <w:tcBorders>
+              <w:top w:val="single" w:color="E2E8F0" w:sz="4"/>
+              <w:left w:val="none" w:color="auto" w:sz="0"/>
+              <w:bottom w:val="single" w:color="E2E8F0" w:sz="4"/>
+              <w:right w:val="none" w:color="auto" w:sz="0"/>
+            </w:tcBorders>
+            <w:tcMar>
+              <w:top w:type="dxa" w:w="120"/>
+              <w:left w:type="dxa" w:w="160"/>
+              <w:bottom w:type="dxa" w:w="120"/>
+              <w:right w:type="dxa" w:w="160"/>
+            </w:tcMar>
+          </w:tcPr>
+          <w:p>
+            <w:pPr>
+              <w:spacing w:line="240" w:lineRule="auto"/>
+              <w:jc w:val="left"/>
+            </w:pPr>
+            <w:r>
+              <w:rPr>
+                <w:rFonts w:ascii="Arial" w:cs="Arial" w:eastAsia="Arial" w:hAnsi="Arial"/>
+                <w:b w:val="false"/>
+                <w:bCs w:val="false"/>
+                <w:sz w:val="20"/>
+                <w:szCs w:val="20"/>
+              </w:rPr>
+              <w:t xml:space="preserve">year, month</w:t>
+            </w:r>
+          </w:p>
+        </w:tc>
+        <w:tc>
+          <w:tcPr>
+            <w:tcW w:type="dxa" w:w="1347"/>
+            <w:tcBorders>
+              <w:top w:val="single" w:color="E2E8F0" w:sz="4"/>
+              <w:left w:val="none" w:color="auto" w:sz="0"/>
+              <w:bottom w:val="single" w:color="E2E8F0" w:sz="4"/>
+              <w:right w:val="none" w:color="auto" w:sz="0"/>
+            </w:tcBorders>
+            <w:tcMar>
+              <w:top w:type="dxa" w:w="120"/>
+              <w:left w:type="dxa" w:w="160"/>
+              <w:bottom w:type="dxa" w:w="120"/>
+              <w:right w:type="dxa" w:w="160"/>
+            </w:tcMar>
+          </w:tcPr>
+          <w:p>
+            <w:pPr>
+              <w:spacing w:line="240" w:lineRule="auto"/>
+              <w:jc w:val="left"/>
+            </w:pPr>
+            <w:r>
+              <w:rPr>
+                <w:rFonts w:ascii="Arial" w:cs="Arial" w:eastAsia="Arial" w:hAnsi="Arial"/>
+                <w:b w:val="false"/>
+                <w:bCs w:val="false"/>
+                <w:sz w:val="20"/>
+                <w:szCs w:val="20"/>
+              </w:rPr>
+              <w:t xml:space="preserve">integer</w:t>
+            </w:r>
+          </w:p>
+        </w:tc>
+        <w:tc>
+          <w:tcPr>
+            <w:tcW w:type="dxa" w:w="1041"/>
+            <w:tcBorders>
+              <w:top w:val="single" w:color="E2E8F0" w:sz="4"/>
+              <w:left w:val="none" w:color="auto" w:sz="0"/>
+              <w:bottom w:val="single" w:color="E2E8F0" w:sz="4"/>
+              <w:right w:val="none" w:color="auto" w:sz="0"/>
+            </w:tcBorders>
+            <w:tcMar>
+              <w:top w:type="dxa" w:w="120"/>
+              <w:left w:type="dxa" w:w="160"/>
+              <w:bottom w:type="dxa" w:w="120"/>
+              <w:right w:type="dxa" w:w="160"/>
+            </w:tcMar>
+          </w:tcPr>
+          <w:p>
+            <w:pPr>
+              <w:spacing w:line="240" w:lineRule="auto"/>
+              <w:jc w:val="left"/>
+            </w:pPr>
+            <w:r>
+              <w:rPr>
+                <w:rFonts w:ascii="Arial" w:cs="Arial" w:eastAsia="Arial" w:hAnsi="Arial"/>
+                <w:b w:val="false"/>
+                <w:bCs w:val="false"/>
+                <w:sz w:val="20"/>
+                <w:szCs w:val="20"/>
+              </w:rPr>
+              <w:t xml:space="preserve">No</w:t>
+            </w:r>
+          </w:p>
+        </w:tc>
+        <w:tc>
+          <w:tcPr>
+            <w:tcW w:type="dxa" w:w="1041"/>
+            <w:tcBorders>
+              <w:top w:val="single" w:color="E2E8F0" w:sz="4"/>
+              <w:left w:val="none" w:color="auto" w:sz="0"/>
+              <w:bottom w:val="single" w:color="E2E8F0" w:sz="4"/>
+              <w:right w:val="none" w:color="auto" w:sz="0"/>
+            </w:tcBorders>
+            <w:tcMar>
+              <w:top w:type="dxa" w:w="120"/>
+              <w:left w:type="dxa" w:w="160"/>
+              <w:bottom w:type="dxa" w:w="120"/>
+              <w:right w:type="dxa" w:w="160"/>
+            </w:tcMar>
+          </w:tcPr>
+          <w:p>
+            <w:pPr>
+              <w:spacing w:line="240" w:lineRule="auto"/>
+              <w:jc w:val="left"/>
+            </w:pPr>
+          </w:p>
+        </w:tc>
+        <w:tc>
+          <w:tcPr>
+            <w:tcW w:type="dxa" w:w="3172"/>
+            <w:tcBorders>
+              <w:top w:val="single" w:color="E2E8F0" w:sz="4"/>
+              <w:left w:val="none" w:color="auto" w:sz="0"/>
+              <w:bottom w:val="single" w:color="E2E8F0" w:sz="4"/>
+              <w:right w:val="none" w:color="auto" w:sz="0"/>
+            </w:tcBorders>
+            <w:tcMar>
+              <w:top w:type="dxa" w:w="120"/>
+              <w:left w:type="dxa" w:w="160"/>
+              <w:bottom w:type="dxa" w:w="120"/>
+              <w:right w:type="dxa" w:w="160"/>
+            </w:tcMar>
+          </w:tcPr>
+          <w:p>
+            <w:pPr>
+              <w:spacing w:line="240" w:lineRule="auto"/>
+              <w:jc w:val="left"/>
+            </w:pPr>
+            <w:r>
+              <w:rPr>
+                <w:rFonts w:ascii="Arial" w:cs="Arial" w:eastAsia="Arial" w:hAnsi="Arial"/>
+                <w:b w:val="false"/>
+                <w:bCs w:val="false"/>
+                <w:sz w:val="20"/>
+                <w:szCs w:val="20"/>
+              </w:rPr>
+              <w:t xml:space="preserve">The ledger month the receipt is filed under</w:t>
+            </w:r>
+          </w:p>
+        </w:tc>
+      </w:tr>
+      <w:tr>
+        <w:trPr>
+          <w:cantSplit/>
+        </w:trPr>
+        <w:tc>
+          <w:tcPr>
+            <w:tcW w:type="dxa" w:w="2039"/>
+            <w:tcBorders>
+              <w:top w:val="single" w:color="E2E8F0" w:sz="4"/>
+              <w:left w:val="none" w:color="auto" w:sz="0"/>
+              <w:bottom w:val="single" w:color="E2E8F0" w:sz="4"/>
+              <w:right w:val="none" w:color="auto" w:sz="0"/>
+            </w:tcBorders>
+            <w:tcMar>
+              <w:top w:type="dxa" w:w="120"/>
+              <w:left w:type="dxa" w:w="160"/>
+              <w:bottom w:type="dxa" w:w="120"/>
+              <w:right w:type="dxa" w:w="160"/>
+            </w:tcMar>
+          </w:tcPr>
+          <w:p>
+            <w:pPr>
+              <w:spacing w:line="240" w:lineRule="auto"/>
+              <w:jc w:val="left"/>
+            </w:pPr>
+            <w:r>
+              <w:rPr>
+                <w:rFonts w:ascii="Arial" w:cs="Arial" w:eastAsia="Arial" w:hAnsi="Arial"/>
+                <w:b w:val="false"/>
+                <w:bCs w:val="false"/>
+                <w:sz w:val="20"/>
+                <w:szCs w:val="20"/>
+              </w:rPr>
+              <w:t xml:space="preserve">date_paid</w:t>
+            </w:r>
+          </w:p>
+        </w:tc>
+        <w:tc>
+          <w:tcPr>
+            <w:tcW w:type="dxa" w:w="1347"/>
+            <w:tcBorders>
+              <w:top w:val="single" w:color="E2E8F0" w:sz="4"/>
+              <w:left w:val="none" w:color="auto" w:sz="0"/>
+              <w:bottom w:val="single" w:color="E2E8F0" w:sz="4"/>
+              <w:right w:val="none" w:color="auto" w:sz="0"/>
+            </w:tcBorders>
+            <w:tcMar>
+              <w:top w:type="dxa" w:w="120"/>
+              <w:left w:type="dxa" w:w="160"/>
+              <w:bottom w:type="dxa" w:w="120"/>
+              <w:right w:type="dxa" w:w="160"/>
+            </w:tcMar>
+          </w:tcPr>
+          <w:p>
+            <w:pPr>
+              <w:spacing w:line="240" w:lineRule="auto"/>
+              <w:jc w:val="left"/>
+            </w:pPr>
+            <w:r>
+              <w:rPr>
+                <w:rFonts w:ascii="Arial" w:cs="Arial" w:eastAsia="Arial" w:hAnsi="Arial"/>
+                <w:b w:val="false"/>
+                <w:bCs w:val="false"/>
+                <w:sz w:val="20"/>
+                <w:szCs w:val="20"/>
+              </w:rPr>
+              <w:t xml:space="preserve">date</w:t>
+            </w:r>
+          </w:p>
+        </w:tc>
+        <w:tc>
+          <w:tcPr>
+            <w:tcW w:type="dxa" w:w="1041"/>
+            <w:tcBorders>
+              <w:top w:val="single" w:color="E2E8F0" w:sz="4"/>
+              <w:left w:val="none" w:color="auto" w:sz="0"/>
+              <w:bottom w:val="single" w:color="E2E8F0" w:sz="4"/>
+              <w:right w:val="none" w:color="auto" w:sz="0"/>
+            </w:tcBorders>
+            <w:tcMar>
+              <w:top w:type="dxa" w:w="120"/>
+              <w:left w:type="dxa" w:w="160"/>
+              <w:bottom w:type="dxa" w:w="120"/>
+              <w:right w:type="dxa" w:w="160"/>
+            </w:tcMar>
+          </w:tcPr>
+          <w:p>
+            <w:pPr>
+              <w:spacing w:line="240" w:lineRule="auto"/>
+              <w:jc w:val="left"/>
+            </w:pPr>
+            <w:r>
+              <w:rPr>
+                <w:rFonts w:ascii="Arial" w:cs="Arial" w:eastAsia="Arial" w:hAnsi="Arial"/>
+                <w:b w:val="false"/>
+                <w:bCs w:val="false"/>
+                <w:sz w:val="20"/>
+                <w:szCs w:val="20"/>
+              </w:rPr>
+              <w:t xml:space="preserve">No</w:t>
+            </w:r>
+          </w:p>
+        </w:tc>
+        <w:tc>
+          <w:tcPr>
+            <w:tcW w:type="dxa" w:w="1041"/>
+            <w:tcBorders>
+              <w:top w:val="single" w:color="E2E8F0" w:sz="4"/>
+              <w:left w:val="none" w:color="auto" w:sz="0"/>
+              <w:bottom w:val="single" w:color="E2E8F0" w:sz="4"/>
+              <w:right w:val="none" w:color="auto" w:sz="0"/>
+            </w:tcBorders>
+            <w:tcMar>
+              <w:top w:type="dxa" w:w="120"/>
+              <w:left w:type="dxa" w:w="160"/>
+              <w:bottom w:type="dxa" w:w="120"/>
+              <w:right w:type="dxa" w:w="160"/>
+            </w:tcMar>
+          </w:tcPr>
+          <w:p>
+            <w:pPr>
+              <w:spacing w:line="240" w:lineRule="auto"/>
+              <w:jc w:val="left"/>
+            </w:pPr>
+          </w:p>
+        </w:tc>
+        <w:tc>
+          <w:tcPr>
+            <w:tcW w:type="dxa" w:w="3172"/>
+            <w:tcBorders>
+              <w:top w:val="single" w:color="E2E8F0" w:sz="4"/>
+              <w:left w:val="none" w:color="auto" w:sz="0"/>
+              <w:bottom w:val="single" w:color="E2E8F0" w:sz="4"/>
+              <w:right w:val="none" w:color="auto" w:sz="0"/>
+            </w:tcBorders>
+            <w:tcMar>
+              <w:top w:type="dxa" w:w="120"/>
+              <w:left w:type="dxa" w:w="160"/>
+              <w:bottom w:type="dxa" w:w="120"/>
+              <w:right w:type="dxa" w:w="160"/>
+            </w:tcMar>
+          </w:tcPr>
+          <w:p>
+            <w:pPr>
+              <w:spacing w:line="240" w:lineRule="auto"/>
+              <w:jc w:val="left"/>
+            </w:pPr>
+            <w:r>
+              <w:rPr>
+                <w:rFonts w:ascii="Arial" w:cs="Arial" w:eastAsia="Arial" w:hAnsi="Arial"/>
+                <w:b w:val="false"/>
+                <w:bCs w:val="false"/>
+                <w:sz w:val="20"/>
+                <w:szCs w:val="20"/>
+              </w:rPr>
+              <w:t xml:space="preserve">The day the money was received</w:t>
+            </w:r>
+          </w:p>
+        </w:tc>
+      </w:tr>
+      <w:tr>
+        <w:trPr>
+          <w:cantSplit/>
+        </w:trPr>
+        <w:tc>
+          <w:tcPr>
+            <w:tcW w:type="dxa" w:w="2039"/>
+            <w:tcBorders>
+              <w:top w:val="single" w:color="E2E8F0" w:sz="4"/>
+              <w:left w:val="none" w:color="auto" w:sz="0"/>
+              <w:bottom w:val="single" w:color="E2E8F0" w:sz="4"/>
+              <w:right w:val="none" w:color="auto" w:sz="0"/>
+            </w:tcBorders>
+            <w:tcMar>
+              <w:top w:type="dxa" w:w="120"/>
+              <w:left w:type="dxa" w:w="160"/>
+              <w:bottom w:type="dxa" w:w="120"/>
+              <w:right w:type="dxa" w:w="160"/>
+            </w:tcMar>
+          </w:tcPr>
+          <w:p>
+            <w:pPr>
+              <w:spacing w:line="240" w:lineRule="auto"/>
+              <w:jc w:val="left"/>
+            </w:pPr>
+            <w:r>
+              <w:rPr>
+                <w:rFonts w:ascii="Arial" w:cs="Arial" w:eastAsia="Arial" w:hAnsi="Arial"/>
+                <w:b w:val="false"/>
+                <w:bCs w:val="false"/>
+                <w:sz w:val="20"/>
+                <w:szCs w:val="20"/>
+              </w:rPr>
+              <w:t xml:space="preserve">contact_name</w:t>
+            </w:r>
+          </w:p>
+        </w:tc>
+        <w:tc>
+          <w:tcPr>
+            <w:tcW w:type="dxa" w:w="1347"/>
+            <w:tcBorders>
+              <w:top w:val="single" w:color="E2E8F0" w:sz="4"/>
+              <w:left w:val="none" w:color="auto" w:sz="0"/>
+              <w:bottom w:val="single" w:color="E2E8F0" w:sz="4"/>
+              <w:right w:val="none" w:color="auto" w:sz="0"/>
+            </w:tcBorders>
+            <w:tcMar>
+              <w:top w:type="dxa" w:w="120"/>
+              <w:left w:type="dxa" w:w="160"/>
+              <w:bottom w:type="dxa" w:w="120"/>
+              <w:right w:type="dxa" w:w="160"/>
+            </w:tcMar>
+          </w:tcPr>
+          <w:p>
+            <w:pPr>
+              <w:spacing w:line="240" w:lineRule="auto"/>
+              <w:jc w:val="left"/>
+            </w:pPr>
+            <w:r>
+              <w:rPr>
+                <w:rFonts w:ascii="Arial" w:cs="Arial" w:eastAsia="Arial" w:hAnsi="Arial"/>
+                <w:b w:val="false"/>
+                <w:bCs w:val="false"/>
+                <w:sz w:val="20"/>
+                <w:szCs w:val="20"/>
+              </w:rPr>
+              <w:t xml:space="preserve">varchar(255)</w:t>
+            </w:r>
+          </w:p>
+        </w:tc>
+        <w:tc>
+          <w:tcPr>
+            <w:tcW w:type="dxa" w:w="1041"/>
+            <w:tcBorders>
+              <w:top w:val="single" w:color="E2E8F0" w:sz="4"/>
+              <w:left w:val="none" w:color="auto" w:sz="0"/>
+              <w:bottom w:val="single" w:color="E2E8F0" w:sz="4"/>
+              <w:right w:val="none" w:color="auto" w:sz="0"/>
+            </w:tcBorders>
+            <w:tcMar>
+              <w:top w:type="dxa" w:w="120"/>
+              <w:left w:type="dxa" w:w="160"/>
+              <w:bottom w:type="dxa" w:w="120"/>
+              <w:right w:type="dxa" w:w="160"/>
+            </w:tcMar>
+          </w:tcPr>
+          <w:p>
+            <w:pPr>
+              <w:spacing w:line="240" w:lineRule="auto"/>
+              <w:jc w:val="left"/>
+            </w:pPr>
+            <w:r>
+              <w:rPr>
+                <w:rFonts w:ascii="Arial" w:cs="Arial" w:eastAsia="Arial" w:hAnsi="Arial"/>
+                <w:b w:val="false"/>
+                <w:bCs w:val="false"/>
+                <w:sz w:val="20"/>
+                <w:szCs w:val="20"/>
+              </w:rPr>
+              <w:t xml:space="preserve">No</w:t>
+            </w:r>
+          </w:p>
+        </w:tc>
+        <w:tc>
+          <w:tcPr>
+            <w:tcW w:type="dxa" w:w="1041"/>
+            <w:tcBorders>
+              <w:top w:val="single" w:color="E2E8F0" w:sz="4"/>
+              <w:left w:val="none" w:color="auto" w:sz="0"/>
+              <w:bottom w:val="single" w:color="E2E8F0" w:sz="4"/>
+              <w:right w:val="none" w:color="auto" w:sz="0"/>
+            </w:tcBorders>
+            <w:tcMar>
+              <w:top w:type="dxa" w:w="120"/>
+              <w:left w:type="dxa" w:w="160"/>
+              <w:bottom w:type="dxa" w:w="120"/>
+              <w:right w:type="dxa" w:w="160"/>
+            </w:tcMar>
+          </w:tcPr>
+          <w:p>
+            <w:pPr>
+              <w:spacing w:line="240" w:lineRule="auto"/>
+              <w:jc w:val="left"/>
+            </w:pPr>
+          </w:p>
+        </w:tc>
+        <w:tc>
+          <w:tcPr>
+            <w:tcW w:type="dxa" w:w="3172"/>
+            <w:tcBorders>
+              <w:top w:val="single" w:color="E2E8F0" w:sz="4"/>
+              <w:left w:val="none" w:color="auto" w:sz="0"/>
+              <w:bottom w:val="single" w:color="E2E8F0" w:sz="4"/>
+              <w:right w:val="none" w:color="auto" w:sz="0"/>
+            </w:tcBorders>
+            <w:tcMar>
+              <w:top w:type="dxa" w:w="120"/>
+              <w:left w:type="dxa" w:w="160"/>
+              <w:bottom w:type="dxa" w:w="120"/>
+              <w:right w:type="dxa" w:w="160"/>
+            </w:tcMar>
+          </w:tcPr>
+          <w:p>
+            <w:pPr>
+              <w:spacing w:line="240" w:lineRule="auto"/>
+              <w:jc w:val="left"/>
+            </w:pPr>
+            <w:r>
+              <w:rPr>
+                <w:rFonts w:ascii="Arial" w:cs="Arial" w:eastAsia="Arial" w:hAnsi="Arial"/>
+                <w:b w:val="false"/>
+                <w:bCs w:val="false"/>
+                <w:sz w:val="20"/>
+                <w:szCs w:val="20"/>
+              </w:rPr>
+              <w:t xml:space="preserve">The name as written on the receipt</w:t>
+            </w:r>
+          </w:p>
+        </w:tc>
+      </w:tr>
+      <w:tr>
+        <w:trPr>
+          <w:cantSplit/>
+        </w:trPr>
+        <w:tc>
+          <w:tcPr>
+            <w:tcW w:type="dxa" w:w="2039"/>
+            <w:tcBorders>
+              <w:top w:val="single" w:color="E2E8F0" w:sz="4"/>
+              <w:left w:val="none" w:color="auto" w:sz="0"/>
+              <w:bottom w:val="single" w:color="E2E8F0" w:sz="4"/>
+              <w:right w:val="none" w:color="auto" w:sz="0"/>
+            </w:tcBorders>
+            <w:tcMar>
+              <w:top w:type="dxa" w:w="120"/>
+              <w:left w:type="dxa" w:w="160"/>
+              <w:bottom w:type="dxa" w:w="120"/>
+              <w:right w:type="dxa" w:w="160"/>
+            </w:tcMar>
+          </w:tcPr>
+          <w:p>
+            <w:pPr>
+              <w:spacing w:line="240" w:lineRule="auto"/>
+              <w:jc w:val="left"/>
+            </w:pPr>
+            <w:r>
+              <w:rPr>
+                <w:rFonts w:ascii="Arial" w:cs="Arial" w:eastAsia="Arial" w:hAnsi="Arial"/>
+                <w:b w:val="false"/>
+                <w:bCs w:val="false"/>
+                <w:sz w:val="20"/>
+                <w:szCs w:val="20"/>
+              </w:rPr>
+              <w:t xml:space="preserve">invoice_number</w:t>
+            </w:r>
+          </w:p>
+        </w:tc>
+        <w:tc>
+          <w:tcPr>
+            <w:tcW w:type="dxa" w:w="1347"/>
+            <w:tcBorders>
+              <w:top w:val="single" w:color="E2E8F0" w:sz="4"/>
+              <w:left w:val="none" w:color="auto" w:sz="0"/>
+              <w:bottom w:val="single" w:color="E2E8F0" w:sz="4"/>
+              <w:right w:val="none" w:color="auto" w:sz="0"/>
+            </w:tcBorders>
+            <w:tcMar>
+              <w:top w:type="dxa" w:w="120"/>
+              <w:left w:type="dxa" w:w="160"/>
+              <w:bottom w:type="dxa" w:w="120"/>
+              <w:right w:type="dxa" w:w="160"/>
+            </w:tcMar>
+          </w:tcPr>
+          <w:p>
+            <w:pPr>
+              <w:spacing w:line="240" w:lineRule="auto"/>
+              <w:jc w:val="left"/>
+            </w:pPr>
+            <w:r>
+              <w:rPr>
+                <w:rFonts w:ascii="Arial" w:cs="Arial" w:eastAsia="Arial" w:hAnsi="Arial"/>
+                <w:b w:val="false"/>
+                <w:bCs w:val="false"/>
+                <w:sz w:val="20"/>
+                <w:szCs w:val="20"/>
+              </w:rPr>
+              <w:t xml:space="preserve">varchar(100)</w:t>
+            </w:r>
+          </w:p>
+        </w:tc>
+        <w:tc>
+          <w:tcPr>
+            <w:tcW w:type="dxa" w:w="1041"/>
+            <w:tcBorders>
+              <w:top w:val="single" w:color="E2E8F0" w:sz="4"/>
+              <w:left w:val="none" w:color="auto" w:sz="0"/>
+              <w:bottom w:val="single" w:color="E2E8F0" w:sz="4"/>
+              <w:right w:val="none" w:color="auto" w:sz="0"/>
+            </w:tcBorders>
+            <w:tcMar>
+              <w:top w:type="dxa" w:w="120"/>
+              <w:left w:type="dxa" w:w="160"/>
+              <w:bottom w:type="dxa" w:w="120"/>
+              <w:right w:type="dxa" w:w="160"/>
+            </w:tcMar>
+          </w:tcPr>
+          <w:p>
+            <w:pPr>
+              <w:spacing w:line="240" w:lineRule="auto"/>
+              <w:jc w:val="left"/>
+            </w:pPr>
+            <w:r>
+              <w:rPr>
+                <w:rFonts w:ascii="Arial" w:cs="Arial" w:eastAsia="Arial" w:hAnsi="Arial"/>
+                <w:b w:val="false"/>
+                <w:bCs w:val="false"/>
+                <w:sz w:val="20"/>
+                <w:szCs w:val="20"/>
+              </w:rPr>
+              <w:t xml:space="preserve">Yes</w:t>
+            </w:r>
+          </w:p>
+        </w:tc>
+        <w:tc>
+          <w:tcPr>
+            <w:tcW w:type="dxa" w:w="1041"/>
+            <w:tcBorders>
+              <w:top w:val="single" w:color="E2E8F0" w:sz="4"/>
+              <w:left w:val="none" w:color="auto" w:sz="0"/>
+              <w:bottom w:val="single" w:color="E2E8F0" w:sz="4"/>
+              <w:right w:val="none" w:color="auto" w:sz="0"/>
+            </w:tcBorders>
+            <w:tcMar>
+              <w:top w:type="dxa" w:w="120"/>
+              <w:left w:type="dxa" w:w="160"/>
+              <w:bottom w:type="dxa" w:w="120"/>
+              <w:right w:type="dxa" w:w="160"/>
+            </w:tcMar>
+          </w:tcPr>
+          <w:p>
+            <w:pPr>
+              <w:spacing w:line="240" w:lineRule="auto"/>
+              <w:jc w:val="left"/>
+            </w:pPr>
+          </w:p>
+        </w:tc>
+        <w:tc>
+          <w:tcPr>
+            <w:tcW w:type="dxa" w:w="3172"/>
+            <w:tcBorders>
+              <w:top w:val="single" w:color="E2E8F0" w:sz="4"/>
+              <w:left w:val="none" w:color="auto" w:sz="0"/>
+              <w:bottom w:val="single" w:color="E2E8F0" w:sz="4"/>
+              <w:right w:val="none" w:color="auto" w:sz="0"/>
+            </w:tcBorders>
+            <w:tcMar>
+              <w:top w:type="dxa" w:w="120"/>
+              <w:left w:type="dxa" w:w="160"/>
+              <w:bottom w:type="dxa" w:w="120"/>
+              <w:right w:type="dxa" w:w="160"/>
+            </w:tcMar>
+          </w:tcPr>
+          <w:p>
+            <w:pPr>
+              <w:spacing w:line="240" w:lineRule="auto"/>
+              <w:jc w:val="left"/>
+            </w:pPr>
+            <w:r>
+              <w:rPr>
+                <w:rFonts w:ascii="Arial" w:cs="Arial" w:eastAsia="Arial" w:hAnsi="Arial"/>
+                <w:b w:val="false"/>
+                <w:bCs w:val="false"/>
+                <w:sz w:val="20"/>
+                <w:szCs w:val="20"/>
+              </w:rPr>
+              <w:t xml:space="preserve">The owner's own invoice number; not repeated for the same unit and month among receipts that are not voided</w:t>
+            </w:r>
+          </w:p>
+        </w:tc>
+      </w:tr>
+      <w:tr>
+        <w:trPr>
+          <w:cantSplit/>
+        </w:trPr>
+        <w:tc>
+          <w:tcPr>
+            <w:tcW w:type="dxa" w:w="2039"/>
+            <w:tcBorders>
+              <w:top w:val="single" w:color="E2E8F0" w:sz="4"/>
+              <w:left w:val="none" w:color="auto" w:sz="0"/>
+              <w:bottom w:val="single" w:color="E2E8F0" w:sz="4"/>
+              <w:right w:val="none" w:color="auto" w:sz="0"/>
+            </w:tcBorders>
+            <w:tcMar>
+              <w:top w:type="dxa" w:w="120"/>
+              <w:left w:type="dxa" w:w="160"/>
+              <w:bottom w:type="dxa" w:w="120"/>
+              <w:right w:type="dxa" w:w="160"/>
+            </w:tcMar>
+          </w:tcPr>
+          <w:p>
+            <w:pPr>
+              <w:spacing w:line="240" w:lineRule="auto"/>
+              <w:jc w:val="left"/>
+            </w:pPr>
+            <w:r>
+              <w:rPr>
+                <w:rFonts w:ascii="Arial" w:cs="Arial" w:eastAsia="Arial" w:hAnsi="Arial"/>
+                <w:b w:val="false"/>
+                <w:bCs w:val="false"/>
+                <w:sz w:val="20"/>
+                <w:szCs w:val="20"/>
+              </w:rPr>
+              <w:t xml:space="preserve">rent_period_start, rent_period_end</w:t>
+            </w:r>
+          </w:p>
+        </w:tc>
+        <w:tc>
+          <w:tcPr>
+            <w:tcW w:type="dxa" w:w="1347"/>
+            <w:tcBorders>
+              <w:top w:val="single" w:color="E2E8F0" w:sz="4"/>
+              <w:left w:val="none" w:color="auto" w:sz="0"/>
+              <w:bottom w:val="single" w:color="E2E8F0" w:sz="4"/>
+              <w:right w:val="none" w:color="auto" w:sz="0"/>
+            </w:tcBorders>
+            <w:tcMar>
+              <w:top w:type="dxa" w:w="120"/>
+              <w:left w:type="dxa" w:w="160"/>
+              <w:bottom w:type="dxa" w:w="120"/>
+              <w:right w:type="dxa" w:w="160"/>
+            </w:tcMar>
+          </w:tcPr>
+          <w:p>
+            <w:pPr>
+              <w:spacing w:line="240" w:lineRule="auto"/>
+              <w:jc w:val="left"/>
+            </w:pPr>
+            <w:r>
+              <w:rPr>
+                <w:rFonts w:ascii="Arial" w:cs="Arial" w:eastAsia="Arial" w:hAnsi="Arial"/>
+                <w:b w:val="false"/>
+                <w:bCs w:val="false"/>
+                <w:sz w:val="20"/>
+                <w:szCs w:val="20"/>
+              </w:rPr>
+              <w:t xml:space="preserve">date</w:t>
+            </w:r>
+          </w:p>
+        </w:tc>
+        <w:tc>
+          <w:tcPr>
+            <w:tcW w:type="dxa" w:w="1041"/>
+            <w:tcBorders>
+              <w:top w:val="single" w:color="E2E8F0" w:sz="4"/>
+              <w:left w:val="none" w:color="auto" w:sz="0"/>
+              <w:bottom w:val="single" w:color="E2E8F0" w:sz="4"/>
+              <w:right w:val="none" w:color="auto" w:sz="0"/>
+            </w:tcBorders>
+            <w:tcMar>
+              <w:top w:type="dxa" w:w="120"/>
+              <w:left w:type="dxa" w:w="160"/>
+              <w:bottom w:type="dxa" w:w="120"/>
+              <w:right w:type="dxa" w:w="160"/>
+            </w:tcMar>
+          </w:tcPr>
+          <w:p>
+            <w:pPr>
+              <w:spacing w:line="240" w:lineRule="auto"/>
+              <w:jc w:val="left"/>
+            </w:pPr>
+            <w:r>
+              <w:rPr>
+                <w:rFonts w:ascii="Arial" w:cs="Arial" w:eastAsia="Arial" w:hAnsi="Arial"/>
+                <w:b w:val="false"/>
+                <w:bCs w:val="false"/>
+                <w:sz w:val="20"/>
+                <w:szCs w:val="20"/>
+              </w:rPr>
+              <w:t xml:space="preserve">No</w:t>
+            </w:r>
+          </w:p>
+        </w:tc>
+        <w:tc>
+          <w:tcPr>
+            <w:tcW w:type="dxa" w:w="1041"/>
+            <w:tcBorders>
+              <w:top w:val="single" w:color="E2E8F0" w:sz="4"/>
+              <w:left w:val="none" w:color="auto" w:sz="0"/>
+              <w:bottom w:val="single" w:color="E2E8F0" w:sz="4"/>
+              <w:right w:val="none" w:color="auto" w:sz="0"/>
+            </w:tcBorders>
+            <w:tcMar>
+              <w:top w:type="dxa" w:w="120"/>
+              <w:left w:type="dxa" w:w="160"/>
+              <w:bottom w:type="dxa" w:w="120"/>
+              <w:right w:type="dxa" w:w="160"/>
+            </w:tcMar>
+          </w:tcPr>
+          <w:p>
+            <w:pPr>
+              <w:spacing w:line="240" w:lineRule="auto"/>
+              <w:jc w:val="left"/>
+            </w:pPr>
+          </w:p>
+        </w:tc>
+        <w:tc>
+          <w:tcPr>
+            <w:tcW w:type="dxa" w:w="3172"/>
+            <w:tcBorders>
+              <w:top w:val="single" w:color="E2E8F0" w:sz="4"/>
+              <w:left w:val="none" w:color="auto" w:sz="0"/>
+              <w:bottom w:val="single" w:color="E2E8F0" w:sz="4"/>
+              <w:right w:val="none" w:color="auto" w:sz="0"/>
+            </w:tcBorders>
+            <w:tcMar>
+              <w:top w:type="dxa" w:w="120"/>
+              <w:left w:type="dxa" w:w="160"/>
+              <w:bottom w:type="dxa" w:w="120"/>
+              <w:right w:type="dxa" w:w="160"/>
+            </w:tcMar>
+          </w:tcPr>
+          <w:p>
+            <w:pPr>
+              <w:spacing w:line="240" w:lineRule="auto"/>
+              <w:jc w:val="left"/>
+            </w:pPr>
+            <w:r>
+              <w:rPr>
+                <w:rFonts w:ascii="Arial" w:cs="Arial" w:eastAsia="Arial" w:hAnsi="Arial"/>
+                <w:b w:val="false"/>
+                <w:bCs w:val="false"/>
+                <w:sz w:val="20"/>
+                <w:szCs w:val="20"/>
+              </w:rPr>
+              <w:t xml:space="preserve">The period the rent covers (BR-033)</w:t>
+            </w:r>
+          </w:p>
+        </w:tc>
+      </w:tr>
+      <w:tr>
+        <w:trPr>
+          <w:cantSplit/>
+        </w:trPr>
+        <w:tc>
+          <w:tcPr>
+            <w:tcW w:type="dxa" w:w="2039"/>
+            <w:tcBorders>
+              <w:top w:val="single" w:color="E2E8F0" w:sz="4"/>
+              <w:left w:val="none" w:color="auto" w:sz="0"/>
+              <w:bottom w:val="single" w:color="E2E8F0" w:sz="4"/>
+              <w:right w:val="none" w:color="auto" w:sz="0"/>
+            </w:tcBorders>
+            <w:tcMar>
+              <w:top w:type="dxa" w:w="120"/>
+              <w:left w:type="dxa" w:w="160"/>
+              <w:bottom w:type="dxa" w:w="120"/>
+              <w:right w:type="dxa" w:w="160"/>
+            </w:tcMar>
+          </w:tcPr>
+          <w:p>
+            <w:pPr>
+              <w:spacing w:line="240" w:lineRule="auto"/>
+              <w:jc w:val="left"/>
+            </w:pPr>
+            <w:r>
+              <w:rPr>
+                <w:rFonts w:ascii="Arial" w:cs="Arial" w:eastAsia="Arial" w:hAnsi="Arial"/>
+                <w:b w:val="false"/>
+                <w:bCs w:val="false"/>
+                <w:sz w:val="20"/>
+                <w:szCs w:val="20"/>
+              </w:rPr>
+              <w:t xml:space="preserve">rent_amount</w:t>
+            </w:r>
+          </w:p>
+        </w:tc>
+        <w:tc>
+          <w:tcPr>
+            <w:tcW w:type="dxa" w:w="1347"/>
+            <w:tcBorders>
+              <w:top w:val="single" w:color="E2E8F0" w:sz="4"/>
+              <w:left w:val="none" w:color="auto" w:sz="0"/>
+              <w:bottom w:val="single" w:color="E2E8F0" w:sz="4"/>
+              <w:right w:val="none" w:color="auto" w:sz="0"/>
+            </w:tcBorders>
+            <w:tcMar>
+              <w:top w:type="dxa" w:w="120"/>
+              <w:left w:type="dxa" w:w="160"/>
+              <w:bottom w:type="dxa" w:w="120"/>
+              <w:right w:type="dxa" w:w="160"/>
+            </w:tcMar>
+          </w:tcPr>
+          <w:p>
+            <w:pPr>
+              <w:spacing w:line="240" w:lineRule="auto"/>
+              <w:jc w:val="left"/>
+            </w:pPr>
+            <w:r>
+              <w:rPr>
+                <w:rFonts w:ascii="Arial" w:cs="Arial" w:eastAsia="Arial" w:hAnsi="Arial"/>
+                <w:b w:val="false"/>
+                <w:bCs w:val="false"/>
+                <w:sz w:val="20"/>
+                <w:szCs w:val="20"/>
+              </w:rPr>
+              <w:t xml:space="preserve">numeric(10,2)</w:t>
+            </w:r>
+          </w:p>
+        </w:tc>
+        <w:tc>
+          <w:tcPr>
+            <w:tcW w:type="dxa" w:w="1041"/>
+            <w:tcBorders>
+              <w:top w:val="single" w:color="E2E8F0" w:sz="4"/>
+              <w:left w:val="none" w:color="auto" w:sz="0"/>
+              <w:bottom w:val="single" w:color="E2E8F0" w:sz="4"/>
+              <w:right w:val="none" w:color="auto" w:sz="0"/>
+            </w:tcBorders>
+            <w:tcMar>
+              <w:top w:type="dxa" w:w="120"/>
+              <w:left w:type="dxa" w:w="160"/>
+              <w:bottom w:type="dxa" w:w="120"/>
+              <w:right w:type="dxa" w:w="160"/>
+            </w:tcMar>
+          </w:tcPr>
+          <w:p>
+            <w:pPr>
+              <w:spacing w:line="240" w:lineRule="auto"/>
+              <w:jc w:val="left"/>
+            </w:pPr>
+            <w:r>
+              <w:rPr>
+                <w:rFonts w:ascii="Arial" w:cs="Arial" w:eastAsia="Arial" w:hAnsi="Arial"/>
+                <w:b w:val="false"/>
+                <w:bCs w:val="false"/>
+                <w:sz w:val="20"/>
+                <w:szCs w:val="20"/>
+              </w:rPr>
+              <w:t xml:space="preserve">No</w:t>
+            </w:r>
+          </w:p>
+        </w:tc>
+        <w:tc>
+          <w:tcPr>
+            <w:tcW w:type="dxa" w:w="1041"/>
+            <w:tcBorders>
+              <w:top w:val="single" w:color="E2E8F0" w:sz="4"/>
+              <w:left w:val="none" w:color="auto" w:sz="0"/>
+              <w:bottom w:val="single" w:color="E2E8F0" w:sz="4"/>
+              <w:right w:val="none" w:color="auto" w:sz="0"/>
+            </w:tcBorders>
+            <w:tcMar>
+              <w:top w:type="dxa" w:w="120"/>
+              <w:left w:type="dxa" w:w="160"/>
+              <w:bottom w:type="dxa" w:w="120"/>
+              <w:right w:type="dxa" w:w="160"/>
+            </w:tcMar>
+          </w:tcPr>
+          <w:p>
+            <w:pPr>
+              <w:spacing w:line="240" w:lineRule="auto"/>
+              <w:jc w:val="left"/>
+            </w:pPr>
+          </w:p>
+        </w:tc>
+        <w:tc>
+          <w:tcPr>
+            <w:tcW w:type="dxa" w:w="3172"/>
+            <w:tcBorders>
+              <w:top w:val="single" w:color="E2E8F0" w:sz="4"/>
+              <w:left w:val="none" w:color="auto" w:sz="0"/>
+              <w:bottom w:val="single" w:color="E2E8F0" w:sz="4"/>
+              <w:right w:val="none" w:color="auto" w:sz="0"/>
+            </w:tcBorders>
+            <w:tcMar>
+              <w:top w:type="dxa" w:w="120"/>
+              <w:left w:type="dxa" w:w="160"/>
+              <w:bottom w:type="dxa" w:w="120"/>
+              <w:right w:type="dxa" w:w="160"/>
+            </w:tcMar>
+          </w:tcPr>
+          <w:p>
+            <w:pPr>
+              <w:spacing w:line="240" w:lineRule="auto"/>
+              <w:jc w:val="left"/>
+            </w:pPr>
+            <w:r>
+              <w:rPr>
+                <w:rFonts w:ascii="Arial" w:cs="Arial" w:eastAsia="Arial" w:hAnsi="Arial"/>
+                <w:b w:val="false"/>
+                <w:bCs w:val="false"/>
+                <w:sz w:val="20"/>
+                <w:szCs w:val="20"/>
+              </w:rPr>
+              <w:t xml:space="preserve">The rent received</w:t>
+            </w:r>
+          </w:p>
+        </w:tc>
+      </w:tr>
+      <w:tr>
+        <w:trPr>
+          <w:cantSplit/>
+        </w:trPr>
+        <w:tc>
+          <w:tcPr>
+            <w:tcW w:type="dxa" w:w="2039"/>
+            <w:tcBorders>
+              <w:top w:val="single" w:color="E2E8F0" w:sz="4"/>
+              <w:left w:val="none" w:color="auto" w:sz="0"/>
+              <w:bottom w:val="single" w:color="E2E8F0" w:sz="4"/>
+              <w:right w:val="none" w:color="auto" w:sz="0"/>
+            </w:tcBorders>
+            <w:tcMar>
+              <w:top w:type="dxa" w:w="120"/>
+              <w:left w:type="dxa" w:w="160"/>
+              <w:bottom w:type="dxa" w:w="120"/>
+              <w:right w:type="dxa" w:w="160"/>
+            </w:tcMar>
+          </w:tcPr>
+          <w:p>
+            <w:pPr>
+              <w:spacing w:line="240" w:lineRule="auto"/>
+              <w:jc w:val="left"/>
+            </w:pPr>
+            <w:r>
+              <w:rPr>
+                <w:rFonts w:ascii="Arial" w:cs="Arial" w:eastAsia="Arial" w:hAnsi="Arial"/>
+                <w:b w:val="false"/>
+                <w:bCs w:val="false"/>
+                <w:sz w:val="20"/>
+                <w:szCs w:val="20"/>
+              </w:rPr>
+              <w:t xml:space="preserve">occupants</w:t>
+            </w:r>
+          </w:p>
+        </w:tc>
+        <w:tc>
+          <w:tcPr>
+            <w:tcW w:type="dxa" w:w="1347"/>
+            <w:tcBorders>
+              <w:top w:val="single" w:color="E2E8F0" w:sz="4"/>
+              <w:left w:val="none" w:color="auto" w:sz="0"/>
+              <w:bottom w:val="single" w:color="E2E8F0" w:sz="4"/>
+              <w:right w:val="none" w:color="auto" w:sz="0"/>
+            </w:tcBorders>
+            <w:tcMar>
+              <w:top w:type="dxa" w:w="120"/>
+              <w:left w:type="dxa" w:w="160"/>
+              <w:bottom w:type="dxa" w:w="120"/>
+              <w:right w:type="dxa" w:w="160"/>
+            </w:tcMar>
+          </w:tcPr>
+          <w:p>
+            <w:pPr>
+              <w:spacing w:line="240" w:lineRule="auto"/>
+              <w:jc w:val="left"/>
+            </w:pPr>
+            <w:r>
+              <w:rPr>
+                <w:rFonts w:ascii="Arial" w:cs="Arial" w:eastAsia="Arial" w:hAnsi="Arial"/>
+                <w:b w:val="false"/>
+                <w:bCs w:val="false"/>
+                <w:sz w:val="20"/>
+                <w:szCs w:val="20"/>
+              </w:rPr>
+              <w:t xml:space="preserve">integer</w:t>
+            </w:r>
+          </w:p>
+        </w:tc>
+        <w:tc>
+          <w:tcPr>
+            <w:tcW w:type="dxa" w:w="1041"/>
+            <w:tcBorders>
+              <w:top w:val="single" w:color="E2E8F0" w:sz="4"/>
+              <w:left w:val="none" w:color="auto" w:sz="0"/>
+              <w:bottom w:val="single" w:color="E2E8F0" w:sz="4"/>
+              <w:right w:val="none" w:color="auto" w:sz="0"/>
+            </w:tcBorders>
+            <w:tcMar>
+              <w:top w:type="dxa" w:w="120"/>
+              <w:left w:type="dxa" w:w="160"/>
+              <w:bottom w:type="dxa" w:w="120"/>
+              <w:right w:type="dxa" w:w="160"/>
+            </w:tcMar>
+          </w:tcPr>
+          <w:p>
+            <w:pPr>
+              <w:spacing w:line="240" w:lineRule="auto"/>
+              <w:jc w:val="left"/>
+            </w:pPr>
+            <w:r>
+              <w:rPr>
+                <w:rFonts w:ascii="Arial" w:cs="Arial" w:eastAsia="Arial" w:hAnsi="Arial"/>
+                <w:b w:val="false"/>
+                <w:bCs w:val="false"/>
+                <w:sz w:val="20"/>
+                <w:szCs w:val="20"/>
+              </w:rPr>
+              <w:t xml:space="preserve">No</w:t>
+            </w:r>
+          </w:p>
+        </w:tc>
+        <w:tc>
+          <w:tcPr>
+            <w:tcW w:type="dxa" w:w="1041"/>
+            <w:tcBorders>
+              <w:top w:val="single" w:color="E2E8F0" w:sz="4"/>
+              <w:left w:val="none" w:color="auto" w:sz="0"/>
+              <w:bottom w:val="single" w:color="E2E8F0" w:sz="4"/>
+              <w:right w:val="none" w:color="auto" w:sz="0"/>
+            </w:tcBorders>
+            <w:tcMar>
+              <w:top w:type="dxa" w:w="120"/>
+              <w:left w:type="dxa" w:w="160"/>
+              <w:bottom w:type="dxa" w:w="120"/>
+              <w:right w:type="dxa" w:w="160"/>
+            </w:tcMar>
+          </w:tcPr>
+          <w:p>
+            <w:pPr>
+              <w:spacing w:line="240" w:lineRule="auto"/>
+              <w:jc w:val="left"/>
+            </w:pPr>
+          </w:p>
+        </w:tc>
+        <w:tc>
+          <w:tcPr>
+            <w:tcW w:type="dxa" w:w="3172"/>
+            <w:tcBorders>
+              <w:top w:val="single" w:color="E2E8F0" w:sz="4"/>
+              <w:left w:val="none" w:color="auto" w:sz="0"/>
+              <w:bottom w:val="single" w:color="E2E8F0" w:sz="4"/>
+              <w:right w:val="none" w:color="auto" w:sz="0"/>
+            </w:tcBorders>
+            <w:tcMar>
+              <w:top w:type="dxa" w:w="120"/>
+              <w:left w:type="dxa" w:w="160"/>
+              <w:bottom w:type="dxa" w:w="120"/>
+              <w:right w:type="dxa" w:w="160"/>
+            </w:tcMar>
+          </w:tcPr>
+          <w:p>
+            <w:pPr>
+              <w:spacing w:line="240" w:lineRule="auto"/>
+              <w:jc w:val="left"/>
+            </w:pPr>
+            <w:r>
+              <w:rPr>
+                <w:rFonts w:ascii="Arial" w:cs="Arial" w:eastAsia="Arial" w:hAnsi="Arial"/>
+                <w:b w:val="false"/>
+                <w:bCs w:val="false"/>
+                <w:sz w:val="20"/>
+                <w:szCs w:val="20"/>
+              </w:rPr>
+              <w:t xml:space="preserve">The number of occupants that month</w:t>
+            </w:r>
+          </w:p>
+        </w:tc>
+      </w:tr>
+      <w:tr>
+        <w:trPr>
+          <w:cantSplit/>
+        </w:trPr>
+        <w:tc>
+          <w:tcPr>
+            <w:tcW w:type="dxa" w:w="2039"/>
+            <w:tcBorders>
+              <w:top w:val="single" w:color="E2E8F0" w:sz="4"/>
+              <w:left w:val="none" w:color="auto" w:sz="0"/>
+              <w:bottom w:val="single" w:color="E2E8F0" w:sz="4"/>
+              <w:right w:val="none" w:color="auto" w:sz="0"/>
+            </w:tcBorders>
+            <w:tcMar>
+              <w:top w:type="dxa" w:w="120"/>
+              <w:left w:type="dxa" w:w="160"/>
+              <w:bottom w:type="dxa" w:w="120"/>
+              <w:right w:type="dxa" w:w="160"/>
+            </w:tcMar>
+          </w:tcPr>
+          <w:p>
+            <w:pPr>
+              <w:spacing w:line="240" w:lineRule="auto"/>
+              <w:jc w:val="left"/>
+            </w:pPr>
+            <w:r>
+              <w:rPr>
+                <w:rFonts w:ascii="Arial" w:cs="Arial" w:eastAsia="Arial" w:hAnsi="Arial"/>
+                <w:b w:val="false"/>
+                <w:bCs w:val="false"/>
+                <w:sz w:val="20"/>
+                <w:szCs w:val="20"/>
+              </w:rPr>
+              <w:t xml:space="preserve">water_payment</w:t>
+            </w:r>
+          </w:p>
+        </w:tc>
+        <w:tc>
+          <w:tcPr>
+            <w:tcW w:type="dxa" w:w="1347"/>
+            <w:tcBorders>
+              <w:top w:val="single" w:color="E2E8F0" w:sz="4"/>
+              <w:left w:val="none" w:color="auto" w:sz="0"/>
+              <w:bottom w:val="single" w:color="E2E8F0" w:sz="4"/>
+              <w:right w:val="none" w:color="auto" w:sz="0"/>
+            </w:tcBorders>
+            <w:tcMar>
+              <w:top w:type="dxa" w:w="120"/>
+              <w:left w:type="dxa" w:w="160"/>
+              <w:bottom w:type="dxa" w:w="120"/>
+              <w:right w:type="dxa" w:w="160"/>
+            </w:tcMar>
+          </w:tcPr>
+          <w:p>
+            <w:pPr>
+              <w:spacing w:line="240" w:lineRule="auto"/>
+              <w:jc w:val="left"/>
+            </w:pPr>
+            <w:r>
+              <w:rPr>
+                <w:rFonts w:ascii="Arial" w:cs="Arial" w:eastAsia="Arial" w:hAnsi="Arial"/>
+                <w:b w:val="false"/>
+                <w:bCs w:val="false"/>
+                <w:sz w:val="20"/>
+                <w:szCs w:val="20"/>
+              </w:rPr>
+              <w:t xml:space="preserve">numeric(10,2)</w:t>
+            </w:r>
+          </w:p>
+        </w:tc>
+        <w:tc>
+          <w:tcPr>
+            <w:tcW w:type="dxa" w:w="1041"/>
+            <w:tcBorders>
+              <w:top w:val="single" w:color="E2E8F0" w:sz="4"/>
+              <w:left w:val="none" w:color="auto" w:sz="0"/>
+              <w:bottom w:val="single" w:color="E2E8F0" w:sz="4"/>
+              <w:right w:val="none" w:color="auto" w:sz="0"/>
+            </w:tcBorders>
+            <w:tcMar>
+              <w:top w:type="dxa" w:w="120"/>
+              <w:left w:type="dxa" w:w="160"/>
+              <w:bottom w:type="dxa" w:w="120"/>
+              <w:right w:type="dxa" w:w="160"/>
+            </w:tcMar>
+          </w:tcPr>
+          <w:p>
+            <w:pPr>
+              <w:spacing w:line="240" w:lineRule="auto"/>
+              <w:jc w:val="left"/>
+            </w:pPr>
+            <w:r>
+              <w:rPr>
+                <w:rFonts w:ascii="Arial" w:cs="Arial" w:eastAsia="Arial" w:hAnsi="Arial"/>
+                <w:b w:val="false"/>
+                <w:bCs w:val="false"/>
+                <w:sz w:val="20"/>
+                <w:szCs w:val="20"/>
+              </w:rPr>
+              <w:t xml:space="preserve">No</w:t>
+            </w:r>
+          </w:p>
+        </w:tc>
+        <w:tc>
+          <w:tcPr>
+            <w:tcW w:type="dxa" w:w="1041"/>
+            <w:tcBorders>
+              <w:top w:val="single" w:color="E2E8F0" w:sz="4"/>
+              <w:left w:val="none" w:color="auto" w:sz="0"/>
+              <w:bottom w:val="single" w:color="E2E8F0" w:sz="4"/>
+              <w:right w:val="none" w:color="auto" w:sz="0"/>
+            </w:tcBorders>
+            <w:tcMar>
+              <w:top w:type="dxa" w:w="120"/>
+              <w:left w:type="dxa" w:w="160"/>
+              <w:bottom w:type="dxa" w:w="120"/>
+              <w:right w:type="dxa" w:w="160"/>
+            </w:tcMar>
+          </w:tcPr>
+          <w:p>
+            <w:pPr>
+              <w:spacing w:line="240" w:lineRule="auto"/>
+              <w:jc w:val="left"/>
+            </w:pPr>
+          </w:p>
+        </w:tc>
+        <w:tc>
+          <w:tcPr>
+            <w:tcW w:type="dxa" w:w="3172"/>
+            <w:tcBorders>
+              <w:top w:val="single" w:color="E2E8F0" w:sz="4"/>
+              <w:left w:val="none" w:color="auto" w:sz="0"/>
+              <w:bottom w:val="single" w:color="E2E8F0" w:sz="4"/>
+              <w:right w:val="none" w:color="auto" w:sz="0"/>
+            </w:tcBorders>
+            <w:tcMar>
+              <w:top w:type="dxa" w:w="120"/>
+              <w:left w:type="dxa" w:w="160"/>
+              <w:bottom w:type="dxa" w:w="120"/>
+              <w:right w:type="dxa" w:w="160"/>
+            </w:tcMar>
+          </w:tcPr>
+          <w:p>
+            <w:pPr>
+              <w:spacing w:line="240" w:lineRule="auto"/>
+              <w:jc w:val="left"/>
+            </w:pPr>
+            <w:r>
+              <w:rPr>
+                <w:rFonts w:ascii="Arial" w:cs="Arial" w:eastAsia="Arial" w:hAnsi="Arial"/>
+                <w:b w:val="false"/>
+                <w:bCs w:val="false"/>
+                <w:sz w:val="20"/>
+                <w:szCs w:val="20"/>
+              </w:rPr>
+              <w:t xml:space="preserve">The water fee, ₱200 per occupant (BR-014)</w:t>
+            </w:r>
+          </w:p>
+        </w:tc>
+      </w:tr>
+      <w:tr>
+        <w:trPr>
+          <w:cantSplit/>
+        </w:trPr>
+        <w:tc>
+          <w:tcPr>
+            <w:tcW w:type="dxa" w:w="2039"/>
+            <w:tcBorders>
+              <w:top w:val="single" w:color="E2E8F0" w:sz="4"/>
+              <w:left w:val="none" w:color="auto" w:sz="0"/>
+              <w:bottom w:val="single" w:color="E2E8F0" w:sz="4"/>
+              <w:right w:val="none" w:color="auto" w:sz="0"/>
+            </w:tcBorders>
+            <w:tcMar>
+              <w:top w:type="dxa" w:w="120"/>
+              <w:left w:type="dxa" w:w="160"/>
+              <w:bottom w:type="dxa" w:w="120"/>
+              <w:right w:type="dxa" w:w="160"/>
+            </w:tcMar>
+          </w:tcPr>
+          <w:p>
+            <w:pPr>
+              <w:spacing w:line="240" w:lineRule="auto"/>
+              <w:jc w:val="left"/>
+            </w:pPr>
+            <w:r>
+              <w:rPr>
+                <w:rFonts w:ascii="Arial" w:cs="Arial" w:eastAsia="Arial" w:hAnsi="Arial"/>
+                <w:b w:val="false"/>
+                <w:bCs w:val="false"/>
+                <w:sz w:val="20"/>
+                <w:szCs w:val="20"/>
+              </w:rPr>
+              <w:t xml:space="preserve">fifty_percent_share</w:t>
+            </w:r>
+          </w:p>
+        </w:tc>
+        <w:tc>
+          <w:tcPr>
+            <w:tcW w:type="dxa" w:w="1347"/>
+            <w:tcBorders>
+              <w:top w:val="single" w:color="E2E8F0" w:sz="4"/>
+              <w:left w:val="none" w:color="auto" w:sz="0"/>
+              <w:bottom w:val="single" w:color="E2E8F0" w:sz="4"/>
+              <w:right w:val="none" w:color="auto" w:sz="0"/>
+            </w:tcBorders>
+            <w:tcMar>
+              <w:top w:type="dxa" w:w="120"/>
+              <w:left w:type="dxa" w:w="160"/>
+              <w:bottom w:type="dxa" w:w="120"/>
+              <w:right w:type="dxa" w:w="160"/>
+            </w:tcMar>
+          </w:tcPr>
+          <w:p>
+            <w:pPr>
+              <w:spacing w:line="240" w:lineRule="auto"/>
+              <w:jc w:val="left"/>
+            </w:pPr>
+            <w:r>
+              <w:rPr>
+                <w:rFonts w:ascii="Arial" w:cs="Arial" w:eastAsia="Arial" w:hAnsi="Arial"/>
+                <w:b w:val="false"/>
+                <w:bCs w:val="false"/>
+                <w:sz w:val="20"/>
+                <w:szCs w:val="20"/>
+              </w:rPr>
+              <w:t xml:space="preserve">numeric(10,2)</w:t>
+            </w:r>
+          </w:p>
+        </w:tc>
+        <w:tc>
+          <w:tcPr>
+            <w:tcW w:type="dxa" w:w="1041"/>
+            <w:tcBorders>
+              <w:top w:val="single" w:color="E2E8F0" w:sz="4"/>
+              <w:left w:val="none" w:color="auto" w:sz="0"/>
+              <w:bottom w:val="single" w:color="E2E8F0" w:sz="4"/>
+              <w:right w:val="none" w:color="auto" w:sz="0"/>
+            </w:tcBorders>
+            <w:tcMar>
+              <w:top w:type="dxa" w:w="120"/>
+              <w:left w:type="dxa" w:w="160"/>
+              <w:bottom w:type="dxa" w:w="120"/>
+              <w:right w:type="dxa" w:w="160"/>
+            </w:tcMar>
+          </w:tcPr>
+          <w:p>
+            <w:pPr>
+              <w:spacing w:line="240" w:lineRule="auto"/>
+              <w:jc w:val="left"/>
+            </w:pPr>
+          </w:p>
+        </w:tc>
+        <w:tc>
+          <w:tcPr>
+            <w:tcW w:type="dxa" w:w="1041"/>
+            <w:tcBorders>
+              <w:top w:val="single" w:color="E2E8F0" w:sz="4"/>
+              <w:left w:val="none" w:color="auto" w:sz="0"/>
+              <w:bottom w:val="single" w:color="E2E8F0" w:sz="4"/>
+              <w:right w:val="none" w:color="auto" w:sz="0"/>
+            </w:tcBorders>
+            <w:tcMar>
+              <w:top w:type="dxa" w:w="120"/>
+              <w:left w:type="dxa" w:w="160"/>
+              <w:bottom w:type="dxa" w:w="120"/>
+              <w:right w:type="dxa" w:w="160"/>
+            </w:tcMar>
+          </w:tcPr>
+          <w:p>
+            <w:pPr>
+              <w:spacing w:line="240" w:lineRule="auto"/>
+              <w:jc w:val="left"/>
+            </w:pPr>
+            <w:r>
+              <w:rPr>
+                <w:rFonts w:ascii="Arial" w:cs="Arial" w:eastAsia="Arial" w:hAnsi="Arial"/>
+                <w:b w:val="false"/>
+                <w:bCs w:val="false"/>
+                <w:sz w:val="20"/>
+                <w:szCs w:val="20"/>
+              </w:rPr>
+              <w:t xml:space="preserve">Computed</w:t>
+            </w:r>
+          </w:p>
+        </w:tc>
+        <w:tc>
+          <w:tcPr>
+            <w:tcW w:type="dxa" w:w="3172"/>
+            <w:tcBorders>
+              <w:top w:val="single" w:color="E2E8F0" w:sz="4"/>
+              <w:left w:val="none" w:color="auto" w:sz="0"/>
+              <w:bottom w:val="single" w:color="E2E8F0" w:sz="4"/>
+              <w:right w:val="none" w:color="auto" w:sz="0"/>
+            </w:tcBorders>
+            <w:tcMar>
+              <w:top w:type="dxa" w:w="120"/>
+              <w:left w:type="dxa" w:w="160"/>
+              <w:bottom w:type="dxa" w:w="120"/>
+              <w:right w:type="dxa" w:w="160"/>
+            </w:tcMar>
+          </w:tcPr>
+          <w:p>
+            <w:pPr>
+              <w:spacing w:line="240" w:lineRule="auto"/>
+              <w:jc w:val="left"/>
+            </w:pPr>
+            <w:r>
+              <w:rPr>
+                <w:rFonts w:ascii="Arial" w:cs="Arial" w:eastAsia="Arial" w:hAnsi="Arial"/>
+                <w:b w:val="false"/>
+                <w:bCs w:val="false"/>
+                <w:sz w:val="20"/>
+                <w:szCs w:val="20"/>
+              </w:rPr>
+              <w:t xml:space="preserve">A system-computed figure equal to half the row's Rent Amount, kept for ledger parity with the owner's historical spreadsheet (BR-035)</w:t>
+            </w:r>
+          </w:p>
+        </w:tc>
+      </w:tr>
+      <w:tr>
+        <w:trPr>
+          <w:cantSplit/>
+        </w:trPr>
+        <w:tc>
+          <w:tcPr>
+            <w:tcW w:type="dxa" w:w="2039"/>
+            <w:tcBorders>
+              <w:top w:val="single" w:color="E2E8F0" w:sz="4"/>
+              <w:left w:val="none" w:color="auto" w:sz="0"/>
+              <w:bottom w:val="single" w:color="E2E8F0" w:sz="4"/>
+              <w:right w:val="none" w:color="auto" w:sz="0"/>
+            </w:tcBorders>
+            <w:tcMar>
+              <w:top w:type="dxa" w:w="120"/>
+              <w:left w:type="dxa" w:w="160"/>
+              <w:bottom w:type="dxa" w:w="120"/>
+              <w:right w:type="dxa" w:w="160"/>
+            </w:tcMar>
+          </w:tcPr>
+          <w:p>
+            <w:pPr>
+              <w:spacing w:line="240" w:lineRule="auto"/>
+              <w:jc w:val="left"/>
+            </w:pPr>
+            <w:r>
+              <w:rPr>
+                <w:rFonts w:ascii="Arial" w:cs="Arial" w:eastAsia="Arial" w:hAnsi="Arial"/>
+                <w:b w:val="false"/>
+                <w:bCs w:val="false"/>
+                <w:sz w:val="20"/>
+                <w:szCs w:val="20"/>
+              </w:rPr>
+              <w:t xml:space="preserve">remitted_amount</w:t>
+            </w:r>
+          </w:p>
+        </w:tc>
+        <w:tc>
+          <w:tcPr>
+            <w:tcW w:type="dxa" w:w="1347"/>
+            <w:tcBorders>
+              <w:top w:val="single" w:color="E2E8F0" w:sz="4"/>
+              <w:left w:val="none" w:color="auto" w:sz="0"/>
+              <w:bottom w:val="single" w:color="E2E8F0" w:sz="4"/>
+              <w:right w:val="none" w:color="auto" w:sz="0"/>
+            </w:tcBorders>
+            <w:tcMar>
+              <w:top w:type="dxa" w:w="120"/>
+              <w:left w:type="dxa" w:w="160"/>
+              <w:bottom w:type="dxa" w:w="120"/>
+              <w:right w:type="dxa" w:w="160"/>
+            </w:tcMar>
+          </w:tcPr>
+          <w:p>
+            <w:pPr>
+              <w:spacing w:line="240" w:lineRule="auto"/>
+              <w:jc w:val="left"/>
+            </w:pPr>
+            <w:r>
+              <w:rPr>
+                <w:rFonts w:ascii="Arial" w:cs="Arial" w:eastAsia="Arial" w:hAnsi="Arial"/>
+                <w:b w:val="false"/>
+                <w:bCs w:val="false"/>
+                <w:sz w:val="20"/>
+                <w:szCs w:val="20"/>
+              </w:rPr>
+              <w:t xml:space="preserve">numeric(10,2)</w:t>
+            </w:r>
+          </w:p>
+        </w:tc>
+        <w:tc>
+          <w:tcPr>
+            <w:tcW w:type="dxa" w:w="1041"/>
+            <w:tcBorders>
+              <w:top w:val="single" w:color="E2E8F0" w:sz="4"/>
+              <w:left w:val="none" w:color="auto" w:sz="0"/>
+              <w:bottom w:val="single" w:color="E2E8F0" w:sz="4"/>
+              <w:right w:val="none" w:color="auto" w:sz="0"/>
+            </w:tcBorders>
+            <w:tcMar>
+              <w:top w:type="dxa" w:w="120"/>
+              <w:left w:type="dxa" w:w="160"/>
+              <w:bottom w:type="dxa" w:w="120"/>
+              <w:right w:type="dxa" w:w="160"/>
+            </w:tcMar>
+          </w:tcPr>
+          <w:p>
+            <w:pPr>
+              <w:spacing w:line="240" w:lineRule="auto"/>
+              <w:jc w:val="left"/>
+            </w:pPr>
+          </w:p>
+        </w:tc>
+        <w:tc>
+          <w:tcPr>
+            <w:tcW w:type="dxa" w:w="1041"/>
+            <w:tcBorders>
+              <w:top w:val="single" w:color="E2E8F0" w:sz="4"/>
+              <w:left w:val="none" w:color="auto" w:sz="0"/>
+              <w:bottom w:val="single" w:color="E2E8F0" w:sz="4"/>
+              <w:right w:val="none" w:color="auto" w:sz="0"/>
+            </w:tcBorders>
+            <w:tcMar>
+              <w:top w:type="dxa" w:w="120"/>
+              <w:left w:type="dxa" w:w="160"/>
+              <w:bottom w:type="dxa" w:w="120"/>
+              <w:right w:type="dxa" w:w="160"/>
+            </w:tcMar>
+          </w:tcPr>
+          <w:p>
+            <w:pPr>
+              <w:spacing w:line="240" w:lineRule="auto"/>
+              <w:jc w:val="left"/>
+            </w:pPr>
+            <w:r>
+              <w:rPr>
+                <w:rFonts w:ascii="Arial" w:cs="Arial" w:eastAsia="Arial" w:hAnsi="Arial"/>
+                <w:b w:val="false"/>
+                <w:bCs w:val="false"/>
+                <w:sz w:val="20"/>
+                <w:szCs w:val="20"/>
+              </w:rPr>
+              <w:t xml:space="preserve">Computed</w:t>
+            </w:r>
+          </w:p>
+        </w:tc>
+        <w:tc>
+          <w:tcPr>
+            <w:tcW w:type="dxa" w:w="3172"/>
+            <w:tcBorders>
+              <w:top w:val="single" w:color="E2E8F0" w:sz="4"/>
+              <w:left w:val="none" w:color="auto" w:sz="0"/>
+              <w:bottom w:val="single" w:color="E2E8F0" w:sz="4"/>
+              <w:right w:val="none" w:color="auto" w:sz="0"/>
+            </w:tcBorders>
+            <w:tcMar>
+              <w:top w:type="dxa" w:w="120"/>
+              <w:left w:type="dxa" w:w="160"/>
+              <w:bottom w:type="dxa" w:w="120"/>
+              <w:right w:type="dxa" w:w="160"/>
+            </w:tcMar>
+          </w:tcPr>
+          <w:p>
+            <w:pPr>
+              <w:spacing w:line="240" w:lineRule="auto"/>
+              <w:jc w:val="left"/>
+            </w:pPr>
+            <w:r>
+              <w:rPr>
+                <w:rFonts w:ascii="Arial" w:cs="Arial" w:eastAsia="Arial" w:hAnsi="Arial"/>
+                <w:b w:val="false"/>
+                <w:bCs w:val="false"/>
+                <w:sz w:val="20"/>
+                <w:szCs w:val="20"/>
+              </w:rPr>
+              <w:t xml:space="preserve">Rent Amount plus Water Payment (BR-038)</w:t>
+            </w:r>
+          </w:p>
+        </w:tc>
+      </w:tr>
+      <w:tr>
+        <w:trPr>
+          <w:cantSplit/>
+        </w:trPr>
+        <w:tc>
+          <w:tcPr>
+            <w:tcW w:type="dxa" w:w="2039"/>
+            <w:tcBorders>
+              <w:top w:val="single" w:color="E2E8F0" w:sz="4"/>
+              <w:left w:val="none" w:color="auto" w:sz="0"/>
+              <w:bottom w:val="single" w:color="E2E8F0" w:sz="4"/>
+              <w:right w:val="none" w:color="auto" w:sz="0"/>
+            </w:tcBorders>
+            <w:tcMar>
+              <w:top w:type="dxa" w:w="120"/>
+              <w:left w:type="dxa" w:w="160"/>
+              <w:bottom w:type="dxa" w:w="120"/>
+              <w:right w:type="dxa" w:w="160"/>
+            </w:tcMar>
+          </w:tcPr>
+          <w:p>
+            <w:pPr>
+              <w:spacing w:line="240" w:lineRule="auto"/>
+              <w:jc w:val="left"/>
+            </w:pPr>
+            <w:r>
+              <w:rPr>
+                <w:rFonts w:ascii="Arial" w:cs="Arial" w:eastAsia="Arial" w:hAnsi="Arial"/>
+                <w:b w:val="false"/>
+                <w:bCs w:val="false"/>
+                <w:sz w:val="20"/>
+                <w:szCs w:val="20"/>
+              </w:rPr>
+              <w:t xml:space="preserve">payment_method</w:t>
+            </w:r>
+          </w:p>
+        </w:tc>
+        <w:tc>
+          <w:tcPr>
+            <w:tcW w:type="dxa" w:w="1347"/>
+            <w:tcBorders>
+              <w:top w:val="single" w:color="E2E8F0" w:sz="4"/>
+              <w:left w:val="none" w:color="auto" w:sz="0"/>
+              <w:bottom w:val="single" w:color="E2E8F0" w:sz="4"/>
+              <w:right w:val="none" w:color="auto" w:sz="0"/>
+            </w:tcBorders>
+            <w:tcMar>
+              <w:top w:type="dxa" w:w="120"/>
+              <w:left w:type="dxa" w:w="160"/>
+              <w:bottom w:type="dxa" w:w="120"/>
+              <w:right w:type="dxa" w:w="160"/>
+            </w:tcMar>
+          </w:tcPr>
+          <w:p>
+            <w:pPr>
+              <w:spacing w:line="240" w:lineRule="auto"/>
+              <w:jc w:val="left"/>
+            </w:pPr>
+            <w:r>
+              <w:rPr>
+                <w:rFonts w:ascii="Arial" w:cs="Arial" w:eastAsia="Arial" w:hAnsi="Arial"/>
+                <w:b w:val="false"/>
+                <w:bCs w:val="false"/>
+                <w:sz w:val="20"/>
+                <w:szCs w:val="20"/>
+              </w:rPr>
+              <w:t xml:space="preserve">enumeration</w:t>
+            </w:r>
+          </w:p>
+        </w:tc>
+        <w:tc>
+          <w:tcPr>
+            <w:tcW w:type="dxa" w:w="1041"/>
+            <w:tcBorders>
+              <w:top w:val="single" w:color="E2E8F0" w:sz="4"/>
+              <w:left w:val="none" w:color="auto" w:sz="0"/>
+              <w:bottom w:val="single" w:color="E2E8F0" w:sz="4"/>
+              <w:right w:val="none" w:color="auto" w:sz="0"/>
+            </w:tcBorders>
+            <w:tcMar>
+              <w:top w:type="dxa" w:w="120"/>
+              <w:left w:type="dxa" w:w="160"/>
+              <w:bottom w:type="dxa" w:w="120"/>
+              <w:right w:type="dxa" w:w="160"/>
+            </w:tcMar>
+          </w:tcPr>
+          <w:p>
+            <w:pPr>
+              <w:spacing w:line="240" w:lineRule="auto"/>
+              <w:jc w:val="left"/>
+            </w:pPr>
+            <w:r>
+              <w:rPr>
+                <w:rFonts w:ascii="Arial" w:cs="Arial" w:eastAsia="Arial" w:hAnsi="Arial"/>
+                <w:b w:val="false"/>
+                <w:bCs w:val="false"/>
+                <w:sz w:val="20"/>
+                <w:szCs w:val="20"/>
+              </w:rPr>
+              <w:t xml:space="preserve">No</w:t>
+            </w:r>
+          </w:p>
+        </w:tc>
+        <w:tc>
+          <w:tcPr>
+            <w:tcW w:type="dxa" w:w="1041"/>
+            <w:tcBorders>
+              <w:top w:val="single" w:color="E2E8F0" w:sz="4"/>
+              <w:left w:val="none" w:color="auto" w:sz="0"/>
+              <w:bottom w:val="single" w:color="E2E8F0" w:sz="4"/>
+              <w:right w:val="none" w:color="auto" w:sz="0"/>
+            </w:tcBorders>
+            <w:tcMar>
+              <w:top w:type="dxa" w:w="120"/>
+              <w:left w:type="dxa" w:w="160"/>
+              <w:bottom w:type="dxa" w:w="120"/>
+              <w:right w:type="dxa" w:w="160"/>
+            </w:tcMar>
+          </w:tcPr>
+          <w:p>
+            <w:pPr>
+              <w:spacing w:line="240" w:lineRule="auto"/>
+              <w:jc w:val="left"/>
+            </w:pPr>
+          </w:p>
+        </w:tc>
+        <w:tc>
+          <w:tcPr>
+            <w:tcW w:type="dxa" w:w="3172"/>
+            <w:tcBorders>
+              <w:top w:val="single" w:color="E2E8F0" w:sz="4"/>
+              <w:left w:val="none" w:color="auto" w:sz="0"/>
+              <w:bottom w:val="single" w:color="E2E8F0" w:sz="4"/>
+              <w:right w:val="none" w:color="auto" w:sz="0"/>
+            </w:tcBorders>
+            <w:tcMar>
+              <w:top w:type="dxa" w:w="120"/>
+              <w:left w:type="dxa" w:w="160"/>
+              <w:bottom w:type="dxa" w:w="120"/>
+              <w:right w:type="dxa" w:w="160"/>
+            </w:tcMar>
+          </w:tcPr>
+          <w:p>
+            <w:pPr>
+              <w:spacing w:line="240" w:lineRule="auto"/>
+              <w:jc w:val="left"/>
+            </w:pPr>
+            <w:r>
+              <w:rPr>
+                <w:rFonts w:ascii="Arial" w:cs="Arial" w:eastAsia="Arial" w:hAnsi="Arial"/>
+                <w:b w:val="false"/>
+                <w:bCs w:val="false"/>
+                <w:sz w:val="20"/>
+                <w:szCs w:val="20"/>
+              </w:rPr>
+              <w:t xml:space="preserve">Cash, GCash, Bank Transfer or Adyen Online</w:t>
+            </w:r>
+          </w:p>
+        </w:tc>
+      </w:tr>
+      <w:tr>
+        <w:trPr>
+          <w:cantSplit/>
+        </w:trPr>
+        <w:tc>
+          <w:tcPr>
+            <w:tcW w:type="dxa" w:w="2039"/>
+            <w:tcBorders>
+              <w:top w:val="single" w:color="E2E8F0" w:sz="4"/>
+              <w:left w:val="none" w:color="auto" w:sz="0"/>
+              <w:bottom w:val="single" w:color="E2E8F0" w:sz="4"/>
+              <w:right w:val="none" w:color="auto" w:sz="0"/>
+            </w:tcBorders>
+            <w:tcMar>
+              <w:top w:type="dxa" w:w="120"/>
+              <w:left w:type="dxa" w:w="160"/>
+              <w:bottom w:type="dxa" w:w="120"/>
+              <w:right w:type="dxa" w:w="160"/>
+            </w:tcMar>
+          </w:tcPr>
+          <w:p>
+            <w:pPr>
+              <w:spacing w:line="240" w:lineRule="auto"/>
+              <w:jc w:val="left"/>
+            </w:pPr>
+            <w:r>
+              <w:rPr>
+                <w:rFonts w:ascii="Arial" w:cs="Arial" w:eastAsia="Arial" w:hAnsi="Arial"/>
+                <w:b w:val="false"/>
+                <w:bCs w:val="false"/>
+                <w:sz w:val="20"/>
+                <w:szCs w:val="20"/>
+              </w:rPr>
+              <w:t xml:space="preserve">verification_status</w:t>
+            </w:r>
+          </w:p>
+        </w:tc>
+        <w:tc>
+          <w:tcPr>
+            <w:tcW w:type="dxa" w:w="1347"/>
+            <w:tcBorders>
+              <w:top w:val="single" w:color="E2E8F0" w:sz="4"/>
+              <w:left w:val="none" w:color="auto" w:sz="0"/>
+              <w:bottom w:val="single" w:color="E2E8F0" w:sz="4"/>
+              <w:right w:val="none" w:color="auto" w:sz="0"/>
+            </w:tcBorders>
+            <w:tcMar>
+              <w:top w:type="dxa" w:w="120"/>
+              <w:left w:type="dxa" w:w="160"/>
+              <w:bottom w:type="dxa" w:w="120"/>
+              <w:right w:type="dxa" w:w="160"/>
+            </w:tcMar>
+          </w:tcPr>
+          <w:p>
+            <w:pPr>
+              <w:spacing w:line="240" w:lineRule="auto"/>
+              <w:jc w:val="left"/>
+            </w:pPr>
+            <w:r>
+              <w:rPr>
+                <w:rFonts w:ascii="Arial" w:cs="Arial" w:eastAsia="Arial" w:hAnsi="Arial"/>
+                <w:b w:val="false"/>
+                <w:bCs w:val="false"/>
+                <w:sz w:val="20"/>
+                <w:szCs w:val="20"/>
+              </w:rPr>
+              <w:t xml:space="preserve">enumeration</w:t>
+            </w:r>
+          </w:p>
+        </w:tc>
+        <w:tc>
+          <w:tcPr>
+            <w:tcW w:type="dxa" w:w="1041"/>
+            <w:tcBorders>
+              <w:top w:val="single" w:color="E2E8F0" w:sz="4"/>
+              <w:left w:val="none" w:color="auto" w:sz="0"/>
+              <w:bottom w:val="single" w:color="E2E8F0" w:sz="4"/>
+              <w:right w:val="none" w:color="auto" w:sz="0"/>
+            </w:tcBorders>
+            <w:tcMar>
+              <w:top w:type="dxa" w:w="120"/>
+              <w:left w:type="dxa" w:w="160"/>
+              <w:bottom w:type="dxa" w:w="120"/>
+              <w:right w:type="dxa" w:w="160"/>
+            </w:tcMar>
+          </w:tcPr>
+          <w:p>
+            <w:pPr>
+              <w:spacing w:line="240" w:lineRule="auto"/>
+              <w:jc w:val="left"/>
+            </w:pPr>
+            <w:r>
+              <w:rPr>
+                <w:rFonts w:ascii="Arial" w:cs="Arial" w:eastAsia="Arial" w:hAnsi="Arial"/>
+                <w:b w:val="false"/>
+                <w:bCs w:val="false"/>
+                <w:sz w:val="20"/>
+                <w:szCs w:val="20"/>
+              </w:rPr>
+              <w:t xml:space="preserve">No</w:t>
+            </w:r>
+          </w:p>
+        </w:tc>
+        <w:tc>
+          <w:tcPr>
+            <w:tcW w:type="dxa" w:w="1041"/>
+            <w:tcBorders>
+              <w:top w:val="single" w:color="E2E8F0" w:sz="4"/>
+              <w:left w:val="none" w:color="auto" w:sz="0"/>
+              <w:bottom w:val="single" w:color="E2E8F0" w:sz="4"/>
+              <w:right w:val="none" w:color="auto" w:sz="0"/>
+            </w:tcBorders>
+            <w:tcMar>
+              <w:top w:type="dxa" w:w="120"/>
+              <w:left w:type="dxa" w:w="160"/>
+              <w:bottom w:type="dxa" w:w="120"/>
+              <w:right w:type="dxa" w:w="160"/>
+            </w:tcMar>
+          </w:tcPr>
+          <w:p>
+            <w:pPr>
+              <w:spacing w:line="240" w:lineRule="auto"/>
+              <w:jc w:val="left"/>
+            </w:pPr>
+          </w:p>
+        </w:tc>
+        <w:tc>
+          <w:tcPr>
+            <w:tcW w:type="dxa" w:w="3172"/>
+            <w:tcBorders>
+              <w:top w:val="single" w:color="E2E8F0" w:sz="4"/>
+              <w:left w:val="none" w:color="auto" w:sz="0"/>
+              <w:bottom w:val="single" w:color="E2E8F0" w:sz="4"/>
+              <w:right w:val="none" w:color="auto" w:sz="0"/>
+            </w:tcBorders>
+            <w:tcMar>
+              <w:top w:type="dxa" w:w="120"/>
+              <w:left w:type="dxa" w:w="160"/>
+              <w:bottom w:type="dxa" w:w="120"/>
+              <w:right w:type="dxa" w:w="160"/>
+            </w:tcMar>
+          </w:tcPr>
+          <w:p>
+            <w:pPr>
+              <w:spacing w:line="240" w:lineRule="auto"/>
+              <w:jc w:val="left"/>
+            </w:pPr>
+            <w:r>
+              <w:rPr>
+                <w:rFonts w:ascii="Arial" w:cs="Arial" w:eastAsia="Arial" w:hAnsi="Arial"/>
+                <w:b w:val="false"/>
+                <w:bCs w:val="false"/>
+                <w:sz w:val="20"/>
+                <w:szCs w:val="20"/>
+              </w:rPr>
+              <w:t xml:space="preserve">Verified, Pending Verification or Rejected</w:t>
+            </w:r>
+          </w:p>
+        </w:tc>
+      </w:tr>
+      <w:tr>
+        <w:trPr>
+          <w:cantSplit/>
+        </w:trPr>
+        <w:tc>
+          <w:tcPr>
+            <w:tcW w:type="dxa" w:w="2039"/>
+            <w:tcBorders>
+              <w:top w:val="single" w:color="E2E8F0" w:sz="4"/>
+              <w:left w:val="none" w:color="auto" w:sz="0"/>
+              <w:bottom w:val="single" w:color="E2E8F0" w:sz="4"/>
+              <w:right w:val="none" w:color="auto" w:sz="0"/>
+            </w:tcBorders>
+            <w:tcMar>
+              <w:top w:type="dxa" w:w="120"/>
+              <w:left w:type="dxa" w:w="160"/>
+              <w:bottom w:type="dxa" w:w="120"/>
+              <w:right w:type="dxa" w:w="160"/>
+            </w:tcMar>
+          </w:tcPr>
+          <w:p>
+            <w:pPr>
+              <w:spacing w:line="240" w:lineRule="auto"/>
+              <w:jc w:val="left"/>
+            </w:pPr>
+            <w:r>
+              <w:rPr>
+                <w:rFonts w:ascii="Arial" w:cs="Arial" w:eastAsia="Arial" w:hAnsi="Arial"/>
+                <w:b w:val="false"/>
+                <w:bCs w:val="false"/>
+                <w:sz w:val="20"/>
+                <w:szCs w:val="20"/>
+              </w:rPr>
+              <w:t xml:space="preserve">transaction_reference</w:t>
+            </w:r>
+          </w:p>
+        </w:tc>
+        <w:tc>
+          <w:tcPr>
+            <w:tcW w:type="dxa" w:w="1347"/>
+            <w:tcBorders>
+              <w:top w:val="single" w:color="E2E8F0" w:sz="4"/>
+              <w:left w:val="none" w:color="auto" w:sz="0"/>
+              <w:bottom w:val="single" w:color="E2E8F0" w:sz="4"/>
+              <w:right w:val="none" w:color="auto" w:sz="0"/>
+            </w:tcBorders>
+            <w:tcMar>
+              <w:top w:type="dxa" w:w="120"/>
+              <w:left w:type="dxa" w:w="160"/>
+              <w:bottom w:type="dxa" w:w="120"/>
+              <w:right w:type="dxa" w:w="160"/>
+            </w:tcMar>
+          </w:tcPr>
+          <w:p>
+            <w:pPr>
+              <w:spacing w:line="240" w:lineRule="auto"/>
+              <w:jc w:val="left"/>
+            </w:pPr>
+            <w:r>
+              <w:rPr>
+                <w:rFonts w:ascii="Arial" w:cs="Arial" w:eastAsia="Arial" w:hAnsi="Arial"/>
+                <w:b w:val="false"/>
+                <w:bCs w:val="false"/>
+                <w:sz w:val="20"/>
+                <w:szCs w:val="20"/>
+              </w:rPr>
+              <w:t xml:space="preserve">varchar(120)</w:t>
+            </w:r>
+          </w:p>
+        </w:tc>
+        <w:tc>
+          <w:tcPr>
+            <w:tcW w:type="dxa" w:w="1041"/>
+            <w:tcBorders>
+              <w:top w:val="single" w:color="E2E8F0" w:sz="4"/>
+              <w:left w:val="none" w:color="auto" w:sz="0"/>
+              <w:bottom w:val="single" w:color="E2E8F0" w:sz="4"/>
+              <w:right w:val="none" w:color="auto" w:sz="0"/>
+            </w:tcBorders>
+            <w:tcMar>
+              <w:top w:type="dxa" w:w="120"/>
+              <w:left w:type="dxa" w:w="160"/>
+              <w:bottom w:type="dxa" w:w="120"/>
+              <w:right w:type="dxa" w:w="160"/>
+            </w:tcMar>
+          </w:tcPr>
+          <w:p>
+            <w:pPr>
+              <w:spacing w:line="240" w:lineRule="auto"/>
+              <w:jc w:val="left"/>
+            </w:pPr>
+            <w:r>
+              <w:rPr>
+                <w:rFonts w:ascii="Arial" w:cs="Arial" w:eastAsia="Arial" w:hAnsi="Arial"/>
+                <w:b w:val="false"/>
+                <w:bCs w:val="false"/>
+                <w:sz w:val="20"/>
+                <w:szCs w:val="20"/>
+              </w:rPr>
+              <w:t xml:space="preserve">Yes</w:t>
+            </w:r>
+          </w:p>
+        </w:tc>
+        <w:tc>
+          <w:tcPr>
+            <w:tcW w:type="dxa" w:w="1041"/>
+            <w:tcBorders>
+              <w:top w:val="single" w:color="E2E8F0" w:sz="4"/>
+              <w:left w:val="none" w:color="auto" w:sz="0"/>
+              <w:bottom w:val="single" w:color="E2E8F0" w:sz="4"/>
+              <w:right w:val="none" w:color="auto" w:sz="0"/>
+            </w:tcBorders>
+            <w:tcMar>
+              <w:top w:type="dxa" w:w="120"/>
+              <w:left w:type="dxa" w:w="160"/>
+              <w:bottom w:type="dxa" w:w="120"/>
+              <w:right w:type="dxa" w:w="160"/>
+            </w:tcMar>
+          </w:tcPr>
+          <w:p>
+            <w:pPr>
+              <w:spacing w:line="240" w:lineRule="auto"/>
+              <w:jc w:val="left"/>
+            </w:pPr>
+          </w:p>
+        </w:tc>
+        <w:tc>
+          <w:tcPr>
+            <w:tcW w:type="dxa" w:w="3172"/>
+            <w:tcBorders>
+              <w:top w:val="single" w:color="E2E8F0" w:sz="4"/>
+              <w:left w:val="none" w:color="auto" w:sz="0"/>
+              <w:bottom w:val="single" w:color="E2E8F0" w:sz="4"/>
+              <w:right w:val="none" w:color="auto" w:sz="0"/>
+            </w:tcBorders>
+            <w:tcMar>
+              <w:top w:type="dxa" w:w="120"/>
+              <w:left w:type="dxa" w:w="160"/>
+              <w:bottom w:type="dxa" w:w="120"/>
+              <w:right w:type="dxa" w:w="160"/>
+            </w:tcMar>
+          </w:tcPr>
+          <w:p>
+            <w:pPr>
+              <w:spacing w:line="240" w:lineRule="auto"/>
+              <w:jc w:val="left"/>
+            </w:pPr>
+            <w:r>
+              <w:rPr>
+                <w:rFonts w:ascii="Arial" w:cs="Arial" w:eastAsia="Arial" w:hAnsi="Arial"/>
+                <w:b w:val="false"/>
+                <w:bCs w:val="false"/>
+                <w:sz w:val="20"/>
+                <w:szCs w:val="20"/>
+              </w:rPr>
+              <w:t xml:space="preserve">The gateway's reference for an online payment; never recorded twice</w:t>
+            </w:r>
+          </w:p>
+        </w:tc>
+      </w:tr>
+      <w:tr>
+        <w:trPr>
+          <w:cantSplit/>
+        </w:trPr>
+        <w:tc>
+          <w:tcPr>
+            <w:tcW w:type="dxa" w:w="2039"/>
+            <w:tcBorders>
+              <w:top w:val="single" w:color="E2E8F0" w:sz="4"/>
+              <w:left w:val="none" w:color="auto" w:sz="0"/>
+              <w:bottom w:val="single" w:color="E2E8F0" w:sz="4"/>
+              <w:right w:val="none" w:color="auto" w:sz="0"/>
+            </w:tcBorders>
+            <w:tcMar>
+              <w:top w:type="dxa" w:w="120"/>
+              <w:left w:type="dxa" w:w="160"/>
+              <w:bottom w:type="dxa" w:w="120"/>
+              <w:right w:type="dxa" w:w="160"/>
+            </w:tcMar>
+          </w:tcPr>
+          <w:p>
+            <w:pPr>
+              <w:spacing w:line="240" w:lineRule="auto"/>
+              <w:jc w:val="left"/>
+            </w:pPr>
+            <w:r>
+              <w:rPr>
+                <w:rFonts w:ascii="Arial" w:cs="Arial" w:eastAsia="Arial" w:hAnsi="Arial"/>
+                <w:b w:val="false"/>
+                <w:bCs w:val="false"/>
+                <w:sz w:val="20"/>
+                <w:szCs w:val="20"/>
+              </w:rPr>
+              <w:t xml:space="preserve">is_linda_billing, linda_water_charge, linda_electricity_charge</w:t>
+            </w:r>
+          </w:p>
+        </w:tc>
+        <w:tc>
+          <w:tcPr>
+            <w:tcW w:type="dxa" w:w="1347"/>
+            <w:tcBorders>
+              <w:top w:val="single" w:color="E2E8F0" w:sz="4"/>
+              <w:left w:val="none" w:color="auto" w:sz="0"/>
+              <w:bottom w:val="single" w:color="E2E8F0" w:sz="4"/>
+              <w:right w:val="none" w:color="auto" w:sz="0"/>
+            </w:tcBorders>
+            <w:tcMar>
+              <w:top w:type="dxa" w:w="120"/>
+              <w:left w:type="dxa" w:w="160"/>
+              <w:bottom w:type="dxa" w:w="120"/>
+              <w:right w:type="dxa" w:w="160"/>
+            </w:tcMar>
+          </w:tcPr>
+          <w:p>
+            <w:pPr>
+              <w:spacing w:line="240" w:lineRule="auto"/>
+              <w:jc w:val="left"/>
+            </w:pPr>
+            <w:r>
+              <w:rPr>
+                <w:rFonts w:ascii="Arial" w:cs="Arial" w:eastAsia="Arial" w:hAnsi="Arial"/>
+                <w:b w:val="false"/>
+                <w:bCs w:val="false"/>
+                <w:sz w:val="20"/>
+                <w:szCs w:val="20"/>
+              </w:rPr>
+              <w:t xml:space="preserve">boolean, numeric(10,2)</w:t>
+            </w:r>
+          </w:p>
+        </w:tc>
+        <w:tc>
+          <w:tcPr>
+            <w:tcW w:type="dxa" w:w="1041"/>
+            <w:tcBorders>
+              <w:top w:val="single" w:color="E2E8F0" w:sz="4"/>
+              <w:left w:val="none" w:color="auto" w:sz="0"/>
+              <w:bottom w:val="single" w:color="E2E8F0" w:sz="4"/>
+              <w:right w:val="none" w:color="auto" w:sz="0"/>
+            </w:tcBorders>
+            <w:tcMar>
+              <w:top w:type="dxa" w:w="120"/>
+              <w:left w:type="dxa" w:w="160"/>
+              <w:bottom w:type="dxa" w:w="120"/>
+              <w:right w:type="dxa" w:w="160"/>
+            </w:tcMar>
+          </w:tcPr>
+          <w:p>
+            <w:pPr>
+              <w:spacing w:line="240" w:lineRule="auto"/>
+              <w:jc w:val="left"/>
+            </w:pPr>
+            <w:r>
+              <w:rPr>
+                <w:rFonts w:ascii="Arial" w:cs="Arial" w:eastAsia="Arial" w:hAnsi="Arial"/>
+                <w:b w:val="false"/>
+                <w:bCs w:val="false"/>
+                <w:sz w:val="20"/>
+                <w:szCs w:val="20"/>
+              </w:rPr>
+              <w:t xml:space="preserve">Yes</w:t>
+            </w:r>
+          </w:p>
+        </w:tc>
+        <w:tc>
+          <w:tcPr>
+            <w:tcW w:type="dxa" w:w="1041"/>
+            <w:tcBorders>
+              <w:top w:val="single" w:color="E2E8F0" w:sz="4"/>
+              <w:left w:val="none" w:color="auto" w:sz="0"/>
+              <w:bottom w:val="single" w:color="E2E8F0" w:sz="4"/>
+              <w:right w:val="none" w:color="auto" w:sz="0"/>
+            </w:tcBorders>
+            <w:tcMar>
+              <w:top w:type="dxa" w:w="120"/>
+              <w:left w:type="dxa" w:w="160"/>
+              <w:bottom w:type="dxa" w:w="120"/>
+              <w:right w:type="dxa" w:w="160"/>
+            </w:tcMar>
+          </w:tcPr>
+          <w:p>
+            <w:pPr>
+              <w:spacing w:line="240" w:lineRule="auto"/>
+              <w:jc w:val="left"/>
+            </w:pPr>
+          </w:p>
+        </w:tc>
+        <w:tc>
+          <w:tcPr>
+            <w:tcW w:type="dxa" w:w="3172"/>
+            <w:tcBorders>
+              <w:top w:val="single" w:color="E2E8F0" w:sz="4"/>
+              <w:left w:val="none" w:color="auto" w:sz="0"/>
+              <w:bottom w:val="single" w:color="E2E8F0" w:sz="4"/>
+              <w:right w:val="none" w:color="auto" w:sz="0"/>
+            </w:tcBorders>
+            <w:tcMar>
+              <w:top w:type="dxa" w:w="120"/>
+              <w:left w:type="dxa" w:w="160"/>
+              <w:bottom w:type="dxa" w:w="120"/>
+              <w:right w:type="dxa" w:w="160"/>
+            </w:tcMar>
+          </w:tcPr>
+          <w:p>
+            <w:pPr>
+              <w:spacing w:line="240" w:lineRule="auto"/>
+              <w:jc w:val="left"/>
+            </w:pPr>
+            <w:r>
+              <w:rPr>
+                <w:rFonts w:ascii="Arial" w:cs="Arial" w:eastAsia="Arial" w:hAnsi="Arial"/>
+                <w:b w:val="false"/>
+                <w:bCs w:val="false"/>
+                <w:sz w:val="20"/>
+                <w:szCs w:val="20"/>
+              </w:rPr>
+              <w:t xml:space="preserve">The two Linda units' charges, recorded separately (BR-040)</w:t>
+            </w:r>
+          </w:p>
+        </w:tc>
+      </w:tr>
+      <w:tr>
+        <w:trPr>
+          <w:cantSplit/>
+        </w:trPr>
+        <w:tc>
+          <w:tcPr>
+            <w:tcW w:type="dxa" w:w="2039"/>
+            <w:tcBorders>
+              <w:top w:val="single" w:color="E2E8F0" w:sz="4"/>
+              <w:left w:val="none" w:color="auto" w:sz="0"/>
+              <w:bottom w:val="single" w:color="E2E8F0" w:sz="4"/>
+              <w:right w:val="none" w:color="auto" w:sz="0"/>
+            </w:tcBorders>
+            <w:tcMar>
+              <w:top w:type="dxa" w:w="120"/>
+              <w:left w:type="dxa" w:w="160"/>
+              <w:bottom w:type="dxa" w:w="120"/>
+              <w:right w:type="dxa" w:w="160"/>
+            </w:tcMar>
+          </w:tcPr>
+          <w:p>
+            <w:pPr>
+              <w:spacing w:line="240" w:lineRule="auto"/>
+              <w:jc w:val="left"/>
+            </w:pPr>
+            <w:r>
+              <w:rPr>
+                <w:rFonts w:ascii="Arial" w:cs="Arial" w:eastAsia="Arial" w:hAnsi="Arial"/>
+                <w:b w:val="false"/>
+                <w:bCs w:val="false"/>
+                <w:sz w:val="20"/>
+                <w:szCs w:val="20"/>
+              </w:rPr>
+              <w:t xml:space="preserve">voided_at, voided_by, void_reason</w:t>
+            </w:r>
+          </w:p>
+        </w:tc>
+        <w:tc>
+          <w:tcPr>
+            <w:tcW w:type="dxa" w:w="1347"/>
+            <w:tcBorders>
+              <w:top w:val="single" w:color="E2E8F0" w:sz="4"/>
+              <w:left w:val="none" w:color="auto" w:sz="0"/>
+              <w:bottom w:val="single" w:color="E2E8F0" w:sz="4"/>
+              <w:right w:val="none" w:color="auto" w:sz="0"/>
+            </w:tcBorders>
+            <w:tcMar>
+              <w:top w:type="dxa" w:w="120"/>
+              <w:left w:type="dxa" w:w="160"/>
+              <w:bottom w:type="dxa" w:w="120"/>
+              <w:right w:type="dxa" w:w="160"/>
+            </w:tcMar>
+          </w:tcPr>
+          <w:p>
+            <w:pPr>
+              <w:spacing w:line="240" w:lineRule="auto"/>
+              <w:jc w:val="left"/>
+            </w:pPr>
+            <w:r>
+              <w:rPr>
+                <w:rFonts w:ascii="Arial" w:cs="Arial" w:eastAsia="Arial" w:hAnsi="Arial"/>
+                <w:b w:val="false"/>
+                <w:bCs w:val="false"/>
+                <w:sz w:val="20"/>
+                <w:szCs w:val="20"/>
+              </w:rPr>
+              <w:t xml:space="preserve">timestamp, uuid, text</w:t>
+            </w:r>
+          </w:p>
+        </w:tc>
+        <w:tc>
+          <w:tcPr>
+            <w:tcW w:type="dxa" w:w="1041"/>
+            <w:tcBorders>
+              <w:top w:val="single" w:color="E2E8F0" w:sz="4"/>
+              <w:left w:val="none" w:color="auto" w:sz="0"/>
+              <w:bottom w:val="single" w:color="E2E8F0" w:sz="4"/>
+              <w:right w:val="none" w:color="auto" w:sz="0"/>
+            </w:tcBorders>
+            <w:tcMar>
+              <w:top w:type="dxa" w:w="120"/>
+              <w:left w:type="dxa" w:w="160"/>
+              <w:bottom w:type="dxa" w:w="120"/>
+              <w:right w:type="dxa" w:w="160"/>
+            </w:tcMar>
+          </w:tcPr>
+          <w:p>
+            <w:pPr>
+              <w:spacing w:line="240" w:lineRule="auto"/>
+              <w:jc w:val="left"/>
+            </w:pPr>
+            <w:r>
+              <w:rPr>
+                <w:rFonts w:ascii="Arial" w:cs="Arial" w:eastAsia="Arial" w:hAnsi="Arial"/>
+                <w:b w:val="false"/>
+                <w:bCs w:val="false"/>
+                <w:sz w:val="20"/>
+                <w:szCs w:val="20"/>
+              </w:rPr>
+              <w:t xml:space="preserve">Yes</w:t>
+            </w:r>
+          </w:p>
+        </w:tc>
+        <w:tc>
+          <w:tcPr>
+            <w:tcW w:type="dxa" w:w="1041"/>
+            <w:tcBorders>
+              <w:top w:val="single" w:color="E2E8F0" w:sz="4"/>
+              <w:left w:val="none" w:color="auto" w:sz="0"/>
+              <w:bottom w:val="single" w:color="E2E8F0" w:sz="4"/>
+              <w:right w:val="none" w:color="auto" w:sz="0"/>
+            </w:tcBorders>
+            <w:tcMar>
+              <w:top w:type="dxa" w:w="120"/>
+              <w:left w:type="dxa" w:w="160"/>
+              <w:bottom w:type="dxa" w:w="120"/>
+              <w:right w:type="dxa" w:w="160"/>
+            </w:tcMar>
+          </w:tcPr>
+          <w:p>
+            <w:pPr>
+              <w:spacing w:line="240" w:lineRule="auto"/>
+              <w:jc w:val="left"/>
+            </w:pPr>
+            <w:r>
+              <w:rPr>
+                <w:rFonts w:ascii="Arial" w:cs="Arial" w:eastAsia="Arial" w:hAnsi="Arial"/>
+                <w:b w:val="false"/>
+                <w:bCs w:val="false"/>
+                <w:sz w:val="20"/>
+                <w:szCs w:val="20"/>
+              </w:rPr>
+              <w:t xml:space="preserve">voided_by: FK</w:t>
+            </w:r>
+          </w:p>
+        </w:tc>
+        <w:tc>
+          <w:tcPr>
+            <w:tcW w:type="dxa" w:w="3172"/>
+            <w:tcBorders>
+              <w:top w:val="single" w:color="E2E8F0" w:sz="4"/>
+              <w:left w:val="none" w:color="auto" w:sz="0"/>
+              <w:bottom w:val="single" w:color="E2E8F0" w:sz="4"/>
+              <w:right w:val="none" w:color="auto" w:sz="0"/>
+            </w:tcBorders>
+            <w:tcMar>
+              <w:top w:type="dxa" w:w="120"/>
+              <w:left w:type="dxa" w:w="160"/>
+              <w:bottom w:type="dxa" w:w="120"/>
+              <w:right w:type="dxa" w:w="160"/>
+            </w:tcMar>
+          </w:tcPr>
+          <w:p>
+            <w:pPr>
+              <w:spacing w:line="240" w:lineRule="auto"/>
+              <w:jc w:val="left"/>
+            </w:pPr>
+            <w:r>
+              <w:rPr>
+                <w:rFonts w:ascii="Arial" w:cs="Arial" w:eastAsia="Arial" w:hAnsi="Arial"/>
+                <w:b w:val="false"/>
+                <w:bCs w:val="false"/>
+                <w:sz w:val="20"/>
+                <w:szCs w:val="20"/>
+              </w:rPr>
+              <w:t xml:space="preserve">When, by whom and why a receipt was voided; a voided receipt is kept, never deleted</w:t>
+            </w:r>
+          </w:p>
+        </w:tc>
+      </w:tr>
+      <w:tr>
+        <w:trPr>
+          <w:cantSplit/>
+        </w:trPr>
+        <w:tc>
+          <w:tcPr>
+            <w:tcW w:type="dxa" w:w="2039"/>
+            <w:tcBorders>
+              <w:top w:val="single" w:color="E2E8F0" w:sz="4"/>
+              <w:left w:val="none" w:color="auto" w:sz="0"/>
+              <w:bottom w:val="single" w:color="1A202C" w:sz="12"/>
+              <w:right w:val="none" w:color="auto" w:sz="0"/>
+            </w:tcBorders>
+            <w:tcMar>
+              <w:top w:type="dxa" w:w="120"/>
+              <w:left w:type="dxa" w:w="160"/>
+              <w:bottom w:type="dxa" w:w="120"/>
+              <w:right w:type="dxa" w:w="160"/>
+            </w:tcMar>
+          </w:tcPr>
+          <w:p>
+            <w:pPr>
+              <w:spacing w:line="240" w:lineRule="auto"/>
+              <w:jc w:val="left"/>
+            </w:pPr>
+            <w:r>
+              <w:rPr>
+                <w:rFonts w:ascii="Arial" w:cs="Arial" w:eastAsia="Arial" w:hAnsi="Arial"/>
+                <w:b w:val="false"/>
+                <w:bCs w:val="false"/>
+                <w:sz w:val="20"/>
+                <w:szCs w:val="20"/>
+              </w:rPr>
+              <w:t xml:space="preserve">created_at, updated_at</w:t>
+            </w:r>
+          </w:p>
+        </w:tc>
+        <w:tc>
+          <w:tcPr>
+            <w:tcW w:type="dxa" w:w="1347"/>
+            <w:tcBorders>
+              <w:top w:val="single" w:color="E2E8F0" w:sz="4"/>
+              <w:left w:val="none" w:color="auto" w:sz="0"/>
+              <w:bottom w:val="single" w:color="1A202C" w:sz="12"/>
+              <w:right w:val="none" w:color="auto" w:sz="0"/>
+            </w:tcBorders>
+            <w:tcMar>
+              <w:top w:type="dxa" w:w="120"/>
+              <w:left w:type="dxa" w:w="160"/>
+              <w:bottom w:type="dxa" w:w="120"/>
+              <w:right w:type="dxa" w:w="160"/>
+            </w:tcMar>
+          </w:tcPr>
+          <w:p>
+            <w:pPr>
+              <w:spacing w:line="240" w:lineRule="auto"/>
+              <w:jc w:val="left"/>
+            </w:pPr>
+            <w:r>
+              <w:rPr>
+                <w:rFonts w:ascii="Arial" w:cs="Arial" w:eastAsia="Arial" w:hAnsi="Arial"/>
+                <w:b w:val="false"/>
+                <w:bCs w:val="false"/>
+                <w:sz w:val="20"/>
+                <w:szCs w:val="20"/>
+              </w:rPr>
+              <w:t xml:space="preserve">timestamp</w:t>
+            </w:r>
+          </w:p>
+        </w:tc>
+        <w:tc>
+          <w:tcPr>
+            <w:tcW w:type="dxa" w:w="1041"/>
+            <w:tcBorders>
+              <w:top w:val="single" w:color="E2E8F0" w:sz="4"/>
+              <w:left w:val="none" w:color="auto" w:sz="0"/>
+              <w:bottom w:val="single" w:color="1A202C" w:sz="12"/>
+              <w:right w:val="none" w:color="auto" w:sz="0"/>
+            </w:tcBorders>
+            <w:tcMar>
+              <w:top w:type="dxa" w:w="120"/>
+              <w:left w:type="dxa" w:w="160"/>
+              <w:bottom w:type="dxa" w:w="120"/>
+              <w:right w:type="dxa" w:w="160"/>
+            </w:tcMar>
+          </w:tcPr>
+          <w:p>
+            <w:pPr>
+              <w:spacing w:line="240" w:lineRule="auto"/>
+              <w:jc w:val="left"/>
+            </w:pPr>
+            <w:r>
+              <w:rPr>
+                <w:rFonts w:ascii="Arial" w:cs="Arial" w:eastAsia="Arial" w:hAnsi="Arial"/>
+                <w:b w:val="false"/>
+                <w:bCs w:val="false"/>
+                <w:sz w:val="20"/>
+                <w:szCs w:val="20"/>
+              </w:rPr>
+              <w:t xml:space="preserve">Yes</w:t>
+            </w:r>
+          </w:p>
+        </w:tc>
+        <w:tc>
+          <w:tcPr>
+            <w:tcW w:type="dxa" w:w="1041"/>
+            <w:tcBorders>
+              <w:top w:val="single" w:color="E2E8F0" w:sz="4"/>
+              <w:left w:val="none" w:color="auto" w:sz="0"/>
+              <w:bottom w:val="single" w:color="1A202C" w:sz="12"/>
+              <w:right w:val="none" w:color="auto" w:sz="0"/>
+            </w:tcBorders>
+            <w:tcMar>
+              <w:top w:type="dxa" w:w="120"/>
+              <w:left w:type="dxa" w:w="160"/>
+              <w:bottom w:type="dxa" w:w="120"/>
+              <w:right w:type="dxa" w:w="160"/>
+            </w:tcMar>
+          </w:tcPr>
+          <w:p>
+            <w:pPr>
+              <w:spacing w:line="240" w:lineRule="auto"/>
+              <w:jc w:val="left"/>
+            </w:pPr>
+          </w:p>
+        </w:tc>
+        <w:tc>
+          <w:tcPr>
+            <w:tcW w:type="dxa" w:w="3172"/>
+            <w:tcBorders>
+              <w:top w:val="single" w:color="E2E8F0" w:sz="4"/>
+              <w:left w:val="none" w:color="auto" w:sz="0"/>
+              <w:bottom w:val="single" w:color="1A202C" w:sz="12"/>
+              <w:right w:val="none" w:color="auto" w:sz="0"/>
+            </w:tcBorders>
+            <w:tcMar>
+              <w:top w:type="dxa" w:w="120"/>
+              <w:left w:type="dxa" w:w="160"/>
+              <w:bottom w:type="dxa" w:w="120"/>
+              <w:right w:type="dxa" w:w="160"/>
+            </w:tcMar>
+          </w:tcPr>
+          <w:p>
+            <w:pPr>
+              <w:spacing w:line="240" w:lineRule="auto"/>
+              <w:jc w:val="left"/>
+            </w:pPr>
+            <w:r>
+              <w:rPr>
+                <w:rFonts w:ascii="Arial" w:cs="Arial" w:eastAsia="Arial" w:hAnsi="Arial"/>
+                <w:b w:val="false"/>
+                <w:bCs w:val="false"/>
+                <w:sz w:val="20"/>
+                <w:szCs w:val="20"/>
+              </w:rPr>
+              <w:t xml:space="preserve">When the row was written and last changed</w:t>
+            </w:r>
+          </w:p>
+        </w:tc>
+      </w:tr>
+    </w:tbl>
+    <w:p>
+      <w:pPr>
+        <w:spacing w:after="240" w:before="120" w:line="480" w:lineRule="auto"/>
+      </w:pPr>
     </w:p>
     <w:p>
       <w:pPr>
@@ -2794,7 +6794,7 @@
                     </pic:cNvPicPr>
                   </pic:nvPicPr>
                   <pic:blipFill>
-                    <a:blip r:embed="rId8" cstate="none"/>
+                    <a:blip r:embed="rId14" cstate="none"/>
                     <a:srcRect/>
                     <a:stretch>
                       <a:fillRect/>
@@ -2831,7 +6831,7 @@
           <w:sz w:val="24"/>
           <w:szCs w:val="24"/>
         </w:rPr>
-        <w:t xml:space="preserve">Figure 4. Room and Rate Directory.</w:t>
+        <w:t xml:space="preserve">Figure 10. Room and Rate Directory.</w:t>
       </w:r>
     </w:p>
     <w:p>
@@ -2892,7 +6892,7 @@
                     </pic:cNvPicPr>
                   </pic:nvPicPr>
                   <pic:blipFill>
-                    <a:blip r:embed="rId9" cstate="none"/>
+                    <a:blip r:embed="rId15" cstate="none"/>
                     <a:srcRect/>
                     <a:stretch>
                       <a:fillRect/>
@@ -2939,7 +6939,7 @@
                     </pic:cNvPicPr>
                   </pic:nvPicPr>
                   <pic:blipFill>
-                    <a:blip r:embed="rId10" cstate="none"/>
+                    <a:blip r:embed="rId16" cstate="none"/>
                     <a:srcRect/>
                     <a:stretch>
                       <a:fillRect/>
@@ -2976,7 +6976,7 @@
           <w:sz w:val="24"/>
           <w:szCs w:val="24"/>
         </w:rPr>
-        <w:t xml:space="preserve">Figure 5. Public Unit Catalogue (top) and Enquiry Form (bottom).</w:t>
+        <w:t xml:space="preserve">Figure 11. Public Unit Catalogue (top) and Enquiry Form (bottom).</w:t>
       </w:r>
     </w:p>
     <w:p>
@@ -3131,7 +7131,7 @@
                     </pic:cNvPicPr>
                   </pic:nvPicPr>
                   <pic:blipFill>
-                    <a:blip r:embed="rId11" cstate="none"/>
+                    <a:blip r:embed="rId17" cstate="none"/>
                     <a:srcRect/>
                     <a:stretch>
                       <a:fillRect/>
@@ -3168,7 +7168,7 @@
           <w:sz w:val="24"/>
           <w:szCs w:val="24"/>
         </w:rPr>
-        <w:t xml:space="preserve">Figure 6. The Monthly Income Ledger.</w:t>
+        <w:t xml:space="preserve">Figure 12. The Monthly Income Ledger.</w:t>
       </w:r>
     </w:p>
     <w:p>
@@ -3239,7 +7239,7 @@
           <w:sz w:val="24"/>
           <w:szCs w:val="24"/>
         </w:rPr>
-        <w:t xml:space="preserve">Every figure the owner reads is worked out by the system from the rules in Table 7A rather than typed, so the same inputs always give the same amount.</w:t>
+        <w:t xml:space="preserve">Every figure the owner reads is worked out by the system from the rules in Table 7B rather than typed, so the same inputs always give the same amount.</w:t>
       </w:r>
     </w:p>
     <w:p>
@@ -3256,7 +7256,7 @@
           <w:sz w:val="24"/>
           <w:szCs w:val="24"/>
         </w:rPr>
-        <w:t xml:space="preserve">Table 7A.</w:t>
+        <w:t xml:space="preserve">Table 7B.</w:t>
       </w:r>
       <w:r>
         <w:rPr>
@@ -4293,7 +8293,7 @@
                     </pic:cNvPicPr>
                   </pic:nvPicPr>
                   <pic:blipFill>
-                    <a:blip r:embed="rId12" cstate="none"/>
+                    <a:blip r:embed="rId18" cstate="none"/>
                     <a:srcRect/>
                     <a:stretch>
                       <a:fillRect/>
@@ -4330,7 +8330,7 @@
           <w:sz w:val="24"/>
           <w:szCs w:val="24"/>
         </w:rPr>
-        <w:t xml:space="preserve">Figure 7. Maintenance Requests Board.</w:t>
+        <w:t xml:space="preserve">Figure 13. Maintenance Requests Board.</w:t>
       </w:r>
     </w:p>
     <w:p>
@@ -4632,7 +8632,7 @@
           <w:sz w:val="24"/>
           <w:szCs w:val="24"/>
         </w:rPr>
-        <w:t xml:space="preserve">Table 7B sets out which role may use which function. It is read from the permission table in the server's code, which every request is checked against before it reaches the data.</w:t>
+        <w:t xml:space="preserve">Table 7C sets out which role may use which function. It is read from the permission table in the server's code, which every request is checked against before it reaches the data.</w:t>
       </w:r>
     </w:p>
     <w:p>
@@ -4649,7 +8649,7 @@
           <w:sz w:val="24"/>
           <w:szCs w:val="24"/>
         </w:rPr>
-        <w:t xml:space="preserve">Table 7B.</w:t>
+        <w:t xml:space="preserve">Table 7C.</w:t>
       </w:r>
       <w:r>
         <w:rPr>
@@ -6531,7 +10531,7 @@
       <w:r>
         <w:drawing>
           <wp:inline distT="0" distB="0" distL="0" distR="0">
-            <wp:extent cx="4171950" cy="5943600"/>
+            <wp:extent cx="5457825" cy="7772400"/>
             <wp:effectExtent t="0" r="0" b="0" l="0"/>
             <wp:docPr id="1" name="" descr="" title=""/>
             <wp:cNvGraphicFramePr>
@@ -6547,7 +10547,7 @@
                     </pic:cNvPicPr>
                   </pic:nvPicPr>
                   <pic:blipFill>
-                    <a:blip r:embed="rId13" cstate="none"/>
+                    <a:blip r:embed="rId19" cstate="none"/>
                     <a:srcRect/>
                     <a:stretch>
                       <a:fillRect/>
@@ -6556,7 +10556,7 @@
                   <pic:spPr bwMode="auto">
                     <a:xfrm>
                       <a:off x="0" y="0"/>
-                      <a:ext cx="4171950" cy="5943600"/>
+                      <a:ext cx="5457825" cy="7772400"/>
                     </a:xfrm>
                     <a:prstGeom prst="rect">
                       <a:avLst/>
@@ -6584,7 +10584,7 @@
           <w:sz w:val="24"/>
           <w:szCs w:val="24"/>
         </w:rPr>
-        <w:t xml:space="preserve">Figure 8. The Tenant Portal on a Mobile Phone.</w:t>
+        <w:t xml:space="preserve">Figure 14. The Tenant Portal on a Mobile Phone.</w:t>
       </w:r>
     </w:p>
     <w:p>

--- a/docs/FINAL MANUSCRIPT/CHAPTER_4_RESULTS_AND_DISCUSSION.docx
+++ b/docs/FINAL MANUSCRIPT/CHAPTER_4_RESULTS_AND_DISCUSSION.docx
@@ -7009,7 +7009,7 @@
           <w:sz w:val="24"/>
           <w:szCs w:val="24"/>
         </w:rPr>
-        <w:t xml:space="preserve">A bill carries rent and water as separate amounts. Water is the number of occupants multiplied by a rate the owner can change in the settings, currently ₱200 per occupant. The two Linda units are charged a fixed water amount instead and are kept out of the property's grand totals, as in the owner's own workbook. A bill is overdue from the day after its due date, as the owner confirmed.</w:t>
+        <w:t xml:space="preserve">A bill carries rent and water as separate amounts. Water is the number of occupants multiplied by a rate the owner can change in the settings, currently ₱200 per occupant, for every unit. The two Linda units' money is recorded separately and kept out of the property's grand totals, as in the owner's own workbook (BR-040). A bill is overdue from the day after its due date, as the owner confirmed.</w:t>
       </w:r>
     </w:p>
     <w:p>
@@ -7239,6 +7239,23 @@
           <w:sz w:val="24"/>
           <w:szCs w:val="24"/>
         </w:rPr>
+        <w:t xml:space="preserve">These results agree with Encarnacion et al. (2025) and Setty (2022), who found that bringing payment records into one structured ledger improves oversight and reduces administrative errors. This study adds one observation to theirs: the consolidation did not only prevent new errors, it exposed errors already present in the owner's records (Section 4.1.1).</w:t>
+      </w:r>
+    </w:p>
+    <w:p>
+      <w:pPr>
+        <w:spacing w:after="0" w:before="0" w:line="480" w:lineRule="auto"/>
+        <w:ind w:firstLine="720"/>
+        <w:jc w:val="both"/>
+      </w:pPr>
+      <w:r>
+        <w:rPr>
+          <w:rFonts w:ascii="Arial" w:cs="Arial" w:eastAsia="Arial" w:hAnsi="Arial"/>
+          <w:b w:val="false"/>
+          <w:bCs w:val="false"/>
+          <w:sz w:val="24"/>
+          <w:szCs w:val="24"/>
+        </w:rPr>
         <w:t xml:space="preserve">Every figure the owner reads is worked out by the system from the rules in Table 7B rather than typed, so the same inputs always give the same amount.</w:t>
       </w:r>
     </w:p>
@@ -8266,6 +8283,23 @@
           <w:szCs w:val="24"/>
         </w:rPr>
         <w:t xml:space="preserve">A tenant submits a request with a title, description and priority, and follows its status through to completion. The owner can also log a repair herself when she is told about it in person, including a repair to an empty unit, which has no tenant to report it. Only the owner can close a request, and when she marks a tenant's repair as done the tenant is notified. The system also sends in-app notifications to the tenant when a payment is verified or declined, and to the owner when a payment, enquiry or request comment arrives. Opening a notification opens the record it is about, for example the payment waiting to be verified, rather than only the page it is on.</w:t>
+      </w:r>
+    </w:p>
+    <w:p>
+      <w:pPr>
+        <w:spacing w:after="0" w:before="0" w:line="480" w:lineRule="auto"/>
+        <w:ind w:firstLine="720"/>
+        <w:jc w:val="both"/>
+      </w:pPr>
+      <w:r>
+        <w:rPr>
+          <w:rFonts w:ascii="Arial" w:cs="Arial" w:eastAsia="Arial" w:hAnsi="Arial"/>
+          <w:b w:val="false"/>
+          <w:bCs w:val="false"/>
+          <w:sz w:val="24"/>
+          <w:szCs w:val="24"/>
+        </w:rPr>
+        <w:t xml:space="preserve">This is the change Saputra et al. (2025) report, in which turning tenant complaints into recorded, traceable requests improved accountability and response management, and it bears on the responsiveness that Jing and Lim (2021) found central to residents' satisfaction: a request now carries its status from submission to closing, where before it left no record (Figure 4).</w:t>
       </w:r>
     </w:p>
     <w:p>
@@ -10519,7 +10553,7 @@
           <w:sz w:val="24"/>
           <w:szCs w:val="24"/>
         </w:rPr>
-        <w:t xml:space="preserve">The client is a Progressive Web Application with a service worker and a web app manifest, so it can be installed on a phone or computer and opens without the browser's address bar. The service worker keeps the application's own files for faster loading, but it does not store tenant or financial data. A separate, read-only copy was added on 1 and 2 October 2026: the essential figures, names and notifications the signed-in person's screens last loaded are kept in the browser on that person's own device, so the installed application can still show them with no connection under one notice giving the time they were saved. For a tenant these are their rent, balance, payments, repair requests and details; for the owner, the units, tenants, income and expense records, repairs and inquiries. Paying, recording and every other action still need the connection and are not offered without it, and the copy is removed when the person signs out or someone else signs in on the device. This stays within the delimitation in Section 1.4: current data and every change to it need an internet connection. Screens adapt to the device: tables on a computer become cards on a phone.</w:t>
+        <w:t xml:space="preserve">The client is a Progressive Web Application with a service worker and a web app manifest, so it can be installed on a phone or computer and opens without the browser's address bar. The service worker keeps the application's own files for faster loading, but it does not store tenant or financial data. A separate, read-only copy was added on 1 and 2 October 2026: the essential figures, names and notifications the signed-in person's screens last loaded are kept in the browser on that person's own device, so the installed application can still show them with no connection under one notice giving the time they were saved. For a tenant these are their rent, balance, payments, repair requests and details; for the owner, the units, tenants, income and expense records, repairs and inquiries. Paying, recording and every other action still need the connection and are not offered without it, and the copy is removed when the person signs out or someone else signs in on the device. This stays within the delimitation in Section 1.4: current data and every change to it need an internet connection. Screens adapt to the device: tables on a computer become cards on a phone. As Biørn-Hansen et al. (2019) describe, one application served every device: the same code ran on the owner's laptop, an Android phone in Chrome and an iPhone in Safari during testing (Section 4.3.7), with no separate mobile application to build or install from an app store.</w:t>
       </w:r>
     </w:p>
     <w:p>
@@ -13918,6 +13952,23 @@
     </w:p>
     <w:p>
       <w:pPr>
+        <w:spacing w:after="0" w:before="0" w:line="480" w:lineRule="auto"/>
+        <w:ind w:firstLine="720"/>
+        <w:jc w:val="both"/>
+      </w:pPr>
+      <w:r>
+        <w:rPr>
+          <w:rFonts w:ascii="Arial" w:cs="Arial" w:eastAsia="Arial" w:hAnsi="Arial"/>
+          <w:b w:val="false"/>
+          <w:bCs w:val="false"/>
+          <w:sz w:val="24"/>
+          <w:szCs w:val="24"/>
+        </w:rPr>
+        <w:t xml:space="preserve">This supports the observation of Magno et al. (2024) that digitizing records does not by itself remove fragmentation. Here every record was already in one database, yet the audit found six places where a screen disagreed with it. The consistency that Pressman and Maxim (2020) attribute to integrated systems had to be verified screen by screen; it did not follow from the shared database alone.</w:t>
+      </w:r>
+    </w:p>
+    <w:p>
+      <w:pPr>
         <w:spacing w:after="120" w:before="240" w:line="480" w:lineRule="auto"/>
         <w:jc w:val="left"/>
       </w:pPr>
@@ -21936,7 +21987,7 @@
           <w:sz w:val="24"/>
           <w:szCs w:val="24"/>
         </w:rPr>
-        <w:t xml:space="preserve">The owner and three tenants used the live system for their own tasks on 30 September 2026, each on their own device and signed in to their own account, after giving written consent. A facilitator read each task aloud without showing where to tap; an observer recorded whether the task was completed without help, with help, or not at all, how long it took, and the number of wrong turns. Following the quality-in-use model of ISO/IEC 25010, completion measures effectiveness, time measures efficiency, and the survey in Section 4.4 measures satisfaction. The owner's session followed the walkthrough (Table 10) and her real work of the day. The tenants came at different times in the evening: the first from 7:28 PM, the other two together from 8:08 PM, which is when the simultaneous session took place. The team repeated the offline and installation tests of Table 11A on two phones, an Android phone in Chrome and an iPhone in Safari.</w:t>
+        <w:t xml:space="preserve">The owner and three tenants used the live system for their own tasks on 30 September 2026, each on their own device and signed in to their own account, after giving written consent, by the procedure and measures described in Section 3.3. The owner's session followed the walkthrough (Table 10) and her real work of the day. The tenants came at different times in the evening: the first from 7:28 PM, the other two together from 8:08 PM, which is when the simultaneous session took place. The team repeated the offline and installation tests of Table 11A on two phones, an Android phone in Chrome and an iPhone in Safari.</w:t>
       </w:r>
     </w:p>
     <w:p>
@@ -25345,6 +25396,23 @@
           <w:szCs w:val="24"/>
         </w:rPr>
         <w:t xml:space="preserve">Every task the tenants attempted was completed, 31 of 34 attempts without help (91 per cent). Help was needed at the start: two of the three tenants were helped through their first sign-in, one after two wrong turns, and one needed help to find their unit and rent. No tenant needed help with anything else. Finding payments, reporting a repair, following it up, checking their details and notifications, opening the GCash payment and being kept out of the owner's pages were all done alone, typically in one to two minutes each. The repairs they sent reached the owner at once and she acted on them the same evening: two were set to In Progress within minutes and she answered the second tenant's note a minute after it was sent. Asked whether anything was confusing, the first tenant said "So far, wala naman" (nothing so far) and the third "Wala naman po" (nothing). The second said "Nakulangan pa ako. And I want more" (it still felt lacking; I want more), which the team reads as a request for more features rather than a difficulty, and which Chapter 5 takes up. The owner, asked what she would use first the next morning, said she would check the repair notifications.</w:t>
+      </w:r>
+    </w:p>
+    <w:p>
+      <w:pPr>
+        <w:spacing w:after="0" w:before="0" w:line="480" w:lineRule="auto"/>
+        <w:ind w:firstLine="720"/>
+        <w:jc w:val="both"/>
+      </w:pPr>
+      <w:r>
+        <w:rPr>
+          <w:rFonts w:ascii="Arial" w:cs="Arial" w:eastAsia="Arial" w:hAnsi="Arial"/>
+          <w:b w:val="false"/>
+          <w:bCs w:val="false"/>
+          <w:sz w:val="24"/>
+          <w:szCs w:val="24"/>
+        </w:rPr>
+        <w:t xml:space="preserve">Mia et al. (2024) name limited technical capacity as a barrier when small Philippine enterprises adopt digital tools. The tenants' results locate that barrier precisely: the only help needed was at the first sign-in and in finding the unit and rent, the first two things a new user does, and none afterwards.</w:t>
       </w:r>
     </w:p>
     <w:p>
@@ -26915,7 +26983,7 @@
           <w:sz w:val="24"/>
           <w:szCs w:val="24"/>
         </w:rPr>
-        <w:t xml:space="preserve">The system was evaluated by three groups using a survey based on the ISO/IEC 25010 software quality model: the owner, the tenants, and technical evaluators (IT professionals, developers or IT faculty). Each group rated only what it is in a position to judge. Tenants use only the tenant portal, so they did not rate Security or Maintainability. Only technical evaluators rated Maintainability, because judging it requires reading the source code and documentation.</w:t>
+        <w:t xml:space="preserve">The system was evaluated by three groups using a survey based on the product quality model of ISO/IEC 25010:2011, the edition on whose eight characteristics the instrument was built: the owner, the tenants, and technical evaluators (IT professionals, developers or IT faculty). Each group rated only what it is in a position to judge. Tenants use only the tenant portal, so they did not rate Security or Maintainability. Only technical evaluators rated Maintainability, because judging it requires reading the source code and documentation.</w:t>
       </w:r>
     </w:p>
     <w:p>
@@ -51540,6 +51608,7 @@
       <w:tblGrid>
         <w:gridCol w:w="100"/>
         <w:gridCol w:w="100"/>
+        <w:gridCol w:w="100"/>
       </w:tblGrid>
       <w:tr>
         <w:trPr>
@@ -51548,7 +51617,7 @@
         </w:trPr>
         <w:tc>
           <w:tcPr>
-            <w:tcW w:type="dxa" w:w="2367"/>
+            <w:tcW w:type="dxa" w:w="1356"/>
             <w:tcBorders>
               <w:top w:val="single" w:color="1A202C" w:sz="12"/>
               <w:left w:val="none" w:color="auto" w:sz="0"/>
@@ -51582,7 +51651,7 @@
         </w:tc>
         <w:tc>
           <w:tcPr>
-            <w:tcW w:type="dxa" w:w="6273"/>
+            <w:tcW w:type="dxa" w:w="3479"/>
             <w:tcBorders>
               <w:top w:val="single" w:color="1A202C" w:sz="12"/>
               <w:left w:val="none" w:color="auto" w:sz="0"/>
@@ -51611,6 +51680,40 @@
                 <w:szCs w:val="20"/>
               </w:rPr>
               <w:t xml:space="preserve">Requirement</w:t>
+            </w:r>
+          </w:p>
+        </w:tc>
+        <w:tc>
+          <w:tcPr>
+            <w:tcW w:type="dxa" w:w="3805"/>
+            <w:tcBorders>
+              <w:top w:val="single" w:color="1A202C" w:sz="12"/>
+              <w:left w:val="none" w:color="auto" w:sz="0"/>
+              <w:bottom w:val="single" w:color="1A202C" w:sz="12"/>
+              <w:right w:val="none" w:color="auto" w:sz="0"/>
+            </w:tcBorders>
+            <w:shd w:fill="F8FAFC"/>
+            <w:tcMar>
+              <w:top w:type="dxa" w:w="140"/>
+              <w:left w:type="dxa" w:w="160"/>
+              <w:bottom w:type="dxa" w:w="140"/>
+              <w:right w:type="dxa" w:w="160"/>
+            </w:tcMar>
+          </w:tcPr>
+          <w:p>
+            <w:pPr>
+              <w:spacing w:line="240" w:lineRule="auto"/>
+              <w:jc w:val="center"/>
+            </w:pPr>
+            <w:r>
+              <w:rPr>
+                <w:rFonts w:ascii="Arial" w:cs="Arial" w:eastAsia="Arial" w:hAnsi="Arial"/>
+                <w:b/>
+                <w:bCs/>
+                <w:sz w:val="20"/>
+                <w:szCs w:val="20"/>
+              </w:rPr>
+              <w:t xml:space="preserve">Used in testing, 30 September 2026</w:t>
             </w:r>
           </w:p>
         </w:tc>
@@ -51621,67 +51724,100 @@
         </w:trPr>
         <w:tc>
           <w:tcPr>
-            <w:tcW w:type="dxa" w:w="2367"/>
-            <w:tcBorders>
-              <w:top w:val="single" w:color="E2E8F0" w:sz="4"/>
-              <w:left w:val="none" w:color="auto" w:sz="0"/>
-              <w:bottom w:val="single" w:color="E2E8F0" w:sz="4"/>
-              <w:right w:val="none" w:color="auto" w:sz="0"/>
-            </w:tcBorders>
-            <w:tcMar>
-              <w:top w:type="dxa" w:w="120"/>
-              <w:left w:type="dxa" w:w="160"/>
-              <w:bottom w:type="dxa" w:w="120"/>
-              <w:right w:type="dxa" w:w="160"/>
-            </w:tcMar>
-          </w:tcPr>
-          <w:p>
-            <w:pPr>
-              <w:spacing w:line="240" w:lineRule="auto"/>
-              <w:jc w:val="left"/>
-            </w:pPr>
-            <w:r>
-              <w:rPr>
-                <w:rFonts w:ascii="Arial" w:cs="Arial" w:eastAsia="Arial" w:hAnsi="Arial"/>
-                <w:b w:val="false"/>
-                <w:bCs w:val="false"/>
-                <w:sz w:val="20"/>
-                <w:szCs w:val="20"/>
-              </w:rPr>
-              <w:t xml:space="preserve">Owner and tenants</w:t>
-            </w:r>
-          </w:p>
-        </w:tc>
-        <w:tc>
-          <w:tcPr>
-            <w:tcW w:type="dxa" w:w="6273"/>
-            <w:tcBorders>
-              <w:top w:val="single" w:color="E2E8F0" w:sz="4"/>
-              <w:left w:val="none" w:color="auto" w:sz="0"/>
-              <w:bottom w:val="single" w:color="E2E8F0" w:sz="4"/>
-              <w:right w:val="none" w:color="auto" w:sz="0"/>
-            </w:tcBorders>
-            <w:tcMar>
-              <w:top w:type="dxa" w:w="120"/>
-              <w:left w:type="dxa" w:w="160"/>
-              <w:bottom w:type="dxa" w:w="120"/>
-              <w:right w:type="dxa" w:w="160"/>
-            </w:tcMar>
-          </w:tcPr>
-          <w:p>
-            <w:pPr>
-              <w:spacing w:line="240" w:lineRule="auto"/>
-              <w:jc w:val="left"/>
-            </w:pPr>
-            <w:r>
-              <w:rPr>
-                <w:rFonts w:ascii="Arial" w:cs="Arial" w:eastAsia="Arial" w:hAnsi="Arial"/>
-                <w:b w:val="false"/>
-                <w:bCs w:val="false"/>
-                <w:sz w:val="20"/>
-                <w:szCs w:val="20"/>
-              </w:rPr>
-              <w:t xml:space="preserve">A current web browser (Chrome, Edge, Firefox or Safari) on a computer or phone, and an internet connection</w:t>
+            <w:tcW w:type="dxa" w:w="1356"/>
+            <w:tcBorders>
+              <w:top w:val="single" w:color="E2E8F0" w:sz="4"/>
+              <w:left w:val="none" w:color="auto" w:sz="0"/>
+              <w:bottom w:val="single" w:color="E2E8F0" w:sz="4"/>
+              <w:right w:val="none" w:color="auto" w:sz="0"/>
+            </w:tcBorders>
+            <w:tcMar>
+              <w:top w:type="dxa" w:w="120"/>
+              <w:left w:type="dxa" w:w="160"/>
+              <w:bottom w:type="dxa" w:w="120"/>
+              <w:right w:type="dxa" w:w="160"/>
+            </w:tcMar>
+          </w:tcPr>
+          <w:p>
+            <w:pPr>
+              <w:spacing w:line="240" w:lineRule="auto"/>
+              <w:jc w:val="left"/>
+            </w:pPr>
+            <w:r>
+              <w:rPr>
+                <w:rFonts w:ascii="Arial" w:cs="Arial" w:eastAsia="Arial" w:hAnsi="Arial"/>
+                <w:b w:val="false"/>
+                <w:bCs w:val="false"/>
+                <w:sz w:val="20"/>
+                <w:szCs w:val="20"/>
+              </w:rPr>
+              <w:t xml:space="preserve">Owner</w:t>
+            </w:r>
+          </w:p>
+        </w:tc>
+        <w:tc>
+          <w:tcPr>
+            <w:tcW w:type="dxa" w:w="3479"/>
+            <w:tcBorders>
+              <w:top w:val="single" w:color="E2E8F0" w:sz="4"/>
+              <w:left w:val="none" w:color="auto" w:sz="0"/>
+              <w:bottom w:val="single" w:color="E2E8F0" w:sz="4"/>
+              <w:right w:val="none" w:color="auto" w:sz="0"/>
+            </w:tcBorders>
+            <w:tcMar>
+              <w:top w:type="dxa" w:w="120"/>
+              <w:left w:type="dxa" w:w="160"/>
+              <w:bottom w:type="dxa" w:w="120"/>
+              <w:right w:type="dxa" w:w="160"/>
+            </w:tcMar>
+          </w:tcPr>
+          <w:p>
+            <w:pPr>
+              <w:spacing w:line="240" w:lineRule="auto"/>
+              <w:jc w:val="left"/>
+            </w:pPr>
+            <w:r>
+              <w:rPr>
+                <w:rFonts w:ascii="Arial" w:cs="Arial" w:eastAsia="Arial" w:hAnsi="Arial"/>
+                <w:b w:val="false"/>
+                <w:bCs w:val="false"/>
+                <w:sz w:val="20"/>
+                <w:szCs w:val="20"/>
+              </w:rPr>
+              <w:t xml:space="preserve">A current web browser on a computer, and an internet connection</w:t>
+            </w:r>
+          </w:p>
+        </w:tc>
+        <w:tc>
+          <w:tcPr>
+            <w:tcW w:type="dxa" w:w="3805"/>
+            <w:tcBorders>
+              <w:top w:val="single" w:color="E2E8F0" w:sz="4"/>
+              <w:left w:val="none" w:color="auto" w:sz="0"/>
+              <w:bottom w:val="single" w:color="E2E8F0" w:sz="4"/>
+              <w:right w:val="none" w:color="auto" w:sz="0"/>
+            </w:tcBorders>
+            <w:tcMar>
+              <w:top w:type="dxa" w:w="120"/>
+              <w:left w:type="dxa" w:w="160"/>
+              <w:bottom w:type="dxa" w:w="120"/>
+              <w:right w:type="dxa" w:w="160"/>
+            </w:tcMar>
+          </w:tcPr>
+          <w:p>
+            <w:pPr>
+              <w:spacing w:line="240" w:lineRule="auto"/>
+              <w:jc w:val="left"/>
+            </w:pPr>
+            <w:r>
+              <w:rPr>
+                <w:rFonts w:ascii="Arial" w:cs="Arial" w:eastAsia="Arial" w:hAnsi="Arial"/>
+                <w:b w:val="false"/>
+                <w:bCs w:val="false"/>
+                <w:sz w:val="20"/>
+                <w:szCs w:val="20"/>
+              </w:rPr>
+              <w:t xml:space="preserve">The administrator laptop, Chrome; the team's laptop, a Dell XPS 15 on Windows 11 with Chrome 154, Edge and Firefox 157 (Table 11, §4.4.5)</w:t>
             </w:r>
           </w:p>
         </w:tc>
@@ -51692,67 +51828,100 @@
         </w:trPr>
         <w:tc>
           <w:tcPr>
-            <w:tcW w:type="dxa" w:w="2367"/>
-            <w:tcBorders>
-              <w:top w:val="single" w:color="E2E8F0" w:sz="4"/>
-              <w:left w:val="none" w:color="auto" w:sz="0"/>
-              <w:bottom w:val="single" w:color="E2E8F0" w:sz="4"/>
-              <w:right w:val="none" w:color="auto" w:sz="0"/>
-            </w:tcBorders>
-            <w:tcMar>
-              <w:top w:type="dxa" w:w="120"/>
-              <w:left w:type="dxa" w:w="160"/>
-              <w:bottom w:type="dxa" w:w="120"/>
-              <w:right w:type="dxa" w:w="160"/>
-            </w:tcMar>
-          </w:tcPr>
-          <w:p>
-            <w:pPr>
-              <w:spacing w:line="240" w:lineRule="auto"/>
-              <w:jc w:val="left"/>
-            </w:pPr>
-            <w:r>
-              <w:rPr>
-                <w:rFonts w:ascii="Arial" w:cs="Arial" w:eastAsia="Arial" w:hAnsi="Arial"/>
-                <w:b w:val="false"/>
-                <w:bCs w:val="false"/>
-                <w:sz w:val="20"/>
-                <w:szCs w:val="20"/>
-              </w:rPr>
-              <w:t xml:space="preserve">Hosting</w:t>
-            </w:r>
-          </w:p>
-        </w:tc>
-        <w:tc>
-          <w:tcPr>
-            <w:tcW w:type="dxa" w:w="6273"/>
-            <w:tcBorders>
-              <w:top w:val="single" w:color="E2E8F0" w:sz="4"/>
-              <w:left w:val="none" w:color="auto" w:sz="0"/>
-              <w:bottom w:val="single" w:color="E2E8F0" w:sz="4"/>
-              <w:right w:val="none" w:color="auto" w:sz="0"/>
-            </w:tcBorders>
-            <w:tcMar>
-              <w:top w:type="dxa" w:w="120"/>
-              <w:left w:type="dxa" w:w="160"/>
-              <w:bottom w:type="dxa" w:w="120"/>
-              <w:right w:type="dxa" w:w="160"/>
-            </w:tcMar>
-          </w:tcPr>
-          <w:p>
-            <w:pPr>
-              <w:spacing w:line="240" w:lineRule="auto"/>
-              <w:jc w:val="left"/>
-            </w:pPr>
-            <w:r>
-              <w:rPr>
-                <w:rFonts w:ascii="Arial" w:cs="Arial" w:eastAsia="Arial" w:hAnsi="Arial"/>
-                <w:b w:val="false"/>
-                <w:bCs w:val="false"/>
-                <w:sz w:val="20"/>
-                <w:szCs w:val="20"/>
-              </w:rPr>
-              <w:t xml:space="preserve">Vercel (application), Supabase (PostgreSQL database), Adyen merchant account with GCash (optional online payment)</w:t>
+            <w:tcW w:type="dxa" w:w="1356"/>
+            <w:tcBorders>
+              <w:top w:val="single" w:color="E2E8F0" w:sz="4"/>
+              <w:left w:val="none" w:color="auto" w:sz="0"/>
+              <w:bottom w:val="single" w:color="E2E8F0" w:sz="4"/>
+              <w:right w:val="none" w:color="auto" w:sz="0"/>
+            </w:tcBorders>
+            <w:tcMar>
+              <w:top w:type="dxa" w:w="120"/>
+              <w:left w:type="dxa" w:w="160"/>
+              <w:bottom w:type="dxa" w:w="120"/>
+              <w:right w:type="dxa" w:w="160"/>
+            </w:tcMar>
+          </w:tcPr>
+          <w:p>
+            <w:pPr>
+              <w:spacing w:line="240" w:lineRule="auto"/>
+              <w:jc w:val="left"/>
+            </w:pPr>
+            <w:r>
+              <w:rPr>
+                <w:rFonts w:ascii="Arial" w:cs="Arial" w:eastAsia="Arial" w:hAnsi="Arial"/>
+                <w:b w:val="false"/>
+                <w:bCs w:val="false"/>
+                <w:sz w:val="20"/>
+                <w:szCs w:val="20"/>
+              </w:rPr>
+              <w:t xml:space="preserve">Tenants and visitors</w:t>
+            </w:r>
+          </w:p>
+        </w:tc>
+        <w:tc>
+          <w:tcPr>
+            <w:tcW w:type="dxa" w:w="3479"/>
+            <w:tcBorders>
+              <w:top w:val="single" w:color="E2E8F0" w:sz="4"/>
+              <w:left w:val="none" w:color="auto" w:sz="0"/>
+              <w:bottom w:val="single" w:color="E2E8F0" w:sz="4"/>
+              <w:right w:val="none" w:color="auto" w:sz="0"/>
+            </w:tcBorders>
+            <w:tcMar>
+              <w:top w:type="dxa" w:w="120"/>
+              <w:left w:type="dxa" w:w="160"/>
+              <w:bottom w:type="dxa" w:w="120"/>
+              <w:right w:type="dxa" w:w="160"/>
+            </w:tcMar>
+          </w:tcPr>
+          <w:p>
+            <w:pPr>
+              <w:spacing w:line="240" w:lineRule="auto"/>
+              <w:jc w:val="left"/>
+            </w:pPr>
+            <w:r>
+              <w:rPr>
+                <w:rFonts w:ascii="Arial" w:cs="Arial" w:eastAsia="Arial" w:hAnsi="Arial"/>
+                <w:b w:val="false"/>
+                <w:bCs w:val="false"/>
+                <w:sz w:val="20"/>
+                <w:szCs w:val="20"/>
+              </w:rPr>
+              <w:t xml:space="preserve">A current web browser (Chrome, Edge, Firefox or Safari) on a phone or computer, and an internet connection</w:t>
+            </w:r>
+          </w:p>
+        </w:tc>
+        <w:tc>
+          <w:tcPr>
+            <w:tcW w:type="dxa" w:w="3805"/>
+            <w:tcBorders>
+              <w:top w:val="single" w:color="E2E8F0" w:sz="4"/>
+              <w:left w:val="none" w:color="auto" w:sz="0"/>
+              <w:bottom w:val="single" w:color="E2E8F0" w:sz="4"/>
+              <w:right w:val="none" w:color="auto" w:sz="0"/>
+            </w:tcBorders>
+            <w:tcMar>
+              <w:top w:type="dxa" w:w="120"/>
+              <w:left w:type="dxa" w:w="160"/>
+              <w:bottom w:type="dxa" w:w="120"/>
+              <w:right w:type="dxa" w:w="160"/>
+            </w:tcMar>
+          </w:tcPr>
+          <w:p>
+            <w:pPr>
+              <w:spacing w:line="240" w:lineRule="auto"/>
+              <w:jc w:val="left"/>
+            </w:pPr>
+            <w:r>
+              <w:rPr>
+                <w:rFonts w:ascii="Arial" w:cs="Arial" w:eastAsia="Arial" w:hAnsi="Arial"/>
+                <w:b w:val="false"/>
+                <w:bCs w:val="false"/>
+                <w:sz w:val="20"/>
+                <w:szCs w:val="20"/>
+              </w:rPr>
+              <w:t xml:space="preserve">Infinix GT20 with Android and Chrome 154; iPhone 15 and iPhone 13 with Safari; the three tenants' own phones, models not recorded</w:t>
             </w:r>
           </w:p>
         </w:tc>
@@ -51763,7 +51932,111 @@
         </w:trPr>
         <w:tc>
           <w:tcPr>
-            <w:tcW w:type="dxa" w:w="2367"/>
+            <w:tcW w:type="dxa" w:w="1356"/>
+            <w:tcBorders>
+              <w:top w:val="single" w:color="E2E8F0" w:sz="4"/>
+              <w:left w:val="none" w:color="auto" w:sz="0"/>
+              <w:bottom w:val="single" w:color="E2E8F0" w:sz="4"/>
+              <w:right w:val="none" w:color="auto" w:sz="0"/>
+            </w:tcBorders>
+            <w:tcMar>
+              <w:top w:type="dxa" w:w="120"/>
+              <w:left w:type="dxa" w:w="160"/>
+              <w:bottom w:type="dxa" w:w="120"/>
+              <w:right w:type="dxa" w:w="160"/>
+            </w:tcMar>
+          </w:tcPr>
+          <w:p>
+            <w:pPr>
+              <w:spacing w:line="240" w:lineRule="auto"/>
+              <w:jc w:val="left"/>
+            </w:pPr>
+            <w:r>
+              <w:rPr>
+                <w:rFonts w:ascii="Arial" w:cs="Arial" w:eastAsia="Arial" w:hAnsi="Arial"/>
+                <w:b w:val="false"/>
+                <w:bCs w:val="false"/>
+                <w:sz w:val="20"/>
+                <w:szCs w:val="20"/>
+              </w:rPr>
+              <w:t xml:space="preserve">Hosting</w:t>
+            </w:r>
+          </w:p>
+        </w:tc>
+        <w:tc>
+          <w:tcPr>
+            <w:tcW w:type="dxa" w:w="3479"/>
+            <w:tcBorders>
+              <w:top w:val="single" w:color="E2E8F0" w:sz="4"/>
+              <w:left w:val="none" w:color="auto" w:sz="0"/>
+              <w:bottom w:val="single" w:color="E2E8F0" w:sz="4"/>
+              <w:right w:val="none" w:color="auto" w:sz="0"/>
+            </w:tcBorders>
+            <w:tcMar>
+              <w:top w:type="dxa" w:w="120"/>
+              <w:left w:type="dxa" w:w="160"/>
+              <w:bottom w:type="dxa" w:w="120"/>
+              <w:right w:type="dxa" w:w="160"/>
+            </w:tcMar>
+          </w:tcPr>
+          <w:p>
+            <w:pPr>
+              <w:spacing w:line="240" w:lineRule="auto"/>
+              <w:jc w:val="left"/>
+            </w:pPr>
+            <w:r>
+              <w:rPr>
+                <w:rFonts w:ascii="Arial" w:cs="Arial" w:eastAsia="Arial" w:hAnsi="Arial"/>
+                <w:b w:val="false"/>
+                <w:bCs w:val="false"/>
+                <w:sz w:val="20"/>
+                <w:szCs w:val="20"/>
+              </w:rPr>
+              <w:t xml:space="preserve">Vercel (application), Supabase (PostgreSQL database), Adyen merchant account with GCash (optional online payment)</w:t>
+            </w:r>
+          </w:p>
+        </w:tc>
+        <w:tc>
+          <w:tcPr>
+            <w:tcW w:type="dxa" w:w="3805"/>
+            <w:tcBorders>
+              <w:top w:val="single" w:color="E2E8F0" w:sz="4"/>
+              <w:left w:val="none" w:color="auto" w:sz="0"/>
+              <w:bottom w:val="single" w:color="E2E8F0" w:sz="4"/>
+              <w:right w:val="none" w:color="auto" w:sz="0"/>
+            </w:tcBorders>
+            <w:tcMar>
+              <w:top w:type="dxa" w:w="120"/>
+              <w:left w:type="dxa" w:w="160"/>
+              <w:bottom w:type="dxa" w:w="120"/>
+              <w:right w:type="dxa" w:w="160"/>
+            </w:tcMar>
+          </w:tcPr>
+          <w:p>
+            <w:pPr>
+              <w:spacing w:line="240" w:lineRule="auto"/>
+              <w:jc w:val="left"/>
+            </w:pPr>
+            <w:r>
+              <w:rPr>
+                <w:rFonts w:ascii="Arial" w:cs="Arial" w:eastAsia="Arial" w:hAnsi="Arial"/>
+                <w:b w:val="false"/>
+                <w:bCs w:val="false"/>
+                <w:sz w:val="20"/>
+                <w:szCs w:val="20"/>
+              </w:rPr>
+              <w:t xml:space="preserve">Vercel; PostgreSQL 17.6 on Supabase; Adyen Web Drop-in 6.44 and API Library 32.0 (Table 7)</w:t>
+            </w:r>
+          </w:p>
+        </w:tc>
+      </w:tr>
+      <w:tr>
+        <w:trPr>
+          <w:cantSplit/>
+        </w:trPr>
+        <w:tc>
+          <w:tcPr>
+            <w:tcW w:type="dxa" w:w="1356"/>
             <w:tcBorders>
               <w:top w:val="single" w:color="E2E8F0" w:sz="4"/>
               <w:left w:val="none" w:color="auto" w:sz="0"/>
@@ -51796,7 +52069,7 @@
         </w:tc>
         <w:tc>
           <w:tcPr>
-            <w:tcW w:type="dxa" w:w="6273"/>
+            <w:tcW w:type="dxa" w:w="3479"/>
             <w:tcBorders>
               <w:top w:val="single" w:color="E2E8F0" w:sz="4"/>
               <w:left w:val="none" w:color="auto" w:sz="0"/>
@@ -51824,6 +52097,39 @@
                 <w:szCs w:val="20"/>
               </w:rPr>
               <w:t xml:space="preserve">A computer that can run Node.js, used only for backups and verification runs</w:t>
+            </w:r>
+          </w:p>
+        </w:tc>
+        <w:tc>
+          <w:tcPr>
+            <w:tcW w:type="dxa" w:w="3805"/>
+            <w:tcBorders>
+              <w:top w:val="single" w:color="E2E8F0" w:sz="4"/>
+              <w:left w:val="none" w:color="auto" w:sz="0"/>
+              <w:bottom w:val="single" w:color="1A202C" w:sz="12"/>
+              <w:right w:val="none" w:color="auto" w:sz="0"/>
+            </w:tcBorders>
+            <w:tcMar>
+              <w:top w:type="dxa" w:w="120"/>
+              <w:left w:type="dxa" w:w="160"/>
+              <w:bottom w:type="dxa" w:w="120"/>
+              <w:right w:type="dxa" w:w="160"/>
+            </w:tcMar>
+          </w:tcPr>
+          <w:p>
+            <w:pPr>
+              <w:spacing w:line="240" w:lineRule="auto"/>
+              <w:jc w:val="left"/>
+            </w:pPr>
+            <w:r>
+              <w:rPr>
+                <w:rFonts w:ascii="Arial" w:cs="Arial" w:eastAsia="Arial" w:hAnsi="Arial"/>
+                <w:b w:val="false"/>
+                <w:bCs w:val="false"/>
+                <w:sz w:val="20"/>
+                <w:szCs w:val="20"/>
+              </w:rPr>
+              <w:t xml:space="preserve">Node.js 22.16 on the team's Windows 11 computer</w:t>
             </w:r>
           </w:p>
         </w:tc>

--- a/docs/FINAL MANUSCRIPT/CHAPTER_4_RESULTS_AND_DISCUSSION.docx
+++ b/docs/FINAL MANUSCRIPT/CHAPTER_4_RESULTS_AND_DISCUSSION.docx
@@ -12224,7 +12224,7 @@
           <w:sz w:val="24"/>
           <w:szCs w:val="24"/>
         </w:rPr>
-        <w:t xml:space="preserve">Asked afterwards what had gone wrong, Adyen Technical Support explained that GCash needs a specific acquirer account configuration in the test environment, and that some of its fields had probably been changed during Adyen's automatic setup flow, which broke the default configuration the payment method depends on (Adyen Technical Support, personal communication, September 27, 2026). The test environment runs on predefined configurations and does not carry out every step end to end, so a fault that live onboarding would catch appeared here as an immediate refusal. In the live environment the setup is more controlled: some steps are handled by Adyen Support, and the merchant may be asked for further details. Going live is therefore treated as a separate step (Chapter 5, Recommendation 5).</w:t>
+        <w:t xml:space="preserve">Asked afterwards what had gone wrong, Adyen Technical Support explained that GCash needs a specific acquirer account configuration in the test environment, and that some of its fields had probably been changed during Adyen's automatic setup flow, which broke the default configuration the payment method depends on (Adyen Technical Support, personal communication, September 27, 2026). The test environment runs on predefined configurations and does not carry out every step end to end, so a fault that live onboarding would catch appeared here as an immediate refusal. In the live environment the setup is more controlled: some steps are handled by Adyen Support, and the merchant may be asked for further details. Going live is therefore treated as a separate step (Chapter 5, Recommendation 3).</w:t>
       </w:r>
     </w:p>
     <w:p>
@@ -20402,7 +20402,7 @@
           <w:sz w:val="24"/>
           <w:szCs w:val="24"/>
         </w:rPr>
-        <w:t xml:space="preserve">Google's measurements agree with these. PageSpeed Insights, which runs Lighthouse on Google's servers against an emulated mid-range phone on a slow 4G connection, scored the public page 85 to 88 for performance in four runs on 30 September and 1 October, with its largest element drawn at 3.4 to 3.6 seconds, and 95 and 98 as a computer page (largest element at 0.9 and 1.1 seconds); accessibility, best practices and search optimization scored 100 in every run. Lighthouse run on the owner's signed-in Overview on 1 October, in a clean browser profile, scored 85 for performance as a computer page and 81 as a phone page, and 100 for accessibility and best practices. Its search score of 66 is intended: the owner's pages tell search engines not to list them, so that her books never appear in search results. What held the signed-in page back was movement as the figures arrived on the computer (a layout shift of 0.22) and 0.7 seconds of script work on the emulated phone (Chapter 5, recommendation 11).</w:t>
+        <w:t xml:space="preserve">Google's measurements agree with these. PageSpeed Insights, which runs Lighthouse on Google's servers against an emulated mid-range phone on a slow 4G connection, scored the public page 85 to 88 for performance in four runs on 30 September and 1 October, with its largest element drawn at 3.4 to 3.6 seconds, and 95 and 98 as a computer page (largest element at 0.9 and 1.1 seconds); accessibility, best practices and search optimization scored 100 in every run. Lighthouse run on the owner's signed-in Overview on 1 October, in a clean browser profile, scored 85 for performance as a computer page and 81 as a phone page, and 100 for accessibility and best practices. Its search score of 66 is intended: the owner's pages tell search engines not to list them, so that her books never appear in search results. What held the signed-in page back was movement as the figures arrived on the computer (a layout shift of 0.22) and 0.7 seconds of script work on the emulated phone (Chapter 5, recommendation 5).</w:t>
       </w:r>
     </w:p>
     <w:p>
@@ -21954,7 +21954,7 @@
           <w:sz w:val="24"/>
           <w:szCs w:val="24"/>
         </w:rPr>
-        <w:t xml:space="preserve">Google Lighthouse (version 12.8, run on the same laptop against the live public page, three runs each, median reported) scored accessibility, best practices and search optimization 100 on both a simulated phone and a computer. It also found the page jumping as it loaded: the footer appeared on an empty page and was pushed down when the page's content arrived, a layout shift of 0.50 where 0.1 is the limit for "good", which held the computer performance score at 76. The space the page needs is now held until it loads; after the change the live page measured a layout shift of 0 and a computer performance score of 95. On the simulated slow phone the score stayed about 70, because the page's main text appears only after its code has arrived and run, about five seconds on that connection. Later that morning phones were sent only the part of each photograph they show: the middle of the building photograph at full sharpness, half the file, and a smaller copy of the gate, a third of it. Google's PageSpeed Insights, which runs Lighthouse on Google's own servers, then scored the phone page 86 for performance with its largest element drawn at 3.5 seconds, against 76 and 5.3 seconds in its run before the change (Chapter 5, recommendation 11). The real-device timings in Table 11 are the measurement that decides how fast the system is for the owner and tenants.</w:t>
+        <w:t xml:space="preserve">Google Lighthouse (version 12.8, run on the same laptop against the live public page, three runs each, median reported) scored accessibility, best practices and search optimization 100 on both a simulated phone and a computer. It also found the page jumping as it loaded: the footer appeared on an empty page and was pushed down when the page's content arrived, a layout shift of 0.50 where 0.1 is the limit for "good", which held the computer performance score at 76. The space the page needs is now held until it loads; after the change the live page measured a layout shift of 0 and a computer performance score of 95. On the simulated slow phone the score stayed about 70, because the page's main text appears only after its code has arrived and run, about five seconds on that connection. Later that morning phones were sent only the part of each photograph they show: the middle of the building photograph at full sharpness, half the file, and a smaller copy of the gate, a third of it. Google's PageSpeed Insights, which runs Lighthouse on Google's own servers, then scored the phone page 86 for performance with its largest element drawn at 3.5 seconds, against 76 and 5.3 seconds in its run before the change (Chapter 5, recommendation 5). The real-device timings in Table 11 are the measurement that decides how fast the system is for the owner and tenants.</w:t>
       </w:r>
     </w:p>
     <w:p>
@@ -39710,7 +39710,7 @@
           <w:sz w:val="24"/>
           <w:szCs w:val="24"/>
         </w:rPr>
-        <w:t xml:space="preserve"> on 30 September at 10:18 PM, with all six headers it checks present (Chapter 5, recommendation 9).</w:t>
+        <w:t xml:space="preserve"> on 30 September at 10:18 PM, with all six headers it checks present.</w:t>
       </w:r>
     </w:p>
     <w:p>

--- a/docs/FINAL MANUSCRIPT/CHAPTER_4_RESULTS_AND_DISCUSSION.docx
+++ b/docs/FINAL MANUSCRIPT/CHAPTER_4_RESULTS_AND_DISCUSSION.docx
@@ -43452,7 +43452,7 @@
         </w:trPr>
         <w:tc>
           <w:tcPr>
-            <w:tcW w:type="dxa" w:w="1526"/>
+            <w:tcW w:type="dxa" w:w="1525"/>
             <w:tcBorders>
               <w:top w:val="single" w:color="1A202C" w:sz="12"/>
               <w:left w:val="none" w:color="auto" w:sz="0"/>
@@ -43486,7 +43486,7 @@
         </w:tc>
         <w:tc>
           <w:tcPr>
-            <w:tcW w:type="dxa" w:w="2789"/>
+            <w:tcW w:type="dxa" w:w="2787"/>
             <w:tcBorders>
               <w:top w:val="single" w:color="1A202C" w:sz="12"/>
               <w:left w:val="none" w:color="auto" w:sz="0"/>
@@ -43520,7 +43520,7 @@
         </w:tc>
         <w:tc>
           <w:tcPr>
-            <w:tcW w:type="dxa" w:w="3042"/>
+            <w:tcW w:type="dxa" w:w="3047"/>
             <w:tcBorders>
               <w:top w:val="single" w:color="1A202C" w:sz="12"/>
               <w:left w:val="none" w:color="auto" w:sz="0"/>
@@ -43554,7 +43554,7 @@
         </w:tc>
         <w:tc>
           <w:tcPr>
-            <w:tcW w:type="dxa" w:w="1283"/>
+            <w:tcW w:type="dxa" w:w="1281"/>
             <w:tcBorders>
               <w:top w:val="single" w:color="1A202C" w:sz="12"/>
               <w:left w:val="none" w:color="auto" w:sz="0"/>
@@ -43593,7 +43593,7 @@
         </w:trPr>
         <w:tc>
           <w:tcPr>
-            <w:tcW w:type="dxa" w:w="1526"/>
+            <w:tcW w:type="dxa" w:w="1525"/>
             <w:tcBorders>
               <w:top w:val="single" w:color="E2E8F0" w:sz="4"/>
               <w:left w:val="none" w:color="auto" w:sz="0"/>
@@ -43626,7 +43626,7 @@
         </w:tc>
         <w:tc>
           <w:tcPr>
-            <w:tcW w:type="dxa" w:w="2789"/>
+            <w:tcW w:type="dxa" w:w="2787"/>
             <w:tcBorders>
               <w:top w:val="single" w:color="E2E8F0" w:sz="4"/>
               <w:left w:val="none" w:color="auto" w:sz="0"/>
@@ -43659,7 +43659,7 @@
         </w:tc>
         <w:tc>
           <w:tcPr>
-            <w:tcW w:type="dxa" w:w="3042"/>
+            <w:tcW w:type="dxa" w:w="3047"/>
             <w:tcBorders>
               <w:top w:val="single" w:color="E2E8F0" w:sz="4"/>
               <w:left w:val="none" w:color="auto" w:sz="0"/>
@@ -43692,7 +43692,7 @@
         </w:tc>
         <w:tc>
           <w:tcPr>
-            <w:tcW w:type="dxa" w:w="1283"/>
+            <w:tcW w:type="dxa" w:w="1281"/>
             <w:tcBorders>
               <w:top w:val="single" w:color="E2E8F0" w:sz="4"/>
               <w:left w:val="none" w:color="auto" w:sz="0"/>
@@ -43730,7 +43730,7 @@
         </w:trPr>
         <w:tc>
           <w:tcPr>
-            <w:tcW w:type="dxa" w:w="1526"/>
+            <w:tcW w:type="dxa" w:w="1525"/>
             <w:tcBorders>
               <w:top w:val="single" w:color="E2E8F0" w:sz="4"/>
               <w:left w:val="none" w:color="auto" w:sz="0"/>
@@ -43763,7 +43763,7 @@
         </w:tc>
         <w:tc>
           <w:tcPr>
-            <w:tcW w:type="dxa" w:w="2789"/>
+            <w:tcW w:type="dxa" w:w="2787"/>
             <w:tcBorders>
               <w:top w:val="single" w:color="E2E8F0" w:sz="4"/>
               <w:left w:val="none" w:color="auto" w:sz="0"/>
@@ -43796,7 +43796,7 @@
         </w:tc>
         <w:tc>
           <w:tcPr>
-            <w:tcW w:type="dxa" w:w="3042"/>
+            <w:tcW w:type="dxa" w:w="3047"/>
             <w:tcBorders>
               <w:top w:val="single" w:color="E2E8F0" w:sz="4"/>
               <w:left w:val="none" w:color="auto" w:sz="0"/>
@@ -43829,7 +43829,7 @@
         </w:tc>
         <w:tc>
           <w:tcPr>
-            <w:tcW w:type="dxa" w:w="1283"/>
+            <w:tcW w:type="dxa" w:w="1281"/>
             <w:tcBorders>
               <w:top w:val="single" w:color="E2E8F0" w:sz="4"/>
               <w:left w:val="none" w:color="auto" w:sz="0"/>
@@ -43867,7 +43867,7 @@
         </w:trPr>
         <w:tc>
           <w:tcPr>
-            <w:tcW w:type="dxa" w:w="1526"/>
+            <w:tcW w:type="dxa" w:w="1525"/>
             <w:tcBorders>
               <w:top w:val="single" w:color="E2E8F0" w:sz="4"/>
               <w:left w:val="none" w:color="auto" w:sz="0"/>
@@ -43900,7 +43900,7 @@
         </w:tc>
         <w:tc>
           <w:tcPr>
-            <w:tcW w:type="dxa" w:w="2789"/>
+            <w:tcW w:type="dxa" w:w="2787"/>
             <w:tcBorders>
               <w:top w:val="single" w:color="E2E8F0" w:sz="4"/>
               <w:left w:val="none" w:color="auto" w:sz="0"/>
@@ -43933,7 +43933,7 @@
         </w:tc>
         <w:tc>
           <w:tcPr>
-            <w:tcW w:type="dxa" w:w="3042"/>
+            <w:tcW w:type="dxa" w:w="3047"/>
             <w:tcBorders>
               <w:top w:val="single" w:color="E2E8F0" w:sz="4"/>
               <w:left w:val="none" w:color="auto" w:sz="0"/>
@@ -43966,7 +43966,7 @@
         </w:tc>
         <w:tc>
           <w:tcPr>
-            <w:tcW w:type="dxa" w:w="1283"/>
+            <w:tcW w:type="dxa" w:w="1281"/>
             <w:tcBorders>
               <w:top w:val="single" w:color="E2E8F0" w:sz="4"/>
               <w:left w:val="none" w:color="auto" w:sz="0"/>
@@ -44004,7 +44004,7 @@
         </w:trPr>
         <w:tc>
           <w:tcPr>
-            <w:tcW w:type="dxa" w:w="1526"/>
+            <w:tcW w:type="dxa" w:w="1525"/>
             <w:tcBorders>
               <w:top w:val="single" w:color="E2E8F0" w:sz="4"/>
               <w:left w:val="none" w:color="auto" w:sz="0"/>
@@ -44037,7 +44037,7 @@
         </w:tc>
         <w:tc>
           <w:tcPr>
-            <w:tcW w:type="dxa" w:w="2789"/>
+            <w:tcW w:type="dxa" w:w="2787"/>
             <w:tcBorders>
               <w:top w:val="single" w:color="E2E8F0" w:sz="4"/>
               <w:left w:val="none" w:color="auto" w:sz="0"/>
@@ -44070,7 +44070,7 @@
         </w:tc>
         <w:tc>
           <w:tcPr>
-            <w:tcW w:type="dxa" w:w="3042"/>
+            <w:tcW w:type="dxa" w:w="3047"/>
             <w:tcBorders>
               <w:top w:val="single" w:color="E2E8F0" w:sz="4"/>
               <w:left w:val="none" w:color="auto" w:sz="0"/>
@@ -44103,7 +44103,7 @@
         </w:tc>
         <w:tc>
           <w:tcPr>
-            <w:tcW w:type="dxa" w:w="1283"/>
+            <w:tcW w:type="dxa" w:w="1281"/>
             <w:tcBorders>
               <w:top w:val="single" w:color="E2E8F0" w:sz="4"/>
               <w:left w:val="none" w:color="auto" w:sz="0"/>
@@ -44141,7 +44141,7 @@
         </w:trPr>
         <w:tc>
           <w:tcPr>
-            <w:tcW w:type="dxa" w:w="1526"/>
+            <w:tcW w:type="dxa" w:w="1525"/>
             <w:tcBorders>
               <w:top w:val="single" w:color="E2E8F0" w:sz="4"/>
               <w:left w:val="none" w:color="auto" w:sz="0"/>
@@ -44174,7 +44174,7 @@
         </w:tc>
         <w:tc>
           <w:tcPr>
-            <w:tcW w:type="dxa" w:w="2789"/>
+            <w:tcW w:type="dxa" w:w="2787"/>
             <w:tcBorders>
               <w:top w:val="single" w:color="E2E8F0" w:sz="4"/>
               <w:left w:val="none" w:color="auto" w:sz="0"/>
@@ -44207,7 +44207,7 @@
         </w:tc>
         <w:tc>
           <w:tcPr>
-            <w:tcW w:type="dxa" w:w="3042"/>
+            <w:tcW w:type="dxa" w:w="3047"/>
             <w:tcBorders>
               <w:top w:val="single" w:color="E2E8F0" w:sz="4"/>
               <w:left w:val="none" w:color="auto" w:sz="0"/>
@@ -44240,7 +44240,7 @@
         </w:tc>
         <w:tc>
           <w:tcPr>
-            <w:tcW w:type="dxa" w:w="1283"/>
+            <w:tcW w:type="dxa" w:w="1281"/>
             <w:tcBorders>
               <w:top w:val="single" w:color="E2E8F0" w:sz="4"/>
               <w:left w:val="none" w:color="auto" w:sz="0"/>
@@ -44278,7 +44278,7 @@
         </w:trPr>
         <w:tc>
           <w:tcPr>
-            <w:tcW w:type="dxa" w:w="1526"/>
+            <w:tcW w:type="dxa" w:w="1525"/>
             <w:tcBorders>
               <w:top w:val="single" w:color="E2E8F0" w:sz="4"/>
               <w:left w:val="none" w:color="auto" w:sz="0"/>
@@ -44311,7 +44311,7 @@
         </w:tc>
         <w:tc>
           <w:tcPr>
-            <w:tcW w:type="dxa" w:w="2789"/>
+            <w:tcW w:type="dxa" w:w="2787"/>
             <w:tcBorders>
               <w:top w:val="single" w:color="E2E8F0" w:sz="4"/>
               <w:left w:val="none" w:color="auto" w:sz="0"/>
@@ -44344,7 +44344,7 @@
         </w:tc>
         <w:tc>
           <w:tcPr>
-            <w:tcW w:type="dxa" w:w="3042"/>
+            <w:tcW w:type="dxa" w:w="3047"/>
             <w:tcBorders>
               <w:top w:val="single" w:color="E2E8F0" w:sz="4"/>
               <w:left w:val="none" w:color="auto" w:sz="0"/>
@@ -44377,7 +44377,7 @@
         </w:tc>
         <w:tc>
           <w:tcPr>
-            <w:tcW w:type="dxa" w:w="1283"/>
+            <w:tcW w:type="dxa" w:w="1281"/>
             <w:tcBorders>
               <w:top w:val="single" w:color="E2E8F0" w:sz="4"/>
               <w:left w:val="none" w:color="auto" w:sz="0"/>
@@ -44415,7 +44415,7 @@
         </w:trPr>
         <w:tc>
           <w:tcPr>
-            <w:tcW w:type="dxa" w:w="1526"/>
+            <w:tcW w:type="dxa" w:w="1525"/>
             <w:tcBorders>
               <w:top w:val="single" w:color="E2E8F0" w:sz="4"/>
               <w:left w:val="none" w:color="auto" w:sz="0"/>
@@ -44448,7 +44448,7 @@
         </w:tc>
         <w:tc>
           <w:tcPr>
-            <w:tcW w:type="dxa" w:w="2789"/>
+            <w:tcW w:type="dxa" w:w="2787"/>
             <w:tcBorders>
               <w:top w:val="single" w:color="E2E8F0" w:sz="4"/>
               <w:left w:val="none" w:color="auto" w:sz="0"/>
@@ -44481,7 +44481,7 @@
         </w:tc>
         <w:tc>
           <w:tcPr>
-            <w:tcW w:type="dxa" w:w="3042"/>
+            <w:tcW w:type="dxa" w:w="3047"/>
             <w:tcBorders>
               <w:top w:val="single" w:color="E2E8F0" w:sz="4"/>
               <w:left w:val="none" w:color="auto" w:sz="0"/>
@@ -44514,7 +44514,7 @@
         </w:tc>
         <w:tc>
           <w:tcPr>
-            <w:tcW w:type="dxa" w:w="1283"/>
+            <w:tcW w:type="dxa" w:w="1281"/>
             <w:tcBorders>
               <w:top w:val="single" w:color="E2E8F0" w:sz="4"/>
               <w:left w:val="none" w:color="auto" w:sz="0"/>
@@ -44552,7 +44552,7 @@
         </w:trPr>
         <w:tc>
           <w:tcPr>
-            <w:tcW w:type="dxa" w:w="1526"/>
+            <w:tcW w:type="dxa" w:w="1525"/>
             <w:tcBorders>
               <w:top w:val="single" w:color="E2E8F0" w:sz="4"/>
               <w:left w:val="none" w:color="auto" w:sz="0"/>
@@ -44585,7 +44585,7 @@
         </w:tc>
         <w:tc>
           <w:tcPr>
-            <w:tcW w:type="dxa" w:w="2789"/>
+            <w:tcW w:type="dxa" w:w="2787"/>
             <w:tcBorders>
               <w:top w:val="single" w:color="E2E8F0" w:sz="4"/>
               <w:left w:val="none" w:color="auto" w:sz="0"/>
@@ -44618,7 +44618,7 @@
         </w:tc>
         <w:tc>
           <w:tcPr>
-            <w:tcW w:type="dxa" w:w="3042"/>
+            <w:tcW w:type="dxa" w:w="3047"/>
             <w:tcBorders>
               <w:top w:val="single" w:color="E2E8F0" w:sz="4"/>
               <w:left w:val="none" w:color="auto" w:sz="0"/>
@@ -44651,7 +44651,7 @@
         </w:tc>
         <w:tc>
           <w:tcPr>
-            <w:tcW w:type="dxa" w:w="1283"/>
+            <w:tcW w:type="dxa" w:w="1281"/>
             <w:tcBorders>
               <w:top w:val="single" w:color="E2E8F0" w:sz="4"/>
               <w:left w:val="none" w:color="auto" w:sz="0"/>
@@ -44689,7 +44689,7 @@
         </w:trPr>
         <w:tc>
           <w:tcPr>
-            <w:tcW w:type="dxa" w:w="1526"/>
+            <w:tcW w:type="dxa" w:w="1525"/>
             <w:tcBorders>
               <w:top w:val="single" w:color="E2E8F0" w:sz="4"/>
               <w:left w:val="none" w:color="auto" w:sz="0"/>
@@ -44722,7 +44722,7 @@
         </w:tc>
         <w:tc>
           <w:tcPr>
-            <w:tcW w:type="dxa" w:w="2789"/>
+            <w:tcW w:type="dxa" w:w="2787"/>
             <w:tcBorders>
               <w:top w:val="single" w:color="E2E8F0" w:sz="4"/>
               <w:left w:val="none" w:color="auto" w:sz="0"/>
@@ -44755,7 +44755,7 @@
         </w:tc>
         <w:tc>
           <w:tcPr>
-            <w:tcW w:type="dxa" w:w="3042"/>
+            <w:tcW w:type="dxa" w:w="3047"/>
             <w:tcBorders>
               <w:top w:val="single" w:color="E2E8F0" w:sz="4"/>
               <w:left w:val="none" w:color="auto" w:sz="0"/>
@@ -44788,7 +44788,7 @@
         </w:tc>
         <w:tc>
           <w:tcPr>
-            <w:tcW w:type="dxa" w:w="1283"/>
+            <w:tcW w:type="dxa" w:w="1281"/>
             <w:tcBorders>
               <w:top w:val="single" w:color="E2E8F0" w:sz="4"/>
               <w:left w:val="none" w:color="auto" w:sz="0"/>
@@ -44826,7 +44826,7 @@
         </w:trPr>
         <w:tc>
           <w:tcPr>
-            <w:tcW w:type="dxa" w:w="1526"/>
+            <w:tcW w:type="dxa" w:w="1525"/>
             <w:tcBorders>
               <w:top w:val="single" w:color="E2E8F0" w:sz="4"/>
               <w:left w:val="none" w:color="auto" w:sz="0"/>
@@ -44859,7 +44859,7 @@
         </w:tc>
         <w:tc>
           <w:tcPr>
-            <w:tcW w:type="dxa" w:w="2789"/>
+            <w:tcW w:type="dxa" w:w="2787"/>
             <w:tcBorders>
               <w:top w:val="single" w:color="E2E8F0" w:sz="4"/>
               <w:left w:val="none" w:color="auto" w:sz="0"/>
@@ -44892,7 +44892,7 @@
         </w:tc>
         <w:tc>
           <w:tcPr>
-            <w:tcW w:type="dxa" w:w="3042"/>
+            <w:tcW w:type="dxa" w:w="3047"/>
             <w:tcBorders>
               <w:top w:val="single" w:color="E2E8F0" w:sz="4"/>
               <w:left w:val="none" w:color="auto" w:sz="0"/>
@@ -44925,7 +44925,7 @@
         </w:tc>
         <w:tc>
           <w:tcPr>
-            <w:tcW w:type="dxa" w:w="1283"/>
+            <w:tcW w:type="dxa" w:w="1281"/>
             <w:tcBorders>
               <w:top w:val="single" w:color="E2E8F0" w:sz="4"/>
               <w:left w:val="none" w:color="auto" w:sz="0"/>
@@ -44963,7 +44963,7 @@
         </w:trPr>
         <w:tc>
           <w:tcPr>
-            <w:tcW w:type="dxa" w:w="1526"/>
+            <w:tcW w:type="dxa" w:w="1525"/>
             <w:tcBorders>
               <w:top w:val="single" w:color="E2E8F0" w:sz="4"/>
               <w:left w:val="none" w:color="auto" w:sz="0"/>
@@ -44996,7 +44996,7 @@
         </w:tc>
         <w:tc>
           <w:tcPr>
-            <w:tcW w:type="dxa" w:w="2789"/>
+            <w:tcW w:type="dxa" w:w="2787"/>
             <w:tcBorders>
               <w:top w:val="single" w:color="E2E8F0" w:sz="4"/>
               <w:left w:val="none" w:color="auto" w:sz="0"/>
@@ -45029,7 +45029,7 @@
         </w:tc>
         <w:tc>
           <w:tcPr>
-            <w:tcW w:type="dxa" w:w="3042"/>
+            <w:tcW w:type="dxa" w:w="3047"/>
             <w:tcBorders>
               <w:top w:val="single" w:color="E2E8F0" w:sz="4"/>
               <w:left w:val="none" w:color="auto" w:sz="0"/>
@@ -45062,7 +45062,7 @@
         </w:tc>
         <w:tc>
           <w:tcPr>
-            <w:tcW w:type="dxa" w:w="1283"/>
+            <w:tcW w:type="dxa" w:w="1281"/>
             <w:tcBorders>
               <w:top w:val="single" w:color="E2E8F0" w:sz="4"/>
               <w:left w:val="none" w:color="auto" w:sz="0"/>
@@ -45100,7 +45100,7 @@
         </w:trPr>
         <w:tc>
           <w:tcPr>
-            <w:tcW w:type="dxa" w:w="1526"/>
+            <w:tcW w:type="dxa" w:w="1525"/>
             <w:tcBorders>
               <w:top w:val="single" w:color="E2E8F0" w:sz="4"/>
               <w:left w:val="none" w:color="auto" w:sz="0"/>
@@ -45133,7 +45133,7 @@
         </w:tc>
         <w:tc>
           <w:tcPr>
-            <w:tcW w:type="dxa" w:w="2789"/>
+            <w:tcW w:type="dxa" w:w="2787"/>
             <w:tcBorders>
               <w:top w:val="single" w:color="E2E8F0" w:sz="4"/>
               <w:left w:val="none" w:color="auto" w:sz="0"/>
@@ -45166,7 +45166,7 @@
         </w:tc>
         <w:tc>
           <w:tcPr>
-            <w:tcW w:type="dxa" w:w="3042"/>
+            <w:tcW w:type="dxa" w:w="3047"/>
             <w:tcBorders>
               <w:top w:val="single" w:color="E2E8F0" w:sz="4"/>
               <w:left w:val="none" w:color="auto" w:sz="0"/>
@@ -45199,7 +45199,7 @@
         </w:tc>
         <w:tc>
           <w:tcPr>
-            <w:tcW w:type="dxa" w:w="1283"/>
+            <w:tcW w:type="dxa" w:w="1281"/>
             <w:tcBorders>
               <w:top w:val="single" w:color="E2E8F0" w:sz="4"/>
               <w:left w:val="none" w:color="auto" w:sz="0"/>
@@ -45237,7 +45237,7 @@
         </w:trPr>
         <w:tc>
           <w:tcPr>
-            <w:tcW w:type="dxa" w:w="1526"/>
+            <w:tcW w:type="dxa" w:w="1525"/>
             <w:tcBorders>
               <w:top w:val="single" w:color="E2E8F0" w:sz="4"/>
               <w:left w:val="none" w:color="auto" w:sz="0"/>
@@ -45270,7 +45270,7 @@
         </w:tc>
         <w:tc>
           <w:tcPr>
-            <w:tcW w:type="dxa" w:w="2789"/>
+            <w:tcW w:type="dxa" w:w="2787"/>
             <w:tcBorders>
               <w:top w:val="single" w:color="E2E8F0" w:sz="4"/>
               <w:left w:val="none" w:color="auto" w:sz="0"/>
@@ -45303,7 +45303,7 @@
         </w:tc>
         <w:tc>
           <w:tcPr>
-            <w:tcW w:type="dxa" w:w="3042"/>
+            <w:tcW w:type="dxa" w:w="3047"/>
             <w:tcBorders>
               <w:top w:val="single" w:color="E2E8F0" w:sz="4"/>
               <w:left w:val="none" w:color="auto" w:sz="0"/>
@@ -45336,7 +45336,7 @@
         </w:tc>
         <w:tc>
           <w:tcPr>
-            <w:tcW w:type="dxa" w:w="1283"/>
+            <w:tcW w:type="dxa" w:w="1281"/>
             <w:tcBorders>
               <w:top w:val="single" w:color="E2E8F0" w:sz="4"/>
               <w:left w:val="none" w:color="auto" w:sz="0"/>
@@ -45374,7 +45374,7 @@
         </w:trPr>
         <w:tc>
           <w:tcPr>
-            <w:tcW w:type="dxa" w:w="1526"/>
+            <w:tcW w:type="dxa" w:w="1525"/>
             <w:tcBorders>
               <w:top w:val="single" w:color="E2E8F0" w:sz="4"/>
               <w:left w:val="none" w:color="auto" w:sz="0"/>
@@ -45407,7 +45407,7 @@
         </w:tc>
         <w:tc>
           <w:tcPr>
-            <w:tcW w:type="dxa" w:w="2789"/>
+            <w:tcW w:type="dxa" w:w="2787"/>
             <w:tcBorders>
               <w:top w:val="single" w:color="E2E8F0" w:sz="4"/>
               <w:left w:val="none" w:color="auto" w:sz="0"/>
@@ -45440,7 +45440,7 @@
         </w:tc>
         <w:tc>
           <w:tcPr>
-            <w:tcW w:type="dxa" w:w="3042"/>
+            <w:tcW w:type="dxa" w:w="3047"/>
             <w:tcBorders>
               <w:top w:val="single" w:color="E2E8F0" w:sz="4"/>
               <w:left w:val="none" w:color="auto" w:sz="0"/>
@@ -45473,7 +45473,7 @@
         </w:tc>
         <w:tc>
           <w:tcPr>
-            <w:tcW w:type="dxa" w:w="1283"/>
+            <w:tcW w:type="dxa" w:w="1281"/>
             <w:tcBorders>
               <w:top w:val="single" w:color="E2E8F0" w:sz="4"/>
               <w:left w:val="none" w:color="auto" w:sz="0"/>
@@ -45511,7 +45511,7 @@
         </w:trPr>
         <w:tc>
           <w:tcPr>
-            <w:tcW w:type="dxa" w:w="1526"/>
+            <w:tcW w:type="dxa" w:w="1525"/>
             <w:tcBorders>
               <w:top w:val="single" w:color="E2E8F0" w:sz="4"/>
               <w:left w:val="none" w:color="auto" w:sz="0"/>
@@ -45544,7 +45544,7 @@
         </w:tc>
         <w:tc>
           <w:tcPr>
-            <w:tcW w:type="dxa" w:w="2789"/>
+            <w:tcW w:type="dxa" w:w="2787"/>
             <w:tcBorders>
               <w:top w:val="single" w:color="E2E8F0" w:sz="4"/>
               <w:left w:val="none" w:color="auto" w:sz="0"/>
@@ -45577,7 +45577,7 @@
         </w:tc>
         <w:tc>
           <w:tcPr>
-            <w:tcW w:type="dxa" w:w="3042"/>
+            <w:tcW w:type="dxa" w:w="3047"/>
             <w:tcBorders>
               <w:top w:val="single" w:color="E2E8F0" w:sz="4"/>
               <w:left w:val="none" w:color="auto" w:sz="0"/>
@@ -45610,7 +45610,7 @@
         </w:tc>
         <w:tc>
           <w:tcPr>
-            <w:tcW w:type="dxa" w:w="1283"/>
+            <w:tcW w:type="dxa" w:w="1281"/>
             <w:tcBorders>
               <w:top w:val="single" w:color="E2E8F0" w:sz="4"/>
               <w:left w:val="none" w:color="auto" w:sz="0"/>
@@ -45648,7 +45648,7 @@
         </w:trPr>
         <w:tc>
           <w:tcPr>
-            <w:tcW w:type="dxa" w:w="1526"/>
+            <w:tcW w:type="dxa" w:w="1525"/>
             <w:tcBorders>
               <w:top w:val="single" w:color="E2E8F0" w:sz="4"/>
               <w:left w:val="none" w:color="auto" w:sz="0"/>
@@ -45681,7 +45681,7 @@
         </w:tc>
         <w:tc>
           <w:tcPr>
-            <w:tcW w:type="dxa" w:w="2789"/>
+            <w:tcW w:type="dxa" w:w="2787"/>
             <w:tcBorders>
               <w:top w:val="single" w:color="E2E8F0" w:sz="4"/>
               <w:left w:val="none" w:color="auto" w:sz="0"/>
@@ -45714,7 +45714,7 @@
         </w:tc>
         <w:tc>
           <w:tcPr>
-            <w:tcW w:type="dxa" w:w="3042"/>
+            <w:tcW w:type="dxa" w:w="3047"/>
             <w:tcBorders>
               <w:top w:val="single" w:color="E2E8F0" w:sz="4"/>
               <w:left w:val="none" w:color="auto" w:sz="0"/>
@@ -45747,7 +45747,7 @@
         </w:tc>
         <w:tc>
           <w:tcPr>
-            <w:tcW w:type="dxa" w:w="1283"/>
+            <w:tcW w:type="dxa" w:w="1281"/>
             <w:tcBorders>
               <w:top w:val="single" w:color="E2E8F0" w:sz="4"/>
               <w:left w:val="none" w:color="auto" w:sz="0"/>
@@ -45785,7 +45785,7 @@
         </w:trPr>
         <w:tc>
           <w:tcPr>
-            <w:tcW w:type="dxa" w:w="1526"/>
+            <w:tcW w:type="dxa" w:w="1525"/>
             <w:tcBorders>
               <w:top w:val="single" w:color="E2E8F0" w:sz="4"/>
               <w:left w:val="none" w:color="auto" w:sz="0"/>
@@ -45818,7 +45818,7 @@
         </w:tc>
         <w:tc>
           <w:tcPr>
-            <w:tcW w:type="dxa" w:w="2789"/>
+            <w:tcW w:type="dxa" w:w="2787"/>
             <w:tcBorders>
               <w:top w:val="single" w:color="E2E8F0" w:sz="4"/>
               <w:left w:val="none" w:color="auto" w:sz="0"/>
@@ -45851,7 +45851,7 @@
         </w:tc>
         <w:tc>
           <w:tcPr>
-            <w:tcW w:type="dxa" w:w="3042"/>
+            <w:tcW w:type="dxa" w:w="3047"/>
             <w:tcBorders>
               <w:top w:val="single" w:color="E2E8F0" w:sz="4"/>
               <w:left w:val="none" w:color="auto" w:sz="0"/>
@@ -45884,7 +45884,7 @@
         </w:tc>
         <w:tc>
           <w:tcPr>
-            <w:tcW w:type="dxa" w:w="1283"/>
+            <w:tcW w:type="dxa" w:w="1281"/>
             <w:tcBorders>
               <w:top w:val="single" w:color="E2E8F0" w:sz="4"/>
               <w:left w:val="none" w:color="auto" w:sz="0"/>
@@ -45922,7 +45922,7 @@
         </w:trPr>
         <w:tc>
           <w:tcPr>
-            <w:tcW w:type="dxa" w:w="1526"/>
+            <w:tcW w:type="dxa" w:w="1525"/>
             <w:tcBorders>
               <w:top w:val="single" w:color="E2E8F0" w:sz="4"/>
               <w:left w:val="none" w:color="auto" w:sz="0"/>
@@ -45955,7 +45955,7 @@
         </w:tc>
         <w:tc>
           <w:tcPr>
-            <w:tcW w:type="dxa" w:w="2789"/>
+            <w:tcW w:type="dxa" w:w="2787"/>
             <w:tcBorders>
               <w:top w:val="single" w:color="E2E8F0" w:sz="4"/>
               <w:left w:val="none" w:color="auto" w:sz="0"/>
@@ -45988,7 +45988,7 @@
         </w:tc>
         <w:tc>
           <w:tcPr>
-            <w:tcW w:type="dxa" w:w="3042"/>
+            <w:tcW w:type="dxa" w:w="3047"/>
             <w:tcBorders>
               <w:top w:val="single" w:color="E2E8F0" w:sz="4"/>
               <w:left w:val="none" w:color="auto" w:sz="0"/>
@@ -46021,7 +46021,7 @@
         </w:tc>
         <w:tc>
           <w:tcPr>
-            <w:tcW w:type="dxa" w:w="1283"/>
+            <w:tcW w:type="dxa" w:w="1281"/>
             <w:tcBorders>
               <w:top w:val="single" w:color="E2E8F0" w:sz="4"/>
               <w:left w:val="none" w:color="auto" w:sz="0"/>
@@ -46059,7 +46059,7 @@
         </w:trPr>
         <w:tc>
           <w:tcPr>
-            <w:tcW w:type="dxa" w:w="1526"/>
+            <w:tcW w:type="dxa" w:w="1525"/>
             <w:tcBorders>
               <w:top w:val="single" w:color="E2E8F0" w:sz="4"/>
               <w:left w:val="none" w:color="auto" w:sz="0"/>
@@ -46092,7 +46092,7 @@
         </w:tc>
         <w:tc>
           <w:tcPr>
-            <w:tcW w:type="dxa" w:w="2789"/>
+            <w:tcW w:type="dxa" w:w="2787"/>
             <w:tcBorders>
               <w:top w:val="single" w:color="E2E8F0" w:sz="4"/>
               <w:left w:val="none" w:color="auto" w:sz="0"/>
@@ -46125,7 +46125,7 @@
         </w:tc>
         <w:tc>
           <w:tcPr>
-            <w:tcW w:type="dxa" w:w="3042"/>
+            <w:tcW w:type="dxa" w:w="3047"/>
             <w:tcBorders>
               <w:top w:val="single" w:color="E2E8F0" w:sz="4"/>
               <w:left w:val="none" w:color="auto" w:sz="0"/>
@@ -46158,7 +46158,7 @@
         </w:tc>
         <w:tc>
           <w:tcPr>
-            <w:tcW w:type="dxa" w:w="1283"/>
+            <w:tcW w:type="dxa" w:w="1281"/>
             <w:tcBorders>
               <w:top w:val="single" w:color="E2E8F0" w:sz="4"/>
               <w:left w:val="none" w:color="auto" w:sz="0"/>
@@ -46196,7 +46196,7 @@
         </w:trPr>
         <w:tc>
           <w:tcPr>
-            <w:tcW w:type="dxa" w:w="1526"/>
+            <w:tcW w:type="dxa" w:w="1525"/>
             <w:tcBorders>
               <w:top w:val="single" w:color="E2E8F0" w:sz="4"/>
               <w:left w:val="none" w:color="auto" w:sz="0"/>
@@ -46229,7 +46229,7 @@
         </w:tc>
         <w:tc>
           <w:tcPr>
-            <w:tcW w:type="dxa" w:w="2789"/>
+            <w:tcW w:type="dxa" w:w="2787"/>
             <w:tcBorders>
               <w:top w:val="single" w:color="E2E8F0" w:sz="4"/>
               <w:left w:val="none" w:color="auto" w:sz="0"/>
@@ -46262,7 +46262,7 @@
         </w:tc>
         <w:tc>
           <w:tcPr>
-            <w:tcW w:type="dxa" w:w="3042"/>
+            <w:tcW w:type="dxa" w:w="3047"/>
             <w:tcBorders>
               <w:top w:val="single" w:color="E2E8F0" w:sz="4"/>
               <w:left w:val="none" w:color="auto" w:sz="0"/>
@@ -46295,7 +46295,7 @@
         </w:tc>
         <w:tc>
           <w:tcPr>
-            <w:tcW w:type="dxa" w:w="1283"/>
+            <w:tcW w:type="dxa" w:w="1281"/>
             <w:tcBorders>
               <w:top w:val="single" w:color="E2E8F0" w:sz="4"/>
               <w:left w:val="none" w:color="auto" w:sz="0"/>
@@ -46333,7 +46333,7 @@
         </w:trPr>
         <w:tc>
           <w:tcPr>
-            <w:tcW w:type="dxa" w:w="1526"/>
+            <w:tcW w:type="dxa" w:w="1525"/>
             <w:tcBorders>
               <w:top w:val="single" w:color="E2E8F0" w:sz="4"/>
               <w:left w:val="none" w:color="auto" w:sz="0"/>
@@ -46366,7 +46366,7 @@
         </w:tc>
         <w:tc>
           <w:tcPr>
-            <w:tcW w:type="dxa" w:w="2789"/>
+            <w:tcW w:type="dxa" w:w="2787"/>
             <w:tcBorders>
               <w:top w:val="single" w:color="E2E8F0" w:sz="4"/>
               <w:left w:val="none" w:color="auto" w:sz="0"/>
@@ -46399,7 +46399,7 @@
         </w:tc>
         <w:tc>
           <w:tcPr>
-            <w:tcW w:type="dxa" w:w="3042"/>
+            <w:tcW w:type="dxa" w:w="3047"/>
             <w:tcBorders>
               <w:top w:val="single" w:color="E2E8F0" w:sz="4"/>
               <w:left w:val="none" w:color="auto" w:sz="0"/>
@@ -46432,7 +46432,7 @@
         </w:tc>
         <w:tc>
           <w:tcPr>
-            <w:tcW w:type="dxa" w:w="1283"/>
+            <w:tcW w:type="dxa" w:w="1281"/>
             <w:tcBorders>
               <w:top w:val="single" w:color="E2E8F0" w:sz="4"/>
               <w:left w:val="none" w:color="auto" w:sz="0"/>
@@ -46470,7 +46470,7 @@
         </w:trPr>
         <w:tc>
           <w:tcPr>
-            <w:tcW w:type="dxa" w:w="1526"/>
+            <w:tcW w:type="dxa" w:w="1525"/>
             <w:tcBorders>
               <w:top w:val="single" w:color="E2E8F0" w:sz="4"/>
               <w:left w:val="none" w:color="auto" w:sz="0"/>
@@ -46503,7 +46503,7 @@
         </w:tc>
         <w:tc>
           <w:tcPr>
-            <w:tcW w:type="dxa" w:w="2789"/>
+            <w:tcW w:type="dxa" w:w="2787"/>
             <w:tcBorders>
               <w:top w:val="single" w:color="E2E8F0" w:sz="4"/>
               <w:left w:val="none" w:color="auto" w:sz="0"/>
@@ -46536,7 +46536,7 @@
         </w:tc>
         <w:tc>
           <w:tcPr>
-            <w:tcW w:type="dxa" w:w="3042"/>
+            <w:tcW w:type="dxa" w:w="3047"/>
             <w:tcBorders>
               <w:top w:val="single" w:color="E2E8F0" w:sz="4"/>
               <w:left w:val="none" w:color="auto" w:sz="0"/>
@@ -46569,7 +46569,7 @@
         </w:tc>
         <w:tc>
           <w:tcPr>
-            <w:tcW w:type="dxa" w:w="1283"/>
+            <w:tcW w:type="dxa" w:w="1281"/>
             <w:tcBorders>
               <w:top w:val="single" w:color="E2E8F0" w:sz="4"/>
               <w:left w:val="none" w:color="auto" w:sz="0"/>
@@ -46607,7 +46607,7 @@
         </w:trPr>
         <w:tc>
           <w:tcPr>
-            <w:tcW w:type="dxa" w:w="1526"/>
+            <w:tcW w:type="dxa" w:w="1525"/>
             <w:tcBorders>
               <w:top w:val="single" w:color="E2E8F0" w:sz="4"/>
               <w:left w:val="none" w:color="auto" w:sz="0"/>
@@ -46640,7 +46640,7 @@
         </w:tc>
         <w:tc>
           <w:tcPr>
-            <w:tcW w:type="dxa" w:w="2789"/>
+            <w:tcW w:type="dxa" w:w="2787"/>
             <w:tcBorders>
               <w:top w:val="single" w:color="E2E8F0" w:sz="4"/>
               <w:left w:val="none" w:color="auto" w:sz="0"/>
@@ -46673,7 +46673,7 @@
         </w:tc>
         <w:tc>
           <w:tcPr>
-            <w:tcW w:type="dxa" w:w="3042"/>
+            <w:tcW w:type="dxa" w:w="3047"/>
             <w:tcBorders>
               <w:top w:val="single" w:color="E2E8F0" w:sz="4"/>
               <w:left w:val="none" w:color="auto" w:sz="0"/>
@@ -46706,7 +46706,7 @@
         </w:tc>
         <w:tc>
           <w:tcPr>
-            <w:tcW w:type="dxa" w:w="1283"/>
+            <w:tcW w:type="dxa" w:w="1281"/>
             <w:tcBorders>
               <w:top w:val="single" w:color="E2E8F0" w:sz="4"/>
               <w:left w:val="none" w:color="auto" w:sz="0"/>
@@ -46744,7 +46744,7 @@
         </w:trPr>
         <w:tc>
           <w:tcPr>
-            <w:tcW w:type="dxa" w:w="1526"/>
+            <w:tcW w:type="dxa" w:w="1525"/>
             <w:tcBorders>
               <w:top w:val="single" w:color="E2E8F0" w:sz="4"/>
               <w:left w:val="none" w:color="auto" w:sz="0"/>
@@ -46777,7 +46777,7 @@
         </w:tc>
         <w:tc>
           <w:tcPr>
-            <w:tcW w:type="dxa" w:w="2789"/>
+            <w:tcW w:type="dxa" w:w="2787"/>
             <w:tcBorders>
               <w:top w:val="single" w:color="E2E8F0" w:sz="4"/>
               <w:left w:val="none" w:color="auto" w:sz="0"/>
@@ -46810,7 +46810,7 @@
         </w:tc>
         <w:tc>
           <w:tcPr>
-            <w:tcW w:type="dxa" w:w="3042"/>
+            <w:tcW w:type="dxa" w:w="3047"/>
             <w:tcBorders>
               <w:top w:val="single" w:color="E2E8F0" w:sz="4"/>
               <w:left w:val="none" w:color="auto" w:sz="0"/>
@@ -46843,7 +46843,7 @@
         </w:tc>
         <w:tc>
           <w:tcPr>
-            <w:tcW w:type="dxa" w:w="1283"/>
+            <w:tcW w:type="dxa" w:w="1281"/>
             <w:tcBorders>
               <w:top w:val="single" w:color="E2E8F0" w:sz="4"/>
               <w:left w:val="none" w:color="auto" w:sz="0"/>
@@ -46881,7 +46881,7 @@
         </w:trPr>
         <w:tc>
           <w:tcPr>
-            <w:tcW w:type="dxa" w:w="1526"/>
+            <w:tcW w:type="dxa" w:w="1525"/>
             <w:tcBorders>
               <w:top w:val="single" w:color="E2E8F0" w:sz="4"/>
               <w:left w:val="none" w:color="auto" w:sz="0"/>
@@ -46914,7 +46914,7 @@
         </w:tc>
         <w:tc>
           <w:tcPr>
-            <w:tcW w:type="dxa" w:w="2789"/>
+            <w:tcW w:type="dxa" w:w="2787"/>
             <w:tcBorders>
               <w:top w:val="single" w:color="E2E8F0" w:sz="4"/>
               <w:left w:val="none" w:color="auto" w:sz="0"/>
@@ -46947,7 +46947,7 @@
         </w:tc>
         <w:tc>
           <w:tcPr>
-            <w:tcW w:type="dxa" w:w="3042"/>
+            <w:tcW w:type="dxa" w:w="3047"/>
             <w:tcBorders>
               <w:top w:val="single" w:color="E2E8F0" w:sz="4"/>
               <w:left w:val="none" w:color="auto" w:sz="0"/>
@@ -46980,7 +46980,7 @@
         </w:tc>
         <w:tc>
           <w:tcPr>
-            <w:tcW w:type="dxa" w:w="1283"/>
+            <w:tcW w:type="dxa" w:w="1281"/>
             <w:tcBorders>
               <w:top w:val="single" w:color="E2E8F0" w:sz="4"/>
               <w:left w:val="none" w:color="auto" w:sz="0"/>
@@ -47018,7 +47018,7 @@
         </w:trPr>
         <w:tc>
           <w:tcPr>
-            <w:tcW w:type="dxa" w:w="1526"/>
+            <w:tcW w:type="dxa" w:w="1525"/>
             <w:tcBorders>
               <w:top w:val="single" w:color="E2E8F0" w:sz="4"/>
               <w:left w:val="none" w:color="auto" w:sz="0"/>
@@ -47051,7 +47051,7 @@
         </w:tc>
         <w:tc>
           <w:tcPr>
-            <w:tcW w:type="dxa" w:w="2789"/>
+            <w:tcW w:type="dxa" w:w="2787"/>
             <w:tcBorders>
               <w:top w:val="single" w:color="E2E8F0" w:sz="4"/>
               <w:left w:val="none" w:color="auto" w:sz="0"/>
@@ -47084,7 +47084,7 @@
         </w:tc>
         <w:tc>
           <w:tcPr>
-            <w:tcW w:type="dxa" w:w="3042"/>
+            <w:tcW w:type="dxa" w:w="3047"/>
             <w:tcBorders>
               <w:top w:val="single" w:color="E2E8F0" w:sz="4"/>
               <w:left w:val="none" w:color="auto" w:sz="0"/>
@@ -47117,7 +47117,7 @@
         </w:tc>
         <w:tc>
           <w:tcPr>
-            <w:tcW w:type="dxa" w:w="1283"/>
+            <w:tcW w:type="dxa" w:w="1281"/>
             <w:tcBorders>
               <w:top w:val="single" w:color="E2E8F0" w:sz="4"/>
               <w:left w:val="none" w:color="auto" w:sz="0"/>
@@ -47155,7 +47155,7 @@
         </w:trPr>
         <w:tc>
           <w:tcPr>
-            <w:tcW w:type="dxa" w:w="1526"/>
+            <w:tcW w:type="dxa" w:w="1525"/>
             <w:tcBorders>
               <w:top w:val="single" w:color="E2E8F0" w:sz="4"/>
               <w:left w:val="none" w:color="auto" w:sz="0"/>
@@ -47188,7 +47188,7 @@
         </w:tc>
         <w:tc>
           <w:tcPr>
-            <w:tcW w:type="dxa" w:w="2789"/>
+            <w:tcW w:type="dxa" w:w="2787"/>
             <w:tcBorders>
               <w:top w:val="single" w:color="E2E8F0" w:sz="4"/>
               <w:left w:val="none" w:color="auto" w:sz="0"/>
@@ -47221,7 +47221,7 @@
         </w:tc>
         <w:tc>
           <w:tcPr>
-            <w:tcW w:type="dxa" w:w="3042"/>
+            <w:tcW w:type="dxa" w:w="3047"/>
             <w:tcBorders>
               <w:top w:val="single" w:color="E2E8F0" w:sz="4"/>
               <w:left w:val="none" w:color="auto" w:sz="0"/>
@@ -47254,7 +47254,7 @@
         </w:tc>
         <w:tc>
           <w:tcPr>
-            <w:tcW w:type="dxa" w:w="1283"/>
+            <w:tcW w:type="dxa" w:w="1281"/>
             <w:tcBorders>
               <w:top w:val="single" w:color="E2E8F0" w:sz="4"/>
               <w:left w:val="none" w:color="auto" w:sz="0"/>
@@ -47292,7 +47292,7 @@
         </w:trPr>
         <w:tc>
           <w:tcPr>
-            <w:tcW w:type="dxa" w:w="1526"/>
+            <w:tcW w:type="dxa" w:w="1525"/>
             <w:tcBorders>
               <w:top w:val="single" w:color="E2E8F0" w:sz="4"/>
               <w:left w:val="none" w:color="auto" w:sz="0"/>
@@ -47325,7 +47325,7 @@
         </w:tc>
         <w:tc>
           <w:tcPr>
-            <w:tcW w:type="dxa" w:w="2789"/>
+            <w:tcW w:type="dxa" w:w="2787"/>
             <w:tcBorders>
               <w:top w:val="single" w:color="E2E8F0" w:sz="4"/>
               <w:left w:val="none" w:color="auto" w:sz="0"/>
@@ -47358,7 +47358,7 @@
         </w:tc>
         <w:tc>
           <w:tcPr>
-            <w:tcW w:type="dxa" w:w="3042"/>
+            <w:tcW w:type="dxa" w:w="3047"/>
             <w:tcBorders>
               <w:top w:val="single" w:color="E2E8F0" w:sz="4"/>
               <w:left w:val="none" w:color="auto" w:sz="0"/>
@@ -47391,7 +47391,7 @@
         </w:tc>
         <w:tc>
           <w:tcPr>
-            <w:tcW w:type="dxa" w:w="1283"/>
+            <w:tcW w:type="dxa" w:w="1281"/>
             <w:tcBorders>
               <w:top w:val="single" w:color="E2E8F0" w:sz="4"/>
               <w:left w:val="none" w:color="auto" w:sz="0"/>
@@ -47429,7 +47429,7 @@
         </w:trPr>
         <w:tc>
           <w:tcPr>
-            <w:tcW w:type="dxa" w:w="1526"/>
+            <w:tcW w:type="dxa" w:w="1525"/>
             <w:tcBorders>
               <w:top w:val="single" w:color="E2E8F0" w:sz="4"/>
               <w:left w:val="none" w:color="auto" w:sz="0"/>
@@ -47462,7 +47462,7 @@
         </w:tc>
         <w:tc>
           <w:tcPr>
-            <w:tcW w:type="dxa" w:w="2789"/>
+            <w:tcW w:type="dxa" w:w="2787"/>
             <w:tcBorders>
               <w:top w:val="single" w:color="E2E8F0" w:sz="4"/>
               <w:left w:val="none" w:color="auto" w:sz="0"/>
@@ -47495,7 +47495,7 @@
         </w:tc>
         <w:tc>
           <w:tcPr>
-            <w:tcW w:type="dxa" w:w="3042"/>
+            <w:tcW w:type="dxa" w:w="3047"/>
             <w:tcBorders>
               <w:top w:val="single" w:color="E2E8F0" w:sz="4"/>
               <w:left w:val="none" w:color="auto" w:sz="0"/>
@@ -47528,7 +47528,7 @@
         </w:tc>
         <w:tc>
           <w:tcPr>
-            <w:tcW w:type="dxa" w:w="1283"/>
+            <w:tcW w:type="dxa" w:w="1281"/>
             <w:tcBorders>
               <w:top w:val="single" w:color="E2E8F0" w:sz="4"/>
               <w:left w:val="none" w:color="auto" w:sz="0"/>
@@ -47566,7 +47566,7 @@
         </w:trPr>
         <w:tc>
           <w:tcPr>
-            <w:tcW w:type="dxa" w:w="1526"/>
+            <w:tcW w:type="dxa" w:w="1525"/>
             <w:tcBorders>
               <w:top w:val="single" w:color="E2E8F0" w:sz="4"/>
               <w:left w:val="none" w:color="auto" w:sz="0"/>
@@ -47599,7 +47599,7 @@
         </w:tc>
         <w:tc>
           <w:tcPr>
-            <w:tcW w:type="dxa" w:w="2789"/>
+            <w:tcW w:type="dxa" w:w="2787"/>
             <w:tcBorders>
               <w:top w:val="single" w:color="E2E8F0" w:sz="4"/>
               <w:left w:val="none" w:color="auto" w:sz="0"/>
@@ -47632,7 +47632,7 @@
         </w:tc>
         <w:tc>
           <w:tcPr>
-            <w:tcW w:type="dxa" w:w="3042"/>
+            <w:tcW w:type="dxa" w:w="3047"/>
             <w:tcBorders>
               <w:top w:val="single" w:color="E2E8F0" w:sz="4"/>
               <w:left w:val="none" w:color="auto" w:sz="0"/>
@@ -47665,7 +47665,7 @@
         </w:tc>
         <w:tc>
           <w:tcPr>
-            <w:tcW w:type="dxa" w:w="1283"/>
+            <w:tcW w:type="dxa" w:w="1281"/>
             <w:tcBorders>
               <w:top w:val="single" w:color="E2E8F0" w:sz="4"/>
               <w:left w:val="none" w:color="auto" w:sz="0"/>
@@ -47703,7 +47703,7 @@
         </w:trPr>
         <w:tc>
           <w:tcPr>
-            <w:tcW w:type="dxa" w:w="1526"/>
+            <w:tcW w:type="dxa" w:w="1525"/>
             <w:tcBorders>
               <w:top w:val="single" w:color="E2E8F0" w:sz="4"/>
               <w:left w:val="none" w:color="auto" w:sz="0"/>
@@ -47736,7 +47736,7 @@
         </w:tc>
         <w:tc>
           <w:tcPr>
-            <w:tcW w:type="dxa" w:w="2789"/>
+            <w:tcW w:type="dxa" w:w="2787"/>
             <w:tcBorders>
               <w:top w:val="single" w:color="E2E8F0" w:sz="4"/>
               <w:left w:val="none" w:color="auto" w:sz="0"/>
@@ -47769,7 +47769,7 @@
         </w:tc>
         <w:tc>
           <w:tcPr>
-            <w:tcW w:type="dxa" w:w="3042"/>
+            <w:tcW w:type="dxa" w:w="3047"/>
             <w:tcBorders>
               <w:top w:val="single" w:color="E2E8F0" w:sz="4"/>
               <w:left w:val="none" w:color="auto" w:sz="0"/>
@@ -47802,7 +47802,7 @@
         </w:tc>
         <w:tc>
           <w:tcPr>
-            <w:tcW w:type="dxa" w:w="1283"/>
+            <w:tcW w:type="dxa" w:w="1281"/>
             <w:tcBorders>
               <w:top w:val="single" w:color="E2E8F0" w:sz="4"/>
               <w:left w:val="none" w:color="auto" w:sz="0"/>
@@ -47840,7 +47840,7 @@
         </w:trPr>
         <w:tc>
           <w:tcPr>
-            <w:tcW w:type="dxa" w:w="1526"/>
+            <w:tcW w:type="dxa" w:w="1525"/>
             <w:tcBorders>
               <w:top w:val="single" w:color="E2E8F0" w:sz="4"/>
               <w:left w:val="none" w:color="auto" w:sz="0"/>
@@ -47873,7 +47873,7 @@
         </w:tc>
         <w:tc>
           <w:tcPr>
-            <w:tcW w:type="dxa" w:w="2789"/>
+            <w:tcW w:type="dxa" w:w="2787"/>
             <w:tcBorders>
               <w:top w:val="single" w:color="E2E8F0" w:sz="4"/>
               <w:left w:val="none" w:color="auto" w:sz="0"/>
@@ -47906,7 +47906,7 @@
         </w:tc>
         <w:tc>
           <w:tcPr>
-            <w:tcW w:type="dxa" w:w="3042"/>
+            <w:tcW w:type="dxa" w:w="3047"/>
             <w:tcBorders>
               <w:top w:val="single" w:color="E2E8F0" w:sz="4"/>
               <w:left w:val="none" w:color="auto" w:sz="0"/>
@@ -47939,7 +47939,7 @@
         </w:tc>
         <w:tc>
           <w:tcPr>
-            <w:tcW w:type="dxa" w:w="1283"/>
+            <w:tcW w:type="dxa" w:w="1281"/>
             <w:tcBorders>
               <w:top w:val="single" w:color="E2E8F0" w:sz="4"/>
               <w:left w:val="none" w:color="auto" w:sz="0"/>
@@ -47977,7 +47977,7 @@
         </w:trPr>
         <w:tc>
           <w:tcPr>
-            <w:tcW w:type="dxa" w:w="1526"/>
+            <w:tcW w:type="dxa" w:w="1525"/>
             <w:tcBorders>
               <w:top w:val="single" w:color="E2E8F0" w:sz="4"/>
               <w:left w:val="none" w:color="auto" w:sz="0"/>
@@ -48010,7 +48010,7 @@
         </w:tc>
         <w:tc>
           <w:tcPr>
-            <w:tcW w:type="dxa" w:w="2789"/>
+            <w:tcW w:type="dxa" w:w="2787"/>
             <w:tcBorders>
               <w:top w:val="single" w:color="E2E8F0" w:sz="4"/>
               <w:left w:val="none" w:color="auto" w:sz="0"/>
@@ -48043,7 +48043,7 @@
         </w:tc>
         <w:tc>
           <w:tcPr>
-            <w:tcW w:type="dxa" w:w="3042"/>
+            <w:tcW w:type="dxa" w:w="3047"/>
             <w:tcBorders>
               <w:top w:val="single" w:color="E2E8F0" w:sz="4"/>
               <w:left w:val="none" w:color="auto" w:sz="0"/>
@@ -48076,7 +48076,7 @@
         </w:tc>
         <w:tc>
           <w:tcPr>
-            <w:tcW w:type="dxa" w:w="1283"/>
+            <w:tcW w:type="dxa" w:w="1281"/>
             <w:tcBorders>
               <w:top w:val="single" w:color="E2E8F0" w:sz="4"/>
               <w:left w:val="none" w:color="auto" w:sz="0"/>
@@ -48114,7 +48114,7 @@
         </w:trPr>
         <w:tc>
           <w:tcPr>
-            <w:tcW w:type="dxa" w:w="1526"/>
+            <w:tcW w:type="dxa" w:w="1525"/>
             <w:tcBorders>
               <w:top w:val="single" w:color="E2E8F0" w:sz="4"/>
               <w:left w:val="none" w:color="auto" w:sz="0"/>
@@ -48147,7 +48147,7 @@
         </w:tc>
         <w:tc>
           <w:tcPr>
-            <w:tcW w:type="dxa" w:w="2789"/>
+            <w:tcW w:type="dxa" w:w="2787"/>
             <w:tcBorders>
               <w:top w:val="single" w:color="E2E8F0" w:sz="4"/>
               <w:left w:val="none" w:color="auto" w:sz="0"/>
@@ -48180,7 +48180,7 @@
         </w:tc>
         <w:tc>
           <w:tcPr>
-            <w:tcW w:type="dxa" w:w="3042"/>
+            <w:tcW w:type="dxa" w:w="3047"/>
             <w:tcBorders>
               <w:top w:val="single" w:color="E2E8F0" w:sz="4"/>
               <w:left w:val="none" w:color="auto" w:sz="0"/>
@@ -48213,7 +48213,7 @@
         </w:tc>
         <w:tc>
           <w:tcPr>
-            <w:tcW w:type="dxa" w:w="1283"/>
+            <w:tcW w:type="dxa" w:w="1281"/>
             <w:tcBorders>
               <w:top w:val="single" w:color="E2E8F0" w:sz="4"/>
               <w:left w:val="none" w:color="auto" w:sz="0"/>
@@ -48251,7 +48251,7 @@
         </w:trPr>
         <w:tc>
           <w:tcPr>
-            <w:tcW w:type="dxa" w:w="1526"/>
+            <w:tcW w:type="dxa" w:w="1525"/>
             <w:tcBorders>
               <w:top w:val="single" w:color="E2E8F0" w:sz="4"/>
               <w:left w:val="none" w:color="auto" w:sz="0"/>
@@ -48284,7 +48284,7 @@
         </w:tc>
         <w:tc>
           <w:tcPr>
-            <w:tcW w:type="dxa" w:w="2789"/>
+            <w:tcW w:type="dxa" w:w="2787"/>
             <w:tcBorders>
               <w:top w:val="single" w:color="E2E8F0" w:sz="4"/>
               <w:left w:val="none" w:color="auto" w:sz="0"/>
@@ -48317,7 +48317,7 @@
         </w:tc>
         <w:tc>
           <w:tcPr>
-            <w:tcW w:type="dxa" w:w="3042"/>
+            <w:tcW w:type="dxa" w:w="3047"/>
             <w:tcBorders>
               <w:top w:val="single" w:color="E2E8F0" w:sz="4"/>
               <w:left w:val="none" w:color="auto" w:sz="0"/>
@@ -48350,7 +48350,7 @@
         </w:tc>
         <w:tc>
           <w:tcPr>
-            <w:tcW w:type="dxa" w:w="1283"/>
+            <w:tcW w:type="dxa" w:w="1281"/>
             <w:tcBorders>
               <w:top w:val="single" w:color="E2E8F0" w:sz="4"/>
               <w:left w:val="none" w:color="auto" w:sz="0"/>
@@ -48388,7 +48388,7 @@
         </w:trPr>
         <w:tc>
           <w:tcPr>
-            <w:tcW w:type="dxa" w:w="1526"/>
+            <w:tcW w:type="dxa" w:w="1525"/>
             <w:tcBorders>
               <w:top w:val="single" w:color="E2E8F0" w:sz="4"/>
               <w:left w:val="none" w:color="auto" w:sz="0"/>
@@ -48421,7 +48421,7 @@
         </w:tc>
         <w:tc>
           <w:tcPr>
-            <w:tcW w:type="dxa" w:w="2789"/>
+            <w:tcW w:type="dxa" w:w="2787"/>
             <w:tcBorders>
               <w:top w:val="single" w:color="E2E8F0" w:sz="4"/>
               <w:left w:val="none" w:color="auto" w:sz="0"/>
@@ -48454,7 +48454,7 @@
         </w:tc>
         <w:tc>
           <w:tcPr>
-            <w:tcW w:type="dxa" w:w="3042"/>
+            <w:tcW w:type="dxa" w:w="3047"/>
             <w:tcBorders>
               <w:top w:val="single" w:color="E2E8F0" w:sz="4"/>
               <w:left w:val="none" w:color="auto" w:sz="0"/>
@@ -48487,7 +48487,7 @@
         </w:tc>
         <w:tc>
           <w:tcPr>
-            <w:tcW w:type="dxa" w:w="1283"/>
+            <w:tcW w:type="dxa" w:w="1281"/>
             <w:tcBorders>
               <w:top w:val="single" w:color="E2E8F0" w:sz="4"/>
               <w:left w:val="none" w:color="auto" w:sz="0"/>
@@ -48525,7 +48525,7 @@
         </w:trPr>
         <w:tc>
           <w:tcPr>
-            <w:tcW w:type="dxa" w:w="1526"/>
+            <w:tcW w:type="dxa" w:w="1525"/>
             <w:tcBorders>
               <w:top w:val="single" w:color="E2E8F0" w:sz="4"/>
               <w:left w:val="none" w:color="auto" w:sz="0"/>
@@ -48558,7 +48558,7 @@
         </w:tc>
         <w:tc>
           <w:tcPr>
-            <w:tcW w:type="dxa" w:w="2789"/>
+            <w:tcW w:type="dxa" w:w="2787"/>
             <w:tcBorders>
               <w:top w:val="single" w:color="E2E8F0" w:sz="4"/>
               <w:left w:val="none" w:color="auto" w:sz="0"/>
@@ -48591,40 +48591,40 @@
         </w:tc>
         <w:tc>
           <w:tcPr>
-            <w:tcW w:type="dxa" w:w="3042"/>
-            <w:tcBorders>
-              <w:top w:val="single" w:color="E2E8F0" w:sz="4"/>
-              <w:left w:val="none" w:color="auto" w:sz="0"/>
-              <w:bottom w:val="single" w:color="E2E8F0" w:sz="4"/>
-              <w:right w:val="none" w:color="auto" w:sz="0"/>
-            </w:tcBorders>
-            <w:tcMar>
-              <w:top w:type="dxa" w:w="120"/>
-              <w:left w:type="dxa" w:w="160"/>
-              <w:bottom w:type="dxa" w:w="120"/>
-              <w:right w:type="dxa" w:w="160"/>
-            </w:tcMar>
-          </w:tcPr>
-          <w:p>
-            <w:pPr>
-              <w:spacing w:line="240" w:lineRule="auto"/>
-              <w:jc w:val="left"/>
-            </w:pPr>
-            <w:r>
-              <w:rPr>
-                <w:rFonts w:ascii="Arial" w:cs="Arial" w:eastAsia="Arial" w:hAnsi="Arial"/>
-                <w:b w:val="false"/>
-                <w:bCs w:val="false"/>
-                <w:sz w:val="20"/>
-                <w:szCs w:val="20"/>
-              </w:rPr>
-              <w:t xml:space="preserve">Numbers are spaced as they are typed (0917 123 4567); an inquiry must give a Philippine mobile number, checked on the page and again by the server</w:t>
-            </w:r>
-          </w:p>
-        </w:tc>
-        <w:tc>
-          <w:tcPr>
-            <w:tcW w:type="dxa" w:w="1283"/>
+            <w:tcW w:type="dxa" w:w="3047"/>
+            <w:tcBorders>
+              <w:top w:val="single" w:color="E2E8F0" w:sz="4"/>
+              <w:left w:val="none" w:color="auto" w:sz="0"/>
+              <w:bottom w:val="single" w:color="E2E8F0" w:sz="4"/>
+              <w:right w:val="none" w:color="auto" w:sz="0"/>
+            </w:tcBorders>
+            <w:tcMar>
+              <w:top w:type="dxa" w:w="120"/>
+              <w:left w:type="dxa" w:w="160"/>
+              <w:bottom w:type="dxa" w:w="120"/>
+              <w:right w:type="dxa" w:w="160"/>
+            </w:tcMar>
+          </w:tcPr>
+          <w:p>
+            <w:pPr>
+              <w:spacing w:line="240" w:lineRule="auto"/>
+              <w:jc w:val="left"/>
+            </w:pPr>
+            <w:r>
+              <w:rPr>
+                <w:rFonts w:ascii="Arial" w:cs="Arial" w:eastAsia="Arial" w:hAnsi="Arial"/>
+                <w:b w:val="false"/>
+                <w:bCs w:val="false"/>
+                <w:sz w:val="20"/>
+                <w:szCs w:val="20"/>
+              </w:rPr>
+              <w:t xml:space="preserve">Numbers are spaced as they are typed (0917 123 4567); an inquiry, and an emergency contact where one is given, must give a Philippine mobile number, checked on the page and again by the server</w:t>
+            </w:r>
+          </w:p>
+        </w:tc>
+        <w:tc>
+          <w:tcPr>
+            <w:tcW w:type="dxa" w:w="1281"/>
             <w:tcBorders>
               <w:top w:val="single" w:color="E2E8F0" w:sz="4"/>
               <w:left w:val="none" w:color="auto" w:sz="0"/>
@@ -48662,7 +48662,7 @@
         </w:trPr>
         <w:tc>
           <w:tcPr>
-            <w:tcW w:type="dxa" w:w="1526"/>
+            <w:tcW w:type="dxa" w:w="1525"/>
             <w:tcBorders>
               <w:top w:val="single" w:color="E2E8F0" w:sz="4"/>
               <w:left w:val="none" w:color="auto" w:sz="0"/>
@@ -48695,7 +48695,7 @@
         </w:tc>
         <w:tc>
           <w:tcPr>
-            <w:tcW w:type="dxa" w:w="2789"/>
+            <w:tcW w:type="dxa" w:w="2787"/>
             <w:tcBorders>
               <w:top w:val="single" w:color="E2E8F0" w:sz="4"/>
               <w:left w:val="none" w:color="auto" w:sz="0"/>
@@ -48728,7 +48728,7 @@
         </w:tc>
         <w:tc>
           <w:tcPr>
-            <w:tcW w:type="dxa" w:w="3042"/>
+            <w:tcW w:type="dxa" w:w="3047"/>
             <w:tcBorders>
               <w:top w:val="single" w:color="E2E8F0" w:sz="4"/>
               <w:left w:val="none" w:color="auto" w:sz="0"/>
@@ -48761,7 +48761,7 @@
         </w:tc>
         <w:tc>
           <w:tcPr>
-            <w:tcW w:type="dxa" w:w="1283"/>
+            <w:tcW w:type="dxa" w:w="1281"/>
             <w:tcBorders>
               <w:top w:val="single" w:color="E2E8F0" w:sz="4"/>
               <w:left w:val="none" w:color="auto" w:sz="0"/>
@@ -48799,7 +48799,7 @@
         </w:trPr>
         <w:tc>
           <w:tcPr>
-            <w:tcW w:type="dxa" w:w="1526"/>
+            <w:tcW w:type="dxa" w:w="1525"/>
             <w:tcBorders>
               <w:top w:val="single" w:color="E2E8F0" w:sz="4"/>
               <w:left w:val="none" w:color="auto" w:sz="0"/>
@@ -48832,7 +48832,7 @@
         </w:tc>
         <w:tc>
           <w:tcPr>
-            <w:tcW w:type="dxa" w:w="2789"/>
+            <w:tcW w:type="dxa" w:w="2787"/>
             <w:tcBorders>
               <w:top w:val="single" w:color="E2E8F0" w:sz="4"/>
               <w:left w:val="none" w:color="auto" w:sz="0"/>
@@ -48865,7 +48865,7 @@
         </w:tc>
         <w:tc>
           <w:tcPr>
-            <w:tcW w:type="dxa" w:w="3042"/>
+            <w:tcW w:type="dxa" w:w="3047"/>
             <w:tcBorders>
               <w:top w:val="single" w:color="E2E8F0" w:sz="4"/>
               <w:left w:val="none" w:color="auto" w:sz="0"/>
@@ -48898,7 +48898,7 @@
         </w:tc>
         <w:tc>
           <w:tcPr>
-            <w:tcW w:type="dxa" w:w="1283"/>
+            <w:tcW w:type="dxa" w:w="1281"/>
             <w:tcBorders>
               <w:top w:val="single" w:color="E2E8F0" w:sz="4"/>
               <w:left w:val="none" w:color="auto" w:sz="0"/>
@@ -48936,7 +48936,7 @@
         </w:trPr>
         <w:tc>
           <w:tcPr>
-            <w:tcW w:type="dxa" w:w="1526"/>
+            <w:tcW w:type="dxa" w:w="1525"/>
             <w:tcBorders>
               <w:top w:val="single" w:color="E2E8F0" w:sz="4"/>
               <w:left w:val="none" w:color="auto" w:sz="0"/>
@@ -48969,7 +48969,7 @@
         </w:tc>
         <w:tc>
           <w:tcPr>
-            <w:tcW w:type="dxa" w:w="2789"/>
+            <w:tcW w:type="dxa" w:w="2787"/>
             <w:tcBorders>
               <w:top w:val="single" w:color="E2E8F0" w:sz="4"/>
               <w:left w:val="none" w:color="auto" w:sz="0"/>
@@ -49002,7 +49002,7 @@
         </w:tc>
         <w:tc>
           <w:tcPr>
-            <w:tcW w:type="dxa" w:w="3042"/>
+            <w:tcW w:type="dxa" w:w="3047"/>
             <w:tcBorders>
               <w:top w:val="single" w:color="E2E8F0" w:sz="4"/>
               <w:left w:val="none" w:color="auto" w:sz="0"/>
@@ -49035,7 +49035,7 @@
         </w:tc>
         <w:tc>
           <w:tcPr>
-            <w:tcW w:type="dxa" w:w="1283"/>
+            <w:tcW w:type="dxa" w:w="1281"/>
             <w:tcBorders>
               <w:top w:val="single" w:color="E2E8F0" w:sz="4"/>
               <w:left w:val="none" w:color="auto" w:sz="0"/>
@@ -49073,7 +49073,7 @@
         </w:trPr>
         <w:tc>
           <w:tcPr>
-            <w:tcW w:type="dxa" w:w="1526"/>
+            <w:tcW w:type="dxa" w:w="1525"/>
             <w:tcBorders>
               <w:top w:val="single" w:color="E2E8F0" w:sz="4"/>
               <w:left w:val="none" w:color="auto" w:sz="0"/>
@@ -49106,7 +49106,7 @@
         </w:tc>
         <w:tc>
           <w:tcPr>
-            <w:tcW w:type="dxa" w:w="2789"/>
+            <w:tcW w:type="dxa" w:w="2787"/>
             <w:tcBorders>
               <w:top w:val="single" w:color="E2E8F0" w:sz="4"/>
               <w:left w:val="none" w:color="auto" w:sz="0"/>
@@ -49139,7 +49139,7 @@
         </w:tc>
         <w:tc>
           <w:tcPr>
-            <w:tcW w:type="dxa" w:w="3042"/>
+            <w:tcW w:type="dxa" w:w="3047"/>
             <w:tcBorders>
               <w:top w:val="single" w:color="E2E8F0" w:sz="4"/>
               <w:left w:val="none" w:color="auto" w:sz="0"/>
@@ -49172,7 +49172,7 @@
         </w:tc>
         <w:tc>
           <w:tcPr>
-            <w:tcW w:type="dxa" w:w="1283"/>
+            <w:tcW w:type="dxa" w:w="1281"/>
             <w:tcBorders>
               <w:top w:val="single" w:color="E2E8F0" w:sz="4"/>
               <w:left w:val="none" w:color="auto" w:sz="0"/>
@@ -49210,7 +49210,7 @@
         </w:trPr>
         <w:tc>
           <w:tcPr>
-            <w:tcW w:type="dxa" w:w="1526"/>
+            <w:tcW w:type="dxa" w:w="1525"/>
             <w:tcBorders>
               <w:top w:val="single" w:color="E2E8F0" w:sz="4"/>
               <w:left w:val="none" w:color="auto" w:sz="0"/>
@@ -49243,7 +49243,7 @@
         </w:tc>
         <w:tc>
           <w:tcPr>
-            <w:tcW w:type="dxa" w:w="2789"/>
+            <w:tcW w:type="dxa" w:w="2787"/>
             <w:tcBorders>
               <w:top w:val="single" w:color="E2E8F0" w:sz="4"/>
               <w:left w:val="none" w:color="auto" w:sz="0"/>
@@ -49276,7 +49276,7 @@
         </w:tc>
         <w:tc>
           <w:tcPr>
-            <w:tcW w:type="dxa" w:w="3042"/>
+            <w:tcW w:type="dxa" w:w="3047"/>
             <w:tcBorders>
               <w:top w:val="single" w:color="E2E8F0" w:sz="4"/>
               <w:left w:val="none" w:color="auto" w:sz="0"/>
@@ -49309,7 +49309,7 @@
         </w:tc>
         <w:tc>
           <w:tcPr>
-            <w:tcW w:type="dxa" w:w="1283"/>
+            <w:tcW w:type="dxa" w:w="1281"/>
             <w:tcBorders>
               <w:top w:val="single" w:color="E2E8F0" w:sz="4"/>
               <w:left w:val="none" w:color="auto" w:sz="0"/>
@@ -49347,7 +49347,7 @@
         </w:trPr>
         <w:tc>
           <w:tcPr>
-            <w:tcW w:type="dxa" w:w="1526"/>
+            <w:tcW w:type="dxa" w:w="1525"/>
             <w:tcBorders>
               <w:top w:val="single" w:color="E2E8F0" w:sz="4"/>
               <w:left w:val="none" w:color="auto" w:sz="0"/>
@@ -49380,7 +49380,7 @@
         </w:tc>
         <w:tc>
           <w:tcPr>
-            <w:tcW w:type="dxa" w:w="2789"/>
+            <w:tcW w:type="dxa" w:w="2787"/>
             <w:tcBorders>
               <w:top w:val="single" w:color="E2E8F0" w:sz="4"/>
               <w:left w:val="none" w:color="auto" w:sz="0"/>
@@ -49413,7 +49413,7 @@
         </w:tc>
         <w:tc>
           <w:tcPr>
-            <w:tcW w:type="dxa" w:w="3042"/>
+            <w:tcW w:type="dxa" w:w="3047"/>
             <w:tcBorders>
               <w:top w:val="single" w:color="E2E8F0" w:sz="4"/>
               <w:left w:val="none" w:color="auto" w:sz="0"/>
@@ -49446,7 +49446,7 @@
         </w:tc>
         <w:tc>
           <w:tcPr>
-            <w:tcW w:type="dxa" w:w="1283"/>
+            <w:tcW w:type="dxa" w:w="1281"/>
             <w:tcBorders>
               <w:top w:val="single" w:color="E2E8F0" w:sz="4"/>
               <w:left w:val="none" w:color="auto" w:sz="0"/>
@@ -49484,7 +49484,7 @@
         </w:trPr>
         <w:tc>
           <w:tcPr>
-            <w:tcW w:type="dxa" w:w="1526"/>
+            <w:tcW w:type="dxa" w:w="1525"/>
             <w:tcBorders>
               <w:top w:val="single" w:color="E2E8F0" w:sz="4"/>
               <w:left w:val="none" w:color="auto" w:sz="0"/>
@@ -49517,7 +49517,7 @@
         </w:tc>
         <w:tc>
           <w:tcPr>
-            <w:tcW w:type="dxa" w:w="2789"/>
+            <w:tcW w:type="dxa" w:w="2787"/>
             <w:tcBorders>
               <w:top w:val="single" w:color="E2E8F0" w:sz="4"/>
               <w:left w:val="none" w:color="auto" w:sz="0"/>
@@ -49550,7 +49550,7 @@
         </w:tc>
         <w:tc>
           <w:tcPr>
-            <w:tcW w:type="dxa" w:w="3042"/>
+            <w:tcW w:type="dxa" w:w="3047"/>
             <w:tcBorders>
               <w:top w:val="single" w:color="E2E8F0" w:sz="4"/>
               <w:left w:val="none" w:color="auto" w:sz="0"/>
@@ -49583,7 +49583,7 @@
         </w:tc>
         <w:tc>
           <w:tcPr>
-            <w:tcW w:type="dxa" w:w="1283"/>
+            <w:tcW w:type="dxa" w:w="1281"/>
             <w:tcBorders>
               <w:top w:val="single" w:color="E2E8F0" w:sz="4"/>
               <w:left w:val="none" w:color="auto" w:sz="0"/>
@@ -49621,7 +49621,7 @@
         </w:trPr>
         <w:tc>
           <w:tcPr>
-            <w:tcW w:type="dxa" w:w="1526"/>
+            <w:tcW w:type="dxa" w:w="1525"/>
             <w:tcBorders>
               <w:top w:val="single" w:color="E2E8F0" w:sz="4"/>
               <w:left w:val="none" w:color="auto" w:sz="0"/>
@@ -49654,7 +49654,7 @@
         </w:tc>
         <w:tc>
           <w:tcPr>
-            <w:tcW w:type="dxa" w:w="2789"/>
+            <w:tcW w:type="dxa" w:w="2787"/>
             <w:tcBorders>
               <w:top w:val="single" w:color="E2E8F0" w:sz="4"/>
               <w:left w:val="none" w:color="auto" w:sz="0"/>
@@ -49687,7 +49687,7 @@
         </w:tc>
         <w:tc>
           <w:tcPr>
-            <w:tcW w:type="dxa" w:w="3042"/>
+            <w:tcW w:type="dxa" w:w="3047"/>
             <w:tcBorders>
               <w:top w:val="single" w:color="E2E8F0" w:sz="4"/>
               <w:left w:val="none" w:color="auto" w:sz="0"/>
@@ -49720,7 +49720,7 @@
         </w:tc>
         <w:tc>
           <w:tcPr>
-            <w:tcW w:type="dxa" w:w="1283"/>
+            <w:tcW w:type="dxa" w:w="1281"/>
             <w:tcBorders>
               <w:top w:val="single" w:color="E2E8F0" w:sz="4"/>
               <w:left w:val="none" w:color="auto" w:sz="0"/>
@@ -49758,7 +49758,7 @@
         </w:trPr>
         <w:tc>
           <w:tcPr>
-            <w:tcW w:type="dxa" w:w="1526"/>
+            <w:tcW w:type="dxa" w:w="1525"/>
             <w:tcBorders>
               <w:top w:val="single" w:color="E2E8F0" w:sz="4"/>
               <w:left w:val="none" w:color="auto" w:sz="0"/>
@@ -49791,7 +49791,7 @@
         </w:tc>
         <w:tc>
           <w:tcPr>
-            <w:tcW w:type="dxa" w:w="2789"/>
+            <w:tcW w:type="dxa" w:w="2787"/>
             <w:tcBorders>
               <w:top w:val="single" w:color="E2E8F0" w:sz="4"/>
               <w:left w:val="none" w:color="auto" w:sz="0"/>
@@ -49824,7 +49824,7 @@
         </w:tc>
         <w:tc>
           <w:tcPr>
-            <w:tcW w:type="dxa" w:w="3042"/>
+            <w:tcW w:type="dxa" w:w="3047"/>
             <w:tcBorders>
               <w:top w:val="single" w:color="E2E8F0" w:sz="4"/>
               <w:left w:val="none" w:color="auto" w:sz="0"/>
@@ -49857,7 +49857,7 @@
         </w:tc>
         <w:tc>
           <w:tcPr>
-            <w:tcW w:type="dxa" w:w="1283"/>
+            <w:tcW w:type="dxa" w:w="1281"/>
             <w:tcBorders>
               <w:top w:val="single" w:color="E2E8F0" w:sz="4"/>
               <w:left w:val="none" w:color="auto" w:sz="0"/>
@@ -49895,7 +49895,7 @@
         </w:trPr>
         <w:tc>
           <w:tcPr>
-            <w:tcW w:type="dxa" w:w="1526"/>
+            <w:tcW w:type="dxa" w:w="1525"/>
             <w:tcBorders>
               <w:top w:val="single" w:color="E2E8F0" w:sz="4"/>
               <w:left w:val="none" w:color="auto" w:sz="0"/>
@@ -49928,7 +49928,7 @@
         </w:tc>
         <w:tc>
           <w:tcPr>
-            <w:tcW w:type="dxa" w:w="2789"/>
+            <w:tcW w:type="dxa" w:w="2787"/>
             <w:tcBorders>
               <w:top w:val="single" w:color="E2E8F0" w:sz="4"/>
               <w:left w:val="none" w:color="auto" w:sz="0"/>
@@ -49961,7 +49961,7 @@
         </w:tc>
         <w:tc>
           <w:tcPr>
-            <w:tcW w:type="dxa" w:w="3042"/>
+            <w:tcW w:type="dxa" w:w="3047"/>
             <w:tcBorders>
               <w:top w:val="single" w:color="E2E8F0" w:sz="4"/>
               <w:left w:val="none" w:color="auto" w:sz="0"/>
@@ -49984,7 +49984,7 @@
         </w:tc>
         <w:tc>
           <w:tcPr>
-            <w:tcW w:type="dxa" w:w="1283"/>
+            <w:tcW w:type="dxa" w:w="1281"/>
             <w:tcBorders>
               <w:top w:val="single" w:color="E2E8F0" w:sz="4"/>
               <w:left w:val="none" w:color="auto" w:sz="0"/>

--- a/docs/FINAL MANUSCRIPT/CHAPTER_4_RESULTS_AND_DISCUSSION.docx
+++ b/docs/FINAL MANUSCRIPT/CHAPTER_4_RESULTS_AND_DISCUSSION.docx
@@ -36043,7 +36043,7 @@
           <w:sz w:val="24"/>
           <w:szCs w:val="24"/>
         </w:rPr>
-        <w:t xml:space="preserve">An accessibility audit on 2 October 2026 extended the earlier scan (Section 4.3.6) to every kind of screen: 19 screens, eight public, seven of the owner's and four of the tenant's, each in light and dark mode at phone (375 pixels) and computer (1,366 pixels) widths, 76 scans in all with axe-core 4 against WCAG 2.2 levels A and AA. None found a violation, nor did scans of the menus and forms in their open state. By keyboard alone, focus moved into every dialog, stayed inside it, and returned to the button that opened it when the dialog was closed with Escape; every focused control showed a visible outline; and with the device set to reduce motion, only fades remained. The audit used a local copy of the system with invented records, and no screen reader was tried, so these results show that the screens are built correctly for assistive technology, not that a user of one has tried them (</w:t>
+        <w:t xml:space="preserve">An accessibility audit on 2 October 2026 extended the earlier scan (Section 4.3.6) to every kind of screen: 19 screens, eight public, seven of the owner's and four of the tenant's, each in light and dark mode at phone (375 pixels) and computer (1,366 pixels) widths, 76 scans in all with axe-core 4 against WCAG 2.2 levels A and AA. None found a violation, nor did scans of the menus and forms in their open state. The 76 scans were repeated on 5 October 2026, after the changes made for the technical evaluators. They found one defect, on three screens: the name of a cluster had become part of an element's identifier, and a name with a space in it made the identifier invalid, so assistive technology could not tell which section a button opens. It was corrected the same night, and the repeated scans found no violation. By keyboard alone, focus moved into every dialog, stayed inside it, and returned to the button that opened it when the dialog was closed with Escape; every focused control showed a visible outline; and with the device set to reduce motion, only fades remained. The audit used a local copy of the system with invented records, and no screen reader was tried, so these results show that the screens are built correctly for assistive technology, not that a user of one has tried them (</w:t>
       </w:r>
       <w:r>
         <w:rPr>

--- a/docs/FINAL MANUSCRIPT/CHAPTER_4_RESULTS_AND_DISCUSSION.docx
+++ b/docs/FINAL MANUSCRIPT/CHAPTER_4_RESULTS_AND_DISCUSSION.docx
@@ -43452,7 +43452,7 @@
         </w:trPr>
         <w:tc>
           <w:tcPr>
-            <w:tcW w:type="dxa" w:w="1525"/>
+            <w:tcW w:type="dxa" w:w="1451"/>
             <w:tcBorders>
               <w:top w:val="single" w:color="1A202C" w:sz="12"/>
               <w:left w:val="none" w:color="auto" w:sz="0"/>
@@ -43486,7 +43486,7 @@
         </w:tc>
         <w:tc>
           <w:tcPr>
-            <w:tcW w:type="dxa" w:w="2787"/>
+            <w:tcW w:type="dxa" w:w="2652"/>
             <w:tcBorders>
               <w:top w:val="single" w:color="1A202C" w:sz="12"/>
               <w:left w:val="none" w:color="auto" w:sz="0"/>
@@ -43520,7 +43520,7 @@
         </w:tc>
         <w:tc>
           <w:tcPr>
-            <w:tcW w:type="dxa" w:w="3047"/>
+            <w:tcW w:type="dxa" w:w="3317"/>
             <w:tcBorders>
               <w:top w:val="single" w:color="1A202C" w:sz="12"/>
               <w:left w:val="none" w:color="auto" w:sz="0"/>
@@ -43554,7 +43554,7 @@
         </w:tc>
         <w:tc>
           <w:tcPr>
-            <w:tcW w:type="dxa" w:w="1281"/>
+            <w:tcW w:type="dxa" w:w="1220"/>
             <w:tcBorders>
               <w:top w:val="single" w:color="1A202C" w:sz="12"/>
               <w:left w:val="none" w:color="auto" w:sz="0"/>
@@ -43593,7 +43593,7 @@
         </w:trPr>
         <w:tc>
           <w:tcPr>
-            <w:tcW w:type="dxa" w:w="1525"/>
+            <w:tcW w:type="dxa" w:w="1451"/>
             <w:tcBorders>
               <w:top w:val="single" w:color="E2E8F0" w:sz="4"/>
               <w:left w:val="none" w:color="auto" w:sz="0"/>
@@ -43626,7 +43626,7 @@
         </w:tc>
         <w:tc>
           <w:tcPr>
-            <w:tcW w:type="dxa" w:w="2787"/>
+            <w:tcW w:type="dxa" w:w="2652"/>
             <w:tcBorders>
               <w:top w:val="single" w:color="E2E8F0" w:sz="4"/>
               <w:left w:val="none" w:color="auto" w:sz="0"/>
@@ -43659,7 +43659,7 @@
         </w:tc>
         <w:tc>
           <w:tcPr>
-            <w:tcW w:type="dxa" w:w="3047"/>
+            <w:tcW w:type="dxa" w:w="3317"/>
             <w:tcBorders>
               <w:top w:val="single" w:color="E2E8F0" w:sz="4"/>
               <w:left w:val="none" w:color="auto" w:sz="0"/>
@@ -43692,7 +43692,7 @@
         </w:tc>
         <w:tc>
           <w:tcPr>
-            <w:tcW w:type="dxa" w:w="1281"/>
+            <w:tcW w:type="dxa" w:w="1220"/>
             <w:tcBorders>
               <w:top w:val="single" w:color="E2E8F0" w:sz="4"/>
               <w:left w:val="none" w:color="auto" w:sz="0"/>
@@ -43730,7 +43730,7 @@
         </w:trPr>
         <w:tc>
           <w:tcPr>
-            <w:tcW w:type="dxa" w:w="1525"/>
+            <w:tcW w:type="dxa" w:w="1451"/>
             <w:tcBorders>
               <w:top w:val="single" w:color="E2E8F0" w:sz="4"/>
               <w:left w:val="none" w:color="auto" w:sz="0"/>
@@ -43763,7 +43763,7 @@
         </w:tc>
         <w:tc>
           <w:tcPr>
-            <w:tcW w:type="dxa" w:w="2787"/>
+            <w:tcW w:type="dxa" w:w="2652"/>
             <w:tcBorders>
               <w:top w:val="single" w:color="E2E8F0" w:sz="4"/>
               <w:left w:val="none" w:color="auto" w:sz="0"/>
@@ -43796,7 +43796,7 @@
         </w:tc>
         <w:tc>
           <w:tcPr>
-            <w:tcW w:type="dxa" w:w="3047"/>
+            <w:tcW w:type="dxa" w:w="3317"/>
             <w:tcBorders>
               <w:top w:val="single" w:color="E2E8F0" w:sz="4"/>
               <w:left w:val="none" w:color="auto" w:sz="0"/>
@@ -43829,7 +43829,7 @@
         </w:tc>
         <w:tc>
           <w:tcPr>
-            <w:tcW w:type="dxa" w:w="1281"/>
+            <w:tcW w:type="dxa" w:w="1220"/>
             <w:tcBorders>
               <w:top w:val="single" w:color="E2E8F0" w:sz="4"/>
               <w:left w:val="none" w:color="auto" w:sz="0"/>
@@ -43867,7 +43867,7 @@
         </w:trPr>
         <w:tc>
           <w:tcPr>
-            <w:tcW w:type="dxa" w:w="1525"/>
+            <w:tcW w:type="dxa" w:w="1451"/>
             <w:tcBorders>
               <w:top w:val="single" w:color="E2E8F0" w:sz="4"/>
               <w:left w:val="none" w:color="auto" w:sz="0"/>
@@ -43900,7 +43900,7 @@
         </w:tc>
         <w:tc>
           <w:tcPr>
-            <w:tcW w:type="dxa" w:w="2787"/>
+            <w:tcW w:type="dxa" w:w="2652"/>
             <w:tcBorders>
               <w:top w:val="single" w:color="E2E8F0" w:sz="4"/>
               <w:left w:val="none" w:color="auto" w:sz="0"/>
@@ -43933,7 +43933,7 @@
         </w:tc>
         <w:tc>
           <w:tcPr>
-            <w:tcW w:type="dxa" w:w="3047"/>
+            <w:tcW w:type="dxa" w:w="3317"/>
             <w:tcBorders>
               <w:top w:val="single" w:color="E2E8F0" w:sz="4"/>
               <w:left w:val="none" w:color="auto" w:sz="0"/>
@@ -43966,7 +43966,7 @@
         </w:tc>
         <w:tc>
           <w:tcPr>
-            <w:tcW w:type="dxa" w:w="1281"/>
+            <w:tcW w:type="dxa" w:w="1220"/>
             <w:tcBorders>
               <w:top w:val="single" w:color="E2E8F0" w:sz="4"/>
               <w:left w:val="none" w:color="auto" w:sz="0"/>
@@ -44004,7 +44004,7 @@
         </w:trPr>
         <w:tc>
           <w:tcPr>
-            <w:tcW w:type="dxa" w:w="1525"/>
+            <w:tcW w:type="dxa" w:w="1451"/>
             <w:tcBorders>
               <w:top w:val="single" w:color="E2E8F0" w:sz="4"/>
               <w:left w:val="none" w:color="auto" w:sz="0"/>
@@ -44037,7 +44037,7 @@
         </w:tc>
         <w:tc>
           <w:tcPr>
-            <w:tcW w:type="dxa" w:w="2787"/>
+            <w:tcW w:type="dxa" w:w="2652"/>
             <w:tcBorders>
               <w:top w:val="single" w:color="E2E8F0" w:sz="4"/>
               <w:left w:val="none" w:color="auto" w:sz="0"/>
@@ -44070,7 +44070,7 @@
         </w:tc>
         <w:tc>
           <w:tcPr>
-            <w:tcW w:type="dxa" w:w="3047"/>
+            <w:tcW w:type="dxa" w:w="3317"/>
             <w:tcBorders>
               <w:top w:val="single" w:color="E2E8F0" w:sz="4"/>
               <w:left w:val="none" w:color="auto" w:sz="0"/>
@@ -44103,7 +44103,7 @@
         </w:tc>
         <w:tc>
           <w:tcPr>
-            <w:tcW w:type="dxa" w:w="1281"/>
+            <w:tcW w:type="dxa" w:w="1220"/>
             <w:tcBorders>
               <w:top w:val="single" w:color="E2E8F0" w:sz="4"/>
               <w:left w:val="none" w:color="auto" w:sz="0"/>
@@ -44141,7 +44141,7 @@
         </w:trPr>
         <w:tc>
           <w:tcPr>
-            <w:tcW w:type="dxa" w:w="1525"/>
+            <w:tcW w:type="dxa" w:w="1451"/>
             <w:tcBorders>
               <w:top w:val="single" w:color="E2E8F0" w:sz="4"/>
               <w:left w:val="none" w:color="auto" w:sz="0"/>
@@ -44174,7 +44174,7 @@
         </w:tc>
         <w:tc>
           <w:tcPr>
-            <w:tcW w:type="dxa" w:w="2787"/>
+            <w:tcW w:type="dxa" w:w="2652"/>
             <w:tcBorders>
               <w:top w:val="single" w:color="E2E8F0" w:sz="4"/>
               <w:left w:val="none" w:color="auto" w:sz="0"/>
@@ -44207,7 +44207,7 @@
         </w:tc>
         <w:tc>
           <w:tcPr>
-            <w:tcW w:type="dxa" w:w="3047"/>
+            <w:tcW w:type="dxa" w:w="3317"/>
             <w:tcBorders>
               <w:top w:val="single" w:color="E2E8F0" w:sz="4"/>
               <w:left w:val="none" w:color="auto" w:sz="0"/>
@@ -44240,7 +44240,7 @@
         </w:tc>
         <w:tc>
           <w:tcPr>
-            <w:tcW w:type="dxa" w:w="1281"/>
+            <w:tcW w:type="dxa" w:w="1220"/>
             <w:tcBorders>
               <w:top w:val="single" w:color="E2E8F0" w:sz="4"/>
               <w:left w:val="none" w:color="auto" w:sz="0"/>
@@ -44278,7 +44278,7 @@
         </w:trPr>
         <w:tc>
           <w:tcPr>
-            <w:tcW w:type="dxa" w:w="1525"/>
+            <w:tcW w:type="dxa" w:w="1451"/>
             <w:tcBorders>
               <w:top w:val="single" w:color="E2E8F0" w:sz="4"/>
               <w:left w:val="none" w:color="auto" w:sz="0"/>
@@ -44311,7 +44311,7 @@
         </w:tc>
         <w:tc>
           <w:tcPr>
-            <w:tcW w:type="dxa" w:w="2787"/>
+            <w:tcW w:type="dxa" w:w="2652"/>
             <w:tcBorders>
               <w:top w:val="single" w:color="E2E8F0" w:sz="4"/>
               <w:left w:val="none" w:color="auto" w:sz="0"/>
@@ -44344,7 +44344,7 @@
         </w:tc>
         <w:tc>
           <w:tcPr>
-            <w:tcW w:type="dxa" w:w="3047"/>
+            <w:tcW w:type="dxa" w:w="3317"/>
             <w:tcBorders>
               <w:top w:val="single" w:color="E2E8F0" w:sz="4"/>
               <w:left w:val="none" w:color="auto" w:sz="0"/>
@@ -44377,7 +44377,7 @@
         </w:tc>
         <w:tc>
           <w:tcPr>
-            <w:tcW w:type="dxa" w:w="1281"/>
+            <w:tcW w:type="dxa" w:w="1220"/>
             <w:tcBorders>
               <w:top w:val="single" w:color="E2E8F0" w:sz="4"/>
               <w:left w:val="none" w:color="auto" w:sz="0"/>
@@ -44415,7 +44415,7 @@
         </w:trPr>
         <w:tc>
           <w:tcPr>
-            <w:tcW w:type="dxa" w:w="1525"/>
+            <w:tcW w:type="dxa" w:w="1451"/>
             <w:tcBorders>
               <w:top w:val="single" w:color="E2E8F0" w:sz="4"/>
               <w:left w:val="none" w:color="auto" w:sz="0"/>
@@ -44448,7 +44448,7 @@
         </w:tc>
         <w:tc>
           <w:tcPr>
-            <w:tcW w:type="dxa" w:w="2787"/>
+            <w:tcW w:type="dxa" w:w="2652"/>
             <w:tcBorders>
               <w:top w:val="single" w:color="E2E8F0" w:sz="4"/>
               <w:left w:val="none" w:color="auto" w:sz="0"/>
@@ -44481,7 +44481,7 @@
         </w:tc>
         <w:tc>
           <w:tcPr>
-            <w:tcW w:type="dxa" w:w="3047"/>
+            <w:tcW w:type="dxa" w:w="3317"/>
             <w:tcBorders>
               <w:top w:val="single" w:color="E2E8F0" w:sz="4"/>
               <w:left w:val="none" w:color="auto" w:sz="0"/>
@@ -44514,7 +44514,7 @@
         </w:tc>
         <w:tc>
           <w:tcPr>
-            <w:tcW w:type="dxa" w:w="1281"/>
+            <w:tcW w:type="dxa" w:w="1220"/>
             <w:tcBorders>
               <w:top w:val="single" w:color="E2E8F0" w:sz="4"/>
               <w:left w:val="none" w:color="auto" w:sz="0"/>
@@ -44552,7 +44552,7 @@
         </w:trPr>
         <w:tc>
           <w:tcPr>
-            <w:tcW w:type="dxa" w:w="1525"/>
+            <w:tcW w:type="dxa" w:w="1451"/>
             <w:tcBorders>
               <w:top w:val="single" w:color="E2E8F0" w:sz="4"/>
               <w:left w:val="none" w:color="auto" w:sz="0"/>
@@ -44585,7 +44585,7 @@
         </w:tc>
         <w:tc>
           <w:tcPr>
-            <w:tcW w:type="dxa" w:w="2787"/>
+            <w:tcW w:type="dxa" w:w="2652"/>
             <w:tcBorders>
               <w:top w:val="single" w:color="E2E8F0" w:sz="4"/>
               <w:left w:val="none" w:color="auto" w:sz="0"/>
@@ -44618,7 +44618,7 @@
         </w:tc>
         <w:tc>
           <w:tcPr>
-            <w:tcW w:type="dxa" w:w="3047"/>
+            <w:tcW w:type="dxa" w:w="3317"/>
             <w:tcBorders>
               <w:top w:val="single" w:color="E2E8F0" w:sz="4"/>
               <w:left w:val="none" w:color="auto" w:sz="0"/>
@@ -44651,7 +44651,7 @@
         </w:tc>
         <w:tc>
           <w:tcPr>
-            <w:tcW w:type="dxa" w:w="1281"/>
+            <w:tcW w:type="dxa" w:w="1220"/>
             <w:tcBorders>
               <w:top w:val="single" w:color="E2E8F0" w:sz="4"/>
               <w:left w:val="none" w:color="auto" w:sz="0"/>
@@ -44689,7 +44689,7 @@
         </w:trPr>
         <w:tc>
           <w:tcPr>
-            <w:tcW w:type="dxa" w:w="1525"/>
+            <w:tcW w:type="dxa" w:w="1451"/>
             <w:tcBorders>
               <w:top w:val="single" w:color="E2E8F0" w:sz="4"/>
               <w:left w:val="none" w:color="auto" w:sz="0"/>
@@ -44722,7 +44722,7 @@
         </w:tc>
         <w:tc>
           <w:tcPr>
-            <w:tcW w:type="dxa" w:w="2787"/>
+            <w:tcW w:type="dxa" w:w="2652"/>
             <w:tcBorders>
               <w:top w:val="single" w:color="E2E8F0" w:sz="4"/>
               <w:left w:val="none" w:color="auto" w:sz="0"/>
@@ -44755,7 +44755,7 @@
         </w:tc>
         <w:tc>
           <w:tcPr>
-            <w:tcW w:type="dxa" w:w="3047"/>
+            <w:tcW w:type="dxa" w:w="3317"/>
             <w:tcBorders>
               <w:top w:val="single" w:color="E2E8F0" w:sz="4"/>
               <w:left w:val="none" w:color="auto" w:sz="0"/>
@@ -44788,7 +44788,7 @@
         </w:tc>
         <w:tc>
           <w:tcPr>
-            <w:tcW w:type="dxa" w:w="1281"/>
+            <w:tcW w:type="dxa" w:w="1220"/>
             <w:tcBorders>
               <w:top w:val="single" w:color="E2E8F0" w:sz="4"/>
               <w:left w:val="none" w:color="auto" w:sz="0"/>
@@ -44826,7 +44826,7 @@
         </w:trPr>
         <w:tc>
           <w:tcPr>
-            <w:tcW w:type="dxa" w:w="1525"/>
+            <w:tcW w:type="dxa" w:w="1451"/>
             <w:tcBorders>
               <w:top w:val="single" w:color="E2E8F0" w:sz="4"/>
               <w:left w:val="none" w:color="auto" w:sz="0"/>
@@ -44859,7 +44859,7 @@
         </w:tc>
         <w:tc>
           <w:tcPr>
-            <w:tcW w:type="dxa" w:w="2787"/>
+            <w:tcW w:type="dxa" w:w="2652"/>
             <w:tcBorders>
               <w:top w:val="single" w:color="E2E8F0" w:sz="4"/>
               <w:left w:val="none" w:color="auto" w:sz="0"/>
@@ -44892,7 +44892,7 @@
         </w:tc>
         <w:tc>
           <w:tcPr>
-            <w:tcW w:type="dxa" w:w="3047"/>
+            <w:tcW w:type="dxa" w:w="3317"/>
             <w:tcBorders>
               <w:top w:val="single" w:color="E2E8F0" w:sz="4"/>
               <w:left w:val="none" w:color="auto" w:sz="0"/>
@@ -44925,7 +44925,7 @@
         </w:tc>
         <w:tc>
           <w:tcPr>
-            <w:tcW w:type="dxa" w:w="1281"/>
+            <w:tcW w:type="dxa" w:w="1220"/>
             <w:tcBorders>
               <w:top w:val="single" w:color="E2E8F0" w:sz="4"/>
               <w:left w:val="none" w:color="auto" w:sz="0"/>
@@ -44963,7 +44963,7 @@
         </w:trPr>
         <w:tc>
           <w:tcPr>
-            <w:tcW w:type="dxa" w:w="1525"/>
+            <w:tcW w:type="dxa" w:w="1451"/>
             <w:tcBorders>
               <w:top w:val="single" w:color="E2E8F0" w:sz="4"/>
               <w:left w:val="none" w:color="auto" w:sz="0"/>
@@ -44996,7 +44996,7 @@
         </w:tc>
         <w:tc>
           <w:tcPr>
-            <w:tcW w:type="dxa" w:w="2787"/>
+            <w:tcW w:type="dxa" w:w="2652"/>
             <w:tcBorders>
               <w:top w:val="single" w:color="E2E8F0" w:sz="4"/>
               <w:left w:val="none" w:color="auto" w:sz="0"/>
@@ -45029,7 +45029,7 @@
         </w:tc>
         <w:tc>
           <w:tcPr>
-            <w:tcW w:type="dxa" w:w="3047"/>
+            <w:tcW w:type="dxa" w:w="3317"/>
             <w:tcBorders>
               <w:top w:val="single" w:color="E2E8F0" w:sz="4"/>
               <w:left w:val="none" w:color="auto" w:sz="0"/>
@@ -45062,7 +45062,7 @@
         </w:tc>
         <w:tc>
           <w:tcPr>
-            <w:tcW w:type="dxa" w:w="1281"/>
+            <w:tcW w:type="dxa" w:w="1220"/>
             <w:tcBorders>
               <w:top w:val="single" w:color="E2E8F0" w:sz="4"/>
               <w:left w:val="none" w:color="auto" w:sz="0"/>
@@ -45100,7 +45100,7 @@
         </w:trPr>
         <w:tc>
           <w:tcPr>
-            <w:tcW w:type="dxa" w:w="1525"/>
+            <w:tcW w:type="dxa" w:w="1451"/>
             <w:tcBorders>
               <w:top w:val="single" w:color="E2E8F0" w:sz="4"/>
               <w:left w:val="none" w:color="auto" w:sz="0"/>
@@ -45133,7 +45133,7 @@
         </w:tc>
         <w:tc>
           <w:tcPr>
-            <w:tcW w:type="dxa" w:w="2787"/>
+            <w:tcW w:type="dxa" w:w="2652"/>
             <w:tcBorders>
               <w:top w:val="single" w:color="E2E8F0" w:sz="4"/>
               <w:left w:val="none" w:color="auto" w:sz="0"/>
@@ -45166,7 +45166,7 @@
         </w:tc>
         <w:tc>
           <w:tcPr>
-            <w:tcW w:type="dxa" w:w="3047"/>
+            <w:tcW w:type="dxa" w:w="3317"/>
             <w:tcBorders>
               <w:top w:val="single" w:color="E2E8F0" w:sz="4"/>
               <w:left w:val="none" w:color="auto" w:sz="0"/>
@@ -45199,7 +45199,7 @@
         </w:tc>
         <w:tc>
           <w:tcPr>
-            <w:tcW w:type="dxa" w:w="1281"/>
+            <w:tcW w:type="dxa" w:w="1220"/>
             <w:tcBorders>
               <w:top w:val="single" w:color="E2E8F0" w:sz="4"/>
               <w:left w:val="none" w:color="auto" w:sz="0"/>
@@ -45237,7 +45237,7 @@
         </w:trPr>
         <w:tc>
           <w:tcPr>
-            <w:tcW w:type="dxa" w:w="1525"/>
+            <w:tcW w:type="dxa" w:w="1451"/>
             <w:tcBorders>
               <w:top w:val="single" w:color="E2E8F0" w:sz="4"/>
               <w:left w:val="none" w:color="auto" w:sz="0"/>
@@ -45270,7 +45270,7 @@
         </w:tc>
         <w:tc>
           <w:tcPr>
-            <w:tcW w:type="dxa" w:w="2787"/>
+            <w:tcW w:type="dxa" w:w="2652"/>
             <w:tcBorders>
               <w:top w:val="single" w:color="E2E8F0" w:sz="4"/>
               <w:left w:val="none" w:color="auto" w:sz="0"/>
@@ -45303,7 +45303,7 @@
         </w:tc>
         <w:tc>
           <w:tcPr>
-            <w:tcW w:type="dxa" w:w="3047"/>
+            <w:tcW w:type="dxa" w:w="3317"/>
             <w:tcBorders>
               <w:top w:val="single" w:color="E2E8F0" w:sz="4"/>
               <w:left w:val="none" w:color="auto" w:sz="0"/>
@@ -45336,7 +45336,7 @@
         </w:tc>
         <w:tc>
           <w:tcPr>
-            <w:tcW w:type="dxa" w:w="1281"/>
+            <w:tcW w:type="dxa" w:w="1220"/>
             <w:tcBorders>
               <w:top w:val="single" w:color="E2E8F0" w:sz="4"/>
               <w:left w:val="none" w:color="auto" w:sz="0"/>
@@ -45374,7 +45374,7 @@
         </w:trPr>
         <w:tc>
           <w:tcPr>
-            <w:tcW w:type="dxa" w:w="1525"/>
+            <w:tcW w:type="dxa" w:w="1451"/>
             <w:tcBorders>
               <w:top w:val="single" w:color="E2E8F0" w:sz="4"/>
               <w:left w:val="none" w:color="auto" w:sz="0"/>
@@ -45407,7 +45407,7 @@
         </w:tc>
         <w:tc>
           <w:tcPr>
-            <w:tcW w:type="dxa" w:w="2787"/>
+            <w:tcW w:type="dxa" w:w="2652"/>
             <w:tcBorders>
               <w:top w:val="single" w:color="E2E8F0" w:sz="4"/>
               <w:left w:val="none" w:color="auto" w:sz="0"/>
@@ -45440,7 +45440,7 @@
         </w:tc>
         <w:tc>
           <w:tcPr>
-            <w:tcW w:type="dxa" w:w="3047"/>
+            <w:tcW w:type="dxa" w:w="3317"/>
             <w:tcBorders>
               <w:top w:val="single" w:color="E2E8F0" w:sz="4"/>
               <w:left w:val="none" w:color="auto" w:sz="0"/>
@@ -45473,7 +45473,7 @@
         </w:tc>
         <w:tc>
           <w:tcPr>
-            <w:tcW w:type="dxa" w:w="1281"/>
+            <w:tcW w:type="dxa" w:w="1220"/>
             <w:tcBorders>
               <w:top w:val="single" w:color="E2E8F0" w:sz="4"/>
               <w:left w:val="none" w:color="auto" w:sz="0"/>
@@ -45511,7 +45511,7 @@
         </w:trPr>
         <w:tc>
           <w:tcPr>
-            <w:tcW w:type="dxa" w:w="1525"/>
+            <w:tcW w:type="dxa" w:w="1451"/>
             <w:tcBorders>
               <w:top w:val="single" w:color="E2E8F0" w:sz="4"/>
               <w:left w:val="none" w:color="auto" w:sz="0"/>
@@ -45544,7 +45544,7 @@
         </w:tc>
         <w:tc>
           <w:tcPr>
-            <w:tcW w:type="dxa" w:w="2787"/>
+            <w:tcW w:type="dxa" w:w="2652"/>
             <w:tcBorders>
               <w:top w:val="single" w:color="E2E8F0" w:sz="4"/>
               <w:left w:val="none" w:color="auto" w:sz="0"/>
@@ -45577,7 +45577,7 @@
         </w:tc>
         <w:tc>
           <w:tcPr>
-            <w:tcW w:type="dxa" w:w="3047"/>
+            <w:tcW w:type="dxa" w:w="3317"/>
             <w:tcBorders>
               <w:top w:val="single" w:color="E2E8F0" w:sz="4"/>
               <w:left w:val="none" w:color="auto" w:sz="0"/>
@@ -45610,7 +45610,7 @@
         </w:tc>
         <w:tc>
           <w:tcPr>
-            <w:tcW w:type="dxa" w:w="1281"/>
+            <w:tcW w:type="dxa" w:w="1220"/>
             <w:tcBorders>
               <w:top w:val="single" w:color="E2E8F0" w:sz="4"/>
               <w:left w:val="none" w:color="auto" w:sz="0"/>
@@ -45648,7 +45648,7 @@
         </w:trPr>
         <w:tc>
           <w:tcPr>
-            <w:tcW w:type="dxa" w:w="1525"/>
+            <w:tcW w:type="dxa" w:w="1451"/>
             <w:tcBorders>
               <w:top w:val="single" w:color="E2E8F0" w:sz="4"/>
               <w:left w:val="none" w:color="auto" w:sz="0"/>
@@ -45681,7 +45681,7 @@
         </w:tc>
         <w:tc>
           <w:tcPr>
-            <w:tcW w:type="dxa" w:w="2787"/>
+            <w:tcW w:type="dxa" w:w="2652"/>
             <w:tcBorders>
               <w:top w:val="single" w:color="E2E8F0" w:sz="4"/>
               <w:left w:val="none" w:color="auto" w:sz="0"/>
@@ -45714,7 +45714,7 @@
         </w:tc>
         <w:tc>
           <w:tcPr>
-            <w:tcW w:type="dxa" w:w="3047"/>
+            <w:tcW w:type="dxa" w:w="3317"/>
             <w:tcBorders>
               <w:top w:val="single" w:color="E2E8F0" w:sz="4"/>
               <w:left w:val="none" w:color="auto" w:sz="0"/>
@@ -45747,7 +45747,7 @@
         </w:tc>
         <w:tc>
           <w:tcPr>
-            <w:tcW w:type="dxa" w:w="1281"/>
+            <w:tcW w:type="dxa" w:w="1220"/>
             <w:tcBorders>
               <w:top w:val="single" w:color="E2E8F0" w:sz="4"/>
               <w:left w:val="none" w:color="auto" w:sz="0"/>
@@ -45785,7 +45785,7 @@
         </w:trPr>
         <w:tc>
           <w:tcPr>
-            <w:tcW w:type="dxa" w:w="1525"/>
+            <w:tcW w:type="dxa" w:w="1451"/>
             <w:tcBorders>
               <w:top w:val="single" w:color="E2E8F0" w:sz="4"/>
               <w:left w:val="none" w:color="auto" w:sz="0"/>
@@ -45818,7 +45818,7 @@
         </w:tc>
         <w:tc>
           <w:tcPr>
-            <w:tcW w:type="dxa" w:w="2787"/>
+            <w:tcW w:type="dxa" w:w="2652"/>
             <w:tcBorders>
               <w:top w:val="single" w:color="E2E8F0" w:sz="4"/>
               <w:left w:val="none" w:color="auto" w:sz="0"/>
@@ -45851,7 +45851,7 @@
         </w:tc>
         <w:tc>
           <w:tcPr>
-            <w:tcW w:type="dxa" w:w="3047"/>
+            <w:tcW w:type="dxa" w:w="3317"/>
             <w:tcBorders>
               <w:top w:val="single" w:color="E2E8F0" w:sz="4"/>
               <w:left w:val="none" w:color="auto" w:sz="0"/>
@@ -45884,7 +45884,7 @@
         </w:tc>
         <w:tc>
           <w:tcPr>
-            <w:tcW w:type="dxa" w:w="1281"/>
+            <w:tcW w:type="dxa" w:w="1220"/>
             <w:tcBorders>
               <w:top w:val="single" w:color="E2E8F0" w:sz="4"/>
               <w:left w:val="none" w:color="auto" w:sz="0"/>
@@ -45922,7 +45922,7 @@
         </w:trPr>
         <w:tc>
           <w:tcPr>
-            <w:tcW w:type="dxa" w:w="1525"/>
+            <w:tcW w:type="dxa" w:w="1451"/>
             <w:tcBorders>
               <w:top w:val="single" w:color="E2E8F0" w:sz="4"/>
               <w:left w:val="none" w:color="auto" w:sz="0"/>
@@ -45955,7 +45955,7 @@
         </w:tc>
         <w:tc>
           <w:tcPr>
-            <w:tcW w:type="dxa" w:w="2787"/>
+            <w:tcW w:type="dxa" w:w="2652"/>
             <w:tcBorders>
               <w:top w:val="single" w:color="E2E8F0" w:sz="4"/>
               <w:left w:val="none" w:color="auto" w:sz="0"/>
@@ -45988,7 +45988,7 @@
         </w:tc>
         <w:tc>
           <w:tcPr>
-            <w:tcW w:type="dxa" w:w="3047"/>
+            <w:tcW w:type="dxa" w:w="3317"/>
             <w:tcBorders>
               <w:top w:val="single" w:color="E2E8F0" w:sz="4"/>
               <w:left w:val="none" w:color="auto" w:sz="0"/>
@@ -46021,7 +46021,7 @@
         </w:tc>
         <w:tc>
           <w:tcPr>
-            <w:tcW w:type="dxa" w:w="1281"/>
+            <w:tcW w:type="dxa" w:w="1220"/>
             <w:tcBorders>
               <w:top w:val="single" w:color="E2E8F0" w:sz="4"/>
               <w:left w:val="none" w:color="auto" w:sz="0"/>
@@ -46059,7 +46059,7 @@
         </w:trPr>
         <w:tc>
           <w:tcPr>
-            <w:tcW w:type="dxa" w:w="1525"/>
+            <w:tcW w:type="dxa" w:w="1451"/>
             <w:tcBorders>
               <w:top w:val="single" w:color="E2E8F0" w:sz="4"/>
               <w:left w:val="none" w:color="auto" w:sz="0"/>
@@ -46092,7 +46092,7 @@
         </w:tc>
         <w:tc>
           <w:tcPr>
-            <w:tcW w:type="dxa" w:w="2787"/>
+            <w:tcW w:type="dxa" w:w="2652"/>
             <w:tcBorders>
               <w:top w:val="single" w:color="E2E8F0" w:sz="4"/>
               <w:left w:val="none" w:color="auto" w:sz="0"/>
@@ -46125,7 +46125,7 @@
         </w:tc>
         <w:tc>
           <w:tcPr>
-            <w:tcW w:type="dxa" w:w="3047"/>
+            <w:tcW w:type="dxa" w:w="3317"/>
             <w:tcBorders>
               <w:top w:val="single" w:color="E2E8F0" w:sz="4"/>
               <w:left w:val="none" w:color="auto" w:sz="0"/>
@@ -46158,7 +46158,7 @@
         </w:tc>
         <w:tc>
           <w:tcPr>
-            <w:tcW w:type="dxa" w:w="1281"/>
+            <w:tcW w:type="dxa" w:w="1220"/>
             <w:tcBorders>
               <w:top w:val="single" w:color="E2E8F0" w:sz="4"/>
               <w:left w:val="none" w:color="auto" w:sz="0"/>
@@ -46196,7 +46196,7 @@
         </w:trPr>
         <w:tc>
           <w:tcPr>
-            <w:tcW w:type="dxa" w:w="1525"/>
+            <w:tcW w:type="dxa" w:w="1451"/>
             <w:tcBorders>
               <w:top w:val="single" w:color="E2E8F0" w:sz="4"/>
               <w:left w:val="none" w:color="auto" w:sz="0"/>
@@ -46229,7 +46229,7 @@
         </w:tc>
         <w:tc>
           <w:tcPr>
-            <w:tcW w:type="dxa" w:w="2787"/>
+            <w:tcW w:type="dxa" w:w="2652"/>
             <w:tcBorders>
               <w:top w:val="single" w:color="E2E8F0" w:sz="4"/>
               <w:left w:val="none" w:color="auto" w:sz="0"/>
@@ -46262,7 +46262,7 @@
         </w:tc>
         <w:tc>
           <w:tcPr>
-            <w:tcW w:type="dxa" w:w="3047"/>
+            <w:tcW w:type="dxa" w:w="3317"/>
             <w:tcBorders>
               <w:top w:val="single" w:color="E2E8F0" w:sz="4"/>
               <w:left w:val="none" w:color="auto" w:sz="0"/>
@@ -46295,7 +46295,7 @@
         </w:tc>
         <w:tc>
           <w:tcPr>
-            <w:tcW w:type="dxa" w:w="1281"/>
+            <w:tcW w:type="dxa" w:w="1220"/>
             <w:tcBorders>
               <w:top w:val="single" w:color="E2E8F0" w:sz="4"/>
               <w:left w:val="none" w:color="auto" w:sz="0"/>
@@ -46333,7 +46333,7 @@
         </w:trPr>
         <w:tc>
           <w:tcPr>
-            <w:tcW w:type="dxa" w:w="1525"/>
+            <w:tcW w:type="dxa" w:w="1451"/>
             <w:tcBorders>
               <w:top w:val="single" w:color="E2E8F0" w:sz="4"/>
               <w:left w:val="none" w:color="auto" w:sz="0"/>
@@ -46366,7 +46366,7 @@
         </w:tc>
         <w:tc>
           <w:tcPr>
-            <w:tcW w:type="dxa" w:w="2787"/>
+            <w:tcW w:type="dxa" w:w="2652"/>
             <w:tcBorders>
               <w:top w:val="single" w:color="E2E8F0" w:sz="4"/>
               <w:left w:val="none" w:color="auto" w:sz="0"/>
@@ -46399,7 +46399,7 @@
         </w:tc>
         <w:tc>
           <w:tcPr>
-            <w:tcW w:type="dxa" w:w="3047"/>
+            <w:tcW w:type="dxa" w:w="3317"/>
             <w:tcBorders>
               <w:top w:val="single" w:color="E2E8F0" w:sz="4"/>
               <w:left w:val="none" w:color="auto" w:sz="0"/>
@@ -46432,7 +46432,7 @@
         </w:tc>
         <w:tc>
           <w:tcPr>
-            <w:tcW w:type="dxa" w:w="1281"/>
+            <w:tcW w:type="dxa" w:w="1220"/>
             <w:tcBorders>
               <w:top w:val="single" w:color="E2E8F0" w:sz="4"/>
               <w:left w:val="none" w:color="auto" w:sz="0"/>
@@ -46470,7 +46470,7 @@
         </w:trPr>
         <w:tc>
           <w:tcPr>
-            <w:tcW w:type="dxa" w:w="1525"/>
+            <w:tcW w:type="dxa" w:w="1451"/>
             <w:tcBorders>
               <w:top w:val="single" w:color="E2E8F0" w:sz="4"/>
               <w:left w:val="none" w:color="auto" w:sz="0"/>
@@ -46503,7 +46503,7 @@
         </w:tc>
         <w:tc>
           <w:tcPr>
-            <w:tcW w:type="dxa" w:w="2787"/>
+            <w:tcW w:type="dxa" w:w="2652"/>
             <w:tcBorders>
               <w:top w:val="single" w:color="E2E8F0" w:sz="4"/>
               <w:left w:val="none" w:color="auto" w:sz="0"/>
@@ -46536,7 +46536,7 @@
         </w:tc>
         <w:tc>
           <w:tcPr>
-            <w:tcW w:type="dxa" w:w="3047"/>
+            <w:tcW w:type="dxa" w:w="3317"/>
             <w:tcBorders>
               <w:top w:val="single" w:color="E2E8F0" w:sz="4"/>
               <w:left w:val="none" w:color="auto" w:sz="0"/>
@@ -46569,7 +46569,7 @@
         </w:tc>
         <w:tc>
           <w:tcPr>
-            <w:tcW w:type="dxa" w:w="1281"/>
+            <w:tcW w:type="dxa" w:w="1220"/>
             <w:tcBorders>
               <w:top w:val="single" w:color="E2E8F0" w:sz="4"/>
               <w:left w:val="none" w:color="auto" w:sz="0"/>
@@ -46607,7 +46607,7 @@
         </w:trPr>
         <w:tc>
           <w:tcPr>
-            <w:tcW w:type="dxa" w:w="1525"/>
+            <w:tcW w:type="dxa" w:w="1451"/>
             <w:tcBorders>
               <w:top w:val="single" w:color="E2E8F0" w:sz="4"/>
               <w:left w:val="none" w:color="auto" w:sz="0"/>
@@ -46640,7 +46640,7 @@
         </w:tc>
         <w:tc>
           <w:tcPr>
-            <w:tcW w:type="dxa" w:w="2787"/>
+            <w:tcW w:type="dxa" w:w="2652"/>
             <w:tcBorders>
               <w:top w:val="single" w:color="E2E8F0" w:sz="4"/>
               <w:left w:val="none" w:color="auto" w:sz="0"/>
@@ -46673,7 +46673,7 @@
         </w:tc>
         <w:tc>
           <w:tcPr>
-            <w:tcW w:type="dxa" w:w="3047"/>
+            <w:tcW w:type="dxa" w:w="3317"/>
             <w:tcBorders>
               <w:top w:val="single" w:color="E2E8F0" w:sz="4"/>
               <w:left w:val="none" w:color="auto" w:sz="0"/>
@@ -46706,7 +46706,7 @@
         </w:tc>
         <w:tc>
           <w:tcPr>
-            <w:tcW w:type="dxa" w:w="1281"/>
+            <w:tcW w:type="dxa" w:w="1220"/>
             <w:tcBorders>
               <w:top w:val="single" w:color="E2E8F0" w:sz="4"/>
               <w:left w:val="none" w:color="auto" w:sz="0"/>
@@ -46744,7 +46744,7 @@
         </w:trPr>
         <w:tc>
           <w:tcPr>
-            <w:tcW w:type="dxa" w:w="1525"/>
+            <w:tcW w:type="dxa" w:w="1451"/>
             <w:tcBorders>
               <w:top w:val="single" w:color="E2E8F0" w:sz="4"/>
               <w:left w:val="none" w:color="auto" w:sz="0"/>
@@ -46777,7 +46777,7 @@
         </w:tc>
         <w:tc>
           <w:tcPr>
-            <w:tcW w:type="dxa" w:w="2787"/>
+            <w:tcW w:type="dxa" w:w="2652"/>
             <w:tcBorders>
               <w:top w:val="single" w:color="E2E8F0" w:sz="4"/>
               <w:left w:val="none" w:color="auto" w:sz="0"/>
@@ -46810,7 +46810,7 @@
         </w:tc>
         <w:tc>
           <w:tcPr>
-            <w:tcW w:type="dxa" w:w="3047"/>
+            <w:tcW w:type="dxa" w:w="3317"/>
             <w:tcBorders>
               <w:top w:val="single" w:color="E2E8F0" w:sz="4"/>
               <w:left w:val="none" w:color="auto" w:sz="0"/>
@@ -46843,7 +46843,7 @@
         </w:tc>
         <w:tc>
           <w:tcPr>
-            <w:tcW w:type="dxa" w:w="1281"/>
+            <w:tcW w:type="dxa" w:w="1220"/>
             <w:tcBorders>
               <w:top w:val="single" w:color="E2E8F0" w:sz="4"/>
               <w:left w:val="none" w:color="auto" w:sz="0"/>
@@ -46881,7 +46881,7 @@
         </w:trPr>
         <w:tc>
           <w:tcPr>
-            <w:tcW w:type="dxa" w:w="1525"/>
+            <w:tcW w:type="dxa" w:w="1451"/>
             <w:tcBorders>
               <w:top w:val="single" w:color="E2E8F0" w:sz="4"/>
               <w:left w:val="none" w:color="auto" w:sz="0"/>
@@ -46914,7 +46914,7 @@
         </w:tc>
         <w:tc>
           <w:tcPr>
-            <w:tcW w:type="dxa" w:w="2787"/>
+            <w:tcW w:type="dxa" w:w="2652"/>
             <w:tcBorders>
               <w:top w:val="single" w:color="E2E8F0" w:sz="4"/>
               <w:left w:val="none" w:color="auto" w:sz="0"/>
@@ -46947,7 +46947,7 @@
         </w:tc>
         <w:tc>
           <w:tcPr>
-            <w:tcW w:type="dxa" w:w="3047"/>
+            <w:tcW w:type="dxa" w:w="3317"/>
             <w:tcBorders>
               <w:top w:val="single" w:color="E2E8F0" w:sz="4"/>
               <w:left w:val="none" w:color="auto" w:sz="0"/>
@@ -46980,7 +46980,7 @@
         </w:tc>
         <w:tc>
           <w:tcPr>
-            <w:tcW w:type="dxa" w:w="1281"/>
+            <w:tcW w:type="dxa" w:w="1220"/>
             <w:tcBorders>
               <w:top w:val="single" w:color="E2E8F0" w:sz="4"/>
               <w:left w:val="none" w:color="auto" w:sz="0"/>
@@ -47018,7 +47018,7 @@
         </w:trPr>
         <w:tc>
           <w:tcPr>
-            <w:tcW w:type="dxa" w:w="1525"/>
+            <w:tcW w:type="dxa" w:w="1451"/>
             <w:tcBorders>
               <w:top w:val="single" w:color="E2E8F0" w:sz="4"/>
               <w:left w:val="none" w:color="auto" w:sz="0"/>
@@ -47051,7 +47051,7 @@
         </w:tc>
         <w:tc>
           <w:tcPr>
-            <w:tcW w:type="dxa" w:w="2787"/>
+            <w:tcW w:type="dxa" w:w="2652"/>
             <w:tcBorders>
               <w:top w:val="single" w:color="E2E8F0" w:sz="4"/>
               <w:left w:val="none" w:color="auto" w:sz="0"/>
@@ -47084,7 +47084,7 @@
         </w:tc>
         <w:tc>
           <w:tcPr>
-            <w:tcW w:type="dxa" w:w="3047"/>
+            <w:tcW w:type="dxa" w:w="3317"/>
             <w:tcBorders>
               <w:top w:val="single" w:color="E2E8F0" w:sz="4"/>
               <w:left w:val="none" w:color="auto" w:sz="0"/>
@@ -47117,7 +47117,7 @@
         </w:tc>
         <w:tc>
           <w:tcPr>
-            <w:tcW w:type="dxa" w:w="1281"/>
+            <w:tcW w:type="dxa" w:w="1220"/>
             <w:tcBorders>
               <w:top w:val="single" w:color="E2E8F0" w:sz="4"/>
               <w:left w:val="none" w:color="auto" w:sz="0"/>
@@ -47155,7 +47155,7 @@
         </w:trPr>
         <w:tc>
           <w:tcPr>
-            <w:tcW w:type="dxa" w:w="1525"/>
+            <w:tcW w:type="dxa" w:w="1451"/>
             <w:tcBorders>
               <w:top w:val="single" w:color="E2E8F0" w:sz="4"/>
               <w:left w:val="none" w:color="auto" w:sz="0"/>
@@ -47188,7 +47188,7 @@
         </w:tc>
         <w:tc>
           <w:tcPr>
-            <w:tcW w:type="dxa" w:w="2787"/>
+            <w:tcW w:type="dxa" w:w="2652"/>
             <w:tcBorders>
               <w:top w:val="single" w:color="E2E8F0" w:sz="4"/>
               <w:left w:val="none" w:color="auto" w:sz="0"/>
@@ -47221,7 +47221,7 @@
         </w:tc>
         <w:tc>
           <w:tcPr>
-            <w:tcW w:type="dxa" w:w="3047"/>
+            <w:tcW w:type="dxa" w:w="3317"/>
             <w:tcBorders>
               <w:top w:val="single" w:color="E2E8F0" w:sz="4"/>
               <w:left w:val="none" w:color="auto" w:sz="0"/>
@@ -47254,7 +47254,7 @@
         </w:tc>
         <w:tc>
           <w:tcPr>
-            <w:tcW w:type="dxa" w:w="1281"/>
+            <w:tcW w:type="dxa" w:w="1220"/>
             <w:tcBorders>
               <w:top w:val="single" w:color="E2E8F0" w:sz="4"/>
               <w:left w:val="none" w:color="auto" w:sz="0"/>
@@ -47292,7 +47292,7 @@
         </w:trPr>
         <w:tc>
           <w:tcPr>
-            <w:tcW w:type="dxa" w:w="1525"/>
+            <w:tcW w:type="dxa" w:w="1451"/>
             <w:tcBorders>
               <w:top w:val="single" w:color="E2E8F0" w:sz="4"/>
               <w:left w:val="none" w:color="auto" w:sz="0"/>
@@ -47325,7 +47325,7 @@
         </w:tc>
         <w:tc>
           <w:tcPr>
-            <w:tcW w:type="dxa" w:w="2787"/>
+            <w:tcW w:type="dxa" w:w="2652"/>
             <w:tcBorders>
               <w:top w:val="single" w:color="E2E8F0" w:sz="4"/>
               <w:left w:val="none" w:color="auto" w:sz="0"/>
@@ -47358,7 +47358,7 @@
         </w:tc>
         <w:tc>
           <w:tcPr>
-            <w:tcW w:type="dxa" w:w="3047"/>
+            <w:tcW w:type="dxa" w:w="3317"/>
             <w:tcBorders>
               <w:top w:val="single" w:color="E2E8F0" w:sz="4"/>
               <w:left w:val="none" w:color="auto" w:sz="0"/>
@@ -47391,7 +47391,7 @@
         </w:tc>
         <w:tc>
           <w:tcPr>
-            <w:tcW w:type="dxa" w:w="1281"/>
+            <w:tcW w:type="dxa" w:w="1220"/>
             <w:tcBorders>
               <w:top w:val="single" w:color="E2E8F0" w:sz="4"/>
               <w:left w:val="none" w:color="auto" w:sz="0"/>
@@ -47429,7 +47429,7 @@
         </w:trPr>
         <w:tc>
           <w:tcPr>
-            <w:tcW w:type="dxa" w:w="1525"/>
+            <w:tcW w:type="dxa" w:w="1451"/>
             <w:tcBorders>
               <w:top w:val="single" w:color="E2E8F0" w:sz="4"/>
               <w:left w:val="none" w:color="auto" w:sz="0"/>
@@ -47462,7 +47462,7 @@
         </w:tc>
         <w:tc>
           <w:tcPr>
-            <w:tcW w:type="dxa" w:w="2787"/>
+            <w:tcW w:type="dxa" w:w="2652"/>
             <w:tcBorders>
               <w:top w:val="single" w:color="E2E8F0" w:sz="4"/>
               <w:left w:val="none" w:color="auto" w:sz="0"/>
@@ -47495,7 +47495,7 @@
         </w:tc>
         <w:tc>
           <w:tcPr>
-            <w:tcW w:type="dxa" w:w="3047"/>
+            <w:tcW w:type="dxa" w:w="3317"/>
             <w:tcBorders>
               <w:top w:val="single" w:color="E2E8F0" w:sz="4"/>
               <w:left w:val="none" w:color="auto" w:sz="0"/>
@@ -47528,7 +47528,7 @@
         </w:tc>
         <w:tc>
           <w:tcPr>
-            <w:tcW w:type="dxa" w:w="1281"/>
+            <w:tcW w:type="dxa" w:w="1220"/>
             <w:tcBorders>
               <w:top w:val="single" w:color="E2E8F0" w:sz="4"/>
               <w:left w:val="none" w:color="auto" w:sz="0"/>
@@ -47566,7 +47566,7 @@
         </w:trPr>
         <w:tc>
           <w:tcPr>
-            <w:tcW w:type="dxa" w:w="1525"/>
+            <w:tcW w:type="dxa" w:w="1451"/>
             <w:tcBorders>
               <w:top w:val="single" w:color="E2E8F0" w:sz="4"/>
               <w:left w:val="none" w:color="auto" w:sz="0"/>
@@ -47599,7 +47599,7 @@
         </w:tc>
         <w:tc>
           <w:tcPr>
-            <w:tcW w:type="dxa" w:w="2787"/>
+            <w:tcW w:type="dxa" w:w="2652"/>
             <w:tcBorders>
               <w:top w:val="single" w:color="E2E8F0" w:sz="4"/>
               <w:left w:val="none" w:color="auto" w:sz="0"/>
@@ -47632,7 +47632,7 @@
         </w:tc>
         <w:tc>
           <w:tcPr>
-            <w:tcW w:type="dxa" w:w="3047"/>
+            <w:tcW w:type="dxa" w:w="3317"/>
             <w:tcBorders>
               <w:top w:val="single" w:color="E2E8F0" w:sz="4"/>
               <w:left w:val="none" w:color="auto" w:sz="0"/>
@@ -47665,7 +47665,7 @@
         </w:tc>
         <w:tc>
           <w:tcPr>
-            <w:tcW w:type="dxa" w:w="1281"/>
+            <w:tcW w:type="dxa" w:w="1220"/>
             <w:tcBorders>
               <w:top w:val="single" w:color="E2E8F0" w:sz="4"/>
               <w:left w:val="none" w:color="auto" w:sz="0"/>
@@ -47703,7 +47703,7 @@
         </w:trPr>
         <w:tc>
           <w:tcPr>
-            <w:tcW w:type="dxa" w:w="1525"/>
+            <w:tcW w:type="dxa" w:w="1451"/>
             <w:tcBorders>
               <w:top w:val="single" w:color="E2E8F0" w:sz="4"/>
               <w:left w:val="none" w:color="auto" w:sz="0"/>
@@ -47736,7 +47736,7 @@
         </w:tc>
         <w:tc>
           <w:tcPr>
-            <w:tcW w:type="dxa" w:w="2787"/>
+            <w:tcW w:type="dxa" w:w="2652"/>
             <w:tcBorders>
               <w:top w:val="single" w:color="E2E8F0" w:sz="4"/>
               <w:left w:val="none" w:color="auto" w:sz="0"/>
@@ -47769,7 +47769,7 @@
         </w:tc>
         <w:tc>
           <w:tcPr>
-            <w:tcW w:type="dxa" w:w="3047"/>
+            <w:tcW w:type="dxa" w:w="3317"/>
             <w:tcBorders>
               <w:top w:val="single" w:color="E2E8F0" w:sz="4"/>
               <w:left w:val="none" w:color="auto" w:sz="0"/>
@@ -47802,7 +47802,7 @@
         </w:tc>
         <w:tc>
           <w:tcPr>
-            <w:tcW w:type="dxa" w:w="1281"/>
+            <w:tcW w:type="dxa" w:w="1220"/>
             <w:tcBorders>
               <w:top w:val="single" w:color="E2E8F0" w:sz="4"/>
               <w:left w:val="none" w:color="auto" w:sz="0"/>
@@ -47840,7 +47840,7 @@
         </w:trPr>
         <w:tc>
           <w:tcPr>
-            <w:tcW w:type="dxa" w:w="1525"/>
+            <w:tcW w:type="dxa" w:w="1451"/>
             <w:tcBorders>
               <w:top w:val="single" w:color="E2E8F0" w:sz="4"/>
               <w:left w:val="none" w:color="auto" w:sz="0"/>
@@ -47873,7 +47873,7 @@
         </w:tc>
         <w:tc>
           <w:tcPr>
-            <w:tcW w:type="dxa" w:w="2787"/>
+            <w:tcW w:type="dxa" w:w="2652"/>
             <w:tcBorders>
               <w:top w:val="single" w:color="E2E8F0" w:sz="4"/>
               <w:left w:val="none" w:color="auto" w:sz="0"/>
@@ -47906,7 +47906,7 @@
         </w:tc>
         <w:tc>
           <w:tcPr>
-            <w:tcW w:type="dxa" w:w="3047"/>
+            <w:tcW w:type="dxa" w:w="3317"/>
             <w:tcBorders>
               <w:top w:val="single" w:color="E2E8F0" w:sz="4"/>
               <w:left w:val="none" w:color="auto" w:sz="0"/>
@@ -47939,7 +47939,7 @@
         </w:tc>
         <w:tc>
           <w:tcPr>
-            <w:tcW w:type="dxa" w:w="1281"/>
+            <w:tcW w:type="dxa" w:w="1220"/>
             <w:tcBorders>
               <w:top w:val="single" w:color="E2E8F0" w:sz="4"/>
               <w:left w:val="none" w:color="auto" w:sz="0"/>
@@ -47977,7 +47977,7 @@
         </w:trPr>
         <w:tc>
           <w:tcPr>
-            <w:tcW w:type="dxa" w:w="1525"/>
+            <w:tcW w:type="dxa" w:w="1451"/>
             <w:tcBorders>
               <w:top w:val="single" w:color="E2E8F0" w:sz="4"/>
               <w:left w:val="none" w:color="auto" w:sz="0"/>
@@ -48010,7 +48010,7 @@
         </w:tc>
         <w:tc>
           <w:tcPr>
-            <w:tcW w:type="dxa" w:w="2787"/>
+            <w:tcW w:type="dxa" w:w="2652"/>
             <w:tcBorders>
               <w:top w:val="single" w:color="E2E8F0" w:sz="4"/>
               <w:left w:val="none" w:color="auto" w:sz="0"/>
@@ -48043,7 +48043,7 @@
         </w:tc>
         <w:tc>
           <w:tcPr>
-            <w:tcW w:type="dxa" w:w="3047"/>
+            <w:tcW w:type="dxa" w:w="3317"/>
             <w:tcBorders>
               <w:top w:val="single" w:color="E2E8F0" w:sz="4"/>
               <w:left w:val="none" w:color="auto" w:sz="0"/>
@@ -48076,7 +48076,7 @@
         </w:tc>
         <w:tc>
           <w:tcPr>
-            <w:tcW w:type="dxa" w:w="1281"/>
+            <w:tcW w:type="dxa" w:w="1220"/>
             <w:tcBorders>
               <w:top w:val="single" w:color="E2E8F0" w:sz="4"/>
               <w:left w:val="none" w:color="auto" w:sz="0"/>
@@ -48114,7 +48114,7 @@
         </w:trPr>
         <w:tc>
           <w:tcPr>
-            <w:tcW w:type="dxa" w:w="1525"/>
+            <w:tcW w:type="dxa" w:w="1451"/>
             <w:tcBorders>
               <w:top w:val="single" w:color="E2E8F0" w:sz="4"/>
               <w:left w:val="none" w:color="auto" w:sz="0"/>
@@ -48147,7 +48147,7 @@
         </w:tc>
         <w:tc>
           <w:tcPr>
-            <w:tcW w:type="dxa" w:w="2787"/>
+            <w:tcW w:type="dxa" w:w="2652"/>
             <w:tcBorders>
               <w:top w:val="single" w:color="E2E8F0" w:sz="4"/>
               <w:left w:val="none" w:color="auto" w:sz="0"/>
@@ -48180,7 +48180,7 @@
         </w:tc>
         <w:tc>
           <w:tcPr>
-            <w:tcW w:type="dxa" w:w="3047"/>
+            <w:tcW w:type="dxa" w:w="3317"/>
             <w:tcBorders>
               <w:top w:val="single" w:color="E2E8F0" w:sz="4"/>
               <w:left w:val="none" w:color="auto" w:sz="0"/>
@@ -48213,7 +48213,7 @@
         </w:tc>
         <w:tc>
           <w:tcPr>
-            <w:tcW w:type="dxa" w:w="1281"/>
+            <w:tcW w:type="dxa" w:w="1220"/>
             <w:tcBorders>
               <w:top w:val="single" w:color="E2E8F0" w:sz="4"/>
               <w:left w:val="none" w:color="auto" w:sz="0"/>
@@ -48251,7 +48251,7 @@
         </w:trPr>
         <w:tc>
           <w:tcPr>
-            <w:tcW w:type="dxa" w:w="1525"/>
+            <w:tcW w:type="dxa" w:w="1451"/>
             <w:tcBorders>
               <w:top w:val="single" w:color="E2E8F0" w:sz="4"/>
               <w:left w:val="none" w:color="auto" w:sz="0"/>
@@ -48284,7 +48284,7 @@
         </w:tc>
         <w:tc>
           <w:tcPr>
-            <w:tcW w:type="dxa" w:w="2787"/>
+            <w:tcW w:type="dxa" w:w="2652"/>
             <w:tcBorders>
               <w:top w:val="single" w:color="E2E8F0" w:sz="4"/>
               <w:left w:val="none" w:color="auto" w:sz="0"/>
@@ -48317,7 +48317,7 @@
         </w:tc>
         <w:tc>
           <w:tcPr>
-            <w:tcW w:type="dxa" w:w="3047"/>
+            <w:tcW w:type="dxa" w:w="3317"/>
             <w:tcBorders>
               <w:top w:val="single" w:color="E2E8F0" w:sz="4"/>
               <w:left w:val="none" w:color="auto" w:sz="0"/>
@@ -48350,7 +48350,7 @@
         </w:tc>
         <w:tc>
           <w:tcPr>
-            <w:tcW w:type="dxa" w:w="1281"/>
+            <w:tcW w:type="dxa" w:w="1220"/>
             <w:tcBorders>
               <w:top w:val="single" w:color="E2E8F0" w:sz="4"/>
               <w:left w:val="none" w:color="auto" w:sz="0"/>
@@ -48388,7 +48388,7 @@
         </w:trPr>
         <w:tc>
           <w:tcPr>
-            <w:tcW w:type="dxa" w:w="1525"/>
+            <w:tcW w:type="dxa" w:w="1451"/>
             <w:tcBorders>
               <w:top w:val="single" w:color="E2E8F0" w:sz="4"/>
               <w:left w:val="none" w:color="auto" w:sz="0"/>
@@ -48421,7 +48421,7 @@
         </w:tc>
         <w:tc>
           <w:tcPr>
-            <w:tcW w:type="dxa" w:w="2787"/>
+            <w:tcW w:type="dxa" w:w="2652"/>
             <w:tcBorders>
               <w:top w:val="single" w:color="E2E8F0" w:sz="4"/>
               <w:left w:val="none" w:color="auto" w:sz="0"/>
@@ -48454,7 +48454,7 @@
         </w:tc>
         <w:tc>
           <w:tcPr>
-            <w:tcW w:type="dxa" w:w="3047"/>
+            <w:tcW w:type="dxa" w:w="3317"/>
             <w:tcBorders>
               <w:top w:val="single" w:color="E2E8F0" w:sz="4"/>
               <w:left w:val="none" w:color="auto" w:sz="0"/>
@@ -48487,7 +48487,7 @@
         </w:tc>
         <w:tc>
           <w:tcPr>
-            <w:tcW w:type="dxa" w:w="1281"/>
+            <w:tcW w:type="dxa" w:w="1220"/>
             <w:tcBorders>
               <w:top w:val="single" w:color="E2E8F0" w:sz="4"/>
               <w:left w:val="none" w:color="auto" w:sz="0"/>
@@ -48525,7 +48525,7 @@
         </w:trPr>
         <w:tc>
           <w:tcPr>
-            <w:tcW w:type="dxa" w:w="1525"/>
+            <w:tcW w:type="dxa" w:w="1451"/>
             <w:tcBorders>
               <w:top w:val="single" w:color="E2E8F0" w:sz="4"/>
               <w:left w:val="none" w:color="auto" w:sz="0"/>
@@ -48558,7 +48558,7 @@
         </w:tc>
         <w:tc>
           <w:tcPr>
-            <w:tcW w:type="dxa" w:w="2787"/>
+            <w:tcW w:type="dxa" w:w="2652"/>
             <w:tcBorders>
               <w:top w:val="single" w:color="E2E8F0" w:sz="4"/>
               <w:left w:val="none" w:color="auto" w:sz="0"/>
@@ -48591,7 +48591,7 @@
         </w:tc>
         <w:tc>
           <w:tcPr>
-            <w:tcW w:type="dxa" w:w="3047"/>
+            <w:tcW w:type="dxa" w:w="3317"/>
             <w:tcBorders>
               <w:top w:val="single" w:color="E2E8F0" w:sz="4"/>
               <w:left w:val="none" w:color="auto" w:sz="0"/>
@@ -48624,7 +48624,7 @@
         </w:tc>
         <w:tc>
           <w:tcPr>
-            <w:tcW w:type="dxa" w:w="1281"/>
+            <w:tcW w:type="dxa" w:w="1220"/>
             <w:tcBorders>
               <w:top w:val="single" w:color="E2E8F0" w:sz="4"/>
               <w:left w:val="none" w:color="auto" w:sz="0"/>
@@ -48662,7 +48662,7 @@
         </w:trPr>
         <w:tc>
           <w:tcPr>
-            <w:tcW w:type="dxa" w:w="1525"/>
+            <w:tcW w:type="dxa" w:w="1451"/>
             <w:tcBorders>
               <w:top w:val="single" w:color="E2E8F0" w:sz="4"/>
               <w:left w:val="none" w:color="auto" w:sz="0"/>
@@ -48695,7 +48695,7 @@
         </w:tc>
         <w:tc>
           <w:tcPr>
-            <w:tcW w:type="dxa" w:w="2787"/>
+            <w:tcW w:type="dxa" w:w="2652"/>
             <w:tcBorders>
               <w:top w:val="single" w:color="E2E8F0" w:sz="4"/>
               <w:left w:val="none" w:color="auto" w:sz="0"/>
@@ -48728,7 +48728,7 @@
         </w:tc>
         <w:tc>
           <w:tcPr>
-            <w:tcW w:type="dxa" w:w="3047"/>
+            <w:tcW w:type="dxa" w:w="3317"/>
             <w:tcBorders>
               <w:top w:val="single" w:color="E2E8F0" w:sz="4"/>
               <w:left w:val="none" w:color="auto" w:sz="0"/>
@@ -48761,7 +48761,7 @@
         </w:tc>
         <w:tc>
           <w:tcPr>
-            <w:tcW w:type="dxa" w:w="1281"/>
+            <w:tcW w:type="dxa" w:w="1220"/>
             <w:tcBorders>
               <w:top w:val="single" w:color="E2E8F0" w:sz="4"/>
               <w:left w:val="none" w:color="auto" w:sz="0"/>
@@ -48799,7 +48799,7 @@
         </w:trPr>
         <w:tc>
           <w:tcPr>
-            <w:tcW w:type="dxa" w:w="1525"/>
+            <w:tcW w:type="dxa" w:w="1451"/>
             <w:tcBorders>
               <w:top w:val="single" w:color="E2E8F0" w:sz="4"/>
               <w:left w:val="none" w:color="auto" w:sz="0"/>
@@ -48832,7 +48832,7 @@
         </w:tc>
         <w:tc>
           <w:tcPr>
-            <w:tcW w:type="dxa" w:w="2787"/>
+            <w:tcW w:type="dxa" w:w="2652"/>
             <w:tcBorders>
               <w:top w:val="single" w:color="E2E8F0" w:sz="4"/>
               <w:left w:val="none" w:color="auto" w:sz="0"/>
@@ -48865,7 +48865,7 @@
         </w:tc>
         <w:tc>
           <w:tcPr>
-            <w:tcW w:type="dxa" w:w="3047"/>
+            <w:tcW w:type="dxa" w:w="3317"/>
             <w:tcBorders>
               <w:top w:val="single" w:color="E2E8F0" w:sz="4"/>
               <w:left w:val="none" w:color="auto" w:sz="0"/>
@@ -48898,7 +48898,7 @@
         </w:tc>
         <w:tc>
           <w:tcPr>
-            <w:tcW w:type="dxa" w:w="1281"/>
+            <w:tcW w:type="dxa" w:w="1220"/>
             <w:tcBorders>
               <w:top w:val="single" w:color="E2E8F0" w:sz="4"/>
               <w:left w:val="none" w:color="auto" w:sz="0"/>
@@ -48936,7 +48936,7 @@
         </w:trPr>
         <w:tc>
           <w:tcPr>
-            <w:tcW w:type="dxa" w:w="1525"/>
+            <w:tcW w:type="dxa" w:w="1451"/>
             <w:tcBorders>
               <w:top w:val="single" w:color="E2E8F0" w:sz="4"/>
               <w:left w:val="none" w:color="auto" w:sz="0"/>
@@ -48969,7 +48969,7 @@
         </w:tc>
         <w:tc>
           <w:tcPr>
-            <w:tcW w:type="dxa" w:w="2787"/>
+            <w:tcW w:type="dxa" w:w="2652"/>
             <w:tcBorders>
               <w:top w:val="single" w:color="E2E8F0" w:sz="4"/>
               <w:left w:val="none" w:color="auto" w:sz="0"/>
@@ -49002,7 +49002,7 @@
         </w:tc>
         <w:tc>
           <w:tcPr>
-            <w:tcW w:type="dxa" w:w="3047"/>
+            <w:tcW w:type="dxa" w:w="3317"/>
             <w:tcBorders>
               <w:top w:val="single" w:color="E2E8F0" w:sz="4"/>
               <w:left w:val="none" w:color="auto" w:sz="0"/>
@@ -49035,7 +49035,7 @@
         </w:tc>
         <w:tc>
           <w:tcPr>
-            <w:tcW w:type="dxa" w:w="1281"/>
+            <w:tcW w:type="dxa" w:w="1220"/>
             <w:tcBorders>
               <w:top w:val="single" w:color="E2E8F0" w:sz="4"/>
               <w:left w:val="none" w:color="auto" w:sz="0"/>
@@ -49073,7 +49073,7 @@
         </w:trPr>
         <w:tc>
           <w:tcPr>
-            <w:tcW w:type="dxa" w:w="1525"/>
+            <w:tcW w:type="dxa" w:w="1451"/>
             <w:tcBorders>
               <w:top w:val="single" w:color="E2E8F0" w:sz="4"/>
               <w:left w:val="none" w:color="auto" w:sz="0"/>
@@ -49106,7 +49106,7 @@
         </w:tc>
         <w:tc>
           <w:tcPr>
-            <w:tcW w:type="dxa" w:w="2787"/>
+            <w:tcW w:type="dxa" w:w="2652"/>
             <w:tcBorders>
               <w:top w:val="single" w:color="E2E8F0" w:sz="4"/>
               <w:left w:val="none" w:color="auto" w:sz="0"/>
@@ -49139,7 +49139,7 @@
         </w:tc>
         <w:tc>
           <w:tcPr>
-            <w:tcW w:type="dxa" w:w="3047"/>
+            <w:tcW w:type="dxa" w:w="3317"/>
             <w:tcBorders>
               <w:top w:val="single" w:color="E2E8F0" w:sz="4"/>
               <w:left w:val="none" w:color="auto" w:sz="0"/>
@@ -49172,7 +49172,7 @@
         </w:tc>
         <w:tc>
           <w:tcPr>
-            <w:tcW w:type="dxa" w:w="1281"/>
+            <w:tcW w:type="dxa" w:w="1220"/>
             <w:tcBorders>
               <w:top w:val="single" w:color="E2E8F0" w:sz="4"/>
               <w:left w:val="none" w:color="auto" w:sz="0"/>
@@ -49210,7 +49210,7 @@
         </w:trPr>
         <w:tc>
           <w:tcPr>
-            <w:tcW w:type="dxa" w:w="1525"/>
+            <w:tcW w:type="dxa" w:w="1451"/>
             <w:tcBorders>
               <w:top w:val="single" w:color="E2E8F0" w:sz="4"/>
               <w:left w:val="none" w:color="auto" w:sz="0"/>
@@ -49243,7 +49243,7 @@
         </w:tc>
         <w:tc>
           <w:tcPr>
-            <w:tcW w:type="dxa" w:w="2787"/>
+            <w:tcW w:type="dxa" w:w="2652"/>
             <w:tcBorders>
               <w:top w:val="single" w:color="E2E8F0" w:sz="4"/>
               <w:left w:val="none" w:color="auto" w:sz="0"/>
@@ -49276,7 +49276,7 @@
         </w:tc>
         <w:tc>
           <w:tcPr>
-            <w:tcW w:type="dxa" w:w="3047"/>
+            <w:tcW w:type="dxa" w:w="3317"/>
             <w:tcBorders>
               <w:top w:val="single" w:color="E2E8F0" w:sz="4"/>
               <w:left w:val="none" w:color="auto" w:sz="0"/>
@@ -49309,7 +49309,7 @@
         </w:tc>
         <w:tc>
           <w:tcPr>
-            <w:tcW w:type="dxa" w:w="1281"/>
+            <w:tcW w:type="dxa" w:w="1220"/>
             <w:tcBorders>
               <w:top w:val="single" w:color="E2E8F0" w:sz="4"/>
               <w:left w:val="none" w:color="auto" w:sz="0"/>
@@ -49347,7 +49347,7 @@
         </w:trPr>
         <w:tc>
           <w:tcPr>
-            <w:tcW w:type="dxa" w:w="1525"/>
+            <w:tcW w:type="dxa" w:w="1451"/>
             <w:tcBorders>
               <w:top w:val="single" w:color="E2E8F0" w:sz="4"/>
               <w:left w:val="none" w:color="auto" w:sz="0"/>
@@ -49380,7 +49380,7 @@
         </w:tc>
         <w:tc>
           <w:tcPr>
-            <w:tcW w:type="dxa" w:w="2787"/>
+            <w:tcW w:type="dxa" w:w="2652"/>
             <w:tcBorders>
               <w:top w:val="single" w:color="E2E8F0" w:sz="4"/>
               <w:left w:val="none" w:color="auto" w:sz="0"/>
@@ -49413,7 +49413,7 @@
         </w:tc>
         <w:tc>
           <w:tcPr>
-            <w:tcW w:type="dxa" w:w="3047"/>
+            <w:tcW w:type="dxa" w:w="3317"/>
             <w:tcBorders>
               <w:top w:val="single" w:color="E2E8F0" w:sz="4"/>
               <w:left w:val="none" w:color="auto" w:sz="0"/>
@@ -49446,7 +49446,7 @@
         </w:tc>
         <w:tc>
           <w:tcPr>
-            <w:tcW w:type="dxa" w:w="1281"/>
+            <w:tcW w:type="dxa" w:w="1220"/>
             <w:tcBorders>
               <w:top w:val="single" w:color="E2E8F0" w:sz="4"/>
               <w:left w:val="none" w:color="auto" w:sz="0"/>
@@ -49484,7 +49484,7 @@
         </w:trPr>
         <w:tc>
           <w:tcPr>
-            <w:tcW w:type="dxa" w:w="1525"/>
+            <w:tcW w:type="dxa" w:w="1451"/>
             <w:tcBorders>
               <w:top w:val="single" w:color="E2E8F0" w:sz="4"/>
               <w:left w:val="none" w:color="auto" w:sz="0"/>
@@ -49517,7 +49517,7 @@
         </w:tc>
         <w:tc>
           <w:tcPr>
-            <w:tcW w:type="dxa" w:w="2787"/>
+            <w:tcW w:type="dxa" w:w="2652"/>
             <w:tcBorders>
               <w:top w:val="single" w:color="E2E8F0" w:sz="4"/>
               <w:left w:val="none" w:color="auto" w:sz="0"/>
@@ -49550,40 +49550,40 @@
         </w:tc>
         <w:tc>
           <w:tcPr>
-            <w:tcW w:type="dxa" w:w="3047"/>
-            <w:tcBorders>
-              <w:top w:val="single" w:color="E2E8F0" w:sz="4"/>
-              <w:left w:val="none" w:color="auto" w:sz="0"/>
-              <w:bottom w:val="single" w:color="E2E8F0" w:sz="4"/>
-              <w:right w:val="none" w:color="auto" w:sz="0"/>
-            </w:tcBorders>
-            <w:tcMar>
-              <w:top w:type="dxa" w:w="120"/>
-              <w:left w:type="dxa" w:w="160"/>
-              <w:bottom w:type="dxa" w:w="120"/>
-              <w:right w:type="dxa" w:w="160"/>
-            </w:tcMar>
-          </w:tcPr>
-          <w:p>
-            <w:pPr>
-              <w:spacing w:line="240" w:lineRule="auto"/>
-              <w:jc w:val="left"/>
-            </w:pPr>
-            <w:r>
-              <w:rPr>
-                <w:rFonts w:ascii="Arial" w:cs="Arial" w:eastAsia="Arial" w:hAnsi="Arial"/>
-                <w:b w:val="false"/>
-                <w:bCs w:val="false"/>
-                <w:sz w:val="20"/>
-                <w:szCs w:val="20"/>
-              </w:rPr>
-              <w:t xml:space="preserve">Each person's Overview shows their own last three actions in plain words, each linking to where it happened ("Recorded a payment: 2B, October 2026, ₱8,800."); a refresh that fails for a moment keeps the figures already on screen</w:t>
-            </w:r>
-          </w:p>
-        </w:tc>
-        <w:tc>
-          <w:tcPr>
-            <w:tcW w:type="dxa" w:w="1281"/>
+            <w:tcW w:type="dxa" w:w="3317"/>
+            <w:tcBorders>
+              <w:top w:val="single" w:color="E2E8F0" w:sz="4"/>
+              <w:left w:val="none" w:color="auto" w:sz="0"/>
+              <w:bottom w:val="single" w:color="E2E8F0" w:sz="4"/>
+              <w:right w:val="none" w:color="auto" w:sz="0"/>
+            </w:tcBorders>
+            <w:tcMar>
+              <w:top w:type="dxa" w:w="120"/>
+              <w:left w:type="dxa" w:w="160"/>
+              <w:bottom w:type="dxa" w:w="120"/>
+              <w:right w:type="dxa" w:w="160"/>
+            </w:tcMar>
+          </w:tcPr>
+          <w:p>
+            <w:pPr>
+              <w:spacing w:line="240" w:lineRule="auto"/>
+              <w:jc w:val="left"/>
+            </w:pPr>
+            <w:r>
+              <w:rPr>
+                <w:rFonts w:ascii="Arial" w:cs="Arial" w:eastAsia="Arial" w:hAnsi="Arial"/>
+                <w:b w:val="false"/>
+                <w:bCs w:val="false"/>
+                <w:sz w:val="20"/>
+                <w:szCs w:val="20"/>
+              </w:rPr>
+              <w:t xml:space="preserve">Each person's Overview shows their own last three actions in plain words, each linking to where it happened ("Recorded a payment: 2B, October 2026, ₱8,800."); a refresh that fails for a moment keeps the figures already on screen; when the server refuses an entry, the message names the field and the reason ("Emergency contact phone: Enter a Philippine mobile number") instead of a technical code</w:t>
+            </w:r>
+          </w:p>
+        </w:tc>
+        <w:tc>
+          <w:tcPr>
+            <w:tcW w:type="dxa" w:w="1220"/>
             <w:tcBorders>
               <w:top w:val="single" w:color="E2E8F0" w:sz="4"/>
               <w:left w:val="none" w:color="auto" w:sz="0"/>
@@ -49621,7 +49621,7 @@
         </w:trPr>
         <w:tc>
           <w:tcPr>
-            <w:tcW w:type="dxa" w:w="1525"/>
+            <w:tcW w:type="dxa" w:w="1451"/>
             <w:tcBorders>
               <w:top w:val="single" w:color="E2E8F0" w:sz="4"/>
               <w:left w:val="none" w:color="auto" w:sz="0"/>
@@ -49654,7 +49654,7 @@
         </w:tc>
         <w:tc>
           <w:tcPr>
-            <w:tcW w:type="dxa" w:w="2787"/>
+            <w:tcW w:type="dxa" w:w="2652"/>
             <w:tcBorders>
               <w:top w:val="single" w:color="E2E8F0" w:sz="4"/>
               <w:left w:val="none" w:color="auto" w:sz="0"/>
@@ -49687,7 +49687,7 @@
         </w:tc>
         <w:tc>
           <w:tcPr>
-            <w:tcW w:type="dxa" w:w="3047"/>
+            <w:tcW w:type="dxa" w:w="3317"/>
             <w:tcBorders>
               <w:top w:val="single" w:color="E2E8F0" w:sz="4"/>
               <w:left w:val="none" w:color="auto" w:sz="0"/>
@@ -49720,7 +49720,7 @@
         </w:tc>
         <w:tc>
           <w:tcPr>
-            <w:tcW w:type="dxa" w:w="1281"/>
+            <w:tcW w:type="dxa" w:w="1220"/>
             <w:tcBorders>
               <w:top w:val="single" w:color="E2E8F0" w:sz="4"/>
               <w:left w:val="none" w:color="auto" w:sz="0"/>
@@ -49758,7 +49758,7 @@
         </w:trPr>
         <w:tc>
           <w:tcPr>
-            <w:tcW w:type="dxa" w:w="1525"/>
+            <w:tcW w:type="dxa" w:w="1451"/>
             <w:tcBorders>
               <w:top w:val="single" w:color="E2E8F0" w:sz="4"/>
               <w:left w:val="none" w:color="auto" w:sz="0"/>
@@ -49791,7 +49791,7 @@
         </w:tc>
         <w:tc>
           <w:tcPr>
-            <w:tcW w:type="dxa" w:w="2787"/>
+            <w:tcW w:type="dxa" w:w="2652"/>
             <w:tcBorders>
               <w:top w:val="single" w:color="E2E8F0" w:sz="4"/>
               <w:left w:val="none" w:color="auto" w:sz="0"/>
@@ -49824,7 +49824,7 @@
         </w:tc>
         <w:tc>
           <w:tcPr>
-            <w:tcW w:type="dxa" w:w="3047"/>
+            <w:tcW w:type="dxa" w:w="3317"/>
             <w:tcBorders>
               <w:top w:val="single" w:color="E2E8F0" w:sz="4"/>
               <w:left w:val="none" w:color="auto" w:sz="0"/>
@@ -49857,7 +49857,7 @@
         </w:tc>
         <w:tc>
           <w:tcPr>
-            <w:tcW w:type="dxa" w:w="1281"/>
+            <w:tcW w:type="dxa" w:w="1220"/>
             <w:tcBorders>
               <w:top w:val="single" w:color="E2E8F0" w:sz="4"/>
               <w:left w:val="none" w:color="auto" w:sz="0"/>
@@ -49895,7 +49895,7 @@
         </w:trPr>
         <w:tc>
           <w:tcPr>
-            <w:tcW w:type="dxa" w:w="1525"/>
+            <w:tcW w:type="dxa" w:w="1451"/>
             <w:tcBorders>
               <w:top w:val="single" w:color="E2E8F0" w:sz="4"/>
               <w:left w:val="none" w:color="auto" w:sz="0"/>
@@ -49928,7 +49928,7 @@
         </w:tc>
         <w:tc>
           <w:tcPr>
-            <w:tcW w:type="dxa" w:w="2787"/>
+            <w:tcW w:type="dxa" w:w="2652"/>
             <w:tcBorders>
               <w:top w:val="single" w:color="E2E8F0" w:sz="4"/>
               <w:left w:val="none" w:color="auto" w:sz="0"/>
@@ -49961,7 +49961,7 @@
         </w:tc>
         <w:tc>
           <w:tcPr>
-            <w:tcW w:type="dxa" w:w="3047"/>
+            <w:tcW w:type="dxa" w:w="3317"/>
             <w:tcBorders>
               <w:top w:val="single" w:color="E2E8F0" w:sz="4"/>
               <w:left w:val="none" w:color="auto" w:sz="0"/>
@@ -49984,7 +49984,7 @@
         </w:tc>
         <w:tc>
           <w:tcPr>
-            <w:tcW w:type="dxa" w:w="1281"/>
+            <w:tcW w:type="dxa" w:w="1220"/>
             <w:tcBorders>
               <w:top w:val="single" w:color="E2E8F0" w:sz="4"/>
               <w:left w:val="none" w:color="auto" w:sz="0"/>

--- a/docs/FINAL MANUSCRIPT/CHAPTER_4_RESULTS_AND_DISCUSSION.docx
+++ b/docs/FINAL MANUSCRIPT/CHAPTER_4_RESULTS_AND_DISCUSSION.docx
@@ -28141,6 +28141,932 @@
     </w:p>
     <w:p>
       <w:pPr>
+        <w:spacing w:after="0" w:before="0" w:line="480" w:lineRule="auto"/>
+        <w:ind w:firstLine="720"/>
+        <w:jc w:val="both"/>
+      </w:pPr>
+      <w:r>
+        <w:rPr>
+          <w:rFonts w:ascii="Arial" w:cs="Arial" w:eastAsia="Arial" w:hAnsi="Arial"/>
+          <w:b w:val="false"/>
+          <w:bCs w:val="false"/>
+          <w:sz w:val="24"/>
+          <w:szCs w:val="24"/>
+        </w:rPr>
+        <w:t xml:space="preserve">Table 13A works one weighted mean in full, so that every mean in Tables 14 to 21 can be checked the same way: each rating is multiplied by the number of respondents who chose it, and the sum of the products is divided by the number of respondents, WM = Σ(f × w) / N.</w:t>
+      </w:r>
+    </w:p>
+    <w:p>
+      <w:pPr>
+        <w:spacing w:after="0" w:before="0" w:line="480" w:lineRule="auto"/>
+        <w:ind w:firstLine="720"/>
+        <w:jc w:val="both"/>
+      </w:pPr>
+      <w:r>
+        <w:rPr>
+          <w:rFonts w:ascii="Arial" w:cs="Arial" w:eastAsia="Arial" w:hAnsi="Arial"/>
+          <w:b/>
+          <w:bCs/>
+          <w:sz w:val="24"/>
+          <w:szCs w:val="24"/>
+        </w:rPr>
+        <w:t xml:space="preserve">Table 13A.</w:t>
+      </w:r>
+      <w:r>
+        <w:rPr>
+          <w:rFonts w:ascii="Arial" w:cs="Arial" w:eastAsia="Arial" w:hAnsi="Arial"/>
+          <w:b w:val="false"/>
+          <w:bCs w:val="false"/>
+          <w:sz w:val="24"/>
+          <w:szCs w:val="24"/>
+        </w:rPr>
+        <w:t xml:space="preserve"> Worked Computation of a Weighted Mean [DATA PENDING]</w:t>
+      </w:r>
+    </w:p>
+    <w:tbl>
+      <w:tblPr>
+        <w:tblW w:type="dxa" w:w="8640"/>
+        <w:tblBorders>
+          <w:top w:val="single" w:color="auto" w:sz="4"/>
+          <w:left w:val="single" w:color="auto" w:sz="4"/>
+          <w:bottom w:val="single" w:color="auto" w:sz="4"/>
+          <w:right w:val="single" w:color="auto" w:sz="4"/>
+          <w:insideH w:val="single" w:color="auto" w:sz="4"/>
+          <w:insideV w:val="single" w:color="auto" w:sz="4"/>
+        </w:tblBorders>
+      </w:tblPr>
+      <w:tblGrid>
+        <w:gridCol w:w="100"/>
+        <w:gridCol w:w="100"/>
+        <w:gridCol w:w="100"/>
+        <w:gridCol w:w="100"/>
+      </w:tblGrid>
+      <w:tr>
+        <w:trPr>
+          <w:cantSplit/>
+          <w:tblHeader/>
+        </w:trPr>
+        <w:tc>
+          <w:tcPr>
+            <w:tcW w:type="dxa" w:w="2073"/>
+            <w:tcBorders>
+              <w:top w:val="single" w:color="1A202C" w:sz="12"/>
+              <w:left w:val="none" w:color="auto" w:sz="0"/>
+              <w:bottom w:val="single" w:color="1A202C" w:sz="12"/>
+              <w:right w:val="none" w:color="auto" w:sz="0"/>
+            </w:tcBorders>
+            <w:shd w:fill="F8FAFC"/>
+            <w:tcMar>
+              <w:top w:type="dxa" w:w="140"/>
+              <w:left w:type="dxa" w:w="160"/>
+              <w:bottom w:type="dxa" w:w="140"/>
+              <w:right w:type="dxa" w:w="160"/>
+            </w:tcMar>
+          </w:tcPr>
+          <w:p>
+            <w:pPr>
+              <w:spacing w:line="240" w:lineRule="auto"/>
+              <w:jc w:val="left"/>
+            </w:pPr>
+            <w:r>
+              <w:rPr>
+                <w:rFonts w:ascii="Arial" w:cs="Arial" w:eastAsia="Arial" w:hAnsi="Arial"/>
+                <w:b/>
+                <w:bCs/>
+                <w:sz w:val="20"/>
+                <w:szCs w:val="20"/>
+              </w:rPr>
+              <w:t xml:space="preserve">Rating (w)</w:t>
+            </w:r>
+          </w:p>
+        </w:tc>
+        <w:tc>
+          <w:tcPr>
+            <w:tcW w:type="dxa" w:w="2420"/>
+            <w:tcBorders>
+              <w:top w:val="single" w:color="1A202C" w:sz="12"/>
+              <w:left w:val="none" w:color="auto" w:sz="0"/>
+              <w:bottom w:val="single" w:color="1A202C" w:sz="12"/>
+              <w:right w:val="none" w:color="auto" w:sz="0"/>
+            </w:tcBorders>
+            <w:shd w:fill="F8FAFC"/>
+            <w:tcMar>
+              <w:top w:type="dxa" w:w="140"/>
+              <w:left w:type="dxa" w:w="160"/>
+              <w:bottom w:type="dxa" w:w="140"/>
+              <w:right w:type="dxa" w:w="160"/>
+            </w:tcMar>
+          </w:tcPr>
+          <w:p>
+            <w:pPr>
+              <w:spacing w:line="240" w:lineRule="auto"/>
+              <w:jc w:val="center"/>
+            </w:pPr>
+            <w:r>
+              <w:rPr>
+                <w:rFonts w:ascii="Arial" w:cs="Arial" w:eastAsia="Arial" w:hAnsi="Arial"/>
+                <w:b/>
+                <w:bCs/>
+                <w:sz w:val="20"/>
+                <w:szCs w:val="20"/>
+              </w:rPr>
+              <w:t xml:space="preserve">Meaning</w:t>
+            </w:r>
+          </w:p>
+        </w:tc>
+        <w:tc>
+          <w:tcPr>
+            <w:tcW w:type="dxa" w:w="2073"/>
+            <w:tcBorders>
+              <w:top w:val="single" w:color="1A202C" w:sz="12"/>
+              <w:left w:val="none" w:color="auto" w:sz="0"/>
+              <w:bottom w:val="single" w:color="1A202C" w:sz="12"/>
+              <w:right w:val="none" w:color="auto" w:sz="0"/>
+            </w:tcBorders>
+            <w:shd w:fill="F8FAFC"/>
+            <w:tcMar>
+              <w:top w:type="dxa" w:w="140"/>
+              <w:left w:type="dxa" w:w="160"/>
+              <w:bottom w:type="dxa" w:w="140"/>
+              <w:right w:type="dxa" w:w="160"/>
+            </w:tcMar>
+          </w:tcPr>
+          <w:p>
+            <w:pPr>
+              <w:spacing w:line="240" w:lineRule="auto"/>
+              <w:jc w:val="center"/>
+            </w:pPr>
+            <w:r>
+              <w:rPr>
+                <w:rFonts w:ascii="Arial" w:cs="Arial" w:eastAsia="Arial" w:hAnsi="Arial"/>
+                <w:b/>
+                <w:bCs/>
+                <w:sz w:val="20"/>
+                <w:szCs w:val="20"/>
+              </w:rPr>
+              <w:t xml:space="preserve">Frequency (f)</w:t>
+            </w:r>
+          </w:p>
+        </w:tc>
+        <w:tc>
+          <w:tcPr>
+            <w:tcW w:type="dxa" w:w="2074"/>
+            <w:tcBorders>
+              <w:top w:val="single" w:color="1A202C" w:sz="12"/>
+              <w:left w:val="none" w:color="auto" w:sz="0"/>
+              <w:bottom w:val="single" w:color="1A202C" w:sz="12"/>
+              <w:right w:val="none" w:color="auto" w:sz="0"/>
+            </w:tcBorders>
+            <w:shd w:fill="F8FAFC"/>
+            <w:tcMar>
+              <w:top w:type="dxa" w:w="140"/>
+              <w:left w:type="dxa" w:w="160"/>
+              <w:bottom w:type="dxa" w:w="140"/>
+              <w:right w:type="dxa" w:w="160"/>
+            </w:tcMar>
+          </w:tcPr>
+          <w:p>
+            <w:pPr>
+              <w:spacing w:line="240" w:lineRule="auto"/>
+              <w:jc w:val="center"/>
+            </w:pPr>
+            <w:r>
+              <w:rPr>
+                <w:rFonts w:ascii="Arial" w:cs="Arial" w:eastAsia="Arial" w:hAnsi="Arial"/>
+                <w:b/>
+                <w:bCs/>
+                <w:sz w:val="20"/>
+                <w:szCs w:val="20"/>
+              </w:rPr>
+              <w:t xml:space="preserve">f × w</w:t>
+            </w:r>
+          </w:p>
+        </w:tc>
+      </w:tr>
+      <w:tr>
+        <w:trPr>
+          <w:cantSplit/>
+        </w:trPr>
+        <w:tc>
+          <w:tcPr>
+            <w:tcW w:type="dxa" w:w="2073"/>
+            <w:tcBorders>
+              <w:top w:val="single" w:color="E2E8F0" w:sz="4"/>
+              <w:left w:val="none" w:color="auto" w:sz="0"/>
+              <w:bottom w:val="single" w:color="E2E8F0" w:sz="4"/>
+              <w:right w:val="none" w:color="auto" w:sz="0"/>
+            </w:tcBorders>
+            <w:tcMar>
+              <w:top w:type="dxa" w:w="120"/>
+              <w:left w:type="dxa" w:w="160"/>
+              <w:bottom w:type="dxa" w:w="120"/>
+              <w:right w:type="dxa" w:w="160"/>
+            </w:tcMar>
+          </w:tcPr>
+          <w:p>
+            <w:pPr>
+              <w:spacing w:line="240" w:lineRule="auto"/>
+              <w:jc w:val="left"/>
+            </w:pPr>
+            <w:r>
+              <w:rPr>
+                <w:rFonts w:ascii="Arial" w:cs="Arial" w:eastAsia="Arial" w:hAnsi="Arial"/>
+                <w:b w:val="false"/>
+                <w:bCs w:val="false"/>
+                <w:sz w:val="20"/>
+                <w:szCs w:val="20"/>
+              </w:rPr>
+              <w:t xml:space="preserve">5</w:t>
+            </w:r>
+          </w:p>
+        </w:tc>
+        <w:tc>
+          <w:tcPr>
+            <w:tcW w:type="dxa" w:w="2420"/>
+            <w:tcBorders>
+              <w:top w:val="single" w:color="E2E8F0" w:sz="4"/>
+              <w:left w:val="none" w:color="auto" w:sz="0"/>
+              <w:bottom w:val="single" w:color="E2E8F0" w:sz="4"/>
+              <w:right w:val="none" w:color="auto" w:sz="0"/>
+            </w:tcBorders>
+            <w:tcMar>
+              <w:top w:type="dxa" w:w="120"/>
+              <w:left w:type="dxa" w:w="160"/>
+              <w:bottom w:type="dxa" w:w="120"/>
+              <w:right w:type="dxa" w:w="160"/>
+            </w:tcMar>
+          </w:tcPr>
+          <w:p>
+            <w:pPr>
+              <w:spacing w:line="240" w:lineRule="auto"/>
+              <w:jc w:val="left"/>
+            </w:pPr>
+            <w:r>
+              <w:rPr>
+                <w:rFonts w:ascii="Arial" w:cs="Arial" w:eastAsia="Arial" w:hAnsi="Arial"/>
+                <w:b w:val="false"/>
+                <w:bCs w:val="false"/>
+                <w:sz w:val="20"/>
+                <w:szCs w:val="20"/>
+              </w:rPr>
+              <w:t xml:space="preserve">Strongly Agree</w:t>
+            </w:r>
+          </w:p>
+        </w:tc>
+        <w:tc>
+          <w:tcPr>
+            <w:tcW w:type="dxa" w:w="2073"/>
+            <w:tcBorders>
+              <w:top w:val="single" w:color="E2E8F0" w:sz="4"/>
+              <w:left w:val="none" w:color="auto" w:sz="0"/>
+              <w:bottom w:val="single" w:color="E2E8F0" w:sz="4"/>
+              <w:right w:val="none" w:color="auto" w:sz="0"/>
+            </w:tcBorders>
+            <w:tcMar>
+              <w:top w:type="dxa" w:w="120"/>
+              <w:left w:type="dxa" w:w="160"/>
+              <w:bottom w:type="dxa" w:w="120"/>
+              <w:right w:type="dxa" w:w="160"/>
+            </w:tcMar>
+          </w:tcPr>
+          <w:p>
+            <w:pPr>
+              <w:spacing w:line="240" w:lineRule="auto"/>
+              <w:jc w:val="left"/>
+            </w:pPr>
+          </w:p>
+        </w:tc>
+        <w:tc>
+          <w:tcPr>
+            <w:tcW w:type="dxa" w:w="2074"/>
+            <w:tcBorders>
+              <w:top w:val="single" w:color="E2E8F0" w:sz="4"/>
+              <w:left w:val="none" w:color="auto" w:sz="0"/>
+              <w:bottom w:val="single" w:color="E2E8F0" w:sz="4"/>
+              <w:right w:val="none" w:color="auto" w:sz="0"/>
+            </w:tcBorders>
+            <w:tcMar>
+              <w:top w:type="dxa" w:w="120"/>
+              <w:left w:type="dxa" w:w="160"/>
+              <w:bottom w:type="dxa" w:w="120"/>
+              <w:right w:type="dxa" w:w="160"/>
+            </w:tcMar>
+          </w:tcPr>
+          <w:p>
+            <w:pPr>
+              <w:spacing w:line="240" w:lineRule="auto"/>
+              <w:jc w:val="left"/>
+            </w:pPr>
+          </w:p>
+        </w:tc>
+      </w:tr>
+      <w:tr>
+        <w:trPr>
+          <w:cantSplit/>
+        </w:trPr>
+        <w:tc>
+          <w:tcPr>
+            <w:tcW w:type="dxa" w:w="2073"/>
+            <w:tcBorders>
+              <w:top w:val="single" w:color="E2E8F0" w:sz="4"/>
+              <w:left w:val="none" w:color="auto" w:sz="0"/>
+              <w:bottom w:val="single" w:color="E2E8F0" w:sz="4"/>
+              <w:right w:val="none" w:color="auto" w:sz="0"/>
+            </w:tcBorders>
+            <w:tcMar>
+              <w:top w:type="dxa" w:w="120"/>
+              <w:left w:type="dxa" w:w="160"/>
+              <w:bottom w:type="dxa" w:w="120"/>
+              <w:right w:type="dxa" w:w="160"/>
+            </w:tcMar>
+          </w:tcPr>
+          <w:p>
+            <w:pPr>
+              <w:spacing w:line="240" w:lineRule="auto"/>
+              <w:jc w:val="left"/>
+            </w:pPr>
+            <w:r>
+              <w:rPr>
+                <w:rFonts w:ascii="Arial" w:cs="Arial" w:eastAsia="Arial" w:hAnsi="Arial"/>
+                <w:b w:val="false"/>
+                <w:bCs w:val="false"/>
+                <w:sz w:val="20"/>
+                <w:szCs w:val="20"/>
+              </w:rPr>
+              <w:t xml:space="preserve">4</w:t>
+            </w:r>
+          </w:p>
+        </w:tc>
+        <w:tc>
+          <w:tcPr>
+            <w:tcW w:type="dxa" w:w="2420"/>
+            <w:tcBorders>
+              <w:top w:val="single" w:color="E2E8F0" w:sz="4"/>
+              <w:left w:val="none" w:color="auto" w:sz="0"/>
+              <w:bottom w:val="single" w:color="E2E8F0" w:sz="4"/>
+              <w:right w:val="none" w:color="auto" w:sz="0"/>
+            </w:tcBorders>
+            <w:tcMar>
+              <w:top w:type="dxa" w:w="120"/>
+              <w:left w:type="dxa" w:w="160"/>
+              <w:bottom w:type="dxa" w:w="120"/>
+              <w:right w:type="dxa" w:w="160"/>
+            </w:tcMar>
+          </w:tcPr>
+          <w:p>
+            <w:pPr>
+              <w:spacing w:line="240" w:lineRule="auto"/>
+              <w:jc w:val="left"/>
+            </w:pPr>
+            <w:r>
+              <w:rPr>
+                <w:rFonts w:ascii="Arial" w:cs="Arial" w:eastAsia="Arial" w:hAnsi="Arial"/>
+                <w:b w:val="false"/>
+                <w:bCs w:val="false"/>
+                <w:sz w:val="20"/>
+                <w:szCs w:val="20"/>
+              </w:rPr>
+              <w:t xml:space="preserve">Agree</w:t>
+            </w:r>
+          </w:p>
+        </w:tc>
+        <w:tc>
+          <w:tcPr>
+            <w:tcW w:type="dxa" w:w="2073"/>
+            <w:tcBorders>
+              <w:top w:val="single" w:color="E2E8F0" w:sz="4"/>
+              <w:left w:val="none" w:color="auto" w:sz="0"/>
+              <w:bottom w:val="single" w:color="E2E8F0" w:sz="4"/>
+              <w:right w:val="none" w:color="auto" w:sz="0"/>
+            </w:tcBorders>
+            <w:tcMar>
+              <w:top w:type="dxa" w:w="120"/>
+              <w:left w:type="dxa" w:w="160"/>
+              <w:bottom w:type="dxa" w:w="120"/>
+              <w:right w:type="dxa" w:w="160"/>
+            </w:tcMar>
+          </w:tcPr>
+          <w:p>
+            <w:pPr>
+              <w:spacing w:line="240" w:lineRule="auto"/>
+              <w:jc w:val="left"/>
+            </w:pPr>
+          </w:p>
+        </w:tc>
+        <w:tc>
+          <w:tcPr>
+            <w:tcW w:type="dxa" w:w="2074"/>
+            <w:tcBorders>
+              <w:top w:val="single" w:color="E2E8F0" w:sz="4"/>
+              <w:left w:val="none" w:color="auto" w:sz="0"/>
+              <w:bottom w:val="single" w:color="E2E8F0" w:sz="4"/>
+              <w:right w:val="none" w:color="auto" w:sz="0"/>
+            </w:tcBorders>
+            <w:tcMar>
+              <w:top w:type="dxa" w:w="120"/>
+              <w:left w:type="dxa" w:w="160"/>
+              <w:bottom w:type="dxa" w:w="120"/>
+              <w:right w:type="dxa" w:w="160"/>
+            </w:tcMar>
+          </w:tcPr>
+          <w:p>
+            <w:pPr>
+              <w:spacing w:line="240" w:lineRule="auto"/>
+              <w:jc w:val="left"/>
+            </w:pPr>
+          </w:p>
+        </w:tc>
+      </w:tr>
+      <w:tr>
+        <w:trPr>
+          <w:cantSplit/>
+        </w:trPr>
+        <w:tc>
+          <w:tcPr>
+            <w:tcW w:type="dxa" w:w="2073"/>
+            <w:tcBorders>
+              <w:top w:val="single" w:color="E2E8F0" w:sz="4"/>
+              <w:left w:val="none" w:color="auto" w:sz="0"/>
+              <w:bottom w:val="single" w:color="E2E8F0" w:sz="4"/>
+              <w:right w:val="none" w:color="auto" w:sz="0"/>
+            </w:tcBorders>
+            <w:tcMar>
+              <w:top w:type="dxa" w:w="120"/>
+              <w:left w:type="dxa" w:w="160"/>
+              <w:bottom w:type="dxa" w:w="120"/>
+              <w:right w:type="dxa" w:w="160"/>
+            </w:tcMar>
+          </w:tcPr>
+          <w:p>
+            <w:pPr>
+              <w:spacing w:line="240" w:lineRule="auto"/>
+              <w:jc w:val="left"/>
+            </w:pPr>
+            <w:r>
+              <w:rPr>
+                <w:rFonts w:ascii="Arial" w:cs="Arial" w:eastAsia="Arial" w:hAnsi="Arial"/>
+                <w:b w:val="false"/>
+                <w:bCs w:val="false"/>
+                <w:sz w:val="20"/>
+                <w:szCs w:val="20"/>
+              </w:rPr>
+              <w:t xml:space="preserve">3</w:t>
+            </w:r>
+          </w:p>
+        </w:tc>
+        <w:tc>
+          <w:tcPr>
+            <w:tcW w:type="dxa" w:w="2420"/>
+            <w:tcBorders>
+              <w:top w:val="single" w:color="E2E8F0" w:sz="4"/>
+              <w:left w:val="none" w:color="auto" w:sz="0"/>
+              <w:bottom w:val="single" w:color="E2E8F0" w:sz="4"/>
+              <w:right w:val="none" w:color="auto" w:sz="0"/>
+            </w:tcBorders>
+            <w:tcMar>
+              <w:top w:type="dxa" w:w="120"/>
+              <w:left w:type="dxa" w:w="160"/>
+              <w:bottom w:type="dxa" w:w="120"/>
+              <w:right w:type="dxa" w:w="160"/>
+            </w:tcMar>
+          </w:tcPr>
+          <w:p>
+            <w:pPr>
+              <w:spacing w:line="240" w:lineRule="auto"/>
+              <w:jc w:val="left"/>
+            </w:pPr>
+            <w:r>
+              <w:rPr>
+                <w:rFonts w:ascii="Arial" w:cs="Arial" w:eastAsia="Arial" w:hAnsi="Arial"/>
+                <w:b w:val="false"/>
+                <w:bCs w:val="false"/>
+                <w:sz w:val="20"/>
+                <w:szCs w:val="20"/>
+              </w:rPr>
+              <w:t xml:space="preserve">Neutral</w:t>
+            </w:r>
+          </w:p>
+        </w:tc>
+        <w:tc>
+          <w:tcPr>
+            <w:tcW w:type="dxa" w:w="2073"/>
+            <w:tcBorders>
+              <w:top w:val="single" w:color="E2E8F0" w:sz="4"/>
+              <w:left w:val="none" w:color="auto" w:sz="0"/>
+              <w:bottom w:val="single" w:color="E2E8F0" w:sz="4"/>
+              <w:right w:val="none" w:color="auto" w:sz="0"/>
+            </w:tcBorders>
+            <w:tcMar>
+              <w:top w:type="dxa" w:w="120"/>
+              <w:left w:type="dxa" w:w="160"/>
+              <w:bottom w:type="dxa" w:w="120"/>
+              <w:right w:type="dxa" w:w="160"/>
+            </w:tcMar>
+          </w:tcPr>
+          <w:p>
+            <w:pPr>
+              <w:spacing w:line="240" w:lineRule="auto"/>
+              <w:jc w:val="left"/>
+            </w:pPr>
+          </w:p>
+        </w:tc>
+        <w:tc>
+          <w:tcPr>
+            <w:tcW w:type="dxa" w:w="2074"/>
+            <w:tcBorders>
+              <w:top w:val="single" w:color="E2E8F0" w:sz="4"/>
+              <w:left w:val="none" w:color="auto" w:sz="0"/>
+              <w:bottom w:val="single" w:color="E2E8F0" w:sz="4"/>
+              <w:right w:val="none" w:color="auto" w:sz="0"/>
+            </w:tcBorders>
+            <w:tcMar>
+              <w:top w:type="dxa" w:w="120"/>
+              <w:left w:type="dxa" w:w="160"/>
+              <w:bottom w:type="dxa" w:w="120"/>
+              <w:right w:type="dxa" w:w="160"/>
+            </w:tcMar>
+          </w:tcPr>
+          <w:p>
+            <w:pPr>
+              <w:spacing w:line="240" w:lineRule="auto"/>
+              <w:jc w:val="left"/>
+            </w:pPr>
+          </w:p>
+        </w:tc>
+      </w:tr>
+      <w:tr>
+        <w:trPr>
+          <w:cantSplit/>
+        </w:trPr>
+        <w:tc>
+          <w:tcPr>
+            <w:tcW w:type="dxa" w:w="2073"/>
+            <w:tcBorders>
+              <w:top w:val="single" w:color="E2E8F0" w:sz="4"/>
+              <w:left w:val="none" w:color="auto" w:sz="0"/>
+              <w:bottom w:val="single" w:color="E2E8F0" w:sz="4"/>
+              <w:right w:val="none" w:color="auto" w:sz="0"/>
+            </w:tcBorders>
+            <w:tcMar>
+              <w:top w:type="dxa" w:w="120"/>
+              <w:left w:type="dxa" w:w="160"/>
+              <w:bottom w:type="dxa" w:w="120"/>
+              <w:right w:type="dxa" w:w="160"/>
+            </w:tcMar>
+          </w:tcPr>
+          <w:p>
+            <w:pPr>
+              <w:spacing w:line="240" w:lineRule="auto"/>
+              <w:jc w:val="left"/>
+            </w:pPr>
+            <w:r>
+              <w:rPr>
+                <w:rFonts w:ascii="Arial" w:cs="Arial" w:eastAsia="Arial" w:hAnsi="Arial"/>
+                <w:b w:val="false"/>
+                <w:bCs w:val="false"/>
+                <w:sz w:val="20"/>
+                <w:szCs w:val="20"/>
+              </w:rPr>
+              <w:t xml:space="preserve">2</w:t>
+            </w:r>
+          </w:p>
+        </w:tc>
+        <w:tc>
+          <w:tcPr>
+            <w:tcW w:type="dxa" w:w="2420"/>
+            <w:tcBorders>
+              <w:top w:val="single" w:color="E2E8F0" w:sz="4"/>
+              <w:left w:val="none" w:color="auto" w:sz="0"/>
+              <w:bottom w:val="single" w:color="E2E8F0" w:sz="4"/>
+              <w:right w:val="none" w:color="auto" w:sz="0"/>
+            </w:tcBorders>
+            <w:tcMar>
+              <w:top w:type="dxa" w:w="120"/>
+              <w:left w:type="dxa" w:w="160"/>
+              <w:bottom w:type="dxa" w:w="120"/>
+              <w:right w:type="dxa" w:w="160"/>
+            </w:tcMar>
+          </w:tcPr>
+          <w:p>
+            <w:pPr>
+              <w:spacing w:line="240" w:lineRule="auto"/>
+              <w:jc w:val="left"/>
+            </w:pPr>
+            <w:r>
+              <w:rPr>
+                <w:rFonts w:ascii="Arial" w:cs="Arial" w:eastAsia="Arial" w:hAnsi="Arial"/>
+                <w:b w:val="false"/>
+                <w:bCs w:val="false"/>
+                <w:sz w:val="20"/>
+                <w:szCs w:val="20"/>
+              </w:rPr>
+              <w:t xml:space="preserve">Disagree</w:t>
+            </w:r>
+          </w:p>
+        </w:tc>
+        <w:tc>
+          <w:tcPr>
+            <w:tcW w:type="dxa" w:w="2073"/>
+            <w:tcBorders>
+              <w:top w:val="single" w:color="E2E8F0" w:sz="4"/>
+              <w:left w:val="none" w:color="auto" w:sz="0"/>
+              <w:bottom w:val="single" w:color="E2E8F0" w:sz="4"/>
+              <w:right w:val="none" w:color="auto" w:sz="0"/>
+            </w:tcBorders>
+            <w:tcMar>
+              <w:top w:type="dxa" w:w="120"/>
+              <w:left w:type="dxa" w:w="160"/>
+              <w:bottom w:type="dxa" w:w="120"/>
+              <w:right w:type="dxa" w:w="160"/>
+            </w:tcMar>
+          </w:tcPr>
+          <w:p>
+            <w:pPr>
+              <w:spacing w:line="240" w:lineRule="auto"/>
+              <w:jc w:val="left"/>
+            </w:pPr>
+          </w:p>
+        </w:tc>
+        <w:tc>
+          <w:tcPr>
+            <w:tcW w:type="dxa" w:w="2074"/>
+            <w:tcBorders>
+              <w:top w:val="single" w:color="E2E8F0" w:sz="4"/>
+              <w:left w:val="none" w:color="auto" w:sz="0"/>
+              <w:bottom w:val="single" w:color="E2E8F0" w:sz="4"/>
+              <w:right w:val="none" w:color="auto" w:sz="0"/>
+            </w:tcBorders>
+            <w:tcMar>
+              <w:top w:type="dxa" w:w="120"/>
+              <w:left w:type="dxa" w:w="160"/>
+              <w:bottom w:type="dxa" w:w="120"/>
+              <w:right w:type="dxa" w:w="160"/>
+            </w:tcMar>
+          </w:tcPr>
+          <w:p>
+            <w:pPr>
+              <w:spacing w:line="240" w:lineRule="auto"/>
+              <w:jc w:val="left"/>
+            </w:pPr>
+          </w:p>
+        </w:tc>
+      </w:tr>
+      <w:tr>
+        <w:trPr>
+          <w:cantSplit/>
+        </w:trPr>
+        <w:tc>
+          <w:tcPr>
+            <w:tcW w:type="dxa" w:w="2073"/>
+            <w:tcBorders>
+              <w:top w:val="single" w:color="E2E8F0" w:sz="4"/>
+              <w:left w:val="none" w:color="auto" w:sz="0"/>
+              <w:bottom w:val="single" w:color="E2E8F0" w:sz="4"/>
+              <w:right w:val="none" w:color="auto" w:sz="0"/>
+            </w:tcBorders>
+            <w:tcMar>
+              <w:top w:type="dxa" w:w="120"/>
+              <w:left w:type="dxa" w:w="160"/>
+              <w:bottom w:type="dxa" w:w="120"/>
+              <w:right w:type="dxa" w:w="160"/>
+            </w:tcMar>
+          </w:tcPr>
+          <w:p>
+            <w:pPr>
+              <w:spacing w:line="240" w:lineRule="auto"/>
+              <w:jc w:val="left"/>
+            </w:pPr>
+            <w:r>
+              <w:rPr>
+                <w:rFonts w:ascii="Arial" w:cs="Arial" w:eastAsia="Arial" w:hAnsi="Arial"/>
+                <w:b w:val="false"/>
+                <w:bCs w:val="false"/>
+                <w:sz w:val="20"/>
+                <w:szCs w:val="20"/>
+              </w:rPr>
+              <w:t xml:space="preserve">1</w:t>
+            </w:r>
+          </w:p>
+        </w:tc>
+        <w:tc>
+          <w:tcPr>
+            <w:tcW w:type="dxa" w:w="2420"/>
+            <w:tcBorders>
+              <w:top w:val="single" w:color="E2E8F0" w:sz="4"/>
+              <w:left w:val="none" w:color="auto" w:sz="0"/>
+              <w:bottom w:val="single" w:color="E2E8F0" w:sz="4"/>
+              <w:right w:val="none" w:color="auto" w:sz="0"/>
+            </w:tcBorders>
+            <w:tcMar>
+              <w:top w:type="dxa" w:w="120"/>
+              <w:left w:type="dxa" w:w="160"/>
+              <w:bottom w:type="dxa" w:w="120"/>
+              <w:right w:type="dxa" w:w="160"/>
+            </w:tcMar>
+          </w:tcPr>
+          <w:p>
+            <w:pPr>
+              <w:spacing w:line="240" w:lineRule="auto"/>
+              <w:jc w:val="left"/>
+            </w:pPr>
+            <w:r>
+              <w:rPr>
+                <w:rFonts w:ascii="Arial" w:cs="Arial" w:eastAsia="Arial" w:hAnsi="Arial"/>
+                <w:b w:val="false"/>
+                <w:bCs w:val="false"/>
+                <w:sz w:val="20"/>
+                <w:szCs w:val="20"/>
+              </w:rPr>
+              <w:t xml:space="preserve">Strongly Disagree</w:t>
+            </w:r>
+          </w:p>
+        </w:tc>
+        <w:tc>
+          <w:tcPr>
+            <w:tcW w:type="dxa" w:w="2073"/>
+            <w:tcBorders>
+              <w:top w:val="single" w:color="E2E8F0" w:sz="4"/>
+              <w:left w:val="none" w:color="auto" w:sz="0"/>
+              <w:bottom w:val="single" w:color="E2E8F0" w:sz="4"/>
+              <w:right w:val="none" w:color="auto" w:sz="0"/>
+            </w:tcBorders>
+            <w:tcMar>
+              <w:top w:type="dxa" w:w="120"/>
+              <w:left w:type="dxa" w:w="160"/>
+              <w:bottom w:type="dxa" w:w="120"/>
+              <w:right w:type="dxa" w:w="160"/>
+            </w:tcMar>
+          </w:tcPr>
+          <w:p>
+            <w:pPr>
+              <w:spacing w:line="240" w:lineRule="auto"/>
+              <w:jc w:val="left"/>
+            </w:pPr>
+          </w:p>
+        </w:tc>
+        <w:tc>
+          <w:tcPr>
+            <w:tcW w:type="dxa" w:w="2074"/>
+            <w:tcBorders>
+              <w:top w:val="single" w:color="E2E8F0" w:sz="4"/>
+              <w:left w:val="none" w:color="auto" w:sz="0"/>
+              <w:bottom w:val="single" w:color="E2E8F0" w:sz="4"/>
+              <w:right w:val="none" w:color="auto" w:sz="0"/>
+            </w:tcBorders>
+            <w:tcMar>
+              <w:top w:type="dxa" w:w="120"/>
+              <w:left w:type="dxa" w:w="160"/>
+              <w:bottom w:type="dxa" w:w="120"/>
+              <w:right w:type="dxa" w:w="160"/>
+            </w:tcMar>
+          </w:tcPr>
+          <w:p>
+            <w:pPr>
+              <w:spacing w:line="240" w:lineRule="auto"/>
+              <w:jc w:val="left"/>
+            </w:pPr>
+          </w:p>
+        </w:tc>
+      </w:tr>
+      <w:tr>
+        <w:trPr>
+          <w:cantSplit/>
+        </w:trPr>
+        <w:tc>
+          <w:tcPr>
+            <w:tcW w:type="dxa" w:w="2073"/>
+            <w:tcBorders>
+              <w:top w:val="single" w:color="E2E8F0" w:sz="4"/>
+              <w:left w:val="none" w:color="auto" w:sz="0"/>
+              <w:bottom w:val="single" w:color="1A202C" w:sz="12"/>
+              <w:right w:val="none" w:color="auto" w:sz="0"/>
+            </w:tcBorders>
+            <w:shd w:fill="F8FAFC"/>
+            <w:tcMar>
+              <w:top w:type="dxa" w:w="120"/>
+              <w:left w:type="dxa" w:w="160"/>
+              <w:bottom w:type="dxa" w:w="120"/>
+              <w:right w:type="dxa" w:w="160"/>
+            </w:tcMar>
+          </w:tcPr>
+          <w:p>
+            <w:pPr>
+              <w:spacing w:line="240" w:lineRule="auto"/>
+              <w:jc w:val="left"/>
+            </w:pPr>
+            <w:r>
+              <w:rPr>
+                <w:rFonts w:ascii="Arial" w:cs="Arial" w:eastAsia="Arial" w:hAnsi="Arial"/>
+                <w:b/>
+                <w:bCs/>
+                <w:sz w:val="20"/>
+                <w:szCs w:val="20"/>
+              </w:rPr>
+              <w:t xml:space="preserve">Total</w:t>
+            </w:r>
+          </w:p>
+        </w:tc>
+        <w:tc>
+          <w:tcPr>
+            <w:tcW w:type="dxa" w:w="2420"/>
+            <w:tcBorders>
+              <w:top w:val="single" w:color="E2E8F0" w:sz="4"/>
+              <w:left w:val="none" w:color="auto" w:sz="0"/>
+              <w:bottom w:val="single" w:color="1A202C" w:sz="12"/>
+              <w:right w:val="none" w:color="auto" w:sz="0"/>
+            </w:tcBorders>
+            <w:shd w:fill="F8FAFC"/>
+            <w:tcMar>
+              <w:top w:type="dxa" w:w="120"/>
+              <w:left w:type="dxa" w:w="160"/>
+              <w:bottom w:type="dxa" w:w="120"/>
+              <w:right w:type="dxa" w:w="160"/>
+            </w:tcMar>
+          </w:tcPr>
+          <w:p>
+            <w:pPr>
+              <w:spacing w:line="240" w:lineRule="auto"/>
+              <w:jc w:val="left"/>
+            </w:pPr>
+          </w:p>
+        </w:tc>
+        <w:tc>
+          <w:tcPr>
+            <w:tcW w:type="dxa" w:w="2073"/>
+            <w:tcBorders>
+              <w:top w:val="single" w:color="E2E8F0" w:sz="4"/>
+              <w:left w:val="none" w:color="auto" w:sz="0"/>
+              <w:bottom w:val="single" w:color="1A202C" w:sz="12"/>
+              <w:right w:val="none" w:color="auto" w:sz="0"/>
+            </w:tcBorders>
+            <w:shd w:fill="F8FAFC"/>
+            <w:tcMar>
+              <w:top w:type="dxa" w:w="120"/>
+              <w:left w:type="dxa" w:w="160"/>
+              <w:bottom w:type="dxa" w:w="120"/>
+              <w:right w:type="dxa" w:w="160"/>
+            </w:tcMar>
+          </w:tcPr>
+          <w:p>
+            <w:pPr>
+              <w:spacing w:line="240" w:lineRule="auto"/>
+              <w:jc w:val="left"/>
+            </w:pPr>
+            <w:r>
+              <w:rPr>
+                <w:rFonts w:ascii="Arial" w:cs="Arial" w:eastAsia="Arial" w:hAnsi="Arial"/>
+                <w:b/>
+                <w:bCs/>
+                <w:sz w:val="20"/>
+                <w:szCs w:val="20"/>
+              </w:rPr>
+              <w:t xml:space="preserve">N =</w:t>
+            </w:r>
+          </w:p>
+        </w:tc>
+        <w:tc>
+          <w:tcPr>
+            <w:tcW w:type="dxa" w:w="2074"/>
+            <w:tcBorders>
+              <w:top w:val="single" w:color="E2E8F0" w:sz="4"/>
+              <w:left w:val="none" w:color="auto" w:sz="0"/>
+              <w:bottom w:val="single" w:color="1A202C" w:sz="12"/>
+              <w:right w:val="none" w:color="auto" w:sz="0"/>
+            </w:tcBorders>
+            <w:shd w:fill="F8FAFC"/>
+            <w:tcMar>
+              <w:top w:type="dxa" w:w="120"/>
+              <w:left w:type="dxa" w:w="160"/>
+              <w:bottom w:type="dxa" w:w="120"/>
+              <w:right w:type="dxa" w:w="160"/>
+            </w:tcMar>
+          </w:tcPr>
+          <w:p>
+            <w:pPr>
+              <w:spacing w:line="240" w:lineRule="auto"/>
+              <w:jc w:val="left"/>
+            </w:pPr>
+            <w:r>
+              <w:rPr>
+                <w:rFonts w:ascii="Arial" w:cs="Arial" w:eastAsia="Arial" w:hAnsi="Arial"/>
+                <w:b/>
+                <w:bCs/>
+                <w:sz w:val="20"/>
+                <w:szCs w:val="20"/>
+              </w:rPr>
+              <w:t xml:space="preserve">Σ(f × w) =</w:t>
+            </w:r>
+          </w:p>
+        </w:tc>
+      </w:tr>
+    </w:tbl>
+    <w:p>
+      <w:pPr>
+        <w:spacing w:after="240" w:before="120" w:line="480" w:lineRule="auto"/>
+      </w:pPr>
+    </w:p>
+    <w:p>
+      <w:pPr>
         <w:spacing w:after="120" w:before="240" w:line="480" w:lineRule="auto"/>
         <w:jc w:val="left"/>
       </w:pPr>
@@ -42490,6 +43416,8 @@
         <w:gridCol w:w="100"/>
         <w:gridCol w:w="100"/>
         <w:gridCol w:w="100"/>
+        <w:gridCol w:w="100"/>
+        <w:gridCol w:w="100"/>
       </w:tblGrid>
       <w:tr>
         <w:trPr>
@@ -42498,7 +43426,7 @@
         </w:trPr>
         <w:tc>
           <w:tcPr>
-            <w:tcW w:type="dxa" w:w="3587"/>
+            <w:tcW w:type="dxa" w:w="2263"/>
             <w:tcBorders>
               <w:top w:val="single" w:color="1A202C" w:sz="12"/>
               <w:left w:val="none" w:color="auto" w:sz="0"/>
@@ -42532,7 +43460,7 @@
         </w:tc>
         <w:tc>
           <w:tcPr>
-            <w:tcW w:type="dxa" w:w="2527"/>
+            <w:tcW w:type="dxa" w:w="1594"/>
             <w:tcBorders>
               <w:top w:val="single" w:color="1A202C" w:sz="12"/>
               <w:left w:val="none" w:color="auto" w:sz="0"/>
@@ -42560,13 +43488,13 @@
                 <w:sz w:val="20"/>
                 <w:szCs w:val="20"/>
               </w:rPr>
-              <w:t xml:space="preserve">Composite mean</w:t>
-            </w:r>
-          </w:p>
-        </w:tc>
-        <w:tc>
-          <w:tcPr>
-            <w:tcW w:type="dxa" w:w="2526"/>
+              <w:t xml:space="preserve">n</w:t>
+            </w:r>
+          </w:p>
+        </w:tc>
+        <w:tc>
+          <w:tcPr>
+            <w:tcW w:type="dxa" w:w="1594"/>
             <w:tcBorders>
               <w:top w:val="single" w:color="1A202C" w:sz="12"/>
               <w:left w:val="none" w:color="auto" w:sz="0"/>
@@ -42594,7 +43522,75 @@
                 <w:sz w:val="20"/>
                 <w:szCs w:val="20"/>
               </w:rPr>
+              <w:t xml:space="preserve">Composite mean</w:t>
+            </w:r>
+          </w:p>
+        </w:tc>
+        <w:tc>
+          <w:tcPr>
+            <w:tcW w:type="dxa" w:w="1594"/>
+            <w:tcBorders>
+              <w:top w:val="single" w:color="1A202C" w:sz="12"/>
+              <w:left w:val="none" w:color="auto" w:sz="0"/>
+              <w:bottom w:val="single" w:color="1A202C" w:sz="12"/>
+              <w:right w:val="none" w:color="auto" w:sz="0"/>
+            </w:tcBorders>
+            <w:shd w:fill="F8FAFC"/>
+            <w:tcMar>
+              <w:top w:type="dxa" w:w="140"/>
+              <w:left w:type="dxa" w:w="160"/>
+              <w:bottom w:type="dxa" w:w="140"/>
+              <w:right w:type="dxa" w:w="160"/>
+            </w:tcMar>
+          </w:tcPr>
+          <w:p>
+            <w:pPr>
+              <w:spacing w:line="240" w:lineRule="auto"/>
+              <w:jc w:val="center"/>
+            </w:pPr>
+            <w:r>
+              <w:rPr>
+                <w:rFonts w:ascii="Arial" w:cs="Arial" w:eastAsia="Arial" w:hAnsi="Arial"/>
+                <w:b/>
+                <w:bCs/>
+                <w:sz w:val="20"/>
+                <w:szCs w:val="20"/>
+              </w:rPr>
               <w:t xml:space="preserve">Interpretation</w:t>
+            </w:r>
+          </w:p>
+        </w:tc>
+        <w:tc>
+          <w:tcPr>
+            <w:tcW w:type="dxa" w:w="1595"/>
+            <w:tcBorders>
+              <w:top w:val="single" w:color="1A202C" w:sz="12"/>
+              <w:left w:val="none" w:color="auto" w:sz="0"/>
+              <w:bottom w:val="single" w:color="1A202C" w:sz="12"/>
+              <w:right w:val="none" w:color="auto" w:sz="0"/>
+            </w:tcBorders>
+            <w:shd w:fill="F8FAFC"/>
+            <w:tcMar>
+              <w:top w:type="dxa" w:w="140"/>
+              <w:left w:type="dxa" w:w="160"/>
+              <w:bottom w:type="dxa" w:w="140"/>
+              <w:right w:type="dxa" w:w="160"/>
+            </w:tcMar>
+          </w:tcPr>
+          <w:p>
+            <w:pPr>
+              <w:spacing w:line="240" w:lineRule="auto"/>
+              <w:jc w:val="center"/>
+            </w:pPr>
+            <w:r>
+              <w:rPr>
+                <w:rFonts w:ascii="Arial" w:cs="Arial" w:eastAsia="Arial" w:hAnsi="Arial"/>
+                <w:b/>
+                <w:bCs/>
+                <w:sz w:val="20"/>
+                <w:szCs w:val="20"/>
+              </w:rPr>
+              <w:t xml:space="preserve">Rank</w:t>
             </w:r>
           </w:p>
         </w:tc>
@@ -42605,7 +43601,7 @@
         </w:trPr>
         <w:tc>
           <w:tcPr>
-            <w:tcW w:type="dxa" w:w="3587"/>
+            <w:tcW w:type="dxa" w:w="2263"/>
             <w:tcBorders>
               <w:top w:val="single" w:color="E2E8F0" w:sz="4"/>
               <w:left w:val="none" w:color="auto" w:sz="0"/>
@@ -42638,30 +43634,76 @@
         </w:tc>
         <w:tc>
           <w:tcPr>
-            <w:tcW w:type="dxa" w:w="2527"/>
-            <w:tcBorders>
-              <w:top w:val="single" w:color="E2E8F0" w:sz="4"/>
-              <w:left w:val="none" w:color="auto" w:sz="0"/>
-              <w:bottom w:val="single" w:color="E2E8F0" w:sz="4"/>
-              <w:right w:val="none" w:color="auto" w:sz="0"/>
-            </w:tcBorders>
-            <w:tcMar>
-              <w:top w:type="dxa" w:w="120"/>
-              <w:left w:type="dxa" w:w="160"/>
-              <w:bottom w:type="dxa" w:w="120"/>
-              <w:right w:type="dxa" w:w="160"/>
-            </w:tcMar>
-          </w:tcPr>
-          <w:p>
-            <w:pPr>
-              <w:spacing w:line="240" w:lineRule="auto"/>
-              <w:jc w:val="left"/>
-            </w:pPr>
-          </w:p>
-        </w:tc>
-        <w:tc>
-          <w:tcPr>
-            <w:tcW w:type="dxa" w:w="2526"/>
+            <w:tcW w:type="dxa" w:w="1594"/>
+            <w:tcBorders>
+              <w:top w:val="single" w:color="E2E8F0" w:sz="4"/>
+              <w:left w:val="none" w:color="auto" w:sz="0"/>
+              <w:bottom w:val="single" w:color="E2E8F0" w:sz="4"/>
+              <w:right w:val="none" w:color="auto" w:sz="0"/>
+            </w:tcBorders>
+            <w:tcMar>
+              <w:top w:type="dxa" w:w="120"/>
+              <w:left w:type="dxa" w:w="160"/>
+              <w:bottom w:type="dxa" w:w="120"/>
+              <w:right w:type="dxa" w:w="160"/>
+            </w:tcMar>
+          </w:tcPr>
+          <w:p>
+            <w:pPr>
+              <w:spacing w:line="240" w:lineRule="auto"/>
+              <w:jc w:val="left"/>
+            </w:pPr>
+          </w:p>
+        </w:tc>
+        <w:tc>
+          <w:tcPr>
+            <w:tcW w:type="dxa" w:w="1594"/>
+            <w:tcBorders>
+              <w:top w:val="single" w:color="E2E8F0" w:sz="4"/>
+              <w:left w:val="none" w:color="auto" w:sz="0"/>
+              <w:bottom w:val="single" w:color="E2E8F0" w:sz="4"/>
+              <w:right w:val="none" w:color="auto" w:sz="0"/>
+            </w:tcBorders>
+            <w:tcMar>
+              <w:top w:type="dxa" w:w="120"/>
+              <w:left w:type="dxa" w:w="160"/>
+              <w:bottom w:type="dxa" w:w="120"/>
+              <w:right w:type="dxa" w:w="160"/>
+            </w:tcMar>
+          </w:tcPr>
+          <w:p>
+            <w:pPr>
+              <w:spacing w:line="240" w:lineRule="auto"/>
+              <w:jc w:val="left"/>
+            </w:pPr>
+          </w:p>
+        </w:tc>
+        <w:tc>
+          <w:tcPr>
+            <w:tcW w:type="dxa" w:w="1594"/>
+            <w:tcBorders>
+              <w:top w:val="single" w:color="E2E8F0" w:sz="4"/>
+              <w:left w:val="none" w:color="auto" w:sz="0"/>
+              <w:bottom w:val="single" w:color="E2E8F0" w:sz="4"/>
+              <w:right w:val="none" w:color="auto" w:sz="0"/>
+            </w:tcBorders>
+            <w:tcMar>
+              <w:top w:type="dxa" w:w="120"/>
+              <w:left w:type="dxa" w:w="160"/>
+              <w:bottom w:type="dxa" w:w="120"/>
+              <w:right w:type="dxa" w:w="160"/>
+            </w:tcMar>
+          </w:tcPr>
+          <w:p>
+            <w:pPr>
+              <w:spacing w:line="240" w:lineRule="auto"/>
+              <w:jc w:val="left"/>
+            </w:pPr>
+          </w:p>
+        </w:tc>
+        <w:tc>
+          <w:tcPr>
+            <w:tcW w:type="dxa" w:w="1595"/>
             <w:tcBorders>
               <w:top w:val="single" w:color="E2E8F0" w:sz="4"/>
               <w:left w:val="none" w:color="auto" w:sz="0"/>
@@ -42689,7 +43731,7 @@
         </w:trPr>
         <w:tc>
           <w:tcPr>
-            <w:tcW w:type="dxa" w:w="3587"/>
+            <w:tcW w:type="dxa" w:w="2263"/>
             <w:tcBorders>
               <w:top w:val="single" w:color="E2E8F0" w:sz="4"/>
               <w:left w:val="none" w:color="auto" w:sz="0"/>
@@ -42722,30 +43764,76 @@
         </w:tc>
         <w:tc>
           <w:tcPr>
-            <w:tcW w:type="dxa" w:w="2527"/>
-            <w:tcBorders>
-              <w:top w:val="single" w:color="E2E8F0" w:sz="4"/>
-              <w:left w:val="none" w:color="auto" w:sz="0"/>
-              <w:bottom w:val="single" w:color="E2E8F0" w:sz="4"/>
-              <w:right w:val="none" w:color="auto" w:sz="0"/>
-            </w:tcBorders>
-            <w:tcMar>
-              <w:top w:type="dxa" w:w="120"/>
-              <w:left w:type="dxa" w:w="160"/>
-              <w:bottom w:type="dxa" w:w="120"/>
-              <w:right w:type="dxa" w:w="160"/>
-            </w:tcMar>
-          </w:tcPr>
-          <w:p>
-            <w:pPr>
-              <w:spacing w:line="240" w:lineRule="auto"/>
-              <w:jc w:val="left"/>
-            </w:pPr>
-          </w:p>
-        </w:tc>
-        <w:tc>
-          <w:tcPr>
-            <w:tcW w:type="dxa" w:w="2526"/>
+            <w:tcW w:type="dxa" w:w="1594"/>
+            <w:tcBorders>
+              <w:top w:val="single" w:color="E2E8F0" w:sz="4"/>
+              <w:left w:val="none" w:color="auto" w:sz="0"/>
+              <w:bottom w:val="single" w:color="E2E8F0" w:sz="4"/>
+              <w:right w:val="none" w:color="auto" w:sz="0"/>
+            </w:tcBorders>
+            <w:tcMar>
+              <w:top w:type="dxa" w:w="120"/>
+              <w:left w:type="dxa" w:w="160"/>
+              <w:bottom w:type="dxa" w:w="120"/>
+              <w:right w:type="dxa" w:w="160"/>
+            </w:tcMar>
+          </w:tcPr>
+          <w:p>
+            <w:pPr>
+              <w:spacing w:line="240" w:lineRule="auto"/>
+              <w:jc w:val="left"/>
+            </w:pPr>
+          </w:p>
+        </w:tc>
+        <w:tc>
+          <w:tcPr>
+            <w:tcW w:type="dxa" w:w="1594"/>
+            <w:tcBorders>
+              <w:top w:val="single" w:color="E2E8F0" w:sz="4"/>
+              <w:left w:val="none" w:color="auto" w:sz="0"/>
+              <w:bottom w:val="single" w:color="E2E8F0" w:sz="4"/>
+              <w:right w:val="none" w:color="auto" w:sz="0"/>
+            </w:tcBorders>
+            <w:tcMar>
+              <w:top w:type="dxa" w:w="120"/>
+              <w:left w:type="dxa" w:w="160"/>
+              <w:bottom w:type="dxa" w:w="120"/>
+              <w:right w:type="dxa" w:w="160"/>
+            </w:tcMar>
+          </w:tcPr>
+          <w:p>
+            <w:pPr>
+              <w:spacing w:line="240" w:lineRule="auto"/>
+              <w:jc w:val="left"/>
+            </w:pPr>
+          </w:p>
+        </w:tc>
+        <w:tc>
+          <w:tcPr>
+            <w:tcW w:type="dxa" w:w="1594"/>
+            <w:tcBorders>
+              <w:top w:val="single" w:color="E2E8F0" w:sz="4"/>
+              <w:left w:val="none" w:color="auto" w:sz="0"/>
+              <w:bottom w:val="single" w:color="E2E8F0" w:sz="4"/>
+              <w:right w:val="none" w:color="auto" w:sz="0"/>
+            </w:tcBorders>
+            <w:tcMar>
+              <w:top w:type="dxa" w:w="120"/>
+              <w:left w:type="dxa" w:w="160"/>
+              <w:bottom w:type="dxa" w:w="120"/>
+              <w:right w:type="dxa" w:w="160"/>
+            </w:tcMar>
+          </w:tcPr>
+          <w:p>
+            <w:pPr>
+              <w:spacing w:line="240" w:lineRule="auto"/>
+              <w:jc w:val="left"/>
+            </w:pPr>
+          </w:p>
+        </w:tc>
+        <w:tc>
+          <w:tcPr>
+            <w:tcW w:type="dxa" w:w="1595"/>
             <w:tcBorders>
               <w:top w:val="single" w:color="E2E8F0" w:sz="4"/>
               <w:left w:val="none" w:color="auto" w:sz="0"/>
@@ -42773,7 +43861,7 @@
         </w:trPr>
         <w:tc>
           <w:tcPr>
-            <w:tcW w:type="dxa" w:w="3587"/>
+            <w:tcW w:type="dxa" w:w="2263"/>
             <w:tcBorders>
               <w:top w:val="single" w:color="E2E8F0" w:sz="4"/>
               <w:left w:val="none" w:color="auto" w:sz="0"/>
@@ -42806,30 +43894,76 @@
         </w:tc>
         <w:tc>
           <w:tcPr>
-            <w:tcW w:type="dxa" w:w="2527"/>
-            <w:tcBorders>
-              <w:top w:val="single" w:color="E2E8F0" w:sz="4"/>
-              <w:left w:val="none" w:color="auto" w:sz="0"/>
-              <w:bottom w:val="single" w:color="E2E8F0" w:sz="4"/>
-              <w:right w:val="none" w:color="auto" w:sz="0"/>
-            </w:tcBorders>
-            <w:tcMar>
-              <w:top w:type="dxa" w:w="120"/>
-              <w:left w:type="dxa" w:w="160"/>
-              <w:bottom w:type="dxa" w:w="120"/>
-              <w:right w:type="dxa" w:w="160"/>
-            </w:tcMar>
-          </w:tcPr>
-          <w:p>
-            <w:pPr>
-              <w:spacing w:line="240" w:lineRule="auto"/>
-              <w:jc w:val="left"/>
-            </w:pPr>
-          </w:p>
-        </w:tc>
-        <w:tc>
-          <w:tcPr>
-            <w:tcW w:type="dxa" w:w="2526"/>
+            <w:tcW w:type="dxa" w:w="1594"/>
+            <w:tcBorders>
+              <w:top w:val="single" w:color="E2E8F0" w:sz="4"/>
+              <w:left w:val="none" w:color="auto" w:sz="0"/>
+              <w:bottom w:val="single" w:color="E2E8F0" w:sz="4"/>
+              <w:right w:val="none" w:color="auto" w:sz="0"/>
+            </w:tcBorders>
+            <w:tcMar>
+              <w:top w:type="dxa" w:w="120"/>
+              <w:left w:type="dxa" w:w="160"/>
+              <w:bottom w:type="dxa" w:w="120"/>
+              <w:right w:type="dxa" w:w="160"/>
+            </w:tcMar>
+          </w:tcPr>
+          <w:p>
+            <w:pPr>
+              <w:spacing w:line="240" w:lineRule="auto"/>
+              <w:jc w:val="left"/>
+            </w:pPr>
+          </w:p>
+        </w:tc>
+        <w:tc>
+          <w:tcPr>
+            <w:tcW w:type="dxa" w:w="1594"/>
+            <w:tcBorders>
+              <w:top w:val="single" w:color="E2E8F0" w:sz="4"/>
+              <w:left w:val="none" w:color="auto" w:sz="0"/>
+              <w:bottom w:val="single" w:color="E2E8F0" w:sz="4"/>
+              <w:right w:val="none" w:color="auto" w:sz="0"/>
+            </w:tcBorders>
+            <w:tcMar>
+              <w:top w:type="dxa" w:w="120"/>
+              <w:left w:type="dxa" w:w="160"/>
+              <w:bottom w:type="dxa" w:w="120"/>
+              <w:right w:type="dxa" w:w="160"/>
+            </w:tcMar>
+          </w:tcPr>
+          <w:p>
+            <w:pPr>
+              <w:spacing w:line="240" w:lineRule="auto"/>
+              <w:jc w:val="left"/>
+            </w:pPr>
+          </w:p>
+        </w:tc>
+        <w:tc>
+          <w:tcPr>
+            <w:tcW w:type="dxa" w:w="1594"/>
+            <w:tcBorders>
+              <w:top w:val="single" w:color="E2E8F0" w:sz="4"/>
+              <w:left w:val="none" w:color="auto" w:sz="0"/>
+              <w:bottom w:val="single" w:color="E2E8F0" w:sz="4"/>
+              <w:right w:val="none" w:color="auto" w:sz="0"/>
+            </w:tcBorders>
+            <w:tcMar>
+              <w:top w:type="dxa" w:w="120"/>
+              <w:left w:type="dxa" w:w="160"/>
+              <w:bottom w:type="dxa" w:w="120"/>
+              <w:right w:type="dxa" w:w="160"/>
+            </w:tcMar>
+          </w:tcPr>
+          <w:p>
+            <w:pPr>
+              <w:spacing w:line="240" w:lineRule="auto"/>
+              <w:jc w:val="left"/>
+            </w:pPr>
+          </w:p>
+        </w:tc>
+        <w:tc>
+          <w:tcPr>
+            <w:tcW w:type="dxa" w:w="1595"/>
             <w:tcBorders>
               <w:top w:val="single" w:color="E2E8F0" w:sz="4"/>
               <w:left w:val="none" w:color="auto" w:sz="0"/>
@@ -42857,7 +43991,7 @@
         </w:trPr>
         <w:tc>
           <w:tcPr>
-            <w:tcW w:type="dxa" w:w="3587"/>
+            <w:tcW w:type="dxa" w:w="2263"/>
             <w:tcBorders>
               <w:top w:val="single" w:color="E2E8F0" w:sz="4"/>
               <w:left w:val="none" w:color="auto" w:sz="0"/>
@@ -42890,30 +44024,76 @@
         </w:tc>
         <w:tc>
           <w:tcPr>
-            <w:tcW w:type="dxa" w:w="2527"/>
-            <w:tcBorders>
-              <w:top w:val="single" w:color="E2E8F0" w:sz="4"/>
-              <w:left w:val="none" w:color="auto" w:sz="0"/>
-              <w:bottom w:val="single" w:color="E2E8F0" w:sz="4"/>
-              <w:right w:val="none" w:color="auto" w:sz="0"/>
-            </w:tcBorders>
-            <w:tcMar>
-              <w:top w:type="dxa" w:w="120"/>
-              <w:left w:type="dxa" w:w="160"/>
-              <w:bottom w:type="dxa" w:w="120"/>
-              <w:right w:type="dxa" w:w="160"/>
-            </w:tcMar>
-          </w:tcPr>
-          <w:p>
-            <w:pPr>
-              <w:spacing w:line="240" w:lineRule="auto"/>
-              <w:jc w:val="left"/>
-            </w:pPr>
-          </w:p>
-        </w:tc>
-        <w:tc>
-          <w:tcPr>
-            <w:tcW w:type="dxa" w:w="2526"/>
+            <w:tcW w:type="dxa" w:w="1594"/>
+            <w:tcBorders>
+              <w:top w:val="single" w:color="E2E8F0" w:sz="4"/>
+              <w:left w:val="none" w:color="auto" w:sz="0"/>
+              <w:bottom w:val="single" w:color="E2E8F0" w:sz="4"/>
+              <w:right w:val="none" w:color="auto" w:sz="0"/>
+            </w:tcBorders>
+            <w:tcMar>
+              <w:top w:type="dxa" w:w="120"/>
+              <w:left w:type="dxa" w:w="160"/>
+              <w:bottom w:type="dxa" w:w="120"/>
+              <w:right w:type="dxa" w:w="160"/>
+            </w:tcMar>
+          </w:tcPr>
+          <w:p>
+            <w:pPr>
+              <w:spacing w:line="240" w:lineRule="auto"/>
+              <w:jc w:val="left"/>
+            </w:pPr>
+          </w:p>
+        </w:tc>
+        <w:tc>
+          <w:tcPr>
+            <w:tcW w:type="dxa" w:w="1594"/>
+            <w:tcBorders>
+              <w:top w:val="single" w:color="E2E8F0" w:sz="4"/>
+              <w:left w:val="none" w:color="auto" w:sz="0"/>
+              <w:bottom w:val="single" w:color="E2E8F0" w:sz="4"/>
+              <w:right w:val="none" w:color="auto" w:sz="0"/>
+            </w:tcBorders>
+            <w:tcMar>
+              <w:top w:type="dxa" w:w="120"/>
+              <w:left w:type="dxa" w:w="160"/>
+              <w:bottom w:type="dxa" w:w="120"/>
+              <w:right w:type="dxa" w:w="160"/>
+            </w:tcMar>
+          </w:tcPr>
+          <w:p>
+            <w:pPr>
+              <w:spacing w:line="240" w:lineRule="auto"/>
+              <w:jc w:val="left"/>
+            </w:pPr>
+          </w:p>
+        </w:tc>
+        <w:tc>
+          <w:tcPr>
+            <w:tcW w:type="dxa" w:w="1594"/>
+            <w:tcBorders>
+              <w:top w:val="single" w:color="E2E8F0" w:sz="4"/>
+              <w:left w:val="none" w:color="auto" w:sz="0"/>
+              <w:bottom w:val="single" w:color="E2E8F0" w:sz="4"/>
+              <w:right w:val="none" w:color="auto" w:sz="0"/>
+            </w:tcBorders>
+            <w:tcMar>
+              <w:top w:type="dxa" w:w="120"/>
+              <w:left w:type="dxa" w:w="160"/>
+              <w:bottom w:type="dxa" w:w="120"/>
+              <w:right w:type="dxa" w:w="160"/>
+            </w:tcMar>
+          </w:tcPr>
+          <w:p>
+            <w:pPr>
+              <w:spacing w:line="240" w:lineRule="auto"/>
+              <w:jc w:val="left"/>
+            </w:pPr>
+          </w:p>
+        </w:tc>
+        <w:tc>
+          <w:tcPr>
+            <w:tcW w:type="dxa" w:w="1595"/>
             <w:tcBorders>
               <w:top w:val="single" w:color="E2E8F0" w:sz="4"/>
               <w:left w:val="none" w:color="auto" w:sz="0"/>
@@ -42941,7 +44121,7 @@
         </w:trPr>
         <w:tc>
           <w:tcPr>
-            <w:tcW w:type="dxa" w:w="3587"/>
+            <w:tcW w:type="dxa" w:w="2263"/>
             <w:tcBorders>
               <w:top w:val="single" w:color="E2E8F0" w:sz="4"/>
               <w:left w:val="none" w:color="auto" w:sz="0"/>
@@ -42974,30 +44154,76 @@
         </w:tc>
         <w:tc>
           <w:tcPr>
-            <w:tcW w:type="dxa" w:w="2527"/>
-            <w:tcBorders>
-              <w:top w:val="single" w:color="E2E8F0" w:sz="4"/>
-              <w:left w:val="none" w:color="auto" w:sz="0"/>
-              <w:bottom w:val="single" w:color="E2E8F0" w:sz="4"/>
-              <w:right w:val="none" w:color="auto" w:sz="0"/>
-            </w:tcBorders>
-            <w:tcMar>
-              <w:top w:type="dxa" w:w="120"/>
-              <w:left w:type="dxa" w:w="160"/>
-              <w:bottom w:type="dxa" w:w="120"/>
-              <w:right w:type="dxa" w:w="160"/>
-            </w:tcMar>
-          </w:tcPr>
-          <w:p>
-            <w:pPr>
-              <w:spacing w:line="240" w:lineRule="auto"/>
-              <w:jc w:val="left"/>
-            </w:pPr>
-          </w:p>
-        </w:tc>
-        <w:tc>
-          <w:tcPr>
-            <w:tcW w:type="dxa" w:w="2526"/>
+            <w:tcW w:type="dxa" w:w="1594"/>
+            <w:tcBorders>
+              <w:top w:val="single" w:color="E2E8F0" w:sz="4"/>
+              <w:left w:val="none" w:color="auto" w:sz="0"/>
+              <w:bottom w:val="single" w:color="E2E8F0" w:sz="4"/>
+              <w:right w:val="none" w:color="auto" w:sz="0"/>
+            </w:tcBorders>
+            <w:tcMar>
+              <w:top w:type="dxa" w:w="120"/>
+              <w:left w:type="dxa" w:w="160"/>
+              <w:bottom w:type="dxa" w:w="120"/>
+              <w:right w:type="dxa" w:w="160"/>
+            </w:tcMar>
+          </w:tcPr>
+          <w:p>
+            <w:pPr>
+              <w:spacing w:line="240" w:lineRule="auto"/>
+              <w:jc w:val="left"/>
+            </w:pPr>
+          </w:p>
+        </w:tc>
+        <w:tc>
+          <w:tcPr>
+            <w:tcW w:type="dxa" w:w="1594"/>
+            <w:tcBorders>
+              <w:top w:val="single" w:color="E2E8F0" w:sz="4"/>
+              <w:left w:val="none" w:color="auto" w:sz="0"/>
+              <w:bottom w:val="single" w:color="E2E8F0" w:sz="4"/>
+              <w:right w:val="none" w:color="auto" w:sz="0"/>
+            </w:tcBorders>
+            <w:tcMar>
+              <w:top w:type="dxa" w:w="120"/>
+              <w:left w:type="dxa" w:w="160"/>
+              <w:bottom w:type="dxa" w:w="120"/>
+              <w:right w:type="dxa" w:w="160"/>
+            </w:tcMar>
+          </w:tcPr>
+          <w:p>
+            <w:pPr>
+              <w:spacing w:line="240" w:lineRule="auto"/>
+              <w:jc w:val="left"/>
+            </w:pPr>
+          </w:p>
+        </w:tc>
+        <w:tc>
+          <w:tcPr>
+            <w:tcW w:type="dxa" w:w="1594"/>
+            <w:tcBorders>
+              <w:top w:val="single" w:color="E2E8F0" w:sz="4"/>
+              <w:left w:val="none" w:color="auto" w:sz="0"/>
+              <w:bottom w:val="single" w:color="E2E8F0" w:sz="4"/>
+              <w:right w:val="none" w:color="auto" w:sz="0"/>
+            </w:tcBorders>
+            <w:tcMar>
+              <w:top w:type="dxa" w:w="120"/>
+              <w:left w:type="dxa" w:w="160"/>
+              <w:bottom w:type="dxa" w:w="120"/>
+              <w:right w:type="dxa" w:w="160"/>
+            </w:tcMar>
+          </w:tcPr>
+          <w:p>
+            <w:pPr>
+              <w:spacing w:line="240" w:lineRule="auto"/>
+              <w:jc w:val="left"/>
+            </w:pPr>
+          </w:p>
+        </w:tc>
+        <w:tc>
+          <w:tcPr>
+            <w:tcW w:type="dxa" w:w="1595"/>
             <w:tcBorders>
               <w:top w:val="single" w:color="E2E8F0" w:sz="4"/>
               <w:left w:val="none" w:color="auto" w:sz="0"/>
@@ -43025,7 +44251,7 @@
         </w:trPr>
         <w:tc>
           <w:tcPr>
-            <w:tcW w:type="dxa" w:w="3587"/>
+            <w:tcW w:type="dxa" w:w="2263"/>
             <w:tcBorders>
               <w:top w:val="single" w:color="E2E8F0" w:sz="4"/>
               <w:left w:val="none" w:color="auto" w:sz="0"/>
@@ -43058,30 +44284,76 @@
         </w:tc>
         <w:tc>
           <w:tcPr>
-            <w:tcW w:type="dxa" w:w="2527"/>
-            <w:tcBorders>
-              <w:top w:val="single" w:color="E2E8F0" w:sz="4"/>
-              <w:left w:val="none" w:color="auto" w:sz="0"/>
-              <w:bottom w:val="single" w:color="E2E8F0" w:sz="4"/>
-              <w:right w:val="none" w:color="auto" w:sz="0"/>
-            </w:tcBorders>
-            <w:tcMar>
-              <w:top w:type="dxa" w:w="120"/>
-              <w:left w:type="dxa" w:w="160"/>
-              <w:bottom w:type="dxa" w:w="120"/>
-              <w:right w:type="dxa" w:w="160"/>
-            </w:tcMar>
-          </w:tcPr>
-          <w:p>
-            <w:pPr>
-              <w:spacing w:line="240" w:lineRule="auto"/>
-              <w:jc w:val="left"/>
-            </w:pPr>
-          </w:p>
-        </w:tc>
-        <w:tc>
-          <w:tcPr>
-            <w:tcW w:type="dxa" w:w="2526"/>
+            <w:tcW w:type="dxa" w:w="1594"/>
+            <w:tcBorders>
+              <w:top w:val="single" w:color="E2E8F0" w:sz="4"/>
+              <w:left w:val="none" w:color="auto" w:sz="0"/>
+              <w:bottom w:val="single" w:color="E2E8F0" w:sz="4"/>
+              <w:right w:val="none" w:color="auto" w:sz="0"/>
+            </w:tcBorders>
+            <w:tcMar>
+              <w:top w:type="dxa" w:w="120"/>
+              <w:left w:type="dxa" w:w="160"/>
+              <w:bottom w:type="dxa" w:w="120"/>
+              <w:right w:type="dxa" w:w="160"/>
+            </w:tcMar>
+          </w:tcPr>
+          <w:p>
+            <w:pPr>
+              <w:spacing w:line="240" w:lineRule="auto"/>
+              <w:jc w:val="left"/>
+            </w:pPr>
+          </w:p>
+        </w:tc>
+        <w:tc>
+          <w:tcPr>
+            <w:tcW w:type="dxa" w:w="1594"/>
+            <w:tcBorders>
+              <w:top w:val="single" w:color="E2E8F0" w:sz="4"/>
+              <w:left w:val="none" w:color="auto" w:sz="0"/>
+              <w:bottom w:val="single" w:color="E2E8F0" w:sz="4"/>
+              <w:right w:val="none" w:color="auto" w:sz="0"/>
+            </w:tcBorders>
+            <w:tcMar>
+              <w:top w:type="dxa" w:w="120"/>
+              <w:left w:type="dxa" w:w="160"/>
+              <w:bottom w:type="dxa" w:w="120"/>
+              <w:right w:type="dxa" w:w="160"/>
+            </w:tcMar>
+          </w:tcPr>
+          <w:p>
+            <w:pPr>
+              <w:spacing w:line="240" w:lineRule="auto"/>
+              <w:jc w:val="left"/>
+            </w:pPr>
+          </w:p>
+        </w:tc>
+        <w:tc>
+          <w:tcPr>
+            <w:tcW w:type="dxa" w:w="1594"/>
+            <w:tcBorders>
+              <w:top w:val="single" w:color="E2E8F0" w:sz="4"/>
+              <w:left w:val="none" w:color="auto" w:sz="0"/>
+              <w:bottom w:val="single" w:color="E2E8F0" w:sz="4"/>
+              <w:right w:val="none" w:color="auto" w:sz="0"/>
+            </w:tcBorders>
+            <w:tcMar>
+              <w:top w:type="dxa" w:w="120"/>
+              <w:left w:type="dxa" w:w="160"/>
+              <w:bottom w:type="dxa" w:w="120"/>
+              <w:right w:type="dxa" w:w="160"/>
+            </w:tcMar>
+          </w:tcPr>
+          <w:p>
+            <w:pPr>
+              <w:spacing w:line="240" w:lineRule="auto"/>
+              <w:jc w:val="left"/>
+            </w:pPr>
+          </w:p>
+        </w:tc>
+        <w:tc>
+          <w:tcPr>
+            <w:tcW w:type="dxa" w:w="1595"/>
             <w:tcBorders>
               <w:top w:val="single" w:color="E2E8F0" w:sz="4"/>
               <w:left w:val="none" w:color="auto" w:sz="0"/>
@@ -43109,7 +44381,7 @@
         </w:trPr>
         <w:tc>
           <w:tcPr>
-            <w:tcW w:type="dxa" w:w="3587"/>
+            <w:tcW w:type="dxa" w:w="2263"/>
             <w:tcBorders>
               <w:top w:val="single" w:color="E2E8F0" w:sz="4"/>
               <w:left w:val="none" w:color="auto" w:sz="0"/>
@@ -43142,30 +44414,76 @@
         </w:tc>
         <w:tc>
           <w:tcPr>
-            <w:tcW w:type="dxa" w:w="2527"/>
-            <w:tcBorders>
-              <w:top w:val="single" w:color="E2E8F0" w:sz="4"/>
-              <w:left w:val="none" w:color="auto" w:sz="0"/>
-              <w:bottom w:val="single" w:color="E2E8F0" w:sz="4"/>
-              <w:right w:val="none" w:color="auto" w:sz="0"/>
-            </w:tcBorders>
-            <w:tcMar>
-              <w:top w:type="dxa" w:w="120"/>
-              <w:left w:type="dxa" w:w="160"/>
-              <w:bottom w:type="dxa" w:w="120"/>
-              <w:right w:type="dxa" w:w="160"/>
-            </w:tcMar>
-          </w:tcPr>
-          <w:p>
-            <w:pPr>
-              <w:spacing w:line="240" w:lineRule="auto"/>
-              <w:jc w:val="left"/>
-            </w:pPr>
-          </w:p>
-        </w:tc>
-        <w:tc>
-          <w:tcPr>
-            <w:tcW w:type="dxa" w:w="2526"/>
+            <w:tcW w:type="dxa" w:w="1594"/>
+            <w:tcBorders>
+              <w:top w:val="single" w:color="E2E8F0" w:sz="4"/>
+              <w:left w:val="none" w:color="auto" w:sz="0"/>
+              <w:bottom w:val="single" w:color="E2E8F0" w:sz="4"/>
+              <w:right w:val="none" w:color="auto" w:sz="0"/>
+            </w:tcBorders>
+            <w:tcMar>
+              <w:top w:type="dxa" w:w="120"/>
+              <w:left w:type="dxa" w:w="160"/>
+              <w:bottom w:type="dxa" w:w="120"/>
+              <w:right w:type="dxa" w:w="160"/>
+            </w:tcMar>
+          </w:tcPr>
+          <w:p>
+            <w:pPr>
+              <w:spacing w:line="240" w:lineRule="auto"/>
+              <w:jc w:val="left"/>
+            </w:pPr>
+          </w:p>
+        </w:tc>
+        <w:tc>
+          <w:tcPr>
+            <w:tcW w:type="dxa" w:w="1594"/>
+            <w:tcBorders>
+              <w:top w:val="single" w:color="E2E8F0" w:sz="4"/>
+              <w:left w:val="none" w:color="auto" w:sz="0"/>
+              <w:bottom w:val="single" w:color="E2E8F0" w:sz="4"/>
+              <w:right w:val="none" w:color="auto" w:sz="0"/>
+            </w:tcBorders>
+            <w:tcMar>
+              <w:top w:type="dxa" w:w="120"/>
+              <w:left w:type="dxa" w:w="160"/>
+              <w:bottom w:type="dxa" w:w="120"/>
+              <w:right w:type="dxa" w:w="160"/>
+            </w:tcMar>
+          </w:tcPr>
+          <w:p>
+            <w:pPr>
+              <w:spacing w:line="240" w:lineRule="auto"/>
+              <w:jc w:val="left"/>
+            </w:pPr>
+          </w:p>
+        </w:tc>
+        <w:tc>
+          <w:tcPr>
+            <w:tcW w:type="dxa" w:w="1594"/>
+            <w:tcBorders>
+              <w:top w:val="single" w:color="E2E8F0" w:sz="4"/>
+              <w:left w:val="none" w:color="auto" w:sz="0"/>
+              <w:bottom w:val="single" w:color="E2E8F0" w:sz="4"/>
+              <w:right w:val="none" w:color="auto" w:sz="0"/>
+            </w:tcBorders>
+            <w:tcMar>
+              <w:top w:type="dxa" w:w="120"/>
+              <w:left w:type="dxa" w:w="160"/>
+              <w:bottom w:type="dxa" w:w="120"/>
+              <w:right w:type="dxa" w:w="160"/>
+            </w:tcMar>
+          </w:tcPr>
+          <w:p>
+            <w:pPr>
+              <w:spacing w:line="240" w:lineRule="auto"/>
+              <w:jc w:val="left"/>
+            </w:pPr>
+          </w:p>
+        </w:tc>
+        <w:tc>
+          <w:tcPr>
+            <w:tcW w:type="dxa" w:w="1595"/>
             <w:tcBorders>
               <w:top w:val="single" w:color="E2E8F0" w:sz="4"/>
               <w:left w:val="none" w:color="auto" w:sz="0"/>
@@ -43193,7 +44511,7 @@
         </w:trPr>
         <w:tc>
           <w:tcPr>
-            <w:tcW w:type="dxa" w:w="3587"/>
+            <w:tcW w:type="dxa" w:w="2263"/>
             <w:tcBorders>
               <w:top w:val="single" w:color="E2E8F0" w:sz="4"/>
               <w:left w:val="none" w:color="auto" w:sz="0"/>
@@ -43226,30 +44544,76 @@
         </w:tc>
         <w:tc>
           <w:tcPr>
-            <w:tcW w:type="dxa" w:w="2527"/>
-            <w:tcBorders>
-              <w:top w:val="single" w:color="E2E8F0" w:sz="4"/>
-              <w:left w:val="none" w:color="auto" w:sz="0"/>
-              <w:bottom w:val="single" w:color="E2E8F0" w:sz="4"/>
-              <w:right w:val="none" w:color="auto" w:sz="0"/>
-            </w:tcBorders>
-            <w:tcMar>
-              <w:top w:type="dxa" w:w="120"/>
-              <w:left w:type="dxa" w:w="160"/>
-              <w:bottom w:type="dxa" w:w="120"/>
-              <w:right w:type="dxa" w:w="160"/>
-            </w:tcMar>
-          </w:tcPr>
-          <w:p>
-            <w:pPr>
-              <w:spacing w:line="240" w:lineRule="auto"/>
-              <w:jc w:val="left"/>
-            </w:pPr>
-          </w:p>
-        </w:tc>
-        <w:tc>
-          <w:tcPr>
-            <w:tcW w:type="dxa" w:w="2526"/>
+            <w:tcW w:type="dxa" w:w="1594"/>
+            <w:tcBorders>
+              <w:top w:val="single" w:color="E2E8F0" w:sz="4"/>
+              <w:left w:val="none" w:color="auto" w:sz="0"/>
+              <w:bottom w:val="single" w:color="E2E8F0" w:sz="4"/>
+              <w:right w:val="none" w:color="auto" w:sz="0"/>
+            </w:tcBorders>
+            <w:tcMar>
+              <w:top w:type="dxa" w:w="120"/>
+              <w:left w:type="dxa" w:w="160"/>
+              <w:bottom w:type="dxa" w:w="120"/>
+              <w:right w:type="dxa" w:w="160"/>
+            </w:tcMar>
+          </w:tcPr>
+          <w:p>
+            <w:pPr>
+              <w:spacing w:line="240" w:lineRule="auto"/>
+              <w:jc w:val="left"/>
+            </w:pPr>
+          </w:p>
+        </w:tc>
+        <w:tc>
+          <w:tcPr>
+            <w:tcW w:type="dxa" w:w="1594"/>
+            <w:tcBorders>
+              <w:top w:val="single" w:color="E2E8F0" w:sz="4"/>
+              <w:left w:val="none" w:color="auto" w:sz="0"/>
+              <w:bottom w:val="single" w:color="E2E8F0" w:sz="4"/>
+              <w:right w:val="none" w:color="auto" w:sz="0"/>
+            </w:tcBorders>
+            <w:tcMar>
+              <w:top w:type="dxa" w:w="120"/>
+              <w:left w:type="dxa" w:w="160"/>
+              <w:bottom w:type="dxa" w:w="120"/>
+              <w:right w:type="dxa" w:w="160"/>
+            </w:tcMar>
+          </w:tcPr>
+          <w:p>
+            <w:pPr>
+              <w:spacing w:line="240" w:lineRule="auto"/>
+              <w:jc w:val="left"/>
+            </w:pPr>
+          </w:p>
+        </w:tc>
+        <w:tc>
+          <w:tcPr>
+            <w:tcW w:type="dxa" w:w="1594"/>
+            <w:tcBorders>
+              <w:top w:val="single" w:color="E2E8F0" w:sz="4"/>
+              <w:left w:val="none" w:color="auto" w:sz="0"/>
+              <w:bottom w:val="single" w:color="E2E8F0" w:sz="4"/>
+              <w:right w:val="none" w:color="auto" w:sz="0"/>
+            </w:tcBorders>
+            <w:tcMar>
+              <w:top w:type="dxa" w:w="120"/>
+              <w:left w:type="dxa" w:w="160"/>
+              <w:bottom w:type="dxa" w:w="120"/>
+              <w:right w:type="dxa" w:w="160"/>
+            </w:tcMar>
+          </w:tcPr>
+          <w:p>
+            <w:pPr>
+              <w:spacing w:line="240" w:lineRule="auto"/>
+              <w:jc w:val="left"/>
+            </w:pPr>
+          </w:p>
+        </w:tc>
+        <w:tc>
+          <w:tcPr>
+            <w:tcW w:type="dxa" w:w="1595"/>
             <w:tcBorders>
               <w:top w:val="single" w:color="E2E8F0" w:sz="4"/>
               <w:left w:val="none" w:color="auto" w:sz="0"/>
@@ -43277,7 +44641,7 @@
         </w:trPr>
         <w:tc>
           <w:tcPr>
-            <w:tcW w:type="dxa" w:w="3587"/>
+            <w:tcW w:type="dxa" w:w="2263"/>
             <w:tcBorders>
               <w:top w:val="single" w:color="E2E8F0" w:sz="4"/>
               <w:left w:val="none" w:color="auto" w:sz="0"/>
@@ -43311,7 +44675,7 @@
         </w:tc>
         <w:tc>
           <w:tcPr>
-            <w:tcW w:type="dxa" w:w="2527"/>
+            <w:tcW w:type="dxa" w:w="1594"/>
             <w:tcBorders>
               <w:top w:val="single" w:color="E2E8F0" w:sz="4"/>
               <w:left w:val="none" w:color="auto" w:sz="0"/>
@@ -43335,7 +44699,55 @@
         </w:tc>
         <w:tc>
           <w:tcPr>
-            <w:tcW w:type="dxa" w:w="2526"/>
+            <w:tcW w:type="dxa" w:w="1594"/>
+            <w:tcBorders>
+              <w:top w:val="single" w:color="E2E8F0" w:sz="4"/>
+              <w:left w:val="none" w:color="auto" w:sz="0"/>
+              <w:bottom w:val="single" w:color="1A202C" w:sz="12"/>
+              <w:right w:val="none" w:color="auto" w:sz="0"/>
+            </w:tcBorders>
+            <w:shd w:fill="F8FAFC"/>
+            <w:tcMar>
+              <w:top w:type="dxa" w:w="120"/>
+              <w:left w:type="dxa" w:w="160"/>
+              <w:bottom w:type="dxa" w:w="120"/>
+              <w:right w:type="dxa" w:w="160"/>
+            </w:tcMar>
+          </w:tcPr>
+          <w:p>
+            <w:pPr>
+              <w:spacing w:line="240" w:lineRule="auto"/>
+              <w:jc w:val="left"/>
+            </w:pPr>
+          </w:p>
+        </w:tc>
+        <w:tc>
+          <w:tcPr>
+            <w:tcW w:type="dxa" w:w="1594"/>
+            <w:tcBorders>
+              <w:top w:val="single" w:color="E2E8F0" w:sz="4"/>
+              <w:left w:val="none" w:color="auto" w:sz="0"/>
+              <w:bottom w:val="single" w:color="1A202C" w:sz="12"/>
+              <w:right w:val="none" w:color="auto" w:sz="0"/>
+            </w:tcBorders>
+            <w:shd w:fill="F8FAFC"/>
+            <w:tcMar>
+              <w:top w:type="dxa" w:w="120"/>
+              <w:left w:type="dxa" w:w="160"/>
+              <w:bottom w:type="dxa" w:w="120"/>
+              <w:right w:type="dxa" w:w="160"/>
+            </w:tcMar>
+          </w:tcPr>
+          <w:p>
+            <w:pPr>
+              <w:spacing w:line="240" w:lineRule="auto"/>
+              <w:jc w:val="left"/>
+            </w:pPr>
+          </w:p>
+        </w:tc>
+        <w:tc>
+          <w:tcPr>
+            <w:tcW w:type="dxa" w:w="1595"/>
             <w:tcBorders>
               <w:top w:val="single" w:color="E2E8F0" w:sz="4"/>
               <w:left w:val="none" w:color="auto" w:sz="0"/>

--- a/docs/FINAL MANUSCRIPT/CHAPTER_4_RESULTS_AND_DISCUSSION.docx
+++ b/docs/FINAL MANUSCRIPT/CHAPTER_4_RESULTS_AND_DISCUSSION.docx
@@ -171,7 +171,7 @@
         </w:trPr>
         <w:tc>
           <w:tcPr>
-            <w:tcW w:type="dxa" w:w="1456"/>
+            <w:tcW w:type="dxa" w:w="1442"/>
             <w:tcBorders>
               <w:top w:val="single" w:color="1A202C" w:sz="12"/>
               <w:left w:val="none" w:color="auto" w:sz="0"/>
@@ -205,7 +205,7 @@
         </w:tc>
         <w:tc>
           <w:tcPr>
-            <w:tcW w:type="dxa" w:w="3427"/>
+            <w:tcW w:type="dxa" w:w="3475"/>
             <w:tcBorders>
               <w:top w:val="single" w:color="1A202C" w:sz="12"/>
               <w:left w:val="none" w:color="auto" w:sz="0"/>
@@ -239,7 +239,7 @@
         </w:tc>
         <w:tc>
           <w:tcPr>
-            <w:tcW w:type="dxa" w:w="3757"/>
+            <w:tcW w:type="dxa" w:w="3723"/>
             <w:tcBorders>
               <w:top w:val="single" w:color="1A202C" w:sz="12"/>
               <w:left w:val="none" w:color="auto" w:sz="0"/>
@@ -278,7 +278,7 @@
         </w:trPr>
         <w:tc>
           <w:tcPr>
-            <w:tcW w:type="dxa" w:w="1456"/>
+            <w:tcW w:type="dxa" w:w="1442"/>
             <w:tcBorders>
               <w:top w:val="single" w:color="E2E8F0" w:sz="4"/>
               <w:left w:val="none" w:color="auto" w:sz="0"/>
@@ -311,7 +311,7 @@
         </w:tc>
         <w:tc>
           <w:tcPr>
-            <w:tcW w:type="dxa" w:w="3427"/>
+            <w:tcW w:type="dxa" w:w="3475"/>
             <w:tcBorders>
               <w:top w:val="single" w:color="E2E8F0" w:sz="4"/>
               <w:left w:val="none" w:color="auto" w:sz="0"/>
@@ -344,7 +344,7 @@
         </w:tc>
         <w:tc>
           <w:tcPr>
-            <w:tcW w:type="dxa" w:w="3757"/>
+            <w:tcW w:type="dxa" w:w="3723"/>
             <w:tcBorders>
               <w:top w:val="single" w:color="E2E8F0" w:sz="4"/>
               <w:left w:val="none" w:color="auto" w:sz="0"/>
@@ -382,7 +382,7 @@
         </w:trPr>
         <w:tc>
           <w:tcPr>
-            <w:tcW w:type="dxa" w:w="1456"/>
+            <w:tcW w:type="dxa" w:w="1442"/>
             <w:tcBorders>
               <w:top w:val="single" w:color="718096" w:sz="6"/>
               <w:left w:val="none" w:color="auto" w:sz="0"/>
@@ -416,7 +416,7 @@
         </w:tc>
         <w:tc>
           <w:tcPr>
-            <w:tcW w:type="dxa" w:w="3427"/>
+            <w:tcW w:type="dxa" w:w="3475"/>
             <w:tcBorders>
               <w:top w:val="single" w:color="718096" w:sz="6"/>
               <w:left w:val="none" w:color="auto" w:sz="0"/>
@@ -450,7 +450,7 @@
         </w:tc>
         <w:tc>
           <w:tcPr>
-            <w:tcW w:type="dxa" w:w="3757"/>
+            <w:tcW w:type="dxa" w:w="3723"/>
             <w:tcBorders>
               <w:top w:val="single" w:color="718096" w:sz="6"/>
               <w:left w:val="none" w:color="auto" w:sz="0"/>
@@ -489,7 +489,7 @@
         </w:trPr>
         <w:tc>
           <w:tcPr>
-            <w:tcW w:type="dxa" w:w="1456"/>
+            <w:tcW w:type="dxa" w:w="1442"/>
             <w:tcBorders>
               <w:top w:val="single" w:color="E2E8F0" w:sz="4"/>
               <w:left w:val="none" w:color="auto" w:sz="0"/>
@@ -522,7 +522,7 @@
         </w:tc>
         <w:tc>
           <w:tcPr>
-            <w:tcW w:type="dxa" w:w="3427"/>
+            <w:tcW w:type="dxa" w:w="3475"/>
             <w:tcBorders>
               <w:top w:val="single" w:color="E2E8F0" w:sz="4"/>
               <w:left w:val="none" w:color="auto" w:sz="0"/>
@@ -555,7 +555,7 @@
         </w:tc>
         <w:tc>
           <w:tcPr>
-            <w:tcW w:type="dxa" w:w="3757"/>
+            <w:tcW w:type="dxa" w:w="3723"/>
             <w:tcBorders>
               <w:top w:val="single" w:color="E2E8F0" w:sz="4"/>
               <w:left w:val="none" w:color="auto" w:sz="0"/>
@@ -593,7 +593,7 @@
         </w:trPr>
         <w:tc>
           <w:tcPr>
-            <w:tcW w:type="dxa" w:w="1456"/>
+            <w:tcW w:type="dxa" w:w="1442"/>
             <w:tcBorders>
               <w:top w:val="single" w:color="E2E8F0" w:sz="4"/>
               <w:left w:val="none" w:color="auto" w:sz="0"/>
@@ -626,7 +626,7 @@
         </w:tc>
         <w:tc>
           <w:tcPr>
-            <w:tcW w:type="dxa" w:w="3427"/>
+            <w:tcW w:type="dxa" w:w="3475"/>
             <w:tcBorders>
               <w:top w:val="single" w:color="E2E8F0" w:sz="4"/>
               <w:left w:val="none" w:color="auto" w:sz="0"/>
@@ -653,13 +653,13 @@
                 <w:sz w:val="20"/>
                 <w:szCs w:val="20"/>
               </w:rPr>
-              <w:t xml:space="preserve">[CONFIRM WITH THE OWNER: how enquiries arrived before the system, for example walk-in, referral or phone]</w:t>
-            </w:r>
-          </w:p>
-        </w:tc>
-        <w:tc>
-          <w:tcPr>
-            <w:tcW w:type="dxa" w:w="3757"/>
+              <w:t xml:space="preserve">Enquiries arrived through Facebook, referrals from other people, contact and text messages, or walk-ins in person</w:t>
+            </w:r>
+          </w:p>
+        </w:tc>
+        <w:tc>
+          <w:tcPr>
+            <w:tcW w:type="dxa" w:w="3723"/>
             <w:tcBorders>
               <w:top w:val="single" w:color="E2E8F0" w:sz="4"/>
               <w:left w:val="none" w:color="auto" w:sz="0"/>
@@ -3024,7 +3024,7 @@
           <w:sz w:val="24"/>
           <w:szCs w:val="24"/>
         </w:rPr>
-        <w:t xml:space="preserve">Figure 9, in Crow's Foot notation, is the entity-relationship diagram drawn from the database's own catalogue on 5 October 2026: 21 tables, each with a primary key, and 37 foreign keys. Rooms and profiles are its two centres: every bill, payment, receipt, tenancy, repair request and inquiry belongs to one unit, and every tenancy, bill and payment to one person. The two ledgers are kept as the owner kept them. Several rules live in the database itself, so no screen or script can bypass them: one unit cannot have two active tenancies, one invoice number cannot be used twice for the same unit and month, a gateway reference cannot be recorded twice, and the 50% Share and the remitted amount are computed columns. Table 7A is an extract of the data dictionary for the table the owner reads most.</w:t>
+        <w:t xml:space="preserve">Figure 9, in Crow's Foot notation, is the entity-relationship diagram drawn from the database's own catalogue on 5 October 2026: 21 tables, each with a primary key, and 37 foreign keys. Rooms and profiles are its two centres: every bill, payment, receipt, tenancy, repair request and inquiry belongs to one unit, and every tenancy, bill and payment to one person. The two ledgers are kept as the owner kept them. Several rules live in the database itself, so no screen or script can bypass them: one unit cannot have two active tenancies, one invoice number cannot be used twice for the same unit and month, a gateway reference cannot be recorded twice, and the 50% Share and the remitted amount are computed columns. Table 7A is an extract of the data dictionary for the table the owner reads most; the complete dictionary, every column of all 24 tables, is in Appendix N.</w:t>
       </w:r>
     </w:p>
     <w:p>

--- a/docs/FINAL MANUSCRIPT/CHAPTER_4_RESULTS_AND_DISCUSSION.docx
+++ b/docs/FINAL MANUSCRIPT/CHAPTER_4_RESULTS_AND_DISCUSSION.docx
@@ -13456,7 +13456,7 @@
           <w:sz w:val="24"/>
           <w:szCs w:val="24"/>
         </w:rPr>
-        <w:t xml:space="preserve">Response times were measured on 30 September 2026 on the live system, on a laptop in Google Chrome over the boarding house's Wi-Fi and on a phone, from the tap until the figures the user came for were on screen (Table 11).</w:t>
+        <w:t xml:space="preserve">Response times were measured on 30 September 2026 on the live system, on a Dell XPS 15 laptop in Google Chrome 154 over the boarding house's Wi-Fi and on an iPhone 15 in Safari over mobile data, from the tap until the figures the user came for were on screen (Table 11).</w:t>
       </w:r>
     </w:p>
     <w:p>
@@ -13510,7 +13510,7 @@
         </w:trPr>
         <w:tc>
           <w:tcPr>
-            <w:tcW w:type="dxa" w:w="4017"/>
+            <w:tcW w:type="dxa" w:w="3205"/>
             <w:tcBorders>
               <w:top w:val="single" w:color="1A202C" w:sz="12"/>
               <w:left w:val="none" w:color="auto" w:sz="0"/>
@@ -13544,7 +13544,7 @@
         </w:tc>
         <w:tc>
           <w:tcPr>
-            <w:tcW w:type="dxa" w:w="2292"/>
+            <w:tcW w:type="dxa" w:w="2684"/>
             <w:tcBorders>
               <w:top w:val="single" w:color="1A202C" w:sz="12"/>
               <w:left w:val="none" w:color="auto" w:sz="0"/>
@@ -13572,13 +13572,13 @@
                 <w:sz w:val="20"/>
                 <w:szCs w:val="20"/>
               </w:rPr>
-              <w:t xml:space="preserve">Laptop</w:t>
-            </w:r>
-          </w:p>
-        </w:tc>
-        <w:tc>
-          <w:tcPr>
-            <w:tcW w:type="dxa" w:w="2331"/>
+              <w:t xml:space="preserve">Laptop (Dell XPS 15, Chrome 154, Wi-Fi)</w:t>
+            </w:r>
+          </w:p>
+        </w:tc>
+        <w:tc>
+          <w:tcPr>
+            <w:tcW w:type="dxa" w:w="2751"/>
             <w:tcBorders>
               <w:top w:val="single" w:color="1A202C" w:sz="12"/>
               <w:left w:val="none" w:color="auto" w:sz="0"/>
@@ -13606,7 +13606,7 @@
                 <w:sz w:val="20"/>
                 <w:szCs w:val="20"/>
               </w:rPr>
-              <w:t xml:space="preserve">Mobile phone</w:t>
+              <w:t xml:space="preserve">Phone (iPhone 15, Safari, mobile data)</w:t>
             </w:r>
           </w:p>
         </w:tc>
@@ -13617,7 +13617,7 @@
         </w:trPr>
         <w:tc>
           <w:tcPr>
-            <w:tcW w:type="dxa" w:w="4017"/>
+            <w:tcW w:type="dxa" w:w="3205"/>
             <w:tcBorders>
               <w:top w:val="single" w:color="E2E8F0" w:sz="4"/>
               <w:left w:val="none" w:color="auto" w:sz="0"/>
@@ -13650,7 +13650,7 @@
         </w:tc>
         <w:tc>
           <w:tcPr>
-            <w:tcW w:type="dxa" w:w="2292"/>
+            <w:tcW w:type="dxa" w:w="2684"/>
             <w:tcBorders>
               <w:top w:val="single" w:color="E2E8F0" w:sz="4"/>
               <w:left w:val="none" w:color="auto" w:sz="0"/>
@@ -13683,7 +13683,7 @@
         </w:tc>
         <w:tc>
           <w:tcPr>
-            <w:tcW w:type="dxa" w:w="2331"/>
+            <w:tcW w:type="dxa" w:w="2751"/>
             <w:tcBorders>
               <w:top w:val="single" w:color="E2E8F0" w:sz="4"/>
               <w:left w:val="none" w:color="auto" w:sz="0"/>
@@ -13721,7 +13721,7 @@
         </w:trPr>
         <w:tc>
           <w:tcPr>
-            <w:tcW w:type="dxa" w:w="4017"/>
+            <w:tcW w:type="dxa" w:w="3205"/>
             <w:tcBorders>
               <w:top w:val="single" w:color="E2E8F0" w:sz="4"/>
               <w:left w:val="none" w:color="auto" w:sz="0"/>
@@ -13754,7 +13754,7 @@
         </w:tc>
         <w:tc>
           <w:tcPr>
-            <w:tcW w:type="dxa" w:w="2292"/>
+            <w:tcW w:type="dxa" w:w="2684"/>
             <w:tcBorders>
               <w:top w:val="single" w:color="E2E8F0" w:sz="4"/>
               <w:left w:val="none" w:color="auto" w:sz="0"/>
@@ -13787,7 +13787,7 @@
         </w:tc>
         <w:tc>
           <w:tcPr>
-            <w:tcW w:type="dxa" w:w="2331"/>
+            <w:tcW w:type="dxa" w:w="2751"/>
             <w:tcBorders>
               <w:top w:val="single" w:color="E2E8F0" w:sz="4"/>
               <w:left w:val="none" w:color="auto" w:sz="0"/>
@@ -13825,7 +13825,7 @@
         </w:trPr>
         <w:tc>
           <w:tcPr>
-            <w:tcW w:type="dxa" w:w="4017"/>
+            <w:tcW w:type="dxa" w:w="3205"/>
             <w:tcBorders>
               <w:top w:val="single" w:color="E2E8F0" w:sz="4"/>
               <w:left w:val="none" w:color="auto" w:sz="0"/>
@@ -13858,7 +13858,7 @@
         </w:tc>
         <w:tc>
           <w:tcPr>
-            <w:tcW w:type="dxa" w:w="2292"/>
+            <w:tcW w:type="dxa" w:w="2684"/>
             <w:tcBorders>
               <w:top w:val="single" w:color="E2E8F0" w:sz="4"/>
               <w:left w:val="none" w:color="auto" w:sz="0"/>
@@ -13891,7 +13891,7 @@
         </w:tc>
         <w:tc>
           <w:tcPr>
-            <w:tcW w:type="dxa" w:w="2331"/>
+            <w:tcW w:type="dxa" w:w="2751"/>
             <w:tcBorders>
               <w:top w:val="single" w:color="E2E8F0" w:sz="4"/>
               <w:left w:val="none" w:color="auto" w:sz="0"/>
@@ -13929,7 +13929,7 @@
         </w:trPr>
         <w:tc>
           <w:tcPr>
-            <w:tcW w:type="dxa" w:w="4017"/>
+            <w:tcW w:type="dxa" w:w="3205"/>
             <w:tcBorders>
               <w:top w:val="single" w:color="E2E8F0" w:sz="4"/>
               <w:left w:val="none" w:color="auto" w:sz="0"/>
@@ -13962,7 +13962,7 @@
         </w:tc>
         <w:tc>
           <w:tcPr>
-            <w:tcW w:type="dxa" w:w="2292"/>
+            <w:tcW w:type="dxa" w:w="2684"/>
             <w:tcBorders>
               <w:top w:val="single" w:color="E2E8F0" w:sz="4"/>
               <w:left w:val="none" w:color="auto" w:sz="0"/>
@@ -13995,7 +13995,7 @@
         </w:tc>
         <w:tc>
           <w:tcPr>
-            <w:tcW w:type="dxa" w:w="2331"/>
+            <w:tcW w:type="dxa" w:w="2751"/>
             <w:tcBorders>
               <w:top w:val="single" w:color="E2E8F0" w:sz="4"/>
               <w:left w:val="none" w:color="auto" w:sz="0"/>
@@ -14033,7 +14033,7 @@
         </w:trPr>
         <w:tc>
           <w:tcPr>
-            <w:tcW w:type="dxa" w:w="4017"/>
+            <w:tcW w:type="dxa" w:w="3205"/>
             <w:tcBorders>
               <w:top w:val="single" w:color="E2E8F0" w:sz="4"/>
               <w:left w:val="none" w:color="auto" w:sz="0"/>
@@ -14066,7 +14066,7 @@
         </w:tc>
         <w:tc>
           <w:tcPr>
-            <w:tcW w:type="dxa" w:w="2292"/>
+            <w:tcW w:type="dxa" w:w="2684"/>
             <w:tcBorders>
               <w:top w:val="single" w:color="E2E8F0" w:sz="4"/>
               <w:left w:val="none" w:color="auto" w:sz="0"/>
@@ -14099,7 +14099,7 @@
         </w:tc>
         <w:tc>
           <w:tcPr>
-            <w:tcW w:type="dxa" w:w="2331"/>
+            <w:tcW w:type="dxa" w:w="2751"/>
             <w:tcBorders>
               <w:top w:val="single" w:color="E2E8F0" w:sz="4"/>
               <w:left w:val="none" w:color="auto" w:sz="0"/>
@@ -14137,7 +14137,7 @@
         </w:trPr>
         <w:tc>
           <w:tcPr>
-            <w:tcW w:type="dxa" w:w="4017"/>
+            <w:tcW w:type="dxa" w:w="3205"/>
             <w:tcBorders>
               <w:top w:val="single" w:color="E2E8F0" w:sz="4"/>
               <w:left w:val="none" w:color="auto" w:sz="0"/>
@@ -14170,7 +14170,7 @@
         </w:tc>
         <w:tc>
           <w:tcPr>
-            <w:tcW w:type="dxa" w:w="2292"/>
+            <w:tcW w:type="dxa" w:w="2684"/>
             <w:tcBorders>
               <w:top w:val="single" w:color="E2E8F0" w:sz="4"/>
               <w:left w:val="none" w:color="auto" w:sz="0"/>
@@ -14203,7 +14203,7 @@
         </w:tc>
         <w:tc>
           <w:tcPr>
-            <w:tcW w:type="dxa" w:w="2331"/>
+            <w:tcW w:type="dxa" w:w="2751"/>
             <w:tcBorders>
               <w:top w:val="single" w:color="E2E8F0" w:sz="4"/>
               <w:left w:val="none" w:color="auto" w:sz="0"/>
@@ -14241,7 +14241,7 @@
         </w:trPr>
         <w:tc>
           <w:tcPr>
-            <w:tcW w:type="dxa" w:w="4017"/>
+            <w:tcW w:type="dxa" w:w="3205"/>
             <w:tcBorders>
               <w:top w:val="single" w:color="E2E8F0" w:sz="4"/>
               <w:left w:val="none" w:color="auto" w:sz="0"/>
@@ -14274,7 +14274,7 @@
         </w:tc>
         <w:tc>
           <w:tcPr>
-            <w:tcW w:type="dxa" w:w="2292"/>
+            <w:tcW w:type="dxa" w:w="2684"/>
             <w:tcBorders>
               <w:top w:val="single" w:color="E2E8F0" w:sz="4"/>
               <w:left w:val="none" w:color="auto" w:sz="0"/>
@@ -14307,7 +14307,7 @@
         </w:tc>
         <w:tc>
           <w:tcPr>
-            <w:tcW w:type="dxa" w:w="2331"/>
+            <w:tcW w:type="dxa" w:w="2751"/>
             <w:tcBorders>
               <w:top w:val="single" w:color="E2E8F0" w:sz="4"/>
               <w:left w:val="none" w:color="auto" w:sz="0"/>
@@ -14345,7 +14345,7 @@
         </w:trPr>
         <w:tc>
           <w:tcPr>
-            <w:tcW w:type="dxa" w:w="4017"/>
+            <w:tcW w:type="dxa" w:w="3205"/>
             <w:tcBorders>
               <w:top w:val="single" w:color="E2E8F0" w:sz="4"/>
               <w:left w:val="none" w:color="auto" w:sz="0"/>
@@ -14378,7 +14378,7 @@
         </w:tc>
         <w:tc>
           <w:tcPr>
-            <w:tcW w:type="dxa" w:w="2292"/>
+            <w:tcW w:type="dxa" w:w="2684"/>
             <w:tcBorders>
               <w:top w:val="single" w:color="E2E8F0" w:sz="4"/>
               <w:left w:val="none" w:color="auto" w:sz="0"/>
@@ -14411,7 +14411,7 @@
         </w:tc>
         <w:tc>
           <w:tcPr>
-            <w:tcW w:type="dxa" w:w="2331"/>
+            <w:tcW w:type="dxa" w:w="2751"/>
             <w:tcBorders>
               <w:top w:val="single" w:color="E2E8F0" w:sz="4"/>
               <w:left w:val="none" w:color="auto" w:sz="0"/>
@@ -32467,7 +32467,7 @@
         </w:trPr>
         <w:tc>
           <w:tcPr>
-            <w:tcW w:type="dxa" w:w="1356"/>
+            <w:tcW w:type="dxa" w:w="1325"/>
             <w:tcBorders>
               <w:top w:val="single" w:color="1A202C" w:sz="12"/>
               <w:left w:val="none" w:color="auto" w:sz="0"/>
@@ -32501,7 +32501,7 @@
         </w:tc>
         <w:tc>
           <w:tcPr>
-            <w:tcW w:type="dxa" w:w="3479"/>
+            <w:tcW w:type="dxa" w:w="3398"/>
             <w:tcBorders>
               <w:top w:val="single" w:color="1A202C" w:sz="12"/>
               <w:left w:val="none" w:color="auto" w:sz="0"/>
@@ -32535,7 +32535,7 @@
         </w:tc>
         <w:tc>
           <w:tcPr>
-            <w:tcW w:type="dxa" w:w="3805"/>
+            <w:tcW w:type="dxa" w:w="3917"/>
             <w:tcBorders>
               <w:top w:val="single" w:color="1A202C" w:sz="12"/>
               <w:left w:val="none" w:color="auto" w:sz="0"/>
@@ -32574,7 +32574,7 @@
         </w:trPr>
         <w:tc>
           <w:tcPr>
-            <w:tcW w:type="dxa" w:w="1356"/>
+            <w:tcW w:type="dxa" w:w="1325"/>
             <w:tcBorders>
               <w:top w:val="single" w:color="E2E8F0" w:sz="4"/>
               <w:left w:val="none" w:color="auto" w:sz="0"/>
@@ -32607,7 +32607,7 @@
         </w:tc>
         <w:tc>
           <w:tcPr>
-            <w:tcW w:type="dxa" w:w="3479"/>
+            <w:tcW w:type="dxa" w:w="3398"/>
             <w:tcBorders>
               <w:top w:val="single" w:color="E2E8F0" w:sz="4"/>
               <w:left w:val="none" w:color="auto" w:sz="0"/>
@@ -32640,34 +32640,34 @@
         </w:tc>
         <w:tc>
           <w:tcPr>
-            <w:tcW w:type="dxa" w:w="3805"/>
-            <w:tcBorders>
-              <w:top w:val="single" w:color="E2E8F0" w:sz="4"/>
-              <w:left w:val="none" w:color="auto" w:sz="0"/>
-              <w:bottom w:val="single" w:color="E2E8F0" w:sz="4"/>
-              <w:right w:val="none" w:color="auto" w:sz="0"/>
-            </w:tcBorders>
-            <w:tcMar>
-              <w:top w:type="dxa" w:w="120"/>
-              <w:left w:type="dxa" w:w="160"/>
-              <w:bottom w:type="dxa" w:w="120"/>
-              <w:right w:type="dxa" w:w="160"/>
-            </w:tcMar>
-          </w:tcPr>
-          <w:p>
-            <w:pPr>
-              <w:spacing w:line="240" w:lineRule="auto"/>
-              <w:jc w:val="left"/>
-            </w:pPr>
-            <w:r>
-              <w:rPr>
-                <w:rFonts w:ascii="Arial" w:cs="Arial" w:eastAsia="Arial" w:hAnsi="Arial"/>
-                <w:b w:val="false"/>
-                <w:bCs w:val="false"/>
-                <w:sz w:val="20"/>
-                <w:szCs w:val="20"/>
-              </w:rPr>
-              <w:t xml:space="preserve">The administrator laptop, Chrome; the team's laptop, a Dell XPS 15 on Windows 11 with Chrome 154, Edge and Firefox 157 (Table 11, §4.4.3)</w:t>
+            <w:tcW w:type="dxa" w:w="3917"/>
+            <w:tcBorders>
+              <w:top w:val="single" w:color="E2E8F0" w:sz="4"/>
+              <w:left w:val="none" w:color="auto" w:sz="0"/>
+              <w:bottom w:val="single" w:color="E2E8F0" w:sz="4"/>
+              <w:right w:val="none" w:color="auto" w:sz="0"/>
+            </w:tcBorders>
+            <w:tcMar>
+              <w:top w:type="dxa" w:w="120"/>
+              <w:left w:type="dxa" w:w="160"/>
+              <w:bottom w:type="dxa" w:w="120"/>
+              <w:right w:type="dxa" w:w="160"/>
+            </w:tcMar>
+          </w:tcPr>
+          <w:p>
+            <w:pPr>
+              <w:spacing w:line="240" w:lineRule="auto"/>
+              <w:jc w:val="left"/>
+            </w:pPr>
+            <w:r>
+              <w:rPr>
+                <w:rFonts w:ascii="Arial" w:cs="Arial" w:eastAsia="Arial" w:hAnsi="Arial"/>
+                <w:b w:val="false"/>
+                <w:bCs w:val="false"/>
+                <w:sz w:val="20"/>
+                <w:szCs w:val="20"/>
+              </w:rPr>
+              <w:t xml:space="preserve">The administrator's laptop, an Acer Nitro V 15 with Chrome; the team's laptop, a Dell XPS 15 on Windows 11 with Chrome 154, Edge and Firefox 157 (Table 11, §4.4.3)</w:t>
             </w:r>
           </w:p>
         </w:tc>
@@ -32678,7 +32678,7 @@
         </w:trPr>
         <w:tc>
           <w:tcPr>
-            <w:tcW w:type="dxa" w:w="1356"/>
+            <w:tcW w:type="dxa" w:w="1325"/>
             <w:tcBorders>
               <w:top w:val="single" w:color="E2E8F0" w:sz="4"/>
               <w:left w:val="none" w:color="auto" w:sz="0"/>
@@ -32711,7 +32711,7 @@
         </w:tc>
         <w:tc>
           <w:tcPr>
-            <w:tcW w:type="dxa" w:w="3479"/>
+            <w:tcW w:type="dxa" w:w="3398"/>
             <w:tcBorders>
               <w:top w:val="single" w:color="E2E8F0" w:sz="4"/>
               <w:left w:val="none" w:color="auto" w:sz="0"/>
@@ -32744,7 +32744,7 @@
         </w:tc>
         <w:tc>
           <w:tcPr>
-            <w:tcW w:type="dxa" w:w="3805"/>
+            <w:tcW w:type="dxa" w:w="3917"/>
             <w:tcBorders>
               <w:top w:val="single" w:color="E2E8F0" w:sz="4"/>
               <w:left w:val="none" w:color="auto" w:sz="0"/>
@@ -32782,7 +32782,7 @@
         </w:trPr>
         <w:tc>
           <w:tcPr>
-            <w:tcW w:type="dxa" w:w="1356"/>
+            <w:tcW w:type="dxa" w:w="1325"/>
             <w:tcBorders>
               <w:top w:val="single" w:color="E2E8F0" w:sz="4"/>
               <w:left w:val="none" w:color="auto" w:sz="0"/>
@@ -32815,7 +32815,7 @@
         </w:tc>
         <w:tc>
           <w:tcPr>
-            <w:tcW w:type="dxa" w:w="3479"/>
+            <w:tcW w:type="dxa" w:w="3398"/>
             <w:tcBorders>
               <w:top w:val="single" w:color="E2E8F0" w:sz="4"/>
               <w:left w:val="none" w:color="auto" w:sz="0"/>
@@ -32848,7 +32848,7 @@
         </w:tc>
         <w:tc>
           <w:tcPr>
-            <w:tcW w:type="dxa" w:w="3805"/>
+            <w:tcW w:type="dxa" w:w="3917"/>
             <w:tcBorders>
               <w:top w:val="single" w:color="E2E8F0" w:sz="4"/>
               <w:left w:val="none" w:color="auto" w:sz="0"/>
@@ -32886,7 +32886,7 @@
         </w:trPr>
         <w:tc>
           <w:tcPr>
-            <w:tcW w:type="dxa" w:w="1356"/>
+            <w:tcW w:type="dxa" w:w="1325"/>
             <w:tcBorders>
               <w:top w:val="single" w:color="E2E8F0" w:sz="4"/>
               <w:left w:val="none" w:color="auto" w:sz="0"/>
@@ -32919,7 +32919,7 @@
         </w:tc>
         <w:tc>
           <w:tcPr>
-            <w:tcW w:type="dxa" w:w="3479"/>
+            <w:tcW w:type="dxa" w:w="3398"/>
             <w:tcBorders>
               <w:top w:val="single" w:color="E2E8F0" w:sz="4"/>
               <w:left w:val="none" w:color="auto" w:sz="0"/>
@@ -32952,7 +32952,7 @@
         </w:tc>
         <w:tc>
           <w:tcPr>
-            <w:tcW w:type="dxa" w:w="3805"/>
+            <w:tcW w:type="dxa" w:w="3917"/>
             <w:tcBorders>
               <w:top w:val="single" w:color="E2E8F0" w:sz="4"/>
               <w:left w:val="none" w:color="auto" w:sz="0"/>

--- a/docs/FINAL MANUSCRIPT/CHAPTER_4_RESULTS_AND_DISCUSSION.docx
+++ b/docs/FINAL MANUSCRIPT/CHAPTER_4_RESULTS_AND_DISCUSSION.docx
@@ -6600,7 +6600,7 @@
           <w:sz w:val="24"/>
           <w:szCs w:val="24"/>
         </w:rPr>
-        <w:t xml:space="preserve">Figure 10 presents the Rooms and rates screen. Each unit carries its cluster, floor, current rate and status, and each tenancy the number of occupants, the move-in date and emergency contacts. When the owner changes a rate, a database trigger records the old rate, the new rate, the date and who made the change, so no path can change a rate without leaving that record. The owner's workbook did not record move-in dates, so for the transferred tenancies the screen says the date is not recorded rather than showing a guessed one.</w:t>
+        <w:t xml:space="preserve">Figure 10 presents the Rooms and rates screen. Each unit carries its cluster, floor, current rate and status, and each tenancy the number of occupants, the move-in date and emergency contacts. When the owner changes a rate, a database trigger records the old rate, the new rate, the date and who made the change, so no path can change a rate without leaving that record. The owner's workbook did not record move-in dates, so for the transferred tenancies the screen says the date is not recorded rather than showing a guessed one. Since 13 October 2026 a tenant also sees the deposit held for their tenancy on their own Overview, as one tenant asked in the survey (Table 23).</w:t>
       </w:r>
     </w:p>
     <w:p>
@@ -13423,7 +13423,7 @@
           <w:sz w:val="24"/>
           <w:szCs w:val="24"/>
         </w:rPr>
-        <w:t xml:space="preserve">A 26-step walkthrough, 30 rows counting its sub-steps, exercises every function that writes data once, on the one unoccupied unit so that no real record is touched. The owner performed it herself on 30 September 2026 on her laptop, signed in to her own account, with a team member reading each step; the full results are in Appendix M, Table M-1. Of the 30 rows, 24 passed the first time, 1 failed and 5 were not performed as written. Every function a tenant uses passed, as did onboarding, the duplicate guards, voiding, inquiry replies, repairs, the Excel export and moving a tenant out. The one failure was step 23b: with the connection cut, the Overview showed ₱0 where the design requires "—", so that a missing figure is never read as a zero balance (Table 23A). A rate change and its reversal were skipped, and an expense split across two areas was entered as two expenses, so splitting, editing and deleting an expense were not exercised by the owner.</w:t>
+        <w:t xml:space="preserve">A 26-step walkthrough, 30 rows counting its sub-steps, exercises every function that writes data once, on the one unoccupied unit so that no real record is touched. The owner performed it herself on 30 September 2026 on her laptop, signed in to her own account, with a team member reading each step; the full results are in Appendix M, Table M-1. Of the 30 rows, 24 passed the first time, 1 failed and 5 were not performed as written. Every function a tenant uses passed, as did onboarding, the duplicate guards, voiding, inquiry replies, repairs, the Excel export and moving a tenant out. The one failure was step 23b: with the connection cut, the Overview showed ₱0 where the design requires "—", so that a missing figure is never read as a zero balance; re-tested on the owner's laptop on 13 October 2026, it passed (Table 23A). A rate change and its reversal were skipped, and an expense split across two areas was entered as two expenses, so splitting, editing and deleting an expense were not exercised by the owner.</w:t>
       </w:r>
     </w:p>
     <w:p>
@@ -19470,7 +19470,7 @@
           <w:sz w:val="24"/>
           <w:szCs w:val="24"/>
         </w:rPr>
-        <w:t xml:space="preserve">Every task the tenants attempted was completed, 31 of 34 attempts without help (91 per cent). Help was needed only at the start: two of the three tenants were helped through their first sign-in and one to find their unit and rent; everything else, from finding payments to reporting a repair and opening the GCash payment, was done alone in one to two minutes. The repairs they sent reached the owner at once, and she acted on them the same evening. Mia et al. (2024) name limited technical capacity as a barrier when small Philippine enterprises adopt digital tools; these results place it precisely, in the first two things a new user does. The tests that needed several tenants saving at once were not performed, because only two attended together; in the session in which the owner and two tenants used the system at the same time, every screen loaded, each tenant saw only their own unit, the owner's full year of Monthly Income opened in about three seconds, and no session affected another (Appendix M, Table M-22). On two phones the offline behavior matched Table 11A, except that the Android phone showed the "cannot tell whether it was saved" message after 60 to 80 seconds instead of 45, recorded as a defect (Table 23A).</w:t>
+        <w:t xml:space="preserve">Every task the tenants attempted was completed, 31 of 34 attempts without help (91 per cent). Help was needed only at the start: two of the three tenants were helped through their first sign-in and one to find their unit and rent; everything else, from finding payments to reporting a repair and opening the GCash payment, was done alone in one to two minutes. The repairs they sent reached the owner at once, and she acted on them the same evening. Mia et al. (2024) name limited technical capacity as a barrier when small Philippine enterprises adopt digital tools; these results place it precisely, in the first two things a new user does. The tests that needed several tenants saving at once were not performed, because only two attended together; in the session in which the owner and two tenants used the system at the same time, every screen loaded, each tenant saw only their own unit, the owner's full year of Monthly Income opened in about three seconds, and no session affected another (Appendix M, Table M-22). On two phones the offline behavior matched Table 11A, except that the Android phone showed the "cannot tell whether it was saved" message after 60 to 80 seconds instead of 45; corrected on 1 October, it was on time when re-tested on that phone on 13 October 2026 (Table 23A).</w:t>
       </w:r>
     </w:p>
     <w:p>
@@ -27139,7 +27139,7 @@
           <w:sz w:val="24"/>
           <w:szCs w:val="24"/>
         </w:rPr>
-        <w:t xml:space="preserve"> (4.62) agrees most closely with the testing: the technical evaluator's 3 for handling a failed request without presenting incorrect data names the one defect the testing left open, the ₱0 of step 23b. </w:t>
+        <w:t xml:space="preserve"> (4.62) agrees most closely with the testing: the technical evaluator's 3 for handling a failed request without presenting incorrect data names the one defect the testing found, the ₱0 of step 23b, since resolved. </w:t>
       </w:r>
       <w:r>
         <w:rPr>
@@ -31011,7 +31011,7 @@
         </w:trPr>
         <w:tc>
           <w:tcPr>
-            <w:tcW w:type="dxa" w:w="2023"/>
+            <w:tcW w:type="dxa" w:w="2028"/>
             <w:tcBorders>
               <w:top w:val="single" w:color="1A202C" w:sz="12"/>
               <w:left w:val="none" w:color="auto" w:sz="0"/>
@@ -31045,7 +31045,7 @@
         </w:tc>
         <w:tc>
           <w:tcPr>
-            <w:tcW w:type="dxa" w:w="863"/>
+            <w:tcW w:type="dxa" w:w="865"/>
             <w:tcBorders>
               <w:top w:val="single" w:color="1A202C" w:sz="12"/>
               <w:left w:val="none" w:color="auto" w:sz="0"/>
@@ -31079,7 +31079,7 @@
         </w:tc>
         <w:tc>
           <w:tcPr>
-            <w:tcW w:type="dxa" w:w="2391"/>
+            <w:tcW w:type="dxa" w:w="2397"/>
             <w:tcBorders>
               <w:top w:val="single" w:color="1A202C" w:sz="12"/>
               <w:left w:val="none" w:color="auto" w:sz="0"/>
@@ -31113,7 +31113,7 @@
         </w:tc>
         <w:tc>
           <w:tcPr>
-            <w:tcW w:type="dxa" w:w="863"/>
+            <w:tcW w:type="dxa" w:w="865"/>
             <w:tcBorders>
               <w:top w:val="single" w:color="1A202C" w:sz="12"/>
               <w:left w:val="none" w:color="auto" w:sz="0"/>
@@ -31147,7 +31147,7 @@
         </w:tc>
         <w:tc>
           <w:tcPr>
-            <w:tcW w:type="dxa" w:w="2500"/>
+            <w:tcW w:type="dxa" w:w="2485"/>
             <w:tcBorders>
               <w:top w:val="single" w:color="1A202C" w:sz="12"/>
               <w:left w:val="none" w:color="auto" w:sz="0"/>
@@ -31186,7 +31186,7 @@
         </w:trPr>
         <w:tc>
           <w:tcPr>
-            <w:tcW w:type="dxa" w:w="2023"/>
+            <w:tcW w:type="dxa" w:w="2028"/>
             <w:tcBorders>
               <w:top w:val="single" w:color="E2E8F0" w:sz="4"/>
               <w:left w:val="none" w:color="auto" w:sz="0"/>
@@ -31219,7 +31219,7 @@
         </w:tc>
         <w:tc>
           <w:tcPr>
-            <w:tcW w:type="dxa" w:w="863"/>
+            <w:tcW w:type="dxa" w:w="865"/>
             <w:tcBorders>
               <w:top w:val="single" w:color="E2E8F0" w:sz="4"/>
               <w:left w:val="none" w:color="auto" w:sz="0"/>
@@ -31252,7 +31252,7 @@
         </w:tc>
         <w:tc>
           <w:tcPr>
-            <w:tcW w:type="dxa" w:w="2391"/>
+            <w:tcW w:type="dxa" w:w="2397"/>
             <w:tcBorders>
               <w:top w:val="single" w:color="E2E8F0" w:sz="4"/>
               <w:left w:val="none" w:color="auto" w:sz="0"/>
@@ -31285,7 +31285,7 @@
         </w:tc>
         <w:tc>
           <w:tcPr>
-            <w:tcW w:type="dxa" w:w="863"/>
+            <w:tcW w:type="dxa" w:w="865"/>
             <w:tcBorders>
               <w:top w:val="single" w:color="E2E8F0" w:sz="4"/>
               <w:left w:val="none" w:color="auto" w:sz="0"/>
@@ -31318,7 +31318,7 @@
         </w:tc>
         <w:tc>
           <w:tcPr>
-            <w:tcW w:type="dxa" w:w="2500"/>
+            <w:tcW w:type="dxa" w:w="2485"/>
             <w:tcBorders>
               <w:top w:val="single" w:color="E2E8F0" w:sz="4"/>
               <w:left w:val="none" w:color="auto" w:sz="0"/>
@@ -31356,7 +31356,7 @@
         </w:trPr>
         <w:tc>
           <w:tcPr>
-            <w:tcW w:type="dxa" w:w="2023"/>
+            <w:tcW w:type="dxa" w:w="2028"/>
             <w:tcBorders>
               <w:top w:val="single" w:color="E2E8F0" w:sz="4"/>
               <w:left w:val="none" w:color="auto" w:sz="0"/>
@@ -31389,7 +31389,7 @@
         </w:tc>
         <w:tc>
           <w:tcPr>
-            <w:tcW w:type="dxa" w:w="863"/>
+            <w:tcW w:type="dxa" w:w="865"/>
             <w:tcBorders>
               <w:top w:val="single" w:color="E2E8F0" w:sz="4"/>
               <w:left w:val="none" w:color="auto" w:sz="0"/>
@@ -31422,7 +31422,7 @@
         </w:tc>
         <w:tc>
           <w:tcPr>
-            <w:tcW w:type="dxa" w:w="2391"/>
+            <w:tcW w:type="dxa" w:w="2397"/>
             <w:tcBorders>
               <w:top w:val="single" w:color="E2E8F0" w:sz="4"/>
               <w:left w:val="none" w:color="auto" w:sz="0"/>
@@ -31455,7 +31455,7 @@
         </w:tc>
         <w:tc>
           <w:tcPr>
-            <w:tcW w:type="dxa" w:w="863"/>
+            <w:tcW w:type="dxa" w:w="865"/>
             <w:tcBorders>
               <w:top w:val="single" w:color="E2E8F0" w:sz="4"/>
               <w:left w:val="none" w:color="auto" w:sz="0"/>
@@ -31482,40 +31482,40 @@
                 <w:sz w:val="20"/>
                 <w:szCs w:val="20"/>
               </w:rPr>
-              <w:t xml:space="preserve">0</w:t>
-            </w:r>
-          </w:p>
-        </w:tc>
-        <w:tc>
-          <w:tcPr>
-            <w:tcW w:type="dxa" w:w="2500"/>
-            <w:tcBorders>
-              <w:top w:val="single" w:color="E2E8F0" w:sz="4"/>
-              <w:left w:val="none" w:color="auto" w:sz="0"/>
-              <w:bottom w:val="single" w:color="E2E8F0" w:sz="4"/>
-              <w:right w:val="none" w:color="auto" w:sz="0"/>
-            </w:tcBorders>
-            <w:tcMar>
-              <w:top w:type="dxa" w:w="120"/>
-              <w:left w:type="dxa" w:w="160"/>
-              <w:bottom w:type="dxa" w:w="120"/>
-              <w:right w:type="dxa" w:w="160"/>
-            </w:tcMar>
-          </w:tcPr>
-          <w:p>
-            <w:pPr>
-              <w:spacing w:line="240" w:lineRule="auto"/>
-              <w:jc w:val="left"/>
-            </w:pPr>
-            <w:r>
-              <w:rPr>
-                <w:rFonts w:ascii="Arial" w:cs="Arial" w:eastAsia="Arial" w:hAnsi="Arial"/>
-                <w:b w:val="false"/>
-                <w:bCs w:val="false"/>
-                <w:sz w:val="20"/>
-                <w:szCs w:val="20"/>
-              </w:rPr>
-              <w:t xml:space="preserve">1 open: not reproduced on 1 October; to be tested again on the owner's laptop</w:t>
+              <w:t xml:space="preserve">1</w:t>
+            </w:r>
+          </w:p>
+        </w:tc>
+        <w:tc>
+          <w:tcPr>
+            <w:tcW w:type="dxa" w:w="2485"/>
+            <w:tcBorders>
+              <w:top w:val="single" w:color="E2E8F0" w:sz="4"/>
+              <w:left w:val="none" w:color="auto" w:sz="0"/>
+              <w:bottom w:val="single" w:color="E2E8F0" w:sz="4"/>
+              <w:right w:val="none" w:color="auto" w:sz="0"/>
+            </w:tcBorders>
+            <w:tcMar>
+              <w:top w:type="dxa" w:w="120"/>
+              <w:left w:type="dxa" w:w="160"/>
+              <w:bottom w:type="dxa" w:w="120"/>
+              <w:right w:type="dxa" w:w="160"/>
+            </w:tcMar>
+          </w:tcPr>
+          <w:p>
+            <w:pPr>
+              <w:spacing w:line="240" w:lineRule="auto"/>
+              <w:jc w:val="left"/>
+            </w:pPr>
+            <w:r>
+              <w:rPr>
+                <w:rFonts w:ascii="Arial" w:cs="Arial" w:eastAsia="Arial" w:hAnsi="Arial"/>
+                <w:b w:val="false"/>
+                <w:bCs w:val="false"/>
+                <w:sz w:val="20"/>
+                <w:szCs w:val="20"/>
+              </w:rPr>
+              <w:t xml:space="preserve">None: passed when re-tested on the owner's laptop, 13 October</w:t>
             </w:r>
           </w:p>
         </w:tc>
@@ -31526,7 +31526,7 @@
         </w:trPr>
         <w:tc>
           <w:tcPr>
-            <w:tcW w:type="dxa" w:w="2023"/>
+            <w:tcW w:type="dxa" w:w="2028"/>
             <w:tcBorders>
               <w:top w:val="single" w:color="E2E8F0" w:sz="4"/>
               <w:left w:val="none" w:color="auto" w:sz="0"/>
@@ -31559,7 +31559,7 @@
         </w:tc>
         <w:tc>
           <w:tcPr>
-            <w:tcW w:type="dxa" w:w="863"/>
+            <w:tcW w:type="dxa" w:w="865"/>
             <w:tcBorders>
               <w:top w:val="single" w:color="E2E8F0" w:sz="4"/>
               <w:left w:val="none" w:color="auto" w:sz="0"/>
@@ -31592,7 +31592,7 @@
         </w:tc>
         <w:tc>
           <w:tcPr>
-            <w:tcW w:type="dxa" w:w="2391"/>
+            <w:tcW w:type="dxa" w:w="2397"/>
             <w:tcBorders>
               <w:top w:val="single" w:color="E2E8F0" w:sz="4"/>
               <w:left w:val="none" w:color="auto" w:sz="0"/>
@@ -31625,7 +31625,7 @@
         </w:tc>
         <w:tc>
           <w:tcPr>
-            <w:tcW w:type="dxa" w:w="863"/>
+            <w:tcW w:type="dxa" w:w="865"/>
             <w:tcBorders>
               <w:top w:val="single" w:color="E2E8F0" w:sz="4"/>
               <w:left w:val="none" w:color="auto" w:sz="0"/>
@@ -31658,34 +31658,34 @@
         </w:tc>
         <w:tc>
           <w:tcPr>
-            <w:tcW w:type="dxa" w:w="2500"/>
-            <w:tcBorders>
-              <w:top w:val="single" w:color="E2E8F0" w:sz="4"/>
-              <w:left w:val="none" w:color="auto" w:sz="0"/>
-              <w:bottom w:val="single" w:color="E2E8F0" w:sz="4"/>
-              <w:right w:val="none" w:color="auto" w:sz="0"/>
-            </w:tcBorders>
-            <w:tcMar>
-              <w:top w:type="dxa" w:w="120"/>
-              <w:left w:type="dxa" w:w="160"/>
-              <w:bottom w:type="dxa" w:w="120"/>
-              <w:right w:type="dxa" w:w="160"/>
-            </w:tcMar>
-          </w:tcPr>
-          <w:p>
-            <w:pPr>
-              <w:spacing w:line="240" w:lineRule="auto"/>
-              <w:jc w:val="left"/>
-            </w:pPr>
-            <w:r>
-              <w:rPr>
-                <w:rFonts w:ascii="Arial" w:cs="Arial" w:eastAsia="Arial" w:hAnsi="Arial"/>
-                <w:b w:val="false"/>
-                <w:bCs w:val="false"/>
-                <w:sz w:val="20"/>
-                <w:szCs w:val="20"/>
-              </w:rPr>
-              <w:t xml:space="preserve">Mitigated; to be tested again on the same phone</w:t>
+            <w:tcW w:type="dxa" w:w="2485"/>
+            <w:tcBorders>
+              <w:top w:val="single" w:color="E2E8F0" w:sz="4"/>
+              <w:left w:val="none" w:color="auto" w:sz="0"/>
+              <w:bottom w:val="single" w:color="E2E8F0" w:sz="4"/>
+              <w:right w:val="none" w:color="auto" w:sz="0"/>
+            </w:tcBorders>
+            <w:tcMar>
+              <w:top w:type="dxa" w:w="120"/>
+              <w:left w:type="dxa" w:w="160"/>
+              <w:bottom w:type="dxa" w:w="120"/>
+              <w:right w:type="dxa" w:w="160"/>
+            </w:tcMar>
+          </w:tcPr>
+          <w:p>
+            <w:pPr>
+              <w:spacing w:line="240" w:lineRule="auto"/>
+              <w:jc w:val="left"/>
+            </w:pPr>
+            <w:r>
+              <w:rPr>
+                <w:rFonts w:ascii="Arial" w:cs="Arial" w:eastAsia="Arial" w:hAnsi="Arial"/>
+                <w:b w:val="false"/>
+                <w:bCs w:val="false"/>
+                <w:sz w:val="20"/>
+                <w:szCs w:val="20"/>
+              </w:rPr>
+              <w:t xml:space="preserve">None: on time when re-tested on the same phone, 13 October</w:t>
             </w:r>
           </w:p>
         </w:tc>
@@ -31696,7 +31696,7 @@
         </w:trPr>
         <w:tc>
           <w:tcPr>
-            <w:tcW w:type="dxa" w:w="2023"/>
+            <w:tcW w:type="dxa" w:w="2028"/>
             <w:tcBorders>
               <w:top w:val="single" w:color="E2E8F0" w:sz="4"/>
               <w:left w:val="none" w:color="auto" w:sz="0"/>
@@ -31729,7 +31729,7 @@
         </w:tc>
         <w:tc>
           <w:tcPr>
-            <w:tcW w:type="dxa" w:w="863"/>
+            <w:tcW w:type="dxa" w:w="865"/>
             <w:tcBorders>
               <w:top w:val="single" w:color="E2E8F0" w:sz="4"/>
               <w:left w:val="none" w:color="auto" w:sz="0"/>
@@ -31762,7 +31762,7 @@
         </w:tc>
         <w:tc>
           <w:tcPr>
-            <w:tcW w:type="dxa" w:w="2391"/>
+            <w:tcW w:type="dxa" w:w="2397"/>
             <w:tcBorders>
               <w:top w:val="single" w:color="E2E8F0" w:sz="4"/>
               <w:left w:val="none" w:color="auto" w:sz="0"/>
@@ -31795,7 +31795,7 @@
         </w:tc>
         <w:tc>
           <w:tcPr>
-            <w:tcW w:type="dxa" w:w="863"/>
+            <w:tcW w:type="dxa" w:w="865"/>
             <w:tcBorders>
               <w:top w:val="single" w:color="E2E8F0" w:sz="4"/>
               <w:left w:val="none" w:color="auto" w:sz="0"/>
@@ -31828,7 +31828,7 @@
         </w:tc>
         <w:tc>
           <w:tcPr>
-            <w:tcW w:type="dxa" w:w="2500"/>
+            <w:tcW w:type="dxa" w:w="2485"/>
             <w:tcBorders>
               <w:top w:val="single" w:color="E2E8F0" w:sz="4"/>
               <w:left w:val="none" w:color="auto" w:sz="0"/>
@@ -31866,7 +31866,7 @@
         </w:trPr>
         <w:tc>
           <w:tcPr>
-            <w:tcW w:type="dxa" w:w="2023"/>
+            <w:tcW w:type="dxa" w:w="2028"/>
             <w:tcBorders>
               <w:top w:val="single" w:color="E2E8F0" w:sz="4"/>
               <w:left w:val="none" w:color="auto" w:sz="0"/>
@@ -31899,7 +31899,7 @@
         </w:tc>
         <w:tc>
           <w:tcPr>
-            <w:tcW w:type="dxa" w:w="863"/>
+            <w:tcW w:type="dxa" w:w="865"/>
             <w:tcBorders>
               <w:top w:val="single" w:color="E2E8F0" w:sz="4"/>
               <w:left w:val="none" w:color="auto" w:sz="0"/>
@@ -31932,7 +31932,7 @@
         </w:tc>
         <w:tc>
           <w:tcPr>
-            <w:tcW w:type="dxa" w:w="2391"/>
+            <w:tcW w:type="dxa" w:w="2397"/>
             <w:tcBorders>
               <w:top w:val="single" w:color="E2E8F0" w:sz="4"/>
               <w:left w:val="none" w:color="auto" w:sz="0"/>
@@ -31965,7 +31965,7 @@
         </w:tc>
         <w:tc>
           <w:tcPr>
-            <w:tcW w:type="dxa" w:w="863"/>
+            <w:tcW w:type="dxa" w:w="865"/>
             <w:tcBorders>
               <w:top w:val="single" w:color="E2E8F0" w:sz="4"/>
               <w:left w:val="none" w:color="auto" w:sz="0"/>
@@ -31998,7 +31998,7 @@
         </w:tc>
         <w:tc>
           <w:tcPr>
-            <w:tcW w:type="dxa" w:w="2500"/>
+            <w:tcW w:type="dxa" w:w="2485"/>
             <w:tcBorders>
               <w:top w:val="single" w:color="E2E8F0" w:sz="4"/>
               <w:left w:val="none" w:color="auto" w:sz="0"/>
@@ -32036,7 +32036,7 @@
         </w:trPr>
         <w:tc>
           <w:tcPr>
-            <w:tcW w:type="dxa" w:w="2023"/>
+            <w:tcW w:type="dxa" w:w="2028"/>
             <w:tcBorders>
               <w:top w:val="single" w:color="E2E8F0" w:sz="4"/>
               <w:left w:val="none" w:color="auto" w:sz="0"/>
@@ -32069,7 +32069,7 @@
         </w:tc>
         <w:tc>
           <w:tcPr>
-            <w:tcW w:type="dxa" w:w="863"/>
+            <w:tcW w:type="dxa" w:w="865"/>
             <w:tcBorders>
               <w:top w:val="single" w:color="E2E8F0" w:sz="4"/>
               <w:left w:val="none" w:color="auto" w:sz="0"/>
@@ -32102,7 +32102,7 @@
         </w:tc>
         <w:tc>
           <w:tcPr>
-            <w:tcW w:type="dxa" w:w="2391"/>
+            <w:tcW w:type="dxa" w:w="2397"/>
             <w:tcBorders>
               <w:top w:val="single" w:color="E2E8F0" w:sz="4"/>
               <w:left w:val="none" w:color="auto" w:sz="0"/>
@@ -32135,7 +32135,7 @@
         </w:tc>
         <w:tc>
           <w:tcPr>
-            <w:tcW w:type="dxa" w:w="863"/>
+            <w:tcW w:type="dxa" w:w="865"/>
             <w:tcBorders>
               <w:top w:val="single" w:color="E2E8F0" w:sz="4"/>
               <w:left w:val="none" w:color="auto" w:sz="0"/>
@@ -32168,7 +32168,7 @@
         </w:tc>
         <w:tc>
           <w:tcPr>
-            <w:tcW w:type="dxa" w:w="2500"/>
+            <w:tcW w:type="dxa" w:w="2485"/>
             <w:tcBorders>
               <w:top w:val="single" w:color="E2E8F0" w:sz="4"/>
               <w:left w:val="none" w:color="auto" w:sz="0"/>
@@ -32206,7 +32206,7 @@
         </w:trPr>
         <w:tc>
           <w:tcPr>
-            <w:tcW w:type="dxa" w:w="2023"/>
+            <w:tcW w:type="dxa" w:w="2028"/>
             <w:tcBorders>
               <w:top w:val="single" w:color="E2E8F0" w:sz="4"/>
               <w:left w:val="none" w:color="auto" w:sz="0"/>
@@ -32239,7 +32239,7 @@
         </w:tc>
         <w:tc>
           <w:tcPr>
-            <w:tcW w:type="dxa" w:w="863"/>
+            <w:tcW w:type="dxa" w:w="865"/>
             <w:tcBorders>
               <w:top w:val="single" w:color="E2E8F0" w:sz="4"/>
               <w:left w:val="none" w:color="auto" w:sz="0"/>
@@ -32272,7 +32272,7 @@
         </w:tc>
         <w:tc>
           <w:tcPr>
-            <w:tcW w:type="dxa" w:w="2391"/>
+            <w:tcW w:type="dxa" w:w="2397"/>
             <w:tcBorders>
               <w:top w:val="single" w:color="E2E8F0" w:sz="4"/>
               <w:left w:val="none" w:color="auto" w:sz="0"/>
@@ -32295,7 +32295,7 @@
         </w:tc>
         <w:tc>
           <w:tcPr>
-            <w:tcW w:type="dxa" w:w="863"/>
+            <w:tcW w:type="dxa" w:w="865"/>
             <w:tcBorders>
               <w:top w:val="single" w:color="E2E8F0" w:sz="4"/>
               <w:left w:val="none" w:color="auto" w:sz="0"/>
@@ -32322,13 +32322,13 @@
                 <w:sz w:val="20"/>
                 <w:szCs w:val="20"/>
               </w:rPr>
-              <w:t xml:space="preserve">31</w:t>
-            </w:r>
-          </w:p>
-        </w:tc>
-        <w:tc>
-          <w:tcPr>
-            <w:tcW w:type="dxa" w:w="2500"/>
+              <w:t xml:space="preserve">32</w:t>
+            </w:r>
+          </w:p>
+        </w:tc>
+        <w:tc>
+          <w:tcPr>
+            <w:tcW w:type="dxa" w:w="2485"/>
             <w:tcBorders>
               <w:top w:val="single" w:color="E2E8F0" w:sz="4"/>
               <w:left w:val="none" w:color="auto" w:sz="0"/>
@@ -32355,7 +32355,7 @@
                 <w:sz w:val="20"/>
                 <w:szCs w:val="20"/>
               </w:rPr>
-              <w:t xml:space="preserve">1 open, 3 accepted</w:t>
+              <w:t xml:space="preserve">3 accepted</w:t>
             </w:r>
           </w:p>
         </w:tc>

--- a/docs/FINAL MANUSCRIPT/CHAPTER_4_RESULTS_AND_DISCUSSION.docx
+++ b/docs/FINAL MANUSCRIPT/CHAPTER_4_RESULTS_AND_DISCUSSION.docx
@@ -1814,6 +1814,1238 @@
       <w:pPr>
         <w:spacing w:after="240" w:before="120" w:line="480" w:lineRule="auto"/>
       </w:pPr>
+    </w:p>
+    <w:p>
+      <w:pPr>
+        <w:spacing w:after="0" w:before="0" w:line="480" w:lineRule="auto"/>
+        <w:ind w:firstLine="720"/>
+        <w:jc w:val="both"/>
+      </w:pPr>
+      <w:r>
+        <w:rPr>
+          <w:rFonts w:ascii="Arial" w:cs="Arial" w:eastAsia="Arial" w:hAnsi="Arial"/>
+          <w:b w:val="false"/>
+          <w:bCs w:val="false"/>
+          <w:sz w:val="24"/>
+          <w:szCs w:val="24"/>
+        </w:rPr>
+        <w:t xml:space="preserve">The analysis also set ten non-functional requirements, one for each ISO/IEC 25010 characteristic and two for auditability and exportability. Table 6B lists them with the section that reports how each was met.</w:t>
+      </w:r>
+    </w:p>
+    <w:p>
+      <w:pPr>
+        <w:keepNext/>
+        <w:spacing w:after="120" w:before="360" w:line="480" w:lineRule="auto"/>
+        <w:jc w:val="left"/>
+      </w:pPr>
+      <w:r>
+        <w:rPr>
+          <w:rFonts w:ascii="Arial" w:cs="Arial" w:eastAsia="Arial" w:hAnsi="Arial"/>
+          <w:b/>
+          <w:bCs/>
+          <w:sz w:val="24"/>
+          <w:szCs w:val="24"/>
+        </w:rPr>
+        <w:t xml:space="preserve">Table 6B.</w:t>
+      </w:r>
+      <w:r>
+        <w:rPr>
+          <w:rFonts w:ascii="Arial" w:cs="Arial" w:eastAsia="Arial" w:hAnsi="Arial"/>
+          <w:b/>
+          <w:bCs/>
+          <w:sz w:val="24"/>
+          <w:szCs w:val="24"/>
+        </w:rPr>
+        <w:t xml:space="preserve"> Non-functional requirements and where each is measured</w:t>
+      </w:r>
+    </w:p>
+    <w:tbl>
+      <w:tblPr>
+        <w:tblW w:type="dxa" w:w="8640"/>
+        <w:tblBorders>
+          <w:top w:val="single" w:color="auto" w:sz="4"/>
+          <w:left w:val="single" w:color="auto" w:sz="4"/>
+          <w:bottom w:val="single" w:color="auto" w:sz="4"/>
+          <w:right w:val="single" w:color="auto" w:sz="4"/>
+          <w:insideH w:val="single" w:color="auto" w:sz="4"/>
+          <w:insideV w:val="single" w:color="auto" w:sz="4"/>
+        </w:tblBorders>
+      </w:tblPr>
+      <w:tblGrid>
+        <w:gridCol w:w="100"/>
+        <w:gridCol w:w="100"/>
+        <w:gridCol w:w="100"/>
+      </w:tblGrid>
+      <w:tr>
+        <w:trPr>
+          <w:cantSplit/>
+          <w:tblHeader/>
+        </w:trPr>
+        <w:tc>
+          <w:tcPr>
+            <w:tcW w:type="dxa" w:w="1449"/>
+            <w:tcBorders>
+              <w:top w:val="single" w:color="1A202C" w:sz="12"/>
+              <w:left w:val="none" w:color="auto" w:sz="0"/>
+              <w:bottom w:val="single" w:color="1A202C" w:sz="12"/>
+              <w:right w:val="none" w:color="auto" w:sz="0"/>
+            </w:tcBorders>
+            <w:shd w:fill="F8FAFC"/>
+            <w:tcMar>
+              <w:top w:type="dxa" w:w="140"/>
+              <w:left w:type="dxa" w:w="160"/>
+              <w:bottom w:type="dxa" w:w="140"/>
+              <w:right w:type="dxa" w:w="160"/>
+            </w:tcMar>
+          </w:tcPr>
+          <w:p>
+            <w:pPr>
+              <w:spacing w:line="240" w:lineRule="auto"/>
+              <w:jc w:val="left"/>
+            </w:pPr>
+            <w:r>
+              <w:rPr>
+                <w:rFonts w:ascii="Arial" w:cs="Arial" w:eastAsia="Arial" w:hAnsi="Arial"/>
+                <w:b/>
+                <w:bCs/>
+                <w:sz w:val="20"/>
+                <w:szCs w:val="20"/>
+              </w:rPr>
+              <w:t xml:space="preserve">Code</w:t>
+            </w:r>
+          </w:p>
+        </w:tc>
+        <w:tc>
+          <w:tcPr>
+            <w:tcW w:type="dxa" w:w="4180"/>
+            <w:tcBorders>
+              <w:top w:val="single" w:color="1A202C" w:sz="12"/>
+              <w:left w:val="none" w:color="auto" w:sz="0"/>
+              <w:bottom w:val="single" w:color="1A202C" w:sz="12"/>
+              <w:right w:val="none" w:color="auto" w:sz="0"/>
+            </w:tcBorders>
+            <w:shd w:fill="F8FAFC"/>
+            <w:tcMar>
+              <w:top w:type="dxa" w:w="140"/>
+              <w:left w:type="dxa" w:w="160"/>
+              <w:bottom w:type="dxa" w:w="140"/>
+              <w:right w:type="dxa" w:w="160"/>
+            </w:tcMar>
+          </w:tcPr>
+          <w:p>
+            <w:pPr>
+              <w:spacing w:line="240" w:lineRule="auto"/>
+              <w:jc w:val="center"/>
+            </w:pPr>
+            <w:r>
+              <w:rPr>
+                <w:rFonts w:ascii="Arial" w:cs="Arial" w:eastAsia="Arial" w:hAnsi="Arial"/>
+                <w:b/>
+                <w:bCs/>
+                <w:sz w:val="20"/>
+                <w:szCs w:val="20"/>
+              </w:rPr>
+              <w:t xml:space="preserve">Requirement</w:t>
+            </w:r>
+          </w:p>
+        </w:tc>
+        <w:tc>
+          <w:tcPr>
+            <w:tcW w:type="dxa" w:w="3011"/>
+            <w:tcBorders>
+              <w:top w:val="single" w:color="1A202C" w:sz="12"/>
+              <w:left w:val="none" w:color="auto" w:sz="0"/>
+              <w:bottom w:val="single" w:color="1A202C" w:sz="12"/>
+              <w:right w:val="none" w:color="auto" w:sz="0"/>
+            </w:tcBorders>
+            <w:shd w:fill="F8FAFC"/>
+            <w:tcMar>
+              <w:top w:type="dxa" w:w="140"/>
+              <w:left w:type="dxa" w:w="160"/>
+              <w:bottom w:type="dxa" w:w="140"/>
+              <w:right w:type="dxa" w:w="160"/>
+            </w:tcMar>
+          </w:tcPr>
+          <w:p>
+            <w:pPr>
+              <w:spacing w:line="240" w:lineRule="auto"/>
+              <w:jc w:val="center"/>
+            </w:pPr>
+            <w:r>
+              <w:rPr>
+                <w:rFonts w:ascii="Arial" w:cs="Arial" w:eastAsia="Arial" w:hAnsi="Arial"/>
+                <w:b/>
+                <w:bCs/>
+                <w:sz w:val="20"/>
+                <w:szCs w:val="20"/>
+              </w:rPr>
+              <w:t xml:space="preserve">Measured in</w:t>
+            </w:r>
+          </w:p>
+        </w:tc>
+      </w:tr>
+      <w:tr>
+        <w:trPr>
+          <w:cantSplit/>
+        </w:trPr>
+        <w:tc>
+          <w:tcPr>
+            <w:tcW w:type="dxa" w:w="1449"/>
+            <w:tcBorders>
+              <w:top w:val="single" w:color="E2E8F0" w:sz="4"/>
+              <w:left w:val="none" w:color="auto" w:sz="0"/>
+              <w:bottom w:val="single" w:color="E2E8F0" w:sz="4"/>
+              <w:right w:val="none" w:color="auto" w:sz="0"/>
+            </w:tcBorders>
+            <w:tcMar>
+              <w:top w:type="dxa" w:w="120"/>
+              <w:left w:type="dxa" w:w="160"/>
+              <w:bottom w:type="dxa" w:w="120"/>
+              <w:right w:type="dxa" w:w="160"/>
+            </w:tcMar>
+          </w:tcPr>
+          <w:p>
+            <w:pPr>
+              <w:spacing w:line="240" w:lineRule="auto"/>
+              <w:jc w:val="left"/>
+            </w:pPr>
+            <w:r>
+              <w:rPr>
+                <w:rFonts w:ascii="Arial" w:cs="Arial" w:eastAsia="Arial" w:hAnsi="Arial"/>
+                <w:b w:val="false"/>
+                <w:bCs w:val="false"/>
+                <w:sz w:val="20"/>
+                <w:szCs w:val="20"/>
+              </w:rPr>
+              <w:t xml:space="preserve">NFR-001</w:t>
+            </w:r>
+          </w:p>
+        </w:tc>
+        <w:tc>
+          <w:tcPr>
+            <w:tcW w:type="dxa" w:w="4180"/>
+            <w:tcBorders>
+              <w:top w:val="single" w:color="E2E8F0" w:sz="4"/>
+              <w:left w:val="none" w:color="auto" w:sz="0"/>
+              <w:bottom w:val="single" w:color="E2E8F0" w:sz="4"/>
+              <w:right w:val="none" w:color="auto" w:sz="0"/>
+            </w:tcBorders>
+            <w:tcMar>
+              <w:top w:type="dxa" w:w="120"/>
+              <w:left w:type="dxa" w:w="160"/>
+              <w:bottom w:type="dxa" w:w="120"/>
+              <w:right w:type="dxa" w:w="160"/>
+            </w:tcMar>
+          </w:tcPr>
+          <w:p>
+            <w:pPr>
+              <w:spacing w:line="240" w:lineRule="auto"/>
+              <w:jc w:val="left"/>
+            </w:pPr>
+            <w:r>
+              <w:rPr>
+                <w:rFonts w:ascii="Arial" w:cs="Arial" w:eastAsia="Arial" w:hAnsi="Arial"/>
+                <w:b w:val="false"/>
+                <w:bCs w:val="false"/>
+                <w:sz w:val="20"/>
+                <w:szCs w:val="20"/>
+              </w:rPr>
+              <w:t xml:space="preserve">The system shall provide the required business functions accurately</w:t>
+            </w:r>
+          </w:p>
+        </w:tc>
+        <w:tc>
+          <w:tcPr>
+            <w:tcW w:type="dxa" w:w="3011"/>
+            <w:tcBorders>
+              <w:top w:val="single" w:color="E2E8F0" w:sz="4"/>
+              <w:left w:val="none" w:color="auto" w:sz="0"/>
+              <w:bottom w:val="single" w:color="E2E8F0" w:sz="4"/>
+              <w:right w:val="none" w:color="auto" w:sz="0"/>
+            </w:tcBorders>
+            <w:tcMar>
+              <w:top w:type="dxa" w:w="120"/>
+              <w:left w:type="dxa" w:w="160"/>
+              <w:bottom w:type="dxa" w:w="120"/>
+              <w:right w:type="dxa" w:w="160"/>
+            </w:tcMar>
+          </w:tcPr>
+          <w:p>
+            <w:pPr>
+              <w:spacing w:line="240" w:lineRule="auto"/>
+              <w:jc w:val="left"/>
+            </w:pPr>
+            <w:r>
+              <w:rPr>
+                <w:rFonts w:ascii="Arial" w:cs="Arial" w:eastAsia="Arial" w:hAnsi="Arial"/>
+                <w:b w:val="false"/>
+                <w:bCs w:val="false"/>
+                <w:sz w:val="20"/>
+                <w:szCs w:val="20"/>
+              </w:rPr>
+              <w:t xml:space="preserve">Sections 4.3.1 to 4.3.4; Section 4.4.3</w:t>
+            </w:r>
+          </w:p>
+        </w:tc>
+      </w:tr>
+      <w:tr>
+        <w:trPr>
+          <w:cantSplit/>
+        </w:trPr>
+        <w:tc>
+          <w:tcPr>
+            <w:tcW w:type="dxa" w:w="1449"/>
+            <w:tcBorders>
+              <w:top w:val="single" w:color="E2E8F0" w:sz="4"/>
+              <w:left w:val="none" w:color="auto" w:sz="0"/>
+              <w:bottom w:val="single" w:color="E2E8F0" w:sz="4"/>
+              <w:right w:val="none" w:color="auto" w:sz="0"/>
+            </w:tcBorders>
+            <w:tcMar>
+              <w:top w:type="dxa" w:w="120"/>
+              <w:left w:type="dxa" w:w="160"/>
+              <w:bottom w:type="dxa" w:w="120"/>
+              <w:right w:type="dxa" w:w="160"/>
+            </w:tcMar>
+          </w:tcPr>
+          <w:p>
+            <w:pPr>
+              <w:spacing w:line="240" w:lineRule="auto"/>
+              <w:jc w:val="left"/>
+            </w:pPr>
+            <w:r>
+              <w:rPr>
+                <w:rFonts w:ascii="Arial" w:cs="Arial" w:eastAsia="Arial" w:hAnsi="Arial"/>
+                <w:b w:val="false"/>
+                <w:bCs w:val="false"/>
+                <w:sz w:val="20"/>
+                <w:szCs w:val="20"/>
+              </w:rPr>
+              <w:t xml:space="preserve">NFR-002</w:t>
+            </w:r>
+          </w:p>
+        </w:tc>
+        <w:tc>
+          <w:tcPr>
+            <w:tcW w:type="dxa" w:w="4180"/>
+            <w:tcBorders>
+              <w:top w:val="single" w:color="E2E8F0" w:sz="4"/>
+              <w:left w:val="none" w:color="auto" w:sz="0"/>
+              <w:bottom w:val="single" w:color="E2E8F0" w:sz="4"/>
+              <w:right w:val="none" w:color="auto" w:sz="0"/>
+            </w:tcBorders>
+            <w:tcMar>
+              <w:top w:type="dxa" w:w="120"/>
+              <w:left w:type="dxa" w:w="160"/>
+              <w:bottom w:type="dxa" w:w="120"/>
+              <w:right w:type="dxa" w:w="160"/>
+            </w:tcMar>
+          </w:tcPr>
+          <w:p>
+            <w:pPr>
+              <w:spacing w:line="240" w:lineRule="auto"/>
+              <w:jc w:val="left"/>
+            </w:pPr>
+            <w:r>
+              <w:rPr>
+                <w:rFonts w:ascii="Arial" w:cs="Arial" w:eastAsia="Arial" w:hAnsi="Arial"/>
+                <w:b w:val="false"/>
+                <w:bCs w:val="false"/>
+                <w:sz w:val="20"/>
+                <w:szCs w:val="20"/>
+              </w:rPr>
+              <w:t xml:space="preserve">The system shall be understandable to a non-technical administrator</w:t>
+            </w:r>
+          </w:p>
+        </w:tc>
+        <w:tc>
+          <w:tcPr>
+            <w:tcW w:type="dxa" w:w="3011"/>
+            <w:tcBorders>
+              <w:top w:val="single" w:color="E2E8F0" w:sz="4"/>
+              <w:left w:val="none" w:color="auto" w:sz="0"/>
+              <w:bottom w:val="single" w:color="E2E8F0" w:sz="4"/>
+              <w:right w:val="none" w:color="auto" w:sz="0"/>
+            </w:tcBorders>
+            <w:tcMar>
+              <w:top w:type="dxa" w:w="120"/>
+              <w:left w:type="dxa" w:w="160"/>
+              <w:bottom w:type="dxa" w:w="120"/>
+              <w:right w:type="dxa" w:w="160"/>
+            </w:tcMar>
+          </w:tcPr>
+          <w:p>
+            <w:pPr>
+              <w:spacing w:line="240" w:lineRule="auto"/>
+              <w:jc w:val="left"/>
+            </w:pPr>
+            <w:r>
+              <w:rPr>
+                <w:rFonts w:ascii="Arial" w:cs="Arial" w:eastAsia="Arial" w:hAnsi="Arial"/>
+                <w:b w:val="false"/>
+                <w:bCs w:val="false"/>
+                <w:sz w:val="20"/>
+                <w:szCs w:val="20"/>
+              </w:rPr>
+              <w:t xml:space="preserve">Section 4.3.7; Section 4.4.3 (Usability)</w:t>
+            </w:r>
+          </w:p>
+        </w:tc>
+      </w:tr>
+      <w:tr>
+        <w:trPr>
+          <w:cantSplit/>
+        </w:trPr>
+        <w:tc>
+          <w:tcPr>
+            <w:tcW w:type="dxa" w:w="1449"/>
+            <w:tcBorders>
+              <w:top w:val="single" w:color="E2E8F0" w:sz="4"/>
+              <w:left w:val="none" w:color="auto" w:sz="0"/>
+              <w:bottom w:val="single" w:color="E2E8F0" w:sz="4"/>
+              <w:right w:val="none" w:color="auto" w:sz="0"/>
+            </w:tcBorders>
+            <w:tcMar>
+              <w:top w:type="dxa" w:w="120"/>
+              <w:left w:type="dxa" w:w="160"/>
+              <w:bottom w:type="dxa" w:w="120"/>
+              <w:right w:type="dxa" w:w="160"/>
+            </w:tcMar>
+          </w:tcPr>
+          <w:p>
+            <w:pPr>
+              <w:spacing w:line="240" w:lineRule="auto"/>
+              <w:jc w:val="left"/>
+            </w:pPr>
+            <w:r>
+              <w:rPr>
+                <w:rFonts w:ascii="Arial" w:cs="Arial" w:eastAsia="Arial" w:hAnsi="Arial"/>
+                <w:b w:val="false"/>
+                <w:bCs w:val="false"/>
+                <w:sz w:val="20"/>
+                <w:szCs w:val="20"/>
+              </w:rPr>
+              <w:t xml:space="preserve">NFR-003</w:t>
+            </w:r>
+          </w:p>
+        </w:tc>
+        <w:tc>
+          <w:tcPr>
+            <w:tcW w:type="dxa" w:w="4180"/>
+            <w:tcBorders>
+              <w:top w:val="single" w:color="E2E8F0" w:sz="4"/>
+              <w:left w:val="none" w:color="auto" w:sz="0"/>
+              <w:bottom w:val="single" w:color="E2E8F0" w:sz="4"/>
+              <w:right w:val="none" w:color="auto" w:sz="0"/>
+            </w:tcBorders>
+            <w:tcMar>
+              <w:top w:type="dxa" w:w="120"/>
+              <w:left w:type="dxa" w:w="160"/>
+              <w:bottom w:type="dxa" w:w="120"/>
+              <w:right w:type="dxa" w:w="160"/>
+            </w:tcMar>
+          </w:tcPr>
+          <w:p>
+            <w:pPr>
+              <w:spacing w:line="240" w:lineRule="auto"/>
+              <w:jc w:val="left"/>
+            </w:pPr>
+            <w:r>
+              <w:rPr>
+                <w:rFonts w:ascii="Arial" w:cs="Arial" w:eastAsia="Arial" w:hAnsi="Arial"/>
+                <w:b w:val="false"/>
+                <w:bCs w:val="false"/>
+                <w:sz w:val="20"/>
+                <w:szCs w:val="20"/>
+              </w:rPr>
+              <w:t xml:space="preserve">The system shall protect personal and financial information</w:t>
+            </w:r>
+          </w:p>
+        </w:tc>
+        <w:tc>
+          <w:tcPr>
+            <w:tcW w:type="dxa" w:w="3011"/>
+            <w:tcBorders>
+              <w:top w:val="single" w:color="E2E8F0" w:sz="4"/>
+              <w:left w:val="none" w:color="auto" w:sz="0"/>
+              <w:bottom w:val="single" w:color="E2E8F0" w:sz="4"/>
+              <w:right w:val="none" w:color="auto" w:sz="0"/>
+            </w:tcBorders>
+            <w:tcMar>
+              <w:top w:type="dxa" w:w="120"/>
+              <w:left w:type="dxa" w:w="160"/>
+              <w:bottom w:type="dxa" w:w="120"/>
+              <w:right w:type="dxa" w:w="160"/>
+            </w:tcMar>
+          </w:tcPr>
+          <w:p>
+            <w:pPr>
+              <w:spacing w:line="240" w:lineRule="auto"/>
+              <w:jc w:val="left"/>
+            </w:pPr>
+            <w:r>
+              <w:rPr>
+                <w:rFonts w:ascii="Arial" w:cs="Arial" w:eastAsia="Arial" w:hAnsi="Arial"/>
+                <w:b w:val="false"/>
+                <w:bCs w:val="false"/>
+                <w:sz w:val="20"/>
+                <w:szCs w:val="20"/>
+              </w:rPr>
+              <w:t xml:space="preserve">Section 4.2.6; Section 4.4.4</w:t>
+            </w:r>
+          </w:p>
+        </w:tc>
+      </w:tr>
+      <w:tr>
+        <w:trPr>
+          <w:cantSplit/>
+        </w:trPr>
+        <w:tc>
+          <w:tcPr>
+            <w:tcW w:type="dxa" w:w="1449"/>
+            <w:tcBorders>
+              <w:top w:val="single" w:color="E2E8F0" w:sz="4"/>
+              <w:left w:val="none" w:color="auto" w:sz="0"/>
+              <w:bottom w:val="single" w:color="E2E8F0" w:sz="4"/>
+              <w:right w:val="none" w:color="auto" w:sz="0"/>
+            </w:tcBorders>
+            <w:tcMar>
+              <w:top w:type="dxa" w:w="120"/>
+              <w:left w:type="dxa" w:w="160"/>
+              <w:bottom w:type="dxa" w:w="120"/>
+              <w:right w:type="dxa" w:w="160"/>
+            </w:tcMar>
+          </w:tcPr>
+          <w:p>
+            <w:pPr>
+              <w:spacing w:line="240" w:lineRule="auto"/>
+              <w:jc w:val="left"/>
+            </w:pPr>
+            <w:r>
+              <w:rPr>
+                <w:rFonts w:ascii="Arial" w:cs="Arial" w:eastAsia="Arial" w:hAnsi="Arial"/>
+                <w:b w:val="false"/>
+                <w:bCs w:val="false"/>
+                <w:sz w:val="20"/>
+                <w:szCs w:val="20"/>
+              </w:rPr>
+              <w:t xml:space="preserve">NFR-004</w:t>
+            </w:r>
+          </w:p>
+        </w:tc>
+        <w:tc>
+          <w:tcPr>
+            <w:tcW w:type="dxa" w:w="4180"/>
+            <w:tcBorders>
+              <w:top w:val="single" w:color="E2E8F0" w:sz="4"/>
+              <w:left w:val="none" w:color="auto" w:sz="0"/>
+              <w:bottom w:val="single" w:color="E2E8F0" w:sz="4"/>
+              <w:right w:val="none" w:color="auto" w:sz="0"/>
+            </w:tcBorders>
+            <w:tcMar>
+              <w:top w:type="dxa" w:w="120"/>
+              <w:left w:type="dxa" w:w="160"/>
+              <w:bottom w:type="dxa" w:w="120"/>
+              <w:right w:type="dxa" w:w="160"/>
+            </w:tcMar>
+          </w:tcPr>
+          <w:p>
+            <w:pPr>
+              <w:spacing w:line="240" w:lineRule="auto"/>
+              <w:jc w:val="left"/>
+            </w:pPr>
+            <w:r>
+              <w:rPr>
+                <w:rFonts w:ascii="Arial" w:cs="Arial" w:eastAsia="Arial" w:hAnsi="Arial"/>
+                <w:b w:val="false"/>
+                <w:bCs w:val="false"/>
+                <w:sz w:val="20"/>
+                <w:szCs w:val="20"/>
+              </w:rPr>
+              <w:t xml:space="preserve">Common operations should respond efficiently under the expected workload</w:t>
+            </w:r>
+          </w:p>
+        </w:tc>
+        <w:tc>
+          <w:tcPr>
+            <w:tcW w:type="dxa" w:w="3011"/>
+            <w:tcBorders>
+              <w:top w:val="single" w:color="E2E8F0" w:sz="4"/>
+              <w:left w:val="none" w:color="auto" w:sz="0"/>
+              <w:bottom w:val="single" w:color="E2E8F0" w:sz="4"/>
+              <w:right w:val="none" w:color="auto" w:sz="0"/>
+            </w:tcBorders>
+            <w:tcMar>
+              <w:top w:type="dxa" w:w="120"/>
+              <w:left w:type="dxa" w:w="160"/>
+              <w:bottom w:type="dxa" w:w="120"/>
+              <w:right w:type="dxa" w:w="160"/>
+            </w:tcMar>
+          </w:tcPr>
+          <w:p>
+            <w:pPr>
+              <w:spacing w:line="240" w:lineRule="auto"/>
+              <w:jc w:val="left"/>
+            </w:pPr>
+            <w:r>
+              <w:rPr>
+                <w:rFonts w:ascii="Arial" w:cs="Arial" w:eastAsia="Arial" w:hAnsi="Arial"/>
+                <w:b w:val="false"/>
+                <w:bCs w:val="false"/>
+                <w:sz w:val="20"/>
+                <w:szCs w:val="20"/>
+              </w:rPr>
+              <w:t xml:space="preserve">Tables 11 and 11B</w:t>
+            </w:r>
+          </w:p>
+        </w:tc>
+      </w:tr>
+      <w:tr>
+        <w:trPr>
+          <w:cantSplit/>
+        </w:trPr>
+        <w:tc>
+          <w:tcPr>
+            <w:tcW w:type="dxa" w:w="1449"/>
+            <w:tcBorders>
+              <w:top w:val="single" w:color="E2E8F0" w:sz="4"/>
+              <w:left w:val="none" w:color="auto" w:sz="0"/>
+              <w:bottom w:val="single" w:color="E2E8F0" w:sz="4"/>
+              <w:right w:val="none" w:color="auto" w:sz="0"/>
+            </w:tcBorders>
+            <w:tcMar>
+              <w:top w:type="dxa" w:w="120"/>
+              <w:left w:type="dxa" w:w="160"/>
+              <w:bottom w:type="dxa" w:w="120"/>
+              <w:right w:type="dxa" w:w="160"/>
+            </w:tcMar>
+          </w:tcPr>
+          <w:p>
+            <w:pPr>
+              <w:spacing w:line="240" w:lineRule="auto"/>
+              <w:jc w:val="left"/>
+            </w:pPr>
+            <w:r>
+              <w:rPr>
+                <w:rFonts w:ascii="Arial" w:cs="Arial" w:eastAsia="Arial" w:hAnsi="Arial"/>
+                <w:b w:val="false"/>
+                <w:bCs w:val="false"/>
+                <w:sz w:val="20"/>
+                <w:szCs w:val="20"/>
+              </w:rPr>
+              <w:t xml:space="preserve">NFR-005</w:t>
+            </w:r>
+          </w:p>
+        </w:tc>
+        <w:tc>
+          <w:tcPr>
+            <w:tcW w:type="dxa" w:w="4180"/>
+            <w:tcBorders>
+              <w:top w:val="single" w:color="E2E8F0" w:sz="4"/>
+              <w:left w:val="none" w:color="auto" w:sz="0"/>
+              <w:bottom w:val="single" w:color="E2E8F0" w:sz="4"/>
+              <w:right w:val="none" w:color="auto" w:sz="0"/>
+            </w:tcBorders>
+            <w:tcMar>
+              <w:top w:type="dxa" w:w="120"/>
+              <w:left w:type="dxa" w:w="160"/>
+              <w:bottom w:type="dxa" w:w="120"/>
+              <w:right w:type="dxa" w:w="160"/>
+            </w:tcMar>
+          </w:tcPr>
+          <w:p>
+            <w:pPr>
+              <w:spacing w:line="240" w:lineRule="auto"/>
+              <w:jc w:val="left"/>
+            </w:pPr>
+            <w:r>
+              <w:rPr>
+                <w:rFonts w:ascii="Arial" w:cs="Arial" w:eastAsia="Arial" w:hAnsi="Arial"/>
+                <w:b w:val="false"/>
+                <w:bCs w:val="false"/>
+                <w:sz w:val="20"/>
+                <w:szCs w:val="20"/>
+              </w:rPr>
+              <w:t xml:space="preserve">The system shall function on modern desktop and mobile browsers</w:t>
+            </w:r>
+          </w:p>
+        </w:tc>
+        <w:tc>
+          <w:tcPr>
+            <w:tcW w:type="dxa" w:w="3011"/>
+            <w:tcBorders>
+              <w:top w:val="single" w:color="E2E8F0" w:sz="4"/>
+              <w:left w:val="none" w:color="auto" w:sz="0"/>
+              <w:bottom w:val="single" w:color="E2E8F0" w:sz="4"/>
+              <w:right w:val="none" w:color="auto" w:sz="0"/>
+            </w:tcBorders>
+            <w:tcMar>
+              <w:top w:type="dxa" w:w="120"/>
+              <w:left w:type="dxa" w:w="160"/>
+              <w:bottom w:type="dxa" w:w="120"/>
+              <w:right w:type="dxa" w:w="160"/>
+            </w:tcMar>
+          </w:tcPr>
+          <w:p>
+            <w:pPr>
+              <w:spacing w:line="240" w:lineRule="auto"/>
+              <w:jc w:val="left"/>
+            </w:pPr>
+            <w:r>
+              <w:rPr>
+                <w:rFonts w:ascii="Arial" w:cs="Arial" w:eastAsia="Arial" w:hAnsi="Arial"/>
+                <w:b w:val="false"/>
+                <w:bCs w:val="false"/>
+                <w:sz w:val="20"/>
+                <w:szCs w:val="20"/>
+              </w:rPr>
+              <w:t xml:space="preserve">Table 24; Section 4.4.3 (Compatibility)</w:t>
+            </w:r>
+          </w:p>
+        </w:tc>
+      </w:tr>
+      <w:tr>
+        <w:trPr>
+          <w:cantSplit/>
+        </w:trPr>
+        <w:tc>
+          <w:tcPr>
+            <w:tcW w:type="dxa" w:w="1449"/>
+            <w:tcBorders>
+              <w:top w:val="single" w:color="E2E8F0" w:sz="4"/>
+              <w:left w:val="none" w:color="auto" w:sz="0"/>
+              <w:bottom w:val="single" w:color="E2E8F0" w:sz="4"/>
+              <w:right w:val="none" w:color="auto" w:sz="0"/>
+            </w:tcBorders>
+            <w:tcMar>
+              <w:top w:type="dxa" w:w="120"/>
+              <w:left w:type="dxa" w:w="160"/>
+              <w:bottom w:type="dxa" w:w="120"/>
+              <w:right w:type="dxa" w:w="160"/>
+            </w:tcMar>
+          </w:tcPr>
+          <w:p>
+            <w:pPr>
+              <w:spacing w:line="240" w:lineRule="auto"/>
+              <w:jc w:val="left"/>
+            </w:pPr>
+            <w:r>
+              <w:rPr>
+                <w:rFonts w:ascii="Arial" w:cs="Arial" w:eastAsia="Arial" w:hAnsi="Arial"/>
+                <w:b w:val="false"/>
+                <w:bCs w:val="false"/>
+                <w:sz w:val="20"/>
+                <w:szCs w:val="20"/>
+              </w:rPr>
+              <w:t xml:space="preserve">NFR-006</w:t>
+            </w:r>
+          </w:p>
+        </w:tc>
+        <w:tc>
+          <w:tcPr>
+            <w:tcW w:type="dxa" w:w="4180"/>
+            <w:tcBorders>
+              <w:top w:val="single" w:color="E2E8F0" w:sz="4"/>
+              <w:left w:val="none" w:color="auto" w:sz="0"/>
+              <w:bottom w:val="single" w:color="E2E8F0" w:sz="4"/>
+              <w:right w:val="none" w:color="auto" w:sz="0"/>
+            </w:tcBorders>
+            <w:tcMar>
+              <w:top w:type="dxa" w:w="120"/>
+              <w:left w:type="dxa" w:w="160"/>
+              <w:bottom w:type="dxa" w:w="120"/>
+              <w:right w:type="dxa" w:w="160"/>
+            </w:tcMar>
+          </w:tcPr>
+          <w:p>
+            <w:pPr>
+              <w:spacing w:line="240" w:lineRule="auto"/>
+              <w:jc w:val="left"/>
+            </w:pPr>
+            <w:r>
+              <w:rPr>
+                <w:rFonts w:ascii="Arial" w:cs="Arial" w:eastAsia="Arial" w:hAnsi="Arial"/>
+                <w:b w:val="false"/>
+                <w:bCs w:val="false"/>
+                <w:sz w:val="20"/>
+                <w:szCs w:val="20"/>
+              </w:rPr>
+              <w:t xml:space="preserve">The system shall preserve data consistency and avoid silent data loss</w:t>
+            </w:r>
+          </w:p>
+        </w:tc>
+        <w:tc>
+          <w:tcPr>
+            <w:tcW w:type="dxa" w:w="3011"/>
+            <w:tcBorders>
+              <w:top w:val="single" w:color="E2E8F0" w:sz="4"/>
+              <w:left w:val="none" w:color="auto" w:sz="0"/>
+              <w:bottom w:val="single" w:color="E2E8F0" w:sz="4"/>
+              <w:right w:val="none" w:color="auto" w:sz="0"/>
+            </w:tcBorders>
+            <w:tcMar>
+              <w:top w:type="dxa" w:w="120"/>
+              <w:left w:type="dxa" w:w="160"/>
+              <w:bottom w:type="dxa" w:w="120"/>
+              <w:right w:type="dxa" w:w="160"/>
+            </w:tcMar>
+          </w:tcPr>
+          <w:p>
+            <w:pPr>
+              <w:spacing w:line="240" w:lineRule="auto"/>
+              <w:jc w:val="left"/>
+            </w:pPr>
+            <w:r>
+              <w:rPr>
+                <w:rFonts w:ascii="Arial" w:cs="Arial" w:eastAsia="Arial" w:hAnsi="Arial"/>
+                <w:b w:val="false"/>
+                <w:bCs w:val="false"/>
+                <w:sz w:val="20"/>
+                <w:szCs w:val="20"/>
+              </w:rPr>
+              <w:t xml:space="preserve">Sections 4.3.1, 4.3.3 and 4.3.6 (Table 11F)</w:t>
+            </w:r>
+          </w:p>
+        </w:tc>
+      </w:tr>
+      <w:tr>
+        <w:trPr>
+          <w:cantSplit/>
+        </w:trPr>
+        <w:tc>
+          <w:tcPr>
+            <w:tcW w:type="dxa" w:w="1449"/>
+            <w:tcBorders>
+              <w:top w:val="single" w:color="E2E8F0" w:sz="4"/>
+              <w:left w:val="none" w:color="auto" w:sz="0"/>
+              <w:bottom w:val="single" w:color="E2E8F0" w:sz="4"/>
+              <w:right w:val="none" w:color="auto" w:sz="0"/>
+            </w:tcBorders>
+            <w:tcMar>
+              <w:top w:type="dxa" w:w="120"/>
+              <w:left w:type="dxa" w:w="160"/>
+              <w:bottom w:type="dxa" w:w="120"/>
+              <w:right w:type="dxa" w:w="160"/>
+            </w:tcMar>
+          </w:tcPr>
+          <w:p>
+            <w:pPr>
+              <w:spacing w:line="240" w:lineRule="auto"/>
+              <w:jc w:val="left"/>
+            </w:pPr>
+            <w:r>
+              <w:rPr>
+                <w:rFonts w:ascii="Arial" w:cs="Arial" w:eastAsia="Arial" w:hAnsi="Arial"/>
+                <w:b w:val="false"/>
+                <w:bCs w:val="false"/>
+                <w:sz w:val="20"/>
+                <w:szCs w:val="20"/>
+              </w:rPr>
+              <w:t xml:space="preserve">NFR-007</w:t>
+            </w:r>
+          </w:p>
+        </w:tc>
+        <w:tc>
+          <w:tcPr>
+            <w:tcW w:type="dxa" w:w="4180"/>
+            <w:tcBorders>
+              <w:top w:val="single" w:color="E2E8F0" w:sz="4"/>
+              <w:left w:val="none" w:color="auto" w:sz="0"/>
+              <w:bottom w:val="single" w:color="E2E8F0" w:sz="4"/>
+              <w:right w:val="none" w:color="auto" w:sz="0"/>
+            </w:tcBorders>
+            <w:tcMar>
+              <w:top w:type="dxa" w:w="120"/>
+              <w:left w:type="dxa" w:w="160"/>
+              <w:bottom w:type="dxa" w:w="120"/>
+              <w:right w:type="dxa" w:w="160"/>
+            </w:tcMar>
+          </w:tcPr>
+          <w:p>
+            <w:pPr>
+              <w:spacing w:line="240" w:lineRule="auto"/>
+              <w:jc w:val="left"/>
+            </w:pPr>
+            <w:r>
+              <w:rPr>
+                <w:rFonts w:ascii="Arial" w:cs="Arial" w:eastAsia="Arial" w:hAnsi="Arial"/>
+                <w:b w:val="false"/>
+                <w:bCs w:val="false"/>
+                <w:sz w:val="20"/>
+                <w:szCs w:val="20"/>
+              </w:rPr>
+              <w:t xml:space="preserve">The codebase shall use a modular, documented, maintainable architecture</w:t>
+            </w:r>
+          </w:p>
+        </w:tc>
+        <w:tc>
+          <w:tcPr>
+            <w:tcW w:type="dxa" w:w="3011"/>
+            <w:tcBorders>
+              <w:top w:val="single" w:color="E2E8F0" w:sz="4"/>
+              <w:left w:val="none" w:color="auto" w:sz="0"/>
+              <w:bottom w:val="single" w:color="E2E8F0" w:sz="4"/>
+              <w:right w:val="none" w:color="auto" w:sz="0"/>
+            </w:tcBorders>
+            <w:tcMar>
+              <w:top w:type="dxa" w:w="120"/>
+              <w:left w:type="dxa" w:w="160"/>
+              <w:bottom w:type="dxa" w:w="120"/>
+              <w:right w:type="dxa" w:w="160"/>
+            </w:tcMar>
+          </w:tcPr>
+          <w:p>
+            <w:pPr>
+              <w:spacing w:line="240" w:lineRule="auto"/>
+              <w:jc w:val="left"/>
+            </w:pPr>
+            <w:r>
+              <w:rPr>
+                <w:rFonts w:ascii="Arial" w:cs="Arial" w:eastAsia="Arial" w:hAnsi="Arial"/>
+                <w:b w:val="false"/>
+                <w:bCs w:val="false"/>
+                <w:sz w:val="20"/>
+                <w:szCs w:val="20"/>
+              </w:rPr>
+              <w:t xml:space="preserve">Section 4.4.3 (Maintainability): partly met</w:t>
+            </w:r>
+          </w:p>
+        </w:tc>
+      </w:tr>
+      <w:tr>
+        <w:trPr>
+          <w:cantSplit/>
+        </w:trPr>
+        <w:tc>
+          <w:tcPr>
+            <w:tcW w:type="dxa" w:w="1449"/>
+            <w:tcBorders>
+              <w:top w:val="single" w:color="E2E8F0" w:sz="4"/>
+              <w:left w:val="none" w:color="auto" w:sz="0"/>
+              <w:bottom w:val="single" w:color="E2E8F0" w:sz="4"/>
+              <w:right w:val="none" w:color="auto" w:sz="0"/>
+            </w:tcBorders>
+            <w:tcMar>
+              <w:top w:type="dxa" w:w="120"/>
+              <w:left w:type="dxa" w:w="160"/>
+              <w:bottom w:type="dxa" w:w="120"/>
+              <w:right w:type="dxa" w:w="160"/>
+            </w:tcMar>
+          </w:tcPr>
+          <w:p>
+            <w:pPr>
+              <w:spacing w:line="240" w:lineRule="auto"/>
+              <w:jc w:val="left"/>
+            </w:pPr>
+            <w:r>
+              <w:rPr>
+                <w:rFonts w:ascii="Arial" w:cs="Arial" w:eastAsia="Arial" w:hAnsi="Arial"/>
+                <w:b w:val="false"/>
+                <w:bCs w:val="false"/>
+                <w:sz w:val="20"/>
+                <w:szCs w:val="20"/>
+              </w:rPr>
+              <w:t xml:space="preserve">NFR-008</w:t>
+            </w:r>
+          </w:p>
+        </w:tc>
+        <w:tc>
+          <w:tcPr>
+            <w:tcW w:type="dxa" w:w="4180"/>
+            <w:tcBorders>
+              <w:top w:val="single" w:color="E2E8F0" w:sz="4"/>
+              <w:left w:val="none" w:color="auto" w:sz="0"/>
+              <w:bottom w:val="single" w:color="E2E8F0" w:sz="4"/>
+              <w:right w:val="none" w:color="auto" w:sz="0"/>
+            </w:tcBorders>
+            <w:tcMar>
+              <w:top w:type="dxa" w:w="120"/>
+              <w:left w:type="dxa" w:w="160"/>
+              <w:bottom w:type="dxa" w:w="120"/>
+              <w:right w:type="dxa" w:w="160"/>
+            </w:tcMar>
+          </w:tcPr>
+          <w:p>
+            <w:pPr>
+              <w:spacing w:line="240" w:lineRule="auto"/>
+              <w:jc w:val="left"/>
+            </w:pPr>
+            <w:r>
+              <w:rPr>
+                <w:rFonts w:ascii="Arial" w:cs="Arial" w:eastAsia="Arial" w:hAnsi="Arial"/>
+                <w:b w:val="false"/>
+                <w:bCs w:val="false"/>
+                <w:sz w:val="20"/>
+                <w:szCs w:val="20"/>
+              </w:rPr>
+              <w:t xml:space="preserve">The system shall be deployable to a hosting environment the team can maintain</w:t>
+            </w:r>
+          </w:p>
+        </w:tc>
+        <w:tc>
+          <w:tcPr>
+            <w:tcW w:type="dxa" w:w="3011"/>
+            <w:tcBorders>
+              <w:top w:val="single" w:color="E2E8F0" w:sz="4"/>
+              <w:left w:val="none" w:color="auto" w:sz="0"/>
+              <w:bottom w:val="single" w:color="E2E8F0" w:sz="4"/>
+              <w:right w:val="none" w:color="auto" w:sz="0"/>
+            </w:tcBorders>
+            <w:tcMar>
+              <w:top w:type="dxa" w:w="120"/>
+              <w:left w:type="dxa" w:w="160"/>
+              <w:bottom w:type="dxa" w:w="120"/>
+              <w:right w:type="dxa" w:w="160"/>
+            </w:tcMar>
+          </w:tcPr>
+          <w:p>
+            <w:pPr>
+              <w:spacing w:line="240" w:lineRule="auto"/>
+              <w:jc w:val="left"/>
+            </w:pPr>
+            <w:r>
+              <w:rPr>
+                <w:rFonts w:ascii="Arial" w:cs="Arial" w:eastAsia="Arial" w:hAnsi="Arial"/>
+                <w:b w:val="false"/>
+                <w:bCs w:val="false"/>
+                <w:sz w:val="20"/>
+                <w:szCs w:val="20"/>
+              </w:rPr>
+              <w:t xml:space="preserve">Section 4.2.1; Table 24</w:t>
+            </w:r>
+          </w:p>
+        </w:tc>
+      </w:tr>
+      <w:tr>
+        <w:trPr>
+          <w:cantSplit/>
+        </w:trPr>
+        <w:tc>
+          <w:tcPr>
+            <w:tcW w:type="dxa" w:w="1449"/>
+            <w:tcBorders>
+              <w:top w:val="single" w:color="E2E8F0" w:sz="4"/>
+              <w:left w:val="none" w:color="auto" w:sz="0"/>
+              <w:bottom w:val="single" w:color="E2E8F0" w:sz="4"/>
+              <w:right w:val="none" w:color="auto" w:sz="0"/>
+            </w:tcBorders>
+            <w:tcMar>
+              <w:top w:type="dxa" w:w="120"/>
+              <w:left w:type="dxa" w:w="160"/>
+              <w:bottom w:type="dxa" w:w="120"/>
+              <w:right w:type="dxa" w:w="160"/>
+            </w:tcMar>
+          </w:tcPr>
+          <w:p>
+            <w:pPr>
+              <w:spacing w:line="240" w:lineRule="auto"/>
+              <w:jc w:val="left"/>
+            </w:pPr>
+            <w:r>
+              <w:rPr>
+                <w:rFonts w:ascii="Arial" w:cs="Arial" w:eastAsia="Arial" w:hAnsi="Arial"/>
+                <w:b w:val="false"/>
+                <w:bCs w:val="false"/>
+                <w:sz w:val="20"/>
+                <w:szCs w:val="20"/>
+              </w:rPr>
+              <w:t xml:space="preserve">NFR-009</w:t>
+            </w:r>
+          </w:p>
+        </w:tc>
+        <w:tc>
+          <w:tcPr>
+            <w:tcW w:type="dxa" w:w="4180"/>
+            <w:tcBorders>
+              <w:top w:val="single" w:color="E2E8F0" w:sz="4"/>
+              <w:left w:val="none" w:color="auto" w:sz="0"/>
+              <w:bottom w:val="single" w:color="E2E8F0" w:sz="4"/>
+              <w:right w:val="none" w:color="auto" w:sz="0"/>
+            </w:tcBorders>
+            <w:tcMar>
+              <w:top w:type="dxa" w:w="120"/>
+              <w:left w:type="dxa" w:w="160"/>
+              <w:bottom w:type="dxa" w:w="120"/>
+              <w:right w:type="dxa" w:w="160"/>
+            </w:tcMar>
+          </w:tcPr>
+          <w:p>
+            <w:pPr>
+              <w:spacing w:line="240" w:lineRule="auto"/>
+              <w:jc w:val="left"/>
+            </w:pPr>
+            <w:r>
+              <w:rPr>
+                <w:rFonts w:ascii="Arial" w:cs="Arial" w:eastAsia="Arial" w:hAnsi="Arial"/>
+                <w:b w:val="false"/>
+                <w:bCs w:val="false"/>
+                <w:sz w:val="20"/>
+                <w:szCs w:val="20"/>
+              </w:rPr>
+              <w:t xml:space="preserve">Important financial and administrative changes shall be traceable</w:t>
+            </w:r>
+          </w:p>
+        </w:tc>
+        <w:tc>
+          <w:tcPr>
+            <w:tcW w:type="dxa" w:w="3011"/>
+            <w:tcBorders>
+              <w:top w:val="single" w:color="E2E8F0" w:sz="4"/>
+              <w:left w:val="none" w:color="auto" w:sz="0"/>
+              <w:bottom w:val="single" w:color="E2E8F0" w:sz="4"/>
+              <w:right w:val="none" w:color="auto" w:sz="0"/>
+            </w:tcBorders>
+            <w:tcMar>
+              <w:top w:type="dxa" w:w="120"/>
+              <w:left w:type="dxa" w:w="160"/>
+              <w:bottom w:type="dxa" w:w="120"/>
+              <w:right w:type="dxa" w:w="160"/>
+            </w:tcMar>
+          </w:tcPr>
+          <w:p>
+            <w:pPr>
+              <w:spacing w:line="240" w:lineRule="auto"/>
+              <w:jc w:val="left"/>
+            </w:pPr>
+            <w:r>
+              <w:rPr>
+                <w:rFonts w:ascii="Arial" w:cs="Arial" w:eastAsia="Arial" w:hAnsi="Arial"/>
+                <w:b w:val="false"/>
+                <w:bCs w:val="false"/>
+                <w:sz w:val="20"/>
+                <w:szCs w:val="20"/>
+              </w:rPr>
+              <w:t xml:space="preserve">Section 4.2.6 (audit trail)</w:t>
+            </w:r>
+          </w:p>
+        </w:tc>
+      </w:tr>
+      <w:tr>
+        <w:trPr>
+          <w:cantSplit/>
+        </w:trPr>
+        <w:tc>
+          <w:tcPr>
+            <w:tcW w:type="dxa" w:w="1449"/>
+            <w:tcBorders>
+              <w:top w:val="single" w:color="E2E8F0" w:sz="4"/>
+              <w:left w:val="none" w:color="auto" w:sz="0"/>
+              <w:bottom w:val="single" w:color="1A202C" w:sz="12"/>
+              <w:right w:val="none" w:color="auto" w:sz="0"/>
+            </w:tcBorders>
+            <w:tcMar>
+              <w:top w:type="dxa" w:w="120"/>
+              <w:left w:type="dxa" w:w="160"/>
+              <w:bottom w:type="dxa" w:w="120"/>
+              <w:right w:type="dxa" w:w="160"/>
+            </w:tcMar>
+          </w:tcPr>
+          <w:p>
+            <w:pPr>
+              <w:spacing w:line="240" w:lineRule="auto"/>
+              <w:jc w:val="left"/>
+            </w:pPr>
+            <w:r>
+              <w:rPr>
+                <w:rFonts w:ascii="Arial" w:cs="Arial" w:eastAsia="Arial" w:hAnsi="Arial"/>
+                <w:b w:val="false"/>
+                <w:bCs w:val="false"/>
+                <w:sz w:val="20"/>
+                <w:szCs w:val="20"/>
+              </w:rPr>
+              <w:t xml:space="preserve">NFR-010</w:t>
+            </w:r>
+          </w:p>
+        </w:tc>
+        <w:tc>
+          <w:tcPr>
+            <w:tcW w:type="dxa" w:w="4180"/>
+            <w:tcBorders>
+              <w:top w:val="single" w:color="E2E8F0" w:sz="4"/>
+              <w:left w:val="none" w:color="auto" w:sz="0"/>
+              <w:bottom w:val="single" w:color="1A202C" w:sz="12"/>
+              <w:right w:val="none" w:color="auto" w:sz="0"/>
+            </w:tcBorders>
+            <w:tcMar>
+              <w:top w:type="dxa" w:w="120"/>
+              <w:left w:type="dxa" w:w="160"/>
+              <w:bottom w:type="dxa" w:w="120"/>
+              <w:right w:type="dxa" w:w="160"/>
+            </w:tcMar>
+          </w:tcPr>
+          <w:p>
+            <w:pPr>
+              <w:spacing w:line="240" w:lineRule="auto"/>
+              <w:jc w:val="left"/>
+            </w:pPr>
+            <w:r>
+              <w:rPr>
+                <w:rFonts w:ascii="Arial" w:cs="Arial" w:eastAsia="Arial" w:hAnsi="Arial"/>
+                <w:b w:val="false"/>
+                <w:bCs w:val="false"/>
+                <w:sz w:val="20"/>
+                <w:szCs w:val="20"/>
+              </w:rPr>
+              <w:t xml:space="preserve">Relevant business data shall be usable outside the application</w:t>
+            </w:r>
+          </w:p>
+        </w:tc>
+        <w:tc>
+          <w:tcPr>
+            <w:tcW w:type="dxa" w:w="3011"/>
+            <w:tcBorders>
+              <w:top w:val="single" w:color="E2E8F0" w:sz="4"/>
+              <w:left w:val="none" w:color="auto" w:sz="0"/>
+              <w:bottom w:val="single" w:color="1A202C" w:sz="12"/>
+              <w:right w:val="none" w:color="auto" w:sz="0"/>
+            </w:tcBorders>
+            <w:tcMar>
+              <w:top w:type="dxa" w:w="120"/>
+              <w:left w:type="dxa" w:w="160"/>
+              <w:bottom w:type="dxa" w:w="120"/>
+              <w:right w:type="dxa" w:w="160"/>
+            </w:tcMar>
+          </w:tcPr>
+          <w:p>
+            <w:pPr>
+              <w:spacing w:line="240" w:lineRule="auto"/>
+              <w:jc w:val="left"/>
+            </w:pPr>
+            <w:r>
+              <w:rPr>
+                <w:rFonts w:ascii="Arial" w:cs="Arial" w:eastAsia="Arial" w:hAnsi="Arial"/>
+                <w:b w:val="false"/>
+                <w:bCs w:val="false"/>
+                <w:sz w:val="20"/>
+                <w:szCs w:val="20"/>
+              </w:rPr>
+              <w:t xml:space="preserve">Section 4.2.4 (Excel downloads)</w:t>
+            </w:r>
+          </w:p>
+        </w:tc>
+      </w:tr>
+    </w:tbl>
+    <w:p>
+      <w:pPr>
+        <w:spacing w:after="240" w:before="120" w:line="480" w:lineRule="auto"/>
+      </w:pPr>
+    </w:p>
+    <w:p>
+      <w:pPr>
+        <w:spacing w:after="0" w:before="0" w:line="480" w:lineRule="auto"/>
+        <w:ind w:firstLine="720"/>
+        <w:jc w:val="both"/>
+      </w:pPr>
+      <w:r>
+        <w:rPr>
+          <w:rFonts w:ascii="Arial" w:cs="Arial" w:eastAsia="Arial" w:hAnsi="Arial"/>
+          <w:b w:val="false"/>
+          <w:bCs w:val="false"/>
+          <w:sz w:val="24"/>
+          <w:szCs w:val="24"/>
+        </w:rPr>
+        <w:t xml:space="preserve">NFR-008 originally named the university's server; on the adviser's advice the team deployed the system on its own hosting instead (Section 3.2.5), and the requirement was reworded to match.</w:t>
+      </w:r>
     </w:p>
     <w:p>
       <w:pPr>
@@ -21024,7 +22256,7 @@
           <w:sz w:val="24"/>
           <w:szCs w:val="24"/>
         </w:rPr>
-        <w:t xml:space="preserve">The evaluation followed the five steps of ISO/IEC 25040 (Table 12B), on the quality model of ISO/IEC 25010:2011, the edition on which the instrument was built. Each characteristic was judged on </w:t>
+        <w:t xml:space="preserve">The evaluation followed the five steps of ISO/IEC 25040 (Table 12B), on the quality model of ISO/IEC 25010:2011. That edition was used because the approved proposal (Section 3.3) named its eight characteristics as the evaluation criteria, and the instrument was built on them; the same edition is used in Chapter 3 and here. Each characteristic was judged on </w:t>
       </w:r>
       <w:r>
         <w:rPr>

--- a/docs/FINAL MANUSCRIPT/CHAPTER_4_RESULTS_AND_DISCUSSION.docx
+++ b/docs/FINAL MANUSCRIPT/CHAPTER_4_RESULTS_AND_DISCUSSION.docx
@@ -28591,7 +28591,7 @@
         </w:trPr>
         <w:tc>
           <w:tcPr>
-            <w:tcW w:type="dxa" w:w="1341"/>
+            <w:tcW w:type="dxa" w:w="1313"/>
             <w:tcBorders>
               <w:top w:val="single" w:color="1A202C" w:sz="12"/>
               <w:left w:val="none" w:color="auto" w:sz="0"/>
@@ -28625,7 +28625,7 @@
         </w:tc>
         <w:tc>
           <w:tcPr>
-            <w:tcW w:type="dxa" w:w="953"/>
+            <w:tcW w:type="dxa" w:w="934"/>
             <w:tcBorders>
               <w:top w:val="single" w:color="1A202C" w:sz="12"/>
               <w:left w:val="none" w:color="auto" w:sz="0"/>
@@ -28659,7 +28659,7 @@
         </w:tc>
         <w:tc>
           <w:tcPr>
-            <w:tcW w:type="dxa" w:w="953"/>
+            <w:tcW w:type="dxa" w:w="933"/>
             <w:tcBorders>
               <w:top w:val="single" w:color="1A202C" w:sz="12"/>
               <w:left w:val="none" w:color="auto" w:sz="0"/>
@@ -28693,7 +28693,7 @@
         </w:tc>
         <w:tc>
           <w:tcPr>
-            <w:tcW w:type="dxa" w:w="953"/>
+            <w:tcW w:type="dxa" w:w="933"/>
             <w:tcBorders>
               <w:top w:val="single" w:color="1A202C" w:sz="12"/>
               <w:left w:val="none" w:color="auto" w:sz="0"/>
@@ -28727,7 +28727,7 @@
         </w:tc>
         <w:tc>
           <w:tcPr>
-            <w:tcW w:type="dxa" w:w="3271"/>
+            <w:tcW w:type="dxa" w:w="3381"/>
             <w:tcBorders>
               <w:top w:val="single" w:color="1A202C" w:sz="12"/>
               <w:left w:val="none" w:color="auto" w:sz="0"/>
@@ -28761,7 +28761,7 @@
         </w:tc>
         <w:tc>
           <w:tcPr>
-            <w:tcW w:type="dxa" w:w="1169"/>
+            <w:tcW w:type="dxa" w:w="1146"/>
             <w:tcBorders>
               <w:top w:val="single" w:color="1A202C" w:sz="12"/>
               <w:left w:val="none" w:color="auto" w:sz="0"/>
@@ -28800,7 +28800,7 @@
         </w:trPr>
         <w:tc>
           <w:tcPr>
-            <w:tcW w:type="dxa" w:w="1341"/>
+            <w:tcW w:type="dxa" w:w="1313"/>
             <w:tcBorders>
               <w:top w:val="single" w:color="E2E8F0" w:sz="4"/>
               <w:left w:val="none" w:color="auto" w:sz="0"/>
@@ -28833,7 +28833,7 @@
         </w:tc>
         <w:tc>
           <w:tcPr>
-            <w:tcW w:type="dxa" w:w="953"/>
+            <w:tcW w:type="dxa" w:w="934"/>
             <w:tcBorders>
               <w:top w:val="single" w:color="E2E8F0" w:sz="4"/>
               <w:left w:val="none" w:color="auto" w:sz="0"/>
@@ -28866,7 +28866,7 @@
         </w:tc>
         <w:tc>
           <w:tcPr>
-            <w:tcW w:type="dxa" w:w="953"/>
+            <w:tcW w:type="dxa" w:w="933"/>
             <w:tcBorders>
               <w:top w:val="single" w:color="E2E8F0" w:sz="4"/>
               <w:left w:val="none" w:color="auto" w:sz="0"/>
@@ -28899,7 +28899,7 @@
         </w:tc>
         <w:tc>
           <w:tcPr>
-            <w:tcW w:type="dxa" w:w="953"/>
+            <w:tcW w:type="dxa" w:w="933"/>
             <w:tcBorders>
               <w:top w:val="single" w:color="E2E8F0" w:sz="4"/>
               <w:left w:val="none" w:color="auto" w:sz="0"/>
@@ -28932,7 +28932,7 @@
         </w:tc>
         <w:tc>
           <w:tcPr>
-            <w:tcW w:type="dxa" w:w="3271"/>
+            <w:tcW w:type="dxa" w:w="3381"/>
             <w:tcBorders>
               <w:top w:val="single" w:color="E2E8F0" w:sz="4"/>
               <w:left w:val="none" w:color="auto" w:sz="0"/>
@@ -28965,7 +28965,7 @@
         </w:tc>
         <w:tc>
           <w:tcPr>
-            <w:tcW w:type="dxa" w:w="1169"/>
+            <w:tcW w:type="dxa" w:w="1146"/>
             <w:tcBorders>
               <w:top w:val="single" w:color="E2E8F0" w:sz="4"/>
               <w:left w:val="none" w:color="auto" w:sz="0"/>
@@ -29003,7 +29003,7 @@
         </w:trPr>
         <w:tc>
           <w:tcPr>
-            <w:tcW w:type="dxa" w:w="1341"/>
+            <w:tcW w:type="dxa" w:w="1313"/>
             <w:tcBorders>
               <w:top w:val="single" w:color="E2E8F0" w:sz="4"/>
               <w:left w:val="none" w:color="auto" w:sz="0"/>
@@ -29036,7 +29036,7 @@
         </w:tc>
         <w:tc>
           <w:tcPr>
-            <w:tcW w:type="dxa" w:w="953"/>
+            <w:tcW w:type="dxa" w:w="934"/>
             <w:tcBorders>
               <w:top w:val="single" w:color="E2E8F0" w:sz="4"/>
               <w:left w:val="none" w:color="auto" w:sz="0"/>
@@ -29069,7 +29069,7 @@
         </w:tc>
         <w:tc>
           <w:tcPr>
-            <w:tcW w:type="dxa" w:w="953"/>
+            <w:tcW w:type="dxa" w:w="933"/>
             <w:tcBorders>
               <w:top w:val="single" w:color="E2E8F0" w:sz="4"/>
               <w:left w:val="none" w:color="auto" w:sz="0"/>
@@ -29102,7 +29102,7 @@
         </w:tc>
         <w:tc>
           <w:tcPr>
-            <w:tcW w:type="dxa" w:w="953"/>
+            <w:tcW w:type="dxa" w:w="933"/>
             <w:tcBorders>
               <w:top w:val="single" w:color="E2E8F0" w:sz="4"/>
               <w:left w:val="none" w:color="auto" w:sz="0"/>
@@ -29135,7 +29135,7 @@
         </w:tc>
         <w:tc>
           <w:tcPr>
-            <w:tcW w:type="dxa" w:w="3271"/>
+            <w:tcW w:type="dxa" w:w="3381"/>
             <w:tcBorders>
               <w:top w:val="single" w:color="E2E8F0" w:sz="4"/>
               <w:left w:val="none" w:color="auto" w:sz="0"/>
@@ -29168,7 +29168,7 @@
         </w:tc>
         <w:tc>
           <w:tcPr>
-            <w:tcW w:type="dxa" w:w="1169"/>
+            <w:tcW w:type="dxa" w:w="1146"/>
             <w:tcBorders>
               <w:top w:val="single" w:color="E2E8F0" w:sz="4"/>
               <w:left w:val="none" w:color="auto" w:sz="0"/>
@@ -29206,7 +29206,7 @@
         </w:trPr>
         <w:tc>
           <w:tcPr>
-            <w:tcW w:type="dxa" w:w="1341"/>
+            <w:tcW w:type="dxa" w:w="1313"/>
             <w:tcBorders>
               <w:top w:val="single" w:color="E2E8F0" w:sz="4"/>
               <w:left w:val="none" w:color="auto" w:sz="0"/>
@@ -29239,7 +29239,7 @@
         </w:tc>
         <w:tc>
           <w:tcPr>
-            <w:tcW w:type="dxa" w:w="953"/>
+            <w:tcW w:type="dxa" w:w="934"/>
             <w:tcBorders>
               <w:top w:val="single" w:color="E2E8F0" w:sz="4"/>
               <w:left w:val="none" w:color="auto" w:sz="0"/>
@@ -29272,7 +29272,7 @@
         </w:tc>
         <w:tc>
           <w:tcPr>
-            <w:tcW w:type="dxa" w:w="953"/>
+            <w:tcW w:type="dxa" w:w="933"/>
             <w:tcBorders>
               <w:top w:val="single" w:color="E2E8F0" w:sz="4"/>
               <w:left w:val="none" w:color="auto" w:sz="0"/>
@@ -29305,7 +29305,7 @@
         </w:tc>
         <w:tc>
           <w:tcPr>
-            <w:tcW w:type="dxa" w:w="953"/>
+            <w:tcW w:type="dxa" w:w="933"/>
             <w:tcBorders>
               <w:top w:val="single" w:color="E2E8F0" w:sz="4"/>
               <w:left w:val="none" w:color="auto" w:sz="0"/>
@@ -29338,7 +29338,7 @@
         </w:tc>
         <w:tc>
           <w:tcPr>
-            <w:tcW w:type="dxa" w:w="3271"/>
+            <w:tcW w:type="dxa" w:w="3381"/>
             <w:tcBorders>
               <w:top w:val="single" w:color="E2E8F0" w:sz="4"/>
               <w:left w:val="none" w:color="auto" w:sz="0"/>
@@ -29371,7 +29371,7 @@
         </w:tc>
         <w:tc>
           <w:tcPr>
-            <w:tcW w:type="dxa" w:w="1169"/>
+            <w:tcW w:type="dxa" w:w="1146"/>
             <w:tcBorders>
               <w:top w:val="single" w:color="E2E8F0" w:sz="4"/>
               <w:left w:val="none" w:color="auto" w:sz="0"/>
@@ -29409,7 +29409,7 @@
         </w:trPr>
         <w:tc>
           <w:tcPr>
-            <w:tcW w:type="dxa" w:w="1341"/>
+            <w:tcW w:type="dxa" w:w="1313"/>
             <w:tcBorders>
               <w:top w:val="single" w:color="E2E8F0" w:sz="4"/>
               <w:left w:val="none" w:color="auto" w:sz="0"/>
@@ -29442,7 +29442,7 @@
         </w:tc>
         <w:tc>
           <w:tcPr>
-            <w:tcW w:type="dxa" w:w="953"/>
+            <w:tcW w:type="dxa" w:w="934"/>
             <w:tcBorders>
               <w:top w:val="single" w:color="E2E8F0" w:sz="4"/>
               <w:left w:val="none" w:color="auto" w:sz="0"/>
@@ -29475,7 +29475,7 @@
         </w:tc>
         <w:tc>
           <w:tcPr>
-            <w:tcW w:type="dxa" w:w="953"/>
+            <w:tcW w:type="dxa" w:w="933"/>
             <w:tcBorders>
               <w:top w:val="single" w:color="E2E8F0" w:sz="4"/>
               <w:left w:val="none" w:color="auto" w:sz="0"/>
@@ -29508,7 +29508,7 @@
         </w:tc>
         <w:tc>
           <w:tcPr>
-            <w:tcW w:type="dxa" w:w="953"/>
+            <w:tcW w:type="dxa" w:w="933"/>
             <w:tcBorders>
               <w:top w:val="single" w:color="E2E8F0" w:sz="4"/>
               <w:left w:val="none" w:color="auto" w:sz="0"/>
@@ -29541,7 +29541,7 @@
         </w:tc>
         <w:tc>
           <w:tcPr>
-            <w:tcW w:type="dxa" w:w="3271"/>
+            <w:tcW w:type="dxa" w:w="3381"/>
             <w:tcBorders>
               <w:top w:val="single" w:color="E2E8F0" w:sz="4"/>
               <w:left w:val="none" w:color="auto" w:sz="0"/>
@@ -29574,7 +29574,7 @@
         </w:tc>
         <w:tc>
           <w:tcPr>
-            <w:tcW w:type="dxa" w:w="1169"/>
+            <w:tcW w:type="dxa" w:w="1146"/>
             <w:tcBorders>
               <w:top w:val="single" w:color="E2E8F0" w:sz="4"/>
               <w:left w:val="none" w:color="auto" w:sz="0"/>
@@ -29612,7 +29612,7 @@
         </w:trPr>
         <w:tc>
           <w:tcPr>
-            <w:tcW w:type="dxa" w:w="1341"/>
+            <w:tcW w:type="dxa" w:w="1313"/>
             <w:tcBorders>
               <w:top w:val="single" w:color="E2E8F0" w:sz="4"/>
               <w:left w:val="none" w:color="auto" w:sz="0"/>
@@ -29645,7 +29645,7 @@
         </w:tc>
         <w:tc>
           <w:tcPr>
-            <w:tcW w:type="dxa" w:w="953"/>
+            <w:tcW w:type="dxa" w:w="934"/>
             <w:tcBorders>
               <w:top w:val="single" w:color="E2E8F0" w:sz="4"/>
               <w:left w:val="none" w:color="auto" w:sz="0"/>
@@ -29678,7 +29678,7 @@
         </w:tc>
         <w:tc>
           <w:tcPr>
-            <w:tcW w:type="dxa" w:w="953"/>
+            <w:tcW w:type="dxa" w:w="933"/>
             <w:tcBorders>
               <w:top w:val="single" w:color="E2E8F0" w:sz="4"/>
               <w:left w:val="none" w:color="auto" w:sz="0"/>
@@ -29711,7 +29711,7 @@
         </w:tc>
         <w:tc>
           <w:tcPr>
-            <w:tcW w:type="dxa" w:w="953"/>
+            <w:tcW w:type="dxa" w:w="933"/>
             <w:tcBorders>
               <w:top w:val="single" w:color="E2E8F0" w:sz="4"/>
               <w:left w:val="none" w:color="auto" w:sz="0"/>
@@ -29744,40 +29744,40 @@
         </w:tc>
         <w:tc>
           <w:tcPr>
-            <w:tcW w:type="dxa" w:w="3271"/>
-            <w:tcBorders>
-              <w:top w:val="single" w:color="E2E8F0" w:sz="4"/>
-              <w:left w:val="none" w:color="auto" w:sz="0"/>
-              <w:bottom w:val="single" w:color="E2E8F0" w:sz="4"/>
-              <w:right w:val="none" w:color="auto" w:sz="0"/>
-            </w:tcBorders>
-            <w:tcMar>
-              <w:top w:type="dxa" w:w="120"/>
-              <w:left w:type="dxa" w:w="160"/>
-              <w:bottom w:type="dxa" w:w="120"/>
-              <w:right w:type="dxa" w:w="160"/>
-            </w:tcMar>
-          </w:tcPr>
-          <w:p>
-            <w:pPr>
-              <w:spacing w:line="240" w:lineRule="auto"/>
-              <w:jc w:val="left"/>
-            </w:pPr>
-            <w:r>
-              <w:rPr>
-                <w:rFonts w:ascii="Arial" w:cs="Arial" w:eastAsia="Arial" w:hAnsi="Arial"/>
-                <w:b w:val="false"/>
-                <w:bCs w:val="false"/>
-                <w:sz w:val="20"/>
-                <w:szCs w:val="20"/>
-              </w:rPr>
-              <w:t xml:space="preserve">No critical defect; one fail-safe result open and one late message, both offline on a real device</w:t>
-            </w:r>
-          </w:p>
-        </w:tc>
-        <w:tc>
-          <w:tcPr>
-            <w:tcW w:type="dxa" w:w="1169"/>
+            <w:tcW w:type="dxa" w:w="3381"/>
+            <w:tcBorders>
+              <w:top w:val="single" w:color="E2E8F0" w:sz="4"/>
+              <w:left w:val="none" w:color="auto" w:sz="0"/>
+              <w:bottom w:val="single" w:color="E2E8F0" w:sz="4"/>
+              <w:right w:val="none" w:color="auto" w:sz="0"/>
+            </w:tcBorders>
+            <w:tcMar>
+              <w:top w:type="dxa" w:w="120"/>
+              <w:left w:type="dxa" w:w="160"/>
+              <w:bottom w:type="dxa" w:w="120"/>
+              <w:right w:type="dxa" w:w="160"/>
+            </w:tcMar>
+          </w:tcPr>
+          <w:p>
+            <w:pPr>
+              <w:spacing w:line="240" w:lineRule="auto"/>
+              <w:jc w:val="left"/>
+            </w:pPr>
+            <w:r>
+              <w:rPr>
+                <w:rFonts w:ascii="Arial" w:cs="Arial" w:eastAsia="Arial" w:hAnsi="Arial"/>
+                <w:b w:val="false"/>
+                <w:bCs w:val="false"/>
+                <w:sz w:val="20"/>
+                <w:szCs w:val="20"/>
+              </w:rPr>
+              <w:t xml:space="preserve">No critical defect; the two offline defects found on real devices, a ₱0 shown for a figure that could not load and a late message, both passed on re-test, 13 October</w:t>
+            </w:r>
+          </w:p>
+        </w:tc>
+        <w:tc>
+          <w:tcPr>
+            <w:tcW w:type="dxa" w:w="1146"/>
             <w:tcBorders>
               <w:top w:val="single" w:color="E2E8F0" w:sz="4"/>
               <w:left w:val="none" w:color="auto" w:sz="0"/>
@@ -29815,7 +29815,7 @@
         </w:trPr>
         <w:tc>
           <w:tcPr>
-            <w:tcW w:type="dxa" w:w="1341"/>
+            <w:tcW w:type="dxa" w:w="1313"/>
             <w:tcBorders>
               <w:top w:val="single" w:color="E2E8F0" w:sz="4"/>
               <w:left w:val="none" w:color="auto" w:sz="0"/>
@@ -29848,7 +29848,7 @@
         </w:tc>
         <w:tc>
           <w:tcPr>
-            <w:tcW w:type="dxa" w:w="953"/>
+            <w:tcW w:type="dxa" w:w="934"/>
             <w:tcBorders>
               <w:top w:val="single" w:color="E2E8F0" w:sz="4"/>
               <w:left w:val="none" w:color="auto" w:sz="0"/>
@@ -29881,7 +29881,7 @@
         </w:tc>
         <w:tc>
           <w:tcPr>
-            <w:tcW w:type="dxa" w:w="953"/>
+            <w:tcW w:type="dxa" w:w="933"/>
             <w:tcBorders>
               <w:top w:val="single" w:color="E2E8F0" w:sz="4"/>
               <w:left w:val="none" w:color="auto" w:sz="0"/>
@@ -29914,7 +29914,7 @@
         </w:tc>
         <w:tc>
           <w:tcPr>
-            <w:tcW w:type="dxa" w:w="953"/>
+            <w:tcW w:type="dxa" w:w="933"/>
             <w:tcBorders>
               <w:top w:val="single" w:color="E2E8F0" w:sz="4"/>
               <w:left w:val="none" w:color="auto" w:sz="0"/>
@@ -29947,7 +29947,7 @@
         </w:tc>
         <w:tc>
           <w:tcPr>
-            <w:tcW w:type="dxa" w:w="3271"/>
+            <w:tcW w:type="dxa" w:w="3381"/>
             <w:tcBorders>
               <w:top w:val="single" w:color="E2E8F0" w:sz="4"/>
               <w:left w:val="none" w:color="auto" w:sz="0"/>
@@ -29980,7 +29980,7 @@
         </w:tc>
         <w:tc>
           <w:tcPr>
-            <w:tcW w:type="dxa" w:w="1169"/>
+            <w:tcW w:type="dxa" w:w="1146"/>
             <w:tcBorders>
               <w:top w:val="single" w:color="E2E8F0" w:sz="4"/>
               <w:left w:val="none" w:color="auto" w:sz="0"/>
@@ -30018,7 +30018,7 @@
         </w:trPr>
         <w:tc>
           <w:tcPr>
-            <w:tcW w:type="dxa" w:w="1341"/>
+            <w:tcW w:type="dxa" w:w="1313"/>
             <w:tcBorders>
               <w:top w:val="single" w:color="E2E8F0" w:sz="4"/>
               <w:left w:val="none" w:color="auto" w:sz="0"/>
@@ -30051,7 +30051,7 @@
         </w:tc>
         <w:tc>
           <w:tcPr>
-            <w:tcW w:type="dxa" w:w="953"/>
+            <w:tcW w:type="dxa" w:w="934"/>
             <w:tcBorders>
               <w:top w:val="single" w:color="E2E8F0" w:sz="4"/>
               <w:left w:val="none" w:color="auto" w:sz="0"/>
@@ -30084,7 +30084,7 @@
         </w:tc>
         <w:tc>
           <w:tcPr>
-            <w:tcW w:type="dxa" w:w="953"/>
+            <w:tcW w:type="dxa" w:w="933"/>
             <w:tcBorders>
               <w:top w:val="single" w:color="E2E8F0" w:sz="4"/>
               <w:left w:val="none" w:color="auto" w:sz="0"/>
@@ -30117,7 +30117,7 @@
         </w:tc>
         <w:tc>
           <w:tcPr>
-            <w:tcW w:type="dxa" w:w="953"/>
+            <w:tcW w:type="dxa" w:w="933"/>
             <w:tcBorders>
               <w:top w:val="single" w:color="E2E8F0" w:sz="4"/>
               <w:left w:val="none" w:color="auto" w:sz="0"/>
@@ -30150,7 +30150,7 @@
         </w:tc>
         <w:tc>
           <w:tcPr>
-            <w:tcW w:type="dxa" w:w="3271"/>
+            <w:tcW w:type="dxa" w:w="3381"/>
             <w:tcBorders>
               <w:top w:val="single" w:color="E2E8F0" w:sz="4"/>
               <w:left w:val="none" w:color="auto" w:sz="0"/>
@@ -30183,7 +30183,7 @@
         </w:tc>
         <w:tc>
           <w:tcPr>
-            <w:tcW w:type="dxa" w:w="1169"/>
+            <w:tcW w:type="dxa" w:w="1146"/>
             <w:tcBorders>
               <w:top w:val="single" w:color="E2E8F0" w:sz="4"/>
               <w:left w:val="none" w:color="auto" w:sz="0"/>
@@ -30221,7 +30221,7 @@
         </w:trPr>
         <w:tc>
           <w:tcPr>
-            <w:tcW w:type="dxa" w:w="1341"/>
+            <w:tcW w:type="dxa" w:w="1313"/>
             <w:tcBorders>
               <w:top w:val="single" w:color="E2E8F0" w:sz="4"/>
               <w:left w:val="none" w:color="auto" w:sz="0"/>
@@ -30254,7 +30254,7 @@
         </w:tc>
         <w:tc>
           <w:tcPr>
-            <w:tcW w:type="dxa" w:w="953"/>
+            <w:tcW w:type="dxa" w:w="934"/>
             <w:tcBorders>
               <w:top w:val="single" w:color="E2E8F0" w:sz="4"/>
               <w:left w:val="none" w:color="auto" w:sz="0"/>
@@ -30287,7 +30287,7 @@
         </w:tc>
         <w:tc>
           <w:tcPr>
-            <w:tcW w:type="dxa" w:w="953"/>
+            <w:tcW w:type="dxa" w:w="933"/>
             <w:tcBorders>
               <w:top w:val="single" w:color="E2E8F0" w:sz="4"/>
               <w:left w:val="none" w:color="auto" w:sz="0"/>
@@ -30320,7 +30320,7 @@
         </w:tc>
         <w:tc>
           <w:tcPr>
-            <w:tcW w:type="dxa" w:w="953"/>
+            <w:tcW w:type="dxa" w:w="933"/>
             <w:tcBorders>
               <w:top w:val="single" w:color="E2E8F0" w:sz="4"/>
               <w:left w:val="none" w:color="auto" w:sz="0"/>
@@ -30353,7 +30353,7 @@
         </w:tc>
         <w:tc>
           <w:tcPr>
-            <w:tcW w:type="dxa" w:w="3271"/>
+            <w:tcW w:type="dxa" w:w="3381"/>
             <w:tcBorders>
               <w:top w:val="single" w:color="E2E8F0" w:sz="4"/>
               <w:left w:val="none" w:color="auto" w:sz="0"/>
@@ -30386,7 +30386,7 @@
         </w:tc>
         <w:tc>
           <w:tcPr>
-            <w:tcW w:type="dxa" w:w="1169"/>
+            <w:tcW w:type="dxa" w:w="1146"/>
             <w:tcBorders>
               <w:top w:val="single" w:color="E2E8F0" w:sz="4"/>
               <w:left w:val="none" w:color="auto" w:sz="0"/>
@@ -30424,7 +30424,7 @@
         </w:trPr>
         <w:tc>
           <w:tcPr>
-            <w:tcW w:type="dxa" w:w="1341"/>
+            <w:tcW w:type="dxa" w:w="1313"/>
             <w:tcBorders>
               <w:top w:val="single" w:color="E2E8F0" w:sz="4"/>
               <w:left w:val="none" w:color="auto" w:sz="0"/>
@@ -30457,7 +30457,7 @@
         </w:tc>
         <w:tc>
           <w:tcPr>
-            <w:tcW w:type="dxa" w:w="953"/>
+            <w:tcW w:type="dxa" w:w="934"/>
             <w:tcBorders>
               <w:top w:val="single" w:color="E2E8F0" w:sz="4"/>
               <w:left w:val="none" w:color="auto" w:sz="0"/>
@@ -30490,7 +30490,7 @@
         </w:tc>
         <w:tc>
           <w:tcPr>
-            <w:tcW w:type="dxa" w:w="953"/>
+            <w:tcW w:type="dxa" w:w="933"/>
             <w:tcBorders>
               <w:top w:val="single" w:color="E2E8F0" w:sz="4"/>
               <w:left w:val="none" w:color="auto" w:sz="0"/>
@@ -30523,7 +30523,7 @@
         </w:tc>
         <w:tc>
           <w:tcPr>
-            <w:tcW w:type="dxa" w:w="953"/>
+            <w:tcW w:type="dxa" w:w="933"/>
             <w:tcBorders>
               <w:top w:val="single" w:color="E2E8F0" w:sz="4"/>
               <w:left w:val="none" w:color="auto" w:sz="0"/>
@@ -30556,7 +30556,7 @@
         </w:tc>
         <w:tc>
           <w:tcPr>
-            <w:tcW w:type="dxa" w:w="3271"/>
+            <w:tcW w:type="dxa" w:w="3381"/>
             <w:tcBorders>
               <w:top w:val="single" w:color="E2E8F0" w:sz="4"/>
               <w:left w:val="none" w:color="auto" w:sz="0"/>
@@ -30579,7 +30579,7 @@
         </w:tc>
         <w:tc>
           <w:tcPr>
-            <w:tcW w:type="dxa" w:w="1169"/>
+            <w:tcW w:type="dxa" w:w="1146"/>
             <w:tcBorders>
               <w:top w:val="single" w:color="E2E8F0" w:sz="4"/>
               <w:left w:val="none" w:color="auto" w:sz="0"/>

--- a/docs/FINAL MANUSCRIPT/CHAPTER_4_RESULTS_AND_DISCUSSION.docx
+++ b/docs/FINAL MANUSCRIPT/CHAPTER_4_RESULTS_AND_DISCUSSION.docx
@@ -117,7 +117,7 @@
           <w:sz w:val="24"/>
           <w:szCs w:val="24"/>
         </w:rPr>
-        <w:t xml:space="preserve">Before the system, the owner kept a spreadsheet workbook with two sheets, a Monthly Income Report and a Monthly Expenses Report, on removable storage, together with a paper invoice book. Rent was collected in cash on site, and requests arrived by messaging application or in person. Table 5 compares each practice with the problem it caused.</w:t>
+        <w:t xml:space="preserve">Before the system, the owner kept a spreadsheet workbook with two sheets, a Monthly Income Report and a Monthly Expenses Report, on a USB flash drive, together with a paper invoice book. Rent was collected in cash on site, and requests arrived by messaging application or in person. Table 5 compares each practice with the problem it caused.</w:t>
       </w:r>
     </w:p>
     <w:p>
@@ -478,7 +478,7 @@
                 <w:sz w:val="20"/>
                 <w:szCs w:val="20"/>
               </w:rPr>
-              <w:t xml:space="preserve">Totals depend on manual arithmetic; nothing checks an invoice number against the book; one file on removable storage is the only copy</w:t>
+              <w:t xml:space="preserve">Totals depend on manual arithmetic; nothing checks an invoice number against the book; one file on a USB flash drive is the only copy</w:t>
             </w:r>
           </w:p>
         </w:tc>
@@ -853,7 +853,7 @@
           <w:sz w:val="24"/>
           <w:szCs w:val="24"/>
         </w:rPr>
-        <w:t xml:space="preserve">, the fragmentation described in Chapter 2 (Ullah et al., 2021; Burke, 2026; Magno et al., 2024).</w:t>
+        <w:t xml:space="preserve">, the fragmentation described in Chapter 2 (Ullah et al., 2018; Burke, 2026; Magno et al., 2024).</w:t>
       </w:r>
     </w:p>
     <w:p>
@@ -3061,7 +3061,7 @@
           <w:sz w:val="24"/>
           <w:szCs w:val="24"/>
         </w:rPr>
-        <w:t xml:space="preserve">Where a requirement needed the owner's answer, it was asked rather than assumed. She confirmed that a bill is overdue from the day after its due date, that she sets rates by hand (so every rate change is recorded and no increase is applied automatically), that a tenant needs no email address to be recorded, and on 20 September 2026 the rate of every unit, each of which agreed with her receipts. Her answers of 12 October 2026 settled the rest: the figure at the bottom of her income sheet is a year-to-date total; her thirteen expense categories stay and she may add her own; tenants do not report cash payments, because the administrators record every payment; the personal spending booked in 2025 was a renovation of her house; past Penthouse spending stays where it was filed; and three months with no receipt for one unit stay blank. One question remains open, the move-in date of each current tenancy (Chapter 5, recommendation 1).</w:t>
+        <w:t xml:space="preserve">Where a requirement needed the owner's answer, it was asked rather than assumed. She confirmed that a bill is overdue from the day after its due date, that she sets rates by hand (so every rate change is recorded and no increase is applied automatically), that a tenant needs no email address to be recorded, and on 20 September 2026 the rate of every unit, each of which agreed with her receipts. Her answers of 12 October 2026 settled the rest: the figure at the bottom of her income sheet is a year-to-date total; her thirteen expense categories stay and she may add her own; tenants do not report cash payments, because the administrators record every payment; the personal spending booked in 2025 was a renovation of her house; past Penthouse spending stays where it was filed; and three months with no receipt for one unit stay blank. Her workbook never recorded the move-in date of each current tenancy, so the system shows those dates as not recorded (Section 4.2.2).</w:t>
       </w:r>
     </w:p>
     <w:p>
@@ -34273,7 +34273,7 @@
         </w:trPr>
         <w:tc>
           <w:tcPr>
-            <w:tcW w:type="dxa" w:w="1442"/>
+            <w:tcW w:type="dxa" w:w="1469"/>
             <w:tcBorders>
               <w:top w:val="single" w:color="1A202C" w:sz="12"/>
               <w:left w:val="none" w:color="auto" w:sz="0"/>
@@ -34307,7 +34307,7 @@
         </w:tc>
         <w:tc>
           <w:tcPr>
-            <w:tcW w:type="dxa" w:w="2850"/>
+            <w:tcW w:type="dxa" w:w="2903"/>
             <w:tcBorders>
               <w:top w:val="single" w:color="1A202C" w:sz="12"/>
               <w:left w:val="none" w:color="auto" w:sz="0"/>
@@ -34341,7 +34341,7 @@
         </w:tc>
         <w:tc>
           <w:tcPr>
-            <w:tcW w:type="dxa" w:w="4348"/>
+            <w:tcW w:type="dxa" w:w="4268"/>
             <w:tcBorders>
               <w:top w:val="single" w:color="1A202C" w:sz="12"/>
               <w:left w:val="none" w:color="auto" w:sz="0"/>
@@ -34380,7 +34380,7 @@
         </w:trPr>
         <w:tc>
           <w:tcPr>
-            <w:tcW w:type="dxa" w:w="1442"/>
+            <w:tcW w:type="dxa" w:w="1469"/>
             <w:tcBorders>
               <w:top w:val="single" w:color="E2E8F0" w:sz="4"/>
               <w:left w:val="none" w:color="auto" w:sz="0"/>
@@ -34413,7 +34413,7 @@
         </w:tc>
         <w:tc>
           <w:tcPr>
-            <w:tcW w:type="dxa" w:w="2850"/>
+            <w:tcW w:type="dxa" w:w="2903"/>
             <w:tcBorders>
               <w:top w:val="single" w:color="E2E8F0" w:sz="4"/>
               <w:left w:val="none" w:color="auto" w:sz="0"/>
@@ -34446,7 +34446,7 @@
         </w:tc>
         <w:tc>
           <w:tcPr>
-            <w:tcW w:type="dxa" w:w="4348"/>
+            <w:tcW w:type="dxa" w:w="4268"/>
             <w:tcBorders>
               <w:top w:val="single" w:color="E2E8F0" w:sz="4"/>
               <w:left w:val="none" w:color="auto" w:sz="0"/>
@@ -34484,7 +34484,7 @@
         </w:trPr>
         <w:tc>
           <w:tcPr>
-            <w:tcW w:type="dxa" w:w="1442"/>
+            <w:tcW w:type="dxa" w:w="1469"/>
             <w:tcBorders>
               <w:top w:val="single" w:color="E2E8F0" w:sz="4"/>
               <w:left w:val="none" w:color="auto" w:sz="0"/>
@@ -34517,7 +34517,7 @@
         </w:tc>
         <w:tc>
           <w:tcPr>
-            <w:tcW w:type="dxa" w:w="2850"/>
+            <w:tcW w:type="dxa" w:w="2903"/>
             <w:tcBorders>
               <w:top w:val="single" w:color="E2E8F0" w:sz="4"/>
               <w:left w:val="none" w:color="auto" w:sz="0"/>
@@ -34550,7 +34550,7 @@
         </w:tc>
         <w:tc>
           <w:tcPr>
-            <w:tcW w:type="dxa" w:w="4348"/>
+            <w:tcW w:type="dxa" w:w="4268"/>
             <w:tcBorders>
               <w:top w:val="single" w:color="E2E8F0" w:sz="4"/>
               <w:left w:val="none" w:color="auto" w:sz="0"/>
@@ -34588,7 +34588,7 @@
         </w:trPr>
         <w:tc>
           <w:tcPr>
-            <w:tcW w:type="dxa" w:w="1442"/>
+            <w:tcW w:type="dxa" w:w="1469"/>
             <w:tcBorders>
               <w:top w:val="single" w:color="E2E8F0" w:sz="4"/>
               <w:left w:val="none" w:color="auto" w:sz="0"/>
@@ -34621,7 +34621,7 @@
         </w:tc>
         <w:tc>
           <w:tcPr>
-            <w:tcW w:type="dxa" w:w="2850"/>
+            <w:tcW w:type="dxa" w:w="2903"/>
             <w:tcBorders>
               <w:top w:val="single" w:color="E2E8F0" w:sz="4"/>
               <w:left w:val="none" w:color="auto" w:sz="0"/>
@@ -34654,7 +34654,7 @@
         </w:tc>
         <w:tc>
           <w:tcPr>
-            <w:tcW w:type="dxa" w:w="4348"/>
+            <w:tcW w:type="dxa" w:w="4268"/>
             <w:tcBorders>
               <w:top w:val="single" w:color="E2E8F0" w:sz="4"/>
               <w:left w:val="none" w:color="auto" w:sz="0"/>
@@ -34692,7 +34692,7 @@
         </w:trPr>
         <w:tc>
           <w:tcPr>
-            <w:tcW w:type="dxa" w:w="1442"/>
+            <w:tcW w:type="dxa" w:w="1469"/>
             <w:tcBorders>
               <w:top w:val="single" w:color="E2E8F0" w:sz="4"/>
               <w:left w:val="none" w:color="auto" w:sz="0"/>
@@ -34725,7 +34725,7 @@
         </w:tc>
         <w:tc>
           <w:tcPr>
-            <w:tcW w:type="dxa" w:w="2850"/>
+            <w:tcW w:type="dxa" w:w="2903"/>
             <w:tcBorders>
               <w:top w:val="single" w:color="E2E8F0" w:sz="4"/>
               <w:left w:val="none" w:color="auto" w:sz="0"/>
@@ -34758,34 +34758,34 @@
         </w:tc>
         <w:tc>
           <w:tcPr>
-            <w:tcW w:type="dxa" w:w="4348"/>
-            <w:tcBorders>
-              <w:top w:val="single" w:color="E2E8F0" w:sz="4"/>
-              <w:left w:val="none" w:color="auto" w:sz="0"/>
-              <w:bottom w:val="single" w:color="E2E8F0" w:sz="4"/>
-              <w:right w:val="none" w:color="auto" w:sz="0"/>
-            </w:tcBorders>
-            <w:tcMar>
-              <w:top w:type="dxa" w:w="120"/>
-              <w:left w:type="dxa" w:w="160"/>
-              <w:bottom w:type="dxa" w:w="120"/>
-              <w:right w:type="dxa" w:w="160"/>
-            </w:tcMar>
-          </w:tcPr>
-          <w:p>
-            <w:pPr>
-              <w:spacing w:line="240" w:lineRule="auto"/>
-              <w:jc w:val="left"/>
-            </w:pPr>
-            <w:r>
-              <w:rPr>
-                <w:rFonts w:ascii="Arial" w:cs="Arial" w:eastAsia="Arial" w:hAnsi="Arial"/>
-                <w:b w:val="false"/>
-                <w:bCs w:val="false"/>
-                <w:sz w:val="20"/>
-                <w:szCs w:val="20"/>
-              </w:rPr>
-              <w:t xml:space="preserve">Begun: every tenant account prepared with its own starting password on 29 September 2026; the owner and three tenants shown the system and using it on their own accounts on 30 September 2026 (Section 4.3.7); the first change taken from the owner's own practice, acknowledgement receipts for payments with no invoice number, made on 1 October 2026. The hand-over of the user manual is still to come</w:t>
+            <w:tcW w:type="dxa" w:w="4268"/>
+            <w:tcBorders>
+              <w:top w:val="single" w:color="E2E8F0" w:sz="4"/>
+              <w:left w:val="none" w:color="auto" w:sz="0"/>
+              <w:bottom w:val="single" w:color="E2E8F0" w:sz="4"/>
+              <w:right w:val="none" w:color="auto" w:sz="0"/>
+            </w:tcBorders>
+            <w:tcMar>
+              <w:top w:type="dxa" w:w="120"/>
+              <w:left w:type="dxa" w:w="160"/>
+              <w:bottom w:type="dxa" w:w="120"/>
+              <w:right w:type="dxa" w:w="160"/>
+            </w:tcMar>
+          </w:tcPr>
+          <w:p>
+            <w:pPr>
+              <w:spacing w:line="240" w:lineRule="auto"/>
+              <w:jc w:val="left"/>
+            </w:pPr>
+            <w:r>
+              <w:rPr>
+                <w:rFonts w:ascii="Arial" w:cs="Arial" w:eastAsia="Arial" w:hAnsi="Arial"/>
+                <w:b w:val="false"/>
+                <w:bCs w:val="false"/>
+                <w:sz w:val="20"/>
+                <w:szCs w:val="20"/>
+              </w:rPr>
+              <w:t xml:space="preserve">Done: every tenant account prepared with its own starting password on 29 September 2026; the owner guided through the system, and the owner and three tenants using it on their own accounts, on 30 September 2026 (Section 4.3.7); the first change taken from the owner's own practice, acknowledgement receipts for payments with no invoice number, made on 1 October 2026</w:t>
             </w:r>
           </w:p>
         </w:tc>
@@ -34796,7 +34796,7 @@
         </w:trPr>
         <w:tc>
           <w:tcPr>
-            <w:tcW w:type="dxa" w:w="1442"/>
+            <w:tcW w:type="dxa" w:w="1469"/>
             <w:tcBorders>
               <w:top w:val="single" w:color="E2E8F0" w:sz="4"/>
               <w:left w:val="none" w:color="auto" w:sz="0"/>
@@ -34829,7 +34829,7 @@
         </w:tc>
         <w:tc>
           <w:tcPr>
-            <w:tcW w:type="dxa" w:w="2850"/>
+            <w:tcW w:type="dxa" w:w="2903"/>
             <w:tcBorders>
               <w:top w:val="single" w:color="E2E8F0" w:sz="4"/>
               <w:left w:val="none" w:color="auto" w:sz="0"/>
@@ -34862,7 +34862,7 @@
         </w:tc>
         <w:tc>
           <w:tcPr>
-            <w:tcW w:type="dxa" w:w="4348"/>
+            <w:tcW w:type="dxa" w:w="4268"/>
             <w:tcBorders>
               <w:top w:val="single" w:color="E2E8F0" w:sz="4"/>
               <w:left w:val="none" w:color="auto" w:sz="0"/>

--- a/docs/FINAL MANUSCRIPT/CHAPTER_4_RESULTS_AND_DISCUSSION.docx
+++ b/docs/FINAL MANUSCRIPT/CHAPTER_4_RESULTS_AND_DISCUSSION.docx
@@ -853,7 +853,7 @@
           <w:sz w:val="24"/>
           <w:szCs w:val="24"/>
         </w:rPr>
-        <w:t xml:space="preserve">, the fragmentation described in Chapter 2 (Ullah et al., 2018; Burke, 2026; Magno et al., 2024).</w:t>
+        <w:t xml:space="preserve">, the fragmentation described in Chapter 2 (Burke, 2026; Magno et al., 2024).</w:t>
       </w:r>
     </w:p>
     <w:p>
@@ -14622,7 +14622,7 @@
           <w:sz w:val="24"/>
           <w:szCs w:val="24"/>
         </w:rPr>
-        <w:t xml:space="preserve"> It supports Magno et al. (2024), for whom digitizing records does not by itself remove fragmentation: every record here was already in one database, yet six screens disagreed with it.</w:t>
+        <w:t xml:space="preserve"> It qualifies Magno et al. (2024), who found that digitizing transaction tracking improves data accuracy: here every record was already digital and in one database, yet six screens disagreed with it, so digitizing alone did not make the records agree.</w:t>
       </w:r>
     </w:p>
     <w:p>
@@ -22296,7 +22296,7 @@
           <w:sz w:val="24"/>
           <w:szCs w:val="24"/>
         </w:rPr>
-        <w:t xml:space="preserve">, a survey in which each item belongs to one sub-characteristic (Chapter 3, Table 4B). Each respondent group rated only what it can judge: tenants did not rate Security or Maintainability, prospective tenants rated neither, and only technical evaluators rated Maintainability, which requires reading the source code.</w:t>
+        <w:t xml:space="preserve">, a survey in which each item belongs to one sub-characteristic (Chapter 3, Table 4B). Each respondent group rated only what it can judge: tenants did not rate Security or Maintainability, prospective tenants rated neither, and only technical evaluators rated Maintainability, the group with the background to judge it.</w:t>
       </w:r>
     </w:p>
     <w:p>
@@ -28264,7 +28264,7 @@
           <w:sz w:val="24"/>
           <w:szCs w:val="24"/>
         </w:rPr>
-        <w:t xml:space="preserve">, and no characteristic, and no group mean, fell below High Quality.</w:t>
+        <w:t xml:space="preserve">, and no characteristic, and no group mean, fell below High Quality. This is the range Canlas et al. (2026) report for a Philippine dormitory system rated by the same kinds of respondents, tenants, administrators and IT professionals; here, each rating is also read beside the measured evidence for its characteristic (Section 4.4.5).</w:t>
       </w:r>
     </w:p>
     <w:p>
@@ -28448,7 +28448,7 @@
           <w:sz w:val="24"/>
           <w:szCs w:val="24"/>
         </w:rPr>
-        <w:t xml:space="preserve"> is the lowest composite and rests on one respondent, who gave every item 4. The measurement agrees: the system can be checked as a whole on every change, but three database calls in four are written inside the request handlers, so the rules for one record are spread across the handlers that touch it. Both are taken up in Chapter 5, recommendation 6.</w:t>
+        <w:t xml:space="preserve"> is the lowest composite and rests on one respondent, who gave every item 4 after reviewing the running system, without inspecting its source code, so here the measurement, read from the code itself, carries more weight than the rating. The measurement agrees: the system can be checked as a whole on every change, but three database calls in four are written inside the request handlers, so the rules for one record are spread across the handlers that touch it. Both are taken up in Chapter 5, recommendation 6.</w:t>
       </w:r>
     </w:p>
     <w:p>

--- a/docs/FINAL MANUSCRIPT/CHAPTER_4_RESULTS_AND_DISCUSSION.docx
+++ b/docs/FINAL MANUSCRIPT/CHAPTER_4_RESULTS_AND_DISCUSSION.docx
@@ -11209,7 +11209,67 @@
           <w:sz w:val="24"/>
           <w:szCs w:val="24"/>
         </w:rPr>
-        <w:t xml:space="preserve">Figure 14 presents the tenant portal on a phone. The client is a Progressive Web Application with a service worker and a manifest, so it installs on a phone or computer without an app store. Since 1 and 2 October 2026 it keeps a read-only copy of the figures, names and notifications the signed-in person last loaded on that person's device, so the installed application can show them without a connection under one notice giving the time they were saved; paying and recording still need the connection, and the copy is removed at sign-out. This stays within the delimitation in Section 1.4. Screens adapt to the device, and tables on a computer become cards on a phone. As Biørn-Hansen et al. (2019) describe, one code base served every device: the owner's laptop, an Android phone in Chrome and an iPhone in Safari (Section 4.3.7).</w:t>
+        <w:t xml:space="preserve">Figure 14 presents the tenant portal on a phone. The client is a Progressive Web Application with a service worker and a manifest, so it installs on a phone or computer without an app store. Installing it means adding it to the home screen from the browser (</w:t>
+      </w:r>
+      <w:r>
+        <w:rPr>
+          <w:rFonts w:ascii="Arial" w:cs="Arial" w:eastAsia="Arial" w:hAnsi="Arial"/>
+          <w:b/>
+          <w:bCs/>
+          <w:sz w:val="24"/>
+          <w:szCs w:val="24"/>
+        </w:rPr>
+        <w:t xml:space="preserve">Add to Home Screen</w:t>
+      </w:r>
+      <w:r>
+        <w:rPr>
+          <w:rFonts w:ascii="Arial" w:cs="Arial" w:eastAsia="Arial" w:hAnsi="Arial"/>
+          <w:b w:val="false"/>
+          <w:bCs w:val="false"/>
+          <w:sz w:val="24"/>
+          <w:szCs w:val="24"/>
+        </w:rPr>
+        <w:t xml:space="preserve"> in Safari, </w:t>
+      </w:r>
+      <w:r>
+        <w:rPr>
+          <w:rFonts w:ascii="Arial" w:cs="Arial" w:eastAsia="Arial" w:hAnsi="Arial"/>
+          <w:b/>
+          <w:bCs/>
+          <w:sz w:val="24"/>
+          <w:szCs w:val="24"/>
+        </w:rPr>
+        <w:t xml:space="preserve">Install app</w:t>
+      </w:r>
+      <w:r>
+        <w:rPr>
+          <w:rFonts w:ascii="Arial" w:cs="Arial" w:eastAsia="Arial" w:hAnsi="Arial"/>
+          <w:b w:val="false"/>
+          <w:bCs w:val="false"/>
+          <w:sz w:val="24"/>
+          <w:szCs w:val="24"/>
+        </w:rPr>
+        <w:t xml:space="preserve"> or </w:t>
+      </w:r>
+      <w:r>
+        <w:rPr>
+          <w:rFonts w:ascii="Arial" w:cs="Arial" w:eastAsia="Arial" w:hAnsi="Arial"/>
+          <w:b/>
+          <w:bCs/>
+          <w:sz w:val="24"/>
+          <w:szCs w:val="24"/>
+        </w:rPr>
+        <w:t xml:space="preserve">Add to Home screen</w:t>
+      </w:r>
+      <w:r>
+        <w:rPr>
+          <w:rFonts w:ascii="Arial" w:cs="Arial" w:eastAsia="Arial" w:hAnsi="Arial"/>
+          <w:b w:val="false"/>
+          <w:bCs w:val="false"/>
+          <w:sz w:val="24"/>
+          <w:szCs w:val="24"/>
+        </w:rPr>
+        <w:t xml:space="preserve"> in Chrome): nothing is downloaded from a store, it opens in its own window like an application, and the application files it keeps on the device come to about 1.2 MB (as built on 13 October 2026). Since 1 and 2 October 2026 it keeps a read-only copy of the figures, names and notifications the signed-in person last loaded on that person's device, so the installed application can show them without a connection under one notice giving the time they were saved; paying and recording still need the connection, and the copy is removed at sign-out. This stays within the delimitation in Section 1.4. Screens adapt to the device, and tables on a computer become cards on a phone. As Biørn-Hansen et al. (2019) describe, one code base served every device: the owner's laptop, an Android phone in Chrome and an iPhone in Safari (Section 4.3.7).</w:t>
       </w:r>
     </w:p>
     <w:p>

--- a/docs/FINAL MANUSCRIPT/CHAPTER_4_RESULTS_AND_DISCUSSION.docx
+++ b/docs/FINAL MANUSCRIPT/CHAPTER_4_RESULTS_AND_DISCUSSION.docx
@@ -117,7 +117,7 @@
           <w:sz w:val="24"/>
           <w:szCs w:val="24"/>
         </w:rPr>
-        <w:t xml:space="preserve">Before the system, the owner kept a spreadsheet workbook with two sheets, a Monthly Income Report and a Monthly Expenses Report, on a USB flash drive, together with a paper invoice book. Rent was collected in cash on site, and requests arrived by messaging application or in person. Table 5 compares each practice with the problem it caused.</w:t>
+        <w:t xml:space="preserve">Before the system, the owner kept a spreadsheet workbook with two sheets, a Monthly Income Report and a Monthly Expenses Report, on a USB flash drive, together with a paper invoice book. Rent was collected in cash on site, and requests arrived by messaging application or in person. Table 5 compares each practice with the problem it caused. Enquiries arrived much as Pernate et al. (2025) found for boarding houses in Ormoc City, through social media and word of mouth, and left no record.</w:t>
       </w:r>
     </w:p>
     <w:p>

--- a/docs/FINAL MANUSCRIPT/CHAPTER_4_RESULTS_AND_DISCUSSION.docx
+++ b/docs/FINAL MANUSCRIPT/CHAPTER_4_RESULTS_AND_DISCUSSION.docx
@@ -117,7 +117,7 @@
           <w:sz w:val="24"/>
           <w:szCs w:val="24"/>
         </w:rPr>
-        <w:t xml:space="preserve">Before the system, the owner kept a spreadsheet workbook with two sheets, a Monthly Income Report and a Monthly Expenses Report, on a USB flash drive, together with a paper invoice book. Rent was collected in cash on site, and requests arrived by messaging application or in person. Table 5 compares each practice with the problem it caused. Enquiries arrived much as Pernate et al. (2025) found for boarding houses in Ormoc City, through social media and word of mouth, and left no record.</w:t>
+        <w:t xml:space="preserve">Before the system, the owner kept a spreadsheet workbook with two sheets, a Monthly Income Report and a Monthly Expenses Report, on a USB flash drive, together with a paper invoice book. Rent was collected in cash on site, and requests arrived by messaging application or in person. Table 5 compares each practice with the problem it caused. Inquiries arrived much as Pernate et al. (2025) found for boarding houses in Ormoc City, through social media and word of mouth, and left no record.</w:t>
       </w:r>
     </w:p>
     <w:p>
@@ -653,7 +653,7 @@
                 <w:sz w:val="20"/>
                 <w:szCs w:val="20"/>
               </w:rPr>
-              <w:t xml:space="preserve">Enquiries arrived through Facebook, referrals from other people, contact and text messages, or walk-ins in person</w:t>
+              <w:t xml:space="preserve">Inquiries arrived through Facebook, referrals from other people, contact and text messages, or walk-ins in person</w:t>
             </w:r>
           </w:p>
         </w:tc>
@@ -686,7 +686,7 @@
                 <w:sz w:val="20"/>
                 <w:szCs w:val="20"/>
               </w:rPr>
-              <w:t xml:space="preserve">No record of enquiries or which unit an enquiry was about</w:t>
+              <w:t xml:space="preserve">No record of inquiries or which unit an inquiry was about</w:t>
             </w:r>
           </w:p>
         </w:tc>
@@ -1218,7 +1218,7 @@
                 <w:sz w:val="20"/>
                 <w:szCs w:val="20"/>
               </w:rPr>
-              <w:t xml:space="preserve">Enquiries not recorded</w:t>
+              <w:t xml:space="preserve">Inquiries not recorded</w:t>
             </w:r>
           </w:p>
         </w:tc>
@@ -1251,7 +1251,7 @@
                 <w:sz w:val="20"/>
                 <w:szCs w:val="20"/>
               </w:rPr>
-              <w:t xml:space="preserve">Let the public view units and send an enquiry about a specific unit</w:t>
+              <w:t xml:space="preserve">Let the public view units and send an inquiry about a specific unit</w:t>
             </w:r>
           </w:p>
         </w:tc>
@@ -4256,7 +4256,7 @@
           <w:sz w:val="24"/>
           <w:szCs w:val="24"/>
         </w:rPr>
-        <w:t xml:space="preserve">Figure 9, in Crow's Foot notation, is the entity-relationship diagram drawn from the database's own catalogue on 5 October 2026: 21 tables, each with a primary key, and 37 foreign keys. Rooms and profiles are its two centres: every bill, payment, receipt, tenancy, repair request and inquiry belongs to one unit, and every tenancy, bill and payment to one person. The two ledgers are kept as the owner kept them. Several rules live in the database itself, so no screen or script can bypass them: one unit cannot have two active tenancies, one invoice number cannot be used twice for the same unit and month, a gateway reference cannot be recorded twice, and the 50% Share and the remitted amount are computed columns. Table 7A is an extract of the data dictionary for the table the owner reads most; the complete dictionary, every column of all 24 tables, is in Appendix N.</w:t>
+        <w:t xml:space="preserve">Figure 9, in Crow's Foot notation, is the entity-relationship diagram drawn from the database's own catalogue on 5 October 2026: 21 tables, each with a primary key, and 37 foreign keys. Rooms and profiles are its two centers: every bill, payment, receipt, tenancy, repair request and inquiry belongs to one unit, and every tenancy, bill and payment to one person. The two ledgers are kept as the owner kept them. Several rules live in the database itself, so no screen or script can bypass them: one unit cannot have two active tenancies, one invoice number cannot be used twice for the same unit and month, a gateway reference cannot be recorded twice, and the 50% Share and the remitted amount are computed columns. Table 7A is an extract of the data dictionary for the table the owner reads most; the complete dictionary, every column of all 24 tables, is in Appendix N.</w:t>
       </w:r>
     </w:p>
     <w:p>
@@ -20762,7 +20762,7 @@
           <w:sz w:val="24"/>
           <w:szCs w:val="24"/>
         </w:rPr>
-        <w:t xml:space="preserve">Every task the tenants attempted was completed, 31 of 34 attempts without help (91 per cent). Help was needed only at the start: two of the three tenants were helped through their first sign-in and one to find their unit and rent; everything else, from finding payments to reporting a repair and opening the GCash payment, was done alone in one to two minutes. The repairs they sent reached the owner at once, and she acted on them the same evening. Mia et al. (2024) name limited technical capacity as a barrier when small Philippine enterprises adopt digital tools; these results place it precisely, in the first two things a new user does. The tests that needed several tenants saving at once were not performed, because only two attended together; in the session in which the owner and two tenants used the system at the same time, every screen loaded, each tenant saw only their own unit, the owner's full year of Monthly Income opened in about three seconds, and no session affected another (Appendix M, Table M-22). On two phones the offline behavior matched Table 11A, except that the Android phone showed the "cannot tell whether it was saved" message after 60 to 80 seconds instead of 45; corrected on 1 October, it was on time when re-tested on that phone on 13 October 2026 (Table 23A).</w:t>
+        <w:t xml:space="preserve">Every task the tenants attempted was completed, 31 of 34 attempts without help (91 percent). Help was needed only at the start: two of the three tenants were helped through their first sign-in and one to find their unit and rent; everything else, from finding payments to reporting a repair and opening the GCash payment, was done alone in one to two minutes. The repairs they sent reached the owner at once, and she acted on them the same evening. Mia et al. (2024) name limited technical capacity as a barrier when small Philippine enterprises adopt digital tools; these results place it precisely, in the first two things a new user does. The tests that needed several tenants saving at once were not performed, because only two attended together; in the session in which the owner and two tenants used the system at the same time, every screen loaded, each tenant saw only their own unit, the owner's full year of Monthly Income opened in about three seconds, and no session affected another (Appendix M, Table M-22). On two phones the offline behavior matched Table 11A, except that the Android phone showed the "cannot tell whether it was saved" message after 60 to 80 seconds instead of 45; corrected on 1 October, it was on time when re-tested on that phone on 13 October 2026 (Table 23A).</w:t>
       </w:r>
     </w:p>
     <w:p>
@@ -22264,7 +22264,7 @@
           <w:sz w:val="24"/>
           <w:szCs w:val="24"/>
         </w:rPr>
-        <w:t xml:space="preserve">Every level passed at least 96 per cent of the tests executed, against the course standard of 90 per cent. The one failure, at the system level, was not critical, and no critical defect was found in any activity. Table 23A, in Section 4.4.6, lists the defects by activity, severity and disposition.</w:t>
+        <w:t xml:space="preserve">Every level passed at least 96 percent of the tests executed, against the course standard of 90 per cent. The one failure, at the system level, was not critical, and no critical defect was found in any activity. Table 23A, in Section 4.4.6, lists the defects by activity, severity and disposition.</w:t>
       </w:r>
     </w:p>
     <w:p>
@@ -22410,7 +22410,7 @@
         </w:trPr>
         <w:tc>
           <w:tcPr>
-            <w:tcW w:type="dxa" w:w="1821"/>
+            <w:tcW w:type="dxa" w:w="1822"/>
             <w:tcBorders>
               <w:top w:val="single" w:color="1A202C" w:sz="12"/>
               <w:left w:val="none" w:color="auto" w:sz="0"/>
@@ -22444,7 +22444,7 @@
         </w:tc>
         <w:tc>
           <w:tcPr>
-            <w:tcW w:type="dxa" w:w="2520"/>
+            <w:tcW w:type="dxa" w:w="2521"/>
             <w:tcBorders>
               <w:top w:val="single" w:color="1A202C" w:sz="12"/>
               <w:left w:val="none" w:color="auto" w:sz="0"/>
@@ -22478,7 +22478,7 @@
         </w:tc>
         <w:tc>
           <w:tcPr>
-            <w:tcW w:type="dxa" w:w="4299"/>
+            <w:tcW w:type="dxa" w:w="4297"/>
             <w:tcBorders>
               <w:top w:val="single" w:color="1A202C" w:sz="12"/>
               <w:left w:val="none" w:color="auto" w:sz="0"/>
@@ -22517,7 +22517,7 @@
         </w:trPr>
         <w:tc>
           <w:tcPr>
-            <w:tcW w:type="dxa" w:w="1821"/>
+            <w:tcW w:type="dxa" w:w="1822"/>
             <w:tcBorders>
               <w:top w:val="single" w:color="E2E8F0" w:sz="4"/>
               <w:left w:val="none" w:color="auto" w:sz="0"/>
@@ -22550,7 +22550,7 @@
         </w:tc>
         <w:tc>
           <w:tcPr>
-            <w:tcW w:type="dxa" w:w="2520"/>
+            <w:tcW w:type="dxa" w:w="2521"/>
             <w:tcBorders>
               <w:top w:val="single" w:color="E2E8F0" w:sz="4"/>
               <w:left w:val="none" w:color="auto" w:sz="0"/>
@@ -22583,7 +22583,7 @@
         </w:tc>
         <w:tc>
           <w:tcPr>
-            <w:tcW w:type="dxa" w:w="4299"/>
+            <w:tcW w:type="dxa" w:w="4297"/>
             <w:tcBorders>
               <w:top w:val="single" w:color="E2E8F0" w:sz="4"/>
               <w:left w:val="none" w:color="auto" w:sz="0"/>
@@ -22621,7 +22621,7 @@
         </w:trPr>
         <w:tc>
           <w:tcPr>
-            <w:tcW w:type="dxa" w:w="1821"/>
+            <w:tcW w:type="dxa" w:w="1822"/>
             <w:tcBorders>
               <w:top w:val="single" w:color="718096" w:sz="6"/>
               <w:left w:val="none" w:color="auto" w:sz="0"/>
@@ -22655,7 +22655,7 @@
         </w:tc>
         <w:tc>
           <w:tcPr>
-            <w:tcW w:type="dxa" w:w="2520"/>
+            <w:tcW w:type="dxa" w:w="2521"/>
             <w:tcBorders>
               <w:top w:val="single" w:color="718096" w:sz="6"/>
               <w:left w:val="none" w:color="auto" w:sz="0"/>
@@ -22689,7 +22689,7 @@
         </w:tc>
         <w:tc>
           <w:tcPr>
-            <w:tcW w:type="dxa" w:w="4299"/>
+            <w:tcW w:type="dxa" w:w="4297"/>
             <w:tcBorders>
               <w:top w:val="single" w:color="718096" w:sz="6"/>
               <w:left w:val="none" w:color="auto" w:sz="0"/>
@@ -22717,7 +22717,7 @@
                 <w:sz w:val="20"/>
                 <w:szCs w:val="20"/>
               </w:rPr>
-              <w:t xml:space="preserve">Measures from the tests of Section 4.3 (Table 7D); survey items assigned to sub-characteristics (Chapter 3, Table 4B); criteria: Table 13 for every mean, and for tests the course standard of at least 90 per cent passed with no critical defect open</w:t>
+              <w:t xml:space="preserve">Measures from the tests of Section 4.3 (Table 7D); survey items assigned to sub-characteristics (Chapter 3, Table 4B); criteria: Table 13 for every mean, and for tests the course standard of at least 90 percent passed with no critical defect open</w:t>
             </w:r>
           </w:p>
         </w:tc>
@@ -22728,7 +22728,7 @@
         </w:trPr>
         <w:tc>
           <w:tcPr>
-            <w:tcW w:type="dxa" w:w="1821"/>
+            <w:tcW w:type="dxa" w:w="1822"/>
             <w:tcBorders>
               <w:top w:val="single" w:color="E2E8F0" w:sz="4"/>
               <w:left w:val="none" w:color="auto" w:sz="0"/>
@@ -22761,7 +22761,7 @@
         </w:tc>
         <w:tc>
           <w:tcPr>
-            <w:tcW w:type="dxa" w:w="2520"/>
+            <w:tcW w:type="dxa" w:w="2521"/>
             <w:tcBorders>
               <w:top w:val="single" w:color="E2E8F0" w:sz="4"/>
               <w:left w:val="none" w:color="auto" w:sz="0"/>
@@ -22794,7 +22794,7 @@
         </w:tc>
         <w:tc>
           <w:tcPr>
-            <w:tcW w:type="dxa" w:w="4299"/>
+            <w:tcW w:type="dxa" w:w="4297"/>
             <w:tcBorders>
               <w:top w:val="single" w:color="E2E8F0" w:sz="4"/>
               <w:left w:val="none" w:color="auto" w:sz="0"/>
@@ -22832,7 +22832,7 @@
         </w:trPr>
         <w:tc>
           <w:tcPr>
-            <w:tcW w:type="dxa" w:w="1821"/>
+            <w:tcW w:type="dxa" w:w="1822"/>
             <w:tcBorders>
               <w:top w:val="single" w:color="E2E8F0" w:sz="4"/>
               <w:left w:val="none" w:color="auto" w:sz="0"/>
@@ -22865,7 +22865,7 @@
         </w:tc>
         <w:tc>
           <w:tcPr>
-            <w:tcW w:type="dxa" w:w="2520"/>
+            <w:tcW w:type="dxa" w:w="2521"/>
             <w:tcBorders>
               <w:top w:val="single" w:color="E2E8F0" w:sz="4"/>
               <w:left w:val="none" w:color="auto" w:sz="0"/>
@@ -22898,7 +22898,7 @@
         </w:tc>
         <w:tc>
           <w:tcPr>
-            <w:tcW w:type="dxa" w:w="4299"/>
+            <w:tcW w:type="dxa" w:w="4297"/>
             <w:tcBorders>
               <w:top w:val="single" w:color="E2E8F0" w:sz="4"/>
               <w:left w:val="none" w:color="auto" w:sz="0"/>
@@ -22936,7 +22936,7 @@
         </w:trPr>
         <w:tc>
           <w:tcPr>
-            <w:tcW w:type="dxa" w:w="1821"/>
+            <w:tcW w:type="dxa" w:w="1822"/>
             <w:tcBorders>
               <w:top w:val="single" w:color="E2E8F0" w:sz="4"/>
               <w:left w:val="none" w:color="auto" w:sz="0"/>
@@ -22969,7 +22969,7 @@
         </w:tc>
         <w:tc>
           <w:tcPr>
-            <w:tcW w:type="dxa" w:w="2520"/>
+            <w:tcW w:type="dxa" w:w="2521"/>
             <w:tcBorders>
               <w:top w:val="single" w:color="E2E8F0" w:sz="4"/>
               <w:left w:val="none" w:color="auto" w:sz="0"/>
@@ -23002,7 +23002,7 @@
         </w:tc>
         <w:tc>
           <w:tcPr>
-            <w:tcW w:type="dxa" w:w="4299"/>
+            <w:tcW w:type="dxa" w:w="4297"/>
             <w:tcBorders>
               <w:top w:val="single" w:color="E2E8F0" w:sz="4"/>
               <w:left w:val="none" w:color="auto" w:sz="0"/>
@@ -28371,7 +28371,7 @@
           <w:sz w:val="24"/>
           <w:szCs w:val="24"/>
         </w:rPr>
-        <w:t xml:space="preserve"> followed (4.86): every feature the objective names is present, and 96 to 100 per cent of the executed checks of correctness gave the right result. </w:t>
+        <w:t xml:space="preserve"> followed (4.86): every feature the objective names is present, and 96 to 100 percent of the executed checks of correctness gave the right result. </w:t>
       </w:r>
       <w:r>
         <w:rPr>
@@ -28651,7 +28651,7 @@
         </w:trPr>
         <w:tc>
           <w:tcPr>
-            <w:tcW w:type="dxa" w:w="1313"/>
+            <w:tcW w:type="dxa" w:w="1314"/>
             <w:tcBorders>
               <w:top w:val="single" w:color="1A202C" w:sz="12"/>
               <w:left w:val="none" w:color="auto" w:sz="0"/>
@@ -28787,7 +28787,7 @@
         </w:tc>
         <w:tc>
           <w:tcPr>
-            <w:tcW w:type="dxa" w:w="3381"/>
+            <w:tcW w:type="dxa" w:w="3380"/>
             <w:tcBorders>
               <w:top w:val="single" w:color="1A202C" w:sz="12"/>
               <w:left w:val="none" w:color="auto" w:sz="0"/>
@@ -28860,7 +28860,7 @@
         </w:trPr>
         <w:tc>
           <w:tcPr>
-            <w:tcW w:type="dxa" w:w="1313"/>
+            <w:tcW w:type="dxa" w:w="1314"/>
             <w:tcBorders>
               <w:top w:val="single" w:color="E2E8F0" w:sz="4"/>
               <w:left w:val="none" w:color="auto" w:sz="0"/>
@@ -28992,34 +28992,34 @@
         </w:tc>
         <w:tc>
           <w:tcPr>
-            <w:tcW w:type="dxa" w:w="3381"/>
-            <w:tcBorders>
-              <w:top w:val="single" w:color="E2E8F0" w:sz="4"/>
-              <w:left w:val="none" w:color="auto" w:sz="0"/>
-              <w:bottom w:val="single" w:color="E2E8F0" w:sz="4"/>
-              <w:right w:val="none" w:color="auto" w:sz="0"/>
-            </w:tcBorders>
-            <w:tcMar>
-              <w:top w:type="dxa" w:w="120"/>
-              <w:left w:type="dxa" w:w="160"/>
-              <w:bottom w:type="dxa" w:w="120"/>
-              <w:right w:type="dxa" w:w="160"/>
-            </w:tcMar>
-          </w:tcPr>
-          <w:p>
-            <w:pPr>
-              <w:spacing w:line="240" w:lineRule="auto"/>
-              <w:jc w:val="left"/>
-            </w:pPr>
-            <w:r>
-              <w:rPr>
-                <w:rFonts w:ascii="Arial" w:cs="Arial" w:eastAsia="Arial" w:hAnsi="Arial"/>
-                <w:b w:val="false"/>
-                <w:bCs w:val="false"/>
-                <w:sz w:val="20"/>
-                <w:szCs w:val="20"/>
-              </w:rPr>
-              <w:t xml:space="preserve">All six features present; 96 to 100 per cent of correctness checks passed</w:t>
+            <w:tcW w:type="dxa" w:w="3380"/>
+            <w:tcBorders>
+              <w:top w:val="single" w:color="E2E8F0" w:sz="4"/>
+              <w:left w:val="none" w:color="auto" w:sz="0"/>
+              <w:bottom w:val="single" w:color="E2E8F0" w:sz="4"/>
+              <w:right w:val="none" w:color="auto" w:sz="0"/>
+            </w:tcBorders>
+            <w:tcMar>
+              <w:top w:type="dxa" w:w="120"/>
+              <w:left w:type="dxa" w:w="160"/>
+              <w:bottom w:type="dxa" w:w="120"/>
+              <w:right w:type="dxa" w:w="160"/>
+            </w:tcMar>
+          </w:tcPr>
+          <w:p>
+            <w:pPr>
+              <w:spacing w:line="240" w:lineRule="auto"/>
+              <w:jc w:val="left"/>
+            </w:pPr>
+            <w:r>
+              <w:rPr>
+                <w:rFonts w:ascii="Arial" w:cs="Arial" w:eastAsia="Arial" w:hAnsi="Arial"/>
+                <w:b w:val="false"/>
+                <w:bCs w:val="false"/>
+                <w:sz w:val="20"/>
+                <w:szCs w:val="20"/>
+              </w:rPr>
+              <w:t xml:space="preserve">All six features present; 96 to 100 percent of correctness checks passed</w:t>
             </w:r>
           </w:p>
         </w:tc>
@@ -29063,7 +29063,7 @@
         </w:trPr>
         <w:tc>
           <w:tcPr>
-            <w:tcW w:type="dxa" w:w="1313"/>
+            <w:tcW w:type="dxa" w:w="1314"/>
             <w:tcBorders>
               <w:top w:val="single" w:color="E2E8F0" w:sz="4"/>
               <w:left w:val="none" w:color="auto" w:sz="0"/>
@@ -29195,7 +29195,7 @@
         </w:tc>
         <w:tc>
           <w:tcPr>
-            <w:tcW w:type="dxa" w:w="3381"/>
+            <w:tcW w:type="dxa" w:w="3380"/>
             <w:tcBorders>
               <w:top w:val="single" w:color="E2E8F0" w:sz="4"/>
               <w:left w:val="none" w:color="auto" w:sz="0"/>
@@ -29266,7 +29266,7 @@
         </w:trPr>
         <w:tc>
           <w:tcPr>
-            <w:tcW w:type="dxa" w:w="1313"/>
+            <w:tcW w:type="dxa" w:w="1314"/>
             <w:tcBorders>
               <w:top w:val="single" w:color="E2E8F0" w:sz="4"/>
               <w:left w:val="none" w:color="auto" w:sz="0"/>
@@ -29398,7 +29398,7 @@
         </w:tc>
         <w:tc>
           <w:tcPr>
-            <w:tcW w:type="dxa" w:w="3381"/>
+            <w:tcW w:type="dxa" w:w="3380"/>
             <w:tcBorders>
               <w:top w:val="single" w:color="E2E8F0" w:sz="4"/>
               <w:left w:val="none" w:color="auto" w:sz="0"/>
@@ -29469,7 +29469,7 @@
         </w:trPr>
         <w:tc>
           <w:tcPr>
-            <w:tcW w:type="dxa" w:w="1313"/>
+            <w:tcW w:type="dxa" w:w="1314"/>
             <w:tcBorders>
               <w:top w:val="single" w:color="E2E8F0" w:sz="4"/>
               <w:left w:val="none" w:color="auto" w:sz="0"/>
@@ -29601,34 +29601,34 @@
         </w:tc>
         <w:tc>
           <w:tcPr>
-            <w:tcW w:type="dxa" w:w="3381"/>
-            <w:tcBorders>
-              <w:top w:val="single" w:color="E2E8F0" w:sz="4"/>
-              <w:left w:val="none" w:color="auto" w:sz="0"/>
-              <w:bottom w:val="single" w:color="E2E8F0" w:sz="4"/>
-              <w:right w:val="none" w:color="auto" w:sz="0"/>
-            </w:tcBorders>
-            <w:tcMar>
-              <w:top w:type="dxa" w:w="120"/>
-              <w:left w:type="dxa" w:w="160"/>
-              <w:bottom w:type="dxa" w:w="120"/>
-              <w:right w:type="dxa" w:w="160"/>
-            </w:tcMar>
-          </w:tcPr>
-          <w:p>
-            <w:pPr>
-              <w:spacing w:line="240" w:lineRule="auto"/>
-              <w:jc w:val="left"/>
-            </w:pPr>
-            <w:r>
-              <w:rPr>
-                <w:rFonts w:ascii="Arial" w:cs="Arial" w:eastAsia="Arial" w:hAnsi="Arial"/>
-                <w:b w:val="false"/>
-                <w:bCs w:val="false"/>
-                <w:sz w:val="20"/>
-                <w:szCs w:val="20"/>
-              </w:rPr>
-              <w:t xml:space="preserve">91 per cent of tasks without help; 0 accessibility violations in 76 scans</w:t>
+            <w:tcW w:type="dxa" w:w="3380"/>
+            <w:tcBorders>
+              <w:top w:val="single" w:color="E2E8F0" w:sz="4"/>
+              <w:left w:val="none" w:color="auto" w:sz="0"/>
+              <w:bottom w:val="single" w:color="E2E8F0" w:sz="4"/>
+              <w:right w:val="none" w:color="auto" w:sz="0"/>
+            </w:tcBorders>
+            <w:tcMar>
+              <w:top w:type="dxa" w:w="120"/>
+              <w:left w:type="dxa" w:w="160"/>
+              <w:bottom w:type="dxa" w:w="120"/>
+              <w:right w:type="dxa" w:w="160"/>
+            </w:tcMar>
+          </w:tcPr>
+          <w:p>
+            <w:pPr>
+              <w:spacing w:line="240" w:lineRule="auto"/>
+              <w:jc w:val="left"/>
+            </w:pPr>
+            <w:r>
+              <w:rPr>
+                <w:rFonts w:ascii="Arial" w:cs="Arial" w:eastAsia="Arial" w:hAnsi="Arial"/>
+                <w:b w:val="false"/>
+                <w:bCs w:val="false"/>
+                <w:sz w:val="20"/>
+                <w:szCs w:val="20"/>
+              </w:rPr>
+              <w:t xml:space="preserve">91 percent of tasks without help; 0 accessibility violations in 76 scans</w:t>
             </w:r>
           </w:p>
         </w:tc>
@@ -29672,7 +29672,7 @@
         </w:trPr>
         <w:tc>
           <w:tcPr>
-            <w:tcW w:type="dxa" w:w="1313"/>
+            <w:tcW w:type="dxa" w:w="1314"/>
             <w:tcBorders>
               <w:top w:val="single" w:color="E2E8F0" w:sz="4"/>
               <w:left w:val="none" w:color="auto" w:sz="0"/>
@@ -29804,7 +29804,7 @@
         </w:tc>
         <w:tc>
           <w:tcPr>
-            <w:tcW w:type="dxa" w:w="3381"/>
+            <w:tcW w:type="dxa" w:w="3380"/>
             <w:tcBorders>
               <w:top w:val="single" w:color="E2E8F0" w:sz="4"/>
               <w:left w:val="none" w:color="auto" w:sz="0"/>
@@ -29875,7 +29875,7 @@
         </w:trPr>
         <w:tc>
           <w:tcPr>
-            <w:tcW w:type="dxa" w:w="1313"/>
+            <w:tcW w:type="dxa" w:w="1314"/>
             <w:tcBorders>
               <w:top w:val="single" w:color="E2E8F0" w:sz="4"/>
               <w:left w:val="none" w:color="auto" w:sz="0"/>
@@ -30007,7 +30007,7 @@
         </w:tc>
         <w:tc>
           <w:tcPr>
-            <w:tcW w:type="dxa" w:w="3381"/>
+            <w:tcW w:type="dxa" w:w="3380"/>
             <w:tcBorders>
               <w:top w:val="single" w:color="E2E8F0" w:sz="4"/>
               <w:left w:val="none" w:color="auto" w:sz="0"/>
@@ -30078,7 +30078,7 @@
         </w:trPr>
         <w:tc>
           <w:tcPr>
-            <w:tcW w:type="dxa" w:w="1313"/>
+            <w:tcW w:type="dxa" w:w="1314"/>
             <w:tcBorders>
               <w:top w:val="single" w:color="E2E8F0" w:sz="4"/>
               <w:left w:val="none" w:color="auto" w:sz="0"/>
@@ -30210,7 +30210,7 @@
         </w:tc>
         <w:tc>
           <w:tcPr>
-            <w:tcW w:type="dxa" w:w="3381"/>
+            <w:tcW w:type="dxa" w:w="3380"/>
             <w:tcBorders>
               <w:top w:val="single" w:color="E2E8F0" w:sz="4"/>
               <w:left w:val="none" w:color="auto" w:sz="0"/>
@@ -30281,7 +30281,7 @@
         </w:trPr>
         <w:tc>
           <w:tcPr>
-            <w:tcW w:type="dxa" w:w="1313"/>
+            <w:tcW w:type="dxa" w:w="1314"/>
             <w:tcBorders>
               <w:top w:val="single" w:color="E2E8F0" w:sz="4"/>
               <w:left w:val="none" w:color="auto" w:sz="0"/>
@@ -30413,7 +30413,7 @@
         </w:tc>
         <w:tc>
           <w:tcPr>
-            <w:tcW w:type="dxa" w:w="3381"/>
+            <w:tcW w:type="dxa" w:w="3380"/>
             <w:tcBorders>
               <w:top w:val="single" w:color="E2E8F0" w:sz="4"/>
               <w:left w:val="none" w:color="auto" w:sz="0"/>
@@ -30484,7 +30484,7 @@
         </w:trPr>
         <w:tc>
           <w:tcPr>
-            <w:tcW w:type="dxa" w:w="1313"/>
+            <w:tcW w:type="dxa" w:w="1314"/>
             <w:tcBorders>
               <w:top w:val="single" w:color="E2E8F0" w:sz="4"/>
               <w:left w:val="none" w:color="auto" w:sz="0"/>
@@ -30616,7 +30616,7 @@
         </w:tc>
         <w:tc>
           <w:tcPr>
-            <w:tcW w:type="dxa" w:w="3381"/>
+            <w:tcW w:type="dxa" w:w="3380"/>
             <w:tcBorders>
               <w:top w:val="single" w:color="E2E8F0" w:sz="4"/>
               <w:left w:val="none" w:color="auto" w:sz="0"/>

--- a/docs/FINAL MANUSCRIPT/CHAPTER_4_RESULTS_AND_DISCUSSION.docx
+++ b/docs/FINAL MANUSCRIPT/CHAPTER_4_RESULTS_AND_DISCUSSION.docx
@@ -11269,7 +11269,7 @@
           <w:sz w:val="24"/>
           <w:szCs w:val="24"/>
         </w:rPr>
-        <w:t xml:space="preserve"> in Chrome): nothing is downloaded from a store, it opens in its own window like an application, and the application files it keeps on the device come to about 1.2 MB (as built on 13 October 2026). Since 1 and 2 October 2026 it keeps a read-only copy of the figures, names and notifications the signed-in person last loaded on that person's device, so the installed application can show them without a connection under one notice giving the time they were saved; paying and recording still need the connection, and the copy is removed at sign-out. This stays within the delimitation in Section 1.4. Screens adapt to the device, and tables on a computer become cards on a phone. As Biørn-Hansen et al. (2019) describe, one code base served every device: the owner's laptop, an Android phone in Chrome and an iPhone in Safari (Section 4.3.7).</w:t>
+        <w:t xml:space="preserve"> in Chrome): nothing is downloaded from a store, it opens in its own window like an application, and the application files it keeps on the device come to about 1.2 MB (as built on 13 October 2026). Since 1 and 2 October 2026 it keeps a read-only copy of the figures, names and notifications the signed-in person last loaded on that person's device, so the installed application can show them without a connection under one notice giving the time they were saved; paying and recording still need the connection, and the copy is removed at sign-out. This stays within the delimitation in Section 1.4. Screens adapt to the device, and tables on a computer become cards on a phone. As Biørn-Hansen et al. (2017) describe, one code base served every device: the owner's laptop, an Android phone in Chrome and an iPhone in Safari (Section 4.3.7).</w:t>
       </w:r>
     </w:p>
     <w:p>

--- a/docs/FINAL MANUSCRIPT/CHAPTER_4_RESULTS_AND_DISCUSSION.docx
+++ b/docs/FINAL MANUSCRIPT/CHAPTER_4_RESULTS_AND_DISCUSSION.docx
@@ -11446,894 +11446,8 @@
           <w:sz w:val="24"/>
           <w:szCs w:val="24"/>
         </w:rPr>
-        <w:t xml:space="preserve">. A test written for one quality often measures others, so Table 7D lists each test activity with every characteristic it measured. The measures are brought together by characteristic in Section 4.4.</w:t>
+        <w:t xml:space="preserve">. A test written for one quality often measures others, so each test was assigned in advance to the sub-characteristics it measures (Chapter 3, Table 4B); Appendix M, Table 7D lists them by test activity. The measures are brought together by characteristic in Section 4.4.</w:t>
       </w:r>
-    </w:p>
-    <w:p>
-      <w:pPr>
-        <w:keepNext/>
-        <w:spacing w:after="120" w:before="360" w:line="480" w:lineRule="auto"/>
-        <w:jc w:val="left"/>
-      </w:pPr>
-      <w:r>
-        <w:rPr>
-          <w:rFonts w:ascii="Arial" w:cs="Arial" w:eastAsia="Arial" w:hAnsi="Arial"/>
-          <w:b/>
-          <w:bCs/>
-          <w:sz w:val="24"/>
-          <w:szCs w:val="24"/>
-        </w:rPr>
-        <w:t xml:space="preserve">Table 7D.</w:t>
-      </w:r>
-      <w:r>
-        <w:rPr>
-          <w:rFonts w:ascii="Arial" w:cs="Arial" w:eastAsia="Arial" w:hAnsi="Arial"/>
-          <w:b/>
-          <w:bCs/>
-          <w:sz w:val="24"/>
-          <w:szCs w:val="24"/>
-        </w:rPr>
-        <w:t xml:space="preserve"> Test activities and the ISO/IEC 25010:2011 characteristics they measured</w:t>
-      </w:r>
-    </w:p>
-    <w:tbl>
-      <w:tblPr>
-        <w:tblW w:type="dxa" w:w="8640"/>
-        <w:tblBorders>
-          <w:top w:val="single" w:color="auto" w:sz="4"/>
-          <w:left w:val="single" w:color="auto" w:sz="4"/>
-          <w:bottom w:val="single" w:color="auto" w:sz="4"/>
-          <w:right w:val="single" w:color="auto" w:sz="4"/>
-          <w:insideH w:val="single" w:color="auto" w:sz="4"/>
-          <w:insideV w:val="single" w:color="auto" w:sz="4"/>
-        </w:tblBorders>
-      </w:tblPr>
-      <w:tblGrid>
-        <w:gridCol w:w="100"/>
-        <w:gridCol w:w="100"/>
-        <w:gridCol w:w="100"/>
-      </w:tblGrid>
-      <w:tr>
-        <w:trPr>
-          <w:cantSplit/>
-          <w:tblHeader/>
-        </w:trPr>
-        <w:tc>
-          <w:tcPr>
-            <w:tcW w:type="dxa" w:w="2733"/>
-            <w:tcBorders>
-              <w:top w:val="single" w:color="1A202C" w:sz="12"/>
-              <w:left w:val="none" w:color="auto" w:sz="0"/>
-              <w:bottom w:val="single" w:color="1A202C" w:sz="12"/>
-              <w:right w:val="none" w:color="auto" w:sz="0"/>
-            </w:tcBorders>
-            <w:shd w:fill="F8FAFC"/>
-            <w:tcMar>
-              <w:top w:type="dxa" w:w="140"/>
-              <w:left w:type="dxa" w:w="160"/>
-              <w:bottom w:type="dxa" w:w="140"/>
-              <w:right w:type="dxa" w:w="160"/>
-            </w:tcMar>
-          </w:tcPr>
-          <w:p>
-            <w:pPr>
-              <w:spacing w:line="240" w:lineRule="auto"/>
-              <w:jc w:val="left"/>
-            </w:pPr>
-            <w:r>
-              <w:rPr>
-                <w:rFonts w:ascii="Arial" w:cs="Arial" w:eastAsia="Arial" w:hAnsi="Arial"/>
-                <w:b/>
-                <w:bCs/>
-                <w:sz w:val="20"/>
-                <w:szCs w:val="20"/>
-              </w:rPr>
-              <w:t xml:space="preserve">Test activity (Section)</w:t>
-            </w:r>
-          </w:p>
-        </w:tc>
-        <w:tc>
-          <w:tcPr>
-            <w:tcW w:type="dxa" w:w="1485"/>
-            <w:tcBorders>
-              <w:top w:val="single" w:color="1A202C" w:sz="12"/>
-              <w:left w:val="none" w:color="auto" w:sz="0"/>
-              <w:bottom w:val="single" w:color="1A202C" w:sz="12"/>
-              <w:right w:val="none" w:color="auto" w:sz="0"/>
-            </w:tcBorders>
-            <w:shd w:fill="F8FAFC"/>
-            <w:tcMar>
-              <w:top w:type="dxa" w:w="140"/>
-              <w:left w:type="dxa" w:w="160"/>
-              <w:bottom w:type="dxa" w:w="140"/>
-              <w:right w:type="dxa" w:w="160"/>
-            </w:tcMar>
-          </w:tcPr>
-          <w:p>
-            <w:pPr>
-              <w:spacing w:line="240" w:lineRule="auto"/>
-              <w:jc w:val="center"/>
-            </w:pPr>
-            <w:r>
-              <w:rPr>
-                <w:rFonts w:ascii="Arial" w:cs="Arial" w:eastAsia="Arial" w:hAnsi="Arial"/>
-                <w:b/>
-                <w:bCs/>
-                <w:sz w:val="20"/>
-                <w:szCs w:val="20"/>
-              </w:rPr>
-              <w:t xml:space="preserve">Test level</w:t>
-            </w:r>
-          </w:p>
-        </w:tc>
-        <w:tc>
-          <w:tcPr>
-            <w:tcW w:type="dxa" w:w="4422"/>
-            <w:tcBorders>
-              <w:top w:val="single" w:color="1A202C" w:sz="12"/>
-              <w:left w:val="none" w:color="auto" w:sz="0"/>
-              <w:bottom w:val="single" w:color="1A202C" w:sz="12"/>
-              <w:right w:val="none" w:color="auto" w:sz="0"/>
-            </w:tcBorders>
-            <w:shd w:fill="F8FAFC"/>
-            <w:tcMar>
-              <w:top w:type="dxa" w:w="140"/>
-              <w:left w:type="dxa" w:w="160"/>
-              <w:bottom w:type="dxa" w:w="140"/>
-              <w:right w:type="dxa" w:w="160"/>
-            </w:tcMar>
-          </w:tcPr>
-          <w:p>
-            <w:pPr>
-              <w:spacing w:line="240" w:lineRule="auto"/>
-              <w:jc w:val="center"/>
-            </w:pPr>
-            <w:r>
-              <w:rPr>
-                <w:rFonts w:ascii="Arial" w:cs="Arial" w:eastAsia="Arial" w:hAnsi="Arial"/>
-                <w:b/>
-                <w:bCs/>
-                <w:sz w:val="20"/>
-                <w:szCs w:val="20"/>
-              </w:rPr>
-              <w:t xml:space="preserve">Characteristics measured (sub-characteristics)</w:t>
-            </w:r>
-          </w:p>
-        </w:tc>
-      </w:tr>
-      <w:tr>
-        <w:trPr>
-          <w:cantSplit/>
-        </w:trPr>
-        <w:tc>
-          <w:tcPr>
-            <w:tcW w:type="dxa" w:w="2733"/>
-            <w:tcBorders>
-              <w:top w:val="single" w:color="E2E8F0" w:sz="4"/>
-              <w:left w:val="none" w:color="auto" w:sz="0"/>
-              <w:bottom w:val="single" w:color="E2E8F0" w:sz="4"/>
-              <w:right w:val="none" w:color="auto" w:sz="0"/>
-            </w:tcBorders>
-            <w:tcMar>
-              <w:top w:type="dxa" w:w="120"/>
-              <w:left w:type="dxa" w:w="160"/>
-              <w:bottom w:type="dxa" w:w="120"/>
-              <w:right w:type="dxa" w:w="160"/>
-            </w:tcMar>
-          </w:tcPr>
-          <w:p>
-            <w:pPr>
-              <w:spacing w:line="240" w:lineRule="auto"/>
-              <w:jc w:val="left"/>
-            </w:pPr>
-            <w:r>
-              <w:rPr>
-                <w:rFonts w:ascii="Arial" w:cs="Arial" w:eastAsia="Arial" w:hAnsi="Arial"/>
-                <w:b w:val="false"/>
-                <w:bCs w:val="false"/>
-                <w:sz w:val="20"/>
-                <w:szCs w:val="20"/>
-              </w:rPr>
-              <w:t xml:space="preserve">Automated verification (4.3.1)</w:t>
-            </w:r>
-          </w:p>
-        </w:tc>
-        <w:tc>
-          <w:tcPr>
-            <w:tcW w:type="dxa" w:w="1485"/>
-            <w:tcBorders>
-              <w:top w:val="single" w:color="E2E8F0" w:sz="4"/>
-              <w:left w:val="none" w:color="auto" w:sz="0"/>
-              <w:bottom w:val="single" w:color="E2E8F0" w:sz="4"/>
-              <w:right w:val="none" w:color="auto" w:sz="0"/>
-            </w:tcBorders>
-            <w:tcMar>
-              <w:top w:type="dxa" w:w="120"/>
-              <w:left w:type="dxa" w:w="160"/>
-              <w:bottom w:type="dxa" w:w="120"/>
-              <w:right w:type="dxa" w:w="160"/>
-            </w:tcMar>
-          </w:tcPr>
-          <w:p>
-            <w:pPr>
-              <w:spacing w:line="240" w:lineRule="auto"/>
-              <w:jc w:val="left"/>
-            </w:pPr>
-            <w:r>
-              <w:rPr>
-                <w:rFonts w:ascii="Arial" w:cs="Arial" w:eastAsia="Arial" w:hAnsi="Arial"/>
-                <w:b w:val="false"/>
-                <w:bCs w:val="false"/>
-                <w:sz w:val="20"/>
-                <w:szCs w:val="20"/>
-              </w:rPr>
-              <w:t xml:space="preserve">Unit and integration</w:t>
-            </w:r>
-          </w:p>
-        </w:tc>
-        <w:tc>
-          <w:tcPr>
-            <w:tcW w:type="dxa" w:w="4422"/>
-            <w:tcBorders>
-              <w:top w:val="single" w:color="E2E8F0" w:sz="4"/>
-              <w:left w:val="none" w:color="auto" w:sz="0"/>
-              <w:bottom w:val="single" w:color="E2E8F0" w:sz="4"/>
-              <w:right w:val="none" w:color="auto" w:sz="0"/>
-            </w:tcBorders>
-            <w:tcMar>
-              <w:top w:type="dxa" w:w="120"/>
-              <w:left w:type="dxa" w:w="160"/>
-              <w:bottom w:type="dxa" w:w="120"/>
-              <w:right w:type="dxa" w:w="160"/>
-            </w:tcMar>
-          </w:tcPr>
-          <w:p>
-            <w:pPr>
-              <w:spacing w:line="240" w:lineRule="auto"/>
-              <w:jc w:val="left"/>
-            </w:pPr>
-            <w:r>
-              <w:rPr>
-                <w:rFonts w:ascii="Arial" w:cs="Arial" w:eastAsia="Arial" w:hAnsi="Arial"/>
-                <w:b w:val="false"/>
-                <w:bCs w:val="false"/>
-                <w:sz w:val="20"/>
-                <w:szCs w:val="20"/>
-              </w:rPr>
-              <w:t xml:space="preserve">Functional Suitability (correctness); Security (confidentiality, integrity, authenticity); Compatibility (interoperability); Maintainability (testability)</w:t>
-            </w:r>
-          </w:p>
-        </w:tc>
-      </w:tr>
-      <w:tr>
-        <w:trPr>
-          <w:cantSplit/>
-        </w:trPr>
-        <w:tc>
-          <w:tcPr>
-            <w:tcW w:type="dxa" w:w="2733"/>
-            <w:tcBorders>
-              <w:top w:val="single" w:color="E2E8F0" w:sz="4"/>
-              <w:left w:val="none" w:color="auto" w:sz="0"/>
-              <w:bottom w:val="single" w:color="E2E8F0" w:sz="4"/>
-              <w:right w:val="none" w:color="auto" w:sz="0"/>
-            </w:tcBorders>
-            <w:tcMar>
-              <w:top w:type="dxa" w:w="120"/>
-              <w:left w:type="dxa" w:w="160"/>
-              <w:bottom w:type="dxa" w:w="120"/>
-              <w:right w:type="dxa" w:w="160"/>
-            </w:tcMar>
-          </w:tcPr>
-          <w:p>
-            <w:pPr>
-              <w:spacing w:line="240" w:lineRule="auto"/>
-              <w:jc w:val="left"/>
-            </w:pPr>
-            <w:r>
-              <w:rPr>
-                <w:rFonts w:ascii="Arial" w:cs="Arial" w:eastAsia="Arial" w:hAnsi="Arial"/>
-                <w:b w:val="false"/>
-                <w:bCs w:val="false"/>
-                <w:sz w:val="20"/>
-                <w:szCs w:val="20"/>
-              </w:rPr>
-              <w:t xml:space="preserve">Use in the live environment (4.3.2)</w:t>
-            </w:r>
-          </w:p>
-        </w:tc>
-        <w:tc>
-          <w:tcPr>
-            <w:tcW w:type="dxa" w:w="1485"/>
-            <w:tcBorders>
-              <w:top w:val="single" w:color="E2E8F0" w:sz="4"/>
-              <w:left w:val="none" w:color="auto" w:sz="0"/>
-              <w:bottom w:val="single" w:color="E2E8F0" w:sz="4"/>
-              <w:right w:val="none" w:color="auto" w:sz="0"/>
-            </w:tcBorders>
-            <w:tcMar>
-              <w:top w:type="dxa" w:w="120"/>
-              <w:left w:type="dxa" w:w="160"/>
-              <w:bottom w:type="dxa" w:w="120"/>
-              <w:right w:type="dxa" w:w="160"/>
-            </w:tcMar>
-          </w:tcPr>
-          <w:p>
-            <w:pPr>
-              <w:spacing w:line="240" w:lineRule="auto"/>
-              <w:jc w:val="left"/>
-            </w:pPr>
-            <w:r>
-              <w:rPr>
-                <w:rFonts w:ascii="Arial" w:cs="Arial" w:eastAsia="Arial" w:hAnsi="Arial"/>
-                <w:b w:val="false"/>
-                <w:bCs w:val="false"/>
-                <w:sz w:val="20"/>
-                <w:szCs w:val="20"/>
-              </w:rPr>
-              <w:t xml:space="preserve">System, in operation</w:t>
-            </w:r>
-          </w:p>
-        </w:tc>
-        <w:tc>
-          <w:tcPr>
-            <w:tcW w:type="dxa" w:w="4422"/>
-            <w:tcBorders>
-              <w:top w:val="single" w:color="E2E8F0" w:sz="4"/>
-              <w:left w:val="none" w:color="auto" w:sz="0"/>
-              <w:bottom w:val="single" w:color="E2E8F0" w:sz="4"/>
-              <w:right w:val="none" w:color="auto" w:sz="0"/>
-            </w:tcBorders>
-            <w:tcMar>
-              <w:top w:type="dxa" w:w="120"/>
-              <w:left w:type="dxa" w:w="160"/>
-              <w:bottom w:type="dxa" w:w="120"/>
-              <w:right w:type="dxa" w:w="160"/>
-            </w:tcMar>
-          </w:tcPr>
-          <w:p>
-            <w:pPr>
-              <w:spacing w:line="240" w:lineRule="auto"/>
-              <w:jc w:val="left"/>
-            </w:pPr>
-            <w:r>
-              <w:rPr>
-                <w:rFonts w:ascii="Arial" w:cs="Arial" w:eastAsia="Arial" w:hAnsi="Arial"/>
-                <w:b w:val="false"/>
-                <w:bCs w:val="false"/>
-                <w:sz w:val="20"/>
-                <w:szCs w:val="20"/>
-              </w:rPr>
-              <w:t xml:space="preserve">Functional Suitability (correctness); Compatibility (interoperability); Reliability (recoverability)</w:t>
-            </w:r>
-          </w:p>
-        </w:tc>
-      </w:tr>
-      <w:tr>
-        <w:trPr>
-          <w:cantSplit/>
-        </w:trPr>
-        <w:tc>
-          <w:tcPr>
-            <w:tcW w:type="dxa" w:w="2733"/>
-            <w:tcBorders>
-              <w:top w:val="single" w:color="E2E8F0" w:sz="4"/>
-              <w:left w:val="none" w:color="auto" w:sz="0"/>
-              <w:bottom w:val="single" w:color="E2E8F0" w:sz="4"/>
-              <w:right w:val="none" w:color="auto" w:sz="0"/>
-            </w:tcBorders>
-            <w:tcMar>
-              <w:top w:type="dxa" w:w="120"/>
-              <w:left w:type="dxa" w:w="160"/>
-              <w:bottom w:type="dxa" w:w="120"/>
-              <w:right w:type="dxa" w:w="160"/>
-            </w:tcMar>
-          </w:tcPr>
-          <w:p>
-            <w:pPr>
-              <w:spacing w:line="240" w:lineRule="auto"/>
-              <w:jc w:val="left"/>
-            </w:pPr>
-            <w:r>
-              <w:rPr>
-                <w:rFonts w:ascii="Arial" w:cs="Arial" w:eastAsia="Arial" w:hAnsi="Arial"/>
-                <w:b w:val="false"/>
-                <w:bCs w:val="false"/>
-                <w:sz w:val="20"/>
-                <w:szCs w:val="20"/>
-              </w:rPr>
-              <w:t xml:space="preserve">Screen-versus-database audit (4.3.3)</w:t>
-            </w:r>
-          </w:p>
-        </w:tc>
-        <w:tc>
-          <w:tcPr>
-            <w:tcW w:type="dxa" w:w="1485"/>
-            <w:tcBorders>
-              <w:top w:val="single" w:color="E2E8F0" w:sz="4"/>
-              <w:left w:val="none" w:color="auto" w:sz="0"/>
-              <w:bottom w:val="single" w:color="E2E8F0" w:sz="4"/>
-              <w:right w:val="none" w:color="auto" w:sz="0"/>
-            </w:tcBorders>
-            <w:tcMar>
-              <w:top w:type="dxa" w:w="120"/>
-              <w:left w:type="dxa" w:w="160"/>
-              <w:bottom w:type="dxa" w:w="120"/>
-              <w:right w:type="dxa" w:w="160"/>
-            </w:tcMar>
-          </w:tcPr>
-          <w:p>
-            <w:pPr>
-              <w:spacing w:line="240" w:lineRule="auto"/>
-              <w:jc w:val="left"/>
-            </w:pPr>
-            <w:r>
-              <w:rPr>
-                <w:rFonts w:ascii="Arial" w:cs="Arial" w:eastAsia="Arial" w:hAnsi="Arial"/>
-                <w:b w:val="false"/>
-                <w:bCs w:val="false"/>
-                <w:sz w:val="20"/>
-                <w:szCs w:val="20"/>
-              </w:rPr>
-              <w:t xml:space="preserve">System</w:t>
-            </w:r>
-          </w:p>
-        </w:tc>
-        <w:tc>
-          <w:tcPr>
-            <w:tcW w:type="dxa" w:w="4422"/>
-            <w:tcBorders>
-              <w:top w:val="single" w:color="E2E8F0" w:sz="4"/>
-              <w:left w:val="none" w:color="auto" w:sz="0"/>
-              <w:bottom w:val="single" w:color="E2E8F0" w:sz="4"/>
-              <w:right w:val="none" w:color="auto" w:sz="0"/>
-            </w:tcBorders>
-            <w:tcMar>
-              <w:top w:type="dxa" w:w="120"/>
-              <w:left w:type="dxa" w:w="160"/>
-              <w:bottom w:type="dxa" w:w="120"/>
-              <w:right w:type="dxa" w:w="160"/>
-            </w:tcMar>
-          </w:tcPr>
-          <w:p>
-            <w:pPr>
-              <w:spacing w:line="240" w:lineRule="auto"/>
-              <w:jc w:val="left"/>
-            </w:pPr>
-            <w:r>
-              <w:rPr>
-                <w:rFonts w:ascii="Arial" w:cs="Arial" w:eastAsia="Arial" w:hAnsi="Arial"/>
-                <w:b w:val="false"/>
-                <w:bCs w:val="false"/>
-                <w:sz w:val="20"/>
-                <w:szCs w:val="20"/>
-              </w:rPr>
-              <w:t xml:space="preserve">Functional Suitability (correctness); Reliability (maturity)</w:t>
-            </w:r>
-          </w:p>
-        </w:tc>
-      </w:tr>
-      <w:tr>
-        <w:trPr>
-          <w:cantSplit/>
-        </w:trPr>
-        <w:tc>
-          <w:tcPr>
-            <w:tcW w:type="dxa" w:w="2733"/>
-            <w:tcBorders>
-              <w:top w:val="single" w:color="E2E8F0" w:sz="4"/>
-              <w:left w:val="none" w:color="auto" w:sz="0"/>
-              <w:bottom w:val="single" w:color="E2E8F0" w:sz="4"/>
-              <w:right w:val="none" w:color="auto" w:sz="0"/>
-            </w:tcBorders>
-            <w:tcMar>
-              <w:top w:type="dxa" w:w="120"/>
-              <w:left w:type="dxa" w:w="160"/>
-              <w:bottom w:type="dxa" w:w="120"/>
-              <w:right w:type="dxa" w:w="160"/>
-            </w:tcMar>
-          </w:tcPr>
-          <w:p>
-            <w:pPr>
-              <w:spacing w:line="240" w:lineRule="auto"/>
-              <w:jc w:val="left"/>
-            </w:pPr>
-            <w:r>
-              <w:rPr>
-                <w:rFonts w:ascii="Arial" w:cs="Arial" w:eastAsia="Arial" w:hAnsi="Arial"/>
-                <w:b w:val="false"/>
-                <w:bCs w:val="false"/>
-                <w:sz w:val="20"/>
-                <w:szCs w:val="20"/>
-              </w:rPr>
-              <w:t xml:space="preserve">Functional walkthrough (4.3.4)</w:t>
-            </w:r>
-          </w:p>
-        </w:tc>
-        <w:tc>
-          <w:tcPr>
-            <w:tcW w:type="dxa" w:w="1485"/>
-            <w:tcBorders>
-              <w:top w:val="single" w:color="E2E8F0" w:sz="4"/>
-              <w:left w:val="none" w:color="auto" w:sz="0"/>
-              <w:bottom w:val="single" w:color="E2E8F0" w:sz="4"/>
-              <w:right w:val="none" w:color="auto" w:sz="0"/>
-            </w:tcBorders>
-            <w:tcMar>
-              <w:top w:type="dxa" w:w="120"/>
-              <w:left w:type="dxa" w:w="160"/>
-              <w:bottom w:type="dxa" w:w="120"/>
-              <w:right w:type="dxa" w:w="160"/>
-            </w:tcMar>
-          </w:tcPr>
-          <w:p>
-            <w:pPr>
-              <w:spacing w:line="240" w:lineRule="auto"/>
-              <w:jc w:val="left"/>
-            </w:pPr>
-            <w:r>
-              <w:rPr>
-                <w:rFonts w:ascii="Arial" w:cs="Arial" w:eastAsia="Arial" w:hAnsi="Arial"/>
-                <w:b w:val="false"/>
-                <w:bCs w:val="false"/>
-                <w:sz w:val="20"/>
-                <w:szCs w:val="20"/>
-              </w:rPr>
-              <w:t xml:space="preserve">System</w:t>
-            </w:r>
-          </w:p>
-        </w:tc>
-        <w:tc>
-          <w:tcPr>
-            <w:tcW w:type="dxa" w:w="4422"/>
-            <w:tcBorders>
-              <w:top w:val="single" w:color="E2E8F0" w:sz="4"/>
-              <w:left w:val="none" w:color="auto" w:sz="0"/>
-              <w:bottom w:val="single" w:color="E2E8F0" w:sz="4"/>
-              <w:right w:val="none" w:color="auto" w:sz="0"/>
-            </w:tcBorders>
-            <w:tcMar>
-              <w:top w:type="dxa" w:w="120"/>
-              <w:left w:type="dxa" w:w="160"/>
-              <w:bottom w:type="dxa" w:w="120"/>
-              <w:right w:type="dxa" w:w="160"/>
-            </w:tcMar>
-          </w:tcPr>
-          <w:p>
-            <w:pPr>
-              <w:spacing w:line="240" w:lineRule="auto"/>
-              <w:jc w:val="left"/>
-            </w:pPr>
-            <w:r>
-              <w:rPr>
-                <w:rFonts w:ascii="Arial" w:cs="Arial" w:eastAsia="Arial" w:hAnsi="Arial"/>
-                <w:b w:val="false"/>
-                <w:bCs w:val="false"/>
-                <w:sz w:val="20"/>
-                <w:szCs w:val="20"/>
-              </w:rPr>
-              <w:t xml:space="preserve">Functional Suitability (completeness, correctness); Usability (user error protection); Security (confidentiality); Reliability (fault tolerance)</w:t>
-            </w:r>
-          </w:p>
-        </w:tc>
-      </w:tr>
-      <w:tr>
-        <w:trPr>
-          <w:cantSplit/>
-        </w:trPr>
-        <w:tc>
-          <w:tcPr>
-            <w:tcW w:type="dxa" w:w="2733"/>
-            <w:tcBorders>
-              <w:top w:val="single" w:color="E2E8F0" w:sz="4"/>
-              <w:left w:val="none" w:color="auto" w:sz="0"/>
-              <w:bottom w:val="single" w:color="E2E8F0" w:sz="4"/>
-              <w:right w:val="none" w:color="auto" w:sz="0"/>
-            </w:tcBorders>
-            <w:tcMar>
-              <w:top w:type="dxa" w:w="120"/>
-              <w:left w:type="dxa" w:w="160"/>
-              <w:bottom w:type="dxa" w:w="120"/>
-              <w:right w:type="dxa" w:w="160"/>
-            </w:tcMar>
-          </w:tcPr>
-          <w:p>
-            <w:pPr>
-              <w:spacing w:line="240" w:lineRule="auto"/>
-              <w:jc w:val="left"/>
-            </w:pPr>
-            <w:r>
-              <w:rPr>
-                <w:rFonts w:ascii="Arial" w:cs="Arial" w:eastAsia="Arial" w:hAnsi="Arial"/>
-                <w:b w:val="false"/>
-                <w:bCs w:val="false"/>
-                <w:sz w:val="20"/>
-                <w:szCs w:val="20"/>
-              </w:rPr>
-              <w:t xml:space="preserve">Responsiveness (4.3.5)</w:t>
-            </w:r>
-          </w:p>
-        </w:tc>
-        <w:tc>
-          <w:tcPr>
-            <w:tcW w:type="dxa" w:w="1485"/>
-            <w:tcBorders>
-              <w:top w:val="single" w:color="E2E8F0" w:sz="4"/>
-              <w:left w:val="none" w:color="auto" w:sz="0"/>
-              <w:bottom w:val="single" w:color="E2E8F0" w:sz="4"/>
-              <w:right w:val="none" w:color="auto" w:sz="0"/>
-            </w:tcBorders>
-            <w:tcMar>
-              <w:top w:type="dxa" w:w="120"/>
-              <w:left w:type="dxa" w:w="160"/>
-              <w:bottom w:type="dxa" w:w="120"/>
-              <w:right w:type="dxa" w:w="160"/>
-            </w:tcMar>
-          </w:tcPr>
-          <w:p>
-            <w:pPr>
-              <w:spacing w:line="240" w:lineRule="auto"/>
-              <w:jc w:val="left"/>
-            </w:pPr>
-            <w:r>
-              <w:rPr>
-                <w:rFonts w:ascii="Arial" w:cs="Arial" w:eastAsia="Arial" w:hAnsi="Arial"/>
-                <w:b w:val="false"/>
-                <w:bCs w:val="false"/>
-                <w:sz w:val="20"/>
-                <w:szCs w:val="20"/>
-              </w:rPr>
-              <w:t xml:space="preserve">System</w:t>
-            </w:r>
-          </w:p>
-        </w:tc>
-        <w:tc>
-          <w:tcPr>
-            <w:tcW w:type="dxa" w:w="4422"/>
-            <w:tcBorders>
-              <w:top w:val="single" w:color="E2E8F0" w:sz="4"/>
-              <w:left w:val="none" w:color="auto" w:sz="0"/>
-              <w:bottom w:val="single" w:color="E2E8F0" w:sz="4"/>
-              <w:right w:val="none" w:color="auto" w:sz="0"/>
-            </w:tcBorders>
-            <w:tcMar>
-              <w:top w:type="dxa" w:w="120"/>
-              <w:left w:type="dxa" w:w="160"/>
-              <w:bottom w:type="dxa" w:w="120"/>
-              <w:right w:type="dxa" w:w="160"/>
-            </w:tcMar>
-          </w:tcPr>
-          <w:p>
-            <w:pPr>
-              <w:spacing w:line="240" w:lineRule="auto"/>
-              <w:jc w:val="left"/>
-            </w:pPr>
-            <w:r>
-              <w:rPr>
-                <w:rFonts w:ascii="Arial" w:cs="Arial" w:eastAsia="Arial" w:hAnsi="Arial"/>
-                <w:b w:val="false"/>
-                <w:bCs w:val="false"/>
-                <w:sz w:val="20"/>
-                <w:szCs w:val="20"/>
-              </w:rPr>
-              <w:t xml:space="preserve">Performance Efficiency (time behavior, resource utilization)</w:t>
-            </w:r>
-          </w:p>
-        </w:tc>
-      </w:tr>
-      <w:tr>
-        <w:trPr>
-          <w:cantSplit/>
-        </w:trPr>
-        <w:tc>
-          <w:tcPr>
-            <w:tcW w:type="dxa" w:w="2733"/>
-            <w:tcBorders>
-              <w:top w:val="single" w:color="E2E8F0" w:sz="4"/>
-              <w:left w:val="none" w:color="auto" w:sz="0"/>
-              <w:bottom w:val="single" w:color="E2E8F0" w:sz="4"/>
-              <w:right w:val="none" w:color="auto" w:sz="0"/>
-            </w:tcBorders>
-            <w:tcMar>
-              <w:top w:type="dxa" w:w="120"/>
-              <w:left w:type="dxa" w:w="160"/>
-              <w:bottom w:type="dxa" w:w="120"/>
-              <w:right w:type="dxa" w:w="160"/>
-            </w:tcMar>
-          </w:tcPr>
-          <w:p>
-            <w:pPr>
-              <w:spacing w:line="240" w:lineRule="auto"/>
-              <w:jc w:val="left"/>
-            </w:pPr>
-            <w:r>
-              <w:rPr>
-                <w:rFonts w:ascii="Arial" w:cs="Arial" w:eastAsia="Arial" w:hAnsi="Arial"/>
-                <w:b w:val="false"/>
-                <w:bCs w:val="false"/>
-                <w:sz w:val="20"/>
-                <w:szCs w:val="20"/>
-              </w:rPr>
-              <w:t xml:space="preserve">Offline, installation, weak connections and simultaneous users (4.3.6)</w:t>
-            </w:r>
-          </w:p>
-        </w:tc>
-        <w:tc>
-          <w:tcPr>
-            <w:tcW w:type="dxa" w:w="1485"/>
-            <w:tcBorders>
-              <w:top w:val="single" w:color="E2E8F0" w:sz="4"/>
-              <w:left w:val="none" w:color="auto" w:sz="0"/>
-              <w:bottom w:val="single" w:color="E2E8F0" w:sz="4"/>
-              <w:right w:val="none" w:color="auto" w:sz="0"/>
-            </w:tcBorders>
-            <w:tcMar>
-              <w:top w:type="dxa" w:w="120"/>
-              <w:left w:type="dxa" w:w="160"/>
-              <w:bottom w:type="dxa" w:w="120"/>
-              <w:right w:type="dxa" w:w="160"/>
-            </w:tcMar>
-          </w:tcPr>
-          <w:p>
-            <w:pPr>
-              <w:spacing w:line="240" w:lineRule="auto"/>
-              <w:jc w:val="left"/>
-            </w:pPr>
-            <w:r>
-              <w:rPr>
-                <w:rFonts w:ascii="Arial" w:cs="Arial" w:eastAsia="Arial" w:hAnsi="Arial"/>
-                <w:b w:val="false"/>
-                <w:bCs w:val="false"/>
-                <w:sz w:val="20"/>
-                <w:szCs w:val="20"/>
-              </w:rPr>
-              <w:t xml:space="preserve">System</w:t>
-            </w:r>
-          </w:p>
-        </w:tc>
-        <w:tc>
-          <w:tcPr>
-            <w:tcW w:type="dxa" w:w="4422"/>
-            <w:tcBorders>
-              <w:top w:val="single" w:color="E2E8F0" w:sz="4"/>
-              <w:left w:val="none" w:color="auto" w:sz="0"/>
-              <w:bottom w:val="single" w:color="E2E8F0" w:sz="4"/>
-              <w:right w:val="none" w:color="auto" w:sz="0"/>
-            </w:tcBorders>
-            <w:tcMar>
-              <w:top w:type="dxa" w:w="120"/>
-              <w:left w:type="dxa" w:w="160"/>
-              <w:bottom w:type="dxa" w:w="120"/>
-              <w:right w:type="dxa" w:w="160"/>
-            </w:tcMar>
-          </w:tcPr>
-          <w:p>
-            <w:pPr>
-              <w:spacing w:line="240" w:lineRule="auto"/>
-              <w:jc w:val="left"/>
-            </w:pPr>
-            <w:r>
-              <w:rPr>
-                <w:rFonts w:ascii="Arial" w:cs="Arial" w:eastAsia="Arial" w:hAnsi="Arial"/>
-                <w:b w:val="false"/>
-                <w:bCs w:val="false"/>
-                <w:sz w:val="20"/>
-                <w:szCs w:val="20"/>
-              </w:rPr>
-              <w:t xml:space="preserve">Reliability (fault tolerance); Performance Efficiency (capacity); Portability (installability, adaptability); Usability (accessibility)</w:t>
-            </w:r>
-          </w:p>
-        </w:tc>
-      </w:tr>
-      <w:tr>
-        <w:trPr>
-          <w:cantSplit/>
-        </w:trPr>
-        <w:tc>
-          <w:tcPr>
-            <w:tcW w:type="dxa" w:w="2733"/>
-            <w:tcBorders>
-              <w:top w:val="single" w:color="E2E8F0" w:sz="4"/>
-              <w:left w:val="none" w:color="auto" w:sz="0"/>
-              <w:bottom w:val="single" w:color="1A202C" w:sz="12"/>
-              <w:right w:val="none" w:color="auto" w:sz="0"/>
-            </w:tcBorders>
-            <w:tcMar>
-              <w:top w:type="dxa" w:w="120"/>
-              <w:left w:type="dxa" w:w="160"/>
-              <w:bottom w:type="dxa" w:w="120"/>
-              <w:right w:type="dxa" w:w="160"/>
-            </w:tcMar>
-          </w:tcPr>
-          <w:p>
-            <w:pPr>
-              <w:spacing w:line="240" w:lineRule="auto"/>
-              <w:jc w:val="left"/>
-            </w:pPr>
-            <w:r>
-              <w:rPr>
-                <w:rFonts w:ascii="Arial" w:cs="Arial" w:eastAsia="Arial" w:hAnsi="Arial"/>
-                <w:b w:val="false"/>
-                <w:bCs w:val="false"/>
-                <w:sz w:val="20"/>
-                <w:szCs w:val="20"/>
-              </w:rPr>
-              <w:t xml:space="preserve">User acceptance testing (4.3.7)</w:t>
-            </w:r>
-          </w:p>
-        </w:tc>
-        <w:tc>
-          <w:tcPr>
-            <w:tcW w:type="dxa" w:w="1485"/>
-            <w:tcBorders>
-              <w:top w:val="single" w:color="E2E8F0" w:sz="4"/>
-              <w:left w:val="none" w:color="auto" w:sz="0"/>
-              <w:bottom w:val="single" w:color="1A202C" w:sz="12"/>
-              <w:right w:val="none" w:color="auto" w:sz="0"/>
-            </w:tcBorders>
-            <w:tcMar>
-              <w:top w:type="dxa" w:w="120"/>
-              <w:left w:type="dxa" w:w="160"/>
-              <w:bottom w:type="dxa" w:w="120"/>
-              <w:right w:type="dxa" w:w="160"/>
-            </w:tcMar>
-          </w:tcPr>
-          <w:p>
-            <w:pPr>
-              <w:spacing w:line="240" w:lineRule="auto"/>
-              <w:jc w:val="left"/>
-            </w:pPr>
-            <w:r>
-              <w:rPr>
-                <w:rFonts w:ascii="Arial" w:cs="Arial" w:eastAsia="Arial" w:hAnsi="Arial"/>
-                <w:b w:val="false"/>
-                <w:bCs w:val="false"/>
-                <w:sz w:val="20"/>
-                <w:szCs w:val="20"/>
-              </w:rPr>
-              <w:t xml:space="preserve">Acceptance</w:t>
-            </w:r>
-          </w:p>
-        </w:tc>
-        <w:tc>
-          <w:tcPr>
-            <w:tcW w:type="dxa" w:w="4422"/>
-            <w:tcBorders>
-              <w:top w:val="single" w:color="E2E8F0" w:sz="4"/>
-              <w:left w:val="none" w:color="auto" w:sz="0"/>
-              <w:bottom w:val="single" w:color="1A202C" w:sz="12"/>
-              <w:right w:val="none" w:color="auto" w:sz="0"/>
-            </w:tcBorders>
-            <w:tcMar>
-              <w:top w:type="dxa" w:w="120"/>
-              <w:left w:type="dxa" w:w="160"/>
-              <w:bottom w:type="dxa" w:w="120"/>
-              <w:right w:type="dxa" w:w="160"/>
-            </w:tcMar>
-          </w:tcPr>
-          <w:p>
-            <w:pPr>
-              <w:spacing w:line="240" w:lineRule="auto"/>
-              <w:jc w:val="left"/>
-            </w:pPr>
-            <w:r>
-              <w:rPr>
-                <w:rFonts w:ascii="Arial" w:cs="Arial" w:eastAsia="Arial" w:hAnsi="Arial"/>
-                <w:b w:val="false"/>
-                <w:bCs w:val="false"/>
-                <w:sz w:val="20"/>
-                <w:szCs w:val="20"/>
-              </w:rPr>
-              <w:t xml:space="preserve">Quality in use (effectiveness, efficiency, context coverage); Usability (learnability, operability); Security (confidentiality)</w:t>
-            </w:r>
-          </w:p>
-        </w:tc>
-      </w:tr>
-    </w:tbl>
-    <w:p>
-      <w:pPr>
-        <w:spacing w:after="240" w:before="120" w:line="480" w:lineRule="auto"/>
-      </w:pPr>
     </w:p>
     <w:p>
       <w:pPr>
@@ -15788,1439 +14902,8 @@
           <w:sz w:val="24"/>
           <w:szCs w:val="24"/>
         </w:rPr>
-        <w:t xml:space="preserve">On 29 September 2026 the live system was measured with no connection, on a weak one, once installed, and with many requests at once, using an automated browser in phone emulation with every save blocked so that nothing was written to the owner's records. Table 11A gives the results without a connection and once installed. Table 11B gives those of a load test in which a script played several users at once, each pausing between requests as a person reading does; these were simulated users, not people (the owner and tenants together are reported in Section 4.3.7).</w:t>
+        <w:t xml:space="preserve">On 29 September 2026 the live system was measured with no connection, on a weak one, once installed, and with many requests at once, using an automated browser in phone emulation with every save blocked so that nothing was written to the owner's records. Without a connection, the installed application opened on all ten addresses tried, in about 1.5 seconds, showed no personal or financial data until sign-in, and said at once what could not be done offline; on a slow connection a returning visitor saw the units after 0.3 seconds instead of 4.6. In a load test a script played 12 simultaneous users on the public pages and 6 on the owner's records, each pausing between requests as a person reading does: none of the 1,085 and 285 requests failed. These were simulated users, not people (the owner and tenants together are reported in Section 4.3.7). Every result is in Appendix M, Tables 11A and 11B.</w:t>
       </w:r>
-    </w:p>
-    <w:p>
-      <w:pPr>
-        <w:keepNext/>
-        <w:spacing w:after="120" w:before="360" w:line="480" w:lineRule="auto"/>
-        <w:jc w:val="left"/>
-      </w:pPr>
-      <w:r>
-        <w:rPr>
-          <w:rFonts w:ascii="Arial" w:cs="Arial" w:eastAsia="Arial" w:hAnsi="Arial"/>
-          <w:b/>
-          <w:bCs/>
-          <w:sz w:val="24"/>
-          <w:szCs w:val="24"/>
-        </w:rPr>
-        <w:t xml:space="preserve">Table 11A.</w:t>
-      </w:r>
-      <w:r>
-        <w:rPr>
-          <w:rFonts w:ascii="Arial" w:cs="Arial" w:eastAsia="Arial" w:hAnsi="Arial"/>
-          <w:b/>
-          <w:bCs/>
-          <w:sz w:val="24"/>
-          <w:szCs w:val="24"/>
-        </w:rPr>
-        <w:t xml:space="preserve"> Offline and installation behavior (29 September 2026)</w:t>
-      </w:r>
-    </w:p>
-    <w:tbl>
-      <w:tblPr>
-        <w:tblW w:type="dxa" w:w="8640"/>
-        <w:tblBorders>
-          <w:top w:val="single" w:color="auto" w:sz="4"/>
-          <w:left w:val="single" w:color="auto" w:sz="4"/>
-          <w:bottom w:val="single" w:color="auto" w:sz="4"/>
-          <w:right w:val="single" w:color="auto" w:sz="4"/>
-          <w:insideH w:val="single" w:color="auto" w:sz="4"/>
-          <w:insideV w:val="single" w:color="auto" w:sz="4"/>
-        </w:tblBorders>
-      </w:tblPr>
-      <w:tblGrid>
-        <w:gridCol w:w="100"/>
-        <w:gridCol w:w="100"/>
-      </w:tblGrid>
-      <w:tr>
-        <w:trPr>
-          <w:cantSplit/>
-          <w:tblHeader/>
-        </w:trPr>
-        <w:tc>
-          <w:tcPr>
-            <w:tcW w:type="dxa" w:w="3789"/>
-            <w:tcBorders>
-              <w:top w:val="single" w:color="1A202C" w:sz="12"/>
-              <w:left w:val="none" w:color="auto" w:sz="0"/>
-              <w:bottom w:val="single" w:color="1A202C" w:sz="12"/>
-              <w:right w:val="none" w:color="auto" w:sz="0"/>
-            </w:tcBorders>
-            <w:shd w:fill="F8FAFC"/>
-            <w:tcMar>
-              <w:top w:type="dxa" w:w="140"/>
-              <w:left w:type="dxa" w:w="160"/>
-              <w:bottom w:type="dxa" w:w="140"/>
-              <w:right w:type="dxa" w:w="160"/>
-            </w:tcMar>
-          </w:tcPr>
-          <w:p>
-            <w:pPr>
-              <w:spacing w:line="240" w:lineRule="auto"/>
-              <w:jc w:val="left"/>
-            </w:pPr>
-            <w:r>
-              <w:rPr>
-                <w:rFonts w:ascii="Arial" w:cs="Arial" w:eastAsia="Arial" w:hAnsi="Arial"/>
-                <w:b/>
-                <w:bCs/>
-                <w:sz w:val="20"/>
-                <w:szCs w:val="20"/>
-              </w:rPr>
-              <w:t xml:space="preserve">Test</w:t>
-            </w:r>
-          </w:p>
-        </w:tc>
-        <w:tc>
-          <w:tcPr>
-            <w:tcW w:type="dxa" w:w="4851"/>
-            <w:tcBorders>
-              <w:top w:val="single" w:color="1A202C" w:sz="12"/>
-              <w:left w:val="none" w:color="auto" w:sz="0"/>
-              <w:bottom w:val="single" w:color="1A202C" w:sz="12"/>
-              <w:right w:val="none" w:color="auto" w:sz="0"/>
-            </w:tcBorders>
-            <w:shd w:fill="F8FAFC"/>
-            <w:tcMar>
-              <w:top w:type="dxa" w:w="140"/>
-              <w:left w:type="dxa" w:w="160"/>
-              <w:bottom w:type="dxa" w:w="140"/>
-              <w:right w:type="dxa" w:w="160"/>
-            </w:tcMar>
-          </w:tcPr>
-          <w:p>
-            <w:pPr>
-              <w:spacing w:line="240" w:lineRule="auto"/>
-              <w:jc w:val="center"/>
-            </w:pPr>
-            <w:r>
-              <w:rPr>
-                <w:rFonts w:ascii="Arial" w:cs="Arial" w:eastAsia="Arial" w:hAnsi="Arial"/>
-                <w:b/>
-                <w:bCs/>
-                <w:sz w:val="20"/>
-                <w:szCs w:val="20"/>
-              </w:rPr>
-              <w:t xml:space="preserve">Result</w:t>
-            </w:r>
-          </w:p>
-        </w:tc>
-      </w:tr>
-      <w:tr>
-        <w:trPr>
-          <w:cantSplit/>
-        </w:trPr>
-        <w:tc>
-          <w:tcPr>
-            <w:tcW w:type="dxa" w:w="3789"/>
-            <w:tcBorders>
-              <w:top w:val="single" w:color="E2E8F0" w:sz="4"/>
-              <w:left w:val="none" w:color="auto" w:sz="0"/>
-              <w:bottom w:val="single" w:color="E2E8F0" w:sz="4"/>
-              <w:right w:val="none" w:color="auto" w:sz="0"/>
-            </w:tcBorders>
-            <w:tcMar>
-              <w:top w:type="dxa" w:w="120"/>
-              <w:left w:type="dxa" w:w="160"/>
-              <w:bottom w:type="dxa" w:w="120"/>
-              <w:right w:type="dxa" w:w="160"/>
-            </w:tcMar>
-          </w:tcPr>
-          <w:p>
-            <w:pPr>
-              <w:spacing w:line="240" w:lineRule="auto"/>
-              <w:jc w:val="left"/>
-            </w:pPr>
-            <w:r>
-              <w:rPr>
-                <w:rFonts w:ascii="Arial" w:cs="Arial" w:eastAsia="Arial" w:hAnsi="Arial"/>
-                <w:b w:val="false"/>
-                <w:bCs w:val="false"/>
-                <w:sz w:val="20"/>
-                <w:szCs w:val="20"/>
-              </w:rPr>
-              <w:t xml:space="preserve">Installation requirements (manifest, service worker, icons)</w:t>
-            </w:r>
-          </w:p>
-        </w:tc>
-        <w:tc>
-          <w:tcPr>
-            <w:tcW w:type="dxa" w:w="4851"/>
-            <w:tcBorders>
-              <w:top w:val="single" w:color="E2E8F0" w:sz="4"/>
-              <w:left w:val="none" w:color="auto" w:sz="0"/>
-              <w:bottom w:val="single" w:color="E2E8F0" w:sz="4"/>
-              <w:right w:val="none" w:color="auto" w:sz="0"/>
-            </w:tcBorders>
-            <w:tcMar>
-              <w:top w:type="dxa" w:w="120"/>
-              <w:left w:type="dxa" w:w="160"/>
-              <w:bottom w:type="dxa" w:w="120"/>
-              <w:right w:type="dxa" w:w="160"/>
-            </w:tcMar>
-          </w:tcPr>
-          <w:p>
-            <w:pPr>
-              <w:spacing w:line="240" w:lineRule="auto"/>
-              <w:jc w:val="left"/>
-            </w:pPr>
-            <w:r>
-              <w:rPr>
-                <w:rFonts w:ascii="Arial" w:cs="Arial" w:eastAsia="Arial" w:hAnsi="Arial"/>
-                <w:b w:val="false"/>
-                <w:bCs w:val="false"/>
-                <w:sz w:val="20"/>
-                <w:szCs w:val="20"/>
-              </w:rPr>
-              <w:t xml:space="preserve">Met; the service worker keeps 67 application files on the device after the first visit</w:t>
-            </w:r>
-          </w:p>
-        </w:tc>
-      </w:tr>
-      <w:tr>
-        <w:trPr>
-          <w:cantSplit/>
-        </w:trPr>
-        <w:tc>
-          <w:tcPr>
-            <w:tcW w:type="dxa" w:w="3789"/>
-            <w:tcBorders>
-              <w:top w:val="single" w:color="E2E8F0" w:sz="4"/>
-              <w:left w:val="none" w:color="auto" w:sz="0"/>
-              <w:bottom w:val="single" w:color="E2E8F0" w:sz="4"/>
-              <w:right w:val="none" w:color="auto" w:sz="0"/>
-            </w:tcBorders>
-            <w:tcMar>
-              <w:top w:type="dxa" w:w="120"/>
-              <w:left w:type="dxa" w:w="160"/>
-              <w:bottom w:type="dxa" w:w="120"/>
-              <w:right w:type="dxa" w:w="160"/>
-            </w:tcMar>
-          </w:tcPr>
-          <w:p>
-            <w:pPr>
-              <w:spacing w:line="240" w:lineRule="auto"/>
-              <w:jc w:val="left"/>
-            </w:pPr>
-            <w:r>
-              <w:rPr>
-                <w:rFonts w:ascii="Arial" w:cs="Arial" w:eastAsia="Arial" w:hAnsi="Arial"/>
-                <w:b w:val="false"/>
-                <w:bCs w:val="false"/>
-                <w:sz w:val="20"/>
-                <w:szCs w:val="20"/>
-              </w:rPr>
-              <w:t xml:space="preserve">Opening ten addresses with no connection</w:t>
-            </w:r>
-          </w:p>
-        </w:tc>
-        <w:tc>
-          <w:tcPr>
-            <w:tcW w:type="dxa" w:w="4851"/>
-            <w:tcBorders>
-              <w:top w:val="single" w:color="E2E8F0" w:sz="4"/>
-              <w:left w:val="none" w:color="auto" w:sz="0"/>
-              <w:bottom w:val="single" w:color="E2E8F0" w:sz="4"/>
-              <w:right w:val="none" w:color="auto" w:sz="0"/>
-            </w:tcBorders>
-            <w:tcMar>
-              <w:top w:type="dxa" w:w="120"/>
-              <w:left w:type="dxa" w:w="160"/>
-              <w:bottom w:type="dxa" w:w="120"/>
-              <w:right w:type="dxa" w:w="160"/>
-            </w:tcMar>
-          </w:tcPr>
-          <w:p>
-            <w:pPr>
-              <w:spacing w:line="240" w:lineRule="auto"/>
-              <w:jc w:val="left"/>
-            </w:pPr>
-            <w:r>
-              <w:rPr>
-                <w:rFonts w:ascii="Arial" w:cs="Arial" w:eastAsia="Arial" w:hAnsi="Arial"/>
-                <w:b w:val="false"/>
-                <w:bCs w:val="false"/>
-                <w:sz w:val="20"/>
-                <w:szCs w:val="20"/>
-              </w:rPr>
-              <w:t xml:space="preserve">The application opened on all ten in about 1.5 seconds instead of the browser's "no internet" page</w:t>
-            </w:r>
-          </w:p>
-        </w:tc>
-      </w:tr>
-      <w:tr>
-        <w:trPr>
-          <w:cantSplit/>
-        </w:trPr>
-        <w:tc>
-          <w:tcPr>
-            <w:tcW w:type="dxa" w:w="3789"/>
-            <w:tcBorders>
-              <w:top w:val="single" w:color="E2E8F0" w:sz="4"/>
-              <w:left w:val="none" w:color="auto" w:sz="0"/>
-              <w:bottom w:val="single" w:color="E2E8F0" w:sz="4"/>
-              <w:right w:val="none" w:color="auto" w:sz="0"/>
-            </w:tcBorders>
-            <w:tcMar>
-              <w:top w:type="dxa" w:w="120"/>
-              <w:left w:type="dxa" w:w="160"/>
-              <w:bottom w:type="dxa" w:w="120"/>
-              <w:right w:type="dxa" w:w="160"/>
-            </w:tcMar>
-          </w:tcPr>
-          <w:p>
-            <w:pPr>
-              <w:spacing w:line="240" w:lineRule="auto"/>
-              <w:jc w:val="left"/>
-            </w:pPr>
-            <w:r>
-              <w:rPr>
-                <w:rFonts w:ascii="Arial" w:cs="Arial" w:eastAsia="Arial" w:hAnsi="Arial"/>
-                <w:b w:val="false"/>
-                <w:bCs w:val="false"/>
-                <w:sz w:val="20"/>
-                <w:szCs w:val="20"/>
-              </w:rPr>
-              <w:t xml:space="preserve">Tenant and administrator pages with no connection, signed out</w:t>
-            </w:r>
-          </w:p>
-        </w:tc>
-        <w:tc>
-          <w:tcPr>
-            <w:tcW w:type="dxa" w:w="4851"/>
-            <w:tcBorders>
-              <w:top w:val="single" w:color="E2E8F0" w:sz="4"/>
-              <w:left w:val="none" w:color="auto" w:sz="0"/>
-              <w:bottom w:val="single" w:color="E2E8F0" w:sz="4"/>
-              <w:right w:val="none" w:color="auto" w:sz="0"/>
-            </w:tcBorders>
-            <w:tcMar>
-              <w:top w:type="dxa" w:w="120"/>
-              <w:left w:type="dxa" w:w="160"/>
-              <w:bottom w:type="dxa" w:w="120"/>
-              <w:right w:type="dxa" w:w="160"/>
-            </w:tcMar>
-          </w:tcPr>
-          <w:p>
-            <w:pPr>
-              <w:spacing w:line="240" w:lineRule="auto"/>
-              <w:jc w:val="left"/>
-            </w:pPr>
-            <w:r>
-              <w:rPr>
-                <w:rFonts w:ascii="Arial" w:cs="Arial" w:eastAsia="Arial" w:hAnsi="Arial"/>
-                <w:b w:val="false"/>
-                <w:bCs w:val="false"/>
-                <w:sz w:val="20"/>
-                <w:szCs w:val="20"/>
-              </w:rPr>
-              <w:t xml:space="preserve">The application opened and asked for sign-in; no personal or financial data was shown</w:t>
-            </w:r>
-          </w:p>
-        </w:tc>
-      </w:tr>
-      <w:tr>
-        <w:trPr>
-          <w:cantSplit/>
-        </w:trPr>
-        <w:tc>
-          <w:tcPr>
-            <w:tcW w:type="dxa" w:w="3789"/>
-            <w:tcBorders>
-              <w:top w:val="single" w:color="E2E8F0" w:sz="4"/>
-              <w:left w:val="none" w:color="auto" w:sz="0"/>
-              <w:bottom w:val="single" w:color="E2E8F0" w:sz="4"/>
-              <w:right w:val="none" w:color="auto" w:sz="0"/>
-            </w:tcBorders>
-            <w:tcMar>
-              <w:top w:type="dxa" w:w="120"/>
-              <w:left w:type="dxa" w:w="160"/>
-              <w:bottom w:type="dxa" w:w="120"/>
-              <w:right w:type="dxa" w:w="160"/>
-            </w:tcMar>
-          </w:tcPr>
-          <w:p>
-            <w:pPr>
-              <w:spacing w:line="240" w:lineRule="auto"/>
-              <w:jc w:val="left"/>
-            </w:pPr>
-            <w:r>
-              <w:rPr>
-                <w:rFonts w:ascii="Arial" w:cs="Arial" w:eastAsia="Arial" w:hAnsi="Arial"/>
-                <w:b w:val="false"/>
-                <w:bCs w:val="false"/>
-                <w:sz w:val="20"/>
-                <w:szCs w:val="20"/>
-              </w:rPr>
-              <w:t xml:space="preserve">Notice when the connection drops</w:t>
-            </w:r>
-          </w:p>
-        </w:tc>
-        <w:tc>
-          <w:tcPr>
-            <w:tcW w:type="dxa" w:w="4851"/>
-            <w:tcBorders>
-              <w:top w:val="single" w:color="E2E8F0" w:sz="4"/>
-              <w:left w:val="none" w:color="auto" w:sz="0"/>
-              <w:bottom w:val="single" w:color="E2E8F0" w:sz="4"/>
-              <w:right w:val="none" w:color="auto" w:sz="0"/>
-            </w:tcBorders>
-            <w:tcMar>
-              <w:top w:type="dxa" w:w="120"/>
-              <w:left w:type="dxa" w:w="160"/>
-              <w:bottom w:type="dxa" w:w="120"/>
-              <w:right w:type="dxa" w:w="160"/>
-            </w:tcMar>
-          </w:tcPr>
-          <w:p>
-            <w:pPr>
-              <w:spacing w:line="240" w:lineRule="auto"/>
-              <w:jc w:val="left"/>
-            </w:pPr>
-            <w:r>
-              <w:rPr>
-                <w:rFonts w:ascii="Arial" w:cs="Arial" w:eastAsia="Arial" w:hAnsi="Arial"/>
-                <w:b w:val="false"/>
-                <w:bCs w:val="false"/>
-                <w:sz w:val="20"/>
-                <w:szCs w:val="20"/>
-              </w:rPr>
-              <w:t xml:space="preserve">Shown at once: "No connection. You can read what is already loaded, but nothing can be saved or paid until it is back."</w:t>
-            </w:r>
-          </w:p>
-        </w:tc>
-      </w:tr>
-      <w:tr>
-        <w:trPr>
-          <w:cantSplit/>
-        </w:trPr>
-        <w:tc>
-          <w:tcPr>
-            <w:tcW w:type="dxa" w:w="3789"/>
-            <w:tcBorders>
-              <w:top w:val="single" w:color="E2E8F0" w:sz="4"/>
-              <w:left w:val="none" w:color="auto" w:sz="0"/>
-              <w:bottom w:val="single" w:color="E2E8F0" w:sz="4"/>
-              <w:right w:val="none" w:color="auto" w:sz="0"/>
-            </w:tcBorders>
-            <w:tcMar>
-              <w:top w:type="dxa" w:w="120"/>
-              <w:left w:type="dxa" w:w="160"/>
-              <w:bottom w:type="dxa" w:w="120"/>
-              <w:right w:type="dxa" w:w="160"/>
-            </w:tcMar>
-          </w:tcPr>
-          <w:p>
-            <w:pPr>
-              <w:spacing w:line="240" w:lineRule="auto"/>
-              <w:jc w:val="left"/>
-            </w:pPr>
-            <w:r>
-              <w:rPr>
-                <w:rFonts w:ascii="Arial" w:cs="Arial" w:eastAsia="Arial" w:hAnsi="Arial"/>
-                <w:b w:val="false"/>
-                <w:bCs w:val="false"/>
-                <w:sz w:val="20"/>
-                <w:szCs w:val="20"/>
-              </w:rPr>
-              <w:t xml:space="preserve">Notice when the connection returns</w:t>
-            </w:r>
-          </w:p>
-        </w:tc>
-        <w:tc>
-          <w:tcPr>
-            <w:tcW w:type="dxa" w:w="4851"/>
-            <w:tcBorders>
-              <w:top w:val="single" w:color="E2E8F0" w:sz="4"/>
-              <w:left w:val="none" w:color="auto" w:sz="0"/>
-              <w:bottom w:val="single" w:color="E2E8F0" w:sz="4"/>
-              <w:right w:val="none" w:color="auto" w:sz="0"/>
-            </w:tcBorders>
-            <w:tcMar>
-              <w:top w:type="dxa" w:w="120"/>
-              <w:left w:type="dxa" w:w="160"/>
-              <w:bottom w:type="dxa" w:w="120"/>
-              <w:right w:type="dxa" w:w="160"/>
-            </w:tcMar>
-          </w:tcPr>
-          <w:p>
-            <w:pPr>
-              <w:spacing w:line="240" w:lineRule="auto"/>
-              <w:jc w:val="left"/>
-            </w:pPr>
-            <w:r>
-              <w:rPr>
-                <w:rFonts w:ascii="Arial" w:cs="Arial" w:eastAsia="Arial" w:hAnsi="Arial"/>
-                <w:b w:val="false"/>
-                <w:bCs w:val="false"/>
-                <w:sz w:val="20"/>
-                <w:szCs w:val="20"/>
-              </w:rPr>
-              <w:t xml:space="preserve">"Back online"</w:t>
-            </w:r>
-          </w:p>
-        </w:tc>
-      </w:tr>
-      <w:tr>
-        <w:trPr>
-          <w:cantSplit/>
-        </w:trPr>
-        <w:tc>
-          <w:tcPr>
-            <w:tcW w:type="dxa" w:w="3789"/>
-            <w:tcBorders>
-              <w:top w:val="single" w:color="E2E8F0" w:sz="4"/>
-              <w:left w:val="none" w:color="auto" w:sz="0"/>
-              <w:bottom w:val="single" w:color="E2E8F0" w:sz="4"/>
-              <w:right w:val="none" w:color="auto" w:sz="0"/>
-            </w:tcBorders>
-            <w:tcMar>
-              <w:top w:type="dxa" w:w="120"/>
-              <w:left w:type="dxa" w:w="160"/>
-              <w:bottom w:type="dxa" w:w="120"/>
-              <w:right w:type="dxa" w:w="160"/>
-            </w:tcMar>
-          </w:tcPr>
-          <w:p>
-            <w:pPr>
-              <w:spacing w:line="240" w:lineRule="auto"/>
-              <w:jc w:val="left"/>
-            </w:pPr>
-            <w:r>
-              <w:rPr>
-                <w:rFonts w:ascii="Arial" w:cs="Arial" w:eastAsia="Arial" w:hAnsi="Arial"/>
-                <w:b w:val="false"/>
-                <w:bCs w:val="false"/>
-                <w:sz w:val="20"/>
-                <w:szCs w:val="20"/>
-              </w:rPr>
-              <w:t xml:space="preserve">Public unit list with no connection</w:t>
-            </w:r>
-          </w:p>
-        </w:tc>
-        <w:tc>
-          <w:tcPr>
-            <w:tcW w:type="dxa" w:w="4851"/>
-            <w:tcBorders>
-              <w:top w:val="single" w:color="E2E8F0" w:sz="4"/>
-              <w:left w:val="none" w:color="auto" w:sz="0"/>
-              <w:bottom w:val="single" w:color="E2E8F0" w:sz="4"/>
-              <w:right w:val="none" w:color="auto" w:sz="0"/>
-            </w:tcBorders>
-            <w:tcMar>
-              <w:top w:type="dxa" w:w="120"/>
-              <w:left w:type="dxa" w:w="160"/>
-              <w:bottom w:type="dxa" w:w="120"/>
-              <w:right w:type="dxa" w:w="160"/>
-            </w:tcMar>
-          </w:tcPr>
-          <w:p>
-            <w:pPr>
-              <w:spacing w:line="240" w:lineRule="auto"/>
-              <w:jc w:val="left"/>
-            </w:pPr>
-            <w:r>
-              <w:rPr>
-                <w:rFonts w:ascii="Arial" w:cs="Arial" w:eastAsia="Arial" w:hAnsi="Arial"/>
-                <w:b w:val="false"/>
-                <w:bCs w:val="false"/>
-                <w:sz w:val="20"/>
-                <w:szCs w:val="20"/>
-              </w:rPr>
-              <w:t xml:space="preserve">Shown from the device's memory</w:t>
-            </w:r>
-          </w:p>
-        </w:tc>
-      </w:tr>
-      <w:tr>
-        <w:trPr>
-          <w:cantSplit/>
-        </w:trPr>
-        <w:tc>
-          <w:tcPr>
-            <w:tcW w:type="dxa" w:w="3789"/>
-            <w:tcBorders>
-              <w:top w:val="single" w:color="E2E8F0" w:sz="4"/>
-              <w:left w:val="none" w:color="auto" w:sz="0"/>
-              <w:bottom w:val="single" w:color="E2E8F0" w:sz="4"/>
-              <w:right w:val="none" w:color="auto" w:sz="0"/>
-            </w:tcBorders>
-            <w:tcMar>
-              <w:top w:type="dxa" w:w="120"/>
-              <w:left w:type="dxa" w:w="160"/>
-              <w:bottom w:type="dxa" w:w="120"/>
-              <w:right w:type="dxa" w:w="160"/>
-            </w:tcMar>
-          </w:tcPr>
-          <w:p>
-            <w:pPr>
-              <w:spacing w:line="240" w:lineRule="auto"/>
-              <w:jc w:val="left"/>
-            </w:pPr>
-            <w:r>
-              <w:rPr>
-                <w:rFonts w:ascii="Arial" w:cs="Arial" w:eastAsia="Arial" w:hAnsi="Arial"/>
-                <w:b w:val="false"/>
-                <w:bCs w:val="false"/>
-                <w:sz w:val="20"/>
-                <w:szCs w:val="20"/>
-              </w:rPr>
-              <w:t xml:space="preserve">Public unit list when the server stops answering</w:t>
-            </w:r>
-          </w:p>
-        </w:tc>
-        <w:tc>
-          <w:tcPr>
-            <w:tcW w:type="dxa" w:w="4851"/>
-            <w:tcBorders>
-              <w:top w:val="single" w:color="E2E8F0" w:sz="4"/>
-              <w:left w:val="none" w:color="auto" w:sz="0"/>
-              <w:bottom w:val="single" w:color="E2E8F0" w:sz="4"/>
-              <w:right w:val="none" w:color="auto" w:sz="0"/>
-            </w:tcBorders>
-            <w:tcMar>
-              <w:top w:type="dxa" w:w="120"/>
-              <w:left w:type="dxa" w:w="160"/>
-              <w:bottom w:type="dxa" w:w="120"/>
-              <w:right w:type="dxa" w:w="160"/>
-            </w:tcMar>
-          </w:tcPr>
-          <w:p>
-            <w:pPr>
-              <w:spacing w:line="240" w:lineRule="auto"/>
-              <w:jc w:val="left"/>
-            </w:pPr>
-            <w:r>
-              <w:rPr>
-                <w:rFonts w:ascii="Arial" w:cs="Arial" w:eastAsia="Arial" w:hAnsi="Arial"/>
-                <w:b w:val="false"/>
-                <w:bCs w:val="false"/>
-                <w:sz w:val="20"/>
-                <w:szCs w:val="20"/>
-              </w:rPr>
-              <w:t xml:space="preserve">Shown from the device's memory after 3.1 seconds</w:t>
-            </w:r>
-          </w:p>
-        </w:tc>
-      </w:tr>
-      <w:tr>
-        <w:trPr>
-          <w:cantSplit/>
-        </w:trPr>
-        <w:tc>
-          <w:tcPr>
-            <w:tcW w:type="dxa" w:w="3789"/>
-            <w:tcBorders>
-              <w:top w:val="single" w:color="E2E8F0" w:sz="4"/>
-              <w:left w:val="none" w:color="auto" w:sz="0"/>
-              <w:bottom w:val="single" w:color="E2E8F0" w:sz="4"/>
-              <w:right w:val="none" w:color="auto" w:sz="0"/>
-            </w:tcBorders>
-            <w:tcMar>
-              <w:top w:type="dxa" w:w="120"/>
-              <w:left w:type="dxa" w:w="160"/>
-              <w:bottom w:type="dxa" w:w="120"/>
-              <w:right w:type="dxa" w:w="160"/>
-            </w:tcMar>
-          </w:tcPr>
-          <w:p>
-            <w:pPr>
-              <w:spacing w:line="240" w:lineRule="auto"/>
-              <w:jc w:val="left"/>
-            </w:pPr>
-            <w:r>
-              <w:rPr>
-                <w:rFonts w:ascii="Arial" w:cs="Arial" w:eastAsia="Arial" w:hAnsi="Arial"/>
-                <w:b w:val="false"/>
-                <w:bCs w:val="false"/>
-                <w:sz w:val="20"/>
-                <w:szCs w:val="20"/>
-              </w:rPr>
-              <w:t xml:space="preserve">Public page on a slow connection (400 kbps, 400 ms), first visit</w:t>
-            </w:r>
-          </w:p>
-        </w:tc>
-        <w:tc>
-          <w:tcPr>
-            <w:tcW w:type="dxa" w:w="4851"/>
-            <w:tcBorders>
-              <w:top w:val="single" w:color="E2E8F0" w:sz="4"/>
-              <w:left w:val="none" w:color="auto" w:sz="0"/>
-              <w:bottom w:val="single" w:color="E2E8F0" w:sz="4"/>
-              <w:right w:val="none" w:color="auto" w:sz="0"/>
-            </w:tcBorders>
-            <w:tcMar>
-              <w:top w:type="dxa" w:w="120"/>
-              <w:left w:type="dxa" w:w="160"/>
-              <w:bottom w:type="dxa" w:w="120"/>
-              <w:right w:type="dxa" w:w="160"/>
-            </w:tcMar>
-          </w:tcPr>
-          <w:p>
-            <w:pPr>
-              <w:spacing w:line="240" w:lineRule="auto"/>
-              <w:jc w:val="left"/>
-            </w:pPr>
-            <w:r>
-              <w:rPr>
-                <w:rFonts w:ascii="Arial" w:cs="Arial" w:eastAsia="Arial" w:hAnsi="Arial"/>
-                <w:b w:val="false"/>
-                <w:bCs w:val="false"/>
-                <w:sz w:val="20"/>
-                <w:szCs w:val="20"/>
-              </w:rPr>
-              <w:t xml:space="preserve">Units on screen after 4.6 seconds</w:t>
-            </w:r>
-          </w:p>
-        </w:tc>
-      </w:tr>
-      <w:tr>
-        <w:trPr>
-          <w:cantSplit/>
-        </w:trPr>
-        <w:tc>
-          <w:tcPr>
-            <w:tcW w:type="dxa" w:w="3789"/>
-            <w:tcBorders>
-              <w:top w:val="single" w:color="E2E8F0" w:sz="4"/>
-              <w:left w:val="none" w:color="auto" w:sz="0"/>
-              <w:bottom w:val="single" w:color="1A202C" w:sz="12"/>
-              <w:right w:val="none" w:color="auto" w:sz="0"/>
-            </w:tcBorders>
-            <w:tcMar>
-              <w:top w:type="dxa" w:w="120"/>
-              <w:left w:type="dxa" w:w="160"/>
-              <w:bottom w:type="dxa" w:w="120"/>
-              <w:right w:type="dxa" w:w="160"/>
-            </w:tcMar>
-          </w:tcPr>
-          <w:p>
-            <w:pPr>
-              <w:spacing w:line="240" w:lineRule="auto"/>
-              <w:jc w:val="left"/>
-            </w:pPr>
-            <w:r>
-              <w:rPr>
-                <w:rFonts w:ascii="Arial" w:cs="Arial" w:eastAsia="Arial" w:hAnsi="Arial"/>
-                <w:b w:val="false"/>
-                <w:bCs w:val="false"/>
-                <w:sz w:val="20"/>
-                <w:szCs w:val="20"/>
-              </w:rPr>
-              <w:t xml:space="preserve">The same page, returning visitor</w:t>
-            </w:r>
-          </w:p>
-        </w:tc>
-        <w:tc>
-          <w:tcPr>
-            <w:tcW w:type="dxa" w:w="4851"/>
-            <w:tcBorders>
-              <w:top w:val="single" w:color="E2E8F0" w:sz="4"/>
-              <w:left w:val="none" w:color="auto" w:sz="0"/>
-              <w:bottom w:val="single" w:color="1A202C" w:sz="12"/>
-              <w:right w:val="none" w:color="auto" w:sz="0"/>
-            </w:tcBorders>
-            <w:tcMar>
-              <w:top w:type="dxa" w:w="120"/>
-              <w:left w:type="dxa" w:w="160"/>
-              <w:bottom w:type="dxa" w:w="120"/>
-              <w:right w:type="dxa" w:w="160"/>
-            </w:tcMar>
-          </w:tcPr>
-          <w:p>
-            <w:pPr>
-              <w:spacing w:line="240" w:lineRule="auto"/>
-              <w:jc w:val="left"/>
-            </w:pPr>
-            <w:r>
-              <w:rPr>
-                <w:rFonts w:ascii="Arial" w:cs="Arial" w:eastAsia="Arial" w:hAnsi="Arial"/>
-                <w:b w:val="false"/>
-                <w:bCs w:val="false"/>
-                <w:sz w:val="20"/>
-                <w:szCs w:val="20"/>
-              </w:rPr>
-              <w:t xml:space="preserve">Units on screen after 0.3 seconds, because the installed application already holds its files</w:t>
-            </w:r>
-          </w:p>
-        </w:tc>
-      </w:tr>
-    </w:tbl>
-    <w:p>
-      <w:pPr>
-        <w:spacing w:after="240" w:before="120" w:line="480" w:lineRule="auto"/>
-      </w:pPr>
-    </w:p>
-    <w:p>
-      <w:pPr>
-        <w:keepNext/>
-        <w:spacing w:after="120" w:before="360" w:line="480" w:lineRule="auto"/>
-        <w:jc w:val="left"/>
-      </w:pPr>
-      <w:r>
-        <w:rPr>
-          <w:rFonts w:ascii="Arial" w:cs="Arial" w:eastAsia="Arial" w:hAnsi="Arial"/>
-          <w:b/>
-          <w:bCs/>
-          <w:sz w:val="24"/>
-          <w:szCs w:val="24"/>
-        </w:rPr>
-        <w:t xml:space="preserve">Table 11B.</w:t>
-      </w:r>
-      <w:r>
-        <w:rPr>
-          <w:rFonts w:ascii="Arial" w:cs="Arial" w:eastAsia="Arial" w:hAnsi="Arial"/>
-          <w:b/>
-          <w:bCs/>
-          <w:sz w:val="24"/>
-          <w:szCs w:val="24"/>
-        </w:rPr>
-        <w:t xml:space="preserve"> Simulated simultaneous users, read operations (29 September 2026)</w:t>
-      </w:r>
-    </w:p>
-    <w:tbl>
-      <w:tblPr>
-        <w:tblW w:type="dxa" w:w="8640"/>
-        <w:tblBorders>
-          <w:top w:val="single" w:color="auto" w:sz="4"/>
-          <w:left w:val="single" w:color="auto" w:sz="4"/>
-          <w:bottom w:val="single" w:color="auto" w:sz="4"/>
-          <w:right w:val="single" w:color="auto" w:sz="4"/>
-          <w:insideH w:val="single" w:color="auto" w:sz="4"/>
-          <w:insideV w:val="single" w:color="auto" w:sz="4"/>
-        </w:tblBorders>
-      </w:tblPr>
-      <w:tblGrid>
-        <w:gridCol w:w="100"/>
-        <w:gridCol w:w="100"/>
-        <w:gridCol w:w="100"/>
-        <w:gridCol w:w="100"/>
-        <w:gridCol w:w="100"/>
-        <w:gridCol w:w="100"/>
-      </w:tblGrid>
-      <w:tr>
-        <w:trPr>
-          <w:cantSplit/>
-          <w:tblHeader/>
-        </w:trPr>
-        <w:tc>
-          <w:tcPr>
-            <w:tcW w:type="dxa" w:w="2336"/>
-            <w:tcBorders>
-              <w:top w:val="single" w:color="1A202C" w:sz="12"/>
-              <w:left w:val="none" w:color="auto" w:sz="0"/>
-              <w:bottom w:val="single" w:color="1A202C" w:sz="12"/>
-              <w:right w:val="none" w:color="auto" w:sz="0"/>
-            </w:tcBorders>
-            <w:shd w:fill="F8FAFC"/>
-            <w:tcMar>
-              <w:top w:type="dxa" w:w="140"/>
-              <w:left w:type="dxa" w:w="160"/>
-              <w:bottom w:type="dxa" w:w="140"/>
-              <w:right w:type="dxa" w:w="160"/>
-            </w:tcMar>
-          </w:tcPr>
-          <w:p>
-            <w:pPr>
-              <w:spacing w:line="240" w:lineRule="auto"/>
-              <w:jc w:val="left"/>
-            </w:pPr>
-            <w:r>
-              <w:rPr>
-                <w:rFonts w:ascii="Arial" w:cs="Arial" w:eastAsia="Arial" w:hAnsi="Arial"/>
-                <w:b/>
-                <w:bCs/>
-                <w:sz w:val="20"/>
-                <w:szCs w:val="20"/>
-              </w:rPr>
-              <w:t xml:space="preserve">Test</w:t>
-            </w:r>
-          </w:p>
-        </w:tc>
-        <w:tc>
-          <w:tcPr>
-            <w:tcW w:type="dxa" w:w="1398"/>
-            <w:tcBorders>
-              <w:top w:val="single" w:color="1A202C" w:sz="12"/>
-              <w:left w:val="none" w:color="auto" w:sz="0"/>
-              <w:bottom w:val="single" w:color="1A202C" w:sz="12"/>
-              <w:right w:val="none" w:color="auto" w:sz="0"/>
-            </w:tcBorders>
-            <w:shd w:fill="F8FAFC"/>
-            <w:tcMar>
-              <w:top w:type="dxa" w:w="140"/>
-              <w:left w:type="dxa" w:w="160"/>
-              <w:bottom w:type="dxa" w:w="140"/>
-              <w:right w:type="dxa" w:w="160"/>
-            </w:tcMar>
-          </w:tcPr>
-          <w:p>
-            <w:pPr>
-              <w:spacing w:line="240" w:lineRule="auto"/>
-              <w:jc w:val="center"/>
-            </w:pPr>
-            <w:r>
-              <w:rPr>
-                <w:rFonts w:ascii="Arial" w:cs="Arial" w:eastAsia="Arial" w:hAnsi="Arial"/>
-                <w:b/>
-                <w:bCs/>
-                <w:sz w:val="20"/>
-                <w:szCs w:val="20"/>
-              </w:rPr>
-              <w:t xml:space="preserve">Simulated users at once</w:t>
-            </w:r>
-          </w:p>
-        </w:tc>
-        <w:tc>
-          <w:tcPr>
-            <w:tcW w:type="dxa" w:w="1098"/>
-            <w:tcBorders>
-              <w:top w:val="single" w:color="1A202C" w:sz="12"/>
-              <w:left w:val="none" w:color="auto" w:sz="0"/>
-              <w:bottom w:val="single" w:color="1A202C" w:sz="12"/>
-              <w:right w:val="none" w:color="auto" w:sz="0"/>
-            </w:tcBorders>
-            <w:shd w:fill="F8FAFC"/>
-            <w:tcMar>
-              <w:top w:type="dxa" w:w="140"/>
-              <w:left w:type="dxa" w:w="160"/>
-              <w:bottom w:type="dxa" w:w="140"/>
-              <w:right w:type="dxa" w:w="160"/>
-            </w:tcMar>
-          </w:tcPr>
-          <w:p>
-            <w:pPr>
-              <w:spacing w:line="240" w:lineRule="auto"/>
-              <w:jc w:val="center"/>
-            </w:pPr>
-            <w:r>
-              <w:rPr>
-                <w:rFonts w:ascii="Arial" w:cs="Arial" w:eastAsia="Arial" w:hAnsi="Arial"/>
-                <w:b/>
-                <w:bCs/>
-                <w:sz w:val="20"/>
-                <w:szCs w:val="20"/>
-              </w:rPr>
-              <w:t xml:space="preserve">Duration</w:t>
-            </w:r>
-          </w:p>
-        </w:tc>
-        <w:tc>
-          <w:tcPr>
-            <w:tcW w:type="dxa" w:w="1098"/>
-            <w:tcBorders>
-              <w:top w:val="single" w:color="1A202C" w:sz="12"/>
-              <w:left w:val="none" w:color="auto" w:sz="0"/>
-              <w:bottom w:val="single" w:color="1A202C" w:sz="12"/>
-              <w:right w:val="none" w:color="auto" w:sz="0"/>
-            </w:tcBorders>
-            <w:shd w:fill="F8FAFC"/>
-            <w:tcMar>
-              <w:top w:type="dxa" w:w="140"/>
-              <w:left w:type="dxa" w:w="160"/>
-              <w:bottom w:type="dxa" w:w="140"/>
-              <w:right w:type="dxa" w:w="160"/>
-            </w:tcMar>
-          </w:tcPr>
-          <w:p>
-            <w:pPr>
-              <w:spacing w:line="240" w:lineRule="auto"/>
-              <w:jc w:val="center"/>
-            </w:pPr>
-            <w:r>
-              <w:rPr>
-                <w:rFonts w:ascii="Arial" w:cs="Arial" w:eastAsia="Arial" w:hAnsi="Arial"/>
-                <w:b/>
-                <w:bCs/>
-                <w:sz w:val="20"/>
-                <w:szCs w:val="20"/>
-              </w:rPr>
-              <w:t xml:space="preserve">Requests</w:t>
-            </w:r>
-          </w:p>
-        </w:tc>
-        <w:tc>
-          <w:tcPr>
-            <w:tcW w:type="dxa" w:w="1098"/>
-            <w:tcBorders>
-              <w:top w:val="single" w:color="1A202C" w:sz="12"/>
-              <w:left w:val="none" w:color="auto" w:sz="0"/>
-              <w:bottom w:val="single" w:color="1A202C" w:sz="12"/>
-              <w:right w:val="none" w:color="auto" w:sz="0"/>
-            </w:tcBorders>
-            <w:shd w:fill="F8FAFC"/>
-            <w:tcMar>
-              <w:top w:type="dxa" w:w="140"/>
-              <w:left w:type="dxa" w:w="160"/>
-              <w:bottom w:type="dxa" w:w="140"/>
-              <w:right w:type="dxa" w:w="160"/>
-            </w:tcMar>
-          </w:tcPr>
-          <w:p>
-            <w:pPr>
-              <w:spacing w:line="240" w:lineRule="auto"/>
-              <w:jc w:val="center"/>
-            </w:pPr>
-            <w:r>
-              <w:rPr>
-                <w:rFonts w:ascii="Arial" w:cs="Arial" w:eastAsia="Arial" w:hAnsi="Arial"/>
-                <w:b/>
-                <w:bCs/>
-                <w:sz w:val="20"/>
-                <w:szCs w:val="20"/>
-              </w:rPr>
-              <w:t xml:space="preserve">Errors</w:t>
-            </w:r>
-          </w:p>
-        </w:tc>
-        <w:tc>
-          <w:tcPr>
-            <w:tcW w:type="dxa" w:w="1612"/>
-            <w:tcBorders>
-              <w:top w:val="single" w:color="1A202C" w:sz="12"/>
-              <w:left w:val="none" w:color="auto" w:sz="0"/>
-              <w:bottom w:val="single" w:color="1A202C" w:sz="12"/>
-              <w:right w:val="none" w:color="auto" w:sz="0"/>
-            </w:tcBorders>
-            <w:shd w:fill="F8FAFC"/>
-            <w:tcMar>
-              <w:top w:type="dxa" w:w="140"/>
-              <w:left w:type="dxa" w:w="160"/>
-              <w:bottom w:type="dxa" w:w="140"/>
-              <w:right w:type="dxa" w:w="160"/>
-            </w:tcMar>
-          </w:tcPr>
-          <w:p>
-            <w:pPr>
-              <w:spacing w:line="240" w:lineRule="auto"/>
-              <w:jc w:val="center"/>
-            </w:pPr>
-            <w:r>
-              <w:rPr>
-                <w:rFonts w:ascii="Arial" w:cs="Arial" w:eastAsia="Arial" w:hAnsi="Arial"/>
-                <w:b/>
-                <w:bCs/>
-                <w:sz w:val="20"/>
-                <w:szCs w:val="20"/>
-              </w:rPr>
-              <w:t xml:space="preserve">Slowest 5% took longer than</w:t>
-            </w:r>
-          </w:p>
-        </w:tc>
-      </w:tr>
-      <w:tr>
-        <w:trPr>
-          <w:cantSplit/>
-        </w:trPr>
-        <w:tc>
-          <w:tcPr>
-            <w:tcW w:type="dxa" w:w="2336"/>
-            <w:tcBorders>
-              <w:top w:val="single" w:color="E2E8F0" w:sz="4"/>
-              <w:left w:val="none" w:color="auto" w:sz="0"/>
-              <w:bottom w:val="single" w:color="E2E8F0" w:sz="4"/>
-              <w:right w:val="none" w:color="auto" w:sz="0"/>
-            </w:tcBorders>
-            <w:tcMar>
-              <w:top w:type="dxa" w:w="120"/>
-              <w:left w:type="dxa" w:w="160"/>
-              <w:bottom w:type="dxa" w:w="120"/>
-              <w:right w:type="dxa" w:w="160"/>
-            </w:tcMar>
-          </w:tcPr>
-          <w:p>
-            <w:pPr>
-              <w:spacing w:line="240" w:lineRule="auto"/>
-              <w:jc w:val="left"/>
-            </w:pPr>
-            <w:r>
-              <w:rPr>
-                <w:rFonts w:ascii="Arial" w:cs="Arial" w:eastAsia="Arial" w:hAnsi="Arial"/>
-                <w:b w:val="false"/>
-                <w:bCs w:val="false"/>
-                <w:sz w:val="20"/>
-                <w:szCs w:val="20"/>
-              </w:rPr>
-              <w:t xml:space="preserve">Public pages and public data, live site</w:t>
-            </w:r>
-          </w:p>
-        </w:tc>
-        <w:tc>
-          <w:tcPr>
-            <w:tcW w:type="dxa" w:w="1398"/>
-            <w:tcBorders>
-              <w:top w:val="single" w:color="E2E8F0" w:sz="4"/>
-              <w:left w:val="none" w:color="auto" w:sz="0"/>
-              <w:bottom w:val="single" w:color="E2E8F0" w:sz="4"/>
-              <w:right w:val="none" w:color="auto" w:sz="0"/>
-            </w:tcBorders>
-            <w:tcMar>
-              <w:top w:type="dxa" w:w="120"/>
-              <w:left w:type="dxa" w:w="160"/>
-              <w:bottom w:type="dxa" w:w="120"/>
-              <w:right w:type="dxa" w:w="160"/>
-            </w:tcMar>
-          </w:tcPr>
-          <w:p>
-            <w:pPr>
-              <w:spacing w:line="240" w:lineRule="auto"/>
-              <w:jc w:val="center"/>
-            </w:pPr>
-            <w:r>
-              <w:rPr>
-                <w:rFonts w:ascii="Arial" w:cs="Arial" w:eastAsia="Arial" w:hAnsi="Arial"/>
-                <w:b w:val="false"/>
-                <w:bCs w:val="false"/>
-                <w:sz w:val="20"/>
-                <w:szCs w:val="20"/>
-              </w:rPr>
-              <w:t xml:space="preserve">12</w:t>
-            </w:r>
-          </w:p>
-        </w:tc>
-        <w:tc>
-          <w:tcPr>
-            <w:tcW w:type="dxa" w:w="1098"/>
-            <w:tcBorders>
-              <w:top w:val="single" w:color="E2E8F0" w:sz="4"/>
-              <w:left w:val="none" w:color="auto" w:sz="0"/>
-              <w:bottom w:val="single" w:color="E2E8F0" w:sz="4"/>
-              <w:right w:val="none" w:color="auto" w:sz="0"/>
-            </w:tcBorders>
-            <w:tcMar>
-              <w:top w:type="dxa" w:w="120"/>
-              <w:left w:type="dxa" w:w="160"/>
-              <w:bottom w:type="dxa" w:w="120"/>
-              <w:right w:type="dxa" w:w="160"/>
-            </w:tcMar>
-          </w:tcPr>
-          <w:p>
-            <w:pPr>
-              <w:spacing w:line="240" w:lineRule="auto"/>
-              <w:jc w:val="left"/>
-            </w:pPr>
-            <w:r>
-              <w:rPr>
-                <w:rFonts w:ascii="Arial" w:cs="Arial" w:eastAsia="Arial" w:hAnsi="Arial"/>
-                <w:b w:val="false"/>
-                <w:bCs w:val="false"/>
-                <w:sz w:val="20"/>
-                <w:szCs w:val="20"/>
-              </w:rPr>
-              <w:t xml:space="preserve">60 s</w:t>
-            </w:r>
-          </w:p>
-        </w:tc>
-        <w:tc>
-          <w:tcPr>
-            <w:tcW w:type="dxa" w:w="1098"/>
-            <w:tcBorders>
-              <w:top w:val="single" w:color="E2E8F0" w:sz="4"/>
-              <w:left w:val="none" w:color="auto" w:sz="0"/>
-              <w:bottom w:val="single" w:color="E2E8F0" w:sz="4"/>
-              <w:right w:val="none" w:color="auto" w:sz="0"/>
-            </w:tcBorders>
-            <w:tcMar>
-              <w:top w:type="dxa" w:w="120"/>
-              <w:left w:type="dxa" w:w="160"/>
-              <w:bottom w:type="dxa" w:w="120"/>
-              <w:right w:type="dxa" w:w="160"/>
-            </w:tcMar>
-          </w:tcPr>
-          <w:p>
-            <w:pPr>
-              <w:spacing w:line="240" w:lineRule="auto"/>
-              <w:jc w:val="center"/>
-            </w:pPr>
-            <w:r>
-              <w:rPr>
-                <w:rFonts w:ascii="Arial" w:cs="Arial" w:eastAsia="Arial" w:hAnsi="Arial"/>
-                <w:b w:val="false"/>
-                <w:bCs w:val="false"/>
-                <w:sz w:val="20"/>
-                <w:szCs w:val="20"/>
-              </w:rPr>
-              <w:t xml:space="preserve">1,085</w:t>
-            </w:r>
-          </w:p>
-        </w:tc>
-        <w:tc>
-          <w:tcPr>
-            <w:tcW w:type="dxa" w:w="1098"/>
-            <w:tcBorders>
-              <w:top w:val="single" w:color="E2E8F0" w:sz="4"/>
-              <w:left w:val="none" w:color="auto" w:sz="0"/>
-              <w:bottom w:val="single" w:color="E2E8F0" w:sz="4"/>
-              <w:right w:val="none" w:color="auto" w:sz="0"/>
-            </w:tcBorders>
-            <w:tcMar>
-              <w:top w:type="dxa" w:w="120"/>
-              <w:left w:type="dxa" w:w="160"/>
-              <w:bottom w:type="dxa" w:w="120"/>
-              <w:right w:type="dxa" w:w="160"/>
-            </w:tcMar>
-          </w:tcPr>
-          <w:p>
-            <w:pPr>
-              <w:spacing w:line="240" w:lineRule="auto"/>
-              <w:jc w:val="center"/>
-            </w:pPr>
-            <w:r>
-              <w:rPr>
-                <w:rFonts w:ascii="Arial" w:cs="Arial" w:eastAsia="Arial" w:hAnsi="Arial"/>
-                <w:b w:val="false"/>
-                <w:bCs w:val="false"/>
-                <w:sz w:val="20"/>
-                <w:szCs w:val="20"/>
-              </w:rPr>
-              <w:t xml:space="preserve">0</w:t>
-            </w:r>
-          </w:p>
-        </w:tc>
-        <w:tc>
-          <w:tcPr>
-            <w:tcW w:type="dxa" w:w="1612"/>
-            <w:tcBorders>
-              <w:top w:val="single" w:color="E2E8F0" w:sz="4"/>
-              <w:left w:val="none" w:color="auto" w:sz="0"/>
-              <w:bottom w:val="single" w:color="E2E8F0" w:sz="4"/>
-              <w:right w:val="none" w:color="auto" w:sz="0"/>
-            </w:tcBorders>
-            <w:tcMar>
-              <w:top w:type="dxa" w:w="120"/>
-              <w:left w:type="dxa" w:w="160"/>
-              <w:bottom w:type="dxa" w:w="120"/>
-              <w:right w:type="dxa" w:w="160"/>
-            </w:tcMar>
-          </w:tcPr>
-          <w:p>
-            <w:pPr>
-              <w:spacing w:line="240" w:lineRule="auto"/>
-              <w:jc w:val="left"/>
-            </w:pPr>
-            <w:r>
-              <w:rPr>
-                <w:rFonts w:ascii="Arial" w:cs="Arial" w:eastAsia="Arial" w:hAnsi="Arial"/>
-                <w:b w:val="false"/>
-                <w:bCs w:val="false"/>
-                <w:sz w:val="20"/>
-                <w:szCs w:val="20"/>
-              </w:rPr>
-              <w:t xml:space="preserve">0.52 s</w:t>
-            </w:r>
-          </w:p>
-        </w:tc>
-      </w:tr>
-      <w:tr>
-        <w:trPr>
-          <w:cantSplit/>
-        </w:trPr>
-        <w:tc>
-          <w:tcPr>
-            <w:tcW w:type="dxa" w:w="2336"/>
-            <w:tcBorders>
-              <w:top w:val="single" w:color="E2E8F0" w:sz="4"/>
-              <w:left w:val="none" w:color="auto" w:sz="0"/>
-              <w:bottom w:val="single" w:color="1A202C" w:sz="12"/>
-              <w:right w:val="none" w:color="auto" w:sz="0"/>
-            </w:tcBorders>
-            <w:tcMar>
-              <w:top w:type="dxa" w:w="120"/>
-              <w:left w:type="dxa" w:w="160"/>
-              <w:bottom w:type="dxa" w:w="120"/>
-              <w:right w:type="dxa" w:w="160"/>
-            </w:tcMar>
-          </w:tcPr>
-          <w:p>
-            <w:pPr>
-              <w:spacing w:line="240" w:lineRule="auto"/>
-              <w:jc w:val="left"/>
-            </w:pPr>
-            <w:r>
-              <w:rPr>
-                <w:rFonts w:ascii="Arial" w:cs="Arial" w:eastAsia="Arial" w:hAnsi="Arial"/>
-                <w:b w:val="false"/>
-                <w:bCs w:val="false"/>
-                <w:sz w:val="20"/>
-                <w:szCs w:val="20"/>
-              </w:rPr>
-              <w:t xml:space="preserve">The owner's ten main data requests, live database</w:t>
-            </w:r>
-          </w:p>
-        </w:tc>
-        <w:tc>
-          <w:tcPr>
-            <w:tcW w:type="dxa" w:w="1398"/>
-            <w:tcBorders>
-              <w:top w:val="single" w:color="E2E8F0" w:sz="4"/>
-              <w:left w:val="none" w:color="auto" w:sz="0"/>
-              <w:bottom w:val="single" w:color="1A202C" w:sz="12"/>
-              <w:right w:val="none" w:color="auto" w:sz="0"/>
-            </w:tcBorders>
-            <w:tcMar>
-              <w:top w:type="dxa" w:w="120"/>
-              <w:left w:type="dxa" w:w="160"/>
-              <w:bottom w:type="dxa" w:w="120"/>
-              <w:right w:type="dxa" w:w="160"/>
-            </w:tcMar>
-          </w:tcPr>
-          <w:p>
-            <w:pPr>
-              <w:spacing w:line="240" w:lineRule="auto"/>
-              <w:jc w:val="center"/>
-            </w:pPr>
-            <w:r>
-              <w:rPr>
-                <w:rFonts w:ascii="Arial" w:cs="Arial" w:eastAsia="Arial" w:hAnsi="Arial"/>
-                <w:b w:val="false"/>
-                <w:bCs w:val="false"/>
-                <w:sz w:val="20"/>
-                <w:szCs w:val="20"/>
-              </w:rPr>
-              <w:t xml:space="preserve">6</w:t>
-            </w:r>
-          </w:p>
-        </w:tc>
-        <w:tc>
-          <w:tcPr>
-            <w:tcW w:type="dxa" w:w="1098"/>
-            <w:tcBorders>
-              <w:top w:val="single" w:color="E2E8F0" w:sz="4"/>
-              <w:left w:val="none" w:color="auto" w:sz="0"/>
-              <w:bottom w:val="single" w:color="1A202C" w:sz="12"/>
-              <w:right w:val="none" w:color="auto" w:sz="0"/>
-            </w:tcBorders>
-            <w:tcMar>
-              <w:top w:type="dxa" w:w="120"/>
-              <w:left w:type="dxa" w:w="160"/>
-              <w:bottom w:type="dxa" w:w="120"/>
-              <w:right w:type="dxa" w:w="160"/>
-            </w:tcMar>
-          </w:tcPr>
-          <w:p>
-            <w:pPr>
-              <w:spacing w:line="240" w:lineRule="auto"/>
-              <w:jc w:val="left"/>
-            </w:pPr>
-            <w:r>
-              <w:rPr>
-                <w:rFonts w:ascii="Arial" w:cs="Arial" w:eastAsia="Arial" w:hAnsi="Arial"/>
-                <w:b w:val="false"/>
-                <w:bCs w:val="false"/>
-                <w:sz w:val="20"/>
-                <w:szCs w:val="20"/>
-              </w:rPr>
-              <w:t xml:space="preserve">45 s</w:t>
-            </w:r>
-          </w:p>
-        </w:tc>
-        <w:tc>
-          <w:tcPr>
-            <w:tcW w:type="dxa" w:w="1098"/>
-            <w:tcBorders>
-              <w:top w:val="single" w:color="E2E8F0" w:sz="4"/>
-              <w:left w:val="none" w:color="auto" w:sz="0"/>
-              <w:bottom w:val="single" w:color="1A202C" w:sz="12"/>
-              <w:right w:val="none" w:color="auto" w:sz="0"/>
-            </w:tcBorders>
-            <w:tcMar>
-              <w:top w:type="dxa" w:w="120"/>
-              <w:left w:type="dxa" w:w="160"/>
-              <w:bottom w:type="dxa" w:w="120"/>
-              <w:right w:type="dxa" w:w="160"/>
-            </w:tcMar>
-          </w:tcPr>
-          <w:p>
-            <w:pPr>
-              <w:spacing w:line="240" w:lineRule="auto"/>
-              <w:jc w:val="center"/>
-            </w:pPr>
-            <w:r>
-              <w:rPr>
-                <w:rFonts w:ascii="Arial" w:cs="Arial" w:eastAsia="Arial" w:hAnsi="Arial"/>
-                <w:b w:val="false"/>
-                <w:bCs w:val="false"/>
-                <w:sz w:val="20"/>
-                <w:szCs w:val="20"/>
-              </w:rPr>
-              <w:t xml:space="preserve">285</w:t>
-            </w:r>
-          </w:p>
-        </w:tc>
-        <w:tc>
-          <w:tcPr>
-            <w:tcW w:type="dxa" w:w="1098"/>
-            <w:tcBorders>
-              <w:top w:val="single" w:color="E2E8F0" w:sz="4"/>
-              <w:left w:val="none" w:color="auto" w:sz="0"/>
-              <w:bottom w:val="single" w:color="1A202C" w:sz="12"/>
-              <w:right w:val="none" w:color="auto" w:sz="0"/>
-            </w:tcBorders>
-            <w:tcMar>
-              <w:top w:type="dxa" w:w="120"/>
-              <w:left w:type="dxa" w:w="160"/>
-              <w:bottom w:type="dxa" w:w="120"/>
-              <w:right w:type="dxa" w:w="160"/>
-            </w:tcMar>
-          </w:tcPr>
-          <w:p>
-            <w:pPr>
-              <w:spacing w:line="240" w:lineRule="auto"/>
-              <w:jc w:val="center"/>
-            </w:pPr>
-            <w:r>
-              <w:rPr>
-                <w:rFonts w:ascii="Arial" w:cs="Arial" w:eastAsia="Arial" w:hAnsi="Arial"/>
-                <w:b w:val="false"/>
-                <w:bCs w:val="false"/>
-                <w:sz w:val="20"/>
-                <w:szCs w:val="20"/>
-              </w:rPr>
-              <w:t xml:space="preserve">0</w:t>
-            </w:r>
-          </w:p>
-        </w:tc>
-        <w:tc>
-          <w:tcPr>
-            <w:tcW w:type="dxa" w:w="1612"/>
-            <w:tcBorders>
-              <w:top w:val="single" w:color="E2E8F0" w:sz="4"/>
-              <w:left w:val="none" w:color="auto" w:sz="0"/>
-              <w:bottom w:val="single" w:color="1A202C" w:sz="12"/>
-              <w:right w:val="none" w:color="auto" w:sz="0"/>
-            </w:tcBorders>
-            <w:tcMar>
-              <w:top w:type="dxa" w:w="120"/>
-              <w:left w:type="dxa" w:w="160"/>
-              <w:bottom w:type="dxa" w:w="120"/>
-              <w:right w:type="dxa" w:w="160"/>
-            </w:tcMar>
-          </w:tcPr>
-          <w:p>
-            <w:pPr>
-              <w:spacing w:line="240" w:lineRule="auto"/>
-              <w:jc w:val="left"/>
-            </w:pPr>
-            <w:r>
-              <w:rPr>
-                <w:rFonts w:ascii="Arial" w:cs="Arial" w:eastAsia="Arial" w:hAnsi="Arial"/>
-                <w:b w:val="false"/>
-                <w:bCs w:val="false"/>
-                <w:sz w:val="20"/>
-                <w:szCs w:val="20"/>
-              </w:rPr>
-              <w:t xml:space="preserve">0.80 s</w:t>
-            </w:r>
-          </w:p>
-        </w:tc>
-      </w:tr>
-    </w:tbl>
-    <w:p>
-      <w:pPr>
-        <w:spacing w:after="240" w:before="120" w:line="480" w:lineRule="auto"/>
-      </w:pPr>
     </w:p>
     <w:p>
       <w:pPr>
@@ -17283,666 +14966,8 @@
           <w:sz w:val="24"/>
           <w:szCs w:val="24"/>
         </w:rPr>
-        <w:t xml:space="preserve"> Reading at the same time tests capacity; saving at the same time tests correctness, because two requests that arrive together can each pass a check before either has been saved. This was tested by sending the same request several times in the same instant, which reproduces a double click, a retry after a timeout, or two people pressing Save together, with closer timing than people can produce by hand (Table 11F).</w:t>
+        <w:t xml:space="preserve"> Reading at the same time tests capacity; saving at the same time tests correctness, because two requests that arrive together can each pass a check before either has been saved. This was tested by sending the same request several times in the same instant, which reproduces a double click, a retry after a timeout, or two people pressing Save together, with closer timing than people can produce by hand. Before the change, the same receipt sent twice or five times at once was saved every time, and two GCash checkouts could open on one bill; after it, one was saved and every other refused, and a checkout abandoned for more than 15 minutes no longer held the bill (Appendix M, Table 11F).</w:t>
       </w:r>
-    </w:p>
-    <w:p>
-      <w:pPr>
-        <w:keepNext/>
-        <w:spacing w:after="120" w:before="360" w:line="480" w:lineRule="auto"/>
-        <w:jc w:val="left"/>
-      </w:pPr>
-      <w:r>
-        <w:rPr>
-          <w:rFonts w:ascii="Arial" w:cs="Arial" w:eastAsia="Arial" w:hAnsi="Arial"/>
-          <w:b/>
-          <w:bCs/>
-          <w:sz w:val="24"/>
-          <w:szCs w:val="24"/>
-        </w:rPr>
-        <w:t xml:space="preserve">Table 11F.</w:t>
-      </w:r>
-      <w:r>
-        <w:rPr>
-          <w:rFonts w:ascii="Arial" w:cs="Arial" w:eastAsia="Arial" w:hAnsi="Arial"/>
-          <w:b/>
-          <w:bCs/>
-          <w:sz w:val="24"/>
-          <w:szCs w:val="24"/>
-        </w:rPr>
-        <w:t xml:space="preserve"> Simultaneous saves (19 and 24 September 2026)</w:t>
-      </w:r>
-    </w:p>
-    <w:tbl>
-      <w:tblPr>
-        <w:tblW w:type="dxa" w:w="8640"/>
-        <w:tblBorders>
-          <w:top w:val="single" w:color="auto" w:sz="4"/>
-          <w:left w:val="single" w:color="auto" w:sz="4"/>
-          <w:bottom w:val="single" w:color="auto" w:sz="4"/>
-          <w:right w:val="single" w:color="auto" w:sz="4"/>
-          <w:insideH w:val="single" w:color="auto" w:sz="4"/>
-          <w:insideV w:val="single" w:color="auto" w:sz="4"/>
-        </w:tblBorders>
-      </w:tblPr>
-      <w:tblGrid>
-        <w:gridCol w:w="100"/>
-        <w:gridCol w:w="100"/>
-        <w:gridCol w:w="100"/>
-      </w:tblGrid>
-      <w:tr>
-        <w:trPr>
-          <w:cantSplit/>
-          <w:tblHeader/>
-        </w:trPr>
-        <w:tc>
-          <w:tcPr>
-            <w:tcW w:type="dxa" w:w="3378"/>
-            <w:tcBorders>
-              <w:top w:val="single" w:color="1A202C" w:sz="12"/>
-              <w:left w:val="none" w:color="auto" w:sz="0"/>
-              <w:bottom w:val="single" w:color="1A202C" w:sz="12"/>
-              <w:right w:val="none" w:color="auto" w:sz="0"/>
-            </w:tcBorders>
-            <w:shd w:fill="F8FAFC"/>
-            <w:tcMar>
-              <w:top w:type="dxa" w:w="140"/>
-              <w:left w:type="dxa" w:w="160"/>
-              <w:bottom w:type="dxa" w:w="140"/>
-              <w:right w:type="dxa" w:w="160"/>
-            </w:tcMar>
-          </w:tcPr>
-          <w:p>
-            <w:pPr>
-              <w:spacing w:line="240" w:lineRule="auto"/>
-              <w:jc w:val="left"/>
-            </w:pPr>
-            <w:r>
-              <w:rPr>
-                <w:rFonts w:ascii="Arial" w:cs="Arial" w:eastAsia="Arial" w:hAnsi="Arial"/>
-                <w:b/>
-                <w:bCs/>
-                <w:sz w:val="20"/>
-                <w:szCs w:val="20"/>
-              </w:rPr>
-              <w:t xml:space="preserve">Test</w:t>
-            </w:r>
-          </w:p>
-        </w:tc>
-        <w:tc>
-          <w:tcPr>
-            <w:tcW w:type="dxa" w:w="2266"/>
-            <w:tcBorders>
-              <w:top w:val="single" w:color="1A202C" w:sz="12"/>
-              <w:left w:val="none" w:color="auto" w:sz="0"/>
-              <w:bottom w:val="single" w:color="1A202C" w:sz="12"/>
-              <w:right w:val="none" w:color="auto" w:sz="0"/>
-            </w:tcBorders>
-            <w:shd w:fill="F8FAFC"/>
-            <w:tcMar>
-              <w:top w:type="dxa" w:w="140"/>
-              <w:left w:type="dxa" w:w="160"/>
-              <w:bottom w:type="dxa" w:w="140"/>
-              <w:right w:type="dxa" w:w="160"/>
-            </w:tcMar>
-          </w:tcPr>
-          <w:p>
-            <w:pPr>
-              <w:spacing w:line="240" w:lineRule="auto"/>
-              <w:jc w:val="center"/>
-            </w:pPr>
-            <w:r>
-              <w:rPr>
-                <w:rFonts w:ascii="Arial" w:cs="Arial" w:eastAsia="Arial" w:hAnsi="Arial"/>
-                <w:b/>
-                <w:bCs/>
-                <w:sz w:val="20"/>
-                <w:szCs w:val="20"/>
-              </w:rPr>
-              <w:t xml:space="preserve">Before the change</w:t>
-            </w:r>
-          </w:p>
-        </w:tc>
-        <w:tc>
-          <w:tcPr>
-            <w:tcW w:type="dxa" w:w="2996"/>
-            <w:tcBorders>
-              <w:top w:val="single" w:color="1A202C" w:sz="12"/>
-              <w:left w:val="none" w:color="auto" w:sz="0"/>
-              <w:bottom w:val="single" w:color="1A202C" w:sz="12"/>
-              <w:right w:val="none" w:color="auto" w:sz="0"/>
-            </w:tcBorders>
-            <w:shd w:fill="F8FAFC"/>
-            <w:tcMar>
-              <w:top w:type="dxa" w:w="140"/>
-              <w:left w:type="dxa" w:w="160"/>
-              <w:bottom w:type="dxa" w:w="140"/>
-              <w:right w:type="dxa" w:w="160"/>
-            </w:tcMar>
-          </w:tcPr>
-          <w:p>
-            <w:pPr>
-              <w:spacing w:line="240" w:lineRule="auto"/>
-              <w:jc w:val="center"/>
-            </w:pPr>
-            <w:r>
-              <w:rPr>
-                <w:rFonts w:ascii="Arial" w:cs="Arial" w:eastAsia="Arial" w:hAnsi="Arial"/>
-                <w:b/>
-                <w:bCs/>
-                <w:sz w:val="20"/>
-                <w:szCs w:val="20"/>
-              </w:rPr>
-              <w:t xml:space="preserve">After the change</w:t>
-            </w:r>
-          </w:p>
-        </w:tc>
-      </w:tr>
-      <w:tr>
-        <w:trPr>
-          <w:cantSplit/>
-        </w:trPr>
-        <w:tc>
-          <w:tcPr>
-            <w:tcW w:type="dxa" w:w="3378"/>
-            <w:tcBorders>
-              <w:top w:val="single" w:color="E2E8F0" w:sz="4"/>
-              <w:left w:val="none" w:color="auto" w:sz="0"/>
-              <w:bottom w:val="single" w:color="E2E8F0" w:sz="4"/>
-              <w:right w:val="none" w:color="auto" w:sz="0"/>
-            </w:tcBorders>
-            <w:tcMar>
-              <w:top w:type="dxa" w:w="120"/>
-              <w:left w:type="dxa" w:w="160"/>
-              <w:bottom w:type="dxa" w:w="120"/>
-              <w:right w:type="dxa" w:w="160"/>
-            </w:tcMar>
-          </w:tcPr>
-          <w:p>
-            <w:pPr>
-              <w:spacing w:line="240" w:lineRule="auto"/>
-              <w:jc w:val="left"/>
-            </w:pPr>
-            <w:r>
-              <w:rPr>
-                <w:rFonts w:ascii="Arial" w:cs="Arial" w:eastAsia="Arial" w:hAnsi="Arial"/>
-                <w:b w:val="false"/>
-                <w:bCs w:val="false"/>
-                <w:sz w:val="20"/>
-                <w:szCs w:val="20"/>
-              </w:rPr>
-              <w:t xml:space="preserve">The same receipt sent twice at once, live system</w:t>
-            </w:r>
-          </w:p>
-        </w:tc>
-        <w:tc>
-          <w:tcPr>
-            <w:tcW w:type="dxa" w:w="2266"/>
-            <w:tcBorders>
-              <w:top w:val="single" w:color="E2E8F0" w:sz="4"/>
-              <w:left w:val="none" w:color="auto" w:sz="0"/>
-              <w:bottom w:val="single" w:color="E2E8F0" w:sz="4"/>
-              <w:right w:val="none" w:color="auto" w:sz="0"/>
-            </w:tcBorders>
-            <w:tcMar>
-              <w:top w:type="dxa" w:w="120"/>
-              <w:left w:type="dxa" w:w="160"/>
-              <w:bottom w:type="dxa" w:w="120"/>
-              <w:right w:type="dxa" w:w="160"/>
-            </w:tcMar>
-          </w:tcPr>
-          <w:p>
-            <w:pPr>
-              <w:spacing w:line="240" w:lineRule="auto"/>
-              <w:jc w:val="left"/>
-            </w:pPr>
-            <w:r>
-              <w:rPr>
-                <w:rFonts w:ascii="Arial" w:cs="Arial" w:eastAsia="Arial" w:hAnsi="Arial"/>
-                <w:b w:val="false"/>
-                <w:bCs w:val="false"/>
-                <w:sz w:val="20"/>
-                <w:szCs w:val="20"/>
-              </w:rPr>
-              <w:t xml:space="preserve">Both saved: 2 rows</w:t>
-            </w:r>
-          </w:p>
-        </w:tc>
-        <w:tc>
-          <w:tcPr>
-            <w:tcW w:type="dxa" w:w="2996"/>
-            <w:tcBorders>
-              <w:top w:val="single" w:color="E2E8F0" w:sz="4"/>
-              <w:left w:val="none" w:color="auto" w:sz="0"/>
-              <w:bottom w:val="single" w:color="E2E8F0" w:sz="4"/>
-              <w:right w:val="none" w:color="auto" w:sz="0"/>
-            </w:tcBorders>
-            <w:tcMar>
-              <w:top w:type="dxa" w:w="120"/>
-              <w:left w:type="dxa" w:w="160"/>
-              <w:bottom w:type="dxa" w:w="120"/>
-              <w:right w:type="dxa" w:w="160"/>
-            </w:tcMar>
-          </w:tcPr>
-          <w:p>
-            <w:pPr>
-              <w:spacing w:line="240" w:lineRule="auto"/>
-              <w:jc w:val="left"/>
-            </w:pPr>
-            <w:r>
-              <w:rPr>
-                <w:rFonts w:ascii="Arial" w:cs="Arial" w:eastAsia="Arial" w:hAnsi="Arial"/>
-                <w:b w:val="false"/>
-                <w:bCs w:val="false"/>
-                <w:sz w:val="20"/>
-                <w:szCs w:val="20"/>
-              </w:rPr>
-              <w:t xml:space="preserve">1 saved, 1 refused: 1 row</w:t>
-            </w:r>
-          </w:p>
-        </w:tc>
-      </w:tr>
-      <w:tr>
-        <w:trPr>
-          <w:cantSplit/>
-        </w:trPr>
-        <w:tc>
-          <w:tcPr>
-            <w:tcW w:type="dxa" w:w="3378"/>
-            <w:tcBorders>
-              <w:top w:val="single" w:color="E2E8F0" w:sz="4"/>
-              <w:left w:val="none" w:color="auto" w:sz="0"/>
-              <w:bottom w:val="single" w:color="E2E8F0" w:sz="4"/>
-              <w:right w:val="none" w:color="auto" w:sz="0"/>
-            </w:tcBorders>
-            <w:tcMar>
-              <w:top w:type="dxa" w:w="120"/>
-              <w:left w:type="dxa" w:w="160"/>
-              <w:bottom w:type="dxa" w:w="120"/>
-              <w:right w:type="dxa" w:w="160"/>
-            </w:tcMar>
-          </w:tcPr>
-          <w:p>
-            <w:pPr>
-              <w:spacing w:line="240" w:lineRule="auto"/>
-              <w:jc w:val="left"/>
-            </w:pPr>
-            <w:r>
-              <w:rPr>
-                <w:rFonts w:ascii="Arial" w:cs="Arial" w:eastAsia="Arial" w:hAnsi="Arial"/>
-                <w:b w:val="false"/>
-                <w:bCs w:val="false"/>
-                <w:sz w:val="20"/>
-                <w:szCs w:val="20"/>
-              </w:rPr>
-              <w:t xml:space="preserve">The same receipt sent five times at once, live system</w:t>
-            </w:r>
-          </w:p>
-        </w:tc>
-        <w:tc>
-          <w:tcPr>
-            <w:tcW w:type="dxa" w:w="2266"/>
-            <w:tcBorders>
-              <w:top w:val="single" w:color="E2E8F0" w:sz="4"/>
-              <w:left w:val="none" w:color="auto" w:sz="0"/>
-              <w:bottom w:val="single" w:color="E2E8F0" w:sz="4"/>
-              <w:right w:val="none" w:color="auto" w:sz="0"/>
-            </w:tcBorders>
-            <w:tcMar>
-              <w:top w:type="dxa" w:w="120"/>
-              <w:left w:type="dxa" w:w="160"/>
-              <w:bottom w:type="dxa" w:w="120"/>
-              <w:right w:type="dxa" w:w="160"/>
-            </w:tcMar>
-          </w:tcPr>
-          <w:p>
-            <w:pPr>
-              <w:spacing w:line="240" w:lineRule="auto"/>
-              <w:jc w:val="left"/>
-            </w:pPr>
-            <w:r>
-              <w:rPr>
-                <w:rFonts w:ascii="Arial" w:cs="Arial" w:eastAsia="Arial" w:hAnsi="Arial"/>
-                <w:b w:val="false"/>
-                <w:bCs w:val="false"/>
-                <w:sz w:val="20"/>
-                <w:szCs w:val="20"/>
-              </w:rPr>
-              <w:t xml:space="preserve">All five saved: 5 rows</w:t>
-            </w:r>
-          </w:p>
-        </w:tc>
-        <w:tc>
-          <w:tcPr>
-            <w:tcW w:type="dxa" w:w="2996"/>
-            <w:tcBorders>
-              <w:top w:val="single" w:color="E2E8F0" w:sz="4"/>
-              <w:left w:val="none" w:color="auto" w:sz="0"/>
-              <w:bottom w:val="single" w:color="E2E8F0" w:sz="4"/>
-              <w:right w:val="none" w:color="auto" w:sz="0"/>
-            </w:tcBorders>
-            <w:tcMar>
-              <w:top w:type="dxa" w:w="120"/>
-              <w:left w:type="dxa" w:w="160"/>
-              <w:bottom w:type="dxa" w:w="120"/>
-              <w:right w:type="dxa" w:w="160"/>
-            </w:tcMar>
-          </w:tcPr>
-          <w:p>
-            <w:pPr>
-              <w:spacing w:line="240" w:lineRule="auto"/>
-              <w:jc w:val="left"/>
-            </w:pPr>
-            <w:r>
-              <w:rPr>
-                <w:rFonts w:ascii="Arial" w:cs="Arial" w:eastAsia="Arial" w:hAnsi="Arial"/>
-                <w:b w:val="false"/>
-                <w:bCs w:val="false"/>
-                <w:sz w:val="20"/>
-                <w:szCs w:val="20"/>
-              </w:rPr>
-              <w:t xml:space="preserve">1 saved, 4 refused: 1 row</w:t>
-            </w:r>
-          </w:p>
-        </w:tc>
-      </w:tr>
-      <w:tr>
-        <w:trPr>
-          <w:cantSplit/>
-        </w:trPr>
-        <w:tc>
-          <w:tcPr>
-            <w:tcW w:type="dxa" w:w="3378"/>
-            <w:tcBorders>
-              <w:top w:val="single" w:color="E2E8F0" w:sz="4"/>
-              <w:left w:val="none" w:color="auto" w:sz="0"/>
-              <w:bottom w:val="single" w:color="E2E8F0" w:sz="4"/>
-              <w:right w:val="none" w:color="auto" w:sz="0"/>
-            </w:tcBorders>
-            <w:tcMar>
-              <w:top w:type="dxa" w:w="120"/>
-              <w:left w:type="dxa" w:w="160"/>
-              <w:bottom w:type="dxa" w:w="120"/>
-              <w:right w:type="dxa" w:w="160"/>
-            </w:tcMar>
-          </w:tcPr>
-          <w:p>
-            <w:pPr>
-              <w:spacing w:line="240" w:lineRule="auto"/>
-              <w:jc w:val="left"/>
-            </w:pPr>
-            <w:r>
-              <w:rPr>
-                <w:rFonts w:ascii="Arial" w:cs="Arial" w:eastAsia="Arial" w:hAnsi="Arial"/>
-                <w:b w:val="false"/>
-                <w:bCs w:val="false"/>
-                <w:sz w:val="20"/>
-                <w:szCs w:val="20"/>
-              </w:rPr>
-              <w:t xml:space="preserve">One receipt covering three months, live system</w:t>
-            </w:r>
-          </w:p>
-        </w:tc>
-        <w:tc>
-          <w:tcPr>
-            <w:tcW w:type="dxa" w:w="2266"/>
-            <w:tcBorders>
-              <w:top w:val="single" w:color="E2E8F0" w:sz="4"/>
-              <w:left w:val="none" w:color="auto" w:sz="0"/>
-              <w:bottom w:val="single" w:color="E2E8F0" w:sz="4"/>
-              <w:right w:val="none" w:color="auto" w:sz="0"/>
-            </w:tcBorders>
-            <w:tcMar>
-              <w:top w:type="dxa" w:w="120"/>
-              <w:left w:type="dxa" w:w="160"/>
-              <w:bottom w:type="dxa" w:w="120"/>
-              <w:right w:type="dxa" w:w="160"/>
-            </w:tcMar>
-          </w:tcPr>
-          <w:p>
-            <w:pPr>
-              <w:spacing w:line="240" w:lineRule="auto"/>
-              <w:jc w:val="left"/>
-            </w:pPr>
-          </w:p>
-        </w:tc>
-        <w:tc>
-          <w:tcPr>
-            <w:tcW w:type="dxa" w:w="2996"/>
-            <w:tcBorders>
-              <w:top w:val="single" w:color="E2E8F0" w:sz="4"/>
-              <w:left w:val="none" w:color="auto" w:sz="0"/>
-              <w:bottom w:val="single" w:color="E2E8F0" w:sz="4"/>
-              <w:right w:val="none" w:color="auto" w:sz="0"/>
-            </w:tcBorders>
-            <w:tcMar>
-              <w:top w:type="dxa" w:w="120"/>
-              <w:left w:type="dxa" w:w="160"/>
-              <w:bottom w:type="dxa" w:w="120"/>
-              <w:right w:type="dxa" w:w="160"/>
-            </w:tcMar>
-          </w:tcPr>
-          <w:p>
-            <w:pPr>
-              <w:spacing w:line="240" w:lineRule="auto"/>
-              <w:jc w:val="left"/>
-            </w:pPr>
-            <w:r>
-              <w:rPr>
-                <w:rFonts w:ascii="Arial" w:cs="Arial" w:eastAsia="Arial" w:hAnsi="Arial"/>
-                <w:b w:val="false"/>
-                <w:bCs w:val="false"/>
-                <w:sz w:val="20"/>
-                <w:szCs w:val="20"/>
-              </w:rPr>
-              <w:t xml:space="preserve">Saved as 3 rows, June to August 2026, as before</w:t>
-            </w:r>
-          </w:p>
-        </w:tc>
-      </w:tr>
-      <w:tr>
-        <w:trPr>
-          <w:cantSplit/>
-        </w:trPr>
-        <w:tc>
-          <w:tcPr>
-            <w:tcW w:type="dxa" w:w="3378"/>
-            <w:tcBorders>
-              <w:top w:val="single" w:color="E2E8F0" w:sz="4"/>
-              <w:left w:val="none" w:color="auto" w:sz="0"/>
-              <w:bottom w:val="single" w:color="E2E8F0" w:sz="4"/>
-              <w:right w:val="none" w:color="auto" w:sz="0"/>
-            </w:tcBorders>
-            <w:tcMar>
-              <w:top w:type="dxa" w:w="120"/>
-              <w:left w:type="dxa" w:w="160"/>
-              <w:bottom w:type="dxa" w:w="120"/>
-              <w:right w:type="dxa" w:w="160"/>
-            </w:tcMar>
-          </w:tcPr>
-          <w:p>
-            <w:pPr>
-              <w:spacing w:line="240" w:lineRule="auto"/>
-              <w:jc w:val="left"/>
-            </w:pPr>
-            <w:r>
-              <w:rPr>
-                <w:rFonts w:ascii="Arial" w:cs="Arial" w:eastAsia="Arial" w:hAnsi="Arial"/>
-                <w:b w:val="false"/>
-                <w:bCs w:val="false"/>
-                <w:sz w:val="20"/>
-                <w:szCs w:val="20"/>
-              </w:rPr>
-              <w:t xml:space="preserve">Two GCash checkouts opened on one bill at once, payment code with a stand-in database</w:t>
-            </w:r>
-          </w:p>
-        </w:tc>
-        <w:tc>
-          <w:tcPr>
-            <w:tcW w:type="dxa" w:w="2266"/>
-            <w:tcBorders>
-              <w:top w:val="single" w:color="E2E8F0" w:sz="4"/>
-              <w:left w:val="none" w:color="auto" w:sz="0"/>
-              <w:bottom w:val="single" w:color="E2E8F0" w:sz="4"/>
-              <w:right w:val="none" w:color="auto" w:sz="0"/>
-            </w:tcBorders>
-            <w:tcMar>
-              <w:top w:type="dxa" w:w="120"/>
-              <w:left w:type="dxa" w:w="160"/>
-              <w:bottom w:type="dxa" w:w="120"/>
-              <w:right w:type="dxa" w:w="160"/>
-            </w:tcMar>
-          </w:tcPr>
-          <w:p>
-            <w:pPr>
-              <w:spacing w:line="240" w:lineRule="auto"/>
-              <w:jc w:val="left"/>
-            </w:pPr>
-            <w:r>
-              <w:rPr>
-                <w:rFonts w:ascii="Arial" w:cs="Arial" w:eastAsia="Arial" w:hAnsi="Arial"/>
-                <w:b w:val="false"/>
-                <w:bCs w:val="false"/>
-                <w:sz w:val="20"/>
-                <w:szCs w:val="20"/>
-              </w:rPr>
-              <w:t xml:space="preserve">Both opened, so both payments could be recorded</w:t>
-            </w:r>
-          </w:p>
-        </w:tc>
-        <w:tc>
-          <w:tcPr>
-            <w:tcW w:type="dxa" w:w="2996"/>
-            <w:tcBorders>
-              <w:top w:val="single" w:color="E2E8F0" w:sz="4"/>
-              <w:left w:val="none" w:color="auto" w:sz="0"/>
-              <w:bottom w:val="single" w:color="E2E8F0" w:sz="4"/>
-              <w:right w:val="none" w:color="auto" w:sz="0"/>
-            </w:tcBorders>
-            <w:tcMar>
-              <w:top w:type="dxa" w:w="120"/>
-              <w:left w:type="dxa" w:w="160"/>
-              <w:bottom w:type="dxa" w:w="120"/>
-              <w:right w:type="dxa" w:w="160"/>
-            </w:tcMar>
-          </w:tcPr>
-          <w:p>
-            <w:pPr>
-              <w:spacing w:line="240" w:lineRule="auto"/>
-              <w:jc w:val="left"/>
-            </w:pPr>
-            <w:r>
-              <w:rPr>
-                <w:rFonts w:ascii="Arial" w:cs="Arial" w:eastAsia="Arial" w:hAnsi="Arial"/>
-                <w:b w:val="false"/>
-                <w:bCs w:val="false"/>
-                <w:sz w:val="20"/>
-                <w:szCs w:val="20"/>
-              </w:rPr>
-              <w:t xml:space="preserve">1 opened, 1 refused</w:t>
-            </w:r>
-          </w:p>
-        </w:tc>
-      </w:tr>
-      <w:tr>
-        <w:trPr>
-          <w:cantSplit/>
-        </w:trPr>
-        <w:tc>
-          <w:tcPr>
-            <w:tcW w:type="dxa" w:w="3378"/>
-            <w:tcBorders>
-              <w:top w:val="single" w:color="E2E8F0" w:sz="4"/>
-              <w:left w:val="none" w:color="auto" w:sz="0"/>
-              <w:bottom w:val="single" w:color="1A202C" w:sz="12"/>
-              <w:right w:val="none" w:color="auto" w:sz="0"/>
-            </w:tcBorders>
-            <w:tcMar>
-              <w:top w:type="dxa" w:w="120"/>
-              <w:left w:type="dxa" w:w="160"/>
-              <w:bottom w:type="dxa" w:w="120"/>
-              <w:right w:type="dxa" w:w="160"/>
-            </w:tcMar>
-          </w:tcPr>
-          <w:p>
-            <w:pPr>
-              <w:spacing w:line="240" w:lineRule="auto"/>
-              <w:jc w:val="left"/>
-            </w:pPr>
-            <w:r>
-              <w:rPr>
-                <w:rFonts w:ascii="Arial" w:cs="Arial" w:eastAsia="Arial" w:hAnsi="Arial"/>
-                <w:b w:val="false"/>
-                <w:bCs w:val="false"/>
-                <w:sz w:val="20"/>
-                <w:szCs w:val="20"/>
-              </w:rPr>
-              <w:t xml:space="preserve">A checkout 16 minutes after one was abandoned</w:t>
-            </w:r>
-          </w:p>
-        </w:tc>
-        <w:tc>
-          <w:tcPr>
-            <w:tcW w:type="dxa" w:w="2266"/>
-            <w:tcBorders>
-              <w:top w:val="single" w:color="E2E8F0" w:sz="4"/>
-              <w:left w:val="none" w:color="auto" w:sz="0"/>
-              <w:bottom w:val="single" w:color="1A202C" w:sz="12"/>
-              <w:right w:val="none" w:color="auto" w:sz="0"/>
-            </w:tcBorders>
-            <w:tcMar>
-              <w:top w:type="dxa" w:w="120"/>
-              <w:left w:type="dxa" w:w="160"/>
-              <w:bottom w:type="dxa" w:w="120"/>
-              <w:right w:type="dxa" w:w="160"/>
-            </w:tcMar>
-          </w:tcPr>
-          <w:p>
-            <w:pPr>
-              <w:spacing w:line="240" w:lineRule="auto"/>
-              <w:jc w:val="left"/>
-            </w:pPr>
-          </w:p>
-        </w:tc>
-        <w:tc>
-          <w:tcPr>
-            <w:tcW w:type="dxa" w:w="2996"/>
-            <w:tcBorders>
-              <w:top w:val="single" w:color="E2E8F0" w:sz="4"/>
-              <w:left w:val="none" w:color="auto" w:sz="0"/>
-              <w:bottom w:val="single" w:color="1A202C" w:sz="12"/>
-              <w:right w:val="none" w:color="auto" w:sz="0"/>
-            </w:tcBorders>
-            <w:tcMar>
-              <w:top w:type="dxa" w:w="120"/>
-              <w:left w:type="dxa" w:w="160"/>
-              <w:bottom w:type="dxa" w:w="120"/>
-              <w:right w:type="dxa" w:w="160"/>
-            </w:tcMar>
-          </w:tcPr>
-          <w:p>
-            <w:pPr>
-              <w:spacing w:line="240" w:lineRule="auto"/>
-              <w:jc w:val="left"/>
-            </w:pPr>
-            <w:r>
-              <w:rPr>
-                <w:rFonts w:ascii="Arial" w:cs="Arial" w:eastAsia="Arial" w:hAnsi="Arial"/>
-                <w:b w:val="false"/>
-                <w:bCs w:val="false"/>
-                <w:sz w:val="20"/>
-                <w:szCs w:val="20"/>
-              </w:rPr>
-              <w:t xml:space="preserve">Opened: an abandoned checkout holds the bill for 15 minutes, not for good</w:t>
-            </w:r>
-          </w:p>
-        </w:tc>
-      </w:tr>
-    </w:tbl>
-    <w:p>
-      <w:pPr>
-        <w:spacing w:after="240" w:before="120" w:line="480" w:lineRule="auto"/>
-      </w:pPr>
     </w:p>
     <w:p>
       <w:pPr>
@@ -20762,7 +17787,7 @@
           <w:sz w:val="24"/>
           <w:szCs w:val="24"/>
         </w:rPr>
-        <w:t xml:space="preserve">Every task the tenants attempted was completed, 31 of 34 attempts without help (91 percent). Help was needed only at the start: two of the three tenants were helped through their first sign-in and one to find their unit and rent; everything else, from finding payments to reporting a repair and opening the GCash payment, was done alone in one to two minutes. The repairs they sent reached the owner at once, and she acted on them the same evening. Mia et al. (2024) name limited technical capacity as a barrier when small Philippine enterprises adopt digital tools; these results place it precisely, in the first two things a new user does. The tests that needed several tenants saving at once were not performed, because only two attended together; in the session in which the owner and two tenants used the system at the same time, every screen loaded, each tenant saw only their own unit, the owner's full year of Monthly Income opened in about three seconds, and no session affected another (Appendix M, Table M-22). On two phones the offline behavior matched Table 11A, except that the Android phone showed the "cannot tell whether it was saved" message after 60 to 80 seconds instead of 45; corrected on 1 October, it was on time when re-tested on that phone on 13 October 2026 (Table 23A).</w:t>
+        <w:t xml:space="preserve">Every task the tenants attempted was completed, 31 of 34 attempts without help (91 percent). Help was needed only at the start: two of the three tenants were helped through their first sign-in and one to find their unit and rent; everything else, from finding payments to reporting a repair and opening the GCash payment, was done alone in one to two minutes. The repairs they sent reached the owner at once, and she acted on them the same evening. Mia et al. (2024) name limited technical capacity as a barrier when small Philippine enterprises adopt digital tools; these results place it precisely, in the first two things a new user does. The tests that needed several tenants saving at once were not performed, because only two attended together; in the session in which the owner and two tenants used the system at the same time, every screen loaded, each tenant saw only their own unit, the owner's full year of Monthly Income opened in about three seconds, and no session affected another (Appendix M, Table M-22). On two phones the offline behavior matched Appendix M, Table 11A, except that the Android phone showed the "cannot tell whether it was saved" message after 60 to 80 seconds instead of 45; corrected on 1 October, it was on time when re-tested on that phone on 13 October 2026 (Table 23A).</w:t>
       </w:r>
     </w:p>
     <w:p>
@@ -22410,7 +19435,7 @@
         </w:trPr>
         <w:tc>
           <w:tcPr>
-            <w:tcW w:type="dxa" w:w="1822"/>
+            <w:tcW w:type="dxa" w:w="1808"/>
             <w:tcBorders>
               <w:top w:val="single" w:color="1A202C" w:sz="12"/>
               <w:left w:val="none" w:color="auto" w:sz="0"/>
@@ -22444,7 +19469,7 @@
         </w:tc>
         <w:tc>
           <w:tcPr>
-            <w:tcW w:type="dxa" w:w="2521"/>
+            <w:tcW w:type="dxa" w:w="2502"/>
             <w:tcBorders>
               <w:top w:val="single" w:color="1A202C" w:sz="12"/>
               <w:left w:val="none" w:color="auto" w:sz="0"/>
@@ -22478,7 +19503,7 @@
         </w:tc>
         <w:tc>
           <w:tcPr>
-            <w:tcW w:type="dxa" w:w="4297"/>
+            <w:tcW w:type="dxa" w:w="4330"/>
             <w:tcBorders>
               <w:top w:val="single" w:color="1A202C" w:sz="12"/>
               <w:left w:val="none" w:color="auto" w:sz="0"/>
@@ -22517,7 +19542,7 @@
         </w:trPr>
         <w:tc>
           <w:tcPr>
-            <w:tcW w:type="dxa" w:w="1822"/>
+            <w:tcW w:type="dxa" w:w="1808"/>
             <w:tcBorders>
               <w:top w:val="single" w:color="E2E8F0" w:sz="4"/>
               <w:left w:val="none" w:color="auto" w:sz="0"/>
@@ -22550,7 +19575,7 @@
         </w:tc>
         <w:tc>
           <w:tcPr>
-            <w:tcW w:type="dxa" w:w="2521"/>
+            <w:tcW w:type="dxa" w:w="2502"/>
             <w:tcBorders>
               <w:top w:val="single" w:color="E2E8F0" w:sz="4"/>
               <w:left w:val="none" w:color="auto" w:sz="0"/>
@@ -22583,7 +19608,7 @@
         </w:tc>
         <w:tc>
           <w:tcPr>
-            <w:tcW w:type="dxa" w:w="4297"/>
+            <w:tcW w:type="dxa" w:w="4330"/>
             <w:tcBorders>
               <w:top w:val="single" w:color="E2E8F0" w:sz="4"/>
               <w:left w:val="none" w:color="auto" w:sz="0"/>
@@ -22621,7 +19646,7 @@
         </w:trPr>
         <w:tc>
           <w:tcPr>
-            <w:tcW w:type="dxa" w:w="1822"/>
+            <w:tcW w:type="dxa" w:w="1808"/>
             <w:tcBorders>
               <w:top w:val="single" w:color="718096" w:sz="6"/>
               <w:left w:val="none" w:color="auto" w:sz="0"/>
@@ -22655,7 +19680,7 @@
         </w:tc>
         <w:tc>
           <w:tcPr>
-            <w:tcW w:type="dxa" w:w="2521"/>
+            <w:tcW w:type="dxa" w:w="2502"/>
             <w:tcBorders>
               <w:top w:val="single" w:color="718096" w:sz="6"/>
               <w:left w:val="none" w:color="auto" w:sz="0"/>
@@ -22689,7 +19714,7 @@
         </w:tc>
         <w:tc>
           <w:tcPr>
-            <w:tcW w:type="dxa" w:w="4297"/>
+            <w:tcW w:type="dxa" w:w="4330"/>
             <w:tcBorders>
               <w:top w:val="single" w:color="718096" w:sz="6"/>
               <w:left w:val="none" w:color="auto" w:sz="0"/>
@@ -22717,7 +19742,7 @@
                 <w:sz w:val="20"/>
                 <w:szCs w:val="20"/>
               </w:rPr>
-              <w:t xml:space="preserve">Measures from the tests of Section 4.3 (Table 7D); survey items assigned to sub-characteristics (Chapter 3, Table 4B); criteria: Table 13 for every mean, and for tests the course standard of at least 90 percent passed with no critical defect open</w:t>
+              <w:t xml:space="preserve">Measures from the tests of Section 4.3 (Table 7D); survey items assigned to sub-characteristics (Chapter 3, Table 4B); criteria: Chapter 3's Table 4A for every mean, and for tests the course standard of at least 90 percent passed with no critical defect open</w:t>
             </w:r>
           </w:p>
         </w:tc>
@@ -22728,7 +19753,7 @@
         </w:trPr>
         <w:tc>
           <w:tcPr>
-            <w:tcW w:type="dxa" w:w="1822"/>
+            <w:tcW w:type="dxa" w:w="1808"/>
             <w:tcBorders>
               <w:top w:val="single" w:color="E2E8F0" w:sz="4"/>
               <w:left w:val="none" w:color="auto" w:sz="0"/>
@@ -22761,7 +19786,7 @@
         </w:tc>
         <w:tc>
           <w:tcPr>
-            <w:tcW w:type="dxa" w:w="2521"/>
+            <w:tcW w:type="dxa" w:w="2502"/>
             <w:tcBorders>
               <w:top w:val="single" w:color="E2E8F0" w:sz="4"/>
               <w:left w:val="none" w:color="auto" w:sz="0"/>
@@ -22794,7 +19819,7 @@
         </w:tc>
         <w:tc>
           <w:tcPr>
-            <w:tcW w:type="dxa" w:w="4297"/>
+            <w:tcW w:type="dxa" w:w="4330"/>
             <w:tcBorders>
               <w:top w:val="single" w:color="E2E8F0" w:sz="4"/>
               <w:left w:val="none" w:color="auto" w:sz="0"/>
@@ -22832,7 +19857,7 @@
         </w:trPr>
         <w:tc>
           <w:tcPr>
-            <w:tcW w:type="dxa" w:w="1822"/>
+            <w:tcW w:type="dxa" w:w="1808"/>
             <w:tcBorders>
               <w:top w:val="single" w:color="E2E8F0" w:sz="4"/>
               <w:left w:val="none" w:color="auto" w:sz="0"/>
@@ -22865,7 +19890,7 @@
         </w:tc>
         <w:tc>
           <w:tcPr>
-            <w:tcW w:type="dxa" w:w="2521"/>
+            <w:tcW w:type="dxa" w:w="2502"/>
             <w:tcBorders>
               <w:top w:val="single" w:color="E2E8F0" w:sz="4"/>
               <w:left w:val="none" w:color="auto" w:sz="0"/>
@@ -22898,7 +19923,7 @@
         </w:tc>
         <w:tc>
           <w:tcPr>
-            <w:tcW w:type="dxa" w:w="4297"/>
+            <w:tcW w:type="dxa" w:w="4330"/>
             <w:tcBorders>
               <w:top w:val="single" w:color="E2E8F0" w:sz="4"/>
               <w:left w:val="none" w:color="auto" w:sz="0"/>
@@ -22936,7 +19961,7 @@
         </w:trPr>
         <w:tc>
           <w:tcPr>
-            <w:tcW w:type="dxa" w:w="1822"/>
+            <w:tcW w:type="dxa" w:w="1808"/>
             <w:tcBorders>
               <w:top w:val="single" w:color="E2E8F0" w:sz="4"/>
               <w:left w:val="none" w:color="auto" w:sz="0"/>
@@ -22969,7 +19994,7 @@
         </w:tc>
         <w:tc>
           <w:tcPr>
-            <w:tcW w:type="dxa" w:w="2521"/>
+            <w:tcW w:type="dxa" w:w="2502"/>
             <w:tcBorders>
               <w:top w:val="single" w:color="E2E8F0" w:sz="4"/>
               <w:left w:val="none" w:color="auto" w:sz="0"/>
@@ -23002,7 +20027,7 @@
         </w:tc>
         <w:tc>
           <w:tcPr>
-            <w:tcW w:type="dxa" w:w="4297"/>
+            <w:tcW w:type="dxa" w:w="4330"/>
             <w:tcBorders>
               <w:top w:val="single" w:color="E2E8F0" w:sz="4"/>
               <w:left w:val="none" w:color="auto" w:sz="0"/>
@@ -24967,486 +21992,8 @@
           <w:sz w:val="24"/>
           <w:szCs w:val="24"/>
         </w:rPr>
-        <w:t xml:space="preserve">Each item was rated on the five-point scale in Table 4, and means are read using Table 13. The composite of each characteristic is the mean of its group means, so that one owner is not outweighed by three tenants on functions only she uses, and the overall mean is the mean of the eight composites. Averaging every response together instead gives 4.55 rather than 4.53, with the same interpretation and ranking. Table 13A works one weighted mean in full, WM = Σ(f × w) / N.</w:t>
+        <w:t xml:space="preserve">Each item was rated on the five-point scale in Table 4, and means are read using Chapter 3's Table 4A. The composite of each characteristic is the mean of its group means, so that one owner is not outweighed by three tenants on functions only she uses, and the overall mean is the mean of the eight composites. Averaging every response together instead gives 4.55 rather than 4.53, with the same interpretation and ranking. Table 13A works one weighted mean in full, WM = Σ(f × w) / N.</w:t>
       </w:r>
-    </w:p>
-    <w:p>
-      <w:pPr>
-        <w:keepNext/>
-        <w:spacing w:after="120" w:before="360" w:line="480" w:lineRule="auto"/>
-        <w:jc w:val="left"/>
-      </w:pPr>
-      <w:r>
-        <w:rPr>
-          <w:rFonts w:ascii="Arial" w:cs="Arial" w:eastAsia="Arial" w:hAnsi="Arial"/>
-          <w:b/>
-          <w:bCs/>
-          <w:sz w:val="24"/>
-          <w:szCs w:val="24"/>
-        </w:rPr>
-        <w:t xml:space="preserve">Table 13.</w:t>
-      </w:r>
-      <w:r>
-        <w:rPr>
-          <w:rFonts w:ascii="Arial" w:cs="Arial" w:eastAsia="Arial" w:hAnsi="Arial"/>
-          <w:b/>
-          <w:bCs/>
-          <w:sz w:val="24"/>
-          <w:szCs w:val="24"/>
-        </w:rPr>
-        <w:t xml:space="preserve"> Interpretation of mean scores</w:t>
-      </w:r>
-    </w:p>
-    <w:tbl>
-      <w:tblPr>
-        <w:tblW w:type="dxa" w:w="8640"/>
-        <w:tblBorders>
-          <w:top w:val="single" w:color="auto" w:sz="4"/>
-          <w:left w:val="single" w:color="auto" w:sz="4"/>
-          <w:bottom w:val="single" w:color="auto" w:sz="4"/>
-          <w:right w:val="single" w:color="auto" w:sz="4"/>
-          <w:insideH w:val="single" w:color="auto" w:sz="4"/>
-          <w:insideV w:val="single" w:color="auto" w:sz="4"/>
-        </w:tblBorders>
-      </w:tblPr>
-      <w:tblGrid>
-        <w:gridCol w:w="100"/>
-        <w:gridCol w:w="100"/>
-      </w:tblGrid>
-      <w:tr>
-        <w:trPr>
-          <w:cantSplit/>
-          <w:tblHeader/>
-        </w:trPr>
-        <w:tc>
-          <w:tcPr>
-            <w:tcW w:type="dxa" w:w="3831"/>
-            <w:tcBorders>
-              <w:top w:val="single" w:color="1A202C" w:sz="12"/>
-              <w:left w:val="none" w:color="auto" w:sz="0"/>
-              <w:bottom w:val="single" w:color="1A202C" w:sz="12"/>
-              <w:right w:val="none" w:color="auto" w:sz="0"/>
-            </w:tcBorders>
-            <w:shd w:fill="F8FAFC"/>
-            <w:tcMar>
-              <w:top w:type="dxa" w:w="140"/>
-              <w:left w:type="dxa" w:w="160"/>
-              <w:bottom w:type="dxa" w:w="140"/>
-              <w:right w:type="dxa" w:w="160"/>
-            </w:tcMar>
-          </w:tcPr>
-          <w:p>
-            <w:pPr>
-              <w:spacing w:line="240" w:lineRule="auto"/>
-              <w:jc w:val="left"/>
-            </w:pPr>
-            <w:r>
-              <w:rPr>
-                <w:rFonts w:ascii="Arial" w:cs="Arial" w:eastAsia="Arial" w:hAnsi="Arial"/>
-                <w:b/>
-                <w:bCs/>
-                <w:sz w:val="20"/>
-                <w:szCs w:val="20"/>
-              </w:rPr>
-              <w:t xml:space="preserve">Mean score</w:t>
-            </w:r>
-          </w:p>
-        </w:tc>
-        <w:tc>
-          <w:tcPr>
-            <w:tcW w:type="dxa" w:w="4809"/>
-            <w:tcBorders>
-              <w:top w:val="single" w:color="1A202C" w:sz="12"/>
-              <w:left w:val="none" w:color="auto" w:sz="0"/>
-              <w:bottom w:val="single" w:color="1A202C" w:sz="12"/>
-              <w:right w:val="none" w:color="auto" w:sz="0"/>
-            </w:tcBorders>
-            <w:shd w:fill="F8FAFC"/>
-            <w:tcMar>
-              <w:top w:type="dxa" w:w="140"/>
-              <w:left w:type="dxa" w:w="160"/>
-              <w:bottom w:type="dxa" w:w="140"/>
-              <w:right w:type="dxa" w:w="160"/>
-            </w:tcMar>
-          </w:tcPr>
-          <w:p>
-            <w:pPr>
-              <w:spacing w:line="240" w:lineRule="auto"/>
-              <w:jc w:val="center"/>
-            </w:pPr>
-            <w:r>
-              <w:rPr>
-                <w:rFonts w:ascii="Arial" w:cs="Arial" w:eastAsia="Arial" w:hAnsi="Arial"/>
-                <w:b/>
-                <w:bCs/>
-                <w:sz w:val="20"/>
-                <w:szCs w:val="20"/>
-              </w:rPr>
-              <w:t xml:space="preserve">Verbal interpretation</w:t>
-            </w:r>
-          </w:p>
-        </w:tc>
-      </w:tr>
-      <w:tr>
-        <w:trPr>
-          <w:cantSplit/>
-        </w:trPr>
-        <w:tc>
-          <w:tcPr>
-            <w:tcW w:type="dxa" w:w="3831"/>
-            <w:tcBorders>
-              <w:top w:val="single" w:color="E2E8F0" w:sz="4"/>
-              <w:left w:val="none" w:color="auto" w:sz="0"/>
-              <w:bottom w:val="single" w:color="E2E8F0" w:sz="4"/>
-              <w:right w:val="none" w:color="auto" w:sz="0"/>
-            </w:tcBorders>
-            <w:tcMar>
-              <w:top w:type="dxa" w:w="120"/>
-              <w:left w:type="dxa" w:w="160"/>
-              <w:bottom w:type="dxa" w:w="120"/>
-              <w:right w:type="dxa" w:w="160"/>
-            </w:tcMar>
-          </w:tcPr>
-          <w:p>
-            <w:pPr>
-              <w:spacing w:line="240" w:lineRule="auto"/>
-              <w:jc w:val="left"/>
-            </w:pPr>
-            <w:r>
-              <w:rPr>
-                <w:rFonts w:ascii="Arial" w:cs="Arial" w:eastAsia="Arial" w:hAnsi="Arial"/>
-                <w:b w:val="false"/>
-                <w:bCs w:val="false"/>
-                <w:sz w:val="20"/>
-                <w:szCs w:val="20"/>
-              </w:rPr>
-              <w:t xml:space="preserve">4.21 – 5.00</w:t>
-            </w:r>
-          </w:p>
-        </w:tc>
-        <w:tc>
-          <w:tcPr>
-            <w:tcW w:type="dxa" w:w="4809"/>
-            <w:tcBorders>
-              <w:top w:val="single" w:color="E2E8F0" w:sz="4"/>
-              <w:left w:val="none" w:color="auto" w:sz="0"/>
-              <w:bottom w:val="single" w:color="E2E8F0" w:sz="4"/>
-              <w:right w:val="none" w:color="auto" w:sz="0"/>
-            </w:tcBorders>
-            <w:tcMar>
-              <w:top w:type="dxa" w:w="120"/>
-              <w:left w:type="dxa" w:w="160"/>
-              <w:bottom w:type="dxa" w:w="120"/>
-              <w:right w:type="dxa" w:w="160"/>
-            </w:tcMar>
-          </w:tcPr>
-          <w:p>
-            <w:pPr>
-              <w:spacing w:line="240" w:lineRule="auto"/>
-              <w:jc w:val="left"/>
-            </w:pPr>
-            <w:r>
-              <w:rPr>
-                <w:rFonts w:ascii="Arial" w:cs="Arial" w:eastAsia="Arial" w:hAnsi="Arial"/>
-                <w:b w:val="false"/>
-                <w:bCs w:val="false"/>
-                <w:sz w:val="20"/>
-                <w:szCs w:val="20"/>
-              </w:rPr>
-              <w:t xml:space="preserve">Very High Quality</w:t>
-            </w:r>
-          </w:p>
-        </w:tc>
-      </w:tr>
-      <w:tr>
-        <w:trPr>
-          <w:cantSplit/>
-        </w:trPr>
-        <w:tc>
-          <w:tcPr>
-            <w:tcW w:type="dxa" w:w="3831"/>
-            <w:tcBorders>
-              <w:top w:val="single" w:color="E2E8F0" w:sz="4"/>
-              <w:left w:val="none" w:color="auto" w:sz="0"/>
-              <w:bottom w:val="single" w:color="E2E8F0" w:sz="4"/>
-              <w:right w:val="none" w:color="auto" w:sz="0"/>
-            </w:tcBorders>
-            <w:tcMar>
-              <w:top w:type="dxa" w:w="120"/>
-              <w:left w:type="dxa" w:w="160"/>
-              <w:bottom w:type="dxa" w:w="120"/>
-              <w:right w:type="dxa" w:w="160"/>
-            </w:tcMar>
-          </w:tcPr>
-          <w:p>
-            <w:pPr>
-              <w:spacing w:line="240" w:lineRule="auto"/>
-              <w:jc w:val="left"/>
-            </w:pPr>
-            <w:r>
-              <w:rPr>
-                <w:rFonts w:ascii="Arial" w:cs="Arial" w:eastAsia="Arial" w:hAnsi="Arial"/>
-                <w:b w:val="false"/>
-                <w:bCs w:val="false"/>
-                <w:sz w:val="20"/>
-                <w:szCs w:val="20"/>
-              </w:rPr>
-              <w:t xml:space="preserve">3.41 – 4.20</w:t>
-            </w:r>
-          </w:p>
-        </w:tc>
-        <w:tc>
-          <w:tcPr>
-            <w:tcW w:type="dxa" w:w="4809"/>
-            <w:tcBorders>
-              <w:top w:val="single" w:color="E2E8F0" w:sz="4"/>
-              <w:left w:val="none" w:color="auto" w:sz="0"/>
-              <w:bottom w:val="single" w:color="E2E8F0" w:sz="4"/>
-              <w:right w:val="none" w:color="auto" w:sz="0"/>
-            </w:tcBorders>
-            <w:tcMar>
-              <w:top w:type="dxa" w:w="120"/>
-              <w:left w:type="dxa" w:w="160"/>
-              <w:bottom w:type="dxa" w:w="120"/>
-              <w:right w:type="dxa" w:w="160"/>
-            </w:tcMar>
-          </w:tcPr>
-          <w:p>
-            <w:pPr>
-              <w:spacing w:line="240" w:lineRule="auto"/>
-              <w:jc w:val="left"/>
-            </w:pPr>
-            <w:r>
-              <w:rPr>
-                <w:rFonts w:ascii="Arial" w:cs="Arial" w:eastAsia="Arial" w:hAnsi="Arial"/>
-                <w:b w:val="false"/>
-                <w:bCs w:val="false"/>
-                <w:sz w:val="20"/>
-                <w:szCs w:val="20"/>
-              </w:rPr>
-              <w:t xml:space="preserve">High Quality</w:t>
-            </w:r>
-          </w:p>
-        </w:tc>
-      </w:tr>
-      <w:tr>
-        <w:trPr>
-          <w:cantSplit/>
-        </w:trPr>
-        <w:tc>
-          <w:tcPr>
-            <w:tcW w:type="dxa" w:w="3831"/>
-            <w:tcBorders>
-              <w:top w:val="single" w:color="E2E8F0" w:sz="4"/>
-              <w:left w:val="none" w:color="auto" w:sz="0"/>
-              <w:bottom w:val="single" w:color="E2E8F0" w:sz="4"/>
-              <w:right w:val="none" w:color="auto" w:sz="0"/>
-            </w:tcBorders>
-            <w:tcMar>
-              <w:top w:type="dxa" w:w="120"/>
-              <w:left w:type="dxa" w:w="160"/>
-              <w:bottom w:type="dxa" w:w="120"/>
-              <w:right w:type="dxa" w:w="160"/>
-            </w:tcMar>
-          </w:tcPr>
-          <w:p>
-            <w:pPr>
-              <w:spacing w:line="240" w:lineRule="auto"/>
-              <w:jc w:val="left"/>
-            </w:pPr>
-            <w:r>
-              <w:rPr>
-                <w:rFonts w:ascii="Arial" w:cs="Arial" w:eastAsia="Arial" w:hAnsi="Arial"/>
-                <w:b w:val="false"/>
-                <w:bCs w:val="false"/>
-                <w:sz w:val="20"/>
-                <w:szCs w:val="20"/>
-              </w:rPr>
-              <w:t xml:space="preserve">2.61 – 3.40</w:t>
-            </w:r>
-          </w:p>
-        </w:tc>
-        <w:tc>
-          <w:tcPr>
-            <w:tcW w:type="dxa" w:w="4809"/>
-            <w:tcBorders>
-              <w:top w:val="single" w:color="E2E8F0" w:sz="4"/>
-              <w:left w:val="none" w:color="auto" w:sz="0"/>
-              <w:bottom w:val="single" w:color="E2E8F0" w:sz="4"/>
-              <w:right w:val="none" w:color="auto" w:sz="0"/>
-            </w:tcBorders>
-            <w:tcMar>
-              <w:top w:type="dxa" w:w="120"/>
-              <w:left w:type="dxa" w:w="160"/>
-              <w:bottom w:type="dxa" w:w="120"/>
-              <w:right w:type="dxa" w:w="160"/>
-            </w:tcMar>
-          </w:tcPr>
-          <w:p>
-            <w:pPr>
-              <w:spacing w:line="240" w:lineRule="auto"/>
-              <w:jc w:val="left"/>
-            </w:pPr>
-            <w:r>
-              <w:rPr>
-                <w:rFonts w:ascii="Arial" w:cs="Arial" w:eastAsia="Arial" w:hAnsi="Arial"/>
-                <w:b w:val="false"/>
-                <w:bCs w:val="false"/>
-                <w:sz w:val="20"/>
-                <w:szCs w:val="20"/>
-              </w:rPr>
-              <w:t xml:space="preserve">Moderate Quality</w:t>
-            </w:r>
-          </w:p>
-        </w:tc>
-      </w:tr>
-      <w:tr>
-        <w:trPr>
-          <w:cantSplit/>
-        </w:trPr>
-        <w:tc>
-          <w:tcPr>
-            <w:tcW w:type="dxa" w:w="3831"/>
-            <w:tcBorders>
-              <w:top w:val="single" w:color="E2E8F0" w:sz="4"/>
-              <w:left w:val="none" w:color="auto" w:sz="0"/>
-              <w:bottom w:val="single" w:color="E2E8F0" w:sz="4"/>
-              <w:right w:val="none" w:color="auto" w:sz="0"/>
-            </w:tcBorders>
-            <w:tcMar>
-              <w:top w:type="dxa" w:w="120"/>
-              <w:left w:type="dxa" w:w="160"/>
-              <w:bottom w:type="dxa" w:w="120"/>
-              <w:right w:type="dxa" w:w="160"/>
-            </w:tcMar>
-          </w:tcPr>
-          <w:p>
-            <w:pPr>
-              <w:spacing w:line="240" w:lineRule="auto"/>
-              <w:jc w:val="left"/>
-            </w:pPr>
-            <w:r>
-              <w:rPr>
-                <w:rFonts w:ascii="Arial" w:cs="Arial" w:eastAsia="Arial" w:hAnsi="Arial"/>
-                <w:b w:val="false"/>
-                <w:bCs w:val="false"/>
-                <w:sz w:val="20"/>
-                <w:szCs w:val="20"/>
-              </w:rPr>
-              <w:t xml:space="preserve">1.81 – 2.60</w:t>
-            </w:r>
-          </w:p>
-        </w:tc>
-        <w:tc>
-          <w:tcPr>
-            <w:tcW w:type="dxa" w:w="4809"/>
-            <w:tcBorders>
-              <w:top w:val="single" w:color="E2E8F0" w:sz="4"/>
-              <w:left w:val="none" w:color="auto" w:sz="0"/>
-              <w:bottom w:val="single" w:color="E2E8F0" w:sz="4"/>
-              <w:right w:val="none" w:color="auto" w:sz="0"/>
-            </w:tcBorders>
-            <w:tcMar>
-              <w:top w:type="dxa" w:w="120"/>
-              <w:left w:type="dxa" w:w="160"/>
-              <w:bottom w:type="dxa" w:w="120"/>
-              <w:right w:type="dxa" w:w="160"/>
-            </w:tcMar>
-          </w:tcPr>
-          <w:p>
-            <w:pPr>
-              <w:spacing w:line="240" w:lineRule="auto"/>
-              <w:jc w:val="left"/>
-            </w:pPr>
-            <w:r>
-              <w:rPr>
-                <w:rFonts w:ascii="Arial" w:cs="Arial" w:eastAsia="Arial" w:hAnsi="Arial"/>
-                <w:b w:val="false"/>
-                <w:bCs w:val="false"/>
-                <w:sz w:val="20"/>
-                <w:szCs w:val="20"/>
-              </w:rPr>
-              <w:t xml:space="preserve">Low Quality</w:t>
-            </w:r>
-          </w:p>
-        </w:tc>
-      </w:tr>
-      <w:tr>
-        <w:trPr>
-          <w:cantSplit/>
-        </w:trPr>
-        <w:tc>
-          <w:tcPr>
-            <w:tcW w:type="dxa" w:w="3831"/>
-            <w:tcBorders>
-              <w:top w:val="single" w:color="E2E8F0" w:sz="4"/>
-              <w:left w:val="none" w:color="auto" w:sz="0"/>
-              <w:bottom w:val="single" w:color="1A202C" w:sz="12"/>
-              <w:right w:val="none" w:color="auto" w:sz="0"/>
-            </w:tcBorders>
-            <w:tcMar>
-              <w:top w:type="dxa" w:w="120"/>
-              <w:left w:type="dxa" w:w="160"/>
-              <w:bottom w:type="dxa" w:w="120"/>
-              <w:right w:type="dxa" w:w="160"/>
-            </w:tcMar>
-          </w:tcPr>
-          <w:p>
-            <w:pPr>
-              <w:spacing w:line="240" w:lineRule="auto"/>
-              <w:jc w:val="left"/>
-            </w:pPr>
-            <w:r>
-              <w:rPr>
-                <w:rFonts w:ascii="Arial" w:cs="Arial" w:eastAsia="Arial" w:hAnsi="Arial"/>
-                <w:b w:val="false"/>
-                <w:bCs w:val="false"/>
-                <w:sz w:val="20"/>
-                <w:szCs w:val="20"/>
-              </w:rPr>
-              <w:t xml:space="preserve">1.00 – 1.80</w:t>
-            </w:r>
-          </w:p>
-        </w:tc>
-        <w:tc>
-          <w:tcPr>
-            <w:tcW w:type="dxa" w:w="4809"/>
-            <w:tcBorders>
-              <w:top w:val="single" w:color="E2E8F0" w:sz="4"/>
-              <w:left w:val="none" w:color="auto" w:sz="0"/>
-              <w:bottom w:val="single" w:color="1A202C" w:sz="12"/>
-              <w:right w:val="none" w:color="auto" w:sz="0"/>
-            </w:tcBorders>
-            <w:tcMar>
-              <w:top w:type="dxa" w:w="120"/>
-              <w:left w:type="dxa" w:w="160"/>
-              <w:bottom w:type="dxa" w:w="120"/>
-              <w:right w:type="dxa" w:w="160"/>
-            </w:tcMar>
-          </w:tcPr>
-          <w:p>
-            <w:pPr>
-              <w:spacing w:line="240" w:lineRule="auto"/>
-              <w:jc w:val="left"/>
-            </w:pPr>
-            <w:r>
-              <w:rPr>
-                <w:rFonts w:ascii="Arial" w:cs="Arial" w:eastAsia="Arial" w:hAnsi="Arial"/>
-                <w:b w:val="false"/>
-                <w:bCs w:val="false"/>
-                <w:sz w:val="20"/>
-                <w:szCs w:val="20"/>
-              </w:rPr>
-              <w:t xml:space="preserve">Very Low Quality</w:t>
-            </w:r>
-          </w:p>
-        </w:tc>
-      </w:tr>
-    </w:tbl>
-    <w:p>
-      <w:pPr>
-        <w:spacing w:after="240" w:before="120" w:line="480" w:lineRule="auto"/>
-      </w:pPr>
     </w:p>
     <w:p>
       <w:pPr>
@@ -26491,7 +23038,7 @@
           <w:sz w:val="24"/>
           <w:szCs w:val="24"/>
         </w:rPr>
-        <w:t xml:space="preserve">, which Table 13 reads as </w:t>
+        <w:t xml:space="preserve">, which Table 4A reads as </w:t>
       </w:r>
       <w:r>
         <w:rPr>
